--- a/Notes.docx
+++ b/Notes.docx
@@ -1295,7 +1295,7 @@
         <mc:AlternateContent>
           <mc:Choice Requires="wps">
             <w:drawing>
-              <wp:anchor distT="45720" distB="45720" distL="114300" distR="114300" simplePos="0" relativeHeight="251653632" behindDoc="0" locked="0" layoutInCell="1" allowOverlap="1" wp14:anchorId="75A37EB0" wp14:editId="73CFC769">
+              <wp:anchor distT="45720" distB="45720" distL="114300" distR="114300" simplePos="0" relativeHeight="251655680" behindDoc="0" locked="0" layoutInCell="1" allowOverlap="1" wp14:anchorId="75A37EB0" wp14:editId="73CFC769">
                 <wp:simplePos x="0" y="0"/>
                 <wp:positionH relativeFrom="column">
                   <wp:posOffset>3552825</wp:posOffset>
@@ -1428,7 +1428,7 @@
                 <v:stroke joinstyle="miter"/>
                 <v:path gradientshapeok="t" o:connecttype="rect"/>
               </v:shapetype>
-              <v:shape id="Text Box 2" o:spid="_x0000_s1026" type="#_x0000_t202" style="position:absolute;margin-left:279.75pt;margin-top:19.85pt;width:185.9pt;height:103.5pt;z-index:251653632;visibility:visible;mso-wrap-style:square;mso-width-percent:400;mso-height-percent:0;mso-wrap-distance-left:9pt;mso-wrap-distance-top:3.6pt;mso-wrap-distance-right:9pt;mso-wrap-distance-bottom:3.6pt;mso-position-horizontal:absolute;mso-position-horizontal-relative:text;mso-position-vertical:absolute;mso-position-vertical-relative:text;mso-width-percent:400;mso-height-percent:0;mso-width-relative:margin;mso-height-relative:margin;v-text-anchor:top" o:gfxdata="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">
+              <v:shape id="Text Box 2" o:spid="_x0000_s1026" type="#_x0000_t202" style="position:absolute;margin-left:279.75pt;margin-top:19.85pt;width:185.9pt;height:103.5pt;z-index:251655680;visibility:visible;mso-wrap-style:square;mso-width-percent:400;mso-height-percent:0;mso-wrap-distance-left:9pt;mso-wrap-distance-top:3.6pt;mso-wrap-distance-right:9pt;mso-wrap-distance-bottom:3.6pt;mso-position-horizontal:absolute;mso-position-horizontal-relative:text;mso-position-vertical:absolute;mso-position-vertical-relative:text;mso-width-percent:400;mso-height-percent:0;mso-width-relative:margin;mso-height-relative:margin;v-text-anchor:top" o:gfxdata="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">
                 <v:textbox>
                   <w:txbxContent>
                     <w:p>
@@ -8491,7 +8491,7 @@
         <mc:AlternateContent>
           <mc:Choice Requires="wps">
             <w:drawing>
-              <wp:anchor distT="45720" distB="45720" distL="114300" distR="114300" simplePos="0" relativeHeight="251655680" behindDoc="0" locked="0" layoutInCell="1" allowOverlap="1" wp14:anchorId="2657D710" wp14:editId="01C65E05">
+              <wp:anchor distT="45720" distB="45720" distL="114300" distR="114300" simplePos="0" relativeHeight="251657728" behindDoc="0" locked="0" layoutInCell="1" allowOverlap="1" wp14:anchorId="2657D710" wp14:editId="01C65E05">
                 <wp:simplePos x="0" y="0"/>
                 <wp:positionH relativeFrom="column">
                   <wp:posOffset>2956560</wp:posOffset>
@@ -8631,7 +8631,7 @@
           </mc:Choice>
           <mc:Fallback>
             <w:pict>
-              <v:shape w14:anchorId="2657D710" id="_x0000_s1027" type="#_x0000_t202" style="position:absolute;margin-left:232.8pt;margin-top:1.25pt;width:234.7pt;height:252.45pt;z-index:251655680;visibility:visible;mso-wrap-style:square;mso-width-percent:0;mso-height-percent:0;mso-wrap-distance-left:9pt;mso-wrap-distance-top:3.6pt;mso-wrap-distance-right:9pt;mso-wrap-distance-bottom:3.6pt;mso-position-horizontal:absolute;mso-position-horizontal-relative:text;mso-position-vertical:absolute;mso-position-vertical-relative:text;mso-width-percent:0;mso-height-percent:0;mso-width-relative:margin;mso-height-relative:margin;v-text-anchor:top" o:gfxdata="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">
+              <v:shape w14:anchorId="2657D710" id="_x0000_s1027" type="#_x0000_t202" style="position:absolute;margin-left:232.8pt;margin-top:1.25pt;width:234.7pt;height:252.45pt;z-index:251657728;visibility:visible;mso-wrap-style:square;mso-width-percent:0;mso-height-percent:0;mso-wrap-distance-left:9pt;mso-wrap-distance-top:3.6pt;mso-wrap-distance-right:9pt;mso-wrap-distance-bottom:3.6pt;mso-position-horizontal:absolute;mso-position-horizontal-relative:text;mso-position-vertical:absolute;mso-position-vertical-relative:text;mso-width-percent:0;mso-height-percent:0;mso-width-relative:margin;mso-height-relative:margin;v-text-anchor:top" o:gfxdata="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">
                 <v:textbox>
                   <w:txbxContent>
                     <w:p>
@@ -10999,10 +10999,11 @@
         <w:rPr>
           <w:b/>
           <w:bCs/>
+          <w:noProof/>
         </w:rPr>
         <w:lastRenderedPageBreak/>
         <w:drawing>
-          <wp:anchor distT="0" distB="0" distL="114300" distR="114300" simplePos="0" relativeHeight="251630080" behindDoc="0" locked="0" layoutInCell="1" allowOverlap="1" wp14:anchorId="4E9C638E" wp14:editId="20E5147B">
+          <wp:anchor distT="0" distB="0" distL="114300" distR="114300" simplePos="0" relativeHeight="251647488" behindDoc="0" locked="0" layoutInCell="1" allowOverlap="1" wp14:anchorId="4E9C638E" wp14:editId="20E5147B">
             <wp:simplePos x="0" y="0"/>
             <wp:positionH relativeFrom="column">
               <wp:posOffset>3832536</wp:posOffset>
@@ -11164,8 +11165,11 @@
         </w:rPr>
       </w:pPr>
       <w:r>
+        <w:rPr>
+          <w:noProof/>
+        </w:rPr>
         <w:drawing>
-          <wp:anchor distT="0" distB="0" distL="114300" distR="114300" simplePos="0" relativeHeight="251644416" behindDoc="0" locked="0" layoutInCell="1" allowOverlap="1" wp14:anchorId="1D721176" wp14:editId="0F4F6484">
+          <wp:anchor distT="0" distB="0" distL="114300" distR="114300" simplePos="0" relativeHeight="251648512" behindDoc="0" locked="0" layoutInCell="1" allowOverlap="1" wp14:anchorId="1D721176" wp14:editId="0F4F6484">
             <wp:simplePos x="0" y="0"/>
             <wp:positionH relativeFrom="column">
               <wp:posOffset>3919280</wp:posOffset>
@@ -11416,9 +11420,10 @@
         <w:rPr>
           <w:b/>
           <w:bCs/>
+          <w:noProof/>
         </w:rPr>
         <w:drawing>
-          <wp:anchor distT="0" distB="0" distL="114300" distR="114300" simplePos="0" relativeHeight="251650560" behindDoc="0" locked="0" layoutInCell="1" allowOverlap="1" wp14:anchorId="47C776A5" wp14:editId="0521EE79">
+          <wp:anchor distT="0" distB="0" distL="114300" distR="114300" simplePos="0" relativeHeight="251649536" behindDoc="0" locked="0" layoutInCell="1" allowOverlap="1" wp14:anchorId="47C776A5" wp14:editId="0521EE79">
             <wp:simplePos x="0" y="0"/>
             <wp:positionH relativeFrom="column">
               <wp:posOffset>3863999</wp:posOffset>
@@ -11559,8 +11564,11 @@
         <w:spacing w:after="0"/>
       </w:pPr>
       <w:r>
+        <w:rPr>
+          <w:noProof/>
+        </w:rPr>
         <w:drawing>
-          <wp:anchor distT="0" distB="0" distL="114300" distR="114300" simplePos="0" relativeHeight="251657728" behindDoc="0" locked="0" layoutInCell="1" allowOverlap="1" wp14:anchorId="3220A015" wp14:editId="321192ED">
+          <wp:anchor distT="0" distB="0" distL="114300" distR="114300" simplePos="0" relativeHeight="251656704" behindDoc="0" locked="0" layoutInCell="1" allowOverlap="1" wp14:anchorId="3220A015" wp14:editId="321192ED">
             <wp:simplePos x="0" y="0"/>
             <wp:positionH relativeFrom="column">
               <wp:posOffset>3863136</wp:posOffset>
@@ -11712,8 +11720,11 @@
         <w:spacing w:after="0"/>
       </w:pPr>
       <w:r>
+        <w:rPr>
+          <w:noProof/>
+        </w:rPr>
         <w:drawing>
-          <wp:anchor distT="0" distB="0" distL="114300" distR="114300" simplePos="0" relativeHeight="251666944" behindDoc="0" locked="0" layoutInCell="1" allowOverlap="1" wp14:anchorId="0E886B1E" wp14:editId="673E4EE9">
+          <wp:anchor distT="0" distB="0" distL="114300" distR="114300" simplePos="0" relativeHeight="251659776" behindDoc="0" locked="0" layoutInCell="1" allowOverlap="1" wp14:anchorId="0E886B1E" wp14:editId="673E4EE9">
             <wp:simplePos x="0" y="0"/>
             <wp:positionH relativeFrom="column">
               <wp:posOffset>3885577</wp:posOffset>
@@ -15651,8 +15662,11 @@
     </w:p>
     <w:p>
       <w:r>
+        <w:rPr>
+          <w:noProof/>
+        </w:rPr>
         <w:drawing>
-          <wp:anchor distT="0" distB="0" distL="114300" distR="114300" simplePos="0" relativeHeight="251675136" behindDoc="0" locked="0" layoutInCell="1" allowOverlap="1" wp14:anchorId="20D4B311" wp14:editId="5834A920">
+          <wp:anchor distT="0" distB="0" distL="114300" distR="114300" simplePos="0" relativeHeight="251662848" behindDoc="0" locked="0" layoutInCell="1" allowOverlap="1" wp14:anchorId="20D4B311" wp14:editId="5834A920">
             <wp:simplePos x="0" y="0"/>
             <wp:positionH relativeFrom="column">
               <wp:posOffset>1595887</wp:posOffset>
@@ -15702,8 +15716,11 @@
         </w:drawing>
       </w:r>
       <w:r>
+        <w:rPr>
+          <w:noProof/>
+        </w:rPr>
         <w:drawing>
-          <wp:anchor distT="0" distB="0" distL="114300" distR="114300" simplePos="0" relativeHeight="251672064" behindDoc="0" locked="0" layoutInCell="1" allowOverlap="1" wp14:anchorId="72D62470" wp14:editId="5C66360E">
+          <wp:anchor distT="0" distB="0" distL="114300" distR="114300" simplePos="0" relativeHeight="251661824" behindDoc="0" locked="0" layoutInCell="1" allowOverlap="1" wp14:anchorId="72D62470" wp14:editId="5C66360E">
             <wp:simplePos x="0" y="0"/>
             <wp:positionH relativeFrom="column">
               <wp:posOffset>-336</wp:posOffset>
@@ -15790,7 +15807,7 @@
         <mc:AlternateContent>
           <mc:Choice Requires="wps">
             <w:drawing>
-              <wp:anchor distT="45720" distB="45720" distL="114300" distR="114300" simplePos="0" relativeHeight="251687424" behindDoc="0" locked="0" layoutInCell="1" allowOverlap="1" wp14:anchorId="3ADE7364" wp14:editId="4AC3EAA4">
+              <wp:anchor distT="45720" distB="45720" distL="114300" distR="114300" simplePos="0" relativeHeight="251664896" behindDoc="0" locked="0" layoutInCell="1" allowOverlap="1" wp14:anchorId="3ADE7364" wp14:editId="4AC3EAA4">
                 <wp:simplePos x="0" y="0"/>
                 <wp:positionH relativeFrom="column">
                   <wp:posOffset>3291685</wp:posOffset>
@@ -16108,7 +16125,7 @@
           </mc:Choice>
           <mc:Fallback>
             <w:pict>
-              <v:shape w14:anchorId="3ADE7364" id="_x0000_s1028" type="#_x0000_t202" style="position:absolute;margin-left:259.2pt;margin-top:118.4pt;width:207.15pt;height:153.5pt;z-index:251687424;visibility:visible;mso-wrap-style:square;mso-width-percent:0;mso-height-percent:0;mso-wrap-distance-left:9pt;mso-wrap-distance-top:3.6pt;mso-wrap-distance-right:9pt;mso-wrap-distance-bottom:3.6pt;mso-position-horizontal:absolute;mso-position-horizontal-relative:text;mso-position-vertical:absolute;mso-position-vertical-relative:text;mso-width-percent:0;mso-height-percent:0;mso-width-relative:margin;mso-height-relative:margin;v-text-anchor:top" o:gfxdata="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">
+              <v:shape w14:anchorId="3ADE7364" id="_x0000_s1028" type="#_x0000_t202" style="position:absolute;margin-left:259.2pt;margin-top:118.4pt;width:207.15pt;height:153.5pt;z-index:251664896;visibility:visible;mso-wrap-style:square;mso-width-percent:0;mso-height-percent:0;mso-wrap-distance-left:9pt;mso-wrap-distance-top:3.6pt;mso-wrap-distance-right:9pt;mso-wrap-distance-bottom:3.6pt;mso-position-horizontal:absolute;mso-position-horizontal-relative:text;mso-position-vertical:absolute;mso-position-vertical-relative:text;mso-width-percent:0;mso-height-percent:0;mso-width-relative:margin;mso-height-relative:margin;v-text-anchor:top" o:gfxdata="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">
                 <v:textbox>
                   <w:txbxContent>
                     <w:p>
@@ -16382,7 +16399,7 @@
         <mc:AlternateContent>
           <mc:Choice Requires="wps">
             <w:drawing>
-              <wp:anchor distT="45720" distB="45720" distL="114300" distR="114300" simplePos="0" relativeHeight="251682304" behindDoc="0" locked="0" layoutInCell="1" allowOverlap="1" wp14:anchorId="4FBE6282" wp14:editId="77491BFF">
+              <wp:anchor distT="45720" distB="45720" distL="114300" distR="114300" simplePos="0" relativeHeight="251663872" behindDoc="0" locked="0" layoutInCell="1" allowOverlap="1" wp14:anchorId="4FBE6282" wp14:editId="77491BFF">
                 <wp:simplePos x="0" y="0"/>
                 <wp:positionH relativeFrom="column">
                   <wp:posOffset>-168</wp:posOffset>
@@ -16780,7 +16797,7 @@
           </mc:Choice>
           <mc:Fallback>
             <w:pict>
-              <v:shape w14:anchorId="4FBE6282" id="_x0000_s1029" type="#_x0000_t202" style="position:absolute;margin-left:0;margin-top:118.65pt;width:207.15pt;height:153.5pt;z-index:251682304;visibility:visible;mso-wrap-style:square;mso-width-percent:0;mso-height-percent:0;mso-wrap-distance-left:9pt;mso-wrap-distance-top:3.6pt;mso-wrap-distance-right:9pt;mso-wrap-distance-bottom:3.6pt;mso-position-horizontal:absolute;mso-position-horizontal-relative:text;mso-position-vertical:absolute;mso-position-vertical-relative:text;mso-width-percent:0;mso-height-percent:0;mso-width-relative:margin;mso-height-relative:margin;v-text-anchor:top" o:gfxdata="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">
+              <v:shape w14:anchorId="4FBE6282" id="_x0000_s1029" type="#_x0000_t202" style="position:absolute;margin-left:0;margin-top:118.65pt;width:207.15pt;height:153.5pt;z-index:251663872;visibility:visible;mso-wrap-style:square;mso-width-percent:0;mso-height-percent:0;mso-wrap-distance-left:9pt;mso-wrap-distance-top:3.6pt;mso-wrap-distance-right:9pt;mso-wrap-distance-bottom:3.6pt;mso-position-horizontal:absolute;mso-position-horizontal-relative:text;mso-position-vertical:absolute;mso-position-vertical-relative:text;mso-width-percent:0;mso-height-percent:0;mso-width-relative:margin;mso-height-relative:margin;v-text-anchor:top" o:gfxdata="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">
                 <v:textbox>
                   <w:txbxContent>
                     <w:p>
@@ -17381,51 +17398,19 @@
     </w:p>
     <w:p>
       <w:r>
-        <w:t xml:space="preserve">With </w:t>
-      </w:r>
-      <w:proofErr w:type="spellStart"/>
-      <w:r>
-        <w:t>modport</w:t>
-      </w:r>
-      <w:proofErr w:type="spellEnd"/>
-      <w:r>
-        <w:t xml:space="preserve"> </w:t>
-      </w:r>
-      <w:r>
-        <w:rPr>
-          <w:rFonts w:ascii="Segoe UI Emoji" w:hAnsi="Segoe UI Emoji" w:cs="Segoe UI Emoji"/>
-        </w:rPr>
-        <w:t>✅</w:t>
-      </w:r>
-    </w:p>
-    <w:p>
-      <w:pPr>
-        <w:numPr>
-          <w:ilvl w:val="0"/>
-          <w:numId w:val="25"/>
-        </w:numPr>
-      </w:pPr>
-      <w:r>
-        <w:t>Controlled access → avoids design errors</w:t>
-      </w:r>
-    </w:p>
-    <w:p>
-      <w:pPr>
-        <w:ind w:left="720"/>
-      </w:pPr>
-      <w:r>
-        <w:rPr>
-          <w:b/>
-          <w:bCs/>
+        <w:rPr>
+          <w:b/>
+          <w:bCs/>
+          <w:noProof/>
         </w:rPr>
         <w:drawing>
-          <wp:anchor distT="0" distB="0" distL="114300" distR="114300" simplePos="0" relativeHeight="251690496" behindDoc="0" locked="0" layoutInCell="1" allowOverlap="1" wp14:anchorId="285CCB12" wp14:editId="729DB75E">
+          <wp:anchor distT="0" distB="0" distL="114300" distR="114300" simplePos="0" relativeHeight="251666944" behindDoc="0" locked="0" layoutInCell="1" allowOverlap="1" wp14:anchorId="285CCB12" wp14:editId="0876E384">
             <wp:simplePos x="0" y="0"/>
             <wp:positionH relativeFrom="column">
-              <wp:posOffset>3321170</wp:posOffset>
+              <wp:posOffset>3760470</wp:posOffset>
             </wp:positionH>
             <wp:positionV relativeFrom="paragraph">
-              <wp:posOffset>12664</wp:posOffset>
+              <wp:posOffset>119764</wp:posOffset>
             </wp:positionV>
             <wp:extent cx="2191056" cy="2248214"/>
             <wp:effectExtent l="0" t="0" r="0" b="0"/>
@@ -17469,16 +17454,49 @@
         </w:drawing>
       </w:r>
       <w:r>
+        <w:t xml:space="preserve">With </w:t>
+      </w:r>
+      <w:proofErr w:type="spellStart"/>
+      <w:r>
+        <w:t>modport</w:t>
+      </w:r>
+      <w:proofErr w:type="spellEnd"/>
+      <w:r>
+        <w:t xml:space="preserve"> </w:t>
+      </w:r>
+      <w:r>
+        <w:rPr>
+          <w:rFonts w:ascii="Segoe UI Emoji" w:hAnsi="Segoe UI Emoji" w:cs="Segoe UI Emoji"/>
+        </w:rPr>
+        <w:t>✅</w:t>
+      </w:r>
+    </w:p>
+    <w:p>
+      <w:pPr>
+        <w:numPr>
+          <w:ilvl w:val="0"/>
+          <w:numId w:val="25"/>
+        </w:numPr>
+      </w:pPr>
+      <w:r>
+        <w:t>Controlled access → avoids design errors</w:t>
+      </w:r>
+    </w:p>
+    <w:p>
+      <w:r>
+        <w:rPr>
+          <w:noProof/>
+        </w:rPr>
         <w:drawing>
-          <wp:anchor distT="0" distB="0" distL="114300" distR="114300" simplePos="0" relativeHeight="251689472" behindDoc="0" locked="0" layoutInCell="1" allowOverlap="1" wp14:anchorId="09AA39AF" wp14:editId="590D69B9">
+          <wp:anchor distT="0" distB="0" distL="114300" distR="114300" simplePos="0" relativeHeight="251665920" behindDoc="0" locked="0" layoutInCell="1" allowOverlap="1" wp14:anchorId="09AA39AF" wp14:editId="52D69FD1">
             <wp:simplePos x="0" y="0"/>
             <wp:positionH relativeFrom="column">
-              <wp:posOffset>8626</wp:posOffset>
+              <wp:posOffset>-372</wp:posOffset>
             </wp:positionH>
             <wp:positionV relativeFrom="paragraph">
-              <wp:posOffset>12616</wp:posOffset>
+              <wp:posOffset>12461</wp:posOffset>
             </wp:positionV>
-            <wp:extent cx="2958861" cy="1676400"/>
+            <wp:extent cx="2958465" cy="1676400"/>
             <wp:effectExtent l="0" t="0" r="0" b="0"/>
             <wp:wrapNone/>
             <wp:docPr id="1081774738" name="Picture 1"/>
@@ -17507,7 +17525,7 @@
                   <pic:spPr>
                     <a:xfrm>
                       <a:off x="0" y="0"/>
-                      <a:ext cx="2959568" cy="1676800"/>
+                      <a:ext cx="2958465" cy="1676400"/>
                     </a:xfrm>
                     <a:prstGeom prst="rect">
                       <a:avLst/>
@@ -17525,10 +17543,5692 @@
     </w:p>
     <w:p>
       <w:pPr>
+        <w:ind w:left="720"/>
+      </w:pPr>
+    </w:p>
+    <w:p>
+      <w:pPr>
+        <w:ind w:left="720"/>
+      </w:pPr>
+    </w:p>
+    <w:p>
+      <w:pPr>
+        <w:ind w:left="720"/>
+      </w:pPr>
+    </w:p>
+    <w:p>
+      <w:pPr>
+        <w:ind w:left="720"/>
+      </w:pPr>
+    </w:p>
+    <w:p>
+      <w:pPr>
         <w:ind w:firstLine="720"/>
         <w:rPr>
           <w:b/>
           <w:bCs/>
+        </w:rPr>
+      </w:pPr>
+    </w:p>
+    <w:tbl>
+      <w:tblPr>
+        <w:tblW w:w="9775" w:type="dxa"/>
+        <w:tblCellSpacing w:w="15" w:type="dxa"/>
+        <w:tblBorders>
+          <w:top w:val="single" w:sz="4" w:space="0" w:color="auto"/>
+          <w:left w:val="single" w:sz="4" w:space="0" w:color="auto"/>
+          <w:bottom w:val="single" w:sz="4" w:space="0" w:color="auto"/>
+          <w:right w:val="single" w:sz="4" w:space="0" w:color="auto"/>
+          <w:insideH w:val="single" w:sz="4" w:space="0" w:color="auto"/>
+          <w:insideV w:val="single" w:sz="4" w:space="0" w:color="auto"/>
+        </w:tblBorders>
+        <w:tblCellMar>
+          <w:top w:w="15" w:type="dxa"/>
+          <w:left w:w="15" w:type="dxa"/>
+          <w:bottom w:w="15" w:type="dxa"/>
+          <w:right w:w="15" w:type="dxa"/>
+        </w:tblCellMar>
+        <w:tblLook w:val="04A0" w:firstRow="1" w:lastRow="0" w:firstColumn="1" w:lastColumn="0" w:noHBand="0" w:noVBand="1"/>
+      </w:tblPr>
+      <w:tblGrid>
+        <w:gridCol w:w="1945"/>
+        <w:gridCol w:w="4230"/>
+        <w:gridCol w:w="3600"/>
+      </w:tblGrid>
+      <w:tr>
+        <w:trPr>
+          <w:tblHeader/>
+          <w:tblCellSpacing w:w="15" w:type="dxa"/>
+        </w:trPr>
+        <w:tc>
+          <w:tcPr>
+            <w:tcW w:w="1900" w:type="dxa"/>
+            <w:vAlign w:val="center"/>
+            <w:hideMark/>
+          </w:tcPr>
+          <w:p>
+            <w:pPr>
+              <w:spacing w:line="240" w:lineRule="auto"/>
+              <w:ind w:firstLine="720"/>
+              <w:jc w:val="both"/>
+              <w:rPr>
+                <w:b/>
+                <w:bCs/>
+              </w:rPr>
+            </w:pPr>
+            <w:r>
+              <w:rPr>
+                <w:b/>
+                <w:bCs/>
+              </w:rPr>
+              <w:t>Feature</w:t>
+            </w:r>
+          </w:p>
+        </w:tc>
+        <w:tc>
+          <w:tcPr>
+            <w:tcW w:w="4200" w:type="dxa"/>
+            <w:vAlign w:val="center"/>
+            <w:hideMark/>
+          </w:tcPr>
+          <w:p>
+            <w:pPr>
+              <w:spacing w:line="240" w:lineRule="auto"/>
+              <w:ind w:firstLine="720"/>
+              <w:jc w:val="both"/>
+              <w:rPr>
+                <w:b/>
+                <w:bCs/>
+              </w:rPr>
+            </w:pPr>
+            <w:r>
+              <w:rPr>
+                <w:b/>
+                <w:bCs/>
+              </w:rPr>
+              <w:t>Description</w:t>
+            </w:r>
+          </w:p>
+        </w:tc>
+        <w:tc>
+          <w:tcPr>
+            <w:tcW w:w="3555" w:type="dxa"/>
+            <w:vAlign w:val="center"/>
+            <w:hideMark/>
+          </w:tcPr>
+          <w:p>
+            <w:pPr>
+              <w:spacing w:line="240" w:lineRule="auto"/>
+              <w:ind w:firstLine="720"/>
+              <w:jc w:val="both"/>
+              <w:rPr>
+                <w:b/>
+                <w:bCs/>
+              </w:rPr>
+            </w:pPr>
+            <w:r>
+              <w:rPr>
+                <w:b/>
+                <w:bCs/>
+              </w:rPr>
+              <w:t>Example</w:t>
+            </w:r>
+          </w:p>
+        </w:tc>
+      </w:tr>
+      <w:tr>
+        <w:trPr>
+          <w:tblCellSpacing w:w="15" w:type="dxa"/>
+        </w:trPr>
+        <w:tc>
+          <w:tcPr>
+            <w:tcW w:w="1900" w:type="dxa"/>
+            <w:vAlign w:val="center"/>
+            <w:hideMark/>
+          </w:tcPr>
+          <w:p>
+            <w:pPr>
+              <w:spacing w:line="240" w:lineRule="auto"/>
+              <w:ind w:firstLine="720"/>
+              <w:jc w:val="both"/>
+              <w:rPr>
+                <w:b/>
+                <w:bCs/>
+              </w:rPr>
+            </w:pPr>
+            <w:proofErr w:type="spellStart"/>
+            <w:r>
+              <w:rPr>
+                <w:b/>
+                <w:bCs/>
+              </w:rPr>
+              <w:t>Modport</w:t>
+            </w:r>
+            <w:proofErr w:type="spellEnd"/>
+          </w:p>
+        </w:tc>
+        <w:tc>
+          <w:tcPr>
+            <w:tcW w:w="4200" w:type="dxa"/>
+            <w:vAlign w:val="center"/>
+            <w:hideMark/>
+          </w:tcPr>
+          <w:p>
+            <w:pPr>
+              <w:spacing w:line="240" w:lineRule="auto"/>
+              <w:ind w:firstLine="720"/>
+              <w:jc w:val="both"/>
+              <w:rPr>
+                <w:b/>
+                <w:bCs/>
+              </w:rPr>
+            </w:pPr>
+            <w:r>
+              <w:rPr>
+                <w:b/>
+                <w:bCs/>
+              </w:rPr>
+              <w:t>Defines access rules</w:t>
+            </w:r>
+          </w:p>
+        </w:tc>
+        <w:tc>
+          <w:tcPr>
+            <w:tcW w:w="3555" w:type="dxa"/>
+            <w:vAlign w:val="center"/>
+            <w:hideMark/>
+          </w:tcPr>
+          <w:p>
+            <w:pPr>
+              <w:spacing w:line="240" w:lineRule="auto"/>
+              <w:ind w:firstLine="720"/>
+              <w:jc w:val="both"/>
+              <w:rPr>
+                <w:b/>
+                <w:bCs/>
+              </w:rPr>
+            </w:pPr>
+            <w:proofErr w:type="spellStart"/>
+            <w:r>
+              <w:rPr>
+                <w:b/>
+                <w:bCs/>
+              </w:rPr>
+              <w:t>modport</w:t>
+            </w:r>
+            <w:proofErr w:type="spellEnd"/>
+            <w:r>
+              <w:rPr>
+                <w:b/>
+                <w:bCs/>
+              </w:rPr>
+              <w:t xml:space="preserve"> DUT(...)</w:t>
+            </w:r>
+          </w:p>
+        </w:tc>
+      </w:tr>
+      <w:tr>
+        <w:trPr>
+          <w:trHeight w:val="617"/>
+          <w:tblCellSpacing w:w="15" w:type="dxa"/>
+        </w:trPr>
+        <w:tc>
+          <w:tcPr>
+            <w:tcW w:w="1900" w:type="dxa"/>
+            <w:vAlign w:val="center"/>
+            <w:hideMark/>
+          </w:tcPr>
+          <w:p>
+            <w:pPr>
+              <w:spacing w:line="240" w:lineRule="auto"/>
+              <w:ind w:firstLine="720"/>
+              <w:jc w:val="both"/>
+              <w:rPr>
+                <w:b/>
+                <w:bCs/>
+              </w:rPr>
+            </w:pPr>
+            <w:r>
+              <w:rPr>
+                <w:b/>
+                <w:bCs/>
+              </w:rPr>
+              <w:t>Direction</w:t>
+            </w:r>
+          </w:p>
+        </w:tc>
+        <w:tc>
+          <w:tcPr>
+            <w:tcW w:w="4200" w:type="dxa"/>
+            <w:vAlign w:val="center"/>
+            <w:hideMark/>
+          </w:tcPr>
+          <w:p>
+            <w:pPr>
+              <w:spacing w:line="240" w:lineRule="auto"/>
+              <w:ind w:firstLine="720"/>
+              <w:jc w:val="both"/>
+              <w:rPr>
+                <w:b/>
+                <w:bCs/>
+              </w:rPr>
+            </w:pPr>
+            <w:r>
+              <w:rPr>
+                <w:b/>
+                <w:bCs/>
+              </w:rPr>
+              <w:t>Controls read/write</w:t>
+            </w:r>
+          </w:p>
+        </w:tc>
+        <w:tc>
+          <w:tcPr>
+            <w:tcW w:w="3555" w:type="dxa"/>
+            <w:vAlign w:val="center"/>
+            <w:hideMark/>
+          </w:tcPr>
+          <w:p>
+            <w:pPr>
+              <w:spacing w:line="240" w:lineRule="auto"/>
+              <w:ind w:firstLine="720"/>
+              <w:jc w:val="both"/>
+              <w:rPr>
+                <w:b/>
+                <w:bCs/>
+              </w:rPr>
+            </w:pPr>
+            <w:r>
+              <w:rPr>
+                <w:b/>
+                <w:bCs/>
+              </w:rPr>
+              <w:t>input, output</w:t>
+            </w:r>
+          </w:p>
+        </w:tc>
+      </w:tr>
+      <w:tr>
+        <w:trPr>
+          <w:tblCellSpacing w:w="15" w:type="dxa"/>
+        </w:trPr>
+        <w:tc>
+          <w:tcPr>
+            <w:tcW w:w="1900" w:type="dxa"/>
+            <w:vAlign w:val="center"/>
+            <w:hideMark/>
+          </w:tcPr>
+          <w:p>
+            <w:pPr>
+              <w:spacing w:line="240" w:lineRule="auto"/>
+              <w:ind w:firstLine="720"/>
+              <w:jc w:val="both"/>
+              <w:rPr>
+                <w:b/>
+                <w:bCs/>
+              </w:rPr>
+            </w:pPr>
+            <w:r>
+              <w:rPr>
+                <w:b/>
+                <w:bCs/>
+              </w:rPr>
+              <w:t>Safety</w:t>
+            </w:r>
+          </w:p>
+        </w:tc>
+        <w:tc>
+          <w:tcPr>
+            <w:tcW w:w="4200" w:type="dxa"/>
+            <w:vAlign w:val="center"/>
+            <w:hideMark/>
+          </w:tcPr>
+          <w:p>
+            <w:pPr>
+              <w:spacing w:line="240" w:lineRule="auto"/>
+              <w:ind w:firstLine="720"/>
+              <w:jc w:val="both"/>
+              <w:rPr>
+                <w:b/>
+                <w:bCs/>
+              </w:rPr>
+            </w:pPr>
+            <w:r>
+              <w:rPr>
+                <w:b/>
+                <w:bCs/>
+              </w:rPr>
+              <w:t>Prevents wrong access</w:t>
+            </w:r>
+          </w:p>
+        </w:tc>
+        <w:tc>
+          <w:tcPr>
+            <w:tcW w:w="3555" w:type="dxa"/>
+            <w:vAlign w:val="center"/>
+            <w:hideMark/>
+          </w:tcPr>
+          <w:p>
+            <w:pPr>
+              <w:spacing w:line="240" w:lineRule="auto"/>
+              <w:ind w:firstLine="720"/>
+              <w:jc w:val="both"/>
+              <w:rPr>
+                <w:b/>
+                <w:bCs/>
+              </w:rPr>
+            </w:pPr>
+            <w:r>
+              <w:rPr>
+                <w:b/>
+                <w:bCs/>
+              </w:rPr>
+              <w:t>TB can't write DUT signals</w:t>
+            </w:r>
+          </w:p>
+        </w:tc>
+      </w:tr>
+      <w:tr>
+        <w:trPr>
+          <w:tblCellSpacing w:w="15" w:type="dxa"/>
+        </w:trPr>
+        <w:tc>
+          <w:tcPr>
+            <w:tcW w:w="1900" w:type="dxa"/>
+            <w:vAlign w:val="center"/>
+            <w:hideMark/>
+          </w:tcPr>
+          <w:p>
+            <w:pPr>
+              <w:spacing w:line="240" w:lineRule="auto"/>
+              <w:ind w:firstLine="720"/>
+              <w:jc w:val="both"/>
+              <w:rPr>
+                <w:b/>
+                <w:bCs/>
+              </w:rPr>
+            </w:pPr>
+            <w:r>
+              <w:rPr>
+                <w:b/>
+                <w:bCs/>
+              </w:rPr>
+              <w:t>Usage</w:t>
+            </w:r>
+          </w:p>
+        </w:tc>
+        <w:tc>
+          <w:tcPr>
+            <w:tcW w:w="4200" w:type="dxa"/>
+            <w:vAlign w:val="center"/>
+            <w:hideMark/>
+          </w:tcPr>
+          <w:p>
+            <w:pPr>
+              <w:spacing w:line="240" w:lineRule="auto"/>
+              <w:ind w:firstLine="720"/>
+              <w:jc w:val="both"/>
+              <w:rPr>
+                <w:b/>
+                <w:bCs/>
+              </w:rPr>
+            </w:pPr>
+            <w:r>
+              <w:rPr>
+                <w:b/>
+                <w:bCs/>
+              </w:rPr>
+              <w:t>Used in module port list</w:t>
+            </w:r>
+          </w:p>
+        </w:tc>
+        <w:tc>
+          <w:tcPr>
+            <w:tcW w:w="3555" w:type="dxa"/>
+            <w:vAlign w:val="center"/>
+            <w:hideMark/>
+          </w:tcPr>
+          <w:p>
+            <w:pPr>
+              <w:spacing w:line="240" w:lineRule="auto"/>
+              <w:ind w:firstLine="720"/>
+              <w:jc w:val="both"/>
+              <w:rPr>
+                <w:b/>
+                <w:bCs/>
+              </w:rPr>
+            </w:pPr>
+            <w:proofErr w:type="spellStart"/>
+            <w:r>
+              <w:rPr>
+                <w:b/>
+                <w:bCs/>
+              </w:rPr>
+              <w:t>my_if.DUT</w:t>
+            </w:r>
+            <w:proofErr w:type="spellEnd"/>
+            <w:r>
+              <w:rPr>
+                <w:b/>
+                <w:bCs/>
+              </w:rPr>
+              <w:t xml:space="preserve"> </w:t>
+            </w:r>
+            <w:proofErr w:type="spellStart"/>
+            <w:r>
+              <w:rPr>
+                <w:b/>
+                <w:bCs/>
+              </w:rPr>
+              <w:t>intf</w:t>
+            </w:r>
+            <w:proofErr w:type="spellEnd"/>
+          </w:p>
+        </w:tc>
+      </w:tr>
+    </w:tbl>
+    <w:p>
+      <w:pPr>
+        <w:ind w:firstLine="720"/>
+        <w:rPr>
+          <w:b/>
+          <w:bCs/>
+        </w:rPr>
+      </w:pPr>
+    </w:p>
+    <w:p>
+      <w:pPr>
+        <w:ind w:firstLine="720"/>
+        <w:rPr>
+          <w:b/>
+          <w:bCs/>
+        </w:rPr>
+      </w:pPr>
+    </w:p>
+    <w:p>
+      <w:pPr>
+        <w:ind w:firstLine="720"/>
+        <w:jc w:val="center"/>
+        <w:rPr>
+          <w:b/>
+          <w:bCs/>
+          <w:sz w:val="44"/>
+          <w:szCs w:val="44"/>
+          <w:u w:val="single"/>
+        </w:rPr>
+      </w:pPr>
+      <w:r>
+        <w:rPr>
+          <w:b/>
+          <w:bCs/>
+          <w:sz w:val="44"/>
+          <w:szCs w:val="44"/>
+          <w:u w:val="single"/>
+        </w:rPr>
+        <w:lastRenderedPageBreak/>
+        <w:t>Clocking Block</w:t>
+      </w:r>
+    </w:p>
+    <w:p>
+      <w:pPr>
+        <w:spacing w:after="0" w:line="240" w:lineRule="auto"/>
+        <w:ind w:firstLine="720"/>
+        <w:rPr>
+          <w:b/>
+          <w:bCs/>
+          <w:u w:val="single"/>
+        </w:rPr>
+      </w:pPr>
+      <w:r>
+        <w:rPr>
+          <w:b/>
+          <w:bCs/>
+          <w:u w:val="single"/>
+        </w:rPr>
+        <w:t>Definition</w:t>
+      </w:r>
+    </w:p>
+    <w:p>
+      <w:pPr>
+        <w:numPr>
+          <w:ilvl w:val="0"/>
+          <w:numId w:val="27"/>
+        </w:numPr>
+        <w:spacing w:after="0" w:line="240" w:lineRule="auto"/>
+      </w:pPr>
+      <w:r>
+        <w:rPr>
+          <w:b/>
+          <w:bCs/>
+          <w:noProof/>
+        </w:rPr>
+        <w:drawing>
+          <wp:anchor distT="0" distB="0" distL="114300" distR="114300" simplePos="0" relativeHeight="251651584" behindDoc="0" locked="0" layoutInCell="1" allowOverlap="1" wp14:anchorId="7560090C" wp14:editId="307E1EBB">
+            <wp:simplePos x="0" y="0"/>
+            <wp:positionH relativeFrom="column">
+              <wp:posOffset>4364966</wp:posOffset>
+            </wp:positionH>
+            <wp:positionV relativeFrom="paragraph">
+              <wp:posOffset>9130</wp:posOffset>
+            </wp:positionV>
+            <wp:extent cx="2279710" cy="1295400"/>
+            <wp:effectExtent l="0" t="0" r="6350" b="0"/>
+            <wp:wrapNone/>
+            <wp:docPr id="1245056985" name="Picture 1"/>
+            <wp:cNvGraphicFramePr>
+              <a:graphicFrameLocks xmlns:a="http://schemas.openxmlformats.org/drawingml/2006/main" noChangeAspect="1"/>
+            </wp:cNvGraphicFramePr>
+            <a:graphic xmlns:a="http://schemas.openxmlformats.org/drawingml/2006/main">
+              <a:graphicData uri="http://schemas.openxmlformats.org/drawingml/2006/picture">
+                <pic:pic xmlns:pic="http://schemas.openxmlformats.org/drawingml/2006/picture">
+                  <pic:nvPicPr>
+                    <pic:cNvPr id="1245056985" name=""/>
+                    <pic:cNvPicPr/>
+                  </pic:nvPicPr>
+                  <pic:blipFill>
+                    <a:blip r:embed="rId15">
+                      <a:extLst>
+                        <a:ext uri="{28A0092B-C50C-407E-A947-70E740481C1C}">
+                          <a14:useLocalDpi xmlns:a14="http://schemas.microsoft.com/office/drawing/2010/main" val="0"/>
+                        </a:ext>
+                      </a:extLst>
+                    </a:blip>
+                    <a:stretch>
+                      <a:fillRect/>
+                    </a:stretch>
+                  </pic:blipFill>
+                  <pic:spPr>
+                    <a:xfrm>
+                      <a:off x="0" y="0"/>
+                      <a:ext cx="2286420" cy="1299213"/>
+                    </a:xfrm>
+                    <a:prstGeom prst="rect">
+                      <a:avLst/>
+                    </a:prstGeom>
+                  </pic:spPr>
+                </pic:pic>
+              </a:graphicData>
+            </a:graphic>
+            <wp14:sizeRelH relativeFrom="margin">
+              <wp14:pctWidth>0</wp14:pctWidth>
+            </wp14:sizeRelH>
+          </wp:anchor>
+        </w:drawing>
+      </w:r>
+      <w:r>
+        <w:t xml:space="preserve">A clocking block is used to: </w:t>
+      </w:r>
+    </w:p>
+    <w:p>
+      <w:pPr>
+        <w:numPr>
+          <w:ilvl w:val="1"/>
+          <w:numId w:val="27"/>
+        </w:numPr>
+        <w:spacing w:after="0" w:line="240" w:lineRule="auto"/>
+      </w:pPr>
+      <w:r>
+        <w:t xml:space="preserve">Synchronize testbench signals with a clock </w:t>
+      </w:r>
+    </w:p>
+    <w:p>
+      <w:pPr>
+        <w:numPr>
+          <w:ilvl w:val="1"/>
+          <w:numId w:val="27"/>
+        </w:numPr>
+        <w:spacing w:after="0" w:line="240" w:lineRule="auto"/>
+      </w:pPr>
+      <w:r>
+        <w:t>Control when signals are sampled and driven</w:t>
+      </w:r>
+      <w:r>
+        <w:t xml:space="preserve"> at same time</w:t>
+      </w:r>
+    </w:p>
+    <w:p>
+      <w:pPr>
+        <w:spacing w:after="0" w:line="240" w:lineRule="auto"/>
+        <w:ind w:left="1440"/>
+      </w:pPr>
+    </w:p>
+    <w:p>
+      <w:pPr>
+        <w:spacing w:after="0" w:line="240" w:lineRule="auto"/>
+        <w:ind w:left="360"/>
+        <w:rPr>
+          <w:b/>
+          <w:bCs/>
+        </w:rPr>
+      </w:pPr>
+      <w:r>
+        <w:rPr>
+          <w:b/>
+          <w:bCs/>
+        </w:rPr>
+        <w:t>Why we need it</w:t>
+      </w:r>
+    </w:p>
+    <w:p>
+      <w:pPr>
+        <w:numPr>
+          <w:ilvl w:val="0"/>
+          <w:numId w:val="28"/>
+        </w:numPr>
+        <w:spacing w:after="0" w:line="240" w:lineRule="auto"/>
+      </w:pPr>
+      <w:r>
+        <w:t xml:space="preserve">DUT and Testbench run </w:t>
+      </w:r>
+      <w:r>
+        <w:rPr>
+          <w:b/>
+          <w:bCs/>
+        </w:rPr>
+        <w:t>in parallel</w:t>
+      </w:r>
+      <w:r>
+        <w:t xml:space="preserve"> </w:t>
+      </w:r>
+    </w:p>
+    <w:p>
+      <w:pPr>
+        <w:numPr>
+          <w:ilvl w:val="0"/>
+          <w:numId w:val="28"/>
+        </w:numPr>
+        <w:spacing w:after="0" w:line="240" w:lineRule="auto"/>
+      </w:pPr>
+      <w:r>
+        <w:t xml:space="preserve">At clock edge: </w:t>
+      </w:r>
+    </w:p>
+    <w:p>
+      <w:pPr>
+        <w:numPr>
+          <w:ilvl w:val="1"/>
+          <w:numId w:val="28"/>
+        </w:numPr>
+        <w:spacing w:after="0" w:line="240" w:lineRule="auto"/>
+      </w:pPr>
+      <w:r>
+        <w:t xml:space="preserve">Both may read/write signals </w:t>
+      </w:r>
+    </w:p>
+    <w:p>
+      <w:pPr>
+        <w:numPr>
+          <w:ilvl w:val="0"/>
+          <w:numId w:val="28"/>
+        </w:numPr>
+        <w:spacing w:after="0" w:line="240" w:lineRule="auto"/>
+      </w:pPr>
+      <w:r>
+        <w:t xml:space="preserve">This causes </w:t>
+      </w:r>
+      <w:r>
+        <w:rPr>
+          <w:rFonts w:ascii="Segoe UI Emoji" w:hAnsi="Segoe UI Emoji" w:cs="Segoe UI Emoji"/>
+        </w:rPr>
+        <w:t>❌</w:t>
+      </w:r>
+      <w:r>
+        <w:t xml:space="preserve"> </w:t>
+      </w:r>
+      <w:r>
+        <w:rPr>
+          <w:b/>
+          <w:bCs/>
+        </w:rPr>
+        <w:t>race conditions</w:t>
+      </w:r>
+      <w:r>
+        <w:t xml:space="preserve"> </w:t>
+      </w:r>
+    </w:p>
+    <w:p>
+      <w:pPr>
+        <w:spacing w:after="0" w:line="240" w:lineRule="auto"/>
+        <w:ind w:left="1440"/>
+      </w:pPr>
+      <w:r>
+        <w:rPr>
+          <w:noProof/>
+        </w:rPr>
+        <mc:AlternateContent>
+          <mc:Choice Requires="wps">
+            <w:drawing>
+              <wp:anchor distT="45720" distB="45720" distL="114300" distR="114300" simplePos="0" relativeHeight="251653632" behindDoc="0" locked="0" layoutInCell="1" allowOverlap="1" wp14:anchorId="0406DEAF" wp14:editId="4F16C578">
+                <wp:simplePos x="0" y="0"/>
+                <wp:positionH relativeFrom="column">
+                  <wp:posOffset>4051719</wp:posOffset>
+                </wp:positionH>
+                <wp:positionV relativeFrom="paragraph">
+                  <wp:posOffset>13479</wp:posOffset>
+                </wp:positionV>
+                <wp:extent cx="2360930" cy="1404620"/>
+                <wp:effectExtent l="0" t="0" r="22860" b="11430"/>
+                <wp:wrapSquare wrapText="bothSides"/>
+                <wp:docPr id="2134496707" name="Text Box 2"/>
+                <wp:cNvGraphicFramePr>
+                  <a:graphicFrameLocks xmlns:a="http://schemas.openxmlformats.org/drawingml/2006/main"/>
+                </wp:cNvGraphicFramePr>
+                <a:graphic xmlns:a="http://schemas.openxmlformats.org/drawingml/2006/main">
+                  <a:graphicData uri="http://schemas.microsoft.com/office/word/2010/wordprocessingShape">
+                    <wps:wsp>
+                      <wps:cNvSpPr txBox="1">
+                        <a:spLocks noChangeArrowheads="1"/>
+                      </wps:cNvSpPr>
+                      <wps:spPr bwMode="auto">
+                        <a:xfrm>
+                          <a:off x="0" y="0"/>
+                          <a:ext cx="2360930" cy="1404620"/>
+                        </a:xfrm>
+                        <a:prstGeom prst="rect">
+                          <a:avLst/>
+                        </a:prstGeom>
+                        <a:solidFill>
+                          <a:srgbClr val="FFFFFF"/>
+                        </a:solidFill>
+                        <a:ln w="9525">
+                          <a:solidFill>
+                            <a:srgbClr val="000000"/>
+                          </a:solidFill>
+                          <a:miter lim="800000"/>
+                          <a:headEnd/>
+                          <a:tailEnd/>
+                        </a:ln>
+                      </wps:spPr>
+                      <wps:txbx>
+                        <w:txbxContent>
+                          <w:p>
+                            <w:pPr>
+                              <w:spacing w:after="0"/>
+                              <w:rPr>
+                                <w:b/>
+                                <w:bCs/>
+                              </w:rPr>
+                            </w:pPr>
+                            <w:r>
+                              <w:rPr>
+                                <w:b/>
+                                <w:bCs/>
+                              </w:rPr>
+                              <w:t>Key Keywords</w:t>
+                            </w:r>
+                          </w:p>
+                          <w:p>
+                            <w:pPr>
+                              <w:numPr>
+                                <w:ilvl w:val="0"/>
+                                <w:numId w:val="31"/>
+                              </w:numPr>
+                              <w:spacing w:after="0"/>
+                            </w:pPr>
+                            <w:r>
+                              <w:t xml:space="preserve">clocking </w:t>
+                            </w:r>
+                            <w:proofErr w:type="spellStart"/>
+                            <w:r>
+                              <w:t>cb</w:t>
+                            </w:r>
+                            <w:proofErr w:type="spellEnd"/>
+                            <w:r>
+                              <w:t xml:space="preserve"> </w:t>
+                            </w:r>
+                            <w:proofErr w:type="gramStart"/>
+                            <w:r>
+                              <w:t>@(</w:t>
+                            </w:r>
+                            <w:proofErr w:type="gramEnd"/>
+                            <w:r>
+                              <w:t xml:space="preserve">posedge </w:t>
+                            </w:r>
+                            <w:proofErr w:type="spellStart"/>
+                            <w:r>
+                              <w:t>clk</w:t>
+                            </w:r>
+                            <w:proofErr w:type="spellEnd"/>
+                            <w:r>
+                              <w:t xml:space="preserve">) → bind to clock edge </w:t>
+                            </w:r>
+                          </w:p>
+                          <w:p>
+                            <w:pPr>
+                              <w:numPr>
+                                <w:ilvl w:val="0"/>
+                                <w:numId w:val="31"/>
+                              </w:numPr>
+                              <w:spacing w:after="0"/>
+                            </w:pPr>
+                            <w:r>
+                              <w:t xml:space="preserve">input → signals coming </w:t>
+                            </w:r>
+                            <w:r>
+                              <w:rPr>
+                                <w:b/>
+                                <w:bCs/>
+                              </w:rPr>
+                              <w:t>from DUT</w:t>
+                            </w:r>
+                            <w:r>
+                              <w:t xml:space="preserve"> </w:t>
+                            </w:r>
+                          </w:p>
+                          <w:p>
+                            <w:pPr>
+                              <w:numPr>
+                                <w:ilvl w:val="0"/>
+                                <w:numId w:val="31"/>
+                              </w:numPr>
+                              <w:spacing w:after="0"/>
+                            </w:pPr>
+                            <w:r>
+                              <w:t xml:space="preserve">output → signals going </w:t>
+                            </w:r>
+                            <w:r>
+                              <w:rPr>
+                                <w:b/>
+                                <w:bCs/>
+                              </w:rPr>
+                              <w:t>to DUT</w:t>
+                            </w:r>
+                            <w:r>
+                              <w:t xml:space="preserve"> </w:t>
+                            </w:r>
+                          </w:p>
+                          <w:p>
+                            <w:pPr>
+                              <w:numPr>
+                                <w:ilvl w:val="0"/>
+                                <w:numId w:val="31"/>
+                              </w:numPr>
+                              <w:spacing w:after="0"/>
+                            </w:pPr>
+                            <w:r>
+                              <w:t xml:space="preserve">#1step → very small delay (after DUT update) </w:t>
+                            </w:r>
+                          </w:p>
+                          <w:p>
+                            <w:pPr>
+                              <w:numPr>
+                                <w:ilvl w:val="0"/>
+                                <w:numId w:val="31"/>
+                              </w:numPr>
+                              <w:spacing w:after="0"/>
+                            </w:pPr>
+                            <w:r>
+                              <w:t>#1 → delay for safe driving</w:t>
+                            </w:r>
+                          </w:p>
+                        </w:txbxContent>
+                      </wps:txbx>
+                      <wps:bodyPr rot="0" vert="horz" wrap="square" lIns="91440" tIns="45720" rIns="91440" bIns="45720" anchor="t" anchorCtr="0">
+                        <a:spAutoFit/>
+                      </wps:bodyPr>
+                    </wps:wsp>
+                  </a:graphicData>
+                </a:graphic>
+                <wp14:sizeRelH relativeFrom="margin">
+                  <wp14:pctWidth>40000</wp14:pctWidth>
+                </wp14:sizeRelH>
+                <wp14:sizeRelV relativeFrom="margin">
+                  <wp14:pctHeight>20000</wp14:pctHeight>
+                </wp14:sizeRelV>
+              </wp:anchor>
+            </w:drawing>
+          </mc:Choice>
+          <mc:Fallback>
+            <w:pict>
+              <v:shape w14:anchorId="0406DEAF" id="_x0000_s1030" type="#_x0000_t202" style="position:absolute;left:0;text-align:left;margin-left:319.05pt;margin-top:1.05pt;width:185.9pt;height:110.6pt;z-index:251653632;visibility:visible;mso-wrap-style:square;mso-width-percent:400;mso-height-percent:200;mso-wrap-distance-left:9pt;mso-wrap-distance-top:3.6pt;mso-wrap-distance-right:9pt;mso-wrap-distance-bottom:3.6pt;mso-position-horizontal:absolute;mso-position-horizontal-relative:text;mso-position-vertical:absolute;mso-position-vertical-relative:text;mso-width-percent:400;mso-height-percent:200;mso-width-relative:margin;mso-height-relative:margin;v-text-anchor:top" o:gfxdata="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">
+                <v:textbox style="mso-fit-shape-to-text:t">
+                  <w:txbxContent>
+                    <w:p>
+                      <w:pPr>
+                        <w:spacing w:after="0"/>
+                        <w:rPr>
+                          <w:b/>
+                          <w:bCs/>
+                        </w:rPr>
+                      </w:pPr>
+                      <w:r>
+                        <w:rPr>
+                          <w:b/>
+                          <w:bCs/>
+                        </w:rPr>
+                        <w:t>Key Keywords</w:t>
+                      </w:r>
+                    </w:p>
+                    <w:p>
+                      <w:pPr>
+                        <w:numPr>
+                          <w:ilvl w:val="0"/>
+                          <w:numId w:val="31"/>
+                        </w:numPr>
+                        <w:spacing w:after="0"/>
+                      </w:pPr>
+                      <w:r>
+                        <w:t xml:space="preserve">clocking </w:t>
+                      </w:r>
+                      <w:proofErr w:type="spellStart"/>
+                      <w:r>
+                        <w:t>cb</w:t>
+                      </w:r>
+                      <w:proofErr w:type="spellEnd"/>
+                      <w:r>
+                        <w:t xml:space="preserve"> </w:t>
+                      </w:r>
+                      <w:proofErr w:type="gramStart"/>
+                      <w:r>
+                        <w:t>@(</w:t>
+                      </w:r>
+                      <w:proofErr w:type="gramEnd"/>
+                      <w:r>
+                        <w:t xml:space="preserve">posedge </w:t>
+                      </w:r>
+                      <w:proofErr w:type="spellStart"/>
+                      <w:r>
+                        <w:t>clk</w:t>
+                      </w:r>
+                      <w:proofErr w:type="spellEnd"/>
+                      <w:r>
+                        <w:t xml:space="preserve">) → bind to clock edge </w:t>
+                      </w:r>
+                    </w:p>
+                    <w:p>
+                      <w:pPr>
+                        <w:numPr>
+                          <w:ilvl w:val="0"/>
+                          <w:numId w:val="31"/>
+                        </w:numPr>
+                        <w:spacing w:after="0"/>
+                      </w:pPr>
+                      <w:r>
+                        <w:t xml:space="preserve">input → signals coming </w:t>
+                      </w:r>
+                      <w:r>
+                        <w:rPr>
+                          <w:b/>
+                          <w:bCs/>
+                        </w:rPr>
+                        <w:t>from DUT</w:t>
+                      </w:r>
+                      <w:r>
+                        <w:t xml:space="preserve"> </w:t>
+                      </w:r>
+                    </w:p>
+                    <w:p>
+                      <w:pPr>
+                        <w:numPr>
+                          <w:ilvl w:val="0"/>
+                          <w:numId w:val="31"/>
+                        </w:numPr>
+                        <w:spacing w:after="0"/>
+                      </w:pPr>
+                      <w:r>
+                        <w:t xml:space="preserve">output → signals going </w:t>
+                      </w:r>
+                      <w:r>
+                        <w:rPr>
+                          <w:b/>
+                          <w:bCs/>
+                        </w:rPr>
+                        <w:t>to DUT</w:t>
+                      </w:r>
+                      <w:r>
+                        <w:t xml:space="preserve"> </w:t>
+                      </w:r>
+                    </w:p>
+                    <w:p>
+                      <w:pPr>
+                        <w:numPr>
+                          <w:ilvl w:val="0"/>
+                          <w:numId w:val="31"/>
+                        </w:numPr>
+                        <w:spacing w:after="0"/>
+                      </w:pPr>
+                      <w:r>
+                        <w:t xml:space="preserve">#1step → very small delay (after DUT update) </w:t>
+                      </w:r>
+                    </w:p>
+                    <w:p>
+                      <w:pPr>
+                        <w:numPr>
+                          <w:ilvl w:val="0"/>
+                          <w:numId w:val="31"/>
+                        </w:numPr>
+                        <w:spacing w:after="0"/>
+                      </w:pPr>
+                      <w:r>
+                        <w:t>#1 → delay for safe driving</w:t>
+                      </w:r>
+                    </w:p>
+                  </w:txbxContent>
+                </v:textbox>
+                <w10:wrap type="square"/>
+              </v:shape>
+            </w:pict>
+          </mc:Fallback>
+        </mc:AlternateContent>
+      </w:r>
+      <w:r>
+        <w:rPr>
+          <w:rFonts w:ascii="Segoe UI Emoji" w:hAnsi="Segoe UI Emoji" w:cs="Segoe UI Emoji"/>
+        </w:rPr>
+        <w:t>👉</w:t>
+      </w:r>
+      <w:r>
+        <w:t xml:space="preserve"> Clocking block removes this uncertainty</w:t>
+      </w:r>
+    </w:p>
+    <w:p>
+      <w:pPr>
+        <w:spacing w:after="0" w:line="240" w:lineRule="auto"/>
+        <w:ind w:left="1440"/>
+        <w:rPr>
+          <w:b/>
+          <w:bCs/>
+        </w:rPr>
+      </w:pPr>
+      <w:r>
+        <w:rPr>
+          <w:rFonts w:ascii="Segoe UI Emoji" w:hAnsi="Segoe UI Emoji" w:cs="Segoe UI Emoji"/>
+          <w:b/>
+          <w:bCs/>
+        </w:rPr>
+        <w:t>🔹</w:t>
+      </w:r>
+      <w:r>
+        <w:rPr>
+          <w:b/>
+          <w:bCs/>
+        </w:rPr>
+        <w:t xml:space="preserve"> Problem without clocking block</w:t>
+      </w:r>
+    </w:p>
+    <w:p>
+      <w:pPr>
+        <w:numPr>
+          <w:ilvl w:val="0"/>
+          <w:numId w:val="29"/>
+        </w:numPr>
+        <w:spacing w:after="0" w:line="240" w:lineRule="auto"/>
+      </w:pPr>
+      <w:r>
+        <w:t xml:space="preserve">Unpredictable behavior </w:t>
+      </w:r>
+    </w:p>
+    <w:p>
+      <w:pPr>
+        <w:numPr>
+          <w:ilvl w:val="0"/>
+          <w:numId w:val="29"/>
+        </w:numPr>
+        <w:spacing w:after="0" w:line="240" w:lineRule="auto"/>
+      </w:pPr>
+      <w:r>
+        <w:t xml:space="preserve">DUT may read: </w:t>
+      </w:r>
+    </w:p>
+    <w:p>
+      <w:pPr>
+        <w:numPr>
+          <w:ilvl w:val="1"/>
+          <w:numId w:val="29"/>
+        </w:numPr>
+        <w:spacing w:after="0" w:line="240" w:lineRule="auto"/>
+      </w:pPr>
+      <w:r>
+        <w:t xml:space="preserve">Old value </w:t>
+      </w:r>
+      <w:r>
+        <w:rPr>
+          <w:rFonts w:ascii="Segoe UI Emoji" w:hAnsi="Segoe UI Emoji" w:cs="Segoe UI Emoji"/>
+        </w:rPr>
+        <w:t>❌</w:t>
+      </w:r>
+      <w:r>
+        <w:t xml:space="preserve"> </w:t>
+      </w:r>
+    </w:p>
+    <w:p>
+      <w:pPr>
+        <w:numPr>
+          <w:ilvl w:val="1"/>
+          <w:numId w:val="29"/>
+        </w:numPr>
+        <w:spacing w:after="0" w:line="240" w:lineRule="auto"/>
+      </w:pPr>
+      <w:r>
+        <w:t xml:space="preserve">New value </w:t>
+      </w:r>
+      <w:r>
+        <w:rPr>
+          <w:rFonts w:ascii="Segoe UI Emoji" w:hAnsi="Segoe UI Emoji" w:cs="Segoe UI Emoji"/>
+        </w:rPr>
+        <w:t>✔️</w:t>
+      </w:r>
+      <w:r>
+        <w:t xml:space="preserve"> </w:t>
+      </w:r>
+    </w:p>
+    <w:p>
+      <w:pPr>
+        <w:numPr>
+          <w:ilvl w:val="0"/>
+          <w:numId w:val="29"/>
+        </w:numPr>
+        <w:spacing w:after="0" w:line="240" w:lineRule="auto"/>
+      </w:pPr>
+      <w:r>
+        <w:t xml:space="preserve">Simulation becomes inconsistent </w:t>
+      </w:r>
+    </w:p>
+    <w:p>
+      <w:pPr>
+        <w:spacing w:after="0" w:line="240" w:lineRule="auto"/>
+        <w:ind w:left="1440"/>
+        <w:rPr>
+          <w:b/>
+          <w:bCs/>
+        </w:rPr>
+      </w:pPr>
+      <w:r>
+        <w:rPr>
+          <w:rFonts w:ascii="Segoe UI Emoji" w:hAnsi="Segoe UI Emoji" w:cs="Segoe UI Emoji"/>
+          <w:b/>
+          <w:bCs/>
+        </w:rPr>
+        <w:t>🔹</w:t>
+      </w:r>
+      <w:r>
+        <w:rPr>
+          <w:b/>
+          <w:bCs/>
+        </w:rPr>
+        <w:t xml:space="preserve"> Solution (Core Idea)</w:t>
+      </w:r>
+    </w:p>
+    <w:p>
+      <w:pPr>
+        <w:numPr>
+          <w:ilvl w:val="0"/>
+          <w:numId w:val="30"/>
+        </w:numPr>
+        <w:spacing w:after="0" w:line="240" w:lineRule="auto"/>
+      </w:pPr>
+      <w:r>
+        <w:t xml:space="preserve">Define </w:t>
+      </w:r>
+      <w:r>
+        <w:rPr>
+          <w:b/>
+          <w:bCs/>
+        </w:rPr>
+        <w:t>fixed timing order</w:t>
+      </w:r>
+      <w:r>
+        <w:t xml:space="preserve">: </w:t>
+      </w:r>
+    </w:p>
+    <w:p>
+      <w:pPr>
+        <w:numPr>
+          <w:ilvl w:val="1"/>
+          <w:numId w:val="30"/>
+        </w:numPr>
+        <w:spacing w:after="0" w:line="240" w:lineRule="auto"/>
+      </w:pPr>
+      <w:r>
+        <w:t xml:space="preserve">DUT updates signals </w:t>
+      </w:r>
+    </w:p>
+    <w:p>
+      <w:pPr>
+        <w:numPr>
+          <w:ilvl w:val="1"/>
+          <w:numId w:val="30"/>
+        </w:numPr>
+        <w:spacing w:after="0" w:line="240" w:lineRule="auto"/>
+      </w:pPr>
+      <w:r>
+        <w:t xml:space="preserve">TB samples inputs </w:t>
+      </w:r>
+    </w:p>
+    <w:p>
+      <w:pPr>
+        <w:numPr>
+          <w:ilvl w:val="1"/>
+          <w:numId w:val="30"/>
+        </w:numPr>
+        <w:spacing w:after="0" w:line="240" w:lineRule="auto"/>
+      </w:pPr>
+      <w:r>
+        <w:t>TB drives outputs</w:t>
+      </w:r>
+    </w:p>
+    <w:p>
+      <w:pPr>
+        <w:ind w:left="1440"/>
+      </w:pPr>
+    </w:p>
+    <w:p>
+      <w:pPr>
+        <w:ind w:firstLine="720"/>
+        <w:rPr>
+          <w:b/>
+          <w:bCs/>
+          <w:u w:val="single"/>
+        </w:rPr>
+      </w:pPr>
+    </w:p>
+    <w:p>
+      <w:pPr>
+        <w:ind w:firstLine="720"/>
+        <w:rPr>
+          <w:b/>
+          <w:bCs/>
+        </w:rPr>
+      </w:pPr>
+    </w:p>
+    <w:p>
+      <w:pPr>
+        <w:ind w:firstLine="720"/>
+        <w:rPr>
+          <w:b/>
+          <w:bCs/>
+        </w:rPr>
+      </w:pPr>
+    </w:p>
+    <w:p>
+      <w:pPr>
+        <w:ind w:firstLine="720"/>
+        <w:rPr>
+          <w:b/>
+          <w:bCs/>
+        </w:rPr>
+      </w:pPr>
+    </w:p>
+    <w:p>
+      <w:pPr>
+        <w:ind w:firstLine="720"/>
+        <w:rPr>
+          <w:b/>
+          <w:bCs/>
+        </w:rPr>
+      </w:pPr>
+    </w:p>
+    <w:p>
+      <w:pPr>
+        <w:ind w:firstLine="720"/>
+        <w:rPr>
+          <w:b/>
+          <w:bCs/>
+        </w:rPr>
+      </w:pPr>
+    </w:p>
+    <w:p>
+      <w:pPr>
+        <w:ind w:firstLine="720"/>
+        <w:rPr>
+          <w:b/>
+          <w:bCs/>
+        </w:rPr>
+      </w:pPr>
+    </w:p>
+    <w:p>
+      <w:pPr>
+        <w:ind w:firstLine="720"/>
+        <w:rPr>
+          <w:b/>
+          <w:bCs/>
+        </w:rPr>
+      </w:pPr>
+    </w:p>
+    <w:p>
+      <w:pPr>
+        <w:ind w:firstLine="720"/>
+        <w:rPr>
+          <w:b/>
+          <w:bCs/>
+        </w:rPr>
+      </w:pPr>
+    </w:p>
+    <w:p>
+      <w:pPr>
+        <w:ind w:firstLine="720"/>
+        <w:rPr>
+          <w:b/>
+          <w:bCs/>
+        </w:rPr>
+      </w:pPr>
+    </w:p>
+    <w:p>
+      <w:pPr>
+        <w:ind w:firstLine="720"/>
+        <w:rPr>
+          <w:b/>
+          <w:bCs/>
+        </w:rPr>
+      </w:pPr>
+    </w:p>
+    <w:p>
+      <w:pPr>
+        <w:ind w:firstLine="720"/>
+        <w:jc w:val="center"/>
+        <w:rPr>
+          <w:b/>
+          <w:bCs/>
+          <w:sz w:val="44"/>
+          <w:szCs w:val="44"/>
+          <w:u w:val="single"/>
+        </w:rPr>
+      </w:pPr>
+      <w:r>
+        <w:rPr>
+          <w:b/>
+          <w:bCs/>
+          <w:sz w:val="44"/>
+          <w:szCs w:val="44"/>
+          <w:u w:val="single"/>
+        </w:rPr>
+        <w:lastRenderedPageBreak/>
+        <w:t>OOP</w:t>
+      </w:r>
+    </w:p>
+    <w:p>
+      <w:pPr>
+        <w:ind w:firstLine="720"/>
+        <w:rPr>
+          <w:b/>
+          <w:bCs/>
+        </w:rPr>
+      </w:pPr>
+      <w:r>
+        <w:rPr>
+          <w:b/>
+          <w:bCs/>
+        </w:rPr>
+        <w:t>What is OOP in SV?</w:t>
+      </w:r>
+    </w:p>
+    <w:p>
+      <w:pPr>
+        <w:numPr>
+          <w:ilvl w:val="0"/>
+          <w:numId w:val="32"/>
+        </w:numPr>
+      </w:pPr>
+      <w:proofErr w:type="spellStart"/>
+      <w:r>
+        <w:t>SystemVerilog</w:t>
+      </w:r>
+      <w:proofErr w:type="spellEnd"/>
+      <w:r>
+        <w:t xml:space="preserve"> supports </w:t>
+      </w:r>
+      <w:r>
+        <w:rPr>
+          <w:b/>
+          <w:bCs/>
+        </w:rPr>
+        <w:t>class-based programming</w:t>
+      </w:r>
+      <w:r>
+        <w:t xml:space="preserve"> </w:t>
+      </w:r>
+    </w:p>
+    <w:p>
+      <w:pPr>
+        <w:numPr>
+          <w:ilvl w:val="0"/>
+          <w:numId w:val="32"/>
+        </w:numPr>
+      </w:pPr>
+      <w:r>
+        <w:t xml:space="preserve">Mainly used in </w:t>
+      </w:r>
+      <w:r>
+        <w:rPr>
+          <w:b/>
+          <w:bCs/>
+        </w:rPr>
+        <w:t>verification (testbench)</w:t>
+      </w:r>
+      <w:r>
+        <w:t xml:space="preserve">, not RTL </w:t>
+      </w:r>
+    </w:p>
+    <w:p>
+      <w:pPr>
+        <w:numPr>
+          <w:ilvl w:val="0"/>
+          <w:numId w:val="32"/>
+        </w:numPr>
+      </w:pPr>
+      <w:r>
+        <w:t xml:space="preserve">Helps build </w:t>
+      </w:r>
+      <w:r>
+        <w:rPr>
+          <w:b/>
+          <w:bCs/>
+        </w:rPr>
+        <w:t>reusable and scalable testbenches</w:t>
+      </w:r>
+    </w:p>
+    <w:p>
+      <w:pPr>
+        <w:ind w:firstLine="720"/>
+        <w:rPr>
+          <w:b/>
+          <w:bCs/>
+        </w:rPr>
+      </w:pPr>
+      <w:r>
+        <w:rPr>
+          <w:b/>
+          <w:bCs/>
+        </w:rPr>
+        <w:t>Why OOP in SV?</w:t>
+      </w:r>
+    </w:p>
+    <w:p>
+      <w:pPr>
+        <w:numPr>
+          <w:ilvl w:val="0"/>
+          <w:numId w:val="33"/>
+        </w:numPr>
+      </w:pPr>
+      <w:r>
+        <w:rPr>
+          <w:rFonts w:ascii="Segoe UI Emoji" w:hAnsi="Segoe UI Emoji" w:cs="Segoe UI Emoji"/>
+        </w:rPr>
+        <w:t>✔️</w:t>
+      </w:r>
+      <w:r>
+        <w:t xml:space="preserve"> Reusability </w:t>
+      </w:r>
+    </w:p>
+    <w:p>
+      <w:pPr>
+        <w:numPr>
+          <w:ilvl w:val="0"/>
+          <w:numId w:val="33"/>
+        </w:numPr>
+      </w:pPr>
+      <w:r>
+        <w:rPr>
+          <w:rFonts w:ascii="Segoe UI Emoji" w:hAnsi="Segoe UI Emoji" w:cs="Segoe UI Emoji"/>
+        </w:rPr>
+        <w:t>✔️</w:t>
+      </w:r>
+      <w:r>
+        <w:t xml:space="preserve"> Modularity </w:t>
+      </w:r>
+    </w:p>
+    <w:p>
+      <w:pPr>
+        <w:numPr>
+          <w:ilvl w:val="0"/>
+          <w:numId w:val="33"/>
+        </w:numPr>
+      </w:pPr>
+      <w:r>
+        <w:rPr>
+          <w:rFonts w:ascii="Segoe UI Emoji" w:hAnsi="Segoe UI Emoji" w:cs="Segoe UI Emoji"/>
+        </w:rPr>
+        <w:t>✔️</w:t>
+      </w:r>
+      <w:r>
+        <w:t xml:space="preserve"> Easy debugging </w:t>
+      </w:r>
+    </w:p>
+    <w:p>
+      <w:pPr>
+        <w:numPr>
+          <w:ilvl w:val="0"/>
+          <w:numId w:val="33"/>
+        </w:numPr>
+      </w:pPr>
+      <w:r>
+        <w:rPr>
+          <w:rFonts w:ascii="Segoe UI Emoji" w:hAnsi="Segoe UI Emoji" w:cs="Segoe UI Emoji"/>
+        </w:rPr>
+        <w:t>✔️</w:t>
+      </w:r>
+      <w:r>
+        <w:t xml:space="preserve"> Used in UVM (industry standard)</w:t>
+      </w:r>
+    </w:p>
+    <w:p>
+      <w:pPr>
+        <w:ind w:firstLine="720"/>
+        <w:rPr>
+          <w:b/>
+          <w:bCs/>
+          <w:sz w:val="44"/>
+          <w:szCs w:val="44"/>
+          <w:u w:val="single"/>
+        </w:rPr>
+      </w:pPr>
+      <w:r>
+        <w:rPr>
+          <w:b/>
+          <w:bCs/>
+          <w:sz w:val="44"/>
+          <w:szCs w:val="44"/>
+          <w:u w:val="single"/>
+        </w:rPr>
+        <w:t>Class</w:t>
+      </w:r>
+    </w:p>
+    <w:p>
+      <w:pPr>
+        <w:numPr>
+          <w:ilvl w:val="0"/>
+          <w:numId w:val="34"/>
+        </w:numPr>
+      </w:pPr>
+      <w:r>
+        <w:t>Blueprint for objects</w:t>
+      </w:r>
+    </w:p>
+    <w:p>
+      <w:pPr>
+        <w:ind w:firstLine="720"/>
+        <w:rPr>
+          <w:color w:val="EE0000"/>
+        </w:rPr>
+      </w:pPr>
+      <w:r>
+        <w:rPr>
+          <w:color w:val="EE0000"/>
+        </w:rPr>
+        <w:t>class Packet;</w:t>
+      </w:r>
+    </w:p>
+    <w:p>
+      <w:pPr>
+        <w:ind w:firstLine="720"/>
+        <w:rPr>
+          <w:color w:val="EE0000"/>
+        </w:rPr>
+      </w:pPr>
+      <w:r>
+        <w:rPr>
+          <w:color w:val="EE0000"/>
+        </w:rPr>
+        <w:t xml:space="preserve">    int </w:t>
+      </w:r>
+      <w:proofErr w:type="spellStart"/>
+      <w:r>
+        <w:rPr>
+          <w:color w:val="EE0000"/>
+        </w:rPr>
+        <w:t>addr</w:t>
+      </w:r>
+      <w:proofErr w:type="spellEnd"/>
+      <w:r>
+        <w:rPr>
+          <w:color w:val="EE0000"/>
+        </w:rPr>
+        <w:t>;</w:t>
+      </w:r>
+    </w:p>
+    <w:p>
+      <w:pPr>
+        <w:ind w:firstLine="720"/>
+        <w:rPr>
+          <w:color w:val="EE0000"/>
+        </w:rPr>
+      </w:pPr>
+      <w:r>
+        <w:rPr>
+          <w:color w:val="EE0000"/>
+        </w:rPr>
+        <w:t xml:space="preserve">    int data;</w:t>
+      </w:r>
+    </w:p>
+    <w:p>
+      <w:pPr>
+        <w:ind w:firstLine="720"/>
+        <w:rPr>
+          <w:color w:val="EE0000"/>
+        </w:rPr>
+      </w:pPr>
+      <w:proofErr w:type="spellStart"/>
+      <w:r>
+        <w:rPr>
+          <w:color w:val="EE0000"/>
+        </w:rPr>
+        <w:t>endclass</w:t>
+      </w:r>
+      <w:proofErr w:type="spellEnd"/>
+    </w:p>
+    <w:p>
+      <w:pPr>
+        <w:ind w:firstLine="720"/>
+        <w:rPr>
+          <w:color w:val="000000" w:themeColor="text1"/>
+        </w:rPr>
+      </w:pPr>
+      <w:r>
+        <w:rPr>
+          <w:noProof/>
+          <w:color w:val="000000" w:themeColor="text1"/>
+        </w:rPr>
+        <w:drawing>
+          <wp:anchor distT="0" distB="0" distL="114300" distR="114300" simplePos="0" relativeHeight="251658752" behindDoc="0" locked="0" layoutInCell="1" allowOverlap="1" wp14:anchorId="03382309" wp14:editId="7CE0024B">
+            <wp:simplePos x="0" y="0"/>
+            <wp:positionH relativeFrom="column">
+              <wp:posOffset>4450835</wp:posOffset>
+            </wp:positionH>
+            <wp:positionV relativeFrom="paragraph">
+              <wp:posOffset>8028</wp:posOffset>
+            </wp:positionV>
+            <wp:extent cx="2144383" cy="1721547"/>
+            <wp:effectExtent l="0" t="0" r="8890" b="0"/>
+            <wp:wrapNone/>
+            <wp:docPr id="1790225648" name="Picture 1"/>
+            <wp:cNvGraphicFramePr>
+              <a:graphicFrameLocks xmlns:a="http://schemas.openxmlformats.org/drawingml/2006/main" noChangeAspect="1"/>
+            </wp:cNvGraphicFramePr>
+            <a:graphic xmlns:a="http://schemas.openxmlformats.org/drawingml/2006/main">
+              <a:graphicData uri="http://schemas.openxmlformats.org/drawingml/2006/picture">
+                <pic:pic xmlns:pic="http://schemas.openxmlformats.org/drawingml/2006/picture">
+                  <pic:nvPicPr>
+                    <pic:cNvPr id="1790225648" name=""/>
+                    <pic:cNvPicPr/>
+                  </pic:nvPicPr>
+                  <pic:blipFill>
+                    <a:blip r:embed="rId16">
+                      <a:extLst>
+                        <a:ext uri="{28A0092B-C50C-407E-A947-70E740481C1C}">
+                          <a14:useLocalDpi xmlns:a14="http://schemas.microsoft.com/office/drawing/2010/main" val="0"/>
+                        </a:ext>
+                      </a:extLst>
+                    </a:blip>
+                    <a:stretch>
+                      <a:fillRect/>
+                    </a:stretch>
+                  </pic:blipFill>
+                  <pic:spPr>
+                    <a:xfrm>
+                      <a:off x="0" y="0"/>
+                      <a:ext cx="2144383" cy="1721547"/>
+                    </a:xfrm>
+                    <a:prstGeom prst="rect">
+                      <a:avLst/>
+                    </a:prstGeom>
+                  </pic:spPr>
+                </pic:pic>
+              </a:graphicData>
+            </a:graphic>
+            <wp14:sizeRelH relativeFrom="margin">
+              <wp14:pctWidth>0</wp14:pctWidth>
+            </wp14:sizeRelH>
+            <wp14:sizeRelV relativeFrom="margin">
+              <wp14:pctHeight>0</wp14:pctHeight>
+            </wp14:sizeRelV>
+          </wp:anchor>
+        </w:drawing>
+      </w:r>
+      <w:r>
+        <w:rPr>
+          <w:color w:val="000000" w:themeColor="text1"/>
+        </w:rPr>
+        <w:t xml:space="preserve">A </w:t>
+      </w:r>
+      <w:r>
+        <w:rPr>
+          <w:b/>
+          <w:bCs/>
+          <w:color w:val="000000" w:themeColor="text1"/>
+        </w:rPr>
+        <w:t>class</w:t>
+      </w:r>
+      <w:r>
+        <w:rPr>
+          <w:color w:val="000000" w:themeColor="text1"/>
+        </w:rPr>
+        <w:t xml:space="preserve"> is a </w:t>
+      </w:r>
+      <w:r>
+        <w:rPr>
+          <w:b/>
+          <w:bCs/>
+          <w:color w:val="000000" w:themeColor="text1"/>
+        </w:rPr>
+        <w:t>blueprint</w:t>
+      </w:r>
+      <w:r>
+        <w:rPr>
+          <w:color w:val="000000" w:themeColor="text1"/>
+        </w:rPr>
+        <w:t xml:space="preserve"> to create objects.</w:t>
+      </w:r>
+    </w:p>
+    <w:p>
+      <w:pPr>
+        <w:numPr>
+          <w:ilvl w:val="0"/>
+          <w:numId w:val="36"/>
+        </w:numPr>
+        <w:rPr>
+          <w:color w:val="000000" w:themeColor="text1"/>
+        </w:rPr>
+      </w:pPr>
+      <w:r>
+        <w:rPr>
+          <w:color w:val="000000" w:themeColor="text1"/>
+        </w:rPr>
+        <w:t xml:space="preserve">It contains: </w:t>
+      </w:r>
+    </w:p>
+    <w:p>
+      <w:pPr>
+        <w:numPr>
+          <w:ilvl w:val="1"/>
+          <w:numId w:val="36"/>
+        </w:numPr>
+        <w:rPr>
+          <w:color w:val="000000" w:themeColor="text1"/>
+        </w:rPr>
+      </w:pPr>
+      <w:r>
+        <w:rPr>
+          <w:b/>
+          <w:bCs/>
+          <w:color w:val="000000" w:themeColor="text1"/>
+        </w:rPr>
+        <w:t>Variables (properties / data members)</w:t>
+      </w:r>
+      <w:r>
+        <w:rPr>
+          <w:color w:val="000000" w:themeColor="text1"/>
+        </w:rPr>
+        <w:t xml:space="preserve"> </w:t>
+      </w:r>
+    </w:p>
+    <w:p>
+      <w:pPr>
+        <w:numPr>
+          <w:ilvl w:val="1"/>
+          <w:numId w:val="36"/>
+        </w:numPr>
+        <w:rPr>
+          <w:color w:val="000000" w:themeColor="text1"/>
+        </w:rPr>
+      </w:pPr>
+      <w:r>
+        <w:rPr>
+          <w:b/>
+          <w:bCs/>
+          <w:color w:val="000000" w:themeColor="text1"/>
+        </w:rPr>
+        <w:t>Functions (methods / behavior)</w:t>
+      </w:r>
+      <w:r>
+        <w:rPr>
+          <w:color w:val="000000" w:themeColor="text1"/>
+        </w:rPr>
+        <w:t xml:space="preserve"> </w:t>
+      </w:r>
+    </w:p>
+    <w:p>
+      <w:pPr>
+        <w:ind w:firstLine="720"/>
+        <w:rPr>
+          <w:color w:val="000000" w:themeColor="text1"/>
+        </w:rPr>
+      </w:pPr>
+      <w:r>
+        <w:rPr>
+          <w:rFonts w:ascii="Segoe UI Emoji" w:hAnsi="Segoe UI Emoji" w:cs="Segoe UI Emoji"/>
+          <w:color w:val="000000" w:themeColor="text1"/>
+        </w:rPr>
+        <w:t>📌</w:t>
+      </w:r>
+      <w:r>
+        <w:rPr>
+          <w:i/>
+          <w:iCs/>
+          <w:color w:val="000000" w:themeColor="text1"/>
+        </w:rPr>
+        <w:t xml:space="preserve"> It does NOT hold values by itself—only when you create an </w:t>
+      </w:r>
+      <w:r>
+        <w:rPr>
+          <w:b/>
+          <w:bCs/>
+          <w:i/>
+          <w:iCs/>
+          <w:color w:val="000000" w:themeColor="text1"/>
+        </w:rPr>
+        <w:t>object</w:t>
+      </w:r>
+    </w:p>
+    <w:p>
+      <w:pPr>
+        <w:ind w:firstLine="720"/>
+        <w:rPr>
+          <w:color w:val="EE0000"/>
+        </w:rPr>
+      </w:pPr>
+    </w:p>
+    <w:p>
+      <w:pPr>
+        <w:ind w:firstLine="720"/>
+        <w:rPr>
+          <w:b/>
+          <w:bCs/>
+          <w:color w:val="000000" w:themeColor="text1"/>
+          <w:u w:val="single"/>
+        </w:rPr>
+      </w:pPr>
+    </w:p>
+    <w:p>
+      <w:pPr>
+        <w:ind w:firstLine="720"/>
+        <w:rPr>
+          <w:b/>
+          <w:bCs/>
+          <w:color w:val="000000" w:themeColor="text1"/>
+          <w:u w:val="single"/>
+        </w:rPr>
+      </w:pPr>
+    </w:p>
+    <w:p>
+      <w:pPr>
+        <w:ind w:firstLine="720"/>
+        <w:rPr>
+          <w:rFonts w:asciiTheme="majorHAnsi" w:hAnsiTheme="majorHAnsi"/>
+          <w:b/>
+          <w:bCs/>
+          <w:color w:val="000000" w:themeColor="text1"/>
+          <w:sz w:val="28"/>
+          <w:szCs w:val="28"/>
+          <w:u w:val="single"/>
+        </w:rPr>
+      </w:pPr>
+      <w:r>
+        <w:rPr>
+          <w:rFonts w:asciiTheme="majorHAnsi" w:hAnsiTheme="majorHAnsi"/>
+          <w:b/>
+          <w:bCs/>
+          <w:color w:val="000000" w:themeColor="text1"/>
+          <w:sz w:val="28"/>
+          <w:szCs w:val="28"/>
+          <w:u w:val="single"/>
+        </w:rPr>
+        <w:lastRenderedPageBreak/>
+        <w:t>Object</w:t>
+      </w:r>
+    </w:p>
+    <w:p>
+      <w:pPr>
+        <w:numPr>
+          <w:ilvl w:val="0"/>
+          <w:numId w:val="35"/>
+        </w:numPr>
+        <w:rPr>
+          <w:color w:val="000000" w:themeColor="text1"/>
+        </w:rPr>
+      </w:pPr>
+      <w:r>
+        <w:rPr>
+          <w:color w:val="000000" w:themeColor="text1"/>
+        </w:rPr>
+        <w:t xml:space="preserve">Instance of class </w:t>
+      </w:r>
+      <w:proofErr w:type="gramStart"/>
+      <w:r>
+        <w:rPr>
+          <w:color w:val="000000" w:themeColor="text1"/>
+        </w:rPr>
+        <w:t>An</w:t>
+      </w:r>
+      <w:proofErr w:type="gramEnd"/>
+      <w:r>
+        <w:rPr>
+          <w:color w:val="000000" w:themeColor="text1"/>
+        </w:rPr>
+        <w:t xml:space="preserve"> object is the actual instance of a class that holds data and can execute methods.</w:t>
+      </w:r>
+    </w:p>
+    <w:p>
+      <w:pPr>
+        <w:pStyle w:val="ListParagraph"/>
+        <w:numPr>
+          <w:ilvl w:val="0"/>
+          <w:numId w:val="35"/>
+        </w:numPr>
+        <w:spacing w:after="0" w:line="240" w:lineRule="auto"/>
+        <w:rPr>
+          <w:rFonts w:ascii="Times New Roman" w:eastAsia="Times New Roman" w:hAnsi="Times New Roman" w:cs="Times New Roman"/>
+          <w:sz w:val="24"/>
+          <w:szCs w:val="24"/>
+        </w:rPr>
+      </w:pPr>
+      <w:proofErr w:type="gramStart"/>
+      <w:r>
+        <w:rPr>
+          <w:rFonts w:ascii="Times New Roman" w:eastAsia="Times New Roman" w:hAnsi="Symbol" w:cs="Times New Roman"/>
+          <w:sz w:val="24"/>
+          <w:szCs w:val="24"/>
+        </w:rPr>
+        <w:t></w:t>
+      </w:r>
+      <w:r>
+        <w:rPr>
+          <w:rFonts w:ascii="Times New Roman" w:eastAsia="Times New Roman" w:hAnsi="Times New Roman" w:cs="Times New Roman"/>
+          <w:sz w:val="24"/>
+          <w:szCs w:val="24"/>
+        </w:rPr>
+        <w:t xml:space="preserve">  Class</w:t>
+      </w:r>
+      <w:proofErr w:type="gramEnd"/>
+      <w:r>
+        <w:rPr>
+          <w:rFonts w:ascii="Times New Roman" w:eastAsia="Times New Roman" w:hAnsi="Times New Roman" w:cs="Times New Roman"/>
+          <w:sz w:val="24"/>
+          <w:szCs w:val="24"/>
+        </w:rPr>
+        <w:t xml:space="preserve"> = blueprint </w:t>
+      </w:r>
+    </w:p>
+    <w:p>
+      <w:pPr>
+        <w:pStyle w:val="ListParagraph"/>
+        <w:numPr>
+          <w:ilvl w:val="0"/>
+          <w:numId w:val="35"/>
+        </w:numPr>
+        <w:rPr>
+          <w:color w:val="EE0000"/>
+        </w:rPr>
+      </w:pPr>
+      <w:proofErr w:type="gramStart"/>
+      <w:r>
+        <w:rPr>
+          <w:rFonts w:ascii="Times New Roman" w:eastAsia="Times New Roman" w:hAnsi="Symbol" w:cs="Times New Roman"/>
+          <w:sz w:val="24"/>
+          <w:szCs w:val="24"/>
+        </w:rPr>
+        <w:t></w:t>
+      </w:r>
+      <w:r>
+        <w:rPr>
+          <w:rFonts w:ascii="Times New Roman" w:eastAsia="Times New Roman" w:hAnsi="Times New Roman" w:cs="Times New Roman"/>
+          <w:sz w:val="24"/>
+          <w:szCs w:val="24"/>
+        </w:rPr>
+        <w:t xml:space="preserve">  Object</w:t>
+      </w:r>
+      <w:proofErr w:type="gramEnd"/>
+      <w:r>
+        <w:rPr>
+          <w:rFonts w:ascii="Times New Roman" w:eastAsia="Times New Roman" w:hAnsi="Times New Roman" w:cs="Times New Roman"/>
+          <w:sz w:val="24"/>
+          <w:szCs w:val="24"/>
+        </w:rPr>
+        <w:t xml:space="preserve"> = real thing created from that blueprint</w:t>
+      </w:r>
+    </w:p>
+    <w:p>
+      <w:pPr>
+        <w:pStyle w:val="ListParagraph"/>
+        <w:numPr>
+          <w:ilvl w:val="0"/>
+          <w:numId w:val="35"/>
+        </w:numPr>
+        <w:rPr>
+          <w:color w:val="000000" w:themeColor="text1"/>
+        </w:rPr>
+      </w:pPr>
+      <w:r>
+        <w:rPr>
+          <w:color w:val="000000" w:themeColor="text1"/>
+        </w:rPr>
+        <w:t xml:space="preserve">Object is created only using </w:t>
+      </w:r>
+      <w:proofErr w:type="gramStart"/>
+      <w:r>
+        <w:rPr>
+          <w:color w:val="000000" w:themeColor="text1"/>
+        </w:rPr>
+        <w:t>new(</w:t>
+      </w:r>
+      <w:proofErr w:type="gramEnd"/>
+      <w:r>
+        <w:rPr>
+          <w:color w:val="000000" w:themeColor="text1"/>
+        </w:rPr>
+        <w:t>)</w:t>
+      </w:r>
+    </w:p>
+    <w:p>
+      <w:pPr>
+        <w:pStyle w:val="ListParagraph"/>
+        <w:numPr>
+          <w:ilvl w:val="0"/>
+          <w:numId w:val="35"/>
+        </w:numPr>
+        <w:rPr>
+          <w:color w:val="000000" w:themeColor="text1"/>
+        </w:rPr>
+      </w:pPr>
+      <w:proofErr w:type="gramStart"/>
+      <w:r>
+        <w:rPr>
+          <w:color w:val="000000" w:themeColor="text1"/>
+        </w:rPr>
+        <w:t>  Handle</w:t>
+      </w:r>
+      <w:proofErr w:type="gramEnd"/>
+      <w:r>
+        <w:rPr>
+          <w:color w:val="000000" w:themeColor="text1"/>
+        </w:rPr>
+        <w:t xml:space="preserve"> = address of object </w:t>
+      </w:r>
+    </w:p>
+    <w:p>
+      <w:pPr>
+        <w:pStyle w:val="ListParagraph"/>
+        <w:numPr>
+          <w:ilvl w:val="0"/>
+          <w:numId w:val="35"/>
+        </w:numPr>
+        <w:rPr>
+          <w:color w:val="000000" w:themeColor="text1"/>
+        </w:rPr>
+      </w:pPr>
+      <w:proofErr w:type="gramStart"/>
+      <w:r>
+        <w:rPr>
+          <w:color w:val="000000" w:themeColor="text1"/>
+        </w:rPr>
+        <w:t>  Object</w:t>
+      </w:r>
+      <w:proofErr w:type="gramEnd"/>
+      <w:r>
+        <w:rPr>
+          <w:color w:val="000000" w:themeColor="text1"/>
+        </w:rPr>
+        <w:t xml:space="preserve"> = actual data in memory</w:t>
+      </w:r>
+    </w:p>
+    <w:p>
+      <w:pPr>
+        <w:spacing w:after="0"/>
+        <w:ind w:left="360"/>
+        <w:rPr>
+          <w:color w:val="EE0000"/>
+        </w:rPr>
+      </w:pPr>
+      <w:r>
+        <w:rPr>
+          <w:color w:val="EE0000"/>
+        </w:rPr>
+        <w:tab/>
+      </w:r>
+      <w:r>
+        <w:rPr>
+          <w:color w:val="EE0000"/>
+        </w:rPr>
+        <w:t>Packet p1</w:t>
+      </w:r>
+      <w:r>
+        <w:rPr>
+          <w:color w:val="EE0000"/>
+        </w:rPr>
+        <w:t xml:space="preserve"> p2</w:t>
+      </w:r>
+      <w:r>
+        <w:rPr>
+          <w:color w:val="EE0000"/>
+        </w:rPr>
+        <w:t>;</w:t>
+      </w:r>
+      <w:r>
+        <w:rPr>
+          <w:color w:val="EE0000"/>
+        </w:rPr>
+        <w:t xml:space="preserve"> //handle</w:t>
+      </w:r>
+      <w:r>
+        <w:rPr>
+          <w:color w:val="EE0000"/>
+        </w:rPr>
+        <w:br/>
+      </w:r>
+      <w:r>
+        <w:rPr>
+          <w:color w:val="EE0000"/>
+        </w:rPr>
+        <w:tab/>
+        <w:t xml:space="preserve">p1 = </w:t>
+      </w:r>
+      <w:proofErr w:type="gramStart"/>
+      <w:r>
+        <w:rPr>
+          <w:color w:val="EE0000"/>
+        </w:rPr>
+        <w:t>new(</w:t>
+      </w:r>
+      <w:proofErr w:type="gramEnd"/>
+      <w:r>
+        <w:rPr>
+          <w:color w:val="EE0000"/>
+        </w:rPr>
+        <w:t>);</w:t>
+      </w:r>
+    </w:p>
+    <w:p>
+      <w:pPr>
+        <w:spacing w:after="0"/>
+        <w:ind w:left="360"/>
+        <w:rPr>
+          <w:color w:val="EE0000"/>
+        </w:rPr>
+      </w:pPr>
+      <w:r>
+        <w:rPr>
+          <w:color w:val="EE0000"/>
+        </w:rPr>
+        <w:tab/>
+        <w:t xml:space="preserve">P2 = </w:t>
+      </w:r>
+      <w:proofErr w:type="gramStart"/>
+      <w:r>
+        <w:rPr>
+          <w:color w:val="EE0000"/>
+        </w:rPr>
+        <w:t>new(</w:t>
+      </w:r>
+      <w:proofErr w:type="gramEnd"/>
+      <w:r>
+        <w:rPr>
+          <w:color w:val="EE0000"/>
+        </w:rPr>
+        <w:t>);</w:t>
+      </w:r>
+    </w:p>
+    <w:p>
+      <w:pPr>
+        <w:spacing w:after="0"/>
+        <w:ind w:left="360"/>
+        <w:rPr>
+          <w:color w:val="EE0000"/>
+        </w:rPr>
+      </w:pPr>
+    </w:p>
+    <w:p>
+      <w:pPr>
+        <w:spacing w:after="0"/>
+        <w:ind w:left="360"/>
+        <w:rPr>
+          <w:color w:val="EE0000"/>
+        </w:rPr>
+      </w:pPr>
+    </w:p>
+    <w:p>
+      <w:pPr>
+        <w:spacing w:after="0"/>
+        <w:ind w:left="360"/>
+        <w:rPr>
+          <w:b/>
+          <w:bCs/>
+          <w:sz w:val="28"/>
+          <w:szCs w:val="28"/>
+          <w:u w:val="single"/>
+        </w:rPr>
+      </w:pPr>
+      <w:r>
+        <w:rPr>
+          <w:noProof/>
+        </w:rPr>
+        <mc:AlternateContent>
+          <mc:Choice Requires="wps">
+            <w:drawing>
+              <wp:anchor distT="45720" distB="45720" distL="114300" distR="114300" simplePos="0" relativeHeight="251650560" behindDoc="0" locked="0" layoutInCell="1" allowOverlap="1" wp14:anchorId="28DB4F99" wp14:editId="034E2E96">
+                <wp:simplePos x="0" y="0"/>
+                <wp:positionH relativeFrom="column">
+                  <wp:posOffset>3700193</wp:posOffset>
+                </wp:positionH>
+                <wp:positionV relativeFrom="paragraph">
+                  <wp:posOffset>9525</wp:posOffset>
+                </wp:positionV>
+                <wp:extent cx="2639683" cy="1404620"/>
+                <wp:effectExtent l="0" t="0" r="27940" b="24130"/>
+                <wp:wrapNone/>
+                <wp:docPr id="1593207604" name="Text Box 2"/>
+                <wp:cNvGraphicFramePr>
+                  <a:graphicFrameLocks xmlns:a="http://schemas.openxmlformats.org/drawingml/2006/main"/>
+                </wp:cNvGraphicFramePr>
+                <a:graphic xmlns:a="http://schemas.openxmlformats.org/drawingml/2006/main">
+                  <a:graphicData uri="http://schemas.microsoft.com/office/word/2010/wordprocessingShape">
+                    <wps:wsp>
+                      <wps:cNvSpPr txBox="1">
+                        <a:spLocks noChangeArrowheads="1"/>
+                      </wps:cNvSpPr>
+                      <wps:spPr bwMode="auto">
+                        <a:xfrm>
+                          <a:off x="0" y="0"/>
+                          <a:ext cx="2639683" cy="1404620"/>
+                        </a:xfrm>
+                        <a:prstGeom prst="rect">
+                          <a:avLst/>
+                        </a:prstGeom>
+                        <a:solidFill>
+                          <a:srgbClr val="FFFFFF"/>
+                        </a:solidFill>
+                        <a:ln w="9525">
+                          <a:solidFill>
+                            <a:srgbClr val="000000"/>
+                          </a:solidFill>
+                          <a:miter lim="800000"/>
+                          <a:headEnd/>
+                          <a:tailEnd/>
+                        </a:ln>
+                      </wps:spPr>
+                      <wps:txbx>
+                        <w:txbxContent>
+                          <w:p>
+                            <w:pPr>
+                              <w:spacing w:after="0" w:line="240" w:lineRule="auto"/>
+                            </w:pPr>
+                            <w:r>
+                              <w:t>class A;</w:t>
+                            </w:r>
+                            <w:r>
+                              <w:br/>
+                              <w:t>int x;</w:t>
+                            </w:r>
+                            <w:r>
+                              <w:br/>
+                              <w:t xml:space="preserve">function </w:t>
+                            </w:r>
+                            <w:proofErr w:type="gramStart"/>
+                            <w:r>
+                              <w:t>new(</w:t>
+                            </w:r>
+                            <w:proofErr w:type="gramEnd"/>
+                            <w:r>
+                              <w:t>int x);</w:t>
+                            </w:r>
+                            <w:r>
+                              <w:br/>
+                            </w:r>
+                            <w:r>
+                              <w:tab/>
+                            </w:r>
+                            <w:r>
+                              <w:t xml:space="preserve">x = x; // </w:t>
+                            </w:r>
+                            <w:r>
+                              <w:rPr>
+                                <w:rFonts w:ascii="Segoe UI Emoji" w:hAnsi="Segoe UI Emoji" w:cs="Segoe UI Emoji"/>
+                              </w:rPr>
+                              <w:t>❌</w:t>
+                            </w:r>
+                            <w:r>
+                              <w:t xml:space="preserve"> local x = local x</w:t>
+                            </w:r>
+                            <w:r>
+                              <w:br/>
+                            </w:r>
+                            <w:r>
+                              <w:tab/>
+                            </w:r>
+                            <w:proofErr w:type="spellStart"/>
+                            <w:r>
+                              <w:t>this.x</w:t>
+                            </w:r>
+                            <w:proofErr w:type="spellEnd"/>
+                            <w:r>
+                              <w:t xml:space="preserve"> = x; // </w:t>
+                            </w:r>
+                            <w:r>
+                              <w:rPr>
+                                <w:rFonts w:ascii="Segoe UI Emoji" w:hAnsi="Segoe UI Emoji" w:cs="Segoe UI Emoji"/>
+                              </w:rPr>
+                              <w:t>✅</w:t>
+                            </w:r>
+                            <w:r>
+                              <w:t xml:space="preserve"> class x = local x</w:t>
+                            </w:r>
+                            <w:r>
+                              <w:br/>
+                            </w:r>
+                            <w:proofErr w:type="spellStart"/>
+                            <w:r>
+                              <w:t>endfunction</w:t>
+                            </w:r>
+                            <w:proofErr w:type="spellEnd"/>
+                            <w:r>
+                              <w:br/>
+                            </w:r>
+                            <w:r>
+                              <w:br/>
+                            </w:r>
+                            <w:proofErr w:type="spellStart"/>
+                            <w:r>
+                              <w:t>endclass</w:t>
+                            </w:r>
+                            <w:proofErr w:type="spellEnd"/>
+                          </w:p>
+                        </w:txbxContent>
+                      </wps:txbx>
+                      <wps:bodyPr rot="0" vert="horz" wrap="square" lIns="91440" tIns="45720" rIns="91440" bIns="45720" anchor="t" anchorCtr="0">
+                        <a:spAutoFit/>
+                      </wps:bodyPr>
+                    </wps:wsp>
+                  </a:graphicData>
+                </a:graphic>
+                <wp14:sizeRelH relativeFrom="margin">
+                  <wp14:pctWidth>0</wp14:pctWidth>
+                </wp14:sizeRelH>
+                <wp14:sizeRelV relativeFrom="margin">
+                  <wp14:pctHeight>20000</wp14:pctHeight>
+                </wp14:sizeRelV>
+              </wp:anchor>
+            </w:drawing>
+          </mc:Choice>
+          <mc:Fallback>
+            <w:pict>
+              <v:shape w14:anchorId="28DB4F99" id="_x0000_s1031" type="#_x0000_t202" style="position:absolute;left:0;text-align:left;margin-left:291.35pt;margin-top:.75pt;width:207.85pt;height:110.6pt;z-index:251650560;visibility:visible;mso-wrap-style:square;mso-width-percent:0;mso-height-percent:200;mso-wrap-distance-left:9pt;mso-wrap-distance-top:3.6pt;mso-wrap-distance-right:9pt;mso-wrap-distance-bottom:3.6pt;mso-position-horizontal:absolute;mso-position-horizontal-relative:text;mso-position-vertical:absolute;mso-position-vertical-relative:text;mso-width-percent:0;mso-height-percent:200;mso-width-relative:margin;mso-height-relative:margin;v-text-anchor:top" o:gfxdata="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">
+                <v:textbox style="mso-fit-shape-to-text:t">
+                  <w:txbxContent>
+                    <w:p>
+                      <w:pPr>
+                        <w:spacing w:after="0" w:line="240" w:lineRule="auto"/>
+                      </w:pPr>
+                      <w:r>
+                        <w:t>class A;</w:t>
+                      </w:r>
+                      <w:r>
+                        <w:br/>
+                        <w:t>int x;</w:t>
+                      </w:r>
+                      <w:r>
+                        <w:br/>
+                        <w:t xml:space="preserve">function </w:t>
+                      </w:r>
+                      <w:proofErr w:type="gramStart"/>
+                      <w:r>
+                        <w:t>new(</w:t>
+                      </w:r>
+                      <w:proofErr w:type="gramEnd"/>
+                      <w:r>
+                        <w:t>int x);</w:t>
+                      </w:r>
+                      <w:r>
+                        <w:br/>
+                      </w:r>
+                      <w:r>
+                        <w:tab/>
+                      </w:r>
+                      <w:r>
+                        <w:t xml:space="preserve">x = x; // </w:t>
+                      </w:r>
+                      <w:r>
+                        <w:rPr>
+                          <w:rFonts w:ascii="Segoe UI Emoji" w:hAnsi="Segoe UI Emoji" w:cs="Segoe UI Emoji"/>
+                        </w:rPr>
+                        <w:t>❌</w:t>
+                      </w:r>
+                      <w:r>
+                        <w:t xml:space="preserve"> local x = local x</w:t>
+                      </w:r>
+                      <w:r>
+                        <w:br/>
+                      </w:r>
+                      <w:r>
+                        <w:tab/>
+                      </w:r>
+                      <w:proofErr w:type="spellStart"/>
+                      <w:r>
+                        <w:t>this.x</w:t>
+                      </w:r>
+                      <w:proofErr w:type="spellEnd"/>
+                      <w:r>
+                        <w:t xml:space="preserve"> = x; // </w:t>
+                      </w:r>
+                      <w:r>
+                        <w:rPr>
+                          <w:rFonts w:ascii="Segoe UI Emoji" w:hAnsi="Segoe UI Emoji" w:cs="Segoe UI Emoji"/>
+                        </w:rPr>
+                        <w:t>✅</w:t>
+                      </w:r>
+                      <w:r>
+                        <w:t xml:space="preserve"> class x = local x</w:t>
+                      </w:r>
+                      <w:r>
+                        <w:br/>
+                      </w:r>
+                      <w:proofErr w:type="spellStart"/>
+                      <w:r>
+                        <w:t>endfunction</w:t>
+                      </w:r>
+                      <w:proofErr w:type="spellEnd"/>
+                      <w:r>
+                        <w:br/>
+                      </w:r>
+                      <w:r>
+                        <w:br/>
+                      </w:r>
+                      <w:proofErr w:type="spellStart"/>
+                      <w:r>
+                        <w:t>endclass</w:t>
+                      </w:r>
+                      <w:proofErr w:type="spellEnd"/>
+                    </w:p>
+                  </w:txbxContent>
+                </v:textbox>
+              </v:shape>
+            </w:pict>
+          </mc:Fallback>
+        </mc:AlternateContent>
+      </w:r>
+      <w:r>
+        <w:rPr>
+          <w:b/>
+          <w:bCs/>
+          <w:sz w:val="28"/>
+          <w:szCs w:val="28"/>
+          <w:u w:val="single"/>
+        </w:rPr>
+        <w:t>This</w:t>
+      </w:r>
+    </w:p>
+    <w:p>
+      <w:pPr>
+        <w:spacing w:after="0"/>
+        <w:ind w:left="360"/>
+      </w:pPr>
+      <w:r>
+        <w:t>this is a handle that refers to the current object</w:t>
+      </w:r>
+    </w:p>
+    <w:p>
+      <w:pPr>
+        <w:numPr>
+          <w:ilvl w:val="0"/>
+          <w:numId w:val="38"/>
+        </w:numPr>
+        <w:spacing w:after="0"/>
+      </w:pPr>
+      <w:r>
+        <w:t xml:space="preserve">It points to the object calling the function </w:t>
+      </w:r>
+    </w:p>
+    <w:p>
+      <w:pPr>
+        <w:numPr>
+          <w:ilvl w:val="0"/>
+          <w:numId w:val="38"/>
+        </w:numPr>
+        <w:spacing w:after="0"/>
+      </w:pPr>
+      <w:r>
+        <w:t>Used inside class methods</w:t>
+      </w:r>
+    </w:p>
+    <w:p>
+      <w:pPr>
+        <w:spacing w:after="0"/>
+        <w:ind w:left="360"/>
+      </w:pPr>
+      <w:r>
+        <w:tab/>
+      </w:r>
+      <w:r>
+        <w:t>this = “current object”</w:t>
+      </w:r>
+    </w:p>
+    <w:p>
+      <w:pPr>
+        <w:spacing w:after="0"/>
+        <w:ind w:left="360"/>
+        <w:rPr>
+          <w:i/>
+          <w:iCs/>
+        </w:rPr>
+      </w:pPr>
+      <w:r>
+        <w:rPr>
+          <w:i/>
+          <w:iCs/>
+        </w:rPr>
+        <w:t>to avoid the conflict between the arguments and property</w:t>
+      </w:r>
+    </w:p>
+    <w:p>
+      <w:pPr>
+        <w:spacing w:after="0"/>
+        <w:ind w:left="360"/>
+        <w:rPr>
+          <w:b/>
+          <w:bCs/>
+          <w:sz w:val="28"/>
+          <w:szCs w:val="28"/>
+          <w:u w:val="single"/>
+        </w:rPr>
+      </w:pPr>
+    </w:p>
+    <w:p>
+      <w:pPr>
+        <w:ind w:left="360"/>
+        <w:rPr>
+          <w:b/>
+          <w:bCs/>
+          <w:color w:val="000000" w:themeColor="text1"/>
+          <w:sz w:val="28"/>
+          <w:szCs w:val="28"/>
+          <w:u w:val="single"/>
+        </w:rPr>
+      </w:pPr>
+    </w:p>
+    <w:p>
+      <w:pPr>
+        <w:ind w:left="360"/>
+        <w:rPr>
+          <w:b/>
+          <w:bCs/>
+          <w:color w:val="000000" w:themeColor="text1"/>
+          <w:sz w:val="28"/>
+          <w:szCs w:val="28"/>
+          <w:u w:val="single"/>
+        </w:rPr>
+      </w:pPr>
+      <w:r>
+        <w:rPr>
+          <w:noProof/>
+          <w:color w:val="C00000"/>
+        </w:rPr>
+        <mc:AlternateContent>
+          <mc:Choice Requires="wps">
+            <w:drawing>
+              <wp:anchor distT="45720" distB="45720" distL="114300" distR="114300" simplePos="0" relativeHeight="251660800" behindDoc="0" locked="0" layoutInCell="1" allowOverlap="1" wp14:anchorId="57EFDFBF" wp14:editId="2A5BD7C1">
+                <wp:simplePos x="0" y="0"/>
+                <wp:positionH relativeFrom="column">
+                  <wp:posOffset>5067769</wp:posOffset>
+                </wp:positionH>
+                <wp:positionV relativeFrom="paragraph">
+                  <wp:posOffset>285529</wp:posOffset>
+                </wp:positionV>
+                <wp:extent cx="3070860" cy="3475990"/>
+                <wp:effectExtent l="0" t="0" r="15240" b="10160"/>
+                <wp:wrapSquare wrapText="bothSides"/>
+                <wp:docPr id="1866937751" name="Text Box 2"/>
+                <wp:cNvGraphicFramePr>
+                  <a:graphicFrameLocks xmlns:a="http://schemas.openxmlformats.org/drawingml/2006/main"/>
+                </wp:cNvGraphicFramePr>
+                <a:graphic xmlns:a="http://schemas.openxmlformats.org/drawingml/2006/main">
+                  <a:graphicData uri="http://schemas.microsoft.com/office/word/2010/wordprocessingShape">
+                    <wps:wsp>
+                      <wps:cNvSpPr txBox="1">
+                        <a:spLocks noChangeArrowheads="1"/>
+                      </wps:cNvSpPr>
+                      <wps:spPr bwMode="auto">
+                        <a:xfrm>
+                          <a:off x="0" y="0"/>
+                          <a:ext cx="3070860" cy="3475990"/>
+                        </a:xfrm>
+                        <a:prstGeom prst="rect">
+                          <a:avLst/>
+                        </a:prstGeom>
+                        <a:solidFill>
+                          <a:srgbClr val="FFFFFF"/>
+                        </a:solidFill>
+                        <a:ln w="9525">
+                          <a:solidFill>
+                            <a:srgbClr val="000000"/>
+                          </a:solidFill>
+                          <a:miter lim="800000"/>
+                          <a:headEnd/>
+                          <a:tailEnd/>
+                        </a:ln>
+                      </wps:spPr>
+                      <wps:txbx>
+                        <w:txbxContent>
+                          <w:p>
+                            <w:pPr>
+                              <w:spacing w:after="0" w:line="240" w:lineRule="auto"/>
+                            </w:pPr>
+                            <w:r>
+                              <w:t>class Packet;</w:t>
+                            </w:r>
+                            <w:r>
+                              <w:br/>
+                            </w:r>
+                            <w:r>
+                              <w:tab/>
+                            </w:r>
+                            <w:r>
+                              <w:t>int data;</w:t>
+                            </w:r>
+                            <w:r>
+                              <w:br/>
+                            </w:r>
+                            <w:proofErr w:type="spellStart"/>
+                            <w:r>
+                              <w:t>endclass</w:t>
+                            </w:r>
+                            <w:proofErr w:type="spellEnd"/>
+                            <w:r>
+                              <w:br/>
+                              <w:t>module tb;</w:t>
+                            </w:r>
+                            <w:r>
+                              <w:br/>
+                              <w:t>Packet p1, p2;</w:t>
+                            </w:r>
+                            <w:r>
+                              <w:br/>
+                              <w:t>initial begin</w:t>
+                            </w:r>
+                            <w:r>
+                              <w:br/>
+                            </w:r>
+                            <w:r>
+                              <w:tab/>
+                            </w:r>
+                            <w:r>
+                              <w:t>p1 = new();</w:t>
+                            </w:r>
+                            <w:r>
+                              <w:br/>
+                            </w:r>
+                            <w:r>
+                              <w:tab/>
+                            </w:r>
+                            <w:r>
+                              <w:t>p1.data = 10;</w:t>
+                            </w:r>
+                            <w:r>
+                              <w:br/>
+                            </w:r>
+                            <w:r>
+                              <w:tab/>
+                            </w:r>
+                            <w:r>
+                              <w:rPr>
+                                <w:b/>
+                                <w:bCs/>
+                              </w:rPr>
+                              <w:t xml:space="preserve">p2 = </w:t>
+                            </w:r>
+                            <w:r>
+                              <w:rPr>
+                                <w:b/>
+                                <w:bCs/>
+                              </w:rPr>
+                              <w:t xml:space="preserve">new </w:t>
+                            </w:r>
+                            <w:r>
+                              <w:rPr>
+                                <w:b/>
+                                <w:bCs/>
+                              </w:rPr>
+                              <w:t xml:space="preserve">p1; // </w:t>
+                            </w:r>
+                            <w:r>
+                              <w:rPr>
+                                <w:rFonts w:ascii="Segoe UI Emoji" w:hAnsi="Segoe UI Emoji" w:cs="Segoe UI Emoji"/>
+                                <w:b/>
+                                <w:bCs/>
+                              </w:rPr>
+                              <w:t>🔴</w:t>
+                            </w:r>
+                            <w:r>
+                              <w:rPr>
+                                <w:b/>
+                                <w:bCs/>
+                              </w:rPr>
+                              <w:t xml:space="preserve"> shallow copy</w:t>
+                            </w:r>
+                            <w:r>
+                              <w:br/>
+                            </w:r>
+                            <w:r>
+                              <w:tab/>
+                            </w:r>
+                            <w:r>
+                              <w:t>p2.data = 50; // change through p2</w:t>
+                            </w:r>
+                            <w:r>
+                              <w:br/>
+                            </w:r>
+                            <w:r>
+                              <w:tab/>
+                            </w:r>
+                            <w:r>
+                              <w:t>$display("p1.data = %0d", p1.data);</w:t>
+                            </w:r>
+                            <w:r>
+                              <w:br/>
+                            </w:r>
+                            <w:r>
+                              <w:tab/>
+                            </w:r>
+                            <w:r>
+                              <w:t>$display("p2.data = %0d", p2.data);</w:t>
+                            </w:r>
+                            <w:r>
+                              <w:br/>
+                              <w:t>end</w:t>
+                            </w:r>
+                            <w:r>
+                              <w:br/>
+                            </w:r>
+                            <w:proofErr w:type="spellStart"/>
+                            <w:r>
+                              <w:t>endmodule</w:t>
+                            </w:r>
+                            <w:proofErr w:type="spellEnd"/>
+                          </w:p>
+                          <w:p>
+                            <w:pPr>
+                              <w:spacing w:after="0" w:line="240" w:lineRule="auto"/>
+                            </w:pPr>
+                          </w:p>
+                          <w:p>
+                            <w:pPr>
+                              <w:spacing w:after="0" w:line="240" w:lineRule="auto"/>
+                              <w:rPr>
+                                <w:b/>
+                                <w:bCs/>
+                                <w:color w:val="76923C" w:themeColor="accent3" w:themeShade="BF"/>
+                              </w:rPr>
+                            </w:pPr>
+                            <w:r>
+                              <w:rPr>
+                                <w:b/>
+                                <w:bCs/>
+                                <w:color w:val="76923C" w:themeColor="accent3" w:themeShade="BF"/>
+                              </w:rPr>
+                              <w:t>Output</w:t>
+                            </w:r>
+                          </w:p>
+                          <w:p>
+                            <w:pPr>
+                              <w:spacing w:after="0" w:line="240" w:lineRule="auto"/>
+                              <w:rPr>
+                                <w:color w:val="76923C" w:themeColor="accent3" w:themeShade="BF"/>
+                              </w:rPr>
+                            </w:pPr>
+                            <w:r>
+                              <w:rPr>
+                                <w:color w:val="76923C" w:themeColor="accent3" w:themeShade="BF"/>
+                              </w:rPr>
+                              <w:t>p1.data = 50</w:t>
+                            </w:r>
+                            <w:r>
+                              <w:rPr>
+                                <w:color w:val="76923C" w:themeColor="accent3" w:themeShade="BF"/>
+                              </w:rPr>
+                              <w:br/>
+                              <w:t>p2.data = 50</w:t>
+                            </w:r>
+                          </w:p>
+                        </w:txbxContent>
+                      </wps:txbx>
+                      <wps:bodyPr rot="0" vert="horz" wrap="square" lIns="91440" tIns="45720" rIns="91440" bIns="45720" anchor="t" anchorCtr="0">
+                        <a:noAutofit/>
+                      </wps:bodyPr>
+                    </wps:wsp>
+                  </a:graphicData>
+                </a:graphic>
+                <wp14:sizeRelH relativeFrom="margin">
+                  <wp14:pctWidth>0</wp14:pctWidth>
+                </wp14:sizeRelH>
+                <wp14:sizeRelV relativeFrom="margin">
+                  <wp14:pctHeight>0</wp14:pctHeight>
+                </wp14:sizeRelV>
+              </wp:anchor>
+            </w:drawing>
+          </mc:Choice>
+          <mc:Fallback>
+            <w:pict>
+              <v:shape w14:anchorId="57EFDFBF" id="_x0000_s1032" type="#_x0000_t202" style="position:absolute;left:0;text-align:left;margin-left:399.05pt;margin-top:22.5pt;width:241.8pt;height:273.7pt;z-index:251660800;visibility:visible;mso-wrap-style:square;mso-width-percent:0;mso-height-percent:0;mso-wrap-distance-left:9pt;mso-wrap-distance-top:3.6pt;mso-wrap-distance-right:9pt;mso-wrap-distance-bottom:3.6pt;mso-position-horizontal:absolute;mso-position-horizontal-relative:text;mso-position-vertical:absolute;mso-position-vertical-relative:text;mso-width-percent:0;mso-height-percent:0;mso-width-relative:margin;mso-height-relative:margin;v-text-anchor:top" o:gfxdata="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">
+                <v:textbox>
+                  <w:txbxContent>
+                    <w:p>
+                      <w:pPr>
+                        <w:spacing w:after="0" w:line="240" w:lineRule="auto"/>
+                      </w:pPr>
+                      <w:r>
+                        <w:t>class Packet;</w:t>
+                      </w:r>
+                      <w:r>
+                        <w:br/>
+                      </w:r>
+                      <w:r>
+                        <w:tab/>
+                      </w:r>
+                      <w:r>
+                        <w:t>int data;</w:t>
+                      </w:r>
+                      <w:r>
+                        <w:br/>
+                      </w:r>
+                      <w:proofErr w:type="spellStart"/>
+                      <w:r>
+                        <w:t>endclass</w:t>
+                      </w:r>
+                      <w:proofErr w:type="spellEnd"/>
+                      <w:r>
+                        <w:br/>
+                        <w:t>module tb;</w:t>
+                      </w:r>
+                      <w:r>
+                        <w:br/>
+                        <w:t>Packet p1, p2;</w:t>
+                      </w:r>
+                      <w:r>
+                        <w:br/>
+                        <w:t>initial begin</w:t>
+                      </w:r>
+                      <w:r>
+                        <w:br/>
+                      </w:r>
+                      <w:r>
+                        <w:tab/>
+                      </w:r>
+                      <w:r>
+                        <w:t>p1 = new();</w:t>
+                      </w:r>
+                      <w:r>
+                        <w:br/>
+                      </w:r>
+                      <w:r>
+                        <w:tab/>
+                      </w:r>
+                      <w:r>
+                        <w:t>p1.data = 10;</w:t>
+                      </w:r>
+                      <w:r>
+                        <w:br/>
+                      </w:r>
+                      <w:r>
+                        <w:tab/>
+                      </w:r>
+                      <w:r>
+                        <w:rPr>
+                          <w:b/>
+                          <w:bCs/>
+                        </w:rPr>
+                        <w:t xml:space="preserve">p2 = </w:t>
+                      </w:r>
+                      <w:r>
+                        <w:rPr>
+                          <w:b/>
+                          <w:bCs/>
+                        </w:rPr>
+                        <w:t xml:space="preserve">new </w:t>
+                      </w:r>
+                      <w:r>
+                        <w:rPr>
+                          <w:b/>
+                          <w:bCs/>
+                        </w:rPr>
+                        <w:t xml:space="preserve">p1; // </w:t>
+                      </w:r>
+                      <w:r>
+                        <w:rPr>
+                          <w:rFonts w:ascii="Segoe UI Emoji" w:hAnsi="Segoe UI Emoji" w:cs="Segoe UI Emoji"/>
+                          <w:b/>
+                          <w:bCs/>
+                        </w:rPr>
+                        <w:t>🔴</w:t>
+                      </w:r>
+                      <w:r>
+                        <w:rPr>
+                          <w:b/>
+                          <w:bCs/>
+                        </w:rPr>
+                        <w:t xml:space="preserve"> shallow copy</w:t>
+                      </w:r>
+                      <w:r>
+                        <w:br/>
+                      </w:r>
+                      <w:r>
+                        <w:tab/>
+                      </w:r>
+                      <w:r>
+                        <w:t>p2.data = 50; // change through p2</w:t>
+                      </w:r>
+                      <w:r>
+                        <w:br/>
+                      </w:r>
+                      <w:r>
+                        <w:tab/>
+                      </w:r>
+                      <w:r>
+                        <w:t>$display("p1.data = %0d", p1.data);</w:t>
+                      </w:r>
+                      <w:r>
+                        <w:br/>
+                      </w:r>
+                      <w:r>
+                        <w:tab/>
+                      </w:r>
+                      <w:r>
+                        <w:t>$display("p2.data = %0d", p2.data);</w:t>
+                      </w:r>
+                      <w:r>
+                        <w:br/>
+                        <w:t>end</w:t>
+                      </w:r>
+                      <w:r>
+                        <w:br/>
+                      </w:r>
+                      <w:proofErr w:type="spellStart"/>
+                      <w:r>
+                        <w:t>endmodule</w:t>
+                      </w:r>
+                      <w:proofErr w:type="spellEnd"/>
+                    </w:p>
+                    <w:p>
+                      <w:pPr>
+                        <w:spacing w:after="0" w:line="240" w:lineRule="auto"/>
+                      </w:pPr>
+                    </w:p>
+                    <w:p>
+                      <w:pPr>
+                        <w:spacing w:after="0" w:line="240" w:lineRule="auto"/>
+                        <w:rPr>
+                          <w:b/>
+                          <w:bCs/>
+                          <w:color w:val="76923C" w:themeColor="accent3" w:themeShade="BF"/>
+                        </w:rPr>
+                      </w:pPr>
+                      <w:r>
+                        <w:rPr>
+                          <w:b/>
+                          <w:bCs/>
+                          <w:color w:val="76923C" w:themeColor="accent3" w:themeShade="BF"/>
+                        </w:rPr>
+                        <w:t>Output</w:t>
+                      </w:r>
+                    </w:p>
+                    <w:p>
+                      <w:pPr>
+                        <w:spacing w:after="0" w:line="240" w:lineRule="auto"/>
+                        <w:rPr>
+                          <w:color w:val="76923C" w:themeColor="accent3" w:themeShade="BF"/>
+                        </w:rPr>
+                      </w:pPr>
+                      <w:r>
+                        <w:rPr>
+                          <w:color w:val="76923C" w:themeColor="accent3" w:themeShade="BF"/>
+                        </w:rPr>
+                        <w:t>p1.data = 50</w:t>
+                      </w:r>
+                      <w:r>
+                        <w:rPr>
+                          <w:color w:val="76923C" w:themeColor="accent3" w:themeShade="BF"/>
+                        </w:rPr>
+                        <w:br/>
+                        <w:t>p2.data = 50</w:t>
+                      </w:r>
+                    </w:p>
+                  </w:txbxContent>
+                </v:textbox>
+                <w10:wrap type="square"/>
+              </v:shape>
+            </w:pict>
+          </mc:Fallback>
+        </mc:AlternateContent>
+      </w:r>
+    </w:p>
+    <w:p>
+      <w:pPr>
+        <w:ind w:left="360"/>
+        <w:rPr>
+          <w:b/>
+          <w:bCs/>
+          <w:color w:val="000000" w:themeColor="text1"/>
+          <w:sz w:val="28"/>
+          <w:szCs w:val="28"/>
+          <w:u w:val="single"/>
+        </w:rPr>
+      </w:pPr>
+      <w:r>
+        <w:rPr>
+          <w:b/>
+          <w:bCs/>
+          <w:color w:val="000000" w:themeColor="text1"/>
+          <w:sz w:val="28"/>
+          <w:szCs w:val="28"/>
+          <w:u w:val="single"/>
+        </w:rPr>
+        <w:t>Shallow Copy</w:t>
+      </w:r>
+    </w:p>
+    <w:tbl>
+      <w:tblPr>
+        <w:tblpPr w:leftFromText="180" w:rightFromText="180" w:vertAnchor="text" w:horzAnchor="page" w:tblpX="546" w:tblpY="164"/>
+        <w:tblW w:w="0" w:type="auto"/>
+        <w:tblCellSpacing w:w="15" w:type="dxa"/>
+        <w:tblBorders>
+          <w:top w:val="single" w:sz="4" w:space="0" w:color="auto"/>
+          <w:left w:val="single" w:sz="4" w:space="0" w:color="auto"/>
+          <w:bottom w:val="single" w:sz="4" w:space="0" w:color="auto"/>
+          <w:right w:val="single" w:sz="4" w:space="0" w:color="auto"/>
+          <w:insideH w:val="single" w:sz="4" w:space="0" w:color="auto"/>
+          <w:insideV w:val="single" w:sz="4" w:space="0" w:color="auto"/>
+        </w:tblBorders>
+        <w:tblCellMar>
+          <w:top w:w="15" w:type="dxa"/>
+          <w:left w:w="15" w:type="dxa"/>
+          <w:bottom w:w="15" w:type="dxa"/>
+          <w:right w:w="15" w:type="dxa"/>
+        </w:tblCellMar>
+        <w:tblLook w:val="04A0" w:firstRow="1" w:lastRow="0" w:firstColumn="1" w:lastColumn="0" w:noHBand="0" w:noVBand="1"/>
+      </w:tblPr>
+      <w:tblGrid>
+        <w:gridCol w:w="1649"/>
+        <w:gridCol w:w="2546"/>
+        <w:gridCol w:w="2790"/>
+      </w:tblGrid>
+      <w:tr>
+        <w:trPr>
+          <w:tblHeader/>
+          <w:tblCellSpacing w:w="15" w:type="dxa"/>
+        </w:trPr>
+        <w:tc>
+          <w:tcPr>
+            <w:tcW w:w="0" w:type="auto"/>
+            <w:vAlign w:val="center"/>
+            <w:hideMark/>
+          </w:tcPr>
+          <w:p>
+            <w:pPr>
+              <w:ind w:left="360"/>
+              <w:rPr>
+                <w:rFonts w:cstheme="minorHAnsi"/>
+                <w:color w:val="000000" w:themeColor="text1"/>
+                <w:sz w:val="18"/>
+                <w:szCs w:val="18"/>
+              </w:rPr>
+            </w:pPr>
+            <w:r>
+              <w:rPr>
+                <w:rFonts w:cstheme="minorHAnsi"/>
+                <w:b/>
+                <w:bCs/>
+                <w:sz w:val="18"/>
+                <w:szCs w:val="18"/>
+              </w:rPr>
+              <w:t>Feature</w:t>
+            </w:r>
+          </w:p>
+        </w:tc>
+        <w:tc>
+          <w:tcPr>
+            <w:tcW w:w="2516" w:type="dxa"/>
+            <w:vAlign w:val="center"/>
+            <w:hideMark/>
+          </w:tcPr>
+          <w:p>
+            <w:pPr>
+              <w:ind w:left="360"/>
+              <w:rPr>
+                <w:rFonts w:cstheme="minorHAnsi"/>
+                <w:color w:val="000000" w:themeColor="text1"/>
+                <w:sz w:val="18"/>
+                <w:szCs w:val="18"/>
+              </w:rPr>
+            </w:pPr>
+            <w:r>
+              <w:rPr>
+                <w:rFonts w:cstheme="minorHAnsi"/>
+                <w:b/>
+                <w:bCs/>
+                <w:sz w:val="18"/>
+                <w:szCs w:val="18"/>
+              </w:rPr>
+              <w:t>Handle Assignment (</w:t>
+            </w:r>
+            <w:r>
+              <w:rPr>
+                <w:rStyle w:val="HTMLCode"/>
+                <w:rFonts w:asciiTheme="minorHAnsi" w:eastAsiaTheme="minorHAnsi" w:hAnsiTheme="minorHAnsi" w:cstheme="minorHAnsi"/>
+                <w:b/>
+                <w:bCs/>
+                <w:sz w:val="18"/>
+                <w:szCs w:val="18"/>
+              </w:rPr>
+              <w:t>p2 = p1</w:t>
+            </w:r>
+            <w:r>
+              <w:rPr>
+                <w:rFonts w:cstheme="minorHAnsi"/>
+                <w:b/>
+                <w:bCs/>
+                <w:sz w:val="18"/>
+                <w:szCs w:val="18"/>
+              </w:rPr>
+              <w:t>)</w:t>
+            </w:r>
+          </w:p>
+        </w:tc>
+        <w:tc>
+          <w:tcPr>
+            <w:tcW w:w="2745" w:type="dxa"/>
+            <w:vAlign w:val="center"/>
+            <w:hideMark/>
+          </w:tcPr>
+          <w:p>
+            <w:pPr>
+              <w:ind w:left="360"/>
+              <w:rPr>
+                <w:rFonts w:cstheme="minorHAnsi"/>
+                <w:color w:val="000000" w:themeColor="text1"/>
+                <w:sz w:val="18"/>
+                <w:szCs w:val="18"/>
+              </w:rPr>
+            </w:pPr>
+            <w:r>
+              <w:rPr>
+                <w:rFonts w:cstheme="minorHAnsi"/>
+                <w:b/>
+                <w:bCs/>
+                <w:sz w:val="18"/>
+                <w:szCs w:val="18"/>
+              </w:rPr>
+              <w:t>Shallow Copy (</w:t>
+            </w:r>
+            <w:r>
+              <w:rPr>
+                <w:rStyle w:val="HTMLCode"/>
+                <w:rFonts w:asciiTheme="minorHAnsi" w:eastAsiaTheme="minorHAnsi" w:hAnsiTheme="minorHAnsi" w:cstheme="minorHAnsi"/>
+                <w:b/>
+                <w:bCs/>
+                <w:sz w:val="18"/>
+                <w:szCs w:val="18"/>
+              </w:rPr>
+              <w:t>p2 = new p1</w:t>
+            </w:r>
+            <w:r>
+              <w:rPr>
+                <w:rFonts w:cstheme="minorHAnsi"/>
+                <w:b/>
+                <w:bCs/>
+                <w:sz w:val="18"/>
+                <w:szCs w:val="18"/>
+              </w:rPr>
+              <w:t>)</w:t>
+            </w:r>
+          </w:p>
+        </w:tc>
+      </w:tr>
+      <w:tr>
+        <w:trPr>
+          <w:tblCellSpacing w:w="15" w:type="dxa"/>
+        </w:trPr>
+        <w:tc>
+          <w:tcPr>
+            <w:tcW w:w="0" w:type="auto"/>
+            <w:vAlign w:val="center"/>
+            <w:hideMark/>
+          </w:tcPr>
+          <w:p>
+            <w:pPr>
+              <w:ind w:left="360"/>
+              <w:rPr>
+                <w:rFonts w:cstheme="minorHAnsi"/>
+                <w:color w:val="000000" w:themeColor="text1"/>
+                <w:sz w:val="18"/>
+                <w:szCs w:val="18"/>
+              </w:rPr>
+            </w:pPr>
+            <w:r>
+              <w:rPr>
+                <w:rStyle w:val="Strong"/>
+                <w:rFonts w:cstheme="minorHAnsi"/>
+                <w:sz w:val="18"/>
+                <w:szCs w:val="18"/>
+              </w:rPr>
+              <w:t>Objects Created</w:t>
+            </w:r>
+          </w:p>
+        </w:tc>
+        <w:tc>
+          <w:tcPr>
+            <w:tcW w:w="2516" w:type="dxa"/>
+            <w:vAlign w:val="center"/>
+            <w:hideMark/>
+          </w:tcPr>
+          <w:p>
+            <w:pPr>
+              <w:ind w:left="360"/>
+              <w:rPr>
+                <w:rFonts w:cstheme="minorHAnsi"/>
+                <w:color w:val="000000" w:themeColor="text1"/>
+                <w:sz w:val="18"/>
+                <w:szCs w:val="18"/>
+              </w:rPr>
+            </w:pPr>
+            <w:r>
+              <w:rPr>
+                <w:rFonts w:cstheme="minorHAnsi"/>
+                <w:sz w:val="18"/>
+                <w:szCs w:val="18"/>
+              </w:rPr>
+              <w:t>0 (Just a new pointer)</w:t>
+            </w:r>
+          </w:p>
+        </w:tc>
+        <w:tc>
+          <w:tcPr>
+            <w:tcW w:w="2745" w:type="dxa"/>
+            <w:vAlign w:val="center"/>
+            <w:hideMark/>
+          </w:tcPr>
+          <w:p>
+            <w:pPr>
+              <w:ind w:left="360"/>
+              <w:rPr>
+                <w:rFonts w:cstheme="minorHAnsi"/>
+                <w:color w:val="000000" w:themeColor="text1"/>
+                <w:sz w:val="18"/>
+                <w:szCs w:val="18"/>
+              </w:rPr>
+            </w:pPr>
+            <w:r>
+              <w:rPr>
+                <w:rFonts w:cstheme="minorHAnsi"/>
+                <w:sz w:val="18"/>
+                <w:szCs w:val="18"/>
+              </w:rPr>
+              <w:t>1 (A new instance is created)</w:t>
+            </w:r>
+          </w:p>
+        </w:tc>
+      </w:tr>
+      <w:tr>
+        <w:trPr>
+          <w:tblCellSpacing w:w="15" w:type="dxa"/>
+        </w:trPr>
+        <w:tc>
+          <w:tcPr>
+            <w:tcW w:w="0" w:type="auto"/>
+            <w:vAlign w:val="center"/>
+            <w:hideMark/>
+          </w:tcPr>
+          <w:p>
+            <w:pPr>
+              <w:ind w:left="360"/>
+              <w:rPr>
+                <w:rFonts w:cstheme="minorHAnsi"/>
+                <w:color w:val="000000" w:themeColor="text1"/>
+                <w:sz w:val="18"/>
+                <w:szCs w:val="18"/>
+              </w:rPr>
+            </w:pPr>
+            <w:r>
+              <w:rPr>
+                <w:rStyle w:val="Strong"/>
+                <w:rFonts w:cstheme="minorHAnsi"/>
+                <w:sz w:val="18"/>
+                <w:szCs w:val="18"/>
+              </w:rPr>
+              <w:t>Independence</w:t>
+            </w:r>
+          </w:p>
+        </w:tc>
+        <w:tc>
+          <w:tcPr>
+            <w:tcW w:w="2516" w:type="dxa"/>
+            <w:vAlign w:val="center"/>
+            <w:hideMark/>
+          </w:tcPr>
+          <w:p>
+            <w:pPr>
+              <w:ind w:left="360"/>
+              <w:rPr>
+                <w:rFonts w:cstheme="minorHAnsi"/>
+                <w:color w:val="000000" w:themeColor="text1"/>
+                <w:sz w:val="18"/>
+                <w:szCs w:val="18"/>
+              </w:rPr>
+            </w:pPr>
+            <w:r>
+              <w:rPr>
+                <w:rStyle w:val="Strong"/>
+                <w:rFonts w:cstheme="minorHAnsi"/>
+                <w:sz w:val="18"/>
+                <w:szCs w:val="18"/>
+              </w:rPr>
+              <w:t>Shared.</w:t>
+            </w:r>
+            <w:r>
+              <w:rPr>
+                <w:rFonts w:cstheme="minorHAnsi"/>
+                <w:sz w:val="18"/>
+                <w:szCs w:val="18"/>
+              </w:rPr>
+              <w:t xml:space="preserve"> Both point to one object.</w:t>
+            </w:r>
+          </w:p>
+        </w:tc>
+        <w:tc>
+          <w:tcPr>
+            <w:tcW w:w="2745" w:type="dxa"/>
+            <w:vAlign w:val="center"/>
+            <w:hideMark/>
+          </w:tcPr>
+          <w:p>
+            <w:pPr>
+              <w:ind w:left="360"/>
+              <w:rPr>
+                <w:rFonts w:cstheme="minorHAnsi"/>
+                <w:color w:val="000000" w:themeColor="text1"/>
+                <w:sz w:val="18"/>
+                <w:szCs w:val="18"/>
+              </w:rPr>
+            </w:pPr>
+            <w:r>
+              <w:rPr>
+                <w:rStyle w:val="Strong"/>
+                <w:rFonts w:cstheme="minorHAnsi"/>
+                <w:sz w:val="18"/>
+                <w:szCs w:val="18"/>
+              </w:rPr>
+              <w:t>Top-level independent.</w:t>
+            </w:r>
+            <w:r>
+              <w:rPr>
+                <w:rFonts w:cstheme="minorHAnsi"/>
+                <w:sz w:val="18"/>
+                <w:szCs w:val="18"/>
+              </w:rPr>
+              <w:t xml:space="preserve"> Primitives are separate.</w:t>
+            </w:r>
+          </w:p>
+        </w:tc>
+      </w:tr>
+      <w:tr>
+        <w:trPr>
+          <w:tblCellSpacing w:w="15" w:type="dxa"/>
+        </w:trPr>
+        <w:tc>
+          <w:tcPr>
+            <w:tcW w:w="0" w:type="auto"/>
+            <w:vAlign w:val="center"/>
+            <w:hideMark/>
+          </w:tcPr>
+          <w:p>
+            <w:pPr>
+              <w:ind w:left="360"/>
+              <w:rPr>
+                <w:rFonts w:cstheme="minorHAnsi"/>
+                <w:color w:val="000000" w:themeColor="text1"/>
+                <w:sz w:val="18"/>
+                <w:szCs w:val="18"/>
+              </w:rPr>
+            </w:pPr>
+            <w:r>
+              <w:rPr>
+                <w:rStyle w:val="Strong"/>
+                <w:rFonts w:cstheme="minorHAnsi"/>
+                <w:sz w:val="18"/>
+                <w:szCs w:val="18"/>
+              </w:rPr>
+              <w:t>Nested Objects</w:t>
+            </w:r>
+          </w:p>
+        </w:tc>
+        <w:tc>
+          <w:tcPr>
+            <w:tcW w:w="2516" w:type="dxa"/>
+            <w:vAlign w:val="center"/>
+            <w:hideMark/>
+          </w:tcPr>
+          <w:p>
+            <w:pPr>
+              <w:ind w:left="360"/>
+              <w:rPr>
+                <w:rFonts w:cstheme="minorHAnsi"/>
+                <w:color w:val="000000" w:themeColor="text1"/>
+                <w:sz w:val="18"/>
+                <w:szCs w:val="18"/>
+              </w:rPr>
+            </w:pPr>
+            <w:r>
+              <w:rPr>
+                <w:rFonts w:cstheme="minorHAnsi"/>
+                <w:sz w:val="18"/>
+                <w:szCs w:val="18"/>
+              </w:rPr>
+              <w:t>Shared.</w:t>
+            </w:r>
+          </w:p>
+        </w:tc>
+        <w:tc>
+          <w:tcPr>
+            <w:tcW w:w="2745" w:type="dxa"/>
+            <w:vAlign w:val="center"/>
+            <w:hideMark/>
+          </w:tcPr>
+          <w:p>
+            <w:pPr>
+              <w:ind w:left="360"/>
+              <w:rPr>
+                <w:rFonts w:cstheme="minorHAnsi"/>
+                <w:color w:val="000000" w:themeColor="text1"/>
+                <w:sz w:val="18"/>
+                <w:szCs w:val="18"/>
+              </w:rPr>
+            </w:pPr>
+            <w:r>
+              <w:rPr>
+                <w:rStyle w:val="Strong"/>
+                <w:rFonts w:cstheme="minorHAnsi"/>
+                <w:sz w:val="18"/>
+                <w:szCs w:val="18"/>
+              </w:rPr>
+              <w:t>Shared.</w:t>
+            </w:r>
+            <w:r>
+              <w:rPr>
+                <w:rFonts w:cstheme="minorHAnsi"/>
+                <w:sz w:val="18"/>
+                <w:szCs w:val="18"/>
+              </w:rPr>
+              <w:t xml:space="preserve"> (This is why it's "shallow").</w:t>
+            </w:r>
+          </w:p>
+        </w:tc>
+      </w:tr>
+    </w:tbl>
+    <w:p>
+      <w:pPr>
+        <w:rPr>
+          <w:color w:val="C00000"/>
+        </w:rPr>
+      </w:pPr>
+    </w:p>
+    <w:p>
+      <w:pPr>
+        <w:rPr>
+          <w:color w:val="C00000"/>
+        </w:rPr>
+      </w:pPr>
+    </w:p>
+    <w:p>
+      <w:pPr>
+        <w:ind w:left="360"/>
+        <w:rPr>
+          <w:b/>
+          <w:bCs/>
+          <w:color w:val="000000" w:themeColor="text1"/>
+          <w:sz w:val="28"/>
+          <w:szCs w:val="28"/>
+          <w:u w:val="single"/>
+        </w:rPr>
+      </w:pPr>
+      <w:r>
+        <w:rPr>
+          <w:b/>
+          <w:bCs/>
+          <w:color w:val="000000" w:themeColor="text1"/>
+          <w:sz w:val="28"/>
+          <w:szCs w:val="28"/>
+          <w:u w:val="single"/>
+        </w:rPr>
+        <w:lastRenderedPageBreak/>
+        <w:t xml:space="preserve">Deep </w:t>
+      </w:r>
+      <w:r>
+        <w:rPr>
+          <w:b/>
+          <w:bCs/>
+          <w:color w:val="000000" w:themeColor="text1"/>
+          <w:sz w:val="28"/>
+          <w:szCs w:val="28"/>
+          <w:u w:val="single"/>
+        </w:rPr>
+        <w:t>Copy</w:t>
+      </w:r>
+    </w:p>
+    <w:p>
+      <w:pPr>
+        <w:spacing w:after="0"/>
+        <w:ind w:left="360"/>
+      </w:pPr>
+      <w:r>
+        <w:t>t</w:t>
+      </w:r>
+    </w:p>
+    <w:p>
+      <w:pPr>
+        <w:rPr>
+          <w:color w:val="C00000"/>
+        </w:rPr>
+      </w:pPr>
+    </w:p>
+    <w:p>
+      <w:pPr>
+        <w:ind w:left="360"/>
+        <w:rPr>
+          <w:color w:val="C00000"/>
+        </w:rPr>
+      </w:pPr>
+    </w:p>
+    <w:p>
+      <w:pPr>
+        <w:ind w:left="360"/>
+        <w:rPr>
+          <w:b/>
+          <w:bCs/>
+          <w:color w:val="000000" w:themeColor="text1"/>
+          <w:sz w:val="28"/>
+          <w:szCs w:val="28"/>
+          <w:u w:val="single"/>
+        </w:rPr>
+      </w:pPr>
+    </w:p>
+    <w:p>
+      <w:pPr>
+        <w:ind w:left="360"/>
+        <w:rPr>
+          <w:b/>
+          <w:bCs/>
+          <w:color w:val="000000" w:themeColor="text1"/>
+          <w:sz w:val="28"/>
+          <w:szCs w:val="28"/>
+          <w:u w:val="single"/>
+        </w:rPr>
+      </w:pPr>
+    </w:p>
+    <w:p>
+      <w:pPr>
+        <w:ind w:left="360"/>
+        <w:rPr>
+          <w:b/>
+          <w:bCs/>
+          <w:color w:val="000000" w:themeColor="text1"/>
+          <w:sz w:val="28"/>
+          <w:szCs w:val="28"/>
+          <w:u w:val="single"/>
+        </w:rPr>
+      </w:pPr>
+    </w:p>
+    <w:p>
+      <w:pPr>
+        <w:ind w:left="360"/>
+        <w:rPr>
+          <w:b/>
+          <w:bCs/>
+          <w:color w:val="000000" w:themeColor="text1"/>
+          <w:sz w:val="28"/>
+          <w:szCs w:val="28"/>
+          <w:u w:val="single"/>
+        </w:rPr>
+      </w:pPr>
+    </w:p>
+    <w:p>
+      <w:pPr>
+        <w:ind w:left="360"/>
+        <w:rPr>
+          <w:b/>
+          <w:bCs/>
+          <w:color w:val="000000" w:themeColor="text1"/>
+          <w:sz w:val="28"/>
+          <w:szCs w:val="28"/>
+          <w:u w:val="single"/>
+        </w:rPr>
+      </w:pPr>
+    </w:p>
+    <w:p>
+      <w:pPr>
+        <w:ind w:left="360"/>
+        <w:rPr>
+          <w:b/>
+          <w:bCs/>
+          <w:color w:val="000000" w:themeColor="text1"/>
+          <w:sz w:val="28"/>
+          <w:szCs w:val="28"/>
+          <w:u w:val="single"/>
+        </w:rPr>
+      </w:pPr>
+    </w:p>
+    <w:p>
+      <w:pPr>
+        <w:ind w:left="360"/>
+        <w:rPr>
+          <w:b/>
+          <w:bCs/>
+          <w:color w:val="000000" w:themeColor="text1"/>
+          <w:sz w:val="28"/>
+          <w:szCs w:val="28"/>
+          <w:u w:val="single"/>
+        </w:rPr>
+      </w:pPr>
+    </w:p>
+    <w:p>
+      <w:pPr>
+        <w:ind w:left="360"/>
+        <w:rPr>
+          <w:b/>
+          <w:bCs/>
+          <w:color w:val="000000" w:themeColor="text1"/>
+          <w:sz w:val="28"/>
+          <w:szCs w:val="28"/>
+          <w:u w:val="single"/>
+        </w:rPr>
+      </w:pPr>
+    </w:p>
+    <w:p>
+      <w:pPr>
+        <w:ind w:left="360"/>
+        <w:rPr>
+          <w:b/>
+          <w:bCs/>
+          <w:color w:val="000000" w:themeColor="text1"/>
+          <w:sz w:val="28"/>
+          <w:szCs w:val="28"/>
+          <w:u w:val="single"/>
+        </w:rPr>
+      </w:pPr>
+    </w:p>
+    <w:p>
+      <w:pPr>
+        <w:ind w:left="360"/>
+        <w:rPr>
+          <w:b/>
+          <w:bCs/>
+          <w:color w:val="000000" w:themeColor="text1"/>
+          <w:sz w:val="28"/>
+          <w:szCs w:val="28"/>
+          <w:u w:val="single"/>
+        </w:rPr>
+      </w:pPr>
+    </w:p>
+    <w:p>
+      <w:pPr>
+        <w:ind w:left="360"/>
+        <w:rPr>
+          <w:b/>
+          <w:bCs/>
+          <w:color w:val="000000" w:themeColor="text1"/>
+          <w:sz w:val="28"/>
+          <w:szCs w:val="28"/>
+          <w:u w:val="single"/>
+        </w:rPr>
+      </w:pPr>
+    </w:p>
+    <w:p>
+      <w:pPr>
+        <w:ind w:left="360"/>
+        <w:rPr>
+          <w:b/>
+          <w:bCs/>
+          <w:color w:val="000000" w:themeColor="text1"/>
+          <w:sz w:val="28"/>
+          <w:szCs w:val="28"/>
+          <w:u w:val="single"/>
+        </w:rPr>
+      </w:pPr>
+    </w:p>
+    <w:p>
+      <w:pPr>
+        <w:ind w:left="360"/>
+        <w:rPr>
+          <w:b/>
+          <w:bCs/>
+          <w:color w:val="000000" w:themeColor="text1"/>
+          <w:sz w:val="28"/>
+          <w:szCs w:val="28"/>
+          <w:u w:val="single"/>
+        </w:rPr>
+      </w:pPr>
+    </w:p>
+    <w:p>
+      <w:pPr>
+        <w:ind w:left="360"/>
+        <w:rPr>
+          <w:b/>
+          <w:bCs/>
+          <w:color w:val="000000" w:themeColor="text1"/>
+          <w:sz w:val="28"/>
+          <w:szCs w:val="28"/>
+          <w:u w:val="single"/>
+        </w:rPr>
+      </w:pPr>
+    </w:p>
+    <w:p>
+      <w:pPr>
+        <w:ind w:left="360"/>
+        <w:rPr>
+          <w:b/>
+          <w:bCs/>
+          <w:color w:val="000000" w:themeColor="text1"/>
+          <w:sz w:val="28"/>
+          <w:szCs w:val="28"/>
+          <w:u w:val="single"/>
+        </w:rPr>
+      </w:pPr>
+    </w:p>
+    <w:p>
+      <w:pPr>
+        <w:ind w:left="360"/>
+        <w:rPr>
+          <w:b/>
+          <w:bCs/>
+          <w:color w:val="000000" w:themeColor="text1"/>
+          <w:sz w:val="28"/>
+          <w:szCs w:val="28"/>
+          <w:u w:val="single"/>
+        </w:rPr>
+      </w:pPr>
+    </w:p>
+    <w:p>
+      <w:pPr>
+        <w:ind w:left="360"/>
+        <w:rPr>
+          <w:b/>
+          <w:bCs/>
+          <w:color w:val="000000" w:themeColor="text1"/>
+          <w:sz w:val="28"/>
+          <w:szCs w:val="28"/>
+          <w:u w:val="single"/>
+        </w:rPr>
+      </w:pPr>
+    </w:p>
+    <w:p>
+      <w:pPr>
+        <w:ind w:left="360"/>
+        <w:rPr>
+          <w:b/>
+          <w:bCs/>
+          <w:color w:val="000000" w:themeColor="text1"/>
+          <w:sz w:val="28"/>
+          <w:szCs w:val="28"/>
+          <w:u w:val="single"/>
+        </w:rPr>
+      </w:pPr>
+    </w:p>
+    <w:p>
+      <w:pPr>
+        <w:ind w:left="360"/>
+        <w:rPr>
+          <w:b/>
+          <w:bCs/>
+          <w:color w:val="000000" w:themeColor="text1"/>
+          <w:sz w:val="28"/>
+          <w:szCs w:val="28"/>
+          <w:u w:val="single"/>
+        </w:rPr>
+      </w:pPr>
+    </w:p>
+    <w:p>
+      <w:pPr>
+        <w:ind w:left="360"/>
+        <w:rPr>
+          <w:b/>
+          <w:bCs/>
+          <w:color w:val="000000" w:themeColor="text1"/>
+          <w:sz w:val="28"/>
+          <w:szCs w:val="28"/>
+          <w:u w:val="single"/>
+        </w:rPr>
+      </w:pPr>
+    </w:p>
+    <w:p>
+      <w:pPr>
+        <w:ind w:left="360"/>
+        <w:rPr>
+          <w:b/>
+          <w:bCs/>
+          <w:color w:val="000000" w:themeColor="text1"/>
+          <w:sz w:val="28"/>
+          <w:szCs w:val="28"/>
+          <w:u w:val="single"/>
+        </w:rPr>
+      </w:pPr>
+    </w:p>
+    <w:p>
+      <w:pPr>
+        <w:ind w:left="360"/>
+        <w:rPr>
+          <w:b/>
+          <w:bCs/>
+          <w:color w:val="000000" w:themeColor="text1"/>
+          <w:sz w:val="28"/>
+          <w:szCs w:val="28"/>
+          <w:u w:val="single"/>
+        </w:rPr>
+      </w:pPr>
+    </w:p>
+    <w:p>
+      <w:pPr>
+        <w:ind w:left="360"/>
+        <w:rPr>
+          <w:b/>
+          <w:bCs/>
+          <w:color w:val="000000" w:themeColor="text1"/>
+          <w:sz w:val="28"/>
+          <w:szCs w:val="28"/>
+          <w:u w:val="single"/>
+        </w:rPr>
+      </w:pPr>
+    </w:p>
+    <w:p>
+      <w:pPr>
+        <w:ind w:left="360"/>
+        <w:rPr>
+          <w:b/>
+          <w:bCs/>
+          <w:color w:val="000000" w:themeColor="text1"/>
+          <w:sz w:val="28"/>
+          <w:szCs w:val="28"/>
+          <w:u w:val="single"/>
+        </w:rPr>
+      </w:pPr>
+    </w:p>
+    <w:p>
+      <w:pPr>
+        <w:ind w:left="360"/>
+        <w:rPr>
+          <w:b/>
+          <w:bCs/>
+          <w:color w:val="000000" w:themeColor="text1"/>
+          <w:sz w:val="28"/>
+          <w:szCs w:val="28"/>
+          <w:u w:val="single"/>
+        </w:rPr>
+      </w:pPr>
+    </w:p>
+    <w:p>
+      <w:pPr>
+        <w:ind w:left="360"/>
+        <w:rPr>
+          <w:b/>
+          <w:bCs/>
+          <w:color w:val="000000" w:themeColor="text1"/>
+          <w:sz w:val="28"/>
+          <w:szCs w:val="28"/>
+          <w:u w:val="single"/>
+        </w:rPr>
+      </w:pPr>
+    </w:p>
+    <w:p>
+      <w:pPr>
+        <w:ind w:left="360"/>
+        <w:rPr>
+          <w:b/>
+          <w:bCs/>
+          <w:color w:val="000000" w:themeColor="text1"/>
+          <w:sz w:val="28"/>
+          <w:szCs w:val="28"/>
+          <w:u w:val="single"/>
+        </w:rPr>
+      </w:pPr>
+    </w:p>
+    <w:p>
+      <w:pPr>
+        <w:ind w:left="360"/>
+        <w:rPr>
+          <w:b/>
+          <w:bCs/>
+          <w:color w:val="000000" w:themeColor="text1"/>
+          <w:sz w:val="28"/>
+          <w:szCs w:val="28"/>
+          <w:u w:val="single"/>
+        </w:rPr>
+      </w:pPr>
+    </w:p>
+    <w:p>
+      <w:pPr>
+        <w:ind w:left="360"/>
+        <w:rPr>
+          <w:b/>
+          <w:bCs/>
+          <w:color w:val="000000" w:themeColor="text1"/>
+          <w:sz w:val="28"/>
+          <w:szCs w:val="28"/>
+          <w:u w:val="single"/>
+        </w:rPr>
+      </w:pPr>
+    </w:p>
+    <w:p>
+      <w:pPr>
+        <w:ind w:left="360"/>
+        <w:rPr>
+          <w:b/>
+          <w:bCs/>
+          <w:color w:val="000000" w:themeColor="text1"/>
+          <w:sz w:val="28"/>
+          <w:szCs w:val="28"/>
+          <w:u w:val="single"/>
+        </w:rPr>
+      </w:pPr>
+      <w:r>
+        <w:rPr>
+          <w:b/>
+          <w:bCs/>
+          <w:noProof/>
+          <w:color w:val="000000" w:themeColor="text1"/>
+          <w:sz w:val="28"/>
+          <w:szCs w:val="28"/>
+          <w:u w:val="single"/>
+        </w:rPr>
+        <mc:AlternateContent>
+          <mc:Choice Requires="wps">
+            <w:drawing>
+              <wp:anchor distT="45720" distB="45720" distL="114300" distR="114300" simplePos="0" relativeHeight="251654656" behindDoc="0" locked="0" layoutInCell="1" allowOverlap="1" wp14:anchorId="7AF8870B" wp14:editId="0CAD4D8E">
+                <wp:simplePos x="0" y="0"/>
+                <wp:positionH relativeFrom="column">
+                  <wp:posOffset>3949760</wp:posOffset>
+                </wp:positionH>
+                <wp:positionV relativeFrom="paragraph">
+                  <wp:posOffset>8351</wp:posOffset>
+                </wp:positionV>
+                <wp:extent cx="2360930" cy="3157268"/>
+                <wp:effectExtent l="0" t="0" r="22860" b="24130"/>
+                <wp:wrapNone/>
+                <wp:docPr id="1777769797" name="Text Box 2"/>
+                <wp:cNvGraphicFramePr>
+                  <a:graphicFrameLocks xmlns:a="http://schemas.openxmlformats.org/drawingml/2006/main"/>
+                </wp:cNvGraphicFramePr>
+                <a:graphic xmlns:a="http://schemas.openxmlformats.org/drawingml/2006/main">
+                  <a:graphicData uri="http://schemas.microsoft.com/office/word/2010/wordprocessingShape">
+                    <wps:wsp>
+                      <wps:cNvSpPr txBox="1">
+                        <a:spLocks noChangeArrowheads="1"/>
+                      </wps:cNvSpPr>
+                      <wps:spPr bwMode="auto">
+                        <a:xfrm>
+                          <a:off x="0" y="0"/>
+                          <a:ext cx="2360930" cy="3157268"/>
+                        </a:xfrm>
+                        <a:prstGeom prst="rect">
+                          <a:avLst/>
+                        </a:prstGeom>
+                        <a:solidFill>
+                          <a:srgbClr val="FFFFFF"/>
+                        </a:solidFill>
+                        <a:ln w="9525">
+                          <a:solidFill>
+                            <a:srgbClr val="000000"/>
+                          </a:solidFill>
+                          <a:miter lim="800000"/>
+                          <a:headEnd/>
+                          <a:tailEnd/>
+                        </a:ln>
+                      </wps:spPr>
+                      <wps:txbx>
+                        <w:txbxContent>
+                          <w:p>
+                            <w:pPr>
+                              <w:spacing w:after="0"/>
+                            </w:pPr>
+                            <w:r>
+                              <w:t>class Base;</w:t>
+                            </w:r>
+                          </w:p>
+                          <w:p>
+                            <w:pPr>
+                              <w:spacing w:after="0"/>
+                            </w:pPr>
+                            <w:r>
+                              <w:t xml:space="preserve">    virtual function void </w:t>
+                            </w:r>
+                            <w:proofErr w:type="gramStart"/>
+                            <w:r>
+                              <w:t>show(</w:t>
+                            </w:r>
+                            <w:proofErr w:type="gramEnd"/>
+                            <w:r>
+                              <w:t>);</w:t>
+                            </w:r>
+                          </w:p>
+                          <w:p>
+                            <w:pPr>
+                              <w:spacing w:after="0"/>
+                            </w:pPr>
+                            <w:r>
+                              <w:t xml:space="preserve">        $display("Base");</w:t>
+                            </w:r>
+                          </w:p>
+                          <w:p>
+                            <w:pPr>
+                              <w:spacing w:after="0"/>
+                            </w:pPr>
+                            <w:r>
+                              <w:t xml:space="preserve">    </w:t>
+                            </w:r>
+                            <w:proofErr w:type="spellStart"/>
+                            <w:r>
+                              <w:t>endfunction</w:t>
+                            </w:r>
+                            <w:proofErr w:type="spellEnd"/>
+                          </w:p>
+                          <w:p>
+                            <w:pPr>
+                              <w:spacing w:after="0"/>
+                            </w:pPr>
+                            <w:proofErr w:type="spellStart"/>
+                            <w:r>
+                              <w:t>endclass</w:t>
+                            </w:r>
+                            <w:proofErr w:type="spellEnd"/>
+                          </w:p>
+                          <w:p>
+                            <w:pPr>
+                              <w:spacing w:after="0"/>
+                            </w:pPr>
+                          </w:p>
+                          <w:p>
+                            <w:pPr>
+                              <w:spacing w:after="0"/>
+                            </w:pPr>
+                            <w:r>
+                              <w:t>class Child extends Base;</w:t>
+                            </w:r>
+                          </w:p>
+                          <w:p>
+                            <w:pPr>
+                              <w:spacing w:after="0"/>
+                            </w:pPr>
+                            <w:r>
+                              <w:t xml:space="preserve">    function void </w:t>
+                            </w:r>
+                            <w:proofErr w:type="gramStart"/>
+                            <w:r>
+                              <w:t>show(</w:t>
+                            </w:r>
+                            <w:proofErr w:type="gramEnd"/>
+                            <w:r>
+                              <w:t>);</w:t>
+                            </w:r>
+                          </w:p>
+                          <w:p>
+                            <w:pPr>
+                              <w:spacing w:after="0"/>
+                            </w:pPr>
+                            <w:r>
+                              <w:t xml:space="preserve">        $display("Child");</w:t>
+                            </w:r>
+                          </w:p>
+                          <w:p>
+                            <w:pPr>
+                              <w:spacing w:after="0"/>
+                            </w:pPr>
+                            <w:r>
+                              <w:t xml:space="preserve">    </w:t>
+                            </w:r>
+                            <w:proofErr w:type="spellStart"/>
+                            <w:r>
+                              <w:t>endfunction</w:t>
+                            </w:r>
+                            <w:proofErr w:type="spellEnd"/>
+                          </w:p>
+                          <w:p>
+                            <w:pPr>
+                              <w:spacing w:after="0"/>
+                            </w:pPr>
+                            <w:proofErr w:type="spellStart"/>
+                            <w:r>
+                              <w:t>endclass</w:t>
+                            </w:r>
+                            <w:proofErr w:type="spellEnd"/>
+                          </w:p>
+                          <w:p>
+                            <w:pPr>
+                              <w:spacing w:after="0"/>
+                            </w:pPr>
+                            <w:r>
+                              <w:t>Base b;</w:t>
+                            </w:r>
+                            <w:r>
+                              <w:br/>
+                              <w:t>b = new Child();</w:t>
+                            </w:r>
+                            <w:r>
+                              <w:br/>
+                            </w:r>
+                            <w:proofErr w:type="gramStart"/>
+                            <w:r>
+                              <w:t>b.show</w:t>
+                            </w:r>
+                            <w:proofErr w:type="gramEnd"/>
+                            <w:r>
+                              <w:t>();</w:t>
+                            </w:r>
+                          </w:p>
+                          <w:p>
+                            <w:pPr>
+                              <w:spacing w:after="0"/>
+                            </w:pPr>
+                            <w:r>
+                              <w:t xml:space="preserve">Output = </w:t>
+                            </w:r>
+                            <w:r>
+                              <w:rPr>
+                                <w:b/>
+                                <w:bCs/>
+                              </w:rPr>
+                              <w:t>Child</w:t>
+                            </w:r>
+                          </w:p>
+                        </w:txbxContent>
+                      </wps:txbx>
+                      <wps:bodyPr rot="0" vert="horz" wrap="square" lIns="91440" tIns="45720" rIns="91440" bIns="45720" anchor="t" anchorCtr="0">
+                        <a:noAutofit/>
+                      </wps:bodyPr>
+                    </wps:wsp>
+                  </a:graphicData>
+                </a:graphic>
+                <wp14:sizeRelH relativeFrom="margin">
+                  <wp14:pctWidth>40000</wp14:pctWidth>
+                </wp14:sizeRelH>
+                <wp14:sizeRelV relativeFrom="margin">
+                  <wp14:pctHeight>0</wp14:pctHeight>
+                </wp14:sizeRelV>
+              </wp:anchor>
+            </w:drawing>
+          </mc:Choice>
+          <mc:Fallback>
+            <w:pict>
+              <v:shape w14:anchorId="7AF8870B" id="_x0000_s1033" type="#_x0000_t202" style="position:absolute;left:0;text-align:left;margin-left:311pt;margin-top:.65pt;width:185.9pt;height:248.6pt;z-index:251654656;visibility:visible;mso-wrap-style:square;mso-width-percent:400;mso-height-percent:0;mso-wrap-distance-left:9pt;mso-wrap-distance-top:3.6pt;mso-wrap-distance-right:9pt;mso-wrap-distance-bottom:3.6pt;mso-position-horizontal:absolute;mso-position-horizontal-relative:text;mso-position-vertical:absolute;mso-position-vertical-relative:text;mso-width-percent:400;mso-height-percent:0;mso-width-relative:margin;mso-height-relative:margin;v-text-anchor:top" o:gfxdata="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">
+                <v:textbox>
+                  <w:txbxContent>
+                    <w:p>
+                      <w:pPr>
+                        <w:spacing w:after="0"/>
+                      </w:pPr>
+                      <w:r>
+                        <w:t>class Base;</w:t>
+                      </w:r>
+                    </w:p>
+                    <w:p>
+                      <w:pPr>
+                        <w:spacing w:after="0"/>
+                      </w:pPr>
+                      <w:r>
+                        <w:t xml:space="preserve">    virtual function void </w:t>
+                      </w:r>
+                      <w:proofErr w:type="gramStart"/>
+                      <w:r>
+                        <w:t>show(</w:t>
+                      </w:r>
+                      <w:proofErr w:type="gramEnd"/>
+                      <w:r>
+                        <w:t>);</w:t>
+                      </w:r>
+                    </w:p>
+                    <w:p>
+                      <w:pPr>
+                        <w:spacing w:after="0"/>
+                      </w:pPr>
+                      <w:r>
+                        <w:t xml:space="preserve">        $display("Base");</w:t>
+                      </w:r>
+                    </w:p>
+                    <w:p>
+                      <w:pPr>
+                        <w:spacing w:after="0"/>
+                      </w:pPr>
+                      <w:r>
+                        <w:t xml:space="preserve">    </w:t>
+                      </w:r>
+                      <w:proofErr w:type="spellStart"/>
+                      <w:r>
+                        <w:t>endfunction</w:t>
+                      </w:r>
+                      <w:proofErr w:type="spellEnd"/>
+                    </w:p>
+                    <w:p>
+                      <w:pPr>
+                        <w:spacing w:after="0"/>
+                      </w:pPr>
+                      <w:proofErr w:type="spellStart"/>
+                      <w:r>
+                        <w:t>endclass</w:t>
+                      </w:r>
+                      <w:proofErr w:type="spellEnd"/>
+                    </w:p>
+                    <w:p>
+                      <w:pPr>
+                        <w:spacing w:after="0"/>
+                      </w:pPr>
+                    </w:p>
+                    <w:p>
+                      <w:pPr>
+                        <w:spacing w:after="0"/>
+                      </w:pPr>
+                      <w:r>
+                        <w:t>class Child extends Base;</w:t>
+                      </w:r>
+                    </w:p>
+                    <w:p>
+                      <w:pPr>
+                        <w:spacing w:after="0"/>
+                      </w:pPr>
+                      <w:r>
+                        <w:t xml:space="preserve">    function void </w:t>
+                      </w:r>
+                      <w:proofErr w:type="gramStart"/>
+                      <w:r>
+                        <w:t>show(</w:t>
+                      </w:r>
+                      <w:proofErr w:type="gramEnd"/>
+                      <w:r>
+                        <w:t>);</w:t>
+                      </w:r>
+                    </w:p>
+                    <w:p>
+                      <w:pPr>
+                        <w:spacing w:after="0"/>
+                      </w:pPr>
+                      <w:r>
+                        <w:t xml:space="preserve">        $display("Child");</w:t>
+                      </w:r>
+                    </w:p>
+                    <w:p>
+                      <w:pPr>
+                        <w:spacing w:after="0"/>
+                      </w:pPr>
+                      <w:r>
+                        <w:t xml:space="preserve">    </w:t>
+                      </w:r>
+                      <w:proofErr w:type="spellStart"/>
+                      <w:r>
+                        <w:t>endfunction</w:t>
+                      </w:r>
+                      <w:proofErr w:type="spellEnd"/>
+                    </w:p>
+                    <w:p>
+                      <w:pPr>
+                        <w:spacing w:after="0"/>
+                      </w:pPr>
+                      <w:proofErr w:type="spellStart"/>
+                      <w:r>
+                        <w:t>endclass</w:t>
+                      </w:r>
+                      <w:proofErr w:type="spellEnd"/>
+                    </w:p>
+                    <w:p>
+                      <w:pPr>
+                        <w:spacing w:after="0"/>
+                      </w:pPr>
+                      <w:r>
+                        <w:t>Base b;</w:t>
+                      </w:r>
+                      <w:r>
+                        <w:br/>
+                        <w:t>b = new Child();</w:t>
+                      </w:r>
+                      <w:r>
+                        <w:br/>
+                      </w:r>
+                      <w:proofErr w:type="gramStart"/>
+                      <w:r>
+                        <w:t>b.show</w:t>
+                      </w:r>
+                      <w:proofErr w:type="gramEnd"/>
+                      <w:r>
+                        <w:t>();</w:t>
+                      </w:r>
+                    </w:p>
+                    <w:p>
+                      <w:pPr>
+                        <w:spacing w:after="0"/>
+                      </w:pPr>
+                      <w:r>
+                        <w:t xml:space="preserve">Output = </w:t>
+                      </w:r>
+                      <w:r>
+                        <w:rPr>
+                          <w:b/>
+                          <w:bCs/>
+                        </w:rPr>
+                        <w:t>Child</w:t>
+                      </w:r>
+                    </w:p>
+                  </w:txbxContent>
+                </v:textbox>
+              </v:shape>
+            </w:pict>
+          </mc:Fallback>
+        </mc:AlternateContent>
+      </w:r>
+      <w:r>
+        <w:rPr>
+          <w:rFonts w:eastAsia="Times New Roman" w:cstheme="minorHAnsi"/>
+          <w:noProof/>
+        </w:rPr>
+        <mc:AlternateContent>
+          <mc:Choice Requires="wps">
+            <w:drawing>
+              <wp:anchor distT="45720" distB="45720" distL="114300" distR="114300" simplePos="0" relativeHeight="251652608" behindDoc="0" locked="0" layoutInCell="1" allowOverlap="1" wp14:anchorId="4E2E2956" wp14:editId="5582219C">
+                <wp:simplePos x="0" y="0"/>
+                <wp:positionH relativeFrom="column">
+                  <wp:posOffset>3855612</wp:posOffset>
+                </wp:positionH>
+                <wp:positionV relativeFrom="paragraph">
+                  <wp:posOffset>8699</wp:posOffset>
+                </wp:positionV>
+                <wp:extent cx="2872105" cy="2621915"/>
+                <wp:effectExtent l="0" t="0" r="23495" b="26035"/>
+                <wp:wrapSquare wrapText="bothSides"/>
+                <wp:docPr id="1950218070" name="Text Box 2"/>
+                <wp:cNvGraphicFramePr>
+                  <a:graphicFrameLocks xmlns:a="http://schemas.openxmlformats.org/drawingml/2006/main"/>
+                </wp:cNvGraphicFramePr>
+                <a:graphic xmlns:a="http://schemas.openxmlformats.org/drawingml/2006/main">
+                  <a:graphicData uri="http://schemas.microsoft.com/office/word/2010/wordprocessingShape">
+                    <wps:wsp>
+                      <wps:cNvSpPr txBox="1">
+                        <a:spLocks noChangeArrowheads="1"/>
+                      </wps:cNvSpPr>
+                      <wps:spPr bwMode="auto">
+                        <a:xfrm>
+                          <a:off x="0" y="0"/>
+                          <a:ext cx="2872105" cy="2621915"/>
+                        </a:xfrm>
+                        <a:prstGeom prst="rect">
+                          <a:avLst/>
+                        </a:prstGeom>
+                        <a:solidFill>
+                          <a:srgbClr val="FFFFFF"/>
+                        </a:solidFill>
+                        <a:ln w="9525">
+                          <a:solidFill>
+                            <a:srgbClr val="000000"/>
+                          </a:solidFill>
+                          <a:miter lim="800000"/>
+                          <a:headEnd/>
+                          <a:tailEnd/>
+                        </a:ln>
+                      </wps:spPr>
+                      <wps:txbx>
+                        <w:txbxContent>
+                          <w:p>
+                            <w:pPr>
+                              <w:spacing w:after="0"/>
+                              <w:rPr>
+                                <w:sz w:val="18"/>
+                                <w:szCs w:val="18"/>
+                              </w:rPr>
+                            </w:pPr>
+                            <w:r>
+                              <w:rPr>
+                                <w:sz w:val="18"/>
+                                <w:szCs w:val="18"/>
+                              </w:rPr>
+                              <w:t>class Packet;</w:t>
+                            </w:r>
+                            <w:r>
+                              <w:rPr>
+                                <w:sz w:val="18"/>
+                                <w:szCs w:val="18"/>
+                              </w:rPr>
+                              <w:br/>
+                              <w:t xml:space="preserve">    int data;</w:t>
+                            </w:r>
+                            <w:r>
+                              <w:rPr>
+                                <w:sz w:val="18"/>
+                                <w:szCs w:val="18"/>
+                              </w:rPr>
+                              <w:br/>
+                            </w:r>
+                            <w:r>
+                              <w:rPr>
+                                <w:sz w:val="18"/>
+                                <w:szCs w:val="18"/>
+                              </w:rPr>
+                              <w:br/>
+                              <w:t xml:space="preserve">    function void </w:t>
+                            </w:r>
+                            <w:proofErr w:type="gramStart"/>
+                            <w:r>
+                              <w:rPr>
+                                <w:sz w:val="18"/>
+                                <w:szCs w:val="18"/>
+                              </w:rPr>
+                              <w:t>display(</w:t>
+                            </w:r>
+                            <w:proofErr w:type="gramEnd"/>
+                            <w:r>
+                              <w:rPr>
+                                <w:sz w:val="18"/>
+                                <w:szCs w:val="18"/>
+                              </w:rPr>
+                              <w:t>);</w:t>
+                            </w:r>
+                            <w:r>
+                              <w:rPr>
+                                <w:sz w:val="18"/>
+                                <w:szCs w:val="18"/>
+                              </w:rPr>
+                              <w:br/>
+                              <w:t xml:space="preserve">        $</w:t>
+                            </w:r>
+                            <w:proofErr w:type="gramStart"/>
+                            <w:r>
+                              <w:rPr>
+                                <w:sz w:val="18"/>
+                                <w:szCs w:val="18"/>
+                              </w:rPr>
+                              <w:t>display(</w:t>
+                            </w:r>
+                            <w:proofErr w:type="gramEnd"/>
+                            <w:r>
+                              <w:rPr>
+                                <w:sz w:val="18"/>
+                                <w:szCs w:val="18"/>
+                              </w:rPr>
+                              <w:t>"Data = %0d", data);</w:t>
+                            </w:r>
+                            <w:r>
+                              <w:rPr>
+                                <w:sz w:val="18"/>
+                                <w:szCs w:val="18"/>
+                              </w:rPr>
+                              <w:br/>
+                              <w:t xml:space="preserve">    </w:t>
+                            </w:r>
+                            <w:proofErr w:type="spellStart"/>
+                            <w:r>
+                              <w:rPr>
+                                <w:sz w:val="18"/>
+                                <w:szCs w:val="18"/>
+                              </w:rPr>
+                              <w:t>endfunction</w:t>
+                            </w:r>
+                            <w:proofErr w:type="spellEnd"/>
+                            <w:r>
+                              <w:rPr>
+                                <w:sz w:val="18"/>
+                                <w:szCs w:val="18"/>
+                              </w:rPr>
+                              <w:br/>
+                            </w:r>
+                            <w:proofErr w:type="spellStart"/>
+                            <w:r>
+                              <w:rPr>
+                                <w:sz w:val="18"/>
+                                <w:szCs w:val="18"/>
+                              </w:rPr>
+                              <w:t>endclass</w:t>
+                            </w:r>
+                            <w:proofErr w:type="spellEnd"/>
+                          </w:p>
+                          <w:p>
+                            <w:pPr>
+                              <w:spacing w:after="0"/>
+                              <w:rPr>
+                                <w:sz w:val="18"/>
+                                <w:szCs w:val="18"/>
+                              </w:rPr>
+                            </w:pPr>
+                          </w:p>
+                          <w:p>
+                            <w:pPr>
+                              <w:spacing w:after="0"/>
+                              <w:rPr>
+                                <w:sz w:val="18"/>
+                                <w:szCs w:val="18"/>
+                              </w:rPr>
+                            </w:pPr>
+                          </w:p>
+                          <w:p>
+                            <w:pPr>
+                              <w:spacing w:after="0"/>
+                              <w:rPr>
+                                <w:sz w:val="18"/>
+                                <w:szCs w:val="18"/>
+                              </w:rPr>
+                            </w:pPr>
+                            <w:r>
+                              <w:rPr>
+                                <w:sz w:val="18"/>
+                                <w:szCs w:val="18"/>
+                              </w:rPr>
+                              <w:t xml:space="preserve">Packet p = </w:t>
+                            </w:r>
+                            <w:proofErr w:type="gramStart"/>
+                            <w:r>
+                              <w:rPr>
+                                <w:sz w:val="18"/>
+                                <w:szCs w:val="18"/>
+                              </w:rPr>
+                              <w:t>new(</w:t>
+                            </w:r>
+                            <w:proofErr w:type="gramEnd"/>
+                            <w:r>
+                              <w:rPr>
+                                <w:sz w:val="18"/>
+                                <w:szCs w:val="18"/>
+                              </w:rPr>
+                              <w:t>);</w:t>
+                            </w:r>
+                            <w:r>
+                              <w:rPr>
+                                <w:sz w:val="18"/>
+                                <w:szCs w:val="18"/>
+                              </w:rPr>
+                              <w:br/>
+                            </w:r>
+                            <w:proofErr w:type="spellStart"/>
+                            <w:r>
+                              <w:rPr>
+                                <w:sz w:val="18"/>
+                                <w:szCs w:val="18"/>
+                              </w:rPr>
+                              <w:t>p.data</w:t>
+                            </w:r>
+                            <w:proofErr w:type="spellEnd"/>
+                            <w:r>
+                              <w:rPr>
+                                <w:sz w:val="18"/>
+                                <w:szCs w:val="18"/>
+                              </w:rPr>
+                              <w:t xml:space="preserve"> = 10;</w:t>
+                            </w:r>
+                            <w:r>
+                              <w:rPr>
+                                <w:sz w:val="18"/>
+                                <w:szCs w:val="18"/>
+                              </w:rPr>
+                              <w:br/>
+                            </w:r>
+                            <w:proofErr w:type="spellStart"/>
+                            <w:proofErr w:type="gramStart"/>
+                            <w:r>
+                              <w:rPr>
+                                <w:sz w:val="18"/>
+                                <w:szCs w:val="18"/>
+                              </w:rPr>
+                              <w:t>p.display</w:t>
+                            </w:r>
+                            <w:proofErr w:type="spellEnd"/>
+                            <w:proofErr w:type="gramEnd"/>
+                            <w:r>
+                              <w:rPr>
+                                <w:sz w:val="18"/>
+                                <w:szCs w:val="18"/>
+                              </w:rPr>
+                              <w:t>(</w:t>
+                            </w:r>
+                            <w:proofErr w:type="gramStart"/>
+                            <w:r>
+                              <w:rPr>
+                                <w:sz w:val="18"/>
+                                <w:szCs w:val="18"/>
+                              </w:rPr>
+                              <w:t xml:space="preserve">);   </w:t>
+                            </w:r>
+                            <w:proofErr w:type="gramEnd"/>
+                            <w:r>
+                              <w:rPr>
+                                <w:sz w:val="18"/>
+                                <w:szCs w:val="18"/>
+                              </w:rPr>
+                              <w:t>// packet handles its own printing</w:t>
+                            </w:r>
+                          </w:p>
+                          <w:p>
+                            <w:pPr>
+                              <w:spacing w:after="0"/>
+                              <w:rPr>
+                                <w:sz w:val="18"/>
+                                <w:szCs w:val="18"/>
+                              </w:rPr>
+                            </w:pPr>
+                            <w:r>
+                              <w:rPr>
+                                <w:rFonts w:ascii="Segoe UI Emoji" w:hAnsi="Segoe UI Emoji" w:cs="Segoe UI Emoji"/>
+                                <w:sz w:val="18"/>
+                                <w:szCs w:val="18"/>
+                              </w:rPr>
+                              <w:t>✔️</w:t>
+                            </w:r>
+                            <w:r>
+                              <w:rPr>
+                                <w:sz w:val="18"/>
+                                <w:szCs w:val="18"/>
+                              </w:rPr>
+                              <w:t xml:space="preserve"> Clean code</w:t>
+                            </w:r>
+                            <w:r>
+                              <w:rPr>
+                                <w:sz w:val="18"/>
+                                <w:szCs w:val="18"/>
+                              </w:rPr>
+                              <w:br/>
+                            </w:r>
+                            <w:r>
+                              <w:rPr>
+                                <w:rFonts w:ascii="Segoe UI Emoji" w:hAnsi="Segoe UI Emoji" w:cs="Segoe UI Emoji"/>
+                                <w:sz w:val="18"/>
+                                <w:szCs w:val="18"/>
+                              </w:rPr>
+                              <w:t>✔️</w:t>
+                            </w:r>
+                            <w:r>
+                              <w:rPr>
+                                <w:sz w:val="18"/>
+                                <w:szCs w:val="18"/>
+                              </w:rPr>
+                              <w:t xml:space="preserve"> Everything related is in one place</w:t>
+                            </w:r>
+                          </w:p>
+                          <w:p>
+                            <w:pPr>
+                              <w:spacing w:after="0"/>
+                              <w:rPr>
+                                <w:sz w:val="18"/>
+                                <w:szCs w:val="18"/>
+                              </w:rPr>
+                            </w:pPr>
+                            <w:r>
+                              <w:rPr>
+                                <w:rFonts w:ascii="Segoe UI Emoji" w:hAnsi="Segoe UI Emoji" w:cs="Segoe UI Emoji"/>
+                                <w:sz w:val="18"/>
+                                <w:szCs w:val="18"/>
+                              </w:rPr>
+                              <w:t>👉</w:t>
+                            </w:r>
+                            <w:r>
+                              <w:rPr>
+                                <w:sz w:val="18"/>
+                                <w:szCs w:val="18"/>
+                              </w:rPr>
+                              <w:t xml:space="preserve"> Packet </w:t>
+                            </w:r>
+                            <w:r>
+                              <w:rPr>
+                                <w:b/>
+                                <w:bCs/>
+                                <w:sz w:val="18"/>
+                                <w:szCs w:val="18"/>
+                              </w:rPr>
+                              <w:t>knows how to handle itself</w:t>
+                            </w:r>
+                          </w:p>
+                        </w:txbxContent>
+                      </wps:txbx>
+                      <wps:bodyPr rot="0" vert="horz" wrap="square" lIns="91440" tIns="45720" rIns="91440" bIns="45720" anchor="t" anchorCtr="0">
+                        <a:noAutofit/>
+                      </wps:bodyPr>
+                    </wps:wsp>
+                  </a:graphicData>
+                </a:graphic>
+                <wp14:sizeRelH relativeFrom="margin">
+                  <wp14:pctWidth>0</wp14:pctWidth>
+                </wp14:sizeRelH>
+                <wp14:sizeRelV relativeFrom="margin">
+                  <wp14:pctHeight>0</wp14:pctHeight>
+                </wp14:sizeRelV>
+              </wp:anchor>
+            </w:drawing>
+          </mc:Choice>
+          <mc:Fallback>
+            <w:pict>
+              <v:shape w14:anchorId="4E2E2956" id="_x0000_s1034" type="#_x0000_t202" style="position:absolute;left:0;text-align:left;margin-left:303.6pt;margin-top:.7pt;width:226.15pt;height:206.45pt;z-index:251652608;visibility:visible;mso-wrap-style:square;mso-width-percent:0;mso-height-percent:0;mso-wrap-distance-left:9pt;mso-wrap-distance-top:3.6pt;mso-wrap-distance-right:9pt;mso-wrap-distance-bottom:3.6pt;mso-position-horizontal:absolute;mso-position-horizontal-relative:text;mso-position-vertical:absolute;mso-position-vertical-relative:text;mso-width-percent:0;mso-height-percent:0;mso-width-relative:margin;mso-height-relative:margin;v-text-anchor:top" o:gfxdata="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">
+                <v:textbox>
+                  <w:txbxContent>
+                    <w:p>
+                      <w:pPr>
+                        <w:spacing w:after="0"/>
+                        <w:rPr>
+                          <w:sz w:val="18"/>
+                          <w:szCs w:val="18"/>
+                        </w:rPr>
+                      </w:pPr>
+                      <w:r>
+                        <w:rPr>
+                          <w:sz w:val="18"/>
+                          <w:szCs w:val="18"/>
+                        </w:rPr>
+                        <w:t>class Packet;</w:t>
+                      </w:r>
+                      <w:r>
+                        <w:rPr>
+                          <w:sz w:val="18"/>
+                          <w:szCs w:val="18"/>
+                        </w:rPr>
+                        <w:br/>
+                        <w:t xml:space="preserve">    int data;</w:t>
+                      </w:r>
+                      <w:r>
+                        <w:rPr>
+                          <w:sz w:val="18"/>
+                          <w:szCs w:val="18"/>
+                        </w:rPr>
+                        <w:br/>
+                      </w:r>
+                      <w:r>
+                        <w:rPr>
+                          <w:sz w:val="18"/>
+                          <w:szCs w:val="18"/>
+                        </w:rPr>
+                        <w:br/>
+                        <w:t xml:space="preserve">    function void </w:t>
+                      </w:r>
+                      <w:proofErr w:type="gramStart"/>
+                      <w:r>
+                        <w:rPr>
+                          <w:sz w:val="18"/>
+                          <w:szCs w:val="18"/>
+                        </w:rPr>
+                        <w:t>display(</w:t>
+                      </w:r>
+                      <w:proofErr w:type="gramEnd"/>
+                      <w:r>
+                        <w:rPr>
+                          <w:sz w:val="18"/>
+                          <w:szCs w:val="18"/>
+                        </w:rPr>
+                        <w:t>);</w:t>
+                      </w:r>
+                      <w:r>
+                        <w:rPr>
+                          <w:sz w:val="18"/>
+                          <w:szCs w:val="18"/>
+                        </w:rPr>
+                        <w:br/>
+                        <w:t xml:space="preserve">        $</w:t>
+                      </w:r>
+                      <w:proofErr w:type="gramStart"/>
+                      <w:r>
+                        <w:rPr>
+                          <w:sz w:val="18"/>
+                          <w:szCs w:val="18"/>
+                        </w:rPr>
+                        <w:t>display(</w:t>
+                      </w:r>
+                      <w:proofErr w:type="gramEnd"/>
+                      <w:r>
+                        <w:rPr>
+                          <w:sz w:val="18"/>
+                          <w:szCs w:val="18"/>
+                        </w:rPr>
+                        <w:t>"Data = %0d", data);</w:t>
+                      </w:r>
+                      <w:r>
+                        <w:rPr>
+                          <w:sz w:val="18"/>
+                          <w:szCs w:val="18"/>
+                        </w:rPr>
+                        <w:br/>
+                        <w:t xml:space="preserve">    </w:t>
+                      </w:r>
+                      <w:proofErr w:type="spellStart"/>
+                      <w:r>
+                        <w:rPr>
+                          <w:sz w:val="18"/>
+                          <w:szCs w:val="18"/>
+                        </w:rPr>
+                        <w:t>endfunction</w:t>
+                      </w:r>
+                      <w:proofErr w:type="spellEnd"/>
+                      <w:r>
+                        <w:rPr>
+                          <w:sz w:val="18"/>
+                          <w:szCs w:val="18"/>
+                        </w:rPr>
+                        <w:br/>
+                      </w:r>
+                      <w:proofErr w:type="spellStart"/>
+                      <w:r>
+                        <w:rPr>
+                          <w:sz w:val="18"/>
+                          <w:szCs w:val="18"/>
+                        </w:rPr>
+                        <w:t>endclass</w:t>
+                      </w:r>
+                      <w:proofErr w:type="spellEnd"/>
+                    </w:p>
+                    <w:p>
+                      <w:pPr>
+                        <w:spacing w:after="0"/>
+                        <w:rPr>
+                          <w:sz w:val="18"/>
+                          <w:szCs w:val="18"/>
+                        </w:rPr>
+                      </w:pPr>
+                    </w:p>
+                    <w:p>
+                      <w:pPr>
+                        <w:spacing w:after="0"/>
+                        <w:rPr>
+                          <w:sz w:val="18"/>
+                          <w:szCs w:val="18"/>
+                        </w:rPr>
+                      </w:pPr>
+                    </w:p>
+                    <w:p>
+                      <w:pPr>
+                        <w:spacing w:after="0"/>
+                        <w:rPr>
+                          <w:sz w:val="18"/>
+                          <w:szCs w:val="18"/>
+                        </w:rPr>
+                      </w:pPr>
+                      <w:r>
+                        <w:rPr>
+                          <w:sz w:val="18"/>
+                          <w:szCs w:val="18"/>
+                        </w:rPr>
+                        <w:t xml:space="preserve">Packet p = </w:t>
+                      </w:r>
+                      <w:proofErr w:type="gramStart"/>
+                      <w:r>
+                        <w:rPr>
+                          <w:sz w:val="18"/>
+                          <w:szCs w:val="18"/>
+                        </w:rPr>
+                        <w:t>new(</w:t>
+                      </w:r>
+                      <w:proofErr w:type="gramEnd"/>
+                      <w:r>
+                        <w:rPr>
+                          <w:sz w:val="18"/>
+                          <w:szCs w:val="18"/>
+                        </w:rPr>
+                        <w:t>);</w:t>
+                      </w:r>
+                      <w:r>
+                        <w:rPr>
+                          <w:sz w:val="18"/>
+                          <w:szCs w:val="18"/>
+                        </w:rPr>
+                        <w:br/>
+                      </w:r>
+                      <w:proofErr w:type="spellStart"/>
+                      <w:r>
+                        <w:rPr>
+                          <w:sz w:val="18"/>
+                          <w:szCs w:val="18"/>
+                        </w:rPr>
+                        <w:t>p.data</w:t>
+                      </w:r>
+                      <w:proofErr w:type="spellEnd"/>
+                      <w:r>
+                        <w:rPr>
+                          <w:sz w:val="18"/>
+                          <w:szCs w:val="18"/>
+                        </w:rPr>
+                        <w:t xml:space="preserve"> = 10;</w:t>
+                      </w:r>
+                      <w:r>
+                        <w:rPr>
+                          <w:sz w:val="18"/>
+                          <w:szCs w:val="18"/>
+                        </w:rPr>
+                        <w:br/>
+                      </w:r>
+                      <w:proofErr w:type="spellStart"/>
+                      <w:proofErr w:type="gramStart"/>
+                      <w:r>
+                        <w:rPr>
+                          <w:sz w:val="18"/>
+                          <w:szCs w:val="18"/>
+                        </w:rPr>
+                        <w:t>p.display</w:t>
+                      </w:r>
+                      <w:proofErr w:type="spellEnd"/>
+                      <w:proofErr w:type="gramEnd"/>
+                      <w:r>
+                        <w:rPr>
+                          <w:sz w:val="18"/>
+                          <w:szCs w:val="18"/>
+                        </w:rPr>
+                        <w:t>(</w:t>
+                      </w:r>
+                      <w:proofErr w:type="gramStart"/>
+                      <w:r>
+                        <w:rPr>
+                          <w:sz w:val="18"/>
+                          <w:szCs w:val="18"/>
+                        </w:rPr>
+                        <w:t xml:space="preserve">);   </w:t>
+                      </w:r>
+                      <w:proofErr w:type="gramEnd"/>
+                      <w:r>
+                        <w:rPr>
+                          <w:sz w:val="18"/>
+                          <w:szCs w:val="18"/>
+                        </w:rPr>
+                        <w:t>// packet handles its own printing</w:t>
+                      </w:r>
+                    </w:p>
+                    <w:p>
+                      <w:pPr>
+                        <w:spacing w:after="0"/>
+                        <w:rPr>
+                          <w:sz w:val="18"/>
+                          <w:szCs w:val="18"/>
+                        </w:rPr>
+                      </w:pPr>
+                      <w:r>
+                        <w:rPr>
+                          <w:rFonts w:ascii="Segoe UI Emoji" w:hAnsi="Segoe UI Emoji" w:cs="Segoe UI Emoji"/>
+                          <w:sz w:val="18"/>
+                          <w:szCs w:val="18"/>
+                        </w:rPr>
+                        <w:t>✔️</w:t>
+                      </w:r>
+                      <w:r>
+                        <w:rPr>
+                          <w:sz w:val="18"/>
+                          <w:szCs w:val="18"/>
+                        </w:rPr>
+                        <w:t xml:space="preserve"> Clean code</w:t>
+                      </w:r>
+                      <w:r>
+                        <w:rPr>
+                          <w:sz w:val="18"/>
+                          <w:szCs w:val="18"/>
+                        </w:rPr>
+                        <w:br/>
+                      </w:r>
+                      <w:r>
+                        <w:rPr>
+                          <w:rFonts w:ascii="Segoe UI Emoji" w:hAnsi="Segoe UI Emoji" w:cs="Segoe UI Emoji"/>
+                          <w:sz w:val="18"/>
+                          <w:szCs w:val="18"/>
+                        </w:rPr>
+                        <w:t>✔️</w:t>
+                      </w:r>
+                      <w:r>
+                        <w:rPr>
+                          <w:sz w:val="18"/>
+                          <w:szCs w:val="18"/>
+                        </w:rPr>
+                        <w:t xml:space="preserve"> Everything related is in one place</w:t>
+                      </w:r>
+                    </w:p>
+                    <w:p>
+                      <w:pPr>
+                        <w:spacing w:after="0"/>
+                        <w:rPr>
+                          <w:sz w:val="18"/>
+                          <w:szCs w:val="18"/>
+                        </w:rPr>
+                      </w:pPr>
+                      <w:r>
+                        <w:rPr>
+                          <w:rFonts w:ascii="Segoe UI Emoji" w:hAnsi="Segoe UI Emoji" w:cs="Segoe UI Emoji"/>
+                          <w:sz w:val="18"/>
+                          <w:szCs w:val="18"/>
+                        </w:rPr>
+                        <w:t>👉</w:t>
+                      </w:r>
+                      <w:r>
+                        <w:rPr>
+                          <w:sz w:val="18"/>
+                          <w:szCs w:val="18"/>
+                        </w:rPr>
+                        <w:t xml:space="preserve"> Packet </w:t>
+                      </w:r>
+                      <w:r>
+                        <w:rPr>
+                          <w:b/>
+                          <w:bCs/>
+                          <w:sz w:val="18"/>
+                          <w:szCs w:val="18"/>
+                        </w:rPr>
+                        <w:t>knows how to handle itself</w:t>
+                      </w:r>
+                    </w:p>
+                  </w:txbxContent>
+                </v:textbox>
+                <w10:wrap type="square"/>
+              </v:shape>
+            </w:pict>
+          </mc:Fallback>
+        </mc:AlternateContent>
+      </w:r>
+      <w:r>
+        <w:rPr>
+          <w:b/>
+          <w:bCs/>
+          <w:color w:val="000000" w:themeColor="text1"/>
+          <w:sz w:val="28"/>
+          <w:szCs w:val="28"/>
+          <w:u w:val="single"/>
+        </w:rPr>
+        <w:t>Encapsulation</w:t>
+      </w:r>
+    </w:p>
+    <w:p>
+      <w:pPr>
+        <w:ind w:left="360"/>
+        <w:rPr>
+          <w:color w:val="000000" w:themeColor="text1"/>
+        </w:rPr>
+      </w:pPr>
+      <w:r>
+        <w:rPr>
+          <w:color w:val="000000" w:themeColor="text1"/>
+        </w:rPr>
+        <w:t>Bundle:</w:t>
+      </w:r>
+    </w:p>
+    <w:p>
+      <w:pPr>
+        <w:numPr>
+          <w:ilvl w:val="0"/>
+          <w:numId w:val="37"/>
+        </w:numPr>
+        <w:rPr>
+          <w:color w:val="000000" w:themeColor="text1"/>
+        </w:rPr>
+      </w:pPr>
+      <w:r>
+        <w:rPr>
+          <w:color w:val="000000" w:themeColor="text1"/>
+        </w:rPr>
+        <w:t xml:space="preserve">Data </w:t>
+      </w:r>
+    </w:p>
+    <w:p>
+      <w:pPr>
+        <w:numPr>
+          <w:ilvl w:val="0"/>
+          <w:numId w:val="37"/>
+        </w:numPr>
+        <w:rPr>
+          <w:color w:val="000000" w:themeColor="text1"/>
+        </w:rPr>
+      </w:pPr>
+      <w:r>
+        <w:rPr>
+          <w:color w:val="000000" w:themeColor="text1"/>
+        </w:rPr>
+        <w:t xml:space="preserve">Constraints </w:t>
+      </w:r>
+    </w:p>
+    <w:p>
+      <w:pPr>
+        <w:numPr>
+          <w:ilvl w:val="0"/>
+          <w:numId w:val="37"/>
+        </w:numPr>
+        <w:rPr>
+          <w:color w:val="000000" w:themeColor="text1"/>
+        </w:rPr>
+      </w:pPr>
+      <w:r>
+        <w:rPr>
+          <w:color w:val="000000" w:themeColor="text1"/>
+        </w:rPr>
+        <w:t>Functions</w:t>
+      </w:r>
+    </w:p>
+    <w:p>
+      <w:pPr>
+        <w:pStyle w:val="ListParagraph"/>
+        <w:numPr>
+          <w:ilvl w:val="0"/>
+          <w:numId w:val="37"/>
+        </w:numPr>
+        <w:spacing w:after="0" w:line="240" w:lineRule="auto"/>
+        <w:rPr>
+          <w:rFonts w:eastAsia="Times New Roman" w:cstheme="minorHAnsi"/>
+        </w:rPr>
+      </w:pPr>
+      <w:r>
+        <w:rPr>
+          <w:rFonts w:eastAsia="Times New Roman" w:cstheme="minorHAnsi"/>
+        </w:rPr>
+        <w:t xml:space="preserve">In </w:t>
+      </w:r>
+      <w:proofErr w:type="spellStart"/>
+      <w:r>
+        <w:rPr>
+          <w:rFonts w:eastAsia="Times New Roman" w:cstheme="minorHAnsi"/>
+        </w:rPr>
+        <w:t>SystemVerilog</w:t>
+      </w:r>
+      <w:proofErr w:type="spellEnd"/>
+      <w:r>
+        <w:rPr>
+          <w:rFonts w:eastAsia="Times New Roman" w:cstheme="minorHAnsi"/>
+        </w:rPr>
+        <w:t xml:space="preserve"> (SV), </w:t>
+      </w:r>
+      <w:r>
+        <w:rPr>
+          <w:rFonts w:eastAsia="Times New Roman" w:cstheme="minorHAnsi"/>
+          <w:b/>
+          <w:bCs/>
+        </w:rPr>
+        <w:t>encapsulation</w:t>
+      </w:r>
+      <w:r>
+        <w:rPr>
+          <w:rFonts w:eastAsia="Times New Roman" w:cstheme="minorHAnsi"/>
+        </w:rPr>
+        <w:t xml:space="preserve"> is a core Object-Oriented Programming (OOP) principle that bundles data (properties) and the actions that operate on that data (methods) into a single unit: the </w:t>
+      </w:r>
+      <w:r>
+        <w:rPr>
+          <w:rFonts w:eastAsia="Times New Roman" w:cstheme="minorHAnsi"/>
+          <w:b/>
+          <w:bCs/>
+        </w:rPr>
+        <w:t>class</w:t>
+      </w:r>
+      <w:r>
+        <w:rPr>
+          <w:rFonts w:eastAsia="Times New Roman" w:cstheme="minorHAnsi"/>
+        </w:rPr>
+        <w:t xml:space="preserve">. </w:t>
+      </w:r>
+    </w:p>
+    <w:p>
+      <w:pPr>
+        <w:pStyle w:val="ListParagraph"/>
+        <w:numPr>
+          <w:ilvl w:val="0"/>
+          <w:numId w:val="37"/>
+        </w:numPr>
+        <w:spacing w:after="0" w:line="240" w:lineRule="auto"/>
+        <w:rPr>
+          <w:rFonts w:eastAsia="Times New Roman" w:cstheme="minorHAnsi"/>
+        </w:rPr>
+      </w:pPr>
+      <w:r>
+        <w:rPr>
+          <w:rFonts w:eastAsia="Times New Roman" w:cstheme="minorHAnsi"/>
+        </w:rPr>
+        <w:t>This allows you to treat a class like a "black box," where the internal complexity is hidden, and users interact only through a clearly defined interface</w:t>
+      </w:r>
+    </w:p>
+    <w:p>
+      <w:pPr>
+        <w:ind w:left="360"/>
+        <w:rPr>
+          <w:color w:val="000000" w:themeColor="text1"/>
+        </w:rPr>
+      </w:pPr>
+    </w:p>
+    <w:p>
+      <w:pPr>
+        <w:ind w:firstLine="720"/>
+        <w:rPr>
+          <w:color w:val="EE0000"/>
+        </w:rPr>
+      </w:pPr>
+    </w:p>
+    <w:p>
+      <w:pPr>
+        <w:ind w:firstLine="720"/>
+        <w:rPr>
+          <w:b/>
+          <w:bCs/>
+          <w:color w:val="000000" w:themeColor="text1"/>
+          <w:sz w:val="28"/>
+          <w:szCs w:val="28"/>
+          <w:u w:val="single"/>
+        </w:rPr>
+      </w:pPr>
+      <w:r>
+        <w:rPr>
+          <w:b/>
+          <w:bCs/>
+          <w:color w:val="000000" w:themeColor="text1"/>
+          <w:sz w:val="28"/>
+          <w:szCs w:val="28"/>
+          <w:u w:val="single"/>
+        </w:rPr>
+        <w:t>Polymorphism</w:t>
+      </w:r>
+    </w:p>
+    <w:p>
+      <w:pPr>
+        <w:ind w:firstLine="720"/>
+        <w:rPr>
+          <w:color w:val="000000" w:themeColor="text1"/>
+        </w:rPr>
+      </w:pPr>
+      <w:r>
+        <w:rPr>
+          <w:color w:val="000000" w:themeColor="text1"/>
+        </w:rPr>
+        <w:t>Same variable → different behavior</w:t>
+      </w:r>
+    </w:p>
+    <w:p>
+      <w:pPr>
+        <w:ind w:firstLine="720"/>
+        <w:rPr>
+          <w:color w:val="000000" w:themeColor="text1"/>
+        </w:rPr>
+      </w:pPr>
+      <w:r>
+        <w:rPr>
+          <w:noProof/>
+          <w:color w:val="000000" w:themeColor="text1"/>
+        </w:rPr>
+        <mc:AlternateContent>
+          <mc:Choice Requires="wps">
+            <w:drawing>
+              <wp:anchor distT="0" distB="0" distL="114300" distR="114300" simplePos="0" relativeHeight="251667968" behindDoc="0" locked="0" layoutInCell="1" allowOverlap="1" wp14:anchorId="5243750A" wp14:editId="1BD29638">
+                <wp:simplePos x="0" y="0"/>
+                <wp:positionH relativeFrom="column">
+                  <wp:posOffset>465826</wp:posOffset>
+                </wp:positionH>
+                <wp:positionV relativeFrom="paragraph">
+                  <wp:posOffset>61474</wp:posOffset>
+                </wp:positionV>
+                <wp:extent cx="3062378" cy="1759789"/>
+                <wp:effectExtent l="0" t="0" r="24130" b="12065"/>
+                <wp:wrapNone/>
+                <wp:docPr id="437266811" name="Text Box 5"/>
+                <wp:cNvGraphicFramePr/>
+                <a:graphic xmlns:a="http://schemas.openxmlformats.org/drawingml/2006/main">
+                  <a:graphicData uri="http://schemas.microsoft.com/office/word/2010/wordprocessingShape">
+                    <wps:wsp>
+                      <wps:cNvSpPr txBox="1"/>
+                      <wps:spPr>
+                        <a:xfrm>
+                          <a:off x="0" y="0"/>
+                          <a:ext cx="3062378" cy="1759789"/>
+                        </a:xfrm>
+                        <a:prstGeom prst="rect">
+                          <a:avLst/>
+                        </a:prstGeom>
+                        <a:solidFill>
+                          <a:schemeClr val="lt1"/>
+                        </a:solidFill>
+                        <a:ln w="6350">
+                          <a:solidFill>
+                            <a:prstClr val="black"/>
+                          </a:solidFill>
+                        </a:ln>
+                      </wps:spPr>
+                      <wps:txbx>
+                        <w:txbxContent>
+                          <w:p>
+                            <w:pPr>
+                              <w:spacing w:after="0"/>
+                              <w:rPr>
+                                <w:b/>
+                                <w:bCs/>
+                              </w:rPr>
+                            </w:pPr>
+                            <w:r>
+                              <w:rPr>
+                                <w:b/>
+                                <w:bCs/>
+                              </w:rPr>
+                              <w:t>Use case</w:t>
+                            </w:r>
+                          </w:p>
+                          <w:p>
+                            <w:pPr>
+                              <w:spacing w:after="0"/>
+                            </w:pPr>
+                            <w:proofErr w:type="gramStart"/>
+                            <w:r>
+                              <w:t>if(</w:t>
+                            </w:r>
+                            <w:proofErr w:type="gramEnd"/>
+                            <w:r>
+                              <w:t>test == 1)</w:t>
+                            </w:r>
+                            <w:r>
+                              <w:br/>
+                              <w:t xml:space="preserve">    pkt = new </w:t>
+                            </w:r>
+                            <w:proofErr w:type="spellStart"/>
+                            <w:proofErr w:type="gramStart"/>
+                            <w:r>
+                              <w:t>NormalPacket</w:t>
+                            </w:r>
+                            <w:proofErr w:type="spellEnd"/>
+                            <w:r>
+                              <w:t>(</w:t>
+                            </w:r>
+                            <w:proofErr w:type="gramEnd"/>
+                            <w:r>
+                              <w:t>);</w:t>
+                            </w:r>
+                            <w:r>
+                              <w:br/>
+                              <w:t>else</w:t>
+                            </w:r>
+                            <w:r>
+                              <w:br/>
+                              <w:t xml:space="preserve">    pkt = new </w:t>
+                            </w:r>
+                            <w:proofErr w:type="spellStart"/>
+                            <w:r>
+                              <w:t>ErrorPacket</w:t>
+                            </w:r>
+                            <w:proofErr w:type="spellEnd"/>
+                            <w:r>
+                              <w:t>();</w:t>
+                            </w:r>
+                            <w:r>
+                              <w:br/>
+                            </w:r>
+                            <w:proofErr w:type="spellStart"/>
+                            <w:proofErr w:type="gramStart"/>
+                            <w:r>
+                              <w:t>pkt.send</w:t>
+                            </w:r>
+                            <w:proofErr w:type="spellEnd"/>
+                            <w:proofErr w:type="gramEnd"/>
+                            <w:r>
+                              <w:t>(</w:t>
+                            </w:r>
+                            <w:proofErr w:type="gramStart"/>
+                            <w:r>
+                              <w:t>);  /</w:t>
+                            </w:r>
+                            <w:proofErr w:type="gramEnd"/>
+                            <w:r>
+                              <w:t>/ different behavior</w:t>
+                            </w:r>
+                          </w:p>
+                          <w:p>
+                            <w:pPr>
+                              <w:spacing w:after="0"/>
+                            </w:pPr>
+                            <w:r>
+                              <w:rPr>
+                                <w:rFonts w:ascii="Segoe UI Emoji" w:hAnsi="Segoe UI Emoji" w:cs="Segoe UI Emoji"/>
+                              </w:rPr>
+                              <w:t>👉</w:t>
+                            </w:r>
+                            <w:r>
+                              <w:t xml:space="preserve"> Same code → different execution</w:t>
+                            </w:r>
+                          </w:p>
+                          <w:p>
+                            <w:pPr>
+                              <w:spacing w:after="0"/>
+                            </w:pPr>
+                          </w:p>
+                        </w:txbxContent>
+                      </wps:txbx>
+                      <wps:bodyPr rot="0" spcFirstLastPara="0" vertOverflow="overflow" horzOverflow="overflow" vert="horz" wrap="square" lIns="91440" tIns="45720" rIns="91440" bIns="45720" numCol="1" spcCol="0" rtlCol="0" fromWordArt="0" anchor="t" anchorCtr="0" forceAA="0" compatLnSpc="1">
+                        <a:prstTxWarp prst="textNoShape">
+                          <a:avLst/>
+                        </a:prstTxWarp>
+                        <a:noAutofit/>
+                      </wps:bodyPr>
+                    </wps:wsp>
+                  </a:graphicData>
+                </a:graphic>
+                <wp14:sizeRelV relativeFrom="margin">
+                  <wp14:pctHeight>0</wp14:pctHeight>
+                </wp14:sizeRelV>
+              </wp:anchor>
+            </w:drawing>
+          </mc:Choice>
+          <mc:Fallback>
+            <w:pict>
+              <v:shape w14:anchorId="5243750A" id="Text Box 5" o:spid="_x0000_s1035" type="#_x0000_t202" style="position:absolute;left:0;text-align:left;margin-left:36.7pt;margin-top:4.85pt;width:241.15pt;height:138.55pt;z-index:251667968;visibility:visible;mso-wrap-style:square;mso-height-percent:0;mso-wrap-distance-left:9pt;mso-wrap-distance-top:0;mso-wrap-distance-right:9pt;mso-wrap-distance-bottom:0;mso-position-horizontal:absolute;mso-position-horizontal-relative:text;mso-position-vertical:absolute;mso-position-vertical-relative:text;mso-height-percent:0;mso-height-relative:margin;v-text-anchor:top" o:gfxdata="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" fillcolor="white [3201]" strokeweight=".5pt">
+                <v:textbox>
+                  <w:txbxContent>
+                    <w:p>
+                      <w:pPr>
+                        <w:spacing w:after="0"/>
+                        <w:rPr>
+                          <w:b/>
+                          <w:bCs/>
+                        </w:rPr>
+                      </w:pPr>
+                      <w:r>
+                        <w:rPr>
+                          <w:b/>
+                          <w:bCs/>
+                        </w:rPr>
+                        <w:t>Use case</w:t>
+                      </w:r>
+                    </w:p>
+                    <w:p>
+                      <w:pPr>
+                        <w:spacing w:after="0"/>
+                      </w:pPr>
+                      <w:proofErr w:type="gramStart"/>
+                      <w:r>
+                        <w:t>if(</w:t>
+                      </w:r>
+                      <w:proofErr w:type="gramEnd"/>
+                      <w:r>
+                        <w:t>test == 1)</w:t>
+                      </w:r>
+                      <w:r>
+                        <w:br/>
+                        <w:t xml:space="preserve">    pkt = new </w:t>
+                      </w:r>
+                      <w:proofErr w:type="spellStart"/>
+                      <w:proofErr w:type="gramStart"/>
+                      <w:r>
+                        <w:t>NormalPacket</w:t>
+                      </w:r>
+                      <w:proofErr w:type="spellEnd"/>
+                      <w:r>
+                        <w:t>(</w:t>
+                      </w:r>
+                      <w:proofErr w:type="gramEnd"/>
+                      <w:r>
+                        <w:t>);</w:t>
+                      </w:r>
+                      <w:r>
+                        <w:br/>
+                        <w:t>else</w:t>
+                      </w:r>
+                      <w:r>
+                        <w:br/>
+                        <w:t xml:space="preserve">    pkt = new </w:t>
+                      </w:r>
+                      <w:proofErr w:type="spellStart"/>
+                      <w:r>
+                        <w:t>ErrorPacket</w:t>
+                      </w:r>
+                      <w:proofErr w:type="spellEnd"/>
+                      <w:r>
+                        <w:t>();</w:t>
+                      </w:r>
+                      <w:r>
+                        <w:br/>
+                      </w:r>
+                      <w:proofErr w:type="spellStart"/>
+                      <w:proofErr w:type="gramStart"/>
+                      <w:r>
+                        <w:t>pkt.send</w:t>
+                      </w:r>
+                      <w:proofErr w:type="spellEnd"/>
+                      <w:proofErr w:type="gramEnd"/>
+                      <w:r>
+                        <w:t>(</w:t>
+                      </w:r>
+                      <w:proofErr w:type="gramStart"/>
+                      <w:r>
+                        <w:t>);  /</w:t>
+                      </w:r>
+                      <w:proofErr w:type="gramEnd"/>
+                      <w:r>
+                        <w:t>/ different behavior</w:t>
+                      </w:r>
+                    </w:p>
+                    <w:p>
+                      <w:pPr>
+                        <w:spacing w:after="0"/>
+                      </w:pPr>
+                      <w:r>
+                        <w:rPr>
+                          <w:rFonts w:ascii="Segoe UI Emoji" w:hAnsi="Segoe UI Emoji" w:cs="Segoe UI Emoji"/>
+                        </w:rPr>
+                        <w:t>👉</w:t>
+                      </w:r>
+                      <w:r>
+                        <w:t xml:space="preserve"> Same code → different execution</w:t>
+                      </w:r>
+                    </w:p>
+                    <w:p>
+                      <w:pPr>
+                        <w:spacing w:after="0"/>
+                      </w:pPr>
+                    </w:p>
+                  </w:txbxContent>
+                </v:textbox>
+              </v:shape>
+            </w:pict>
+          </mc:Fallback>
+        </mc:AlternateContent>
+      </w:r>
+    </w:p>
+    <w:p>
+      <w:pPr>
+        <w:ind w:firstLine="720"/>
+        <w:rPr>
+          <w:color w:val="EE0000"/>
+        </w:rPr>
+      </w:pPr>
+    </w:p>
+    <w:p>
+      <w:pPr>
+        <w:ind w:firstLine="720"/>
+        <w:rPr>
+          <w:color w:val="EE0000"/>
+        </w:rPr>
+      </w:pPr>
+    </w:p>
+    <w:p>
+      <w:pPr>
+        <w:ind w:firstLine="720"/>
+        <w:rPr>
+          <w:b/>
+          <w:bCs/>
+          <w:color w:val="000000" w:themeColor="text1"/>
+          <w:sz w:val="28"/>
+          <w:szCs w:val="28"/>
+          <w:u w:val="single"/>
+        </w:rPr>
+      </w:pPr>
+      <w:r>
+        <w:rPr>
+          <w:b/>
+          <w:bCs/>
+          <w:color w:val="000000" w:themeColor="text1"/>
+          <w:sz w:val="28"/>
+          <w:szCs w:val="28"/>
+          <w:u w:val="single"/>
+        </w:rPr>
+        <w:t>Abstraction</w:t>
+      </w:r>
+    </w:p>
+    <w:p>
+      <w:pPr>
+        <w:ind w:firstLine="720"/>
+        <w:rPr>
+          <w:color w:val="000000" w:themeColor="text1"/>
+        </w:rPr>
+      </w:pPr>
+      <w:r>
+        <w:rPr>
+          <w:color w:val="000000" w:themeColor="text1"/>
+        </w:rPr>
+        <w:t xml:space="preserve">Say </w:t>
+      </w:r>
+      <w:r>
+        <w:rPr>
+          <w:b/>
+          <w:bCs/>
+          <w:color w:val="000000" w:themeColor="text1"/>
+        </w:rPr>
+        <w:t>WHAT to do</w:t>
+      </w:r>
+      <w:r>
+        <w:rPr>
+          <w:color w:val="000000" w:themeColor="text1"/>
+        </w:rPr>
+        <w:t>, not HOW</w:t>
+      </w:r>
+    </w:p>
+    <w:p>
+      <w:pPr>
+        <w:ind w:firstLine="720"/>
+        <w:rPr>
+          <w:color w:val="C00000"/>
+        </w:rPr>
+      </w:pPr>
+      <w:r>
+        <w:rPr>
+          <w:color w:val="C00000"/>
+        </w:rPr>
+        <w:t>virtual class Driver;</w:t>
+      </w:r>
+      <w:r>
+        <w:rPr>
+          <w:color w:val="C00000"/>
+        </w:rPr>
+        <w:br/>
+      </w:r>
+      <w:r>
+        <w:rPr>
+          <w:color w:val="C00000"/>
+        </w:rPr>
+        <w:tab/>
+      </w:r>
+      <w:r>
+        <w:rPr>
+          <w:color w:val="C00000"/>
+        </w:rPr>
+        <w:tab/>
+        <w:t xml:space="preserve">pure virtual function void </w:t>
+      </w:r>
+      <w:proofErr w:type="gramStart"/>
+      <w:r>
+        <w:rPr>
+          <w:color w:val="C00000"/>
+        </w:rPr>
+        <w:t>send(</w:t>
+      </w:r>
+      <w:proofErr w:type="gramEnd"/>
+      <w:r>
+        <w:rPr>
+          <w:color w:val="C00000"/>
+        </w:rPr>
+        <w:t>);</w:t>
+      </w:r>
+      <w:r>
+        <w:rPr>
+          <w:color w:val="C00000"/>
+        </w:rPr>
+        <w:br/>
+      </w:r>
+      <w:r>
+        <w:rPr>
+          <w:color w:val="C00000"/>
+        </w:rPr>
+        <w:tab/>
+      </w:r>
+      <w:proofErr w:type="spellStart"/>
+      <w:r>
+        <w:rPr>
+          <w:color w:val="C00000"/>
+        </w:rPr>
+        <w:t>endclass</w:t>
+      </w:r>
+      <w:proofErr w:type="spellEnd"/>
+    </w:p>
+    <w:p>
+      <w:pPr>
+        <w:ind w:firstLine="720"/>
+        <w:rPr>
+          <w:color w:val="C00000"/>
         </w:rPr>
       </w:pPr>
     </w:p>
@@ -18552,6 +24252,155 @@
     </w:lvl>
   </w:abstractNum>
   <w:abstractNum w:abstractNumId="7" w15:restartNumberingAfterBreak="0">
+    <w:nsid w:val="173757D3"/>
+    <w:multiLevelType w:val="multilevel"/>
+    <w:tmpl w:val="FAE83E40"/>
+    <w:lvl w:ilvl="0">
+      <w:start w:val="1"/>
+      <w:numFmt w:val="bullet"/>
+      <w:lvlText w:val=""/>
+      <w:lvlJc w:val="left"/>
+      <w:pPr>
+        <w:tabs>
+          <w:tab w:val="num" w:pos="720"/>
+        </w:tabs>
+        <w:ind w:left="720" w:hanging="360"/>
+      </w:pPr>
+      <w:rPr>
+        <w:rFonts w:ascii="Symbol" w:hAnsi="Symbol" w:hint="default"/>
+        <w:sz w:val="20"/>
+      </w:rPr>
+    </w:lvl>
+    <w:lvl w:ilvl="1" w:tentative="1">
+      <w:start w:val="1"/>
+      <w:numFmt w:val="bullet"/>
+      <w:lvlText w:val="o"/>
+      <w:lvlJc w:val="left"/>
+      <w:pPr>
+        <w:tabs>
+          <w:tab w:val="num" w:pos="1440"/>
+        </w:tabs>
+        <w:ind w:left="1440" w:hanging="360"/>
+      </w:pPr>
+      <w:rPr>
+        <w:rFonts w:ascii="Courier New" w:hAnsi="Courier New" w:hint="default"/>
+        <w:sz w:val="20"/>
+      </w:rPr>
+    </w:lvl>
+    <w:lvl w:ilvl="2" w:tentative="1">
+      <w:start w:val="1"/>
+      <w:numFmt w:val="bullet"/>
+      <w:lvlText w:val=""/>
+      <w:lvlJc w:val="left"/>
+      <w:pPr>
+        <w:tabs>
+          <w:tab w:val="num" w:pos="2160"/>
+        </w:tabs>
+        <w:ind w:left="2160" w:hanging="360"/>
+      </w:pPr>
+      <w:rPr>
+        <w:rFonts w:ascii="Wingdings" w:hAnsi="Wingdings" w:hint="default"/>
+        <w:sz w:val="20"/>
+      </w:rPr>
+    </w:lvl>
+    <w:lvl w:ilvl="3" w:tentative="1">
+      <w:start w:val="1"/>
+      <w:numFmt w:val="bullet"/>
+      <w:lvlText w:val=""/>
+      <w:lvlJc w:val="left"/>
+      <w:pPr>
+        <w:tabs>
+          <w:tab w:val="num" w:pos="2880"/>
+        </w:tabs>
+        <w:ind w:left="2880" w:hanging="360"/>
+      </w:pPr>
+      <w:rPr>
+        <w:rFonts w:ascii="Wingdings" w:hAnsi="Wingdings" w:hint="default"/>
+        <w:sz w:val="20"/>
+      </w:rPr>
+    </w:lvl>
+    <w:lvl w:ilvl="4" w:tentative="1">
+      <w:start w:val="1"/>
+      <w:numFmt w:val="bullet"/>
+      <w:lvlText w:val=""/>
+      <w:lvlJc w:val="left"/>
+      <w:pPr>
+        <w:tabs>
+          <w:tab w:val="num" w:pos="3600"/>
+        </w:tabs>
+        <w:ind w:left="3600" w:hanging="360"/>
+      </w:pPr>
+      <w:rPr>
+        <w:rFonts w:ascii="Wingdings" w:hAnsi="Wingdings" w:hint="default"/>
+        <w:sz w:val="20"/>
+      </w:rPr>
+    </w:lvl>
+    <w:lvl w:ilvl="5" w:tentative="1">
+      <w:start w:val="1"/>
+      <w:numFmt w:val="bullet"/>
+      <w:lvlText w:val=""/>
+      <w:lvlJc w:val="left"/>
+      <w:pPr>
+        <w:tabs>
+          <w:tab w:val="num" w:pos="4320"/>
+        </w:tabs>
+        <w:ind w:left="4320" w:hanging="360"/>
+      </w:pPr>
+      <w:rPr>
+        <w:rFonts w:ascii="Wingdings" w:hAnsi="Wingdings" w:hint="default"/>
+        <w:sz w:val="20"/>
+      </w:rPr>
+    </w:lvl>
+    <w:lvl w:ilvl="6" w:tentative="1">
+      <w:start w:val="1"/>
+      <w:numFmt w:val="bullet"/>
+      <w:lvlText w:val=""/>
+      <w:lvlJc w:val="left"/>
+      <w:pPr>
+        <w:tabs>
+          <w:tab w:val="num" w:pos="5040"/>
+        </w:tabs>
+        <w:ind w:left="5040" w:hanging="360"/>
+      </w:pPr>
+      <w:rPr>
+        <w:rFonts w:ascii="Wingdings" w:hAnsi="Wingdings" w:hint="default"/>
+        <w:sz w:val="20"/>
+      </w:rPr>
+    </w:lvl>
+    <w:lvl w:ilvl="7" w:tentative="1">
+      <w:start w:val="1"/>
+      <w:numFmt w:val="bullet"/>
+      <w:lvlText w:val=""/>
+      <w:lvlJc w:val="left"/>
+      <w:pPr>
+        <w:tabs>
+          <w:tab w:val="num" w:pos="5760"/>
+        </w:tabs>
+        <w:ind w:left="5760" w:hanging="360"/>
+      </w:pPr>
+      <w:rPr>
+        <w:rFonts w:ascii="Wingdings" w:hAnsi="Wingdings" w:hint="default"/>
+        <w:sz w:val="20"/>
+      </w:rPr>
+    </w:lvl>
+    <w:lvl w:ilvl="8" w:tentative="1">
+      <w:start w:val="1"/>
+      <w:numFmt w:val="bullet"/>
+      <w:lvlText w:val=""/>
+      <w:lvlJc w:val="left"/>
+      <w:pPr>
+        <w:tabs>
+          <w:tab w:val="num" w:pos="6480"/>
+        </w:tabs>
+        <w:ind w:left="6480" w:hanging="360"/>
+      </w:pPr>
+      <w:rPr>
+        <w:rFonts w:ascii="Wingdings" w:hAnsi="Wingdings" w:hint="default"/>
+        <w:sz w:val="20"/>
+      </w:rPr>
+    </w:lvl>
+  </w:abstractNum>
+  <w:abstractNum w:abstractNumId="8" w15:restartNumberingAfterBreak="0">
     <w:nsid w:val="17A00DFF"/>
     <w:multiLevelType w:val="multilevel"/>
     <w:tmpl w:val="35D0C9C6"/>
@@ -18700,7 +24549,7 @@
       </w:rPr>
     </w:lvl>
   </w:abstractNum>
-  <w:abstractNum w:abstractNumId="8" w15:restartNumberingAfterBreak="0">
+  <w:abstractNum w:abstractNumId="9" w15:restartNumberingAfterBreak="0">
     <w:nsid w:val="1D2D00B8"/>
     <w:multiLevelType w:val="multilevel"/>
     <w:tmpl w:val="7E96B262"/>
@@ -18849,7 +24698,156 @@
       </w:rPr>
     </w:lvl>
   </w:abstractNum>
-  <w:abstractNum w:abstractNumId="9" w15:restartNumberingAfterBreak="0">
+  <w:abstractNum w:abstractNumId="10" w15:restartNumberingAfterBreak="0">
+    <w:nsid w:val="20730A69"/>
+    <w:multiLevelType w:val="multilevel"/>
+    <w:tmpl w:val="192C0F44"/>
+    <w:lvl w:ilvl="0">
+      <w:start w:val="1"/>
+      <w:numFmt w:val="bullet"/>
+      <w:lvlText w:val=""/>
+      <w:lvlJc w:val="left"/>
+      <w:pPr>
+        <w:tabs>
+          <w:tab w:val="num" w:pos="720"/>
+        </w:tabs>
+        <w:ind w:left="720" w:hanging="360"/>
+      </w:pPr>
+      <w:rPr>
+        <w:rFonts w:ascii="Symbol" w:hAnsi="Symbol" w:hint="default"/>
+        <w:sz w:val="20"/>
+      </w:rPr>
+    </w:lvl>
+    <w:lvl w:ilvl="1">
+      <w:start w:val="1"/>
+      <w:numFmt w:val="bullet"/>
+      <w:lvlText w:val="o"/>
+      <w:lvlJc w:val="left"/>
+      <w:pPr>
+        <w:tabs>
+          <w:tab w:val="num" w:pos="1440"/>
+        </w:tabs>
+        <w:ind w:left="1440" w:hanging="360"/>
+      </w:pPr>
+      <w:rPr>
+        <w:rFonts w:ascii="Courier New" w:hAnsi="Courier New" w:hint="default"/>
+        <w:sz w:val="20"/>
+      </w:rPr>
+    </w:lvl>
+    <w:lvl w:ilvl="2" w:tentative="1">
+      <w:start w:val="1"/>
+      <w:numFmt w:val="bullet"/>
+      <w:lvlText w:val=""/>
+      <w:lvlJc w:val="left"/>
+      <w:pPr>
+        <w:tabs>
+          <w:tab w:val="num" w:pos="2160"/>
+        </w:tabs>
+        <w:ind w:left="2160" w:hanging="360"/>
+      </w:pPr>
+      <w:rPr>
+        <w:rFonts w:ascii="Wingdings" w:hAnsi="Wingdings" w:hint="default"/>
+        <w:sz w:val="20"/>
+      </w:rPr>
+    </w:lvl>
+    <w:lvl w:ilvl="3" w:tentative="1">
+      <w:start w:val="1"/>
+      <w:numFmt w:val="bullet"/>
+      <w:lvlText w:val=""/>
+      <w:lvlJc w:val="left"/>
+      <w:pPr>
+        <w:tabs>
+          <w:tab w:val="num" w:pos="2880"/>
+        </w:tabs>
+        <w:ind w:left="2880" w:hanging="360"/>
+      </w:pPr>
+      <w:rPr>
+        <w:rFonts w:ascii="Wingdings" w:hAnsi="Wingdings" w:hint="default"/>
+        <w:sz w:val="20"/>
+      </w:rPr>
+    </w:lvl>
+    <w:lvl w:ilvl="4" w:tentative="1">
+      <w:start w:val="1"/>
+      <w:numFmt w:val="bullet"/>
+      <w:lvlText w:val=""/>
+      <w:lvlJc w:val="left"/>
+      <w:pPr>
+        <w:tabs>
+          <w:tab w:val="num" w:pos="3600"/>
+        </w:tabs>
+        <w:ind w:left="3600" w:hanging="360"/>
+      </w:pPr>
+      <w:rPr>
+        <w:rFonts w:ascii="Wingdings" w:hAnsi="Wingdings" w:hint="default"/>
+        <w:sz w:val="20"/>
+      </w:rPr>
+    </w:lvl>
+    <w:lvl w:ilvl="5" w:tentative="1">
+      <w:start w:val="1"/>
+      <w:numFmt w:val="bullet"/>
+      <w:lvlText w:val=""/>
+      <w:lvlJc w:val="left"/>
+      <w:pPr>
+        <w:tabs>
+          <w:tab w:val="num" w:pos="4320"/>
+        </w:tabs>
+        <w:ind w:left="4320" w:hanging="360"/>
+      </w:pPr>
+      <w:rPr>
+        <w:rFonts w:ascii="Wingdings" w:hAnsi="Wingdings" w:hint="default"/>
+        <w:sz w:val="20"/>
+      </w:rPr>
+    </w:lvl>
+    <w:lvl w:ilvl="6" w:tentative="1">
+      <w:start w:val="1"/>
+      <w:numFmt w:val="bullet"/>
+      <w:lvlText w:val=""/>
+      <w:lvlJc w:val="left"/>
+      <w:pPr>
+        <w:tabs>
+          <w:tab w:val="num" w:pos="5040"/>
+        </w:tabs>
+        <w:ind w:left="5040" w:hanging="360"/>
+      </w:pPr>
+      <w:rPr>
+        <w:rFonts w:ascii="Wingdings" w:hAnsi="Wingdings" w:hint="default"/>
+        <w:sz w:val="20"/>
+      </w:rPr>
+    </w:lvl>
+    <w:lvl w:ilvl="7" w:tentative="1">
+      <w:start w:val="1"/>
+      <w:numFmt w:val="bullet"/>
+      <w:lvlText w:val=""/>
+      <w:lvlJc w:val="left"/>
+      <w:pPr>
+        <w:tabs>
+          <w:tab w:val="num" w:pos="5760"/>
+        </w:tabs>
+        <w:ind w:left="5760" w:hanging="360"/>
+      </w:pPr>
+      <w:rPr>
+        <w:rFonts w:ascii="Wingdings" w:hAnsi="Wingdings" w:hint="default"/>
+        <w:sz w:val="20"/>
+      </w:rPr>
+    </w:lvl>
+    <w:lvl w:ilvl="8" w:tentative="1">
+      <w:start w:val="1"/>
+      <w:numFmt w:val="bullet"/>
+      <w:lvlText w:val=""/>
+      <w:lvlJc w:val="left"/>
+      <w:pPr>
+        <w:tabs>
+          <w:tab w:val="num" w:pos="6480"/>
+        </w:tabs>
+        <w:ind w:left="6480" w:hanging="360"/>
+      </w:pPr>
+      <w:rPr>
+        <w:rFonts w:ascii="Wingdings" w:hAnsi="Wingdings" w:hint="default"/>
+        <w:sz w:val="20"/>
+      </w:rPr>
+    </w:lvl>
+  </w:abstractNum>
+  <w:abstractNum w:abstractNumId="11" w15:restartNumberingAfterBreak="0">
     <w:nsid w:val="22D87F06"/>
     <w:multiLevelType w:val="multilevel"/>
     <w:tmpl w:val="9648BDBA"/>
@@ -18998,7 +24996,7 @@
       </w:rPr>
     </w:lvl>
   </w:abstractNum>
-  <w:abstractNum w:abstractNumId="10" w15:restartNumberingAfterBreak="0">
+  <w:abstractNum w:abstractNumId="12" w15:restartNumberingAfterBreak="0">
     <w:nsid w:val="240C13DD"/>
     <w:multiLevelType w:val="multilevel"/>
     <w:tmpl w:val="4EAA6154"/>
@@ -19147,7 +25145,7 @@
       </w:rPr>
     </w:lvl>
   </w:abstractNum>
-  <w:abstractNum w:abstractNumId="11" w15:restartNumberingAfterBreak="0">
+  <w:abstractNum w:abstractNumId="13" w15:restartNumberingAfterBreak="0">
     <w:nsid w:val="2D8E5629"/>
     <w:multiLevelType w:val="multilevel"/>
     <w:tmpl w:val="34C0325C"/>
@@ -19296,7 +25294,7 @@
       </w:rPr>
     </w:lvl>
   </w:abstractNum>
-  <w:abstractNum w:abstractNumId="12" w15:restartNumberingAfterBreak="0">
+  <w:abstractNum w:abstractNumId="14" w15:restartNumberingAfterBreak="0">
     <w:nsid w:val="32E40B96"/>
     <w:multiLevelType w:val="multilevel"/>
     <w:tmpl w:val="637AB3E8"/>
@@ -19445,7 +25443,7 @@
       </w:rPr>
     </w:lvl>
   </w:abstractNum>
-  <w:abstractNum w:abstractNumId="13" w15:restartNumberingAfterBreak="0">
+  <w:abstractNum w:abstractNumId="15" w15:restartNumberingAfterBreak="0">
     <w:nsid w:val="3A64449D"/>
     <w:multiLevelType w:val="multilevel"/>
     <w:tmpl w:val="FD5E96D2"/>
@@ -19594,7 +25592,454 @@
       </w:rPr>
     </w:lvl>
   </w:abstractNum>
-  <w:abstractNum w:abstractNumId="14" w15:restartNumberingAfterBreak="0">
+  <w:abstractNum w:abstractNumId="16" w15:restartNumberingAfterBreak="0">
+    <w:nsid w:val="3D0F19D4"/>
+    <w:multiLevelType w:val="multilevel"/>
+    <w:tmpl w:val="08225EA2"/>
+    <w:lvl w:ilvl="0">
+      <w:start w:val="1"/>
+      <w:numFmt w:val="bullet"/>
+      <w:lvlText w:val=""/>
+      <w:lvlJc w:val="left"/>
+      <w:pPr>
+        <w:tabs>
+          <w:tab w:val="num" w:pos="720"/>
+        </w:tabs>
+        <w:ind w:left="720" w:hanging="360"/>
+      </w:pPr>
+      <w:rPr>
+        <w:rFonts w:ascii="Symbol" w:hAnsi="Symbol" w:hint="default"/>
+        <w:sz w:val="20"/>
+      </w:rPr>
+    </w:lvl>
+    <w:lvl w:ilvl="1">
+      <w:start w:val="1"/>
+      <w:numFmt w:val="bullet"/>
+      <w:lvlText w:val="o"/>
+      <w:lvlJc w:val="left"/>
+      <w:pPr>
+        <w:tabs>
+          <w:tab w:val="num" w:pos="1440"/>
+        </w:tabs>
+        <w:ind w:left="1440" w:hanging="360"/>
+      </w:pPr>
+      <w:rPr>
+        <w:rFonts w:ascii="Courier New" w:hAnsi="Courier New" w:hint="default"/>
+        <w:sz w:val="20"/>
+      </w:rPr>
+    </w:lvl>
+    <w:lvl w:ilvl="2" w:tentative="1">
+      <w:start w:val="1"/>
+      <w:numFmt w:val="bullet"/>
+      <w:lvlText w:val=""/>
+      <w:lvlJc w:val="left"/>
+      <w:pPr>
+        <w:tabs>
+          <w:tab w:val="num" w:pos="2160"/>
+        </w:tabs>
+        <w:ind w:left="2160" w:hanging="360"/>
+      </w:pPr>
+      <w:rPr>
+        <w:rFonts w:ascii="Wingdings" w:hAnsi="Wingdings" w:hint="default"/>
+        <w:sz w:val="20"/>
+      </w:rPr>
+    </w:lvl>
+    <w:lvl w:ilvl="3" w:tentative="1">
+      <w:start w:val="1"/>
+      <w:numFmt w:val="bullet"/>
+      <w:lvlText w:val=""/>
+      <w:lvlJc w:val="left"/>
+      <w:pPr>
+        <w:tabs>
+          <w:tab w:val="num" w:pos="2880"/>
+        </w:tabs>
+        <w:ind w:left="2880" w:hanging="360"/>
+      </w:pPr>
+      <w:rPr>
+        <w:rFonts w:ascii="Wingdings" w:hAnsi="Wingdings" w:hint="default"/>
+        <w:sz w:val="20"/>
+      </w:rPr>
+    </w:lvl>
+    <w:lvl w:ilvl="4" w:tentative="1">
+      <w:start w:val="1"/>
+      <w:numFmt w:val="bullet"/>
+      <w:lvlText w:val=""/>
+      <w:lvlJc w:val="left"/>
+      <w:pPr>
+        <w:tabs>
+          <w:tab w:val="num" w:pos="3600"/>
+        </w:tabs>
+        <w:ind w:left="3600" w:hanging="360"/>
+      </w:pPr>
+      <w:rPr>
+        <w:rFonts w:ascii="Wingdings" w:hAnsi="Wingdings" w:hint="default"/>
+        <w:sz w:val="20"/>
+      </w:rPr>
+    </w:lvl>
+    <w:lvl w:ilvl="5" w:tentative="1">
+      <w:start w:val="1"/>
+      <w:numFmt w:val="bullet"/>
+      <w:lvlText w:val=""/>
+      <w:lvlJc w:val="left"/>
+      <w:pPr>
+        <w:tabs>
+          <w:tab w:val="num" w:pos="4320"/>
+        </w:tabs>
+        <w:ind w:left="4320" w:hanging="360"/>
+      </w:pPr>
+      <w:rPr>
+        <w:rFonts w:ascii="Wingdings" w:hAnsi="Wingdings" w:hint="default"/>
+        <w:sz w:val="20"/>
+      </w:rPr>
+    </w:lvl>
+    <w:lvl w:ilvl="6" w:tentative="1">
+      <w:start w:val="1"/>
+      <w:numFmt w:val="bullet"/>
+      <w:lvlText w:val=""/>
+      <w:lvlJc w:val="left"/>
+      <w:pPr>
+        <w:tabs>
+          <w:tab w:val="num" w:pos="5040"/>
+        </w:tabs>
+        <w:ind w:left="5040" w:hanging="360"/>
+      </w:pPr>
+      <w:rPr>
+        <w:rFonts w:ascii="Wingdings" w:hAnsi="Wingdings" w:hint="default"/>
+        <w:sz w:val="20"/>
+      </w:rPr>
+    </w:lvl>
+    <w:lvl w:ilvl="7" w:tentative="1">
+      <w:start w:val="1"/>
+      <w:numFmt w:val="bullet"/>
+      <w:lvlText w:val=""/>
+      <w:lvlJc w:val="left"/>
+      <w:pPr>
+        <w:tabs>
+          <w:tab w:val="num" w:pos="5760"/>
+        </w:tabs>
+        <w:ind w:left="5760" w:hanging="360"/>
+      </w:pPr>
+      <w:rPr>
+        <w:rFonts w:ascii="Wingdings" w:hAnsi="Wingdings" w:hint="default"/>
+        <w:sz w:val="20"/>
+      </w:rPr>
+    </w:lvl>
+    <w:lvl w:ilvl="8" w:tentative="1">
+      <w:start w:val="1"/>
+      <w:numFmt w:val="bullet"/>
+      <w:lvlText w:val=""/>
+      <w:lvlJc w:val="left"/>
+      <w:pPr>
+        <w:tabs>
+          <w:tab w:val="num" w:pos="6480"/>
+        </w:tabs>
+        <w:ind w:left="6480" w:hanging="360"/>
+      </w:pPr>
+      <w:rPr>
+        <w:rFonts w:ascii="Wingdings" w:hAnsi="Wingdings" w:hint="default"/>
+        <w:sz w:val="20"/>
+      </w:rPr>
+    </w:lvl>
+  </w:abstractNum>
+  <w:abstractNum w:abstractNumId="17" w15:restartNumberingAfterBreak="0">
+    <w:nsid w:val="41A465BB"/>
+    <w:multiLevelType w:val="multilevel"/>
+    <w:tmpl w:val="2CD2D53C"/>
+    <w:lvl w:ilvl="0">
+      <w:start w:val="1"/>
+      <w:numFmt w:val="bullet"/>
+      <w:lvlText w:val=""/>
+      <w:lvlJc w:val="left"/>
+      <w:pPr>
+        <w:tabs>
+          <w:tab w:val="num" w:pos="720"/>
+        </w:tabs>
+        <w:ind w:left="720" w:hanging="360"/>
+      </w:pPr>
+      <w:rPr>
+        <w:rFonts w:ascii="Symbol" w:hAnsi="Symbol" w:hint="default"/>
+        <w:sz w:val="20"/>
+      </w:rPr>
+    </w:lvl>
+    <w:lvl w:ilvl="1" w:tentative="1">
+      <w:start w:val="1"/>
+      <w:numFmt w:val="bullet"/>
+      <w:lvlText w:val="o"/>
+      <w:lvlJc w:val="left"/>
+      <w:pPr>
+        <w:tabs>
+          <w:tab w:val="num" w:pos="1440"/>
+        </w:tabs>
+        <w:ind w:left="1440" w:hanging="360"/>
+      </w:pPr>
+      <w:rPr>
+        <w:rFonts w:ascii="Courier New" w:hAnsi="Courier New" w:hint="default"/>
+        <w:sz w:val="20"/>
+      </w:rPr>
+    </w:lvl>
+    <w:lvl w:ilvl="2" w:tentative="1">
+      <w:start w:val="1"/>
+      <w:numFmt w:val="bullet"/>
+      <w:lvlText w:val=""/>
+      <w:lvlJc w:val="left"/>
+      <w:pPr>
+        <w:tabs>
+          <w:tab w:val="num" w:pos="2160"/>
+        </w:tabs>
+        <w:ind w:left="2160" w:hanging="360"/>
+      </w:pPr>
+      <w:rPr>
+        <w:rFonts w:ascii="Wingdings" w:hAnsi="Wingdings" w:hint="default"/>
+        <w:sz w:val="20"/>
+      </w:rPr>
+    </w:lvl>
+    <w:lvl w:ilvl="3" w:tentative="1">
+      <w:start w:val="1"/>
+      <w:numFmt w:val="bullet"/>
+      <w:lvlText w:val=""/>
+      <w:lvlJc w:val="left"/>
+      <w:pPr>
+        <w:tabs>
+          <w:tab w:val="num" w:pos="2880"/>
+        </w:tabs>
+        <w:ind w:left="2880" w:hanging="360"/>
+      </w:pPr>
+      <w:rPr>
+        <w:rFonts w:ascii="Wingdings" w:hAnsi="Wingdings" w:hint="default"/>
+        <w:sz w:val="20"/>
+      </w:rPr>
+    </w:lvl>
+    <w:lvl w:ilvl="4" w:tentative="1">
+      <w:start w:val="1"/>
+      <w:numFmt w:val="bullet"/>
+      <w:lvlText w:val=""/>
+      <w:lvlJc w:val="left"/>
+      <w:pPr>
+        <w:tabs>
+          <w:tab w:val="num" w:pos="3600"/>
+        </w:tabs>
+        <w:ind w:left="3600" w:hanging="360"/>
+      </w:pPr>
+      <w:rPr>
+        <w:rFonts w:ascii="Wingdings" w:hAnsi="Wingdings" w:hint="default"/>
+        <w:sz w:val="20"/>
+      </w:rPr>
+    </w:lvl>
+    <w:lvl w:ilvl="5" w:tentative="1">
+      <w:start w:val="1"/>
+      <w:numFmt w:val="bullet"/>
+      <w:lvlText w:val=""/>
+      <w:lvlJc w:val="left"/>
+      <w:pPr>
+        <w:tabs>
+          <w:tab w:val="num" w:pos="4320"/>
+        </w:tabs>
+        <w:ind w:left="4320" w:hanging="360"/>
+      </w:pPr>
+      <w:rPr>
+        <w:rFonts w:ascii="Wingdings" w:hAnsi="Wingdings" w:hint="default"/>
+        <w:sz w:val="20"/>
+      </w:rPr>
+    </w:lvl>
+    <w:lvl w:ilvl="6" w:tentative="1">
+      <w:start w:val="1"/>
+      <w:numFmt w:val="bullet"/>
+      <w:lvlText w:val=""/>
+      <w:lvlJc w:val="left"/>
+      <w:pPr>
+        <w:tabs>
+          <w:tab w:val="num" w:pos="5040"/>
+        </w:tabs>
+        <w:ind w:left="5040" w:hanging="360"/>
+      </w:pPr>
+      <w:rPr>
+        <w:rFonts w:ascii="Wingdings" w:hAnsi="Wingdings" w:hint="default"/>
+        <w:sz w:val="20"/>
+      </w:rPr>
+    </w:lvl>
+    <w:lvl w:ilvl="7" w:tentative="1">
+      <w:start w:val="1"/>
+      <w:numFmt w:val="bullet"/>
+      <w:lvlText w:val=""/>
+      <w:lvlJc w:val="left"/>
+      <w:pPr>
+        <w:tabs>
+          <w:tab w:val="num" w:pos="5760"/>
+        </w:tabs>
+        <w:ind w:left="5760" w:hanging="360"/>
+      </w:pPr>
+      <w:rPr>
+        <w:rFonts w:ascii="Wingdings" w:hAnsi="Wingdings" w:hint="default"/>
+        <w:sz w:val="20"/>
+      </w:rPr>
+    </w:lvl>
+    <w:lvl w:ilvl="8" w:tentative="1">
+      <w:start w:val="1"/>
+      <w:numFmt w:val="bullet"/>
+      <w:lvlText w:val=""/>
+      <w:lvlJc w:val="left"/>
+      <w:pPr>
+        <w:tabs>
+          <w:tab w:val="num" w:pos="6480"/>
+        </w:tabs>
+        <w:ind w:left="6480" w:hanging="360"/>
+      </w:pPr>
+      <w:rPr>
+        <w:rFonts w:ascii="Wingdings" w:hAnsi="Wingdings" w:hint="default"/>
+        <w:sz w:val="20"/>
+      </w:rPr>
+    </w:lvl>
+  </w:abstractNum>
+  <w:abstractNum w:abstractNumId="18" w15:restartNumberingAfterBreak="0">
+    <w:nsid w:val="459C3F50"/>
+    <w:multiLevelType w:val="multilevel"/>
+    <w:tmpl w:val="4FFE446A"/>
+    <w:lvl w:ilvl="0">
+      <w:start w:val="1"/>
+      <w:numFmt w:val="bullet"/>
+      <w:lvlText w:val=""/>
+      <w:lvlJc w:val="left"/>
+      <w:pPr>
+        <w:tabs>
+          <w:tab w:val="num" w:pos="720"/>
+        </w:tabs>
+        <w:ind w:left="720" w:hanging="360"/>
+      </w:pPr>
+      <w:rPr>
+        <w:rFonts w:ascii="Symbol" w:hAnsi="Symbol" w:hint="default"/>
+        <w:sz w:val="20"/>
+      </w:rPr>
+    </w:lvl>
+    <w:lvl w:ilvl="1" w:tentative="1">
+      <w:start w:val="1"/>
+      <w:numFmt w:val="bullet"/>
+      <w:lvlText w:val="o"/>
+      <w:lvlJc w:val="left"/>
+      <w:pPr>
+        <w:tabs>
+          <w:tab w:val="num" w:pos="1440"/>
+        </w:tabs>
+        <w:ind w:left="1440" w:hanging="360"/>
+      </w:pPr>
+      <w:rPr>
+        <w:rFonts w:ascii="Courier New" w:hAnsi="Courier New" w:hint="default"/>
+        <w:sz w:val="20"/>
+      </w:rPr>
+    </w:lvl>
+    <w:lvl w:ilvl="2" w:tentative="1">
+      <w:start w:val="1"/>
+      <w:numFmt w:val="bullet"/>
+      <w:lvlText w:val=""/>
+      <w:lvlJc w:val="left"/>
+      <w:pPr>
+        <w:tabs>
+          <w:tab w:val="num" w:pos="2160"/>
+        </w:tabs>
+        <w:ind w:left="2160" w:hanging="360"/>
+      </w:pPr>
+      <w:rPr>
+        <w:rFonts w:ascii="Wingdings" w:hAnsi="Wingdings" w:hint="default"/>
+        <w:sz w:val="20"/>
+      </w:rPr>
+    </w:lvl>
+    <w:lvl w:ilvl="3" w:tentative="1">
+      <w:start w:val="1"/>
+      <w:numFmt w:val="bullet"/>
+      <w:lvlText w:val=""/>
+      <w:lvlJc w:val="left"/>
+      <w:pPr>
+        <w:tabs>
+          <w:tab w:val="num" w:pos="2880"/>
+        </w:tabs>
+        <w:ind w:left="2880" w:hanging="360"/>
+      </w:pPr>
+      <w:rPr>
+        <w:rFonts w:ascii="Wingdings" w:hAnsi="Wingdings" w:hint="default"/>
+        <w:sz w:val="20"/>
+      </w:rPr>
+    </w:lvl>
+    <w:lvl w:ilvl="4" w:tentative="1">
+      <w:start w:val="1"/>
+      <w:numFmt w:val="bullet"/>
+      <w:lvlText w:val=""/>
+      <w:lvlJc w:val="left"/>
+      <w:pPr>
+        <w:tabs>
+          <w:tab w:val="num" w:pos="3600"/>
+        </w:tabs>
+        <w:ind w:left="3600" w:hanging="360"/>
+      </w:pPr>
+      <w:rPr>
+        <w:rFonts w:ascii="Wingdings" w:hAnsi="Wingdings" w:hint="default"/>
+        <w:sz w:val="20"/>
+      </w:rPr>
+    </w:lvl>
+    <w:lvl w:ilvl="5" w:tentative="1">
+      <w:start w:val="1"/>
+      <w:numFmt w:val="bullet"/>
+      <w:lvlText w:val=""/>
+      <w:lvlJc w:val="left"/>
+      <w:pPr>
+        <w:tabs>
+          <w:tab w:val="num" w:pos="4320"/>
+        </w:tabs>
+        <w:ind w:left="4320" w:hanging="360"/>
+      </w:pPr>
+      <w:rPr>
+        <w:rFonts w:ascii="Wingdings" w:hAnsi="Wingdings" w:hint="default"/>
+        <w:sz w:val="20"/>
+      </w:rPr>
+    </w:lvl>
+    <w:lvl w:ilvl="6" w:tentative="1">
+      <w:start w:val="1"/>
+      <w:numFmt w:val="bullet"/>
+      <w:lvlText w:val=""/>
+      <w:lvlJc w:val="left"/>
+      <w:pPr>
+        <w:tabs>
+          <w:tab w:val="num" w:pos="5040"/>
+        </w:tabs>
+        <w:ind w:left="5040" w:hanging="360"/>
+      </w:pPr>
+      <w:rPr>
+        <w:rFonts w:ascii="Wingdings" w:hAnsi="Wingdings" w:hint="default"/>
+        <w:sz w:val="20"/>
+      </w:rPr>
+    </w:lvl>
+    <w:lvl w:ilvl="7" w:tentative="1">
+      <w:start w:val="1"/>
+      <w:numFmt w:val="bullet"/>
+      <w:lvlText w:val=""/>
+      <w:lvlJc w:val="left"/>
+      <w:pPr>
+        <w:tabs>
+          <w:tab w:val="num" w:pos="5760"/>
+        </w:tabs>
+        <w:ind w:left="5760" w:hanging="360"/>
+      </w:pPr>
+      <w:rPr>
+        <w:rFonts w:ascii="Wingdings" w:hAnsi="Wingdings" w:hint="default"/>
+        <w:sz w:val="20"/>
+      </w:rPr>
+    </w:lvl>
+    <w:lvl w:ilvl="8" w:tentative="1">
+      <w:start w:val="1"/>
+      <w:numFmt w:val="bullet"/>
+      <w:lvlText w:val=""/>
+      <w:lvlJc w:val="left"/>
+      <w:pPr>
+        <w:tabs>
+          <w:tab w:val="num" w:pos="6480"/>
+        </w:tabs>
+        <w:ind w:left="6480" w:hanging="360"/>
+      </w:pPr>
+      <w:rPr>
+        <w:rFonts w:ascii="Wingdings" w:hAnsi="Wingdings" w:hint="default"/>
+        <w:sz w:val="20"/>
+      </w:rPr>
+    </w:lvl>
+  </w:abstractNum>
+  <w:abstractNum w:abstractNumId="19" w15:restartNumberingAfterBreak="0">
     <w:nsid w:val="4D5F00ED"/>
     <w:multiLevelType w:val="hybridMultilevel"/>
     <w:tmpl w:val="9616755E"/>
@@ -19707,7 +26152,156 @@
       </w:rPr>
     </w:lvl>
   </w:abstractNum>
-  <w:abstractNum w:abstractNumId="15" w15:restartNumberingAfterBreak="0">
+  <w:abstractNum w:abstractNumId="20" w15:restartNumberingAfterBreak="0">
+    <w:nsid w:val="4DA336B3"/>
+    <w:multiLevelType w:val="multilevel"/>
+    <w:tmpl w:val="80D0111E"/>
+    <w:lvl w:ilvl="0">
+      <w:start w:val="1"/>
+      <w:numFmt w:val="bullet"/>
+      <w:lvlText w:val=""/>
+      <w:lvlJc w:val="left"/>
+      <w:pPr>
+        <w:tabs>
+          <w:tab w:val="num" w:pos="720"/>
+        </w:tabs>
+        <w:ind w:left="720" w:hanging="360"/>
+      </w:pPr>
+      <w:rPr>
+        <w:rFonts w:ascii="Symbol" w:hAnsi="Symbol" w:hint="default"/>
+        <w:sz w:val="20"/>
+      </w:rPr>
+    </w:lvl>
+    <w:lvl w:ilvl="1" w:tentative="1">
+      <w:start w:val="1"/>
+      <w:numFmt w:val="bullet"/>
+      <w:lvlText w:val="o"/>
+      <w:lvlJc w:val="left"/>
+      <w:pPr>
+        <w:tabs>
+          <w:tab w:val="num" w:pos="1440"/>
+        </w:tabs>
+        <w:ind w:left="1440" w:hanging="360"/>
+      </w:pPr>
+      <w:rPr>
+        <w:rFonts w:ascii="Courier New" w:hAnsi="Courier New" w:hint="default"/>
+        <w:sz w:val="20"/>
+      </w:rPr>
+    </w:lvl>
+    <w:lvl w:ilvl="2" w:tentative="1">
+      <w:start w:val="1"/>
+      <w:numFmt w:val="bullet"/>
+      <w:lvlText w:val=""/>
+      <w:lvlJc w:val="left"/>
+      <w:pPr>
+        <w:tabs>
+          <w:tab w:val="num" w:pos="2160"/>
+        </w:tabs>
+        <w:ind w:left="2160" w:hanging="360"/>
+      </w:pPr>
+      <w:rPr>
+        <w:rFonts w:ascii="Wingdings" w:hAnsi="Wingdings" w:hint="default"/>
+        <w:sz w:val="20"/>
+      </w:rPr>
+    </w:lvl>
+    <w:lvl w:ilvl="3" w:tentative="1">
+      <w:start w:val="1"/>
+      <w:numFmt w:val="bullet"/>
+      <w:lvlText w:val=""/>
+      <w:lvlJc w:val="left"/>
+      <w:pPr>
+        <w:tabs>
+          <w:tab w:val="num" w:pos="2880"/>
+        </w:tabs>
+        <w:ind w:left="2880" w:hanging="360"/>
+      </w:pPr>
+      <w:rPr>
+        <w:rFonts w:ascii="Wingdings" w:hAnsi="Wingdings" w:hint="default"/>
+        <w:sz w:val="20"/>
+      </w:rPr>
+    </w:lvl>
+    <w:lvl w:ilvl="4" w:tentative="1">
+      <w:start w:val="1"/>
+      <w:numFmt w:val="bullet"/>
+      <w:lvlText w:val=""/>
+      <w:lvlJc w:val="left"/>
+      <w:pPr>
+        <w:tabs>
+          <w:tab w:val="num" w:pos="3600"/>
+        </w:tabs>
+        <w:ind w:left="3600" w:hanging="360"/>
+      </w:pPr>
+      <w:rPr>
+        <w:rFonts w:ascii="Wingdings" w:hAnsi="Wingdings" w:hint="default"/>
+        <w:sz w:val="20"/>
+      </w:rPr>
+    </w:lvl>
+    <w:lvl w:ilvl="5" w:tentative="1">
+      <w:start w:val="1"/>
+      <w:numFmt w:val="bullet"/>
+      <w:lvlText w:val=""/>
+      <w:lvlJc w:val="left"/>
+      <w:pPr>
+        <w:tabs>
+          <w:tab w:val="num" w:pos="4320"/>
+        </w:tabs>
+        <w:ind w:left="4320" w:hanging="360"/>
+      </w:pPr>
+      <w:rPr>
+        <w:rFonts w:ascii="Wingdings" w:hAnsi="Wingdings" w:hint="default"/>
+        <w:sz w:val="20"/>
+      </w:rPr>
+    </w:lvl>
+    <w:lvl w:ilvl="6" w:tentative="1">
+      <w:start w:val="1"/>
+      <w:numFmt w:val="bullet"/>
+      <w:lvlText w:val=""/>
+      <w:lvlJc w:val="left"/>
+      <w:pPr>
+        <w:tabs>
+          <w:tab w:val="num" w:pos="5040"/>
+        </w:tabs>
+        <w:ind w:left="5040" w:hanging="360"/>
+      </w:pPr>
+      <w:rPr>
+        <w:rFonts w:ascii="Wingdings" w:hAnsi="Wingdings" w:hint="default"/>
+        <w:sz w:val="20"/>
+      </w:rPr>
+    </w:lvl>
+    <w:lvl w:ilvl="7" w:tentative="1">
+      <w:start w:val="1"/>
+      <w:numFmt w:val="bullet"/>
+      <w:lvlText w:val=""/>
+      <w:lvlJc w:val="left"/>
+      <w:pPr>
+        <w:tabs>
+          <w:tab w:val="num" w:pos="5760"/>
+        </w:tabs>
+        <w:ind w:left="5760" w:hanging="360"/>
+      </w:pPr>
+      <w:rPr>
+        <w:rFonts w:ascii="Wingdings" w:hAnsi="Wingdings" w:hint="default"/>
+        <w:sz w:val="20"/>
+      </w:rPr>
+    </w:lvl>
+    <w:lvl w:ilvl="8" w:tentative="1">
+      <w:start w:val="1"/>
+      <w:numFmt w:val="bullet"/>
+      <w:lvlText w:val=""/>
+      <w:lvlJc w:val="left"/>
+      <w:pPr>
+        <w:tabs>
+          <w:tab w:val="num" w:pos="6480"/>
+        </w:tabs>
+        <w:ind w:left="6480" w:hanging="360"/>
+      </w:pPr>
+      <w:rPr>
+        <w:rFonts w:ascii="Wingdings" w:hAnsi="Wingdings" w:hint="default"/>
+        <w:sz w:val="20"/>
+      </w:rPr>
+    </w:lvl>
+  </w:abstractNum>
+  <w:abstractNum w:abstractNumId="21" w15:restartNumberingAfterBreak="0">
     <w:nsid w:val="4F176EA9"/>
     <w:multiLevelType w:val="multilevel"/>
     <w:tmpl w:val="33440774"/>
@@ -19856,7 +26450,7 @@
       </w:rPr>
     </w:lvl>
   </w:abstractNum>
-  <w:abstractNum w:abstractNumId="16" w15:restartNumberingAfterBreak="0">
+  <w:abstractNum w:abstractNumId="22" w15:restartNumberingAfterBreak="0">
     <w:nsid w:val="54034C37"/>
     <w:multiLevelType w:val="multilevel"/>
     <w:tmpl w:val="31362F0C"/>
@@ -20005,7 +26599,156 @@
       </w:rPr>
     </w:lvl>
   </w:abstractNum>
-  <w:abstractNum w:abstractNumId="17" w15:restartNumberingAfterBreak="0">
+  <w:abstractNum w:abstractNumId="23" w15:restartNumberingAfterBreak="0">
+    <w:nsid w:val="5732536C"/>
+    <w:multiLevelType w:val="multilevel"/>
+    <w:tmpl w:val="45124040"/>
+    <w:lvl w:ilvl="0">
+      <w:start w:val="1"/>
+      <w:numFmt w:val="bullet"/>
+      <w:lvlText w:val=""/>
+      <w:lvlJc w:val="left"/>
+      <w:pPr>
+        <w:tabs>
+          <w:tab w:val="num" w:pos="720"/>
+        </w:tabs>
+        <w:ind w:left="720" w:hanging="360"/>
+      </w:pPr>
+      <w:rPr>
+        <w:rFonts w:ascii="Symbol" w:hAnsi="Symbol" w:hint="default"/>
+        <w:sz w:val="20"/>
+      </w:rPr>
+    </w:lvl>
+    <w:lvl w:ilvl="1" w:tentative="1">
+      <w:start w:val="1"/>
+      <w:numFmt w:val="bullet"/>
+      <w:lvlText w:val="o"/>
+      <w:lvlJc w:val="left"/>
+      <w:pPr>
+        <w:tabs>
+          <w:tab w:val="num" w:pos="1440"/>
+        </w:tabs>
+        <w:ind w:left="1440" w:hanging="360"/>
+      </w:pPr>
+      <w:rPr>
+        <w:rFonts w:ascii="Courier New" w:hAnsi="Courier New" w:hint="default"/>
+        <w:sz w:val="20"/>
+      </w:rPr>
+    </w:lvl>
+    <w:lvl w:ilvl="2" w:tentative="1">
+      <w:start w:val="1"/>
+      <w:numFmt w:val="bullet"/>
+      <w:lvlText w:val=""/>
+      <w:lvlJc w:val="left"/>
+      <w:pPr>
+        <w:tabs>
+          <w:tab w:val="num" w:pos="2160"/>
+        </w:tabs>
+        <w:ind w:left="2160" w:hanging="360"/>
+      </w:pPr>
+      <w:rPr>
+        <w:rFonts w:ascii="Wingdings" w:hAnsi="Wingdings" w:hint="default"/>
+        <w:sz w:val="20"/>
+      </w:rPr>
+    </w:lvl>
+    <w:lvl w:ilvl="3" w:tentative="1">
+      <w:start w:val="1"/>
+      <w:numFmt w:val="bullet"/>
+      <w:lvlText w:val=""/>
+      <w:lvlJc w:val="left"/>
+      <w:pPr>
+        <w:tabs>
+          <w:tab w:val="num" w:pos="2880"/>
+        </w:tabs>
+        <w:ind w:left="2880" w:hanging="360"/>
+      </w:pPr>
+      <w:rPr>
+        <w:rFonts w:ascii="Wingdings" w:hAnsi="Wingdings" w:hint="default"/>
+        <w:sz w:val="20"/>
+      </w:rPr>
+    </w:lvl>
+    <w:lvl w:ilvl="4" w:tentative="1">
+      <w:start w:val="1"/>
+      <w:numFmt w:val="bullet"/>
+      <w:lvlText w:val=""/>
+      <w:lvlJc w:val="left"/>
+      <w:pPr>
+        <w:tabs>
+          <w:tab w:val="num" w:pos="3600"/>
+        </w:tabs>
+        <w:ind w:left="3600" w:hanging="360"/>
+      </w:pPr>
+      <w:rPr>
+        <w:rFonts w:ascii="Wingdings" w:hAnsi="Wingdings" w:hint="default"/>
+        <w:sz w:val="20"/>
+      </w:rPr>
+    </w:lvl>
+    <w:lvl w:ilvl="5" w:tentative="1">
+      <w:start w:val="1"/>
+      <w:numFmt w:val="bullet"/>
+      <w:lvlText w:val=""/>
+      <w:lvlJc w:val="left"/>
+      <w:pPr>
+        <w:tabs>
+          <w:tab w:val="num" w:pos="4320"/>
+        </w:tabs>
+        <w:ind w:left="4320" w:hanging="360"/>
+      </w:pPr>
+      <w:rPr>
+        <w:rFonts w:ascii="Wingdings" w:hAnsi="Wingdings" w:hint="default"/>
+        <w:sz w:val="20"/>
+      </w:rPr>
+    </w:lvl>
+    <w:lvl w:ilvl="6" w:tentative="1">
+      <w:start w:val="1"/>
+      <w:numFmt w:val="bullet"/>
+      <w:lvlText w:val=""/>
+      <w:lvlJc w:val="left"/>
+      <w:pPr>
+        <w:tabs>
+          <w:tab w:val="num" w:pos="5040"/>
+        </w:tabs>
+        <w:ind w:left="5040" w:hanging="360"/>
+      </w:pPr>
+      <w:rPr>
+        <w:rFonts w:ascii="Wingdings" w:hAnsi="Wingdings" w:hint="default"/>
+        <w:sz w:val="20"/>
+      </w:rPr>
+    </w:lvl>
+    <w:lvl w:ilvl="7" w:tentative="1">
+      <w:start w:val="1"/>
+      <w:numFmt w:val="bullet"/>
+      <w:lvlText w:val=""/>
+      <w:lvlJc w:val="left"/>
+      <w:pPr>
+        <w:tabs>
+          <w:tab w:val="num" w:pos="5760"/>
+        </w:tabs>
+        <w:ind w:left="5760" w:hanging="360"/>
+      </w:pPr>
+      <w:rPr>
+        <w:rFonts w:ascii="Wingdings" w:hAnsi="Wingdings" w:hint="default"/>
+        <w:sz w:val="20"/>
+      </w:rPr>
+    </w:lvl>
+    <w:lvl w:ilvl="8" w:tentative="1">
+      <w:start w:val="1"/>
+      <w:numFmt w:val="bullet"/>
+      <w:lvlText w:val=""/>
+      <w:lvlJc w:val="left"/>
+      <w:pPr>
+        <w:tabs>
+          <w:tab w:val="num" w:pos="6480"/>
+        </w:tabs>
+        <w:ind w:left="6480" w:hanging="360"/>
+      </w:pPr>
+      <w:rPr>
+        <w:rFonts w:ascii="Wingdings" w:hAnsi="Wingdings" w:hint="default"/>
+        <w:sz w:val="20"/>
+      </w:rPr>
+    </w:lvl>
+  </w:abstractNum>
+  <w:abstractNum w:abstractNumId="24" w15:restartNumberingAfterBreak="0">
     <w:nsid w:val="576F7F9D"/>
     <w:multiLevelType w:val="multilevel"/>
     <w:tmpl w:val="082E1850"/>
@@ -20154,7 +26897,7 @@
       </w:rPr>
     </w:lvl>
   </w:abstractNum>
-  <w:abstractNum w:abstractNumId="18" w15:restartNumberingAfterBreak="0">
+  <w:abstractNum w:abstractNumId="25" w15:restartNumberingAfterBreak="0">
     <w:nsid w:val="58517687"/>
     <w:multiLevelType w:val="multilevel"/>
     <w:tmpl w:val="BE5C846A"/>
@@ -20303,7 +27046,454 @@
       </w:rPr>
     </w:lvl>
   </w:abstractNum>
-  <w:abstractNum w:abstractNumId="19" w15:restartNumberingAfterBreak="0">
+  <w:abstractNum w:abstractNumId="26" w15:restartNumberingAfterBreak="0">
+    <w:nsid w:val="59FE25BB"/>
+    <w:multiLevelType w:val="multilevel"/>
+    <w:tmpl w:val="8018B156"/>
+    <w:lvl w:ilvl="0">
+      <w:start w:val="1"/>
+      <w:numFmt w:val="bullet"/>
+      <w:lvlText w:val=""/>
+      <w:lvlJc w:val="left"/>
+      <w:pPr>
+        <w:tabs>
+          <w:tab w:val="num" w:pos="720"/>
+        </w:tabs>
+        <w:ind w:left="720" w:hanging="360"/>
+      </w:pPr>
+      <w:rPr>
+        <w:rFonts w:ascii="Symbol" w:hAnsi="Symbol" w:hint="default"/>
+        <w:sz w:val="20"/>
+      </w:rPr>
+    </w:lvl>
+    <w:lvl w:ilvl="1">
+      <w:start w:val="1"/>
+      <w:numFmt w:val="bullet"/>
+      <w:lvlText w:val="o"/>
+      <w:lvlJc w:val="left"/>
+      <w:pPr>
+        <w:tabs>
+          <w:tab w:val="num" w:pos="1440"/>
+        </w:tabs>
+        <w:ind w:left="1440" w:hanging="360"/>
+      </w:pPr>
+      <w:rPr>
+        <w:rFonts w:ascii="Courier New" w:hAnsi="Courier New" w:hint="default"/>
+        <w:sz w:val="20"/>
+      </w:rPr>
+    </w:lvl>
+    <w:lvl w:ilvl="2" w:tentative="1">
+      <w:start w:val="1"/>
+      <w:numFmt w:val="bullet"/>
+      <w:lvlText w:val=""/>
+      <w:lvlJc w:val="left"/>
+      <w:pPr>
+        <w:tabs>
+          <w:tab w:val="num" w:pos="2160"/>
+        </w:tabs>
+        <w:ind w:left="2160" w:hanging="360"/>
+      </w:pPr>
+      <w:rPr>
+        <w:rFonts w:ascii="Wingdings" w:hAnsi="Wingdings" w:hint="default"/>
+        <w:sz w:val="20"/>
+      </w:rPr>
+    </w:lvl>
+    <w:lvl w:ilvl="3" w:tentative="1">
+      <w:start w:val="1"/>
+      <w:numFmt w:val="bullet"/>
+      <w:lvlText w:val=""/>
+      <w:lvlJc w:val="left"/>
+      <w:pPr>
+        <w:tabs>
+          <w:tab w:val="num" w:pos="2880"/>
+        </w:tabs>
+        <w:ind w:left="2880" w:hanging="360"/>
+      </w:pPr>
+      <w:rPr>
+        <w:rFonts w:ascii="Wingdings" w:hAnsi="Wingdings" w:hint="default"/>
+        <w:sz w:val="20"/>
+      </w:rPr>
+    </w:lvl>
+    <w:lvl w:ilvl="4" w:tentative="1">
+      <w:start w:val="1"/>
+      <w:numFmt w:val="bullet"/>
+      <w:lvlText w:val=""/>
+      <w:lvlJc w:val="left"/>
+      <w:pPr>
+        <w:tabs>
+          <w:tab w:val="num" w:pos="3600"/>
+        </w:tabs>
+        <w:ind w:left="3600" w:hanging="360"/>
+      </w:pPr>
+      <w:rPr>
+        <w:rFonts w:ascii="Wingdings" w:hAnsi="Wingdings" w:hint="default"/>
+        <w:sz w:val="20"/>
+      </w:rPr>
+    </w:lvl>
+    <w:lvl w:ilvl="5" w:tentative="1">
+      <w:start w:val="1"/>
+      <w:numFmt w:val="bullet"/>
+      <w:lvlText w:val=""/>
+      <w:lvlJc w:val="left"/>
+      <w:pPr>
+        <w:tabs>
+          <w:tab w:val="num" w:pos="4320"/>
+        </w:tabs>
+        <w:ind w:left="4320" w:hanging="360"/>
+      </w:pPr>
+      <w:rPr>
+        <w:rFonts w:ascii="Wingdings" w:hAnsi="Wingdings" w:hint="default"/>
+        <w:sz w:val="20"/>
+      </w:rPr>
+    </w:lvl>
+    <w:lvl w:ilvl="6" w:tentative="1">
+      <w:start w:val="1"/>
+      <w:numFmt w:val="bullet"/>
+      <w:lvlText w:val=""/>
+      <w:lvlJc w:val="left"/>
+      <w:pPr>
+        <w:tabs>
+          <w:tab w:val="num" w:pos="5040"/>
+        </w:tabs>
+        <w:ind w:left="5040" w:hanging="360"/>
+      </w:pPr>
+      <w:rPr>
+        <w:rFonts w:ascii="Wingdings" w:hAnsi="Wingdings" w:hint="default"/>
+        <w:sz w:val="20"/>
+      </w:rPr>
+    </w:lvl>
+    <w:lvl w:ilvl="7" w:tentative="1">
+      <w:start w:val="1"/>
+      <w:numFmt w:val="bullet"/>
+      <w:lvlText w:val=""/>
+      <w:lvlJc w:val="left"/>
+      <w:pPr>
+        <w:tabs>
+          <w:tab w:val="num" w:pos="5760"/>
+        </w:tabs>
+        <w:ind w:left="5760" w:hanging="360"/>
+      </w:pPr>
+      <w:rPr>
+        <w:rFonts w:ascii="Wingdings" w:hAnsi="Wingdings" w:hint="default"/>
+        <w:sz w:val="20"/>
+      </w:rPr>
+    </w:lvl>
+    <w:lvl w:ilvl="8" w:tentative="1">
+      <w:start w:val="1"/>
+      <w:numFmt w:val="bullet"/>
+      <w:lvlText w:val=""/>
+      <w:lvlJc w:val="left"/>
+      <w:pPr>
+        <w:tabs>
+          <w:tab w:val="num" w:pos="6480"/>
+        </w:tabs>
+        <w:ind w:left="6480" w:hanging="360"/>
+      </w:pPr>
+      <w:rPr>
+        <w:rFonts w:ascii="Wingdings" w:hAnsi="Wingdings" w:hint="default"/>
+        <w:sz w:val="20"/>
+      </w:rPr>
+    </w:lvl>
+  </w:abstractNum>
+  <w:abstractNum w:abstractNumId="27" w15:restartNumberingAfterBreak="0">
+    <w:nsid w:val="5ECA3990"/>
+    <w:multiLevelType w:val="multilevel"/>
+    <w:tmpl w:val="FDD2002A"/>
+    <w:lvl w:ilvl="0">
+      <w:start w:val="1"/>
+      <w:numFmt w:val="bullet"/>
+      <w:lvlText w:val=""/>
+      <w:lvlJc w:val="left"/>
+      <w:pPr>
+        <w:tabs>
+          <w:tab w:val="num" w:pos="720"/>
+        </w:tabs>
+        <w:ind w:left="720" w:hanging="360"/>
+      </w:pPr>
+      <w:rPr>
+        <w:rFonts w:ascii="Symbol" w:hAnsi="Symbol" w:hint="default"/>
+        <w:sz w:val="20"/>
+      </w:rPr>
+    </w:lvl>
+    <w:lvl w:ilvl="1" w:tentative="1">
+      <w:start w:val="1"/>
+      <w:numFmt w:val="bullet"/>
+      <w:lvlText w:val="o"/>
+      <w:lvlJc w:val="left"/>
+      <w:pPr>
+        <w:tabs>
+          <w:tab w:val="num" w:pos="1440"/>
+        </w:tabs>
+        <w:ind w:left="1440" w:hanging="360"/>
+      </w:pPr>
+      <w:rPr>
+        <w:rFonts w:ascii="Courier New" w:hAnsi="Courier New" w:hint="default"/>
+        <w:sz w:val="20"/>
+      </w:rPr>
+    </w:lvl>
+    <w:lvl w:ilvl="2" w:tentative="1">
+      <w:start w:val="1"/>
+      <w:numFmt w:val="bullet"/>
+      <w:lvlText w:val=""/>
+      <w:lvlJc w:val="left"/>
+      <w:pPr>
+        <w:tabs>
+          <w:tab w:val="num" w:pos="2160"/>
+        </w:tabs>
+        <w:ind w:left="2160" w:hanging="360"/>
+      </w:pPr>
+      <w:rPr>
+        <w:rFonts w:ascii="Wingdings" w:hAnsi="Wingdings" w:hint="default"/>
+        <w:sz w:val="20"/>
+      </w:rPr>
+    </w:lvl>
+    <w:lvl w:ilvl="3" w:tentative="1">
+      <w:start w:val="1"/>
+      <w:numFmt w:val="bullet"/>
+      <w:lvlText w:val=""/>
+      <w:lvlJc w:val="left"/>
+      <w:pPr>
+        <w:tabs>
+          <w:tab w:val="num" w:pos="2880"/>
+        </w:tabs>
+        <w:ind w:left="2880" w:hanging="360"/>
+      </w:pPr>
+      <w:rPr>
+        <w:rFonts w:ascii="Wingdings" w:hAnsi="Wingdings" w:hint="default"/>
+        <w:sz w:val="20"/>
+      </w:rPr>
+    </w:lvl>
+    <w:lvl w:ilvl="4" w:tentative="1">
+      <w:start w:val="1"/>
+      <w:numFmt w:val="bullet"/>
+      <w:lvlText w:val=""/>
+      <w:lvlJc w:val="left"/>
+      <w:pPr>
+        <w:tabs>
+          <w:tab w:val="num" w:pos="3600"/>
+        </w:tabs>
+        <w:ind w:left="3600" w:hanging="360"/>
+      </w:pPr>
+      <w:rPr>
+        <w:rFonts w:ascii="Wingdings" w:hAnsi="Wingdings" w:hint="default"/>
+        <w:sz w:val="20"/>
+      </w:rPr>
+    </w:lvl>
+    <w:lvl w:ilvl="5" w:tentative="1">
+      <w:start w:val="1"/>
+      <w:numFmt w:val="bullet"/>
+      <w:lvlText w:val=""/>
+      <w:lvlJc w:val="left"/>
+      <w:pPr>
+        <w:tabs>
+          <w:tab w:val="num" w:pos="4320"/>
+        </w:tabs>
+        <w:ind w:left="4320" w:hanging="360"/>
+      </w:pPr>
+      <w:rPr>
+        <w:rFonts w:ascii="Wingdings" w:hAnsi="Wingdings" w:hint="default"/>
+        <w:sz w:val="20"/>
+      </w:rPr>
+    </w:lvl>
+    <w:lvl w:ilvl="6" w:tentative="1">
+      <w:start w:val="1"/>
+      <w:numFmt w:val="bullet"/>
+      <w:lvlText w:val=""/>
+      <w:lvlJc w:val="left"/>
+      <w:pPr>
+        <w:tabs>
+          <w:tab w:val="num" w:pos="5040"/>
+        </w:tabs>
+        <w:ind w:left="5040" w:hanging="360"/>
+      </w:pPr>
+      <w:rPr>
+        <w:rFonts w:ascii="Wingdings" w:hAnsi="Wingdings" w:hint="default"/>
+        <w:sz w:val="20"/>
+      </w:rPr>
+    </w:lvl>
+    <w:lvl w:ilvl="7" w:tentative="1">
+      <w:start w:val="1"/>
+      <w:numFmt w:val="bullet"/>
+      <w:lvlText w:val=""/>
+      <w:lvlJc w:val="left"/>
+      <w:pPr>
+        <w:tabs>
+          <w:tab w:val="num" w:pos="5760"/>
+        </w:tabs>
+        <w:ind w:left="5760" w:hanging="360"/>
+      </w:pPr>
+      <w:rPr>
+        <w:rFonts w:ascii="Wingdings" w:hAnsi="Wingdings" w:hint="default"/>
+        <w:sz w:val="20"/>
+      </w:rPr>
+    </w:lvl>
+    <w:lvl w:ilvl="8" w:tentative="1">
+      <w:start w:val="1"/>
+      <w:numFmt w:val="bullet"/>
+      <w:lvlText w:val=""/>
+      <w:lvlJc w:val="left"/>
+      <w:pPr>
+        <w:tabs>
+          <w:tab w:val="num" w:pos="6480"/>
+        </w:tabs>
+        <w:ind w:left="6480" w:hanging="360"/>
+      </w:pPr>
+      <w:rPr>
+        <w:rFonts w:ascii="Wingdings" w:hAnsi="Wingdings" w:hint="default"/>
+        <w:sz w:val="20"/>
+      </w:rPr>
+    </w:lvl>
+  </w:abstractNum>
+  <w:abstractNum w:abstractNumId="28" w15:restartNumberingAfterBreak="0">
+    <w:nsid w:val="5EE82890"/>
+    <w:multiLevelType w:val="multilevel"/>
+    <w:tmpl w:val="C7664FBE"/>
+    <w:lvl w:ilvl="0">
+      <w:start w:val="1"/>
+      <w:numFmt w:val="bullet"/>
+      <w:lvlText w:val=""/>
+      <w:lvlJc w:val="left"/>
+      <w:pPr>
+        <w:tabs>
+          <w:tab w:val="num" w:pos="720"/>
+        </w:tabs>
+        <w:ind w:left="720" w:hanging="360"/>
+      </w:pPr>
+      <w:rPr>
+        <w:rFonts w:ascii="Symbol" w:hAnsi="Symbol" w:hint="default"/>
+        <w:sz w:val="20"/>
+      </w:rPr>
+    </w:lvl>
+    <w:lvl w:ilvl="1" w:tentative="1">
+      <w:start w:val="1"/>
+      <w:numFmt w:val="bullet"/>
+      <w:lvlText w:val="o"/>
+      <w:lvlJc w:val="left"/>
+      <w:pPr>
+        <w:tabs>
+          <w:tab w:val="num" w:pos="1440"/>
+        </w:tabs>
+        <w:ind w:left="1440" w:hanging="360"/>
+      </w:pPr>
+      <w:rPr>
+        <w:rFonts w:ascii="Courier New" w:hAnsi="Courier New" w:hint="default"/>
+        <w:sz w:val="20"/>
+      </w:rPr>
+    </w:lvl>
+    <w:lvl w:ilvl="2" w:tentative="1">
+      <w:start w:val="1"/>
+      <w:numFmt w:val="bullet"/>
+      <w:lvlText w:val=""/>
+      <w:lvlJc w:val="left"/>
+      <w:pPr>
+        <w:tabs>
+          <w:tab w:val="num" w:pos="2160"/>
+        </w:tabs>
+        <w:ind w:left="2160" w:hanging="360"/>
+      </w:pPr>
+      <w:rPr>
+        <w:rFonts w:ascii="Wingdings" w:hAnsi="Wingdings" w:hint="default"/>
+        <w:sz w:val="20"/>
+      </w:rPr>
+    </w:lvl>
+    <w:lvl w:ilvl="3" w:tentative="1">
+      <w:start w:val="1"/>
+      <w:numFmt w:val="bullet"/>
+      <w:lvlText w:val=""/>
+      <w:lvlJc w:val="left"/>
+      <w:pPr>
+        <w:tabs>
+          <w:tab w:val="num" w:pos="2880"/>
+        </w:tabs>
+        <w:ind w:left="2880" w:hanging="360"/>
+      </w:pPr>
+      <w:rPr>
+        <w:rFonts w:ascii="Wingdings" w:hAnsi="Wingdings" w:hint="default"/>
+        <w:sz w:val="20"/>
+      </w:rPr>
+    </w:lvl>
+    <w:lvl w:ilvl="4" w:tentative="1">
+      <w:start w:val="1"/>
+      <w:numFmt w:val="bullet"/>
+      <w:lvlText w:val=""/>
+      <w:lvlJc w:val="left"/>
+      <w:pPr>
+        <w:tabs>
+          <w:tab w:val="num" w:pos="3600"/>
+        </w:tabs>
+        <w:ind w:left="3600" w:hanging="360"/>
+      </w:pPr>
+      <w:rPr>
+        <w:rFonts w:ascii="Wingdings" w:hAnsi="Wingdings" w:hint="default"/>
+        <w:sz w:val="20"/>
+      </w:rPr>
+    </w:lvl>
+    <w:lvl w:ilvl="5" w:tentative="1">
+      <w:start w:val="1"/>
+      <w:numFmt w:val="bullet"/>
+      <w:lvlText w:val=""/>
+      <w:lvlJc w:val="left"/>
+      <w:pPr>
+        <w:tabs>
+          <w:tab w:val="num" w:pos="4320"/>
+        </w:tabs>
+        <w:ind w:left="4320" w:hanging="360"/>
+      </w:pPr>
+      <w:rPr>
+        <w:rFonts w:ascii="Wingdings" w:hAnsi="Wingdings" w:hint="default"/>
+        <w:sz w:val="20"/>
+      </w:rPr>
+    </w:lvl>
+    <w:lvl w:ilvl="6" w:tentative="1">
+      <w:start w:val="1"/>
+      <w:numFmt w:val="bullet"/>
+      <w:lvlText w:val=""/>
+      <w:lvlJc w:val="left"/>
+      <w:pPr>
+        <w:tabs>
+          <w:tab w:val="num" w:pos="5040"/>
+        </w:tabs>
+        <w:ind w:left="5040" w:hanging="360"/>
+      </w:pPr>
+      <w:rPr>
+        <w:rFonts w:ascii="Wingdings" w:hAnsi="Wingdings" w:hint="default"/>
+        <w:sz w:val="20"/>
+      </w:rPr>
+    </w:lvl>
+    <w:lvl w:ilvl="7" w:tentative="1">
+      <w:start w:val="1"/>
+      <w:numFmt w:val="bullet"/>
+      <w:lvlText w:val=""/>
+      <w:lvlJc w:val="left"/>
+      <w:pPr>
+        <w:tabs>
+          <w:tab w:val="num" w:pos="5760"/>
+        </w:tabs>
+        <w:ind w:left="5760" w:hanging="360"/>
+      </w:pPr>
+      <w:rPr>
+        <w:rFonts w:ascii="Wingdings" w:hAnsi="Wingdings" w:hint="default"/>
+        <w:sz w:val="20"/>
+      </w:rPr>
+    </w:lvl>
+    <w:lvl w:ilvl="8" w:tentative="1">
+      <w:start w:val="1"/>
+      <w:numFmt w:val="bullet"/>
+      <w:lvlText w:val=""/>
+      <w:lvlJc w:val="left"/>
+      <w:pPr>
+        <w:tabs>
+          <w:tab w:val="num" w:pos="6480"/>
+        </w:tabs>
+        <w:ind w:left="6480" w:hanging="360"/>
+      </w:pPr>
+      <w:rPr>
+        <w:rFonts w:ascii="Wingdings" w:hAnsi="Wingdings" w:hint="default"/>
+        <w:sz w:val="20"/>
+      </w:rPr>
+    </w:lvl>
+  </w:abstractNum>
+  <w:abstractNum w:abstractNumId="29" w15:restartNumberingAfterBreak="0">
     <w:nsid w:val="5FB74AAD"/>
     <w:multiLevelType w:val="multilevel"/>
     <w:tmpl w:val="279617BA"/>
@@ -20452,7 +27642,156 @@
       </w:rPr>
     </w:lvl>
   </w:abstractNum>
-  <w:abstractNum w:abstractNumId="20" w15:restartNumberingAfterBreak="0">
+  <w:abstractNum w:abstractNumId="30" w15:restartNumberingAfterBreak="0">
+    <w:nsid w:val="612F13EA"/>
+    <w:multiLevelType w:val="multilevel"/>
+    <w:tmpl w:val="6486F730"/>
+    <w:lvl w:ilvl="0">
+      <w:start w:val="1"/>
+      <w:numFmt w:val="bullet"/>
+      <w:lvlText w:val=""/>
+      <w:lvlJc w:val="left"/>
+      <w:pPr>
+        <w:tabs>
+          <w:tab w:val="num" w:pos="720"/>
+        </w:tabs>
+        <w:ind w:left="720" w:hanging="360"/>
+      </w:pPr>
+      <w:rPr>
+        <w:rFonts w:ascii="Symbol" w:hAnsi="Symbol" w:hint="default"/>
+        <w:sz w:val="20"/>
+      </w:rPr>
+    </w:lvl>
+    <w:lvl w:ilvl="1">
+      <w:start w:val="1"/>
+      <w:numFmt w:val="bullet"/>
+      <w:lvlText w:val="o"/>
+      <w:lvlJc w:val="left"/>
+      <w:pPr>
+        <w:tabs>
+          <w:tab w:val="num" w:pos="1440"/>
+        </w:tabs>
+        <w:ind w:left="1440" w:hanging="360"/>
+      </w:pPr>
+      <w:rPr>
+        <w:rFonts w:ascii="Courier New" w:hAnsi="Courier New" w:hint="default"/>
+        <w:sz w:val="20"/>
+      </w:rPr>
+    </w:lvl>
+    <w:lvl w:ilvl="2" w:tentative="1">
+      <w:start w:val="1"/>
+      <w:numFmt w:val="bullet"/>
+      <w:lvlText w:val=""/>
+      <w:lvlJc w:val="left"/>
+      <w:pPr>
+        <w:tabs>
+          <w:tab w:val="num" w:pos="2160"/>
+        </w:tabs>
+        <w:ind w:left="2160" w:hanging="360"/>
+      </w:pPr>
+      <w:rPr>
+        <w:rFonts w:ascii="Wingdings" w:hAnsi="Wingdings" w:hint="default"/>
+        <w:sz w:val="20"/>
+      </w:rPr>
+    </w:lvl>
+    <w:lvl w:ilvl="3" w:tentative="1">
+      <w:start w:val="1"/>
+      <w:numFmt w:val="bullet"/>
+      <w:lvlText w:val=""/>
+      <w:lvlJc w:val="left"/>
+      <w:pPr>
+        <w:tabs>
+          <w:tab w:val="num" w:pos="2880"/>
+        </w:tabs>
+        <w:ind w:left="2880" w:hanging="360"/>
+      </w:pPr>
+      <w:rPr>
+        <w:rFonts w:ascii="Wingdings" w:hAnsi="Wingdings" w:hint="default"/>
+        <w:sz w:val="20"/>
+      </w:rPr>
+    </w:lvl>
+    <w:lvl w:ilvl="4" w:tentative="1">
+      <w:start w:val="1"/>
+      <w:numFmt w:val="bullet"/>
+      <w:lvlText w:val=""/>
+      <w:lvlJc w:val="left"/>
+      <w:pPr>
+        <w:tabs>
+          <w:tab w:val="num" w:pos="3600"/>
+        </w:tabs>
+        <w:ind w:left="3600" w:hanging="360"/>
+      </w:pPr>
+      <w:rPr>
+        <w:rFonts w:ascii="Wingdings" w:hAnsi="Wingdings" w:hint="default"/>
+        <w:sz w:val="20"/>
+      </w:rPr>
+    </w:lvl>
+    <w:lvl w:ilvl="5" w:tentative="1">
+      <w:start w:val="1"/>
+      <w:numFmt w:val="bullet"/>
+      <w:lvlText w:val=""/>
+      <w:lvlJc w:val="left"/>
+      <w:pPr>
+        <w:tabs>
+          <w:tab w:val="num" w:pos="4320"/>
+        </w:tabs>
+        <w:ind w:left="4320" w:hanging="360"/>
+      </w:pPr>
+      <w:rPr>
+        <w:rFonts w:ascii="Wingdings" w:hAnsi="Wingdings" w:hint="default"/>
+        <w:sz w:val="20"/>
+      </w:rPr>
+    </w:lvl>
+    <w:lvl w:ilvl="6" w:tentative="1">
+      <w:start w:val="1"/>
+      <w:numFmt w:val="bullet"/>
+      <w:lvlText w:val=""/>
+      <w:lvlJc w:val="left"/>
+      <w:pPr>
+        <w:tabs>
+          <w:tab w:val="num" w:pos="5040"/>
+        </w:tabs>
+        <w:ind w:left="5040" w:hanging="360"/>
+      </w:pPr>
+      <w:rPr>
+        <w:rFonts w:ascii="Wingdings" w:hAnsi="Wingdings" w:hint="default"/>
+        <w:sz w:val="20"/>
+      </w:rPr>
+    </w:lvl>
+    <w:lvl w:ilvl="7" w:tentative="1">
+      <w:start w:val="1"/>
+      <w:numFmt w:val="bullet"/>
+      <w:lvlText w:val=""/>
+      <w:lvlJc w:val="left"/>
+      <w:pPr>
+        <w:tabs>
+          <w:tab w:val="num" w:pos="5760"/>
+        </w:tabs>
+        <w:ind w:left="5760" w:hanging="360"/>
+      </w:pPr>
+      <w:rPr>
+        <w:rFonts w:ascii="Wingdings" w:hAnsi="Wingdings" w:hint="default"/>
+        <w:sz w:val="20"/>
+      </w:rPr>
+    </w:lvl>
+    <w:lvl w:ilvl="8" w:tentative="1">
+      <w:start w:val="1"/>
+      <w:numFmt w:val="bullet"/>
+      <w:lvlText w:val=""/>
+      <w:lvlJc w:val="left"/>
+      <w:pPr>
+        <w:tabs>
+          <w:tab w:val="num" w:pos="6480"/>
+        </w:tabs>
+        <w:ind w:left="6480" w:hanging="360"/>
+      </w:pPr>
+      <w:rPr>
+        <w:rFonts w:ascii="Wingdings" w:hAnsi="Wingdings" w:hint="default"/>
+        <w:sz w:val="20"/>
+      </w:rPr>
+    </w:lvl>
+  </w:abstractNum>
+  <w:abstractNum w:abstractNumId="31" w15:restartNumberingAfterBreak="0">
     <w:nsid w:val="67FF7DD0"/>
     <w:multiLevelType w:val="multilevel"/>
     <w:tmpl w:val="B2A4B264"/>
@@ -20601,7 +27940,7 @@
       </w:rPr>
     </w:lvl>
   </w:abstractNum>
-  <w:abstractNum w:abstractNumId="21" w15:restartNumberingAfterBreak="0">
+  <w:abstractNum w:abstractNumId="32" w15:restartNumberingAfterBreak="0">
     <w:nsid w:val="687C3304"/>
     <w:multiLevelType w:val="multilevel"/>
     <w:tmpl w:val="D560677E"/>
@@ -20750,7 +28089,7 @@
       </w:rPr>
     </w:lvl>
   </w:abstractNum>
-  <w:abstractNum w:abstractNumId="22" w15:restartNumberingAfterBreak="0">
+  <w:abstractNum w:abstractNumId="33" w15:restartNumberingAfterBreak="0">
     <w:nsid w:val="68C94242"/>
     <w:multiLevelType w:val="multilevel"/>
     <w:tmpl w:val="215C3F28"/>
@@ -20899,7 +28238,156 @@
       </w:rPr>
     </w:lvl>
   </w:abstractNum>
-  <w:abstractNum w:abstractNumId="23" w15:restartNumberingAfterBreak="0">
+  <w:abstractNum w:abstractNumId="34" w15:restartNumberingAfterBreak="0">
+    <w:nsid w:val="6ECB42AE"/>
+    <w:multiLevelType w:val="multilevel"/>
+    <w:tmpl w:val="B430306A"/>
+    <w:lvl w:ilvl="0">
+      <w:start w:val="1"/>
+      <w:numFmt w:val="bullet"/>
+      <w:lvlText w:val=""/>
+      <w:lvlJc w:val="left"/>
+      <w:pPr>
+        <w:tabs>
+          <w:tab w:val="num" w:pos="720"/>
+        </w:tabs>
+        <w:ind w:left="720" w:hanging="360"/>
+      </w:pPr>
+      <w:rPr>
+        <w:rFonts w:ascii="Symbol" w:hAnsi="Symbol" w:hint="default"/>
+        <w:sz w:val="20"/>
+      </w:rPr>
+    </w:lvl>
+    <w:lvl w:ilvl="1" w:tentative="1">
+      <w:start w:val="1"/>
+      <w:numFmt w:val="bullet"/>
+      <w:lvlText w:val="o"/>
+      <w:lvlJc w:val="left"/>
+      <w:pPr>
+        <w:tabs>
+          <w:tab w:val="num" w:pos="1440"/>
+        </w:tabs>
+        <w:ind w:left="1440" w:hanging="360"/>
+      </w:pPr>
+      <w:rPr>
+        <w:rFonts w:ascii="Courier New" w:hAnsi="Courier New" w:hint="default"/>
+        <w:sz w:val="20"/>
+      </w:rPr>
+    </w:lvl>
+    <w:lvl w:ilvl="2" w:tentative="1">
+      <w:start w:val="1"/>
+      <w:numFmt w:val="bullet"/>
+      <w:lvlText w:val=""/>
+      <w:lvlJc w:val="left"/>
+      <w:pPr>
+        <w:tabs>
+          <w:tab w:val="num" w:pos="2160"/>
+        </w:tabs>
+        <w:ind w:left="2160" w:hanging="360"/>
+      </w:pPr>
+      <w:rPr>
+        <w:rFonts w:ascii="Wingdings" w:hAnsi="Wingdings" w:hint="default"/>
+        <w:sz w:val="20"/>
+      </w:rPr>
+    </w:lvl>
+    <w:lvl w:ilvl="3" w:tentative="1">
+      <w:start w:val="1"/>
+      <w:numFmt w:val="bullet"/>
+      <w:lvlText w:val=""/>
+      <w:lvlJc w:val="left"/>
+      <w:pPr>
+        <w:tabs>
+          <w:tab w:val="num" w:pos="2880"/>
+        </w:tabs>
+        <w:ind w:left="2880" w:hanging="360"/>
+      </w:pPr>
+      <w:rPr>
+        <w:rFonts w:ascii="Wingdings" w:hAnsi="Wingdings" w:hint="default"/>
+        <w:sz w:val="20"/>
+      </w:rPr>
+    </w:lvl>
+    <w:lvl w:ilvl="4" w:tentative="1">
+      <w:start w:val="1"/>
+      <w:numFmt w:val="bullet"/>
+      <w:lvlText w:val=""/>
+      <w:lvlJc w:val="left"/>
+      <w:pPr>
+        <w:tabs>
+          <w:tab w:val="num" w:pos="3600"/>
+        </w:tabs>
+        <w:ind w:left="3600" w:hanging="360"/>
+      </w:pPr>
+      <w:rPr>
+        <w:rFonts w:ascii="Wingdings" w:hAnsi="Wingdings" w:hint="default"/>
+        <w:sz w:val="20"/>
+      </w:rPr>
+    </w:lvl>
+    <w:lvl w:ilvl="5" w:tentative="1">
+      <w:start w:val="1"/>
+      <w:numFmt w:val="bullet"/>
+      <w:lvlText w:val=""/>
+      <w:lvlJc w:val="left"/>
+      <w:pPr>
+        <w:tabs>
+          <w:tab w:val="num" w:pos="4320"/>
+        </w:tabs>
+        <w:ind w:left="4320" w:hanging="360"/>
+      </w:pPr>
+      <w:rPr>
+        <w:rFonts w:ascii="Wingdings" w:hAnsi="Wingdings" w:hint="default"/>
+        <w:sz w:val="20"/>
+      </w:rPr>
+    </w:lvl>
+    <w:lvl w:ilvl="6" w:tentative="1">
+      <w:start w:val="1"/>
+      <w:numFmt w:val="bullet"/>
+      <w:lvlText w:val=""/>
+      <w:lvlJc w:val="left"/>
+      <w:pPr>
+        <w:tabs>
+          <w:tab w:val="num" w:pos="5040"/>
+        </w:tabs>
+        <w:ind w:left="5040" w:hanging="360"/>
+      </w:pPr>
+      <w:rPr>
+        <w:rFonts w:ascii="Wingdings" w:hAnsi="Wingdings" w:hint="default"/>
+        <w:sz w:val="20"/>
+      </w:rPr>
+    </w:lvl>
+    <w:lvl w:ilvl="7" w:tentative="1">
+      <w:start w:val="1"/>
+      <w:numFmt w:val="bullet"/>
+      <w:lvlText w:val=""/>
+      <w:lvlJc w:val="left"/>
+      <w:pPr>
+        <w:tabs>
+          <w:tab w:val="num" w:pos="5760"/>
+        </w:tabs>
+        <w:ind w:left="5760" w:hanging="360"/>
+      </w:pPr>
+      <w:rPr>
+        <w:rFonts w:ascii="Wingdings" w:hAnsi="Wingdings" w:hint="default"/>
+        <w:sz w:val="20"/>
+      </w:rPr>
+    </w:lvl>
+    <w:lvl w:ilvl="8" w:tentative="1">
+      <w:start w:val="1"/>
+      <w:numFmt w:val="bullet"/>
+      <w:lvlText w:val=""/>
+      <w:lvlJc w:val="left"/>
+      <w:pPr>
+        <w:tabs>
+          <w:tab w:val="num" w:pos="6480"/>
+        </w:tabs>
+        <w:ind w:left="6480" w:hanging="360"/>
+      </w:pPr>
+      <w:rPr>
+        <w:rFonts w:ascii="Wingdings" w:hAnsi="Wingdings" w:hint="default"/>
+        <w:sz w:val="20"/>
+      </w:rPr>
+    </w:lvl>
+  </w:abstractNum>
+  <w:abstractNum w:abstractNumId="35" w15:restartNumberingAfterBreak="0">
     <w:nsid w:val="6EDE0668"/>
     <w:multiLevelType w:val="multilevel"/>
     <w:tmpl w:val="FA32F4D0"/>
@@ -21048,7 +28536,152 @@
       </w:rPr>
     </w:lvl>
   </w:abstractNum>
-  <w:abstractNum w:abstractNumId="24" w15:restartNumberingAfterBreak="0">
+  <w:abstractNum w:abstractNumId="36" w15:restartNumberingAfterBreak="0">
+    <w:nsid w:val="76957425"/>
+    <w:multiLevelType w:val="multilevel"/>
+    <w:tmpl w:val="0944E10A"/>
+    <w:lvl w:ilvl="0">
+      <w:start w:val="1"/>
+      <w:numFmt w:val="bullet"/>
+      <w:lvlText w:val=""/>
+      <w:lvlJc w:val="left"/>
+      <w:pPr>
+        <w:tabs>
+          <w:tab w:val="num" w:pos="720"/>
+        </w:tabs>
+        <w:ind w:left="720" w:hanging="360"/>
+      </w:pPr>
+      <w:rPr>
+        <w:rFonts w:ascii="Symbol" w:hAnsi="Symbol" w:hint="default"/>
+        <w:sz w:val="20"/>
+      </w:rPr>
+    </w:lvl>
+    <w:lvl w:ilvl="1">
+      <w:start w:val="1"/>
+      <w:numFmt w:val="decimal"/>
+      <w:lvlText w:val="%2."/>
+      <w:lvlJc w:val="left"/>
+      <w:pPr>
+        <w:tabs>
+          <w:tab w:val="num" w:pos="1440"/>
+        </w:tabs>
+        <w:ind w:left="1440" w:hanging="360"/>
+      </w:pPr>
+    </w:lvl>
+    <w:lvl w:ilvl="2" w:tentative="1">
+      <w:start w:val="1"/>
+      <w:numFmt w:val="bullet"/>
+      <w:lvlText w:val=""/>
+      <w:lvlJc w:val="left"/>
+      <w:pPr>
+        <w:tabs>
+          <w:tab w:val="num" w:pos="2160"/>
+        </w:tabs>
+        <w:ind w:left="2160" w:hanging="360"/>
+      </w:pPr>
+      <w:rPr>
+        <w:rFonts w:ascii="Wingdings" w:hAnsi="Wingdings" w:hint="default"/>
+        <w:sz w:val="20"/>
+      </w:rPr>
+    </w:lvl>
+    <w:lvl w:ilvl="3" w:tentative="1">
+      <w:start w:val="1"/>
+      <w:numFmt w:val="bullet"/>
+      <w:lvlText w:val=""/>
+      <w:lvlJc w:val="left"/>
+      <w:pPr>
+        <w:tabs>
+          <w:tab w:val="num" w:pos="2880"/>
+        </w:tabs>
+        <w:ind w:left="2880" w:hanging="360"/>
+      </w:pPr>
+      <w:rPr>
+        <w:rFonts w:ascii="Wingdings" w:hAnsi="Wingdings" w:hint="default"/>
+        <w:sz w:val="20"/>
+      </w:rPr>
+    </w:lvl>
+    <w:lvl w:ilvl="4" w:tentative="1">
+      <w:start w:val="1"/>
+      <w:numFmt w:val="bullet"/>
+      <w:lvlText w:val=""/>
+      <w:lvlJc w:val="left"/>
+      <w:pPr>
+        <w:tabs>
+          <w:tab w:val="num" w:pos="3600"/>
+        </w:tabs>
+        <w:ind w:left="3600" w:hanging="360"/>
+      </w:pPr>
+      <w:rPr>
+        <w:rFonts w:ascii="Wingdings" w:hAnsi="Wingdings" w:hint="default"/>
+        <w:sz w:val="20"/>
+      </w:rPr>
+    </w:lvl>
+    <w:lvl w:ilvl="5" w:tentative="1">
+      <w:start w:val="1"/>
+      <w:numFmt w:val="bullet"/>
+      <w:lvlText w:val=""/>
+      <w:lvlJc w:val="left"/>
+      <w:pPr>
+        <w:tabs>
+          <w:tab w:val="num" w:pos="4320"/>
+        </w:tabs>
+        <w:ind w:left="4320" w:hanging="360"/>
+      </w:pPr>
+      <w:rPr>
+        <w:rFonts w:ascii="Wingdings" w:hAnsi="Wingdings" w:hint="default"/>
+        <w:sz w:val="20"/>
+      </w:rPr>
+    </w:lvl>
+    <w:lvl w:ilvl="6" w:tentative="1">
+      <w:start w:val="1"/>
+      <w:numFmt w:val="bullet"/>
+      <w:lvlText w:val=""/>
+      <w:lvlJc w:val="left"/>
+      <w:pPr>
+        <w:tabs>
+          <w:tab w:val="num" w:pos="5040"/>
+        </w:tabs>
+        <w:ind w:left="5040" w:hanging="360"/>
+      </w:pPr>
+      <w:rPr>
+        <w:rFonts w:ascii="Wingdings" w:hAnsi="Wingdings" w:hint="default"/>
+        <w:sz w:val="20"/>
+      </w:rPr>
+    </w:lvl>
+    <w:lvl w:ilvl="7" w:tentative="1">
+      <w:start w:val="1"/>
+      <w:numFmt w:val="bullet"/>
+      <w:lvlText w:val=""/>
+      <w:lvlJc w:val="left"/>
+      <w:pPr>
+        <w:tabs>
+          <w:tab w:val="num" w:pos="5760"/>
+        </w:tabs>
+        <w:ind w:left="5760" w:hanging="360"/>
+      </w:pPr>
+      <w:rPr>
+        <w:rFonts w:ascii="Wingdings" w:hAnsi="Wingdings" w:hint="default"/>
+        <w:sz w:val="20"/>
+      </w:rPr>
+    </w:lvl>
+    <w:lvl w:ilvl="8" w:tentative="1">
+      <w:start w:val="1"/>
+      <w:numFmt w:val="bullet"/>
+      <w:lvlText w:val=""/>
+      <w:lvlJc w:val="left"/>
+      <w:pPr>
+        <w:tabs>
+          <w:tab w:val="num" w:pos="6480"/>
+        </w:tabs>
+        <w:ind w:left="6480" w:hanging="360"/>
+      </w:pPr>
+      <w:rPr>
+        <w:rFonts w:ascii="Wingdings" w:hAnsi="Wingdings" w:hint="default"/>
+        <w:sz w:val="20"/>
+      </w:rPr>
+    </w:lvl>
+  </w:abstractNum>
+  <w:abstractNum w:abstractNumId="37" w15:restartNumberingAfterBreak="0">
     <w:nsid w:val="7A944F86"/>
     <w:multiLevelType w:val="multilevel"/>
     <w:tmpl w:val="070466B4"/>
@@ -21197,7 +28830,7 @@
       </w:rPr>
     </w:lvl>
   </w:abstractNum>
-  <w:abstractNum w:abstractNumId="25" w15:restartNumberingAfterBreak="0">
+  <w:abstractNum w:abstractNumId="38" w15:restartNumberingAfterBreak="0">
     <w:nsid w:val="7C081E21"/>
     <w:multiLevelType w:val="multilevel"/>
     <w:tmpl w:val="22DA6586"/>
@@ -21347,19 +28980,19 @@
     </w:lvl>
   </w:abstractNum>
   <w:num w:numId="1" w16cid:durableId="1086344120">
-    <w:abstractNumId w:val="23"/>
+    <w:abstractNumId w:val="35"/>
   </w:num>
   <w:num w:numId="2" w16cid:durableId="1151554133">
-    <w:abstractNumId w:val="14"/>
+    <w:abstractNumId w:val="19"/>
   </w:num>
   <w:num w:numId="3" w16cid:durableId="703529920">
-    <w:abstractNumId w:val="15"/>
+    <w:abstractNumId w:val="21"/>
   </w:num>
   <w:num w:numId="4" w16cid:durableId="1827892136">
     <w:abstractNumId w:val="0"/>
   </w:num>
   <w:num w:numId="5" w16cid:durableId="929697068">
-    <w:abstractNumId w:val="18"/>
+    <w:abstractNumId w:val="25"/>
   </w:num>
   <w:num w:numId="6" w16cid:durableId="1140000067">
     <w:abstractNumId w:val="5"/>
@@ -21371,58 +29004,97 @@
     <w:abstractNumId w:val="6"/>
   </w:num>
   <w:num w:numId="9" w16cid:durableId="1272397074">
-    <w:abstractNumId w:val="13"/>
+    <w:abstractNumId w:val="15"/>
   </w:num>
   <w:num w:numId="10" w16cid:durableId="379939520">
-    <w:abstractNumId w:val="25"/>
+    <w:abstractNumId w:val="38"/>
   </w:num>
   <w:num w:numId="11" w16cid:durableId="754790406">
-    <w:abstractNumId w:val="10"/>
+    <w:abstractNumId w:val="12"/>
   </w:num>
   <w:num w:numId="12" w16cid:durableId="275715120">
     <w:abstractNumId w:val="1"/>
   </w:num>
   <w:num w:numId="13" w16cid:durableId="887495243">
-    <w:abstractNumId w:val="11"/>
+    <w:abstractNumId w:val="13"/>
   </w:num>
   <w:num w:numId="14" w16cid:durableId="351342424">
-    <w:abstractNumId w:val="16"/>
+    <w:abstractNumId w:val="22"/>
   </w:num>
   <w:num w:numId="15" w16cid:durableId="2027712030">
     <w:abstractNumId w:val="2"/>
   </w:num>
   <w:num w:numId="16" w16cid:durableId="845897322">
-    <w:abstractNumId w:val="24"/>
+    <w:abstractNumId w:val="37"/>
   </w:num>
   <w:num w:numId="17" w16cid:durableId="1806963993">
-    <w:abstractNumId w:val="8"/>
+    <w:abstractNumId w:val="9"/>
   </w:num>
   <w:num w:numId="18" w16cid:durableId="1402287090">
-    <w:abstractNumId w:val="19"/>
+    <w:abstractNumId w:val="29"/>
   </w:num>
   <w:num w:numId="19" w16cid:durableId="489905773">
-    <w:abstractNumId w:val="12"/>
+    <w:abstractNumId w:val="14"/>
   </w:num>
   <w:num w:numId="20" w16cid:durableId="1806852987">
-    <w:abstractNumId w:val="21"/>
+    <w:abstractNumId w:val="32"/>
   </w:num>
   <w:num w:numId="21" w16cid:durableId="978343303">
-    <w:abstractNumId w:val="22"/>
+    <w:abstractNumId w:val="33"/>
   </w:num>
   <w:num w:numId="22" w16cid:durableId="184558533">
-    <w:abstractNumId w:val="20"/>
+    <w:abstractNumId w:val="31"/>
   </w:num>
   <w:num w:numId="23" w16cid:durableId="1003778510">
     <w:abstractNumId w:val="4"/>
   </w:num>
   <w:num w:numId="24" w16cid:durableId="691802261">
+    <w:abstractNumId w:val="8"/>
+  </w:num>
+  <w:num w:numId="25" w16cid:durableId="340670293">
+    <w:abstractNumId w:val="24"/>
+  </w:num>
+  <w:num w:numId="26" w16cid:durableId="125128211">
+    <w:abstractNumId w:val="11"/>
+  </w:num>
+  <w:num w:numId="27" w16cid:durableId="1797983966">
+    <w:abstractNumId w:val="26"/>
+  </w:num>
+  <w:num w:numId="28" w16cid:durableId="1615941485">
+    <w:abstractNumId w:val="16"/>
+  </w:num>
+  <w:num w:numId="29" w16cid:durableId="1012756773">
+    <w:abstractNumId w:val="30"/>
+  </w:num>
+  <w:num w:numId="30" w16cid:durableId="2057269391">
+    <w:abstractNumId w:val="36"/>
+  </w:num>
+  <w:num w:numId="31" w16cid:durableId="627128623">
+    <w:abstractNumId w:val="23"/>
+  </w:num>
+  <w:num w:numId="32" w16cid:durableId="1417635433">
+    <w:abstractNumId w:val="27"/>
+  </w:num>
+  <w:num w:numId="33" w16cid:durableId="2111200636">
+    <w:abstractNumId w:val="18"/>
+  </w:num>
+  <w:num w:numId="34" w16cid:durableId="1184057618">
+    <w:abstractNumId w:val="28"/>
+  </w:num>
+  <w:num w:numId="35" w16cid:durableId="156382561">
+    <w:abstractNumId w:val="17"/>
+  </w:num>
+  <w:num w:numId="36" w16cid:durableId="99961017">
+    <w:abstractNumId w:val="10"/>
+  </w:num>
+  <w:num w:numId="37" w16cid:durableId="1352759027">
+    <w:abstractNumId w:val="34"/>
+  </w:num>
+  <w:num w:numId="38" w16cid:durableId="1402676827">
     <w:abstractNumId w:val="7"/>
   </w:num>
-  <w:num w:numId="25" w16cid:durableId="340670293">
-    <w:abstractNumId w:val="17"/>
-  </w:num>
-  <w:num w:numId="26" w16cid:durableId="125128211">
-    <w:abstractNumId w:val="9"/>
+  <w:num w:numId="39" w16cid:durableId="383598473">
+    <w:abstractNumId w:val="20"/>
   </w:num>
 </w:numbering>
 </file>
@@ -21825,7 +29497,7 @@
   <w:style w:type="paragraph" w:default="1" w:styleId="Normal">
     <w:name w:val="Normal"/>
     <w:qFormat/>
-    <w:rsid w:val="00462FD3"/>
+    <w:rsid w:val="00260A7C"/>
   </w:style>
   <w:style w:type="paragraph" w:styleId="Heading1">
     <w:name w:val="heading 1"/>
@@ -22029,6 +29701,7 @@
   <w:style w:type="character" w:default="1" w:styleId="DefaultParagraphFont">
     <w:name w:val="Default Paragraph Font"/>
     <w:uiPriority w:val="1"/>
+    <w:semiHidden/>
     <w:unhideWhenUsed/>
   </w:style>
   <w:style w:type="table" w:default="1" w:styleId="TableNormal">
@@ -22383,6 +30056,41 @@
       <w:bCs/>
     </w:rPr>
   </w:style>
+  <w:style w:type="character" w:styleId="Hyperlink">
+    <w:name w:val="Hyperlink"/>
+    <w:basedOn w:val="DefaultParagraphFont"/>
+    <w:uiPriority w:val="99"/>
+    <w:semiHidden/>
+    <w:unhideWhenUsed/>
+    <w:rsid w:val="009C15B1"/>
+    <w:rPr>
+      <w:color w:val="0000FF"/>
+      <w:u w:val="single"/>
+    </w:rPr>
+  </w:style>
+  <w:style w:type="paragraph" w:styleId="NoSpacing">
+    <w:name w:val="No Spacing"/>
+    <w:link w:val="NoSpacingChar"/>
+    <w:uiPriority w:val="1"/>
+    <w:qFormat/>
+    <w:rsid w:val="009C15B1"/>
+    <w:pPr>
+      <w:spacing w:after="0" w:line="240" w:lineRule="auto"/>
+    </w:pPr>
+    <w:rPr>
+      <w:rFonts w:eastAsiaTheme="minorEastAsia"/>
+    </w:rPr>
+  </w:style>
+  <w:style w:type="character" w:customStyle="1" w:styleId="NoSpacingChar">
+    <w:name w:val="No Spacing Char"/>
+    <w:basedOn w:val="DefaultParagraphFont"/>
+    <w:link w:val="NoSpacing"/>
+    <w:uiPriority w:val="1"/>
+    <w:rsid w:val="009C15B1"/>
+    <w:rPr>
+      <w:rFonts w:eastAsiaTheme="minorEastAsia"/>
+    </w:rPr>
+  </w:style>
 </w:styles>
 </file>
 

--- a/Notes.docx
+++ b/Notes.docx
@@ -801,27 +801,16 @@
           <w:i/>
           <w:iCs/>
         </w:rPr>
-        <w:t>pattern</w:t>
-      </w:r>
-      <w:proofErr w:type="gramStart"/>
-      <w:r>
-        <w:rPr>
-          <w:b/>
-          <w:bCs/>
+        <w:t>pattern”</w:t>
+      </w:r>
+      <w:r>
+        <w:rPr>
           <w:i/>
           <w:iCs/>
         </w:rPr>
-        <w:t>”</w:t>
-      </w:r>
-      <w:r>
-        <w:rPr>
-          <w:i/>
-          <w:iCs/>
-        </w:rPr>
         <w:t>.It</w:t>
       </w:r>
       <w:proofErr w:type="spellEnd"/>
-      <w:proofErr w:type="gramEnd"/>
       <w:r>
         <w:rPr>
           <w:i/>
@@ -1188,7 +1177,6 @@
         </w:rPr>
       </w:pPr>
       <w:proofErr w:type="spellStart"/>
-      <w:proofErr w:type="gramStart"/>
       <w:r>
         <w:rPr>
           <w:rFonts w:asciiTheme="majorHAnsi" w:hAnsiTheme="majorHAnsi"/>
@@ -1200,7 +1188,6 @@
         <w:t>packet.parity</w:t>
       </w:r>
       <w:proofErr w:type="spellEnd"/>
-      <w:proofErr w:type="gramEnd"/>
       <w:r>
         <w:rPr>
           <w:rFonts w:asciiTheme="majorHAnsi" w:hAnsiTheme="majorHAnsi"/>
@@ -1364,20 +1351,10 @@
                               <w:spacing w:line="240" w:lineRule="auto"/>
                             </w:pPr>
                             <w:proofErr w:type="spellStart"/>
-                            <w:proofErr w:type="gramStart"/>
                             <w:r>
-                              <w:t>emp.joining</w:t>
-                            </w:r>
-                            <w:proofErr w:type="gramEnd"/>
-                            <w:r>
-                              <w:t>_</w:t>
-                            </w:r>
-                            <w:proofErr w:type="gramStart"/>
-                            <w:r>
-                              <w:t>date.month</w:t>
+                              <w:t>emp.joining_date.month</w:t>
                             </w:r>
                             <w:proofErr w:type="spellEnd"/>
-                            <w:proofErr w:type="gramEnd"/>
                             <w:r>
                               <w:t xml:space="preserve"> = 3;</w:t>
                             </w:r>
@@ -1387,20 +1364,10 @@
                               <w:spacing w:line="240" w:lineRule="auto"/>
                             </w:pPr>
                             <w:proofErr w:type="spellStart"/>
-                            <w:proofErr w:type="gramStart"/>
                             <w:r>
-                              <w:t>emp.joining</w:t>
-                            </w:r>
-                            <w:proofErr w:type="gramEnd"/>
-                            <w:r>
-                              <w:t>_</w:t>
-                            </w:r>
-                            <w:proofErr w:type="gramStart"/>
-                            <w:r>
-                              <w:t>date.year</w:t>
+                              <w:t>emp.joining_date.year</w:t>
                             </w:r>
                             <w:proofErr w:type="spellEnd"/>
-                            <w:proofErr w:type="gramEnd"/>
                             <w:r>
                               <w:t xml:space="preserve"> = 2026;</w:t>
                             </w:r>
@@ -1457,20 +1424,10 @@
                         <w:spacing w:line="240" w:lineRule="auto"/>
                       </w:pPr>
                       <w:proofErr w:type="spellStart"/>
-                      <w:proofErr w:type="gramStart"/>
                       <w:r>
-                        <w:t>emp.joining</w:t>
-                      </w:r>
-                      <w:proofErr w:type="gramEnd"/>
-                      <w:r>
-                        <w:t>_</w:t>
-                      </w:r>
-                      <w:proofErr w:type="gramStart"/>
-                      <w:r>
-                        <w:t>date.month</w:t>
+                        <w:t>emp.joining_date.month</w:t>
                       </w:r>
                       <w:proofErr w:type="spellEnd"/>
-                      <w:proofErr w:type="gramEnd"/>
                       <w:r>
                         <w:t xml:space="preserve"> = 3;</w:t>
                       </w:r>
@@ -1480,20 +1437,10 @@
                         <w:spacing w:line="240" w:lineRule="auto"/>
                       </w:pPr>
                       <w:proofErr w:type="spellStart"/>
-                      <w:proofErr w:type="gramStart"/>
                       <w:r>
-                        <w:t>emp.joining</w:t>
-                      </w:r>
-                      <w:proofErr w:type="gramEnd"/>
-                      <w:r>
-                        <w:t>_</w:t>
-                      </w:r>
-                      <w:proofErr w:type="gramStart"/>
-                      <w:r>
-                        <w:t>date.year</w:t>
+                        <w:t>emp.joining_date.year</w:t>
                       </w:r>
                       <w:proofErr w:type="spellEnd"/>
-                      <w:proofErr w:type="gramEnd"/>
                       <w:r>
                         <w:t xml:space="preserve"> = 2026;</w:t>
                       </w:r>
@@ -3501,19 +3448,11 @@
                 <w:rFonts w:asciiTheme="majorHAnsi" w:hAnsiTheme="majorHAnsi"/>
               </w:rPr>
             </w:pPr>
-            <w:proofErr w:type="gramStart"/>
             <w:r>
               <w:rPr>
                 <w:rFonts w:asciiTheme="majorHAnsi" w:hAnsiTheme="majorHAnsi"/>
               </w:rPr>
-              <w:t>.first</w:t>
-            </w:r>
-            <w:proofErr w:type="gramEnd"/>
-            <w:r>
-              <w:rPr>
-                <w:rFonts w:asciiTheme="majorHAnsi" w:hAnsiTheme="majorHAnsi"/>
-              </w:rPr>
-              <w:t>()</w:t>
+              <w:t>.first()</w:t>
             </w:r>
           </w:p>
         </w:tc>
@@ -3572,19 +3511,11 @@
                 <w:rFonts w:asciiTheme="majorHAnsi" w:hAnsiTheme="majorHAnsi"/>
               </w:rPr>
             </w:pPr>
-            <w:proofErr w:type="gramStart"/>
             <w:r>
               <w:rPr>
                 <w:rFonts w:asciiTheme="majorHAnsi" w:hAnsiTheme="majorHAnsi"/>
               </w:rPr>
-              <w:t>.last</w:t>
-            </w:r>
-            <w:proofErr w:type="gramEnd"/>
-            <w:r>
-              <w:rPr>
-                <w:rFonts w:asciiTheme="majorHAnsi" w:hAnsiTheme="majorHAnsi"/>
-              </w:rPr>
-              <w:t>()</w:t>
+              <w:t>.last()</w:t>
             </w:r>
           </w:p>
         </w:tc>
@@ -3643,19 +3574,11 @@
                 <w:rFonts w:asciiTheme="majorHAnsi" w:hAnsiTheme="majorHAnsi"/>
               </w:rPr>
             </w:pPr>
-            <w:proofErr w:type="gramStart"/>
             <w:r>
               <w:rPr>
                 <w:rFonts w:asciiTheme="majorHAnsi" w:hAnsiTheme="majorHAnsi"/>
               </w:rPr>
-              <w:t>.next</w:t>
-            </w:r>
-            <w:proofErr w:type="gramEnd"/>
-            <w:r>
-              <w:rPr>
-                <w:rFonts w:asciiTheme="majorHAnsi" w:hAnsiTheme="majorHAnsi"/>
-              </w:rPr>
-              <w:t>()</w:t>
+              <w:t>.next()</w:t>
             </w:r>
           </w:p>
         </w:tc>
@@ -3714,7 +3637,6 @@
                 <w:rFonts w:asciiTheme="majorHAnsi" w:hAnsiTheme="majorHAnsi"/>
               </w:rPr>
             </w:pPr>
-            <w:proofErr w:type="gramStart"/>
             <w:r>
               <w:rPr>
                 <w:rFonts w:asciiTheme="majorHAnsi" w:hAnsiTheme="majorHAnsi"/>
@@ -3729,7 +3651,6 @@
               <w:t>prev</w:t>
             </w:r>
             <w:proofErr w:type="spellEnd"/>
-            <w:proofErr w:type="gramEnd"/>
             <w:r>
               <w:rPr>
                 <w:rFonts w:asciiTheme="majorHAnsi" w:hAnsiTheme="majorHAnsi"/>
@@ -3797,21 +3718,7 @@
               <w:rPr>
                 <w:rFonts w:asciiTheme="majorHAnsi" w:hAnsiTheme="majorHAnsi"/>
               </w:rPr>
-              <w:t>.</w:t>
-            </w:r>
-            <w:proofErr w:type="gramStart"/>
-            <w:r>
-              <w:rPr>
-                <w:rFonts w:asciiTheme="majorHAnsi" w:hAnsiTheme="majorHAnsi"/>
-              </w:rPr>
-              <w:t>num(</w:t>
-            </w:r>
-            <w:proofErr w:type="gramEnd"/>
-            <w:r>
-              <w:rPr>
-                <w:rFonts w:asciiTheme="majorHAnsi" w:hAnsiTheme="majorHAnsi"/>
-              </w:rPr>
-              <w:t>)</w:t>
+              <w:t>.num()</w:t>
             </w:r>
           </w:p>
         </w:tc>
@@ -3874,21 +3781,7 @@
               <w:rPr>
                 <w:rFonts w:asciiTheme="majorHAnsi" w:hAnsiTheme="majorHAnsi"/>
               </w:rPr>
-              <w:t>.</w:t>
-            </w:r>
-            <w:proofErr w:type="gramStart"/>
-            <w:r>
-              <w:rPr>
-                <w:rFonts w:asciiTheme="majorHAnsi" w:hAnsiTheme="majorHAnsi"/>
-              </w:rPr>
-              <w:t>name(</w:t>
-            </w:r>
-            <w:proofErr w:type="gramEnd"/>
-            <w:r>
-              <w:rPr>
-                <w:rFonts w:asciiTheme="majorHAnsi" w:hAnsiTheme="majorHAnsi"/>
-              </w:rPr>
-              <w:t>)</w:t>
+              <w:t>.name()</w:t>
             </w:r>
           </w:p>
         </w:tc>
@@ -4311,14 +4204,12 @@
                 <w:rFonts w:asciiTheme="majorHAnsi" w:hAnsiTheme="majorHAnsi"/>
               </w:rPr>
             </w:pPr>
-            <w:proofErr w:type="gramStart"/>
             <w:r>
               <w:rPr>
                 <w:rFonts w:asciiTheme="majorHAnsi" w:hAnsiTheme="majorHAnsi"/>
               </w:rPr>
               <w:t>Missing ;</w:t>
             </w:r>
-            <w:proofErr w:type="gramEnd"/>
           </w:p>
         </w:tc>
         <w:tc>
@@ -4835,21 +4726,7 @@
           <w:rFonts w:asciiTheme="majorHAnsi" w:hAnsiTheme="majorHAnsi"/>
         </w:rPr>
         <w:lastRenderedPageBreak/>
-        <w:t>bit [</w:t>
-      </w:r>
-      <w:proofErr w:type="gramStart"/>
-      <w:r>
-        <w:rPr>
-          <w:rFonts w:asciiTheme="majorHAnsi" w:hAnsiTheme="majorHAnsi"/>
-        </w:rPr>
-        <w:t>3:0][</w:t>
-      </w:r>
-      <w:proofErr w:type="gramEnd"/>
-      <w:r>
-        <w:rPr>
-          <w:rFonts w:asciiTheme="majorHAnsi" w:hAnsiTheme="majorHAnsi"/>
-        </w:rPr>
-        <w:t xml:space="preserve">7:0] </w:t>
+        <w:t xml:space="preserve">bit [3:0][7:0] </w:t>
       </w:r>
       <w:proofErr w:type="spellStart"/>
       <w:r>
@@ -4943,7 +4820,6 @@
         <w:t xml:space="preserve">int </w:t>
       </w:r>
       <w:proofErr w:type="spellStart"/>
-      <w:proofErr w:type="gramStart"/>
       <w:r>
         <w:rPr>
           <w:rFonts w:asciiTheme="majorHAnsi" w:hAnsiTheme="majorHAnsi"/>
@@ -4955,14 +4831,7 @@
         <w:rPr>
           <w:rFonts w:asciiTheme="majorHAnsi" w:hAnsiTheme="majorHAnsi"/>
         </w:rPr>
-        <w:t>[</w:t>
-      </w:r>
-      <w:proofErr w:type="gramEnd"/>
-      <w:r>
-        <w:rPr>
-          <w:rFonts w:asciiTheme="majorHAnsi" w:hAnsiTheme="majorHAnsi"/>
-        </w:rPr>
-        <w:t>];</w:t>
+        <w:t>[];</w:t>
       </w:r>
     </w:p>
     <w:p>
@@ -4999,21 +4868,7 @@
         <w:rPr>
           <w:rFonts w:asciiTheme="majorHAnsi" w:hAnsiTheme="majorHAnsi"/>
         </w:rPr>
-        <w:t xml:space="preserve"> = </w:t>
-      </w:r>
-      <w:proofErr w:type="gramStart"/>
-      <w:r>
-        <w:rPr>
-          <w:rFonts w:asciiTheme="majorHAnsi" w:hAnsiTheme="majorHAnsi"/>
-        </w:rPr>
-        <w:t>new[</w:t>
-      </w:r>
-      <w:proofErr w:type="gramEnd"/>
-      <w:r>
-        <w:rPr>
-          <w:rFonts w:asciiTheme="majorHAnsi" w:hAnsiTheme="majorHAnsi"/>
-        </w:rPr>
-        <w:t>5];</w:t>
+        <w:t xml:space="preserve"> = new[5];</w:t>
       </w:r>
     </w:p>
     <w:p>
@@ -5298,21 +5153,7 @@
         <w:rPr>
           <w:rFonts w:asciiTheme="majorHAnsi" w:hAnsiTheme="majorHAnsi"/>
         </w:rPr>
-        <w:t>bit [</w:t>
-      </w:r>
-      <w:proofErr w:type="gramStart"/>
-      <w:r>
-        <w:rPr>
-          <w:rFonts w:asciiTheme="majorHAnsi" w:hAnsiTheme="majorHAnsi"/>
-        </w:rPr>
-        <w:t>3:0][</w:t>
-      </w:r>
-      <w:proofErr w:type="gramEnd"/>
-      <w:r>
-        <w:rPr>
-          <w:rFonts w:asciiTheme="majorHAnsi" w:hAnsiTheme="majorHAnsi"/>
-        </w:rPr>
-        <w:t xml:space="preserve">7:0] </w:t>
+        <w:t xml:space="preserve">bit [3:0][7:0] </w:t>
       </w:r>
       <w:proofErr w:type="spellStart"/>
       <w:r>
@@ -5414,7 +5255,6 @@
         </w:rPr>
       </w:pPr>
       <w:proofErr w:type="spellStart"/>
-      <w:proofErr w:type="gramStart"/>
       <w:r>
         <w:rPr>
           <w:rFonts w:asciiTheme="majorHAnsi" w:hAnsiTheme="majorHAnsi"/>
@@ -5426,14 +5266,7 @@
         <w:rPr>
           <w:rFonts w:asciiTheme="majorHAnsi" w:hAnsiTheme="majorHAnsi"/>
         </w:rPr>
-        <w:t>[</w:t>
-      </w:r>
-      <w:proofErr w:type="gramEnd"/>
-      <w:r>
-        <w:rPr>
-          <w:rFonts w:asciiTheme="majorHAnsi" w:hAnsiTheme="majorHAnsi"/>
-        </w:rPr>
-        <w:t>0]        // 8-bit element</w:t>
+        <w:t>[0]        // 8-bit element</w:t>
       </w:r>
       <w:r>
         <w:rPr>
@@ -5442,7 +5275,6 @@
         <w:br/>
       </w:r>
       <w:proofErr w:type="spellStart"/>
-      <w:proofErr w:type="gramStart"/>
       <w:r>
         <w:rPr>
           <w:rFonts w:asciiTheme="majorHAnsi" w:hAnsiTheme="majorHAnsi"/>
@@ -5454,14 +5286,7 @@
         <w:rPr>
           <w:rFonts w:asciiTheme="majorHAnsi" w:hAnsiTheme="majorHAnsi"/>
         </w:rPr>
-        <w:t>[</w:t>
-      </w:r>
-      <w:proofErr w:type="gramEnd"/>
-      <w:r>
-        <w:rPr>
-          <w:rFonts w:asciiTheme="majorHAnsi" w:hAnsiTheme="majorHAnsi"/>
-        </w:rPr>
-        <w:t>0][3]     // single bit</w:t>
+        <w:t>[0][3]     // single bit</w:t>
       </w:r>
     </w:p>
     <w:p>
@@ -5558,21 +5383,7 @@
         <w:rPr>
           <w:rFonts w:asciiTheme="majorHAnsi" w:hAnsiTheme="majorHAnsi"/>
         </w:rPr>
-        <w:t>bit [</w:t>
-      </w:r>
-      <w:proofErr w:type="gramStart"/>
-      <w:r>
-        <w:rPr>
-          <w:rFonts w:asciiTheme="majorHAnsi" w:hAnsiTheme="majorHAnsi"/>
-        </w:rPr>
-        <w:t>1:0][3:0][</w:t>
-      </w:r>
-      <w:proofErr w:type="gramEnd"/>
-      <w:r>
-        <w:rPr>
-          <w:rFonts w:asciiTheme="majorHAnsi" w:hAnsiTheme="majorHAnsi"/>
-        </w:rPr>
-        <w:t xml:space="preserve">7:0] </w:t>
+        <w:t xml:space="preserve">bit [1:0][3:0][7:0] </w:t>
       </w:r>
       <w:proofErr w:type="spellStart"/>
       <w:r>
@@ -5707,7 +5518,6 @@
         </w:rPr>
       </w:pPr>
       <w:proofErr w:type="spellStart"/>
-      <w:proofErr w:type="gramStart"/>
       <w:r>
         <w:rPr>
           <w:rFonts w:asciiTheme="majorHAnsi" w:hAnsiTheme="majorHAnsi"/>
@@ -5719,14 +5529,7 @@
         <w:rPr>
           <w:rFonts w:asciiTheme="majorHAnsi" w:hAnsiTheme="majorHAnsi"/>
         </w:rPr>
-        <w:t>[</w:t>
-      </w:r>
-      <w:proofErr w:type="gramEnd"/>
-      <w:r>
-        <w:rPr>
-          <w:rFonts w:asciiTheme="majorHAnsi" w:hAnsiTheme="majorHAnsi"/>
-        </w:rPr>
-        <w:t>0][1][3]</w:t>
+        <w:t>[0][1][3]</w:t>
       </w:r>
     </w:p>
     <w:p>
@@ -5916,7 +5719,6 @@
         <w:t xml:space="preserve">int </w:t>
       </w:r>
       <w:proofErr w:type="spellStart"/>
-      <w:proofErr w:type="gramStart"/>
       <w:r>
         <w:rPr>
           <w:rFonts w:asciiTheme="majorHAnsi" w:hAnsiTheme="majorHAnsi"/>
@@ -5932,16 +5734,7 @@
           <w:b/>
           <w:bCs/>
         </w:rPr>
-        <w:t>[</w:t>
-      </w:r>
-      <w:proofErr w:type="gramEnd"/>
-      <w:r>
-        <w:rPr>
-          <w:rFonts w:asciiTheme="majorHAnsi" w:hAnsiTheme="majorHAnsi"/>
-          <w:b/>
-          <w:bCs/>
-        </w:rPr>
-        <w:t>5];</w:t>
+        <w:t>[5];</w:t>
       </w:r>
     </w:p>
     <w:p>
@@ -6076,19 +5869,11 @@
           <w:rFonts w:asciiTheme="majorHAnsi" w:hAnsiTheme="majorHAnsi"/>
         </w:rPr>
       </w:pPr>
-      <w:proofErr w:type="gramStart"/>
-      <w:r>
-        <w:rPr>
-          <w:rFonts w:asciiTheme="majorHAnsi" w:hAnsiTheme="majorHAnsi"/>
-        </w:rPr>
-        <w:t>Application :matrix</w:t>
-      </w:r>
-      <w:proofErr w:type="gramEnd"/>
-      <w:r>
-        <w:rPr>
-          <w:rFonts w:asciiTheme="majorHAnsi" w:hAnsiTheme="majorHAnsi"/>
-        </w:rPr>
-        <w:t xml:space="preserve"> simulation</w:t>
+      <w:r>
+        <w:rPr>
+          <w:rFonts w:asciiTheme="majorHAnsi" w:hAnsiTheme="majorHAnsi"/>
+        </w:rPr>
+        <w:t>Application :matrix simulation</w:t>
       </w:r>
     </w:p>
     <w:p>
@@ -6120,7 +5905,6 @@
         <w:t xml:space="preserve">int </w:t>
       </w:r>
       <w:proofErr w:type="spellStart"/>
-      <w:proofErr w:type="gramStart"/>
       <w:r>
         <w:rPr>
           <w:rFonts w:asciiTheme="majorHAnsi" w:hAnsiTheme="majorHAnsi"/>
@@ -6132,14 +5916,7 @@
         <w:rPr>
           <w:rFonts w:asciiTheme="majorHAnsi" w:hAnsiTheme="majorHAnsi"/>
         </w:rPr>
-        <w:t>[</w:t>
-      </w:r>
-      <w:proofErr w:type="gramEnd"/>
-      <w:r>
-        <w:rPr>
-          <w:rFonts w:asciiTheme="majorHAnsi" w:hAnsiTheme="majorHAnsi"/>
-        </w:rPr>
-        <w:t>3][4];</w:t>
+        <w:t>[3][4];</w:t>
       </w:r>
     </w:p>
     <w:p>
@@ -6181,14 +5958,7 @@
         <w:rPr>
           <w:rFonts w:asciiTheme="majorHAnsi" w:hAnsiTheme="majorHAnsi"/>
         </w:rPr>
-        <w:t xml:space="preserve">Row </w:t>
-      </w:r>
-      <w:proofErr w:type="gramStart"/>
-      <w:r>
-        <w:rPr>
-          <w:rFonts w:asciiTheme="majorHAnsi" w:hAnsiTheme="majorHAnsi"/>
-        </w:rPr>
-        <w:t xml:space="preserve">0  </w:t>
+        <w:t xml:space="preserve">Row 0  </w:t>
       </w:r>
       <w:proofErr w:type="spellStart"/>
       <w:r>
@@ -6198,7 +5968,6 @@
         <w:t>arr</w:t>
       </w:r>
       <w:proofErr w:type="spellEnd"/>
-      <w:proofErr w:type="gramEnd"/>
       <w:r>
         <w:rPr>
           <w:rFonts w:asciiTheme="majorHAnsi" w:hAnsiTheme="majorHAnsi"/>
@@ -6206,7 +5975,6 @@
         <w:t xml:space="preserve">[0][0] </w:t>
       </w:r>
       <w:proofErr w:type="spellStart"/>
-      <w:proofErr w:type="gramStart"/>
       <w:r>
         <w:rPr>
           <w:rFonts w:asciiTheme="majorHAnsi" w:hAnsiTheme="majorHAnsi"/>
@@ -6218,17 +5986,9 @@
         <w:rPr>
           <w:rFonts w:asciiTheme="majorHAnsi" w:hAnsiTheme="majorHAnsi"/>
         </w:rPr>
-        <w:t>[</w:t>
-      </w:r>
-      <w:proofErr w:type="gramEnd"/>
-      <w:r>
-        <w:rPr>
-          <w:rFonts w:asciiTheme="majorHAnsi" w:hAnsiTheme="majorHAnsi"/>
-        </w:rPr>
-        <w:t xml:space="preserve">0][1] </w:t>
+        <w:t xml:space="preserve">[0][1] </w:t>
       </w:r>
       <w:proofErr w:type="spellStart"/>
-      <w:proofErr w:type="gramStart"/>
       <w:r>
         <w:rPr>
           <w:rFonts w:asciiTheme="majorHAnsi" w:hAnsiTheme="majorHAnsi"/>
@@ -6240,17 +6000,9 @@
         <w:rPr>
           <w:rFonts w:asciiTheme="majorHAnsi" w:hAnsiTheme="majorHAnsi"/>
         </w:rPr>
-        <w:t>[</w:t>
-      </w:r>
-      <w:proofErr w:type="gramEnd"/>
-      <w:r>
-        <w:rPr>
-          <w:rFonts w:asciiTheme="majorHAnsi" w:hAnsiTheme="majorHAnsi"/>
-        </w:rPr>
-        <w:t xml:space="preserve">0][2] </w:t>
+        <w:t xml:space="preserve">[0][2] </w:t>
       </w:r>
       <w:proofErr w:type="spellStart"/>
-      <w:proofErr w:type="gramStart"/>
       <w:r>
         <w:rPr>
           <w:rFonts w:asciiTheme="majorHAnsi" w:hAnsiTheme="majorHAnsi"/>
@@ -6262,14 +6014,7 @@
         <w:rPr>
           <w:rFonts w:asciiTheme="majorHAnsi" w:hAnsiTheme="majorHAnsi"/>
         </w:rPr>
-        <w:t>[</w:t>
-      </w:r>
-      <w:proofErr w:type="gramEnd"/>
-      <w:r>
-        <w:rPr>
-          <w:rFonts w:asciiTheme="majorHAnsi" w:hAnsiTheme="majorHAnsi"/>
-        </w:rPr>
-        <w:t>0][3]</w:t>
+        <w:t>[0][3]</w:t>
       </w:r>
     </w:p>
     <w:p>
@@ -6283,14 +6028,7 @@
         <w:rPr>
           <w:rFonts w:asciiTheme="majorHAnsi" w:hAnsiTheme="majorHAnsi"/>
         </w:rPr>
-        <w:t xml:space="preserve">Row </w:t>
-      </w:r>
-      <w:proofErr w:type="gramStart"/>
-      <w:r>
-        <w:rPr>
-          <w:rFonts w:asciiTheme="majorHAnsi" w:hAnsiTheme="majorHAnsi"/>
-        </w:rPr>
-        <w:t xml:space="preserve">1  </w:t>
+        <w:t xml:space="preserve">Row 1  </w:t>
       </w:r>
       <w:proofErr w:type="spellStart"/>
       <w:r>
@@ -6300,7 +6038,6 @@
         <w:t>arr</w:t>
       </w:r>
       <w:proofErr w:type="spellEnd"/>
-      <w:proofErr w:type="gramEnd"/>
       <w:r>
         <w:rPr>
           <w:rFonts w:asciiTheme="majorHAnsi" w:hAnsiTheme="majorHAnsi"/>
@@ -6308,7 +6045,6 @@
         <w:t xml:space="preserve">[1][0] </w:t>
       </w:r>
       <w:proofErr w:type="spellStart"/>
-      <w:proofErr w:type="gramStart"/>
       <w:r>
         <w:rPr>
           <w:rFonts w:asciiTheme="majorHAnsi" w:hAnsiTheme="majorHAnsi"/>
@@ -6320,17 +6056,9 @@
         <w:rPr>
           <w:rFonts w:asciiTheme="majorHAnsi" w:hAnsiTheme="majorHAnsi"/>
         </w:rPr>
-        <w:t>[</w:t>
-      </w:r>
-      <w:proofErr w:type="gramEnd"/>
-      <w:r>
-        <w:rPr>
-          <w:rFonts w:asciiTheme="majorHAnsi" w:hAnsiTheme="majorHAnsi"/>
-        </w:rPr>
-        <w:t xml:space="preserve">1][1] </w:t>
+        <w:t xml:space="preserve">[1][1] </w:t>
       </w:r>
       <w:proofErr w:type="spellStart"/>
-      <w:proofErr w:type="gramStart"/>
       <w:r>
         <w:rPr>
           <w:rFonts w:asciiTheme="majorHAnsi" w:hAnsiTheme="majorHAnsi"/>
@@ -6342,17 +6070,9 @@
         <w:rPr>
           <w:rFonts w:asciiTheme="majorHAnsi" w:hAnsiTheme="majorHAnsi"/>
         </w:rPr>
-        <w:t>[</w:t>
-      </w:r>
-      <w:proofErr w:type="gramEnd"/>
-      <w:r>
-        <w:rPr>
-          <w:rFonts w:asciiTheme="majorHAnsi" w:hAnsiTheme="majorHAnsi"/>
-        </w:rPr>
-        <w:t xml:space="preserve">1][2] </w:t>
+        <w:t xml:space="preserve">[1][2] </w:t>
       </w:r>
       <w:proofErr w:type="spellStart"/>
-      <w:proofErr w:type="gramStart"/>
       <w:r>
         <w:rPr>
           <w:rFonts w:asciiTheme="majorHAnsi" w:hAnsiTheme="majorHAnsi"/>
@@ -6364,14 +6084,7 @@
         <w:rPr>
           <w:rFonts w:asciiTheme="majorHAnsi" w:hAnsiTheme="majorHAnsi"/>
         </w:rPr>
-        <w:t>[</w:t>
-      </w:r>
-      <w:proofErr w:type="gramEnd"/>
-      <w:r>
-        <w:rPr>
-          <w:rFonts w:asciiTheme="majorHAnsi" w:hAnsiTheme="majorHAnsi"/>
-        </w:rPr>
-        <w:t>1][3]</w:t>
+        <w:t>[1][3]</w:t>
       </w:r>
     </w:p>
     <w:p>
@@ -6385,14 +6098,7 @@
         <w:rPr>
           <w:rFonts w:asciiTheme="majorHAnsi" w:hAnsiTheme="majorHAnsi"/>
         </w:rPr>
-        <w:t xml:space="preserve">Row </w:t>
-      </w:r>
-      <w:proofErr w:type="gramStart"/>
-      <w:r>
-        <w:rPr>
-          <w:rFonts w:asciiTheme="majorHAnsi" w:hAnsiTheme="majorHAnsi"/>
-        </w:rPr>
-        <w:t xml:space="preserve">2  </w:t>
+        <w:t xml:space="preserve">Row 2  </w:t>
       </w:r>
       <w:proofErr w:type="spellStart"/>
       <w:r>
@@ -6402,7 +6108,6 @@
         <w:t>arr</w:t>
       </w:r>
       <w:proofErr w:type="spellEnd"/>
-      <w:proofErr w:type="gramEnd"/>
       <w:r>
         <w:rPr>
           <w:rFonts w:asciiTheme="majorHAnsi" w:hAnsiTheme="majorHAnsi"/>
@@ -6410,7 +6115,6 @@
         <w:t xml:space="preserve">[2][0] </w:t>
       </w:r>
       <w:proofErr w:type="spellStart"/>
-      <w:proofErr w:type="gramStart"/>
       <w:r>
         <w:rPr>
           <w:rFonts w:asciiTheme="majorHAnsi" w:hAnsiTheme="majorHAnsi"/>
@@ -6422,17 +6126,9 @@
         <w:rPr>
           <w:rFonts w:asciiTheme="majorHAnsi" w:hAnsiTheme="majorHAnsi"/>
         </w:rPr>
-        <w:t>[</w:t>
-      </w:r>
-      <w:proofErr w:type="gramEnd"/>
-      <w:r>
-        <w:rPr>
-          <w:rFonts w:asciiTheme="majorHAnsi" w:hAnsiTheme="majorHAnsi"/>
-        </w:rPr>
-        <w:t xml:space="preserve">2][1] </w:t>
+        <w:t xml:space="preserve">[2][1] </w:t>
       </w:r>
       <w:proofErr w:type="spellStart"/>
-      <w:proofErr w:type="gramStart"/>
       <w:r>
         <w:rPr>
           <w:rFonts w:asciiTheme="majorHAnsi" w:hAnsiTheme="majorHAnsi"/>
@@ -6444,17 +6140,9 @@
         <w:rPr>
           <w:rFonts w:asciiTheme="majorHAnsi" w:hAnsiTheme="majorHAnsi"/>
         </w:rPr>
-        <w:t>[</w:t>
-      </w:r>
-      <w:proofErr w:type="gramEnd"/>
-      <w:r>
-        <w:rPr>
-          <w:rFonts w:asciiTheme="majorHAnsi" w:hAnsiTheme="majorHAnsi"/>
-        </w:rPr>
-        <w:t xml:space="preserve">2][2] </w:t>
+        <w:t xml:space="preserve">[2][2] </w:t>
       </w:r>
       <w:proofErr w:type="spellStart"/>
-      <w:proofErr w:type="gramStart"/>
       <w:r>
         <w:rPr>
           <w:rFonts w:asciiTheme="majorHAnsi" w:hAnsiTheme="majorHAnsi"/>
@@ -6466,14 +6154,7 @@
         <w:rPr>
           <w:rFonts w:asciiTheme="majorHAnsi" w:hAnsiTheme="majorHAnsi"/>
         </w:rPr>
-        <w:t>[</w:t>
-      </w:r>
-      <w:proofErr w:type="gramEnd"/>
-      <w:r>
-        <w:rPr>
-          <w:rFonts w:asciiTheme="majorHAnsi" w:hAnsiTheme="majorHAnsi"/>
-        </w:rPr>
-        <w:t>2][3]</w:t>
+        <w:t>[2][3]</w:t>
       </w:r>
     </w:p>
     <w:p>
@@ -6656,35 +6337,7 @@
         <w:rPr>
           <w:rFonts w:asciiTheme="majorHAnsi" w:hAnsiTheme="majorHAnsi"/>
         </w:rPr>
-        <w:t>array[index</w:t>
-      </w:r>
-      <w:proofErr w:type="gramStart"/>
-      <w:r>
-        <w:rPr>
-          <w:rFonts w:asciiTheme="majorHAnsi" w:hAnsiTheme="majorHAnsi"/>
-        </w:rPr>
-        <w:t>1][</w:t>
-      </w:r>
-      <w:proofErr w:type="gramEnd"/>
-      <w:r>
-        <w:rPr>
-          <w:rFonts w:asciiTheme="majorHAnsi" w:hAnsiTheme="majorHAnsi"/>
-        </w:rPr>
-        <w:t>index</w:t>
-      </w:r>
-      <w:proofErr w:type="gramStart"/>
-      <w:r>
-        <w:rPr>
-          <w:rFonts w:asciiTheme="majorHAnsi" w:hAnsiTheme="majorHAnsi"/>
-        </w:rPr>
-        <w:t>2][</w:t>
-      </w:r>
-      <w:proofErr w:type="gramEnd"/>
-      <w:r>
-        <w:rPr>
-          <w:rFonts w:asciiTheme="majorHAnsi" w:hAnsiTheme="majorHAnsi"/>
-        </w:rPr>
-        <w:t>index3]</w:t>
+        <w:t>array[index1][index2][index3]</w:t>
       </w:r>
     </w:p>
     <w:p>
@@ -6770,35 +6423,7 @@
         <w:rPr>
           <w:rFonts w:asciiTheme="majorHAnsi" w:hAnsiTheme="majorHAnsi"/>
         </w:rPr>
-        <w:t xml:space="preserve"> [size</w:t>
-      </w:r>
-      <w:proofErr w:type="gramStart"/>
-      <w:r>
-        <w:rPr>
-          <w:rFonts w:asciiTheme="majorHAnsi" w:hAnsiTheme="majorHAnsi"/>
-        </w:rPr>
-        <w:t>1][</w:t>
-      </w:r>
-      <w:proofErr w:type="gramEnd"/>
-      <w:r>
-        <w:rPr>
-          <w:rFonts w:asciiTheme="majorHAnsi" w:hAnsiTheme="majorHAnsi"/>
-        </w:rPr>
-        <w:t>size</w:t>
-      </w:r>
-      <w:proofErr w:type="gramStart"/>
-      <w:r>
-        <w:rPr>
-          <w:rFonts w:asciiTheme="majorHAnsi" w:hAnsiTheme="majorHAnsi"/>
-        </w:rPr>
-        <w:t>2][</w:t>
-      </w:r>
-      <w:proofErr w:type="gramEnd"/>
-      <w:r>
-        <w:rPr>
-          <w:rFonts w:asciiTheme="majorHAnsi" w:hAnsiTheme="majorHAnsi"/>
-        </w:rPr>
-        <w:t>size3];</w:t>
+        <w:t xml:space="preserve"> [size1][size2][size3];</w:t>
       </w:r>
     </w:p>
     <w:p>
@@ -6829,7 +6454,6 @@
         <w:t xml:space="preserve">int </w:t>
       </w:r>
       <w:proofErr w:type="spellStart"/>
-      <w:proofErr w:type="gramStart"/>
       <w:r>
         <w:rPr>
           <w:rFonts w:asciiTheme="majorHAnsi" w:hAnsiTheme="majorHAnsi"/>
@@ -6841,14 +6465,7 @@
         <w:rPr>
           <w:rFonts w:asciiTheme="majorHAnsi" w:hAnsiTheme="majorHAnsi"/>
         </w:rPr>
-        <w:t>[</w:t>
-      </w:r>
-      <w:proofErr w:type="gramEnd"/>
-      <w:r>
-        <w:rPr>
-          <w:rFonts w:asciiTheme="majorHAnsi" w:hAnsiTheme="majorHAnsi"/>
-        </w:rPr>
-        <w:t>2][3][4];</w:t>
+        <w:t>[2][3][4];</w:t>
       </w:r>
     </w:p>
     <w:p>
@@ -7590,7 +7207,6 @@
               </w:rPr>
             </w:pPr>
             <w:proofErr w:type="spellStart"/>
-            <w:proofErr w:type="gramStart"/>
             <w:r>
               <w:rPr>
                 <w:rFonts w:asciiTheme="majorHAnsi" w:hAnsiTheme="majorHAnsi"/>
@@ -7606,16 +7222,7 @@
                 <w:b/>
                 <w:bCs/>
               </w:rPr>
-              <w:t>[</w:t>
-            </w:r>
-            <w:proofErr w:type="gramEnd"/>
-            <w:r>
-              <w:rPr>
-                <w:rFonts w:asciiTheme="majorHAnsi" w:hAnsiTheme="majorHAnsi"/>
-                <w:b/>
-                <w:bCs/>
-              </w:rPr>
-              <w:t>10]</w:t>
+              <w:t>[10]</w:t>
             </w:r>
           </w:p>
         </w:tc>
@@ -7693,7 +7300,6 @@
               </w:rPr>
             </w:pPr>
             <w:proofErr w:type="spellStart"/>
-            <w:proofErr w:type="gramStart"/>
             <w:r>
               <w:rPr>
                 <w:rFonts w:asciiTheme="majorHAnsi" w:hAnsiTheme="majorHAnsi"/>
@@ -7709,16 +7315,7 @@
                 <w:b/>
                 <w:bCs/>
               </w:rPr>
-              <w:t>[</w:t>
-            </w:r>
-            <w:proofErr w:type="gramEnd"/>
-            <w:r>
-              <w:rPr>
-                <w:rFonts w:asciiTheme="majorHAnsi" w:hAnsiTheme="majorHAnsi"/>
-                <w:b/>
-                <w:bCs/>
-              </w:rPr>
-              <w:t>4][4]</w:t>
+              <w:t>[4][4]</w:t>
             </w:r>
           </w:p>
         </w:tc>
@@ -7796,7 +7393,6 @@
               </w:rPr>
             </w:pPr>
             <w:proofErr w:type="spellStart"/>
-            <w:proofErr w:type="gramStart"/>
             <w:r>
               <w:rPr>
                 <w:rFonts w:asciiTheme="majorHAnsi" w:hAnsiTheme="majorHAnsi"/>
@@ -7812,16 +7408,7 @@
                 <w:b/>
                 <w:bCs/>
               </w:rPr>
-              <w:t>[</w:t>
-            </w:r>
-            <w:proofErr w:type="gramEnd"/>
-            <w:r>
-              <w:rPr>
-                <w:rFonts w:asciiTheme="majorHAnsi" w:hAnsiTheme="majorHAnsi"/>
-                <w:b/>
-                <w:bCs/>
-              </w:rPr>
-              <w:t>2][4][8]</w:t>
+              <w:t>[2][4][8]</w:t>
             </w:r>
           </w:p>
         </w:tc>
@@ -7987,25 +7574,7 @@
                 <w:b/>
                 <w:bCs/>
               </w:rPr>
-              <w:t>[</w:t>
-            </w:r>
-            <w:proofErr w:type="gramStart"/>
-            <w:r>
-              <w:rPr>
-                <w:rFonts w:asciiTheme="majorHAnsi" w:hAnsiTheme="majorHAnsi"/>
-                <w:b/>
-                <w:bCs/>
-              </w:rPr>
-              <w:t>3:0][</w:t>
-            </w:r>
-            <w:proofErr w:type="gramEnd"/>
-            <w:r>
-              <w:rPr>
-                <w:rFonts w:asciiTheme="majorHAnsi" w:hAnsiTheme="majorHAnsi"/>
-                <w:b/>
-                <w:bCs/>
-              </w:rPr>
-              <w:t>7:0]</w:t>
+              <w:t>[3:0][7:0]</w:t>
             </w:r>
           </w:p>
         </w:tc>
@@ -8088,25 +7657,7 @@
                 <w:b/>
                 <w:bCs/>
               </w:rPr>
-              <w:t>[</w:t>
-            </w:r>
-            <w:proofErr w:type="gramStart"/>
-            <w:r>
-              <w:rPr>
-                <w:rFonts w:asciiTheme="majorHAnsi" w:hAnsiTheme="majorHAnsi"/>
-                <w:b/>
-                <w:bCs/>
-              </w:rPr>
-              <w:t>1:0][3:0][</w:t>
-            </w:r>
-            <w:proofErr w:type="gramEnd"/>
-            <w:r>
-              <w:rPr>
-                <w:rFonts w:asciiTheme="majorHAnsi" w:hAnsiTheme="majorHAnsi"/>
-                <w:b/>
-                <w:bCs/>
-              </w:rPr>
-              <w:t>7:0]</w:t>
+              <w:t>[1:0][3:0][7:0]</w:t>
             </w:r>
           </w:p>
         </w:tc>
@@ -8556,28 +8107,12 @@
                           </w:p>
                           <w:p>
                             <w:r>
-                              <w:t xml:space="preserve">    marks["Bob</w:t>
-                            </w:r>
-                            <w:proofErr w:type="gramStart"/>
-                            <w:r>
-                              <w:t xml:space="preserve">"]   </w:t>
-                            </w:r>
-                            <w:proofErr w:type="gramEnd"/>
-                            <w:r>
-                              <w:t>= 85;</w:t>
+                              <w:t xml:space="preserve">    marks["Bob"]   = 85;</w:t>
                             </w:r>
                           </w:p>
                           <w:p>
                             <w:r>
-                              <w:t xml:space="preserve">    $</w:t>
-                            </w:r>
-                            <w:proofErr w:type="gramStart"/>
-                            <w:r>
-                              <w:t>display(</w:t>
-                            </w:r>
-                            <w:proofErr w:type="gramEnd"/>
-                            <w:r>
-                              <w:t>"%0d", marks["Alice"]);</w:t>
+                              <w:t xml:space="preserve">    $display("%0d", marks["Alice"]);</w:t>
                             </w:r>
                           </w:p>
                           <w:p>
@@ -8656,28 +8191,12 @@
                     </w:p>
                     <w:p>
                       <w:r>
-                        <w:t xml:space="preserve">    marks["Bob</w:t>
-                      </w:r>
-                      <w:proofErr w:type="gramStart"/>
-                      <w:r>
-                        <w:t xml:space="preserve">"]   </w:t>
-                      </w:r>
-                      <w:proofErr w:type="gramEnd"/>
-                      <w:r>
-                        <w:t>= 85;</w:t>
+                        <w:t xml:space="preserve">    marks["Bob"]   = 85;</w:t>
                       </w:r>
                     </w:p>
                     <w:p>
                       <w:r>
-                        <w:t xml:space="preserve">    $</w:t>
-                      </w:r>
-                      <w:proofErr w:type="gramStart"/>
-                      <w:r>
-                        <w:t>display(</w:t>
-                      </w:r>
-                      <w:proofErr w:type="gramEnd"/>
-                      <w:r>
-                        <w:t>"%0d", marks["Alice"]);</w:t>
+                        <w:t xml:space="preserve">    $display("%0d", marks["Alice"]);</w:t>
                       </w:r>
                     </w:p>
                     <w:p>
@@ -9814,21 +9333,7 @@
           <w:rFonts w:asciiTheme="majorHAnsi" w:hAnsiTheme="majorHAnsi"/>
         </w:rPr>
         <w:br/>
-        <w:t xml:space="preserve">      add = a + </w:t>
-      </w:r>
-      <w:proofErr w:type="gramStart"/>
-      <w:r>
-        <w:rPr>
-          <w:rFonts w:asciiTheme="majorHAnsi" w:hAnsiTheme="majorHAnsi"/>
-        </w:rPr>
-        <w:t xml:space="preserve">b;   </w:t>
-      </w:r>
-      <w:proofErr w:type="gramEnd"/>
-      <w:r>
-        <w:rPr>
-          <w:rFonts w:asciiTheme="majorHAnsi" w:hAnsiTheme="majorHAnsi"/>
-        </w:rPr>
-        <w:t>// return value</w:t>
+        <w:t xml:space="preserve">      add = a + b;   // return value</w:t>
       </w:r>
       <w:r>
         <w:rPr>
@@ -10081,42 +9586,14 @@
         <w:rPr>
           <w:rFonts w:asciiTheme="majorHAnsi" w:hAnsiTheme="majorHAnsi"/>
         </w:rPr>
-        <w:t xml:space="preserve">function int </w:t>
-      </w:r>
-      <w:proofErr w:type="gramStart"/>
-      <w:r>
-        <w:rPr>
-          <w:rFonts w:asciiTheme="majorHAnsi" w:hAnsiTheme="majorHAnsi"/>
-        </w:rPr>
-        <w:t>calc(</w:t>
-      </w:r>
-      <w:proofErr w:type="gramEnd"/>
-      <w:r>
-        <w:rPr>
-          <w:rFonts w:asciiTheme="majorHAnsi" w:hAnsiTheme="majorHAnsi"/>
-        </w:rPr>
-        <w:t>int a, int b, output int sum, output int diff);</w:t>
+        <w:t>function int calc(int a, int b, output int sum, output int diff);</w:t>
       </w:r>
       <w:r>
         <w:rPr>
           <w:rFonts w:asciiTheme="majorHAnsi" w:hAnsiTheme="majorHAnsi"/>
         </w:rPr>
         <w:br/>
-        <w:t xml:space="preserve">   </w:t>
-      </w:r>
-      <w:proofErr w:type="gramStart"/>
-      <w:r>
-        <w:rPr>
-          <w:rFonts w:asciiTheme="majorHAnsi" w:hAnsiTheme="majorHAnsi"/>
-        </w:rPr>
-        <w:t>sum  =</w:t>
-      </w:r>
-      <w:proofErr w:type="gramEnd"/>
-      <w:r>
-        <w:rPr>
-          <w:rFonts w:asciiTheme="majorHAnsi" w:hAnsiTheme="majorHAnsi"/>
-        </w:rPr>
-        <w:t xml:space="preserve"> a + b;</w:t>
+        <w:t xml:space="preserve">   sum  = a + b;</w:t>
       </w:r>
       <w:r>
         <w:rPr>
@@ -10130,21 +9607,7 @@
           <w:rFonts w:asciiTheme="majorHAnsi" w:hAnsiTheme="majorHAnsi"/>
         </w:rPr>
         <w:br/>
-        <w:t xml:space="preserve">   return </w:t>
-      </w:r>
-      <w:proofErr w:type="gramStart"/>
-      <w:r>
-        <w:rPr>
-          <w:rFonts w:asciiTheme="majorHAnsi" w:hAnsiTheme="majorHAnsi"/>
-        </w:rPr>
-        <w:t xml:space="preserve">1;   </w:t>
-      </w:r>
-      <w:proofErr w:type="gramEnd"/>
-      <w:r>
-        <w:rPr>
-          <w:rFonts w:asciiTheme="majorHAnsi" w:hAnsiTheme="majorHAnsi"/>
-        </w:rPr>
-        <w:t>// optional return</w:t>
+        <w:t xml:space="preserve">   return 1;   // optional return</w:t>
       </w:r>
       <w:r>
         <w:rPr>
@@ -10332,21 +9795,12 @@
           <w:szCs w:val="22"/>
         </w:rPr>
       </w:pPr>
-      <w:proofErr w:type="gramStart"/>
       <w:r>
         <w:rPr>
           <w:sz w:val="22"/>
           <w:szCs w:val="22"/>
         </w:rPr>
-        <w:t>So</w:t>
-      </w:r>
-      <w:proofErr w:type="gramEnd"/>
-      <w:r>
-        <w:rPr>
-          <w:sz w:val="22"/>
-          <w:szCs w:val="22"/>
-        </w:rPr>
-        <w:t xml:space="preserve"> variables are not shared between calls.</w:t>
+        <w:t>So variables are not shared between calls.</w:t>
       </w:r>
     </w:p>
     <w:p>
@@ -10394,23 +9848,7 @@
           <w:sz w:val="22"/>
           <w:szCs w:val="22"/>
         </w:rPr>
-        <w:t xml:space="preserve">function int </w:t>
-      </w:r>
-      <w:proofErr w:type="gramStart"/>
-      <w:r>
-        <w:rPr>
-          <w:sz w:val="22"/>
-          <w:szCs w:val="22"/>
-        </w:rPr>
-        <w:t>count(</w:t>
-      </w:r>
-      <w:proofErr w:type="gramEnd"/>
-      <w:r>
-        <w:rPr>
-          <w:sz w:val="22"/>
-          <w:szCs w:val="22"/>
-        </w:rPr>
-        <w:t>);</w:t>
+        <w:t>function int count();</w:t>
       </w:r>
       <w:r>
         <w:rPr>
@@ -10622,23 +10060,7 @@
           <w:sz w:val="22"/>
           <w:szCs w:val="22"/>
         </w:rPr>
-        <w:t xml:space="preserve">function automatic int </w:t>
-      </w:r>
-      <w:proofErr w:type="gramStart"/>
-      <w:r>
-        <w:rPr>
-          <w:sz w:val="22"/>
-          <w:szCs w:val="22"/>
-        </w:rPr>
-        <w:t>count(</w:t>
-      </w:r>
-      <w:proofErr w:type="gramEnd"/>
-      <w:r>
-        <w:rPr>
-          <w:sz w:val="22"/>
-          <w:szCs w:val="22"/>
-        </w:rPr>
-        <w:t>);</w:t>
+        <w:t>function automatic int count();</w:t>
       </w:r>
       <w:r>
         <w:rPr>
@@ -10830,23 +10252,7 @@
           <w:sz w:val="22"/>
           <w:szCs w:val="22"/>
         </w:rPr>
-        <w:t xml:space="preserve">function automatic int </w:t>
-      </w:r>
-      <w:proofErr w:type="gramStart"/>
-      <w:r>
-        <w:rPr>
-          <w:sz w:val="22"/>
-          <w:szCs w:val="22"/>
-        </w:rPr>
-        <w:t>factorial(</w:t>
-      </w:r>
-      <w:proofErr w:type="gramEnd"/>
-      <w:r>
-        <w:rPr>
-          <w:sz w:val="22"/>
-          <w:szCs w:val="22"/>
-        </w:rPr>
-        <w:t>int n);</w:t>
+        <w:t>function automatic int factorial(int n);</w:t>
       </w:r>
       <w:r>
         <w:rPr>
@@ -12116,23 +11522,13 @@
                 <w:szCs w:val="20"/>
               </w:rPr>
             </w:pPr>
-            <w:proofErr w:type="gramStart"/>
             <w:r>
               <w:rPr>
                 <w:rFonts w:ascii="Times New Roman" w:hAnsi="Times New Roman" w:cs="Times New Roman"/>
                 <w:sz w:val="20"/>
                 <w:szCs w:val="20"/>
               </w:rPr>
-              <w:t>new[</w:t>
-            </w:r>
-            <w:proofErr w:type="gramEnd"/>
-            <w:r>
-              <w:rPr>
-                <w:rFonts w:ascii="Times New Roman" w:hAnsi="Times New Roman" w:cs="Times New Roman"/>
-                <w:sz w:val="20"/>
-                <w:szCs w:val="20"/>
-              </w:rPr>
-              <w:t>]</w:t>
+              <w:t>new[]</w:t>
             </w:r>
           </w:p>
         </w:tc>
@@ -12192,25 +11588,7 @@
                 <w:sz w:val="20"/>
                 <w:szCs w:val="20"/>
               </w:rPr>
-              <w:t xml:space="preserve"> = </w:t>
-            </w:r>
-            <w:proofErr w:type="gramStart"/>
-            <w:r>
-              <w:rPr>
-                <w:rFonts w:ascii="Times New Roman" w:hAnsi="Times New Roman" w:cs="Times New Roman"/>
-                <w:sz w:val="20"/>
-                <w:szCs w:val="20"/>
-              </w:rPr>
-              <w:t>new[</w:t>
-            </w:r>
-            <w:proofErr w:type="gramEnd"/>
-            <w:r>
-              <w:rPr>
-                <w:rFonts w:ascii="Times New Roman" w:hAnsi="Times New Roman" w:cs="Times New Roman"/>
-                <w:sz w:val="20"/>
-                <w:szCs w:val="20"/>
-              </w:rPr>
-              <w:t>5];</w:t>
+              <w:t xml:space="preserve"> = new[5];</w:t>
             </w:r>
           </w:p>
         </w:tc>
@@ -12252,23 +11630,13 @@
                 <w:szCs w:val="20"/>
               </w:rPr>
             </w:pPr>
-            <w:proofErr w:type="gramStart"/>
             <w:r>
               <w:rPr>
                 <w:rFonts w:ascii="Times New Roman" w:hAnsi="Times New Roman" w:cs="Times New Roman"/>
                 <w:sz w:val="20"/>
                 <w:szCs w:val="20"/>
               </w:rPr>
-              <w:t>size(</w:t>
-            </w:r>
-            <w:proofErr w:type="gramEnd"/>
-            <w:r>
-              <w:rPr>
-                <w:rFonts w:ascii="Times New Roman" w:hAnsi="Times New Roman" w:cs="Times New Roman"/>
-                <w:sz w:val="20"/>
-                <w:szCs w:val="20"/>
-              </w:rPr>
-              <w:t>)</w:t>
+              <w:t>size()</w:t>
             </w:r>
           </w:p>
         </w:tc>
@@ -12313,7 +11681,6 @@
               </w:rPr>
             </w:pPr>
             <w:proofErr w:type="spellStart"/>
-            <w:proofErr w:type="gramStart"/>
             <w:r>
               <w:rPr>
                 <w:rFonts w:ascii="Times New Roman" w:hAnsi="Times New Roman" w:cs="Times New Roman"/>
@@ -12323,7 +11690,6 @@
               <w:t>arr.size</w:t>
             </w:r>
             <w:proofErr w:type="spellEnd"/>
-            <w:proofErr w:type="gramEnd"/>
             <w:r>
               <w:rPr>
                 <w:rFonts w:ascii="Times New Roman" w:hAnsi="Times New Roman" w:cs="Times New Roman"/>
@@ -12372,23 +11738,13 @@
                 <w:szCs w:val="20"/>
               </w:rPr>
             </w:pPr>
-            <w:proofErr w:type="gramStart"/>
             <w:r>
               <w:rPr>
                 <w:rFonts w:ascii="Times New Roman" w:hAnsi="Times New Roman" w:cs="Times New Roman"/>
                 <w:sz w:val="20"/>
                 <w:szCs w:val="20"/>
               </w:rPr>
-              <w:t>delete(</w:t>
-            </w:r>
-            <w:proofErr w:type="gramEnd"/>
-            <w:r>
-              <w:rPr>
-                <w:rFonts w:ascii="Times New Roman" w:hAnsi="Times New Roman" w:cs="Times New Roman"/>
-                <w:sz w:val="20"/>
-                <w:szCs w:val="20"/>
-              </w:rPr>
-              <w:t>)</w:t>
+              <w:t>delete()</w:t>
             </w:r>
           </w:p>
         </w:tc>
@@ -12433,7 +11789,6 @@
               </w:rPr>
             </w:pPr>
             <w:proofErr w:type="spellStart"/>
-            <w:proofErr w:type="gramStart"/>
             <w:r>
               <w:rPr>
                 <w:rFonts w:ascii="Times New Roman" w:hAnsi="Times New Roman" w:cs="Times New Roman"/>
@@ -12443,7 +11798,6 @@
               <w:t>arr.delete</w:t>
             </w:r>
             <w:proofErr w:type="spellEnd"/>
-            <w:proofErr w:type="gramEnd"/>
             <w:r>
               <w:rPr>
                 <w:rFonts w:ascii="Times New Roman" w:hAnsi="Times New Roman" w:cs="Times New Roman"/>
@@ -12509,34 +11863,16 @@
                 <w:sz w:val="20"/>
                 <w:szCs w:val="20"/>
               </w:rPr>
-              <w:t>push_</w:t>
+              <w:t>push_back</w:t>
             </w:r>
-            <w:proofErr w:type="gramStart"/>
+            <w:proofErr w:type="spellEnd"/>
             <w:r>
               <w:rPr>
                 <w:rFonts w:ascii="Times New Roman" w:hAnsi="Times New Roman" w:cs="Times New Roman"/>
                 <w:sz w:val="20"/>
                 <w:szCs w:val="20"/>
               </w:rPr>
-              <w:t>back</w:t>
-            </w:r>
-            <w:proofErr w:type="spellEnd"/>
-            <w:r>
-              <w:rPr>
-                <w:rFonts w:ascii="Times New Roman" w:hAnsi="Times New Roman" w:cs="Times New Roman"/>
-                <w:sz w:val="20"/>
-                <w:szCs w:val="20"/>
-              </w:rPr>
-              <w:t>(</w:t>
-            </w:r>
-            <w:proofErr w:type="gramEnd"/>
-            <w:r>
-              <w:rPr>
-                <w:rFonts w:ascii="Times New Roman" w:hAnsi="Times New Roman" w:cs="Times New Roman"/>
-                <w:sz w:val="20"/>
-                <w:szCs w:val="20"/>
-              </w:rPr>
-              <w:t>)</w:t>
+              <w:t>()</w:t>
             </w:r>
           </w:p>
         </w:tc>
@@ -12581,50 +11917,22 @@
               </w:rPr>
             </w:pPr>
             <w:proofErr w:type="spellStart"/>
-            <w:proofErr w:type="gramStart"/>
             <w:r>
               <w:rPr>
                 <w:rFonts w:ascii="Times New Roman" w:hAnsi="Times New Roman" w:cs="Times New Roman"/>
                 <w:sz w:val="20"/>
                 <w:szCs w:val="20"/>
               </w:rPr>
-              <w:t>q.push</w:t>
+              <w:t>q.push_back</w:t>
             </w:r>
-            <w:proofErr w:type="gramEnd"/>
+            <w:proofErr w:type="spellEnd"/>
             <w:r>
               <w:rPr>
                 <w:rFonts w:ascii="Times New Roman" w:hAnsi="Times New Roman" w:cs="Times New Roman"/>
                 <w:sz w:val="20"/>
                 <w:szCs w:val="20"/>
               </w:rPr>
-              <w:t>_</w:t>
-            </w:r>
-            <w:proofErr w:type="gramStart"/>
-            <w:r>
-              <w:rPr>
-                <w:rFonts w:ascii="Times New Roman" w:hAnsi="Times New Roman" w:cs="Times New Roman"/>
-                <w:sz w:val="20"/>
-                <w:szCs w:val="20"/>
-              </w:rPr>
-              <w:t>back</w:t>
-            </w:r>
-            <w:proofErr w:type="spellEnd"/>
-            <w:r>
-              <w:rPr>
-                <w:rFonts w:ascii="Times New Roman" w:hAnsi="Times New Roman" w:cs="Times New Roman"/>
-                <w:sz w:val="20"/>
-                <w:szCs w:val="20"/>
-              </w:rPr>
-              <w:t>(</w:t>
-            </w:r>
-            <w:proofErr w:type="gramEnd"/>
-            <w:r>
-              <w:rPr>
-                <w:rFonts w:ascii="Times New Roman" w:hAnsi="Times New Roman" w:cs="Times New Roman"/>
-                <w:sz w:val="20"/>
-                <w:szCs w:val="20"/>
-              </w:rPr>
-              <w:t>10);</w:t>
+              <w:t>(10);</w:t>
             </w:r>
           </w:p>
         </w:tc>
@@ -12673,34 +11981,16 @@
                 <w:sz w:val="20"/>
                 <w:szCs w:val="20"/>
               </w:rPr>
-              <w:t>push_</w:t>
+              <w:t>push_front</w:t>
             </w:r>
-            <w:proofErr w:type="gramStart"/>
+            <w:proofErr w:type="spellEnd"/>
             <w:r>
               <w:rPr>
                 <w:rFonts w:ascii="Times New Roman" w:hAnsi="Times New Roman" w:cs="Times New Roman"/>
                 <w:sz w:val="20"/>
                 <w:szCs w:val="20"/>
               </w:rPr>
-              <w:t>front</w:t>
-            </w:r>
-            <w:proofErr w:type="spellEnd"/>
-            <w:r>
-              <w:rPr>
-                <w:rFonts w:ascii="Times New Roman" w:hAnsi="Times New Roman" w:cs="Times New Roman"/>
-                <w:sz w:val="20"/>
-                <w:szCs w:val="20"/>
-              </w:rPr>
-              <w:t>(</w:t>
-            </w:r>
-            <w:proofErr w:type="gramEnd"/>
-            <w:r>
-              <w:rPr>
-                <w:rFonts w:ascii="Times New Roman" w:hAnsi="Times New Roman" w:cs="Times New Roman"/>
-                <w:sz w:val="20"/>
-                <w:szCs w:val="20"/>
-              </w:rPr>
-              <w:t>)</w:t>
+              <w:t>()</w:t>
             </w:r>
           </w:p>
         </w:tc>
@@ -12745,50 +12035,22 @@
               </w:rPr>
             </w:pPr>
             <w:proofErr w:type="spellStart"/>
-            <w:proofErr w:type="gramStart"/>
             <w:r>
               <w:rPr>
                 <w:rFonts w:ascii="Times New Roman" w:hAnsi="Times New Roman" w:cs="Times New Roman"/>
                 <w:sz w:val="20"/>
                 <w:szCs w:val="20"/>
               </w:rPr>
-              <w:t>q.push</w:t>
+              <w:t>q.push_front</w:t>
             </w:r>
-            <w:proofErr w:type="gramEnd"/>
+            <w:proofErr w:type="spellEnd"/>
             <w:r>
               <w:rPr>
                 <w:rFonts w:ascii="Times New Roman" w:hAnsi="Times New Roman" w:cs="Times New Roman"/>
                 <w:sz w:val="20"/>
                 <w:szCs w:val="20"/>
               </w:rPr>
-              <w:t>_</w:t>
-            </w:r>
-            <w:proofErr w:type="gramStart"/>
-            <w:r>
-              <w:rPr>
-                <w:rFonts w:ascii="Times New Roman" w:hAnsi="Times New Roman" w:cs="Times New Roman"/>
-                <w:sz w:val="20"/>
-                <w:szCs w:val="20"/>
-              </w:rPr>
-              <w:t>front</w:t>
-            </w:r>
-            <w:proofErr w:type="spellEnd"/>
-            <w:r>
-              <w:rPr>
-                <w:rFonts w:ascii="Times New Roman" w:hAnsi="Times New Roman" w:cs="Times New Roman"/>
-                <w:sz w:val="20"/>
-                <w:szCs w:val="20"/>
-              </w:rPr>
-              <w:t>(</w:t>
-            </w:r>
-            <w:proofErr w:type="gramEnd"/>
-            <w:r>
-              <w:rPr>
-                <w:rFonts w:ascii="Times New Roman" w:hAnsi="Times New Roman" w:cs="Times New Roman"/>
-                <w:sz w:val="20"/>
-                <w:szCs w:val="20"/>
-              </w:rPr>
-              <w:t>5);</w:t>
+              <w:t>(5);</w:t>
             </w:r>
           </w:p>
         </w:tc>
@@ -12837,34 +12099,16 @@
                 <w:sz w:val="20"/>
                 <w:szCs w:val="20"/>
               </w:rPr>
-              <w:t>pop_</w:t>
+              <w:t>pop_back</w:t>
             </w:r>
-            <w:proofErr w:type="gramStart"/>
+            <w:proofErr w:type="spellEnd"/>
             <w:r>
               <w:rPr>
                 <w:rFonts w:ascii="Times New Roman" w:hAnsi="Times New Roman" w:cs="Times New Roman"/>
                 <w:sz w:val="20"/>
                 <w:szCs w:val="20"/>
               </w:rPr>
-              <w:t>back</w:t>
-            </w:r>
-            <w:proofErr w:type="spellEnd"/>
-            <w:r>
-              <w:rPr>
-                <w:rFonts w:ascii="Times New Roman" w:hAnsi="Times New Roman" w:cs="Times New Roman"/>
-                <w:sz w:val="20"/>
-                <w:szCs w:val="20"/>
-              </w:rPr>
-              <w:t>(</w:t>
-            </w:r>
-            <w:proofErr w:type="gramEnd"/>
-            <w:r>
-              <w:rPr>
-                <w:rFonts w:ascii="Times New Roman" w:hAnsi="Times New Roman" w:cs="Times New Roman"/>
-                <w:sz w:val="20"/>
-                <w:szCs w:val="20"/>
-              </w:rPr>
-              <w:t>)</w:t>
+              <w:t>()</w:t>
             </w:r>
           </w:p>
         </w:tc>
@@ -12915,301 +12159,9 @@
                 <w:sz w:val="20"/>
                 <w:szCs w:val="20"/>
               </w:rPr>
-              <w:t>q.pop_</w:t>
-            </w:r>
-            <w:proofErr w:type="gramStart"/>
-            <w:r>
-              <w:rPr>
-                <w:rFonts w:ascii="Times New Roman" w:hAnsi="Times New Roman" w:cs="Times New Roman"/>
-                <w:sz w:val="20"/>
-                <w:szCs w:val="20"/>
-              </w:rPr>
-              <w:t>back</w:t>
+              <w:t>q.pop_back</w:t>
             </w:r>
             <w:proofErr w:type="spellEnd"/>
-            <w:r>
-              <w:rPr>
-                <w:rFonts w:ascii="Times New Roman" w:hAnsi="Times New Roman" w:cs="Times New Roman"/>
-                <w:sz w:val="20"/>
-                <w:szCs w:val="20"/>
-              </w:rPr>
-              <w:t>(</w:t>
-            </w:r>
-            <w:proofErr w:type="gramEnd"/>
-            <w:r>
-              <w:rPr>
-                <w:rFonts w:ascii="Times New Roman" w:hAnsi="Times New Roman" w:cs="Times New Roman"/>
-                <w:sz w:val="20"/>
-                <w:szCs w:val="20"/>
-              </w:rPr>
-              <w:t>);</w:t>
-            </w:r>
-          </w:p>
-        </w:tc>
-      </w:tr>
-      <w:tr>
-        <w:trPr>
-          <w:trHeight w:val="461"/>
-          <w:tblCellSpacing w:w="15" w:type="dxa"/>
-        </w:trPr>
-        <w:tc>
-          <w:tcPr>
-            <w:tcW w:w="0" w:type="auto"/>
-            <w:vAlign w:val="center"/>
-            <w:hideMark/>
-          </w:tcPr>
-          <w:p>
-            <w:pPr>
-              <w:jc w:val="center"/>
-              <w:rPr>
-                <w:rFonts w:ascii="Times New Roman" w:hAnsi="Times New Roman" w:cs="Times New Roman"/>
-                <w:sz w:val="20"/>
-                <w:szCs w:val="20"/>
-              </w:rPr>
-            </w:pPr>
-          </w:p>
-        </w:tc>
-        <w:tc>
-          <w:tcPr>
-            <w:tcW w:w="0" w:type="auto"/>
-            <w:vAlign w:val="center"/>
-            <w:hideMark/>
-          </w:tcPr>
-          <w:p>
-            <w:pPr>
-              <w:jc w:val="center"/>
-              <w:rPr>
-                <w:rFonts w:ascii="Times New Roman" w:hAnsi="Times New Roman" w:cs="Times New Roman"/>
-                <w:sz w:val="20"/>
-                <w:szCs w:val="20"/>
-              </w:rPr>
-            </w:pPr>
-            <w:proofErr w:type="spellStart"/>
-            <w:r>
-              <w:rPr>
-                <w:rFonts w:ascii="Times New Roman" w:hAnsi="Times New Roman" w:cs="Times New Roman"/>
-                <w:sz w:val="20"/>
-                <w:szCs w:val="20"/>
-              </w:rPr>
-              <w:t>pop_</w:t>
-            </w:r>
-            <w:proofErr w:type="gramStart"/>
-            <w:r>
-              <w:rPr>
-                <w:rFonts w:ascii="Times New Roman" w:hAnsi="Times New Roman" w:cs="Times New Roman"/>
-                <w:sz w:val="20"/>
-                <w:szCs w:val="20"/>
-              </w:rPr>
-              <w:t>front</w:t>
-            </w:r>
-            <w:proofErr w:type="spellEnd"/>
-            <w:r>
-              <w:rPr>
-                <w:rFonts w:ascii="Times New Roman" w:hAnsi="Times New Roman" w:cs="Times New Roman"/>
-                <w:sz w:val="20"/>
-                <w:szCs w:val="20"/>
-              </w:rPr>
-              <w:t>(</w:t>
-            </w:r>
-            <w:proofErr w:type="gramEnd"/>
-            <w:r>
-              <w:rPr>
-                <w:rFonts w:ascii="Times New Roman" w:hAnsi="Times New Roman" w:cs="Times New Roman"/>
-                <w:sz w:val="20"/>
-                <w:szCs w:val="20"/>
-              </w:rPr>
-              <w:t>)</w:t>
-            </w:r>
-          </w:p>
-        </w:tc>
-        <w:tc>
-          <w:tcPr>
-            <w:tcW w:w="0" w:type="auto"/>
-            <w:vAlign w:val="center"/>
-            <w:hideMark/>
-          </w:tcPr>
-          <w:p>
-            <w:pPr>
-              <w:jc w:val="center"/>
-              <w:rPr>
-                <w:rFonts w:ascii="Times New Roman" w:hAnsi="Times New Roman" w:cs="Times New Roman"/>
-                <w:sz w:val="20"/>
-                <w:szCs w:val="20"/>
-              </w:rPr>
-            </w:pPr>
-            <w:r>
-              <w:rPr>
-                <w:rFonts w:ascii="Times New Roman" w:hAnsi="Times New Roman" w:cs="Times New Roman"/>
-                <w:sz w:val="20"/>
-                <w:szCs w:val="20"/>
-              </w:rPr>
-              <w:t>Remove from front</w:t>
-            </w:r>
-          </w:p>
-        </w:tc>
-        <w:tc>
-          <w:tcPr>
-            <w:tcW w:w="0" w:type="auto"/>
-            <w:vAlign w:val="center"/>
-            <w:hideMark/>
-          </w:tcPr>
-          <w:p>
-            <w:pPr>
-              <w:jc w:val="center"/>
-              <w:rPr>
-                <w:rFonts w:ascii="Times New Roman" w:hAnsi="Times New Roman" w:cs="Times New Roman"/>
-                <w:sz w:val="20"/>
-                <w:szCs w:val="20"/>
-              </w:rPr>
-            </w:pPr>
-            <w:proofErr w:type="spellStart"/>
-            <w:r>
-              <w:rPr>
-                <w:rFonts w:ascii="Times New Roman" w:hAnsi="Times New Roman" w:cs="Times New Roman"/>
-                <w:sz w:val="20"/>
-                <w:szCs w:val="20"/>
-              </w:rPr>
-              <w:t>q.pop_</w:t>
-            </w:r>
-            <w:proofErr w:type="gramStart"/>
-            <w:r>
-              <w:rPr>
-                <w:rFonts w:ascii="Times New Roman" w:hAnsi="Times New Roman" w:cs="Times New Roman"/>
-                <w:sz w:val="20"/>
-                <w:szCs w:val="20"/>
-              </w:rPr>
-              <w:t>front</w:t>
-            </w:r>
-            <w:proofErr w:type="spellEnd"/>
-            <w:r>
-              <w:rPr>
-                <w:rFonts w:ascii="Times New Roman" w:hAnsi="Times New Roman" w:cs="Times New Roman"/>
-                <w:sz w:val="20"/>
-                <w:szCs w:val="20"/>
-              </w:rPr>
-              <w:t>(</w:t>
-            </w:r>
-            <w:proofErr w:type="gramEnd"/>
-            <w:r>
-              <w:rPr>
-                <w:rFonts w:ascii="Times New Roman" w:hAnsi="Times New Roman" w:cs="Times New Roman"/>
-                <w:sz w:val="20"/>
-                <w:szCs w:val="20"/>
-              </w:rPr>
-              <w:t>);</w:t>
-            </w:r>
-          </w:p>
-        </w:tc>
-      </w:tr>
-      <w:tr>
-        <w:trPr>
-          <w:trHeight w:val="474"/>
-          <w:tblCellSpacing w:w="15" w:type="dxa"/>
-        </w:trPr>
-        <w:tc>
-          <w:tcPr>
-            <w:tcW w:w="0" w:type="auto"/>
-            <w:vAlign w:val="center"/>
-            <w:hideMark/>
-          </w:tcPr>
-          <w:p>
-            <w:pPr>
-              <w:jc w:val="center"/>
-              <w:rPr>
-                <w:rFonts w:ascii="Times New Roman" w:hAnsi="Times New Roman" w:cs="Times New Roman"/>
-                <w:sz w:val="20"/>
-                <w:szCs w:val="20"/>
-              </w:rPr>
-            </w:pPr>
-          </w:p>
-        </w:tc>
-        <w:tc>
-          <w:tcPr>
-            <w:tcW w:w="0" w:type="auto"/>
-            <w:vAlign w:val="center"/>
-            <w:hideMark/>
-          </w:tcPr>
-          <w:p>
-            <w:pPr>
-              <w:jc w:val="center"/>
-              <w:rPr>
-                <w:rFonts w:ascii="Times New Roman" w:hAnsi="Times New Roman" w:cs="Times New Roman"/>
-                <w:sz w:val="20"/>
-                <w:szCs w:val="20"/>
-              </w:rPr>
-            </w:pPr>
-            <w:proofErr w:type="gramStart"/>
-            <w:r>
-              <w:rPr>
-                <w:rFonts w:ascii="Times New Roman" w:hAnsi="Times New Roman" w:cs="Times New Roman"/>
-                <w:sz w:val="20"/>
-                <w:szCs w:val="20"/>
-              </w:rPr>
-              <w:t>size(</w:t>
-            </w:r>
-            <w:proofErr w:type="gramEnd"/>
-            <w:r>
-              <w:rPr>
-                <w:rFonts w:ascii="Times New Roman" w:hAnsi="Times New Roman" w:cs="Times New Roman"/>
-                <w:sz w:val="20"/>
-                <w:szCs w:val="20"/>
-              </w:rPr>
-              <w:t>)</w:t>
-            </w:r>
-          </w:p>
-        </w:tc>
-        <w:tc>
-          <w:tcPr>
-            <w:tcW w:w="0" w:type="auto"/>
-            <w:vAlign w:val="center"/>
-            <w:hideMark/>
-          </w:tcPr>
-          <w:p>
-            <w:pPr>
-              <w:jc w:val="center"/>
-              <w:rPr>
-                <w:rFonts w:ascii="Times New Roman" w:hAnsi="Times New Roman" w:cs="Times New Roman"/>
-                <w:sz w:val="20"/>
-                <w:szCs w:val="20"/>
-              </w:rPr>
-            </w:pPr>
-            <w:r>
-              <w:rPr>
-                <w:rFonts w:ascii="Times New Roman" w:hAnsi="Times New Roman" w:cs="Times New Roman"/>
-                <w:sz w:val="20"/>
-                <w:szCs w:val="20"/>
-              </w:rPr>
-              <w:t>Get queue size</w:t>
-            </w:r>
-          </w:p>
-        </w:tc>
-        <w:tc>
-          <w:tcPr>
-            <w:tcW w:w="0" w:type="auto"/>
-            <w:vAlign w:val="center"/>
-            <w:hideMark/>
-          </w:tcPr>
-          <w:p>
-            <w:pPr>
-              <w:jc w:val="center"/>
-              <w:rPr>
-                <w:rFonts w:ascii="Times New Roman" w:hAnsi="Times New Roman" w:cs="Times New Roman"/>
-                <w:sz w:val="20"/>
-                <w:szCs w:val="20"/>
-              </w:rPr>
-            </w:pPr>
-            <w:proofErr w:type="spellStart"/>
-            <w:proofErr w:type="gramStart"/>
-            <w:r>
-              <w:rPr>
-                <w:rFonts w:ascii="Times New Roman" w:hAnsi="Times New Roman" w:cs="Times New Roman"/>
-                <w:sz w:val="20"/>
-                <w:szCs w:val="20"/>
-              </w:rPr>
-              <w:t>q.size</w:t>
-            </w:r>
-            <w:proofErr w:type="spellEnd"/>
-            <w:proofErr w:type="gramEnd"/>
             <w:r>
               <w:rPr>
                 <w:rFonts w:ascii="Times New Roman" w:hAnsi="Times New Roman" w:cs="Times New Roman"/>
@@ -13241,6 +12193,232 @@
                 <w:szCs w:val="20"/>
               </w:rPr>
             </w:pPr>
+          </w:p>
+        </w:tc>
+        <w:tc>
+          <w:tcPr>
+            <w:tcW w:w="0" w:type="auto"/>
+            <w:vAlign w:val="center"/>
+            <w:hideMark/>
+          </w:tcPr>
+          <w:p>
+            <w:pPr>
+              <w:jc w:val="center"/>
+              <w:rPr>
+                <w:rFonts w:ascii="Times New Roman" w:hAnsi="Times New Roman" w:cs="Times New Roman"/>
+                <w:sz w:val="20"/>
+                <w:szCs w:val="20"/>
+              </w:rPr>
+            </w:pPr>
+            <w:proofErr w:type="spellStart"/>
+            <w:r>
+              <w:rPr>
+                <w:rFonts w:ascii="Times New Roman" w:hAnsi="Times New Roman" w:cs="Times New Roman"/>
+                <w:sz w:val="20"/>
+                <w:szCs w:val="20"/>
+              </w:rPr>
+              <w:t>pop_front</w:t>
+            </w:r>
+            <w:proofErr w:type="spellEnd"/>
+            <w:r>
+              <w:rPr>
+                <w:rFonts w:ascii="Times New Roman" w:hAnsi="Times New Roman" w:cs="Times New Roman"/>
+                <w:sz w:val="20"/>
+                <w:szCs w:val="20"/>
+              </w:rPr>
+              <w:t>()</w:t>
+            </w:r>
+          </w:p>
+        </w:tc>
+        <w:tc>
+          <w:tcPr>
+            <w:tcW w:w="0" w:type="auto"/>
+            <w:vAlign w:val="center"/>
+            <w:hideMark/>
+          </w:tcPr>
+          <w:p>
+            <w:pPr>
+              <w:jc w:val="center"/>
+              <w:rPr>
+                <w:rFonts w:ascii="Times New Roman" w:hAnsi="Times New Roman" w:cs="Times New Roman"/>
+                <w:sz w:val="20"/>
+                <w:szCs w:val="20"/>
+              </w:rPr>
+            </w:pPr>
+            <w:r>
+              <w:rPr>
+                <w:rFonts w:ascii="Times New Roman" w:hAnsi="Times New Roman" w:cs="Times New Roman"/>
+                <w:sz w:val="20"/>
+                <w:szCs w:val="20"/>
+              </w:rPr>
+              <w:t>Remove from front</w:t>
+            </w:r>
+          </w:p>
+        </w:tc>
+        <w:tc>
+          <w:tcPr>
+            <w:tcW w:w="0" w:type="auto"/>
+            <w:vAlign w:val="center"/>
+            <w:hideMark/>
+          </w:tcPr>
+          <w:p>
+            <w:pPr>
+              <w:jc w:val="center"/>
+              <w:rPr>
+                <w:rFonts w:ascii="Times New Roman" w:hAnsi="Times New Roman" w:cs="Times New Roman"/>
+                <w:sz w:val="20"/>
+                <w:szCs w:val="20"/>
+              </w:rPr>
+            </w:pPr>
+            <w:proofErr w:type="spellStart"/>
+            <w:r>
+              <w:rPr>
+                <w:rFonts w:ascii="Times New Roman" w:hAnsi="Times New Roman" w:cs="Times New Roman"/>
+                <w:sz w:val="20"/>
+                <w:szCs w:val="20"/>
+              </w:rPr>
+              <w:t>q.pop_front</w:t>
+            </w:r>
+            <w:proofErr w:type="spellEnd"/>
+            <w:r>
+              <w:rPr>
+                <w:rFonts w:ascii="Times New Roman" w:hAnsi="Times New Roman" w:cs="Times New Roman"/>
+                <w:sz w:val="20"/>
+                <w:szCs w:val="20"/>
+              </w:rPr>
+              <w:t>();</w:t>
+            </w:r>
+          </w:p>
+        </w:tc>
+      </w:tr>
+      <w:tr>
+        <w:trPr>
+          <w:trHeight w:val="474"/>
+          <w:tblCellSpacing w:w="15" w:type="dxa"/>
+        </w:trPr>
+        <w:tc>
+          <w:tcPr>
+            <w:tcW w:w="0" w:type="auto"/>
+            <w:vAlign w:val="center"/>
+            <w:hideMark/>
+          </w:tcPr>
+          <w:p>
+            <w:pPr>
+              <w:jc w:val="center"/>
+              <w:rPr>
+                <w:rFonts w:ascii="Times New Roman" w:hAnsi="Times New Roman" w:cs="Times New Roman"/>
+                <w:sz w:val="20"/>
+                <w:szCs w:val="20"/>
+              </w:rPr>
+            </w:pPr>
+          </w:p>
+        </w:tc>
+        <w:tc>
+          <w:tcPr>
+            <w:tcW w:w="0" w:type="auto"/>
+            <w:vAlign w:val="center"/>
+            <w:hideMark/>
+          </w:tcPr>
+          <w:p>
+            <w:pPr>
+              <w:jc w:val="center"/>
+              <w:rPr>
+                <w:rFonts w:ascii="Times New Roman" w:hAnsi="Times New Roman" w:cs="Times New Roman"/>
+                <w:sz w:val="20"/>
+                <w:szCs w:val="20"/>
+              </w:rPr>
+            </w:pPr>
+            <w:r>
+              <w:rPr>
+                <w:rFonts w:ascii="Times New Roman" w:hAnsi="Times New Roman" w:cs="Times New Roman"/>
+                <w:sz w:val="20"/>
+                <w:szCs w:val="20"/>
+              </w:rPr>
+              <w:t>size()</w:t>
+            </w:r>
+          </w:p>
+        </w:tc>
+        <w:tc>
+          <w:tcPr>
+            <w:tcW w:w="0" w:type="auto"/>
+            <w:vAlign w:val="center"/>
+            <w:hideMark/>
+          </w:tcPr>
+          <w:p>
+            <w:pPr>
+              <w:jc w:val="center"/>
+              <w:rPr>
+                <w:rFonts w:ascii="Times New Roman" w:hAnsi="Times New Roman" w:cs="Times New Roman"/>
+                <w:sz w:val="20"/>
+                <w:szCs w:val="20"/>
+              </w:rPr>
+            </w:pPr>
+            <w:r>
+              <w:rPr>
+                <w:rFonts w:ascii="Times New Roman" w:hAnsi="Times New Roman" w:cs="Times New Roman"/>
+                <w:sz w:val="20"/>
+                <w:szCs w:val="20"/>
+              </w:rPr>
+              <w:t>Get queue size</w:t>
+            </w:r>
+          </w:p>
+        </w:tc>
+        <w:tc>
+          <w:tcPr>
+            <w:tcW w:w="0" w:type="auto"/>
+            <w:vAlign w:val="center"/>
+            <w:hideMark/>
+          </w:tcPr>
+          <w:p>
+            <w:pPr>
+              <w:jc w:val="center"/>
+              <w:rPr>
+                <w:rFonts w:ascii="Times New Roman" w:hAnsi="Times New Roman" w:cs="Times New Roman"/>
+                <w:sz w:val="20"/>
+                <w:szCs w:val="20"/>
+              </w:rPr>
+            </w:pPr>
+            <w:proofErr w:type="spellStart"/>
+            <w:r>
+              <w:rPr>
+                <w:rFonts w:ascii="Times New Roman" w:hAnsi="Times New Roman" w:cs="Times New Roman"/>
+                <w:sz w:val="20"/>
+                <w:szCs w:val="20"/>
+              </w:rPr>
+              <w:t>q.size</w:t>
+            </w:r>
+            <w:proofErr w:type="spellEnd"/>
+            <w:r>
+              <w:rPr>
+                <w:rFonts w:ascii="Times New Roman" w:hAnsi="Times New Roman" w:cs="Times New Roman"/>
+                <w:sz w:val="20"/>
+                <w:szCs w:val="20"/>
+              </w:rPr>
+              <w:t>();</w:t>
+            </w:r>
+          </w:p>
+        </w:tc>
+      </w:tr>
+      <w:tr>
+        <w:trPr>
+          <w:trHeight w:val="461"/>
+          <w:tblCellSpacing w:w="15" w:type="dxa"/>
+        </w:trPr>
+        <w:tc>
+          <w:tcPr>
+            <w:tcW w:w="0" w:type="auto"/>
+            <w:vAlign w:val="center"/>
+            <w:hideMark/>
+          </w:tcPr>
+          <w:p>
+            <w:pPr>
+              <w:jc w:val="center"/>
+              <w:rPr>
+                <w:rFonts w:ascii="Times New Roman" w:hAnsi="Times New Roman" w:cs="Times New Roman"/>
+                <w:sz w:val="20"/>
+                <w:szCs w:val="20"/>
+              </w:rPr>
+            </w:pPr>
             <w:r>
               <w:rPr>
                 <w:rFonts w:ascii="Times New Roman" w:hAnsi="Times New Roman" w:cs="Times New Roman"/>
@@ -13268,23 +12446,13 @@
                 <w:szCs w:val="20"/>
               </w:rPr>
             </w:pPr>
-            <w:proofErr w:type="gramStart"/>
             <w:r>
               <w:rPr>
                 <w:rFonts w:ascii="Times New Roman" w:hAnsi="Times New Roman" w:cs="Times New Roman"/>
                 <w:sz w:val="20"/>
                 <w:szCs w:val="20"/>
               </w:rPr>
-              <w:t>exists(</w:t>
-            </w:r>
-            <w:proofErr w:type="gramEnd"/>
-            <w:r>
-              <w:rPr>
-                <w:rFonts w:ascii="Times New Roman" w:hAnsi="Times New Roman" w:cs="Times New Roman"/>
-                <w:sz w:val="20"/>
-                <w:szCs w:val="20"/>
-              </w:rPr>
-              <w:t>)</w:t>
+              <w:t>exists()</w:t>
             </w:r>
           </w:p>
         </w:tc>
@@ -13329,7 +12497,6 @@
               </w:rPr>
             </w:pPr>
             <w:proofErr w:type="spellStart"/>
-            <w:proofErr w:type="gramStart"/>
             <w:r>
               <w:rPr>
                 <w:rFonts w:ascii="Times New Roman" w:hAnsi="Times New Roman" w:cs="Times New Roman"/>
@@ -13339,7 +12506,6 @@
               <w:t>aa.exists</w:t>
             </w:r>
             <w:proofErr w:type="spellEnd"/>
-            <w:proofErr w:type="gramEnd"/>
             <w:r>
               <w:rPr>
                 <w:rFonts w:ascii="Times New Roman" w:hAnsi="Times New Roman" w:cs="Times New Roman"/>
@@ -13388,23 +12554,13 @@
                 <w:szCs w:val="20"/>
               </w:rPr>
             </w:pPr>
-            <w:proofErr w:type="gramStart"/>
             <w:r>
               <w:rPr>
                 <w:rFonts w:ascii="Times New Roman" w:hAnsi="Times New Roman" w:cs="Times New Roman"/>
                 <w:sz w:val="20"/>
                 <w:szCs w:val="20"/>
               </w:rPr>
-              <w:t>delete(</w:t>
-            </w:r>
-            <w:proofErr w:type="gramEnd"/>
-            <w:r>
-              <w:rPr>
-                <w:rFonts w:ascii="Times New Roman" w:hAnsi="Times New Roman" w:cs="Times New Roman"/>
-                <w:sz w:val="20"/>
-                <w:szCs w:val="20"/>
-              </w:rPr>
-              <w:t>)</w:t>
+              <w:t>delete()</w:t>
             </w:r>
           </w:p>
         </w:tc>
@@ -13449,7 +12605,6 @@
               </w:rPr>
             </w:pPr>
             <w:proofErr w:type="spellStart"/>
-            <w:proofErr w:type="gramStart"/>
             <w:r>
               <w:rPr>
                 <w:rFonts w:ascii="Times New Roman" w:hAnsi="Times New Roman" w:cs="Times New Roman"/>
@@ -13459,7 +12614,6 @@
               <w:t>aa.delete</w:t>
             </w:r>
             <w:proofErr w:type="spellEnd"/>
-            <w:proofErr w:type="gramEnd"/>
             <w:r>
               <w:rPr>
                 <w:rFonts w:ascii="Times New Roman" w:hAnsi="Times New Roman" w:cs="Times New Roman"/>
@@ -13508,23 +12662,13 @@
                 <w:szCs w:val="20"/>
               </w:rPr>
             </w:pPr>
-            <w:proofErr w:type="gramStart"/>
             <w:r>
               <w:rPr>
                 <w:rFonts w:ascii="Times New Roman" w:hAnsi="Times New Roman" w:cs="Times New Roman"/>
                 <w:sz w:val="20"/>
                 <w:szCs w:val="20"/>
               </w:rPr>
-              <w:t>num(</w:t>
-            </w:r>
-            <w:proofErr w:type="gramEnd"/>
-            <w:r>
-              <w:rPr>
-                <w:rFonts w:ascii="Times New Roman" w:hAnsi="Times New Roman" w:cs="Times New Roman"/>
-                <w:sz w:val="20"/>
-                <w:szCs w:val="20"/>
-              </w:rPr>
-              <w:t>)</w:t>
+              <w:t>num()</w:t>
             </w:r>
           </w:p>
         </w:tc>
@@ -13569,7 +12713,6 @@
               </w:rPr>
             </w:pPr>
             <w:proofErr w:type="spellStart"/>
-            <w:proofErr w:type="gramStart"/>
             <w:r>
               <w:rPr>
                 <w:rFonts w:ascii="Times New Roman" w:hAnsi="Times New Roman" w:cs="Times New Roman"/>
@@ -13579,293 +12722,6 @@
               <w:t>aa.num</w:t>
             </w:r>
             <w:proofErr w:type="spellEnd"/>
-            <w:r>
-              <w:rPr>
-                <w:rFonts w:ascii="Times New Roman" w:hAnsi="Times New Roman" w:cs="Times New Roman"/>
-                <w:sz w:val="20"/>
-                <w:szCs w:val="20"/>
-              </w:rPr>
-              <w:t>(</w:t>
-            </w:r>
-            <w:proofErr w:type="gramEnd"/>
-            <w:r>
-              <w:rPr>
-                <w:rFonts w:ascii="Times New Roman" w:hAnsi="Times New Roman" w:cs="Times New Roman"/>
-                <w:sz w:val="20"/>
-                <w:szCs w:val="20"/>
-              </w:rPr>
-              <w:t>);</w:t>
-            </w:r>
-          </w:p>
-        </w:tc>
-      </w:tr>
-      <w:tr>
-        <w:trPr>
-          <w:trHeight w:val="461"/>
-          <w:tblCellSpacing w:w="15" w:type="dxa"/>
-        </w:trPr>
-        <w:tc>
-          <w:tcPr>
-            <w:tcW w:w="0" w:type="auto"/>
-            <w:vAlign w:val="center"/>
-            <w:hideMark/>
-          </w:tcPr>
-          <w:p>
-            <w:pPr>
-              <w:jc w:val="center"/>
-              <w:rPr>
-                <w:rFonts w:ascii="Times New Roman" w:hAnsi="Times New Roman" w:cs="Times New Roman"/>
-                <w:sz w:val="20"/>
-                <w:szCs w:val="20"/>
-              </w:rPr>
-            </w:pPr>
-            <w:r>
-              <w:rPr>
-                <w:rFonts w:ascii="Times New Roman" w:hAnsi="Times New Roman" w:cs="Times New Roman"/>
-                <w:b/>
-                <w:bCs/>
-                <w:sz w:val="20"/>
-                <w:szCs w:val="20"/>
-              </w:rPr>
-              <w:t>String</w:t>
-            </w:r>
-          </w:p>
-        </w:tc>
-        <w:tc>
-          <w:tcPr>
-            <w:tcW w:w="0" w:type="auto"/>
-            <w:vAlign w:val="center"/>
-            <w:hideMark/>
-          </w:tcPr>
-          <w:p>
-            <w:pPr>
-              <w:jc w:val="center"/>
-              <w:rPr>
-                <w:rFonts w:ascii="Times New Roman" w:hAnsi="Times New Roman" w:cs="Times New Roman"/>
-                <w:sz w:val="20"/>
-                <w:szCs w:val="20"/>
-              </w:rPr>
-            </w:pPr>
-            <w:proofErr w:type="spellStart"/>
-            <w:proofErr w:type="gramStart"/>
-            <w:r>
-              <w:rPr>
-                <w:rFonts w:ascii="Times New Roman" w:hAnsi="Times New Roman" w:cs="Times New Roman"/>
-                <w:sz w:val="20"/>
-                <w:szCs w:val="20"/>
-              </w:rPr>
-              <w:t>len</w:t>
-            </w:r>
-            <w:proofErr w:type="spellEnd"/>
-            <w:r>
-              <w:rPr>
-                <w:rFonts w:ascii="Times New Roman" w:hAnsi="Times New Roman" w:cs="Times New Roman"/>
-                <w:sz w:val="20"/>
-                <w:szCs w:val="20"/>
-              </w:rPr>
-              <w:t>(</w:t>
-            </w:r>
-            <w:proofErr w:type="gramEnd"/>
-            <w:r>
-              <w:rPr>
-                <w:rFonts w:ascii="Times New Roman" w:hAnsi="Times New Roman" w:cs="Times New Roman"/>
-                <w:sz w:val="20"/>
-                <w:szCs w:val="20"/>
-              </w:rPr>
-              <w:t>)</w:t>
-            </w:r>
-          </w:p>
-        </w:tc>
-        <w:tc>
-          <w:tcPr>
-            <w:tcW w:w="0" w:type="auto"/>
-            <w:vAlign w:val="center"/>
-            <w:hideMark/>
-          </w:tcPr>
-          <w:p>
-            <w:pPr>
-              <w:jc w:val="center"/>
-              <w:rPr>
-                <w:rFonts w:ascii="Times New Roman" w:hAnsi="Times New Roman" w:cs="Times New Roman"/>
-                <w:sz w:val="20"/>
-                <w:szCs w:val="20"/>
-              </w:rPr>
-            </w:pPr>
-            <w:r>
-              <w:rPr>
-                <w:rFonts w:ascii="Times New Roman" w:hAnsi="Times New Roman" w:cs="Times New Roman"/>
-                <w:sz w:val="20"/>
-                <w:szCs w:val="20"/>
-              </w:rPr>
-              <w:t>Length of string</w:t>
-            </w:r>
-          </w:p>
-        </w:tc>
-        <w:tc>
-          <w:tcPr>
-            <w:tcW w:w="0" w:type="auto"/>
-            <w:vAlign w:val="center"/>
-            <w:hideMark/>
-          </w:tcPr>
-          <w:p>
-            <w:pPr>
-              <w:jc w:val="center"/>
-              <w:rPr>
-                <w:rFonts w:ascii="Times New Roman" w:hAnsi="Times New Roman" w:cs="Times New Roman"/>
-                <w:sz w:val="20"/>
-                <w:szCs w:val="20"/>
-              </w:rPr>
-            </w:pPr>
-            <w:proofErr w:type="spellStart"/>
-            <w:proofErr w:type="gramStart"/>
-            <w:r>
-              <w:rPr>
-                <w:rFonts w:ascii="Times New Roman" w:hAnsi="Times New Roman" w:cs="Times New Roman"/>
-                <w:sz w:val="20"/>
-                <w:szCs w:val="20"/>
-              </w:rPr>
-              <w:t>s.len</w:t>
-            </w:r>
-            <w:proofErr w:type="spellEnd"/>
-            <w:r>
-              <w:rPr>
-                <w:rFonts w:ascii="Times New Roman" w:hAnsi="Times New Roman" w:cs="Times New Roman"/>
-                <w:sz w:val="20"/>
-                <w:szCs w:val="20"/>
-              </w:rPr>
-              <w:t>(</w:t>
-            </w:r>
-            <w:proofErr w:type="gramEnd"/>
-            <w:r>
-              <w:rPr>
-                <w:rFonts w:ascii="Times New Roman" w:hAnsi="Times New Roman" w:cs="Times New Roman"/>
-                <w:sz w:val="20"/>
-                <w:szCs w:val="20"/>
-              </w:rPr>
-              <w:t>);</w:t>
-            </w:r>
-          </w:p>
-        </w:tc>
-      </w:tr>
-      <w:tr>
-        <w:trPr>
-          <w:trHeight w:val="461"/>
-          <w:tblCellSpacing w:w="15" w:type="dxa"/>
-        </w:trPr>
-        <w:tc>
-          <w:tcPr>
-            <w:tcW w:w="0" w:type="auto"/>
-            <w:vAlign w:val="center"/>
-            <w:hideMark/>
-          </w:tcPr>
-          <w:p>
-            <w:pPr>
-              <w:jc w:val="center"/>
-              <w:rPr>
-                <w:rFonts w:ascii="Times New Roman" w:hAnsi="Times New Roman" w:cs="Times New Roman"/>
-                <w:sz w:val="20"/>
-                <w:szCs w:val="20"/>
-              </w:rPr>
-            </w:pPr>
-          </w:p>
-        </w:tc>
-        <w:tc>
-          <w:tcPr>
-            <w:tcW w:w="0" w:type="auto"/>
-            <w:vAlign w:val="center"/>
-            <w:hideMark/>
-          </w:tcPr>
-          <w:p>
-            <w:pPr>
-              <w:jc w:val="center"/>
-              <w:rPr>
-                <w:rFonts w:ascii="Times New Roman" w:hAnsi="Times New Roman" w:cs="Times New Roman"/>
-                <w:sz w:val="20"/>
-                <w:szCs w:val="20"/>
-              </w:rPr>
-            </w:pPr>
-            <w:proofErr w:type="spellStart"/>
-            <w:proofErr w:type="gramStart"/>
-            <w:r>
-              <w:rPr>
-                <w:rFonts w:ascii="Times New Roman" w:hAnsi="Times New Roman" w:cs="Times New Roman"/>
-                <w:sz w:val="20"/>
-                <w:szCs w:val="20"/>
-              </w:rPr>
-              <w:t>toupper</w:t>
-            </w:r>
-            <w:proofErr w:type="spellEnd"/>
-            <w:r>
-              <w:rPr>
-                <w:rFonts w:ascii="Times New Roman" w:hAnsi="Times New Roman" w:cs="Times New Roman"/>
-                <w:sz w:val="20"/>
-                <w:szCs w:val="20"/>
-              </w:rPr>
-              <w:t>(</w:t>
-            </w:r>
-            <w:proofErr w:type="gramEnd"/>
-            <w:r>
-              <w:rPr>
-                <w:rFonts w:ascii="Times New Roman" w:hAnsi="Times New Roman" w:cs="Times New Roman"/>
-                <w:sz w:val="20"/>
-                <w:szCs w:val="20"/>
-              </w:rPr>
-              <w:t>)</w:t>
-            </w:r>
-          </w:p>
-        </w:tc>
-        <w:tc>
-          <w:tcPr>
-            <w:tcW w:w="0" w:type="auto"/>
-            <w:vAlign w:val="center"/>
-            <w:hideMark/>
-          </w:tcPr>
-          <w:p>
-            <w:pPr>
-              <w:jc w:val="center"/>
-              <w:rPr>
-                <w:rFonts w:ascii="Times New Roman" w:hAnsi="Times New Roman" w:cs="Times New Roman"/>
-                <w:sz w:val="20"/>
-                <w:szCs w:val="20"/>
-              </w:rPr>
-            </w:pPr>
-            <w:r>
-              <w:rPr>
-                <w:rFonts w:ascii="Times New Roman" w:hAnsi="Times New Roman" w:cs="Times New Roman"/>
-                <w:sz w:val="20"/>
-                <w:szCs w:val="20"/>
-              </w:rPr>
-              <w:t>Convert to upper</w:t>
-            </w:r>
-          </w:p>
-        </w:tc>
-        <w:tc>
-          <w:tcPr>
-            <w:tcW w:w="0" w:type="auto"/>
-            <w:vAlign w:val="center"/>
-            <w:hideMark/>
-          </w:tcPr>
-          <w:p>
-            <w:pPr>
-              <w:jc w:val="center"/>
-              <w:rPr>
-                <w:rFonts w:ascii="Times New Roman" w:hAnsi="Times New Roman" w:cs="Times New Roman"/>
-                <w:sz w:val="20"/>
-                <w:szCs w:val="20"/>
-              </w:rPr>
-            </w:pPr>
-            <w:proofErr w:type="spellStart"/>
-            <w:proofErr w:type="gramStart"/>
-            <w:r>
-              <w:rPr>
-                <w:rFonts w:ascii="Times New Roman" w:hAnsi="Times New Roman" w:cs="Times New Roman"/>
-                <w:sz w:val="20"/>
-                <w:szCs w:val="20"/>
-              </w:rPr>
-              <w:t>s.toupper</w:t>
-            </w:r>
-            <w:proofErr w:type="spellEnd"/>
-            <w:proofErr w:type="gramEnd"/>
             <w:r>
               <w:rPr>
                 <w:rFonts w:ascii="Times New Roman" w:hAnsi="Times New Roman" w:cs="Times New Roman"/>
@@ -13897,50 +12753,15 @@
                 <w:szCs w:val="20"/>
               </w:rPr>
             </w:pPr>
-          </w:p>
-        </w:tc>
-        <w:tc>
-          <w:tcPr>
-            <w:tcW w:w="0" w:type="auto"/>
-            <w:vAlign w:val="center"/>
-            <w:hideMark/>
-          </w:tcPr>
-          <w:p>
-            <w:pPr>
-              <w:jc w:val="center"/>
+            <w:r>
               <w:rPr>
                 <w:rFonts w:ascii="Times New Roman" w:hAnsi="Times New Roman" w:cs="Times New Roman"/>
+                <w:b/>
+                <w:bCs/>
                 <w:sz w:val="20"/>
                 <w:szCs w:val="20"/>
               </w:rPr>
-            </w:pPr>
-            <w:proofErr w:type="spellStart"/>
-            <w:proofErr w:type="gramStart"/>
-            <w:r>
-              <w:rPr>
-                <w:rFonts w:ascii="Times New Roman" w:hAnsi="Times New Roman" w:cs="Times New Roman"/>
-                <w:sz w:val="20"/>
-                <w:szCs w:val="20"/>
-              </w:rPr>
-              <w:t>tolower</w:t>
-            </w:r>
-            <w:proofErr w:type="spellEnd"/>
-            <w:r>
-              <w:rPr>
-                <w:rFonts w:ascii="Times New Roman" w:hAnsi="Times New Roman" w:cs="Times New Roman"/>
-                <w:sz w:val="20"/>
-                <w:szCs w:val="20"/>
-              </w:rPr>
-              <w:t>(</w:t>
-            </w:r>
-            <w:proofErr w:type="gramEnd"/>
-            <w:r>
-              <w:rPr>
-                <w:rFonts w:ascii="Times New Roman" w:hAnsi="Times New Roman" w:cs="Times New Roman"/>
-                <w:sz w:val="20"/>
-                <w:szCs w:val="20"/>
-              </w:rPr>
-              <w:t>)</w:t>
+              <w:t>String</w:t>
             </w:r>
           </w:p>
         </w:tc>
@@ -13959,13 +12780,23 @@
                 <w:szCs w:val="20"/>
               </w:rPr>
             </w:pPr>
+            <w:proofErr w:type="spellStart"/>
             <w:r>
               <w:rPr>
                 <w:rFonts w:ascii="Times New Roman" w:hAnsi="Times New Roman" w:cs="Times New Roman"/>
                 <w:sz w:val="20"/>
                 <w:szCs w:val="20"/>
               </w:rPr>
-              <w:t>Convert to lower</w:t>
+              <w:t>len</w:t>
+            </w:r>
+            <w:proofErr w:type="spellEnd"/>
+            <w:r>
+              <w:rPr>
+                <w:rFonts w:ascii="Times New Roman" w:hAnsi="Times New Roman" w:cs="Times New Roman"/>
+                <w:sz w:val="20"/>
+                <w:szCs w:val="20"/>
+              </w:rPr>
+              <w:t>()</w:t>
             </w:r>
           </w:p>
         </w:tc>
@@ -13984,18 +12815,41 @@
                 <w:szCs w:val="20"/>
               </w:rPr>
             </w:pPr>
-            <w:proofErr w:type="spellStart"/>
-            <w:proofErr w:type="gramStart"/>
             <w:r>
               <w:rPr>
                 <w:rFonts w:ascii="Times New Roman" w:hAnsi="Times New Roman" w:cs="Times New Roman"/>
                 <w:sz w:val="20"/>
                 <w:szCs w:val="20"/>
               </w:rPr>
-              <w:t>s.tolower</w:t>
+              <w:t>Length of string</w:t>
+            </w:r>
+          </w:p>
+        </w:tc>
+        <w:tc>
+          <w:tcPr>
+            <w:tcW w:w="0" w:type="auto"/>
+            <w:vAlign w:val="center"/>
+            <w:hideMark/>
+          </w:tcPr>
+          <w:p>
+            <w:pPr>
+              <w:jc w:val="center"/>
+              <w:rPr>
+                <w:rFonts w:ascii="Times New Roman" w:hAnsi="Times New Roman" w:cs="Times New Roman"/>
+                <w:sz w:val="20"/>
+                <w:szCs w:val="20"/>
+              </w:rPr>
+            </w:pPr>
+            <w:proofErr w:type="spellStart"/>
+            <w:r>
+              <w:rPr>
+                <w:rFonts w:ascii="Times New Roman" w:hAnsi="Times New Roman" w:cs="Times New Roman"/>
+                <w:sz w:val="20"/>
+                <w:szCs w:val="20"/>
+              </w:rPr>
+              <w:t>s.len</w:t>
             </w:r>
             <w:proofErr w:type="spellEnd"/>
-            <w:proofErr w:type="gramEnd"/>
             <w:r>
               <w:rPr>
                 <w:rFonts w:ascii="Times New Roman" w:hAnsi="Times New Roman" w:cs="Times New Roman"/>
@@ -14045,7 +12899,242 @@
               </w:rPr>
             </w:pPr>
             <w:proofErr w:type="spellStart"/>
-            <w:proofErr w:type="gramStart"/>
+            <w:r>
+              <w:rPr>
+                <w:rFonts w:ascii="Times New Roman" w:hAnsi="Times New Roman" w:cs="Times New Roman"/>
+                <w:sz w:val="20"/>
+                <w:szCs w:val="20"/>
+              </w:rPr>
+              <w:t>toupper</w:t>
+            </w:r>
+            <w:proofErr w:type="spellEnd"/>
+            <w:r>
+              <w:rPr>
+                <w:rFonts w:ascii="Times New Roman" w:hAnsi="Times New Roman" w:cs="Times New Roman"/>
+                <w:sz w:val="20"/>
+                <w:szCs w:val="20"/>
+              </w:rPr>
+              <w:t>()</w:t>
+            </w:r>
+          </w:p>
+        </w:tc>
+        <w:tc>
+          <w:tcPr>
+            <w:tcW w:w="0" w:type="auto"/>
+            <w:vAlign w:val="center"/>
+            <w:hideMark/>
+          </w:tcPr>
+          <w:p>
+            <w:pPr>
+              <w:jc w:val="center"/>
+              <w:rPr>
+                <w:rFonts w:ascii="Times New Roman" w:hAnsi="Times New Roman" w:cs="Times New Roman"/>
+                <w:sz w:val="20"/>
+                <w:szCs w:val="20"/>
+              </w:rPr>
+            </w:pPr>
+            <w:r>
+              <w:rPr>
+                <w:rFonts w:ascii="Times New Roman" w:hAnsi="Times New Roman" w:cs="Times New Roman"/>
+                <w:sz w:val="20"/>
+                <w:szCs w:val="20"/>
+              </w:rPr>
+              <w:t>Convert to upper</w:t>
+            </w:r>
+          </w:p>
+        </w:tc>
+        <w:tc>
+          <w:tcPr>
+            <w:tcW w:w="0" w:type="auto"/>
+            <w:vAlign w:val="center"/>
+            <w:hideMark/>
+          </w:tcPr>
+          <w:p>
+            <w:pPr>
+              <w:jc w:val="center"/>
+              <w:rPr>
+                <w:rFonts w:ascii="Times New Roman" w:hAnsi="Times New Roman" w:cs="Times New Roman"/>
+                <w:sz w:val="20"/>
+                <w:szCs w:val="20"/>
+              </w:rPr>
+            </w:pPr>
+            <w:proofErr w:type="spellStart"/>
+            <w:r>
+              <w:rPr>
+                <w:rFonts w:ascii="Times New Roman" w:hAnsi="Times New Roman" w:cs="Times New Roman"/>
+                <w:sz w:val="20"/>
+                <w:szCs w:val="20"/>
+              </w:rPr>
+              <w:t>s.toupper</w:t>
+            </w:r>
+            <w:proofErr w:type="spellEnd"/>
+            <w:r>
+              <w:rPr>
+                <w:rFonts w:ascii="Times New Roman" w:hAnsi="Times New Roman" w:cs="Times New Roman"/>
+                <w:sz w:val="20"/>
+                <w:szCs w:val="20"/>
+              </w:rPr>
+              <w:t>();</w:t>
+            </w:r>
+          </w:p>
+        </w:tc>
+      </w:tr>
+      <w:tr>
+        <w:trPr>
+          <w:trHeight w:val="461"/>
+          <w:tblCellSpacing w:w="15" w:type="dxa"/>
+        </w:trPr>
+        <w:tc>
+          <w:tcPr>
+            <w:tcW w:w="0" w:type="auto"/>
+            <w:vAlign w:val="center"/>
+            <w:hideMark/>
+          </w:tcPr>
+          <w:p>
+            <w:pPr>
+              <w:jc w:val="center"/>
+              <w:rPr>
+                <w:rFonts w:ascii="Times New Roman" w:hAnsi="Times New Roman" w:cs="Times New Roman"/>
+                <w:sz w:val="20"/>
+                <w:szCs w:val="20"/>
+              </w:rPr>
+            </w:pPr>
+          </w:p>
+        </w:tc>
+        <w:tc>
+          <w:tcPr>
+            <w:tcW w:w="0" w:type="auto"/>
+            <w:vAlign w:val="center"/>
+            <w:hideMark/>
+          </w:tcPr>
+          <w:p>
+            <w:pPr>
+              <w:jc w:val="center"/>
+              <w:rPr>
+                <w:rFonts w:ascii="Times New Roman" w:hAnsi="Times New Roman" w:cs="Times New Roman"/>
+                <w:sz w:val="20"/>
+                <w:szCs w:val="20"/>
+              </w:rPr>
+            </w:pPr>
+            <w:proofErr w:type="spellStart"/>
+            <w:r>
+              <w:rPr>
+                <w:rFonts w:ascii="Times New Roman" w:hAnsi="Times New Roman" w:cs="Times New Roman"/>
+                <w:sz w:val="20"/>
+                <w:szCs w:val="20"/>
+              </w:rPr>
+              <w:t>tolower</w:t>
+            </w:r>
+            <w:proofErr w:type="spellEnd"/>
+            <w:r>
+              <w:rPr>
+                <w:rFonts w:ascii="Times New Roman" w:hAnsi="Times New Roman" w:cs="Times New Roman"/>
+                <w:sz w:val="20"/>
+                <w:szCs w:val="20"/>
+              </w:rPr>
+              <w:t>()</w:t>
+            </w:r>
+          </w:p>
+        </w:tc>
+        <w:tc>
+          <w:tcPr>
+            <w:tcW w:w="0" w:type="auto"/>
+            <w:vAlign w:val="center"/>
+            <w:hideMark/>
+          </w:tcPr>
+          <w:p>
+            <w:pPr>
+              <w:jc w:val="center"/>
+              <w:rPr>
+                <w:rFonts w:ascii="Times New Roman" w:hAnsi="Times New Roman" w:cs="Times New Roman"/>
+                <w:sz w:val="20"/>
+                <w:szCs w:val="20"/>
+              </w:rPr>
+            </w:pPr>
+            <w:r>
+              <w:rPr>
+                <w:rFonts w:ascii="Times New Roman" w:hAnsi="Times New Roman" w:cs="Times New Roman"/>
+                <w:sz w:val="20"/>
+                <w:szCs w:val="20"/>
+              </w:rPr>
+              <w:t>Convert to lower</w:t>
+            </w:r>
+          </w:p>
+        </w:tc>
+        <w:tc>
+          <w:tcPr>
+            <w:tcW w:w="0" w:type="auto"/>
+            <w:vAlign w:val="center"/>
+            <w:hideMark/>
+          </w:tcPr>
+          <w:p>
+            <w:pPr>
+              <w:jc w:val="center"/>
+              <w:rPr>
+                <w:rFonts w:ascii="Times New Roman" w:hAnsi="Times New Roman" w:cs="Times New Roman"/>
+                <w:sz w:val="20"/>
+                <w:szCs w:val="20"/>
+              </w:rPr>
+            </w:pPr>
+            <w:proofErr w:type="spellStart"/>
+            <w:r>
+              <w:rPr>
+                <w:rFonts w:ascii="Times New Roman" w:hAnsi="Times New Roman" w:cs="Times New Roman"/>
+                <w:sz w:val="20"/>
+                <w:szCs w:val="20"/>
+              </w:rPr>
+              <w:t>s.tolower</w:t>
+            </w:r>
+            <w:proofErr w:type="spellEnd"/>
+            <w:r>
+              <w:rPr>
+                <w:rFonts w:ascii="Times New Roman" w:hAnsi="Times New Roman" w:cs="Times New Roman"/>
+                <w:sz w:val="20"/>
+                <w:szCs w:val="20"/>
+              </w:rPr>
+              <w:t>();</w:t>
+            </w:r>
+          </w:p>
+        </w:tc>
+      </w:tr>
+      <w:tr>
+        <w:trPr>
+          <w:trHeight w:val="461"/>
+          <w:tblCellSpacing w:w="15" w:type="dxa"/>
+        </w:trPr>
+        <w:tc>
+          <w:tcPr>
+            <w:tcW w:w="0" w:type="auto"/>
+            <w:vAlign w:val="center"/>
+            <w:hideMark/>
+          </w:tcPr>
+          <w:p>
+            <w:pPr>
+              <w:jc w:val="center"/>
+              <w:rPr>
+                <w:rFonts w:ascii="Times New Roman" w:hAnsi="Times New Roman" w:cs="Times New Roman"/>
+                <w:sz w:val="20"/>
+                <w:szCs w:val="20"/>
+              </w:rPr>
+            </w:pPr>
+          </w:p>
+        </w:tc>
+        <w:tc>
+          <w:tcPr>
+            <w:tcW w:w="0" w:type="auto"/>
+            <w:vAlign w:val="center"/>
+            <w:hideMark/>
+          </w:tcPr>
+          <w:p>
+            <w:pPr>
+              <w:jc w:val="center"/>
+              <w:rPr>
+                <w:rFonts w:ascii="Times New Roman" w:hAnsi="Times New Roman" w:cs="Times New Roman"/>
+                <w:sz w:val="20"/>
+                <w:szCs w:val="20"/>
+              </w:rPr>
+            </w:pPr>
+            <w:proofErr w:type="spellStart"/>
             <w:r>
               <w:rPr>
                 <w:rFonts w:ascii="Times New Roman" w:hAnsi="Times New Roman" w:cs="Times New Roman"/>
@@ -14061,16 +13150,7 @@
                 <w:sz w:val="20"/>
                 <w:szCs w:val="20"/>
               </w:rPr>
-              <w:t>(</w:t>
-            </w:r>
-            <w:proofErr w:type="gramEnd"/>
-            <w:r>
-              <w:rPr>
-                <w:rFonts w:ascii="Times New Roman" w:hAnsi="Times New Roman" w:cs="Times New Roman"/>
-                <w:sz w:val="20"/>
-                <w:szCs w:val="20"/>
-              </w:rPr>
-              <w:t>)</w:t>
+              <w:t>()</w:t>
             </w:r>
           </w:p>
         </w:tc>
@@ -14115,7 +13195,6 @@
               </w:rPr>
             </w:pPr>
             <w:proofErr w:type="spellStart"/>
-            <w:proofErr w:type="gramStart"/>
             <w:r>
               <w:rPr>
                 <w:rFonts w:ascii="Times New Roman" w:hAnsi="Times New Roman" w:cs="Times New Roman"/>
@@ -14125,7 +13204,6 @@
               <w:t>s.substr</w:t>
             </w:r>
             <w:proofErr w:type="spellEnd"/>
-            <w:proofErr w:type="gramEnd"/>
             <w:r>
               <w:rPr>
                 <w:rFonts w:ascii="Times New Roman" w:hAnsi="Times New Roman" w:cs="Times New Roman"/>
@@ -14288,25 +13366,7 @@
                 <w:sz w:val="20"/>
                 <w:szCs w:val="20"/>
               </w:rPr>
-              <w:t>$</w:t>
-            </w:r>
-            <w:proofErr w:type="gramStart"/>
-            <w:r>
-              <w:rPr>
-                <w:rFonts w:ascii="Times New Roman" w:hAnsi="Times New Roman" w:cs="Times New Roman"/>
-                <w:sz w:val="20"/>
-                <w:szCs w:val="20"/>
-              </w:rPr>
-              <w:t>sqrt(</w:t>
-            </w:r>
-            <w:proofErr w:type="gramEnd"/>
-            <w:r>
-              <w:rPr>
-                <w:rFonts w:ascii="Times New Roman" w:hAnsi="Times New Roman" w:cs="Times New Roman"/>
-                <w:sz w:val="20"/>
-                <w:szCs w:val="20"/>
-              </w:rPr>
-              <w:t>)</w:t>
+              <w:t>$sqrt()</w:t>
             </w:r>
           </w:p>
         </w:tc>
@@ -14356,25 +13416,7 @@
                 <w:sz w:val="20"/>
                 <w:szCs w:val="20"/>
               </w:rPr>
-              <w:t>$</w:t>
-            </w:r>
-            <w:proofErr w:type="gramStart"/>
-            <w:r>
-              <w:rPr>
-                <w:rFonts w:ascii="Times New Roman" w:hAnsi="Times New Roman" w:cs="Times New Roman"/>
-                <w:sz w:val="20"/>
-                <w:szCs w:val="20"/>
-              </w:rPr>
-              <w:t>sqrt(</w:t>
-            </w:r>
-            <w:proofErr w:type="gramEnd"/>
-            <w:r>
-              <w:rPr>
-                <w:rFonts w:ascii="Times New Roman" w:hAnsi="Times New Roman" w:cs="Times New Roman"/>
-                <w:sz w:val="20"/>
-                <w:szCs w:val="20"/>
-              </w:rPr>
-              <w:t>16);</w:t>
+              <w:t>$sqrt(16);</w:t>
             </w:r>
           </w:p>
         </w:tc>
@@ -14422,25 +13464,7 @@
                 <w:sz w:val="20"/>
                 <w:szCs w:val="20"/>
               </w:rPr>
-              <w:t>$</w:t>
-            </w:r>
-            <w:proofErr w:type="gramStart"/>
-            <w:r>
-              <w:rPr>
-                <w:rFonts w:ascii="Times New Roman" w:hAnsi="Times New Roman" w:cs="Times New Roman"/>
-                <w:sz w:val="20"/>
-                <w:szCs w:val="20"/>
-              </w:rPr>
-              <w:t>pow(</w:t>
-            </w:r>
-            <w:proofErr w:type="gramEnd"/>
-            <w:r>
-              <w:rPr>
-                <w:rFonts w:ascii="Times New Roman" w:hAnsi="Times New Roman" w:cs="Times New Roman"/>
-                <w:sz w:val="20"/>
-                <w:szCs w:val="20"/>
-              </w:rPr>
-              <w:t>)</w:t>
+              <w:t>$pow()</w:t>
             </w:r>
           </w:p>
         </w:tc>
@@ -14490,25 +13514,7 @@
                 <w:sz w:val="20"/>
                 <w:szCs w:val="20"/>
               </w:rPr>
-              <w:t>$</w:t>
-            </w:r>
-            <w:proofErr w:type="gramStart"/>
-            <w:r>
-              <w:rPr>
-                <w:rFonts w:ascii="Times New Roman" w:hAnsi="Times New Roman" w:cs="Times New Roman"/>
-                <w:sz w:val="20"/>
-                <w:szCs w:val="20"/>
-              </w:rPr>
-              <w:t>pow(</w:t>
-            </w:r>
-            <w:proofErr w:type="gramEnd"/>
-            <w:r>
-              <w:rPr>
-                <w:rFonts w:ascii="Times New Roman" w:hAnsi="Times New Roman" w:cs="Times New Roman"/>
-                <w:sz w:val="20"/>
-                <w:szCs w:val="20"/>
-              </w:rPr>
-              <w:t>2,3);</w:t>
+              <w:t>$pow(2,3);</w:t>
             </w:r>
           </w:p>
         </w:tc>
@@ -14556,25 +13562,7 @@
                 <w:sz w:val="20"/>
                 <w:szCs w:val="20"/>
               </w:rPr>
-              <w:t>$</w:t>
-            </w:r>
-            <w:proofErr w:type="gramStart"/>
-            <w:r>
-              <w:rPr>
-                <w:rFonts w:ascii="Times New Roman" w:hAnsi="Times New Roman" w:cs="Times New Roman"/>
-                <w:sz w:val="20"/>
-                <w:szCs w:val="20"/>
-              </w:rPr>
-              <w:t>floor(</w:t>
-            </w:r>
-            <w:proofErr w:type="gramEnd"/>
-            <w:r>
-              <w:rPr>
-                <w:rFonts w:ascii="Times New Roman" w:hAnsi="Times New Roman" w:cs="Times New Roman"/>
-                <w:sz w:val="20"/>
-                <w:szCs w:val="20"/>
-              </w:rPr>
-              <w:t>)</w:t>
+              <w:t>$floor()</w:t>
             </w:r>
           </w:p>
         </w:tc>
@@ -14624,25 +13612,7 @@
                 <w:sz w:val="20"/>
                 <w:szCs w:val="20"/>
               </w:rPr>
-              <w:t>$</w:t>
-            </w:r>
-            <w:proofErr w:type="gramStart"/>
-            <w:r>
-              <w:rPr>
-                <w:rFonts w:ascii="Times New Roman" w:hAnsi="Times New Roman" w:cs="Times New Roman"/>
-                <w:sz w:val="20"/>
-                <w:szCs w:val="20"/>
-              </w:rPr>
-              <w:t>floor(</w:t>
-            </w:r>
-            <w:proofErr w:type="gramEnd"/>
-            <w:r>
-              <w:rPr>
-                <w:rFonts w:ascii="Times New Roman" w:hAnsi="Times New Roman" w:cs="Times New Roman"/>
-                <w:sz w:val="20"/>
-                <w:szCs w:val="20"/>
-              </w:rPr>
-              <w:t>2.7);</w:t>
+              <w:t>$floor(2.7);</w:t>
             </w:r>
           </w:p>
         </w:tc>
@@ -14690,25 +13660,7 @@
                 <w:sz w:val="20"/>
                 <w:szCs w:val="20"/>
               </w:rPr>
-              <w:t>$</w:t>
-            </w:r>
-            <w:proofErr w:type="gramStart"/>
-            <w:r>
-              <w:rPr>
-                <w:rFonts w:ascii="Times New Roman" w:hAnsi="Times New Roman" w:cs="Times New Roman"/>
-                <w:sz w:val="20"/>
-                <w:szCs w:val="20"/>
-              </w:rPr>
-              <w:t>ceil(</w:t>
-            </w:r>
-            <w:proofErr w:type="gramEnd"/>
-            <w:r>
-              <w:rPr>
-                <w:rFonts w:ascii="Times New Roman" w:hAnsi="Times New Roman" w:cs="Times New Roman"/>
-                <w:sz w:val="20"/>
-                <w:szCs w:val="20"/>
-              </w:rPr>
-              <w:t>)</w:t>
+              <w:t>$ceil()</w:t>
             </w:r>
           </w:p>
         </w:tc>
@@ -14758,25 +13710,7 @@
                 <w:sz w:val="20"/>
                 <w:szCs w:val="20"/>
               </w:rPr>
-              <w:t>$</w:t>
-            </w:r>
-            <w:proofErr w:type="gramStart"/>
-            <w:r>
-              <w:rPr>
-                <w:rFonts w:ascii="Times New Roman" w:hAnsi="Times New Roman" w:cs="Times New Roman"/>
-                <w:sz w:val="20"/>
-                <w:szCs w:val="20"/>
-              </w:rPr>
-              <w:t>ceil(</w:t>
-            </w:r>
-            <w:proofErr w:type="gramEnd"/>
-            <w:r>
-              <w:rPr>
-                <w:rFonts w:ascii="Times New Roman" w:hAnsi="Times New Roman" w:cs="Times New Roman"/>
-                <w:sz w:val="20"/>
-                <w:szCs w:val="20"/>
-              </w:rPr>
-              <w:t>2.2);</w:t>
+              <w:t>$ceil(2.2);</w:t>
             </w:r>
           </w:p>
         </w:tc>
@@ -14829,7 +13763,6 @@
               </w:rPr>
             </w:pPr>
             <w:proofErr w:type="spellStart"/>
-            <w:proofErr w:type="gramStart"/>
             <w:r>
               <w:rPr>
                 <w:rFonts w:ascii="Times New Roman" w:hAnsi="Times New Roman" w:cs="Times New Roman"/>
@@ -14845,16 +13778,7 @@
                 <w:sz w:val="20"/>
                 <w:szCs w:val="20"/>
               </w:rPr>
-              <w:t>(</w:t>
-            </w:r>
-            <w:proofErr w:type="gramEnd"/>
-            <w:r>
-              <w:rPr>
-                <w:rFonts w:ascii="Times New Roman" w:hAnsi="Times New Roman" w:cs="Times New Roman"/>
-                <w:sz w:val="20"/>
-                <w:szCs w:val="20"/>
-              </w:rPr>
-              <w:t>)</w:t>
+              <w:t>()</w:t>
             </w:r>
           </w:p>
         </w:tc>
@@ -14899,7 +13823,6 @@
               </w:rPr>
             </w:pPr>
             <w:proofErr w:type="spellStart"/>
-            <w:proofErr w:type="gramStart"/>
             <w:r>
               <w:rPr>
                 <w:rFonts w:ascii="Times New Roman" w:hAnsi="Times New Roman" w:cs="Times New Roman"/>
@@ -14909,7 +13832,6 @@
               <w:t>s.itoa</w:t>
             </w:r>
             <w:proofErr w:type="spellEnd"/>
-            <w:proofErr w:type="gramEnd"/>
             <w:r>
               <w:rPr>
                 <w:rFonts w:ascii="Times New Roman" w:hAnsi="Times New Roman" w:cs="Times New Roman"/>
@@ -14959,7 +13881,6 @@
               </w:rPr>
             </w:pPr>
             <w:proofErr w:type="spellStart"/>
-            <w:proofErr w:type="gramStart"/>
             <w:r>
               <w:rPr>
                 <w:rFonts w:ascii="Times New Roman" w:hAnsi="Times New Roman" w:cs="Times New Roman"/>
@@ -14975,16 +13896,7 @@
                 <w:sz w:val="20"/>
                 <w:szCs w:val="20"/>
               </w:rPr>
-              <w:t>(</w:t>
-            </w:r>
-            <w:proofErr w:type="gramEnd"/>
-            <w:r>
-              <w:rPr>
-                <w:rFonts w:ascii="Times New Roman" w:hAnsi="Times New Roman" w:cs="Times New Roman"/>
-                <w:sz w:val="20"/>
-                <w:szCs w:val="20"/>
-              </w:rPr>
-              <w:t>)</w:t>
+              <w:t>()</w:t>
             </w:r>
           </w:p>
         </w:tc>
@@ -15037,7 +13949,6 @@
               <w:t xml:space="preserve">a = </w:t>
             </w:r>
             <w:proofErr w:type="spellStart"/>
-            <w:proofErr w:type="gramStart"/>
             <w:r>
               <w:rPr>
                 <w:rFonts w:ascii="Times New Roman" w:hAnsi="Times New Roman" w:cs="Times New Roman"/>
@@ -15047,7 +13958,6 @@
               <w:t>s.atoi</w:t>
             </w:r>
             <w:proofErr w:type="spellEnd"/>
-            <w:proofErr w:type="gramEnd"/>
             <w:r>
               <w:rPr>
                 <w:rFonts w:ascii="Times New Roman" w:hAnsi="Times New Roman" w:cs="Times New Roman"/>
@@ -15308,25 +14218,7 @@
                 <w:sz w:val="20"/>
                 <w:szCs w:val="20"/>
               </w:rPr>
-              <w:t>$</w:t>
-            </w:r>
-            <w:proofErr w:type="gramStart"/>
-            <w:r>
-              <w:rPr>
-                <w:rFonts w:ascii="Times New Roman" w:hAnsi="Times New Roman" w:cs="Times New Roman"/>
-                <w:sz w:val="20"/>
-                <w:szCs w:val="20"/>
-              </w:rPr>
-              <w:t>display(</w:t>
-            </w:r>
-            <w:proofErr w:type="gramEnd"/>
-            <w:r>
-              <w:rPr>
-                <w:rFonts w:ascii="Times New Roman" w:hAnsi="Times New Roman" w:cs="Times New Roman"/>
-                <w:sz w:val="20"/>
-                <w:szCs w:val="20"/>
-              </w:rPr>
-              <w:t>)</w:t>
+              <w:t>$display()</w:t>
             </w:r>
           </w:p>
         </w:tc>
@@ -15904,23 +14796,7 @@
                                 <w:b/>
                                 <w:bCs/>
                               </w:rPr>
-                              <w:t xml:space="preserve"> </w:t>
-                            </w:r>
-                            <w:proofErr w:type="gramStart"/>
-                            <w:r>
-                              <w:rPr>
-                                <w:b/>
-                                <w:bCs/>
-                              </w:rPr>
-                              <w:t>inf(</w:t>
-                            </w:r>
-                            <w:proofErr w:type="gramEnd"/>
-                            <w:r>
-                              <w:rPr>
-                                <w:b/>
-                                <w:bCs/>
-                              </w:rPr>
-                              <w:t>);</w:t>
+                              <w:t xml:space="preserve"> inf();</w:t>
                             </w:r>
                           </w:p>
                           <w:p>
@@ -16020,7 +14896,6 @@
                               <w:tab/>
                             </w:r>
                             <w:proofErr w:type="spellStart"/>
-                            <w:proofErr w:type="gramStart"/>
                             <w:r>
                               <w:rPr>
                                 <w:b/>
@@ -16034,15 +14909,7 @@
                                 <w:b/>
                                 <w:bCs/>
                               </w:rPr>
-                              <w:t xml:space="preserve">  =</w:t>
-                            </w:r>
-                            <w:proofErr w:type="gramEnd"/>
-                            <w:r>
-                              <w:rPr>
-                                <w:b/>
-                                <w:bCs/>
-                              </w:rPr>
-                              <w:t xml:space="preserve"> 1’b1;</w:t>
+                              <w:t xml:space="preserve">  = 1’b1;</w:t>
                             </w:r>
                           </w:p>
                           <w:p>
@@ -16182,23 +15049,7 @@
                           <w:b/>
                           <w:bCs/>
                         </w:rPr>
-                        <w:t xml:space="preserve"> </w:t>
-                      </w:r>
-                      <w:proofErr w:type="gramStart"/>
-                      <w:r>
-                        <w:rPr>
-                          <w:b/>
-                          <w:bCs/>
-                        </w:rPr>
-                        <w:t>inf(</w:t>
-                      </w:r>
-                      <w:proofErr w:type="gramEnd"/>
-                      <w:r>
-                        <w:rPr>
-                          <w:b/>
-                          <w:bCs/>
-                        </w:rPr>
-                        <w:t>);</w:t>
+                        <w:t xml:space="preserve"> inf();</w:t>
                       </w:r>
                     </w:p>
                     <w:p>
@@ -16298,7 +15149,6 @@
                         <w:tab/>
                       </w:r>
                       <w:proofErr w:type="spellStart"/>
-                      <w:proofErr w:type="gramStart"/>
                       <w:r>
                         <w:rPr>
                           <w:b/>
@@ -16312,15 +15162,7 @@
                           <w:b/>
                           <w:bCs/>
                         </w:rPr>
-                        <w:t xml:space="preserve">  =</w:t>
-                      </w:r>
-                      <w:proofErr w:type="gramEnd"/>
-                      <w:r>
-                        <w:rPr>
-                          <w:b/>
-                          <w:bCs/>
-                        </w:rPr>
-                        <w:t xml:space="preserve"> 1’b1;</w:t>
+                        <w:t xml:space="preserve">  = 1’b1;</w:t>
                       </w:r>
                     </w:p>
                     <w:p>
@@ -16450,7 +15292,6 @@
                                 <w:bCs/>
                               </w:rPr>
                             </w:pPr>
-                            <w:proofErr w:type="gramStart"/>
                             <w:r>
                               <w:rPr>
                                 <w:b/>
@@ -16464,15 +15305,7 @@
                                 <w:b/>
                                 <w:bCs/>
                               </w:rPr>
-                              <w:t>ha</w:t>
-                            </w:r>
-                            <w:proofErr w:type="gramEnd"/>
-                            <w:r>
-                              <w:rPr>
-                                <w:b/>
-                                <w:bCs/>
-                              </w:rPr>
-                              <w:t>_if</w:t>
+                              <w:t>ha_if</w:t>
                             </w:r>
                             <w:proofErr w:type="spellEnd"/>
                             <w:r>
@@ -16517,7 +15350,6 @@
                               <w:t xml:space="preserve">Logic </w:t>
                             </w:r>
                             <w:proofErr w:type="spellStart"/>
-                            <w:proofErr w:type="gramStart"/>
                             <w:r>
                               <w:rPr>
                                 <w:b/>
@@ -16526,7 +15358,6 @@
                               <w:t>sum,cout</w:t>
                             </w:r>
                             <w:proofErr w:type="spellEnd"/>
-                            <w:proofErr w:type="gramEnd"/>
                             <w:r>
                               <w:rPr>
                                 <w:b/>
@@ -16583,15 +15414,7 @@
                                 <w:b/>
                                 <w:bCs/>
                               </w:rPr>
-                              <w:t>ha_</w:t>
-                            </w:r>
-                            <w:proofErr w:type="gramStart"/>
-                            <w:r>
-                              <w:rPr>
-                                <w:b/>
-                                <w:bCs/>
-                              </w:rPr>
-                              <w:t>adder</w:t>
+                              <w:t>ha_adder</w:t>
                             </w:r>
                             <w:proofErr w:type="spellEnd"/>
                             <w:r>
@@ -16602,7 +15425,6 @@
                               <w:t>(</w:t>
                             </w:r>
                             <w:proofErr w:type="spellStart"/>
-                            <w:proofErr w:type="gramEnd"/>
                             <w:r>
                               <w:rPr>
                                 <w:b/>
@@ -16652,32 +15474,14 @@
                               <w:t xml:space="preserve"> = </w:t>
                             </w:r>
                             <w:proofErr w:type="spellStart"/>
-                            <w:proofErr w:type="gramStart"/>
                             <w:r>
                               <w:rPr>
                                 <w:b/>
                                 <w:bCs/>
                               </w:rPr>
-                              <w:t>inf.a</w:t>
-                            </w:r>
-                            <w:proofErr w:type="gramEnd"/>
-                            <w:r>
-                              <w:rPr>
-                                <w:b/>
-                                <w:bCs/>
-                              </w:rPr>
-                              <w:t>+</w:t>
-                            </w:r>
-                            <w:proofErr w:type="gramStart"/>
-                            <w:r>
-                              <w:rPr>
-                                <w:b/>
-                                <w:bCs/>
-                              </w:rPr>
-                              <w:t>inf.b</w:t>
+                              <w:t>inf.a+inf.b</w:t>
                             </w:r>
                             <w:proofErr w:type="spellEnd"/>
-                            <w:proofErr w:type="gramEnd"/>
                             <w:r>
                               <w:rPr>
                                 <w:b/>
@@ -16703,7 +15507,6 @@
                               <w:t xml:space="preserve">assign </w:t>
                             </w:r>
                             <w:proofErr w:type="spellStart"/>
-                            <w:proofErr w:type="gramStart"/>
                             <w:r>
                               <w:rPr>
                                 <w:b/>
@@ -16712,7 +15515,6 @@
                               <w:t>inf.cout</w:t>
                             </w:r>
                             <w:proofErr w:type="spellEnd"/>
-                            <w:proofErr w:type="gramEnd"/>
                             <w:r>
                               <w:rPr>
                                 <w:b/>
@@ -16721,32 +15523,14 @@
                               <w:t xml:space="preserve"> = </w:t>
                             </w:r>
                             <w:proofErr w:type="spellStart"/>
-                            <w:proofErr w:type="gramStart"/>
                             <w:r>
                               <w:rPr>
                                 <w:b/>
                                 <w:bCs/>
                               </w:rPr>
-                              <w:t>inf.a</w:t>
-                            </w:r>
-                            <w:proofErr w:type="gramEnd"/>
-                            <w:r>
-                              <w:rPr>
-                                <w:b/>
-                                <w:bCs/>
-                              </w:rPr>
-                              <w:t>&amp;</w:t>
-                            </w:r>
-                            <w:proofErr w:type="gramStart"/>
-                            <w:r>
-                              <w:rPr>
-                                <w:b/>
-                                <w:bCs/>
-                              </w:rPr>
-                              <w:t>inf.b</w:t>
+                              <w:t>inf.a&amp;inf.b</w:t>
                             </w:r>
                             <w:proofErr w:type="spellEnd"/>
-                            <w:proofErr w:type="gramEnd"/>
                             <w:r>
                               <w:rPr>
                                 <w:b/>
@@ -16808,7 +15592,6 @@
                           <w:bCs/>
                         </w:rPr>
                       </w:pPr>
-                      <w:proofErr w:type="gramStart"/>
                       <w:r>
                         <w:rPr>
                           <w:b/>
@@ -16822,15 +15605,7 @@
                           <w:b/>
                           <w:bCs/>
                         </w:rPr>
-                        <w:t>ha</w:t>
-                      </w:r>
-                      <w:proofErr w:type="gramEnd"/>
-                      <w:r>
-                        <w:rPr>
-                          <w:b/>
-                          <w:bCs/>
-                        </w:rPr>
-                        <w:t>_if</w:t>
+                        <w:t>ha_if</w:t>
                       </w:r>
                       <w:proofErr w:type="spellEnd"/>
                       <w:r>
@@ -16875,7 +15650,6 @@
                         <w:t xml:space="preserve">Logic </w:t>
                       </w:r>
                       <w:proofErr w:type="spellStart"/>
-                      <w:proofErr w:type="gramStart"/>
                       <w:r>
                         <w:rPr>
                           <w:b/>
@@ -16884,7 +15658,6 @@
                         <w:t>sum,cout</w:t>
                       </w:r>
                       <w:proofErr w:type="spellEnd"/>
-                      <w:proofErr w:type="gramEnd"/>
                       <w:r>
                         <w:rPr>
                           <w:b/>
@@ -16941,15 +15714,7 @@
                           <w:b/>
                           <w:bCs/>
                         </w:rPr>
-                        <w:t>ha_</w:t>
-                      </w:r>
-                      <w:proofErr w:type="gramStart"/>
-                      <w:r>
-                        <w:rPr>
-                          <w:b/>
-                          <w:bCs/>
-                        </w:rPr>
-                        <w:t>adder</w:t>
+                        <w:t>ha_adder</w:t>
                       </w:r>
                       <w:proofErr w:type="spellEnd"/>
                       <w:r>
@@ -16960,7 +15725,6 @@
                         <w:t>(</w:t>
                       </w:r>
                       <w:proofErr w:type="spellStart"/>
-                      <w:proofErr w:type="gramEnd"/>
                       <w:r>
                         <w:rPr>
                           <w:b/>
@@ -17010,32 +15774,14 @@
                         <w:t xml:space="preserve"> = </w:t>
                       </w:r>
                       <w:proofErr w:type="spellStart"/>
-                      <w:proofErr w:type="gramStart"/>
                       <w:r>
                         <w:rPr>
                           <w:b/>
                           <w:bCs/>
                         </w:rPr>
-                        <w:t>inf.a</w:t>
-                      </w:r>
-                      <w:proofErr w:type="gramEnd"/>
-                      <w:r>
-                        <w:rPr>
-                          <w:b/>
-                          <w:bCs/>
-                        </w:rPr>
-                        <w:t>+</w:t>
-                      </w:r>
-                      <w:proofErr w:type="gramStart"/>
-                      <w:r>
-                        <w:rPr>
-                          <w:b/>
-                          <w:bCs/>
-                        </w:rPr>
-                        <w:t>inf.b</w:t>
+                        <w:t>inf.a+inf.b</w:t>
                       </w:r>
                       <w:proofErr w:type="spellEnd"/>
-                      <w:proofErr w:type="gramEnd"/>
                       <w:r>
                         <w:rPr>
                           <w:b/>
@@ -17061,7 +15807,6 @@
                         <w:t xml:space="preserve">assign </w:t>
                       </w:r>
                       <w:proofErr w:type="spellStart"/>
-                      <w:proofErr w:type="gramStart"/>
                       <w:r>
                         <w:rPr>
                           <w:b/>
@@ -17070,7 +15815,6 @@
                         <w:t>inf.cout</w:t>
                       </w:r>
                       <w:proofErr w:type="spellEnd"/>
-                      <w:proofErr w:type="gramEnd"/>
                       <w:r>
                         <w:rPr>
                           <w:b/>
@@ -17079,32 +15823,14 @@
                         <w:t xml:space="preserve"> = </w:t>
                       </w:r>
                       <w:proofErr w:type="spellStart"/>
-                      <w:proofErr w:type="gramStart"/>
                       <w:r>
                         <w:rPr>
                           <w:b/>
                           <w:bCs/>
                         </w:rPr>
-                        <w:t>inf.a</w:t>
-                      </w:r>
-                      <w:proofErr w:type="gramEnd"/>
-                      <w:r>
-                        <w:rPr>
-                          <w:b/>
-                          <w:bCs/>
-                        </w:rPr>
-                        <w:t>&amp;</w:t>
-                      </w:r>
-                      <w:proofErr w:type="gramStart"/>
-                      <w:r>
-                        <w:rPr>
-                          <w:b/>
-                          <w:bCs/>
-                        </w:rPr>
-                        <w:t>inf.b</w:t>
+                        <w:t>inf.a&amp;inf.b</w:t>
                       </w:r>
                       <w:proofErr w:type="spellEnd"/>
-                      <w:proofErr w:type="gramEnd"/>
                       <w:r>
                         <w:rPr>
                           <w:b/>
@@ -18374,15 +17100,7 @@
                             </w:r>
                             <w:proofErr w:type="spellEnd"/>
                             <w:r>
-                              <w:t xml:space="preserve"> </w:t>
-                            </w:r>
-                            <w:proofErr w:type="gramStart"/>
-                            <w:r>
-                              <w:t>@(</w:t>
-                            </w:r>
-                            <w:proofErr w:type="gramEnd"/>
-                            <w:r>
-                              <w:t xml:space="preserve">posedge </w:t>
+                              <w:t xml:space="preserve"> @(posedge </w:t>
                             </w:r>
                             <w:proofErr w:type="spellStart"/>
                             <w:r>
@@ -18516,15 +17234,7 @@
                       </w:r>
                       <w:proofErr w:type="spellEnd"/>
                       <w:r>
-                        <w:t xml:space="preserve"> </w:t>
-                      </w:r>
-                      <w:proofErr w:type="gramStart"/>
-                      <w:r>
-                        <w:t>@(</w:t>
-                      </w:r>
-                      <w:proofErr w:type="gramEnd"/>
-                      <w:r>
-                        <w:t xml:space="preserve">posedge </w:t>
+                        <w:t xml:space="preserve"> @(posedge </w:t>
                       </w:r>
                       <w:proofErr w:type="spellStart"/>
                       <w:r>
@@ -19482,19 +18192,11 @@
         </w:rPr>
         <w:t xml:space="preserve">Instance of class </w:t>
       </w:r>
-      <w:proofErr w:type="gramStart"/>
       <w:r>
         <w:rPr>
           <w:color w:val="000000" w:themeColor="text1"/>
         </w:rPr>
-        <w:t>An</w:t>
-      </w:r>
-      <w:proofErr w:type="gramEnd"/>
-      <w:r>
-        <w:rPr>
-          <w:color w:val="000000" w:themeColor="text1"/>
-        </w:rPr>
-        <w:t xml:space="preserve"> object is the actual instance of a class that holds data and can execute methods.</w:t>
+        <w:t>An object is the actual instance of a class that holds data and can execute methods.</w:t>
       </w:r>
     </w:p>
     <w:p>
@@ -19511,7 +18213,6 @@
           <w:szCs w:val="24"/>
         </w:rPr>
       </w:pPr>
-      <w:proofErr w:type="gramStart"/>
       <w:r>
         <w:rPr>
           <w:rFonts w:ascii="Times New Roman" w:eastAsia="Times New Roman" w:hAnsi="Symbol" w:cs="Times New Roman"/>
@@ -19526,16 +18227,7 @@
           <w:sz w:val="24"/>
           <w:szCs w:val="24"/>
         </w:rPr>
-        <w:t xml:space="preserve">  Class</w:t>
-      </w:r>
-      <w:proofErr w:type="gramEnd"/>
-      <w:r>
-        <w:rPr>
-          <w:rFonts w:ascii="Times New Roman" w:eastAsia="Times New Roman" w:hAnsi="Times New Roman" w:cs="Times New Roman"/>
-          <w:sz w:val="24"/>
-          <w:szCs w:val="24"/>
-        </w:rPr>
-        <w:t xml:space="preserve"> = blueprint </w:t>
+        <w:t xml:space="preserve">  Class = blueprint </w:t>
       </w:r>
     </w:p>
     <w:p>
@@ -19549,7 +18241,6 @@
           <w:color w:val="EE0000"/>
         </w:rPr>
       </w:pPr>
-      <w:proofErr w:type="gramStart"/>
       <w:r>
         <w:rPr>
           <w:rFonts w:ascii="Times New Roman" w:eastAsia="Times New Roman" w:hAnsi="Symbol" w:cs="Times New Roman"/>
@@ -19564,16 +18255,7 @@
           <w:sz w:val="24"/>
           <w:szCs w:val="24"/>
         </w:rPr>
-        <w:t xml:space="preserve">  Object</w:t>
-      </w:r>
-      <w:proofErr w:type="gramEnd"/>
-      <w:r>
-        <w:rPr>
-          <w:rFonts w:ascii="Times New Roman" w:eastAsia="Times New Roman" w:hAnsi="Times New Roman" w:cs="Times New Roman"/>
-          <w:sz w:val="24"/>
-          <w:szCs w:val="24"/>
-        </w:rPr>
-        <w:t xml:space="preserve"> = real thing created from that blueprint</w:t>
+        <w:t xml:space="preserve">  Object = real thing created from that blueprint</w:t>
       </w:r>
     </w:p>
     <w:p>
@@ -19591,21 +18273,7 @@
         <w:rPr>
           <w:color w:val="000000" w:themeColor="text1"/>
         </w:rPr>
-        <w:t xml:space="preserve">Object is created only using </w:t>
-      </w:r>
-      <w:proofErr w:type="gramStart"/>
-      <w:r>
-        <w:rPr>
-          <w:color w:val="000000" w:themeColor="text1"/>
-        </w:rPr>
-        <w:t>new(</w:t>
-      </w:r>
-      <w:proofErr w:type="gramEnd"/>
-      <w:r>
-        <w:rPr>
-          <w:color w:val="000000" w:themeColor="text1"/>
-        </w:rPr>
-        <w:t>)</w:t>
+        <w:t>Object is created only using new()</w:t>
       </w:r>
     </w:p>
     <w:p>
@@ -19619,19 +18287,11 @@
           <w:color w:val="000000" w:themeColor="text1"/>
         </w:rPr>
       </w:pPr>
-      <w:proofErr w:type="gramStart"/>
       <w:r>
         <w:rPr>
           <w:color w:val="000000" w:themeColor="text1"/>
         </w:rPr>
-        <w:t>  Handle</w:t>
-      </w:r>
-      <w:proofErr w:type="gramEnd"/>
-      <w:r>
-        <w:rPr>
-          <w:color w:val="000000" w:themeColor="text1"/>
-        </w:rPr>
-        <w:t xml:space="preserve"> = address of object </w:t>
+        <w:t xml:space="preserve">  Handle = address of object </w:t>
       </w:r>
     </w:p>
     <w:p>
@@ -19645,19 +18305,11 @@
           <w:color w:val="000000" w:themeColor="text1"/>
         </w:rPr>
       </w:pPr>
-      <w:proofErr w:type="gramStart"/>
       <w:r>
         <w:rPr>
           <w:color w:val="000000" w:themeColor="text1"/>
         </w:rPr>
-        <w:t>  Object</w:t>
-      </w:r>
-      <w:proofErr w:type="gramEnd"/>
-      <w:r>
-        <w:rPr>
-          <w:color w:val="000000" w:themeColor="text1"/>
-        </w:rPr>
-        <w:t xml:space="preserve"> = actual data in memory</w:t>
+        <w:t>  Object = actual data in memory</w:t>
       </w:r>
     </w:p>
     <w:p>
@@ -19709,21 +18361,7 @@
           <w:color w:val="EE0000"/>
         </w:rPr>
         <w:tab/>
-        <w:t xml:space="preserve">p1 = </w:t>
-      </w:r>
-      <w:proofErr w:type="gramStart"/>
-      <w:r>
-        <w:rPr>
-          <w:color w:val="EE0000"/>
-        </w:rPr>
-        <w:t>new(</w:t>
-      </w:r>
-      <w:proofErr w:type="gramEnd"/>
-      <w:r>
-        <w:rPr>
-          <w:color w:val="EE0000"/>
-        </w:rPr>
-        <w:t>);</w:t>
+        <w:t>p1 = new();</w:t>
       </w:r>
     </w:p>
     <w:p>
@@ -19739,21 +18377,7 @@
           <w:color w:val="EE0000"/>
         </w:rPr>
         <w:tab/>
-        <w:t xml:space="preserve">P2 = </w:t>
-      </w:r>
-      <w:proofErr w:type="gramStart"/>
-      <w:r>
-        <w:rPr>
-          <w:color w:val="EE0000"/>
-        </w:rPr>
-        <w:t>new(</w:t>
-      </w:r>
-      <w:proofErr w:type="gramEnd"/>
-      <w:r>
-        <w:rPr>
-          <w:color w:val="EE0000"/>
-        </w:rPr>
-        <w:t>);</w:t>
+        <w:t>P2 = new();</w:t>
       </w:r>
     </w:p>
     <w:p>
@@ -19849,15 +18473,7 @@
                             </w:r>
                             <w:r>
                               <w:br/>
-                              <w:t xml:space="preserve">function </w:t>
-                            </w:r>
-                            <w:proofErr w:type="gramStart"/>
-                            <w:r>
-                              <w:t>new(</w:t>
-                            </w:r>
-                            <w:proofErr w:type="gramEnd"/>
-                            <w:r>
-                              <w:t>int x);</w:t>
+                              <w:t>function new(int x);</w:t>
                             </w:r>
                             <w:r>
                               <w:br/>
@@ -19955,15 +18571,7 @@
                       </w:r>
                       <w:r>
                         <w:br/>
-                        <w:t xml:space="preserve">function </w:t>
-                      </w:r>
-                      <w:proofErr w:type="gramStart"/>
-                      <w:r>
-                        <w:t>new(</w:t>
-                      </w:r>
-                      <w:proofErr w:type="gramEnd"/>
-                      <w:r>
-                        <w:t>int x);</w:t>
+                        <w:t>function new(int x);</w:t>
                       </w:r>
                       <w:r>
                         <w:br/>
@@ -21076,6 +19684,1425 @@
       </w:pPr>
       <w:r>
         <w:rPr>
+          <w:noProof/>
+          <w:color w:val="C00000"/>
+        </w:rPr>
+        <w:lastRenderedPageBreak/>
+        <mc:AlternateContent>
+          <mc:Choice Requires="wps">
+            <w:drawing>
+              <wp:anchor distT="182880" distB="182880" distL="182880" distR="182880" simplePos="0" relativeHeight="251658240" behindDoc="0" locked="0" layoutInCell="1" allowOverlap="1" wp14:anchorId="22AD75AC" wp14:editId="64D80153">
+                <wp:simplePos x="0" y="0"/>
+                <wp:positionH relativeFrom="page">
+                  <wp:posOffset>4572000</wp:posOffset>
+                </wp:positionH>
+                <wp:positionV relativeFrom="margin">
+                  <wp:posOffset>0</wp:posOffset>
+                </wp:positionV>
+                <wp:extent cx="3099435" cy="5070475"/>
+                <wp:effectExtent l="0" t="0" r="5715" b="0"/>
+                <wp:wrapSquare wrapText="bothSides"/>
+                <wp:docPr id="118" name="Snip Single Corner Rectangle 118"/>
+                <wp:cNvGraphicFramePr/>
+                <a:graphic xmlns:a="http://schemas.openxmlformats.org/drawingml/2006/main">
+                  <a:graphicData uri="http://schemas.microsoft.com/office/word/2010/wordprocessingShape">
+                    <wps:wsp>
+                      <wps:cNvSpPr/>
+                      <wps:spPr>
+                        <a:xfrm>
+                          <a:off x="0" y="0"/>
+                          <a:ext cx="3099435" cy="5070475"/>
+                        </a:xfrm>
+                        <a:prstGeom prst="snip1Rect">
+                          <a:avLst/>
+                        </a:prstGeom>
+                        <a:gradFill flip="none" rotWithShape="1">
+                          <a:gsLst>
+                            <a:gs pos="0">
+                              <a:schemeClr val="tx2">
+                                <a:lumMod val="60000"/>
+                                <a:lumOff val="40000"/>
+                                <a:alpha val="20000"/>
+                              </a:schemeClr>
+                            </a:gs>
+                            <a:gs pos="100000">
+                              <a:schemeClr val="tx2">
+                                <a:lumMod val="20000"/>
+                                <a:lumOff val="80000"/>
+                                <a:alpha val="20000"/>
+                              </a:schemeClr>
+                            </a:gs>
+                          </a:gsLst>
+                          <a:lin ang="5400000" scaled="0"/>
+                          <a:tileRect/>
+                        </a:gradFill>
+                        <a:ln>
+                          <a:noFill/>
+                        </a:ln>
+                      </wps:spPr>
+                      <wps:style>
+                        <a:lnRef idx="2">
+                          <a:schemeClr val="accent1">
+                            <a:shade val="50000"/>
+                          </a:schemeClr>
+                        </a:lnRef>
+                        <a:fillRef idx="1003">
+                          <a:schemeClr val="dk2"/>
+                        </a:fillRef>
+                        <a:effectRef idx="0">
+                          <a:schemeClr val="accent1"/>
+                        </a:effectRef>
+                        <a:fontRef idx="minor">
+                          <a:schemeClr val="lt1"/>
+                        </a:fontRef>
+                      </wps:style>
+                      <wps:txbx>
+                        <w:txbxContent>
+                          <w:p>
+                            <w:pPr>
+                              <w:spacing w:after="0" w:line="240" w:lineRule="auto"/>
+                              <w:rPr>
+                                <w:color w:val="1F497D" w:themeColor="text2"/>
+                                <w:sz w:val="16"/>
+                                <w:szCs w:val="16"/>
+                              </w:rPr>
+                            </w:pPr>
+                            <w:r>
+                              <w:rPr>
+                                <w:color w:val="1F497D" w:themeColor="text2"/>
+                                <w:sz w:val="16"/>
+                                <w:szCs w:val="16"/>
+                              </w:rPr>
+                              <w:t>class Key;</w:t>
+                            </w:r>
+                          </w:p>
+                          <w:p>
+                            <w:pPr>
+                              <w:spacing w:after="0" w:line="240" w:lineRule="auto"/>
+                              <w:rPr>
+                                <w:color w:val="1F497D" w:themeColor="text2"/>
+                                <w:sz w:val="16"/>
+                                <w:szCs w:val="16"/>
+                              </w:rPr>
+                            </w:pPr>
+                            <w:r>
+                              <w:rPr>
+                                <w:color w:val="1F497D" w:themeColor="text2"/>
+                                <w:sz w:val="16"/>
+                                <w:szCs w:val="16"/>
+                              </w:rPr>
+                              <w:t xml:space="preserve">  int code = 123;</w:t>
+                            </w:r>
+                          </w:p>
+                          <w:p>
+                            <w:pPr>
+                              <w:spacing w:after="0" w:line="240" w:lineRule="auto"/>
+                              <w:rPr>
+                                <w:color w:val="1F497D" w:themeColor="text2"/>
+                                <w:sz w:val="16"/>
+                                <w:szCs w:val="16"/>
+                              </w:rPr>
+                            </w:pPr>
+                            <w:proofErr w:type="spellStart"/>
+                            <w:r>
+                              <w:rPr>
+                                <w:color w:val="1F497D" w:themeColor="text2"/>
+                                <w:sz w:val="16"/>
+                                <w:szCs w:val="16"/>
+                              </w:rPr>
+                              <w:t>endclass</w:t>
+                            </w:r>
+                            <w:proofErr w:type="spellEnd"/>
+                          </w:p>
+                          <w:p>
+                            <w:pPr>
+                              <w:spacing w:after="0" w:line="240" w:lineRule="auto"/>
+                              <w:rPr>
+                                <w:color w:val="1F497D" w:themeColor="text2"/>
+                                <w:sz w:val="16"/>
+                                <w:szCs w:val="16"/>
+                              </w:rPr>
+                            </w:pPr>
+                          </w:p>
+                          <w:p>
+                            <w:pPr>
+                              <w:spacing w:after="0" w:line="240" w:lineRule="auto"/>
+                              <w:rPr>
+                                <w:color w:val="1F497D" w:themeColor="text2"/>
+                                <w:sz w:val="16"/>
+                                <w:szCs w:val="16"/>
+                              </w:rPr>
+                            </w:pPr>
+                            <w:r>
+                              <w:rPr>
+                                <w:color w:val="1F497D" w:themeColor="text2"/>
+                                <w:sz w:val="16"/>
+                                <w:szCs w:val="16"/>
+                              </w:rPr>
+                              <w:t>class House;</w:t>
+                            </w:r>
+                          </w:p>
+                          <w:p>
+                            <w:pPr>
+                              <w:spacing w:after="0" w:line="240" w:lineRule="auto"/>
+                              <w:rPr>
+                                <w:color w:val="1F497D" w:themeColor="text2"/>
+                                <w:sz w:val="16"/>
+                                <w:szCs w:val="16"/>
+                              </w:rPr>
+                            </w:pPr>
+                            <w:r>
+                              <w:rPr>
+                                <w:color w:val="1F497D" w:themeColor="text2"/>
+                                <w:sz w:val="16"/>
+                                <w:szCs w:val="16"/>
+                              </w:rPr>
+                              <w:t xml:space="preserve">  Key </w:t>
+                            </w:r>
+                            <w:proofErr w:type="spellStart"/>
+                            <w:r>
+                              <w:rPr>
+                                <w:color w:val="1F497D" w:themeColor="text2"/>
+                                <w:sz w:val="16"/>
+                                <w:szCs w:val="16"/>
+                              </w:rPr>
+                              <w:t>my_key</w:t>
+                            </w:r>
+                            <w:proofErr w:type="spellEnd"/>
+                            <w:r>
+                              <w:rPr>
+                                <w:color w:val="1F497D" w:themeColor="text2"/>
+                                <w:sz w:val="16"/>
+                                <w:szCs w:val="16"/>
+                              </w:rPr>
+                              <w:t>;</w:t>
+                            </w:r>
+                          </w:p>
+                          <w:p>
+                            <w:pPr>
+                              <w:spacing w:after="0" w:line="240" w:lineRule="auto"/>
+                              <w:rPr>
+                                <w:color w:val="1F497D" w:themeColor="text2"/>
+                                <w:sz w:val="16"/>
+                                <w:szCs w:val="16"/>
+                              </w:rPr>
+                            </w:pPr>
+                          </w:p>
+                          <w:p>
+                            <w:pPr>
+                              <w:spacing w:after="0" w:line="240" w:lineRule="auto"/>
+                              <w:rPr>
+                                <w:color w:val="1F497D" w:themeColor="text2"/>
+                                <w:sz w:val="16"/>
+                                <w:szCs w:val="16"/>
+                              </w:rPr>
+                            </w:pPr>
+                            <w:r>
+                              <w:rPr>
+                                <w:color w:val="1F497D" w:themeColor="text2"/>
+                                <w:sz w:val="16"/>
+                                <w:szCs w:val="16"/>
+                              </w:rPr>
+                              <w:t xml:space="preserve">  function new();</w:t>
+                            </w:r>
+                          </w:p>
+                          <w:p>
+                            <w:pPr>
+                              <w:spacing w:after="0" w:line="240" w:lineRule="auto"/>
+                              <w:rPr>
+                                <w:color w:val="1F497D" w:themeColor="text2"/>
+                                <w:sz w:val="16"/>
+                                <w:szCs w:val="16"/>
+                              </w:rPr>
+                            </w:pPr>
+                            <w:r>
+                              <w:rPr>
+                                <w:color w:val="1F497D" w:themeColor="text2"/>
+                                <w:sz w:val="16"/>
+                                <w:szCs w:val="16"/>
+                              </w:rPr>
+                              <w:t xml:space="preserve">    </w:t>
+                            </w:r>
+                            <w:proofErr w:type="spellStart"/>
+                            <w:r>
+                              <w:rPr>
+                                <w:color w:val="1F497D" w:themeColor="text2"/>
+                                <w:sz w:val="16"/>
+                                <w:szCs w:val="16"/>
+                              </w:rPr>
+                              <w:t>my_key</w:t>
+                            </w:r>
+                            <w:proofErr w:type="spellEnd"/>
+                            <w:r>
+                              <w:rPr>
+                                <w:color w:val="1F497D" w:themeColor="text2"/>
+                                <w:sz w:val="16"/>
+                                <w:szCs w:val="16"/>
+                              </w:rPr>
+                              <w:t xml:space="preserve"> = new();</w:t>
+                            </w:r>
+                          </w:p>
+                          <w:p>
+                            <w:pPr>
+                              <w:spacing w:after="0" w:line="240" w:lineRule="auto"/>
+                              <w:rPr>
+                                <w:color w:val="1F497D" w:themeColor="text2"/>
+                                <w:sz w:val="16"/>
+                                <w:szCs w:val="16"/>
+                              </w:rPr>
+                            </w:pPr>
+                            <w:r>
+                              <w:rPr>
+                                <w:color w:val="1F497D" w:themeColor="text2"/>
+                                <w:sz w:val="16"/>
+                                <w:szCs w:val="16"/>
+                              </w:rPr>
+                              <w:t xml:space="preserve">  </w:t>
+                            </w:r>
+                            <w:proofErr w:type="spellStart"/>
+                            <w:r>
+                              <w:rPr>
+                                <w:color w:val="1F497D" w:themeColor="text2"/>
+                                <w:sz w:val="16"/>
+                                <w:szCs w:val="16"/>
+                              </w:rPr>
+                              <w:t>endfunction</w:t>
+                            </w:r>
+                            <w:proofErr w:type="spellEnd"/>
+                          </w:p>
+                          <w:p>
+                            <w:pPr>
+                              <w:spacing w:after="0" w:line="240" w:lineRule="auto"/>
+                              <w:rPr>
+                                <w:color w:val="1F497D" w:themeColor="text2"/>
+                                <w:sz w:val="16"/>
+                                <w:szCs w:val="16"/>
+                              </w:rPr>
+                            </w:pPr>
+                          </w:p>
+                          <w:p>
+                            <w:pPr>
+                              <w:spacing w:after="0" w:line="240" w:lineRule="auto"/>
+                              <w:rPr>
+                                <w:color w:val="1F497D" w:themeColor="text2"/>
+                                <w:sz w:val="16"/>
+                                <w:szCs w:val="16"/>
+                              </w:rPr>
+                            </w:pPr>
+                            <w:r>
+                              <w:rPr>
+                                <w:color w:val="1F497D" w:themeColor="text2"/>
+                                <w:sz w:val="16"/>
+                                <w:szCs w:val="16"/>
+                              </w:rPr>
+                              <w:t xml:space="preserve">  // The Deep Copy Method</w:t>
+                            </w:r>
+                          </w:p>
+                          <w:p>
+                            <w:pPr>
+                              <w:spacing w:after="0" w:line="240" w:lineRule="auto"/>
+                              <w:rPr>
+                                <w:color w:val="1F497D" w:themeColor="text2"/>
+                                <w:sz w:val="16"/>
+                                <w:szCs w:val="16"/>
+                              </w:rPr>
+                            </w:pPr>
+                            <w:r>
+                              <w:rPr>
+                                <w:color w:val="1F497D" w:themeColor="text2"/>
+                                <w:sz w:val="16"/>
+                                <w:szCs w:val="16"/>
+                              </w:rPr>
+                              <w:t xml:space="preserve">  function House clone();</w:t>
+                            </w:r>
+                          </w:p>
+                          <w:p>
+                            <w:pPr>
+                              <w:spacing w:after="0" w:line="240" w:lineRule="auto"/>
+                              <w:rPr>
+                                <w:color w:val="1F497D" w:themeColor="text2"/>
+                                <w:sz w:val="16"/>
+                                <w:szCs w:val="16"/>
+                              </w:rPr>
+                            </w:pPr>
+                            <w:r>
+                              <w:rPr>
+                                <w:color w:val="1F497D" w:themeColor="text2"/>
+                                <w:sz w:val="16"/>
+                                <w:szCs w:val="16"/>
+                              </w:rPr>
+                              <w:t xml:space="preserve">    House temp = new();          // Create a new house</w:t>
+                            </w:r>
+                          </w:p>
+                          <w:p>
+                            <w:pPr>
+                              <w:spacing w:after="0" w:line="240" w:lineRule="auto"/>
+                              <w:rPr>
+                                <w:color w:val="1F497D" w:themeColor="text2"/>
+                                <w:sz w:val="16"/>
+                                <w:szCs w:val="16"/>
+                              </w:rPr>
+                            </w:pPr>
+                            <w:r>
+                              <w:rPr>
+                                <w:color w:val="1F497D" w:themeColor="text2"/>
+                                <w:sz w:val="16"/>
+                                <w:szCs w:val="16"/>
+                              </w:rPr>
+                              <w:t xml:space="preserve">    </w:t>
+                            </w:r>
+                            <w:proofErr w:type="spellStart"/>
+                            <w:r>
+                              <w:rPr>
+                                <w:color w:val="1F497D" w:themeColor="text2"/>
+                                <w:sz w:val="16"/>
+                                <w:szCs w:val="16"/>
+                              </w:rPr>
+                              <w:t>temp.my_key.code</w:t>
+                            </w:r>
+                            <w:proofErr w:type="spellEnd"/>
+                            <w:r>
+                              <w:rPr>
+                                <w:color w:val="1F497D" w:themeColor="text2"/>
+                                <w:sz w:val="16"/>
+                                <w:szCs w:val="16"/>
+                              </w:rPr>
+                              <w:t xml:space="preserve"> = </w:t>
+                            </w:r>
+                            <w:proofErr w:type="spellStart"/>
+                            <w:r>
+                              <w:rPr>
+                                <w:color w:val="1F497D" w:themeColor="text2"/>
+                                <w:sz w:val="16"/>
+                                <w:szCs w:val="16"/>
+                              </w:rPr>
+                              <w:t>this.my_key.code</w:t>
+                            </w:r>
+                            <w:proofErr w:type="spellEnd"/>
+                            <w:r>
+                              <w:rPr>
+                                <w:color w:val="1F497D" w:themeColor="text2"/>
+                                <w:sz w:val="16"/>
+                                <w:szCs w:val="16"/>
+                              </w:rPr>
+                              <w:t>; // Create/copy a new key value</w:t>
+                            </w:r>
+                          </w:p>
+                          <w:p>
+                            <w:pPr>
+                              <w:spacing w:after="0" w:line="240" w:lineRule="auto"/>
+                              <w:rPr>
+                                <w:color w:val="1F497D" w:themeColor="text2"/>
+                                <w:sz w:val="16"/>
+                                <w:szCs w:val="16"/>
+                              </w:rPr>
+                            </w:pPr>
+                            <w:r>
+                              <w:rPr>
+                                <w:color w:val="1F497D" w:themeColor="text2"/>
+                                <w:sz w:val="16"/>
+                                <w:szCs w:val="16"/>
+                              </w:rPr>
+                              <w:t xml:space="preserve">    return temp;</w:t>
+                            </w:r>
+                          </w:p>
+                          <w:p>
+                            <w:pPr>
+                              <w:spacing w:after="0" w:line="240" w:lineRule="auto"/>
+                              <w:rPr>
+                                <w:color w:val="1F497D" w:themeColor="text2"/>
+                                <w:sz w:val="16"/>
+                                <w:szCs w:val="16"/>
+                              </w:rPr>
+                            </w:pPr>
+                            <w:r>
+                              <w:rPr>
+                                <w:color w:val="1F497D" w:themeColor="text2"/>
+                                <w:sz w:val="16"/>
+                                <w:szCs w:val="16"/>
+                              </w:rPr>
+                              <w:t xml:space="preserve">  </w:t>
+                            </w:r>
+                            <w:proofErr w:type="spellStart"/>
+                            <w:r>
+                              <w:rPr>
+                                <w:color w:val="1F497D" w:themeColor="text2"/>
+                                <w:sz w:val="16"/>
+                                <w:szCs w:val="16"/>
+                              </w:rPr>
+                              <w:t>endfunction</w:t>
+                            </w:r>
+                            <w:proofErr w:type="spellEnd"/>
+                          </w:p>
+                          <w:p>
+                            <w:pPr>
+                              <w:spacing w:after="0" w:line="240" w:lineRule="auto"/>
+                              <w:rPr>
+                                <w:color w:val="1F497D" w:themeColor="text2"/>
+                                <w:sz w:val="16"/>
+                                <w:szCs w:val="16"/>
+                              </w:rPr>
+                            </w:pPr>
+                            <w:proofErr w:type="spellStart"/>
+                            <w:r>
+                              <w:rPr>
+                                <w:color w:val="1F497D" w:themeColor="text2"/>
+                                <w:sz w:val="16"/>
+                                <w:szCs w:val="16"/>
+                              </w:rPr>
+                              <w:t>endclass</w:t>
+                            </w:r>
+                            <w:proofErr w:type="spellEnd"/>
+                          </w:p>
+                          <w:p>
+                            <w:pPr>
+                              <w:spacing w:after="0" w:line="240" w:lineRule="auto"/>
+                              <w:rPr>
+                                <w:color w:val="1F497D" w:themeColor="text2"/>
+                                <w:sz w:val="16"/>
+                                <w:szCs w:val="16"/>
+                              </w:rPr>
+                            </w:pPr>
+                          </w:p>
+                          <w:p>
+                            <w:pPr>
+                              <w:spacing w:after="0" w:line="240" w:lineRule="auto"/>
+                              <w:rPr>
+                                <w:color w:val="1F497D" w:themeColor="text2"/>
+                                <w:sz w:val="16"/>
+                                <w:szCs w:val="16"/>
+                              </w:rPr>
+                            </w:pPr>
+                            <w:r>
+                              <w:rPr>
+                                <w:color w:val="1F497D" w:themeColor="text2"/>
+                                <w:sz w:val="16"/>
+                                <w:szCs w:val="16"/>
+                              </w:rPr>
+                              <w:t>module top;</w:t>
+                            </w:r>
+                          </w:p>
+                          <w:p>
+                            <w:pPr>
+                              <w:spacing w:after="0" w:line="240" w:lineRule="auto"/>
+                              <w:rPr>
+                                <w:color w:val="1F497D" w:themeColor="text2"/>
+                                <w:sz w:val="16"/>
+                                <w:szCs w:val="16"/>
+                              </w:rPr>
+                            </w:pPr>
+                            <w:r>
+                              <w:rPr>
+                                <w:color w:val="1F497D" w:themeColor="text2"/>
+                                <w:sz w:val="16"/>
+                                <w:szCs w:val="16"/>
+                              </w:rPr>
+                              <w:t xml:space="preserve">  House h1, h2;</w:t>
+                            </w:r>
+                          </w:p>
+                          <w:p>
+                            <w:pPr>
+                              <w:spacing w:after="0" w:line="240" w:lineRule="auto"/>
+                              <w:rPr>
+                                <w:color w:val="1F497D" w:themeColor="text2"/>
+                                <w:sz w:val="16"/>
+                                <w:szCs w:val="16"/>
+                              </w:rPr>
+                            </w:pPr>
+                          </w:p>
+                          <w:p>
+                            <w:pPr>
+                              <w:spacing w:after="0" w:line="240" w:lineRule="auto"/>
+                              <w:rPr>
+                                <w:color w:val="1F497D" w:themeColor="text2"/>
+                                <w:sz w:val="16"/>
+                                <w:szCs w:val="16"/>
+                              </w:rPr>
+                            </w:pPr>
+                            <w:r>
+                              <w:rPr>
+                                <w:color w:val="1F497D" w:themeColor="text2"/>
+                                <w:sz w:val="16"/>
+                                <w:szCs w:val="16"/>
+                              </w:rPr>
+                              <w:t xml:space="preserve">  initial begin</w:t>
+                            </w:r>
+                          </w:p>
+                          <w:p>
+                            <w:pPr>
+                              <w:spacing w:after="0" w:line="240" w:lineRule="auto"/>
+                              <w:rPr>
+                                <w:color w:val="1F497D" w:themeColor="text2"/>
+                                <w:sz w:val="16"/>
+                                <w:szCs w:val="16"/>
+                              </w:rPr>
+                            </w:pPr>
+                            <w:r>
+                              <w:rPr>
+                                <w:color w:val="1F497D" w:themeColor="text2"/>
+                                <w:sz w:val="16"/>
+                                <w:szCs w:val="16"/>
+                              </w:rPr>
+                              <w:t xml:space="preserve">    h1 = new();</w:t>
+                            </w:r>
+                          </w:p>
+                          <w:p>
+                            <w:pPr>
+                              <w:spacing w:after="0" w:line="240" w:lineRule="auto"/>
+                              <w:rPr>
+                                <w:color w:val="1F497D" w:themeColor="text2"/>
+                                <w:sz w:val="16"/>
+                                <w:szCs w:val="16"/>
+                              </w:rPr>
+                            </w:pPr>
+                            <w:r>
+                              <w:rPr>
+                                <w:color w:val="1F497D" w:themeColor="text2"/>
+                                <w:sz w:val="16"/>
+                                <w:szCs w:val="16"/>
+                              </w:rPr>
+                              <w:t xml:space="preserve">    h2 = h1.clone(); // h2 now has its own '</w:t>
+                            </w:r>
+                            <w:proofErr w:type="spellStart"/>
+                            <w:r>
+                              <w:rPr>
+                                <w:color w:val="1F497D" w:themeColor="text2"/>
+                                <w:sz w:val="16"/>
+                                <w:szCs w:val="16"/>
+                              </w:rPr>
+                              <w:t>my_key</w:t>
+                            </w:r>
+                            <w:proofErr w:type="spellEnd"/>
+                            <w:r>
+                              <w:rPr>
+                                <w:color w:val="1F497D" w:themeColor="text2"/>
+                                <w:sz w:val="16"/>
+                                <w:szCs w:val="16"/>
+                              </w:rPr>
+                              <w:t>' object</w:t>
+                            </w:r>
+                          </w:p>
+                          <w:p>
+                            <w:pPr>
+                              <w:spacing w:after="0" w:line="240" w:lineRule="auto"/>
+                              <w:rPr>
+                                <w:color w:val="1F497D" w:themeColor="text2"/>
+                                <w:sz w:val="16"/>
+                                <w:szCs w:val="16"/>
+                              </w:rPr>
+                            </w:pPr>
+                            <w:r>
+                              <w:rPr>
+                                <w:color w:val="1F497D" w:themeColor="text2"/>
+                                <w:sz w:val="16"/>
+                                <w:szCs w:val="16"/>
+                              </w:rPr>
+                              <w:t xml:space="preserve">    </w:t>
+                            </w:r>
+                          </w:p>
+                          <w:p>
+                            <w:pPr>
+                              <w:spacing w:after="0" w:line="240" w:lineRule="auto"/>
+                              <w:rPr>
+                                <w:color w:val="1F497D" w:themeColor="text2"/>
+                                <w:sz w:val="16"/>
+                                <w:szCs w:val="16"/>
+                              </w:rPr>
+                            </w:pPr>
+                            <w:r>
+                              <w:rPr>
+                                <w:color w:val="1F497D" w:themeColor="text2"/>
+                                <w:sz w:val="16"/>
+                                <w:szCs w:val="16"/>
+                              </w:rPr>
+                              <w:t xml:space="preserve">    h2.my_key.code = 999; // Changing h2 does NOT change h1</w:t>
+                            </w:r>
+                          </w:p>
+                          <w:p>
+                            <w:pPr>
+                              <w:spacing w:after="0" w:line="240" w:lineRule="auto"/>
+                              <w:rPr>
+                                <w:color w:val="1F497D" w:themeColor="text2"/>
+                                <w:sz w:val="16"/>
+                                <w:szCs w:val="16"/>
+                              </w:rPr>
+                            </w:pPr>
+                            <w:r>
+                              <w:rPr>
+                                <w:color w:val="1F497D" w:themeColor="text2"/>
+                                <w:sz w:val="16"/>
+                                <w:szCs w:val="16"/>
+                              </w:rPr>
+                              <w:t xml:space="preserve">    </w:t>
+                            </w:r>
+                          </w:p>
+                          <w:p>
+                            <w:pPr>
+                              <w:spacing w:after="0" w:line="240" w:lineRule="auto"/>
+                              <w:rPr>
+                                <w:color w:val="1F497D" w:themeColor="text2"/>
+                                <w:sz w:val="16"/>
+                                <w:szCs w:val="16"/>
+                              </w:rPr>
+                            </w:pPr>
+                            <w:r>
+                              <w:rPr>
+                                <w:color w:val="1F497D" w:themeColor="text2"/>
+                                <w:sz w:val="16"/>
+                                <w:szCs w:val="16"/>
+                              </w:rPr>
+                              <w:t xml:space="preserve">    $display("House 1 key: %0d", h1.my_key.code); // Prints 123</w:t>
+                            </w:r>
+                          </w:p>
+                          <w:p>
+                            <w:pPr>
+                              <w:spacing w:after="0" w:line="240" w:lineRule="auto"/>
+                              <w:rPr>
+                                <w:color w:val="1F497D" w:themeColor="text2"/>
+                                <w:sz w:val="16"/>
+                                <w:szCs w:val="16"/>
+                              </w:rPr>
+                            </w:pPr>
+                            <w:r>
+                              <w:rPr>
+                                <w:color w:val="1F497D" w:themeColor="text2"/>
+                                <w:sz w:val="16"/>
+                                <w:szCs w:val="16"/>
+                              </w:rPr>
+                              <w:t xml:space="preserve">    $display("House 2 key: %0d", h2.my_key.code); // Prints 999</w:t>
+                            </w:r>
+                          </w:p>
+                          <w:p>
+                            <w:pPr>
+                              <w:spacing w:after="0" w:line="240" w:lineRule="auto"/>
+                              <w:rPr>
+                                <w:color w:val="1F497D" w:themeColor="text2"/>
+                                <w:sz w:val="16"/>
+                                <w:szCs w:val="16"/>
+                              </w:rPr>
+                            </w:pPr>
+                            <w:r>
+                              <w:rPr>
+                                <w:color w:val="1F497D" w:themeColor="text2"/>
+                                <w:sz w:val="16"/>
+                                <w:szCs w:val="16"/>
+                              </w:rPr>
+                              <w:t xml:space="preserve">  end</w:t>
+                            </w:r>
+                          </w:p>
+                          <w:p>
+                            <w:pPr>
+                              <w:spacing w:after="0" w:line="240" w:lineRule="auto"/>
+                              <w:rPr>
+                                <w:color w:val="0F243E" w:themeColor="text2" w:themeShade="80"/>
+                                <w:sz w:val="14"/>
+                                <w:szCs w:val="14"/>
+                              </w:rPr>
+                            </w:pPr>
+                            <w:proofErr w:type="spellStart"/>
+                            <w:r>
+                              <w:rPr>
+                                <w:color w:val="1F497D" w:themeColor="text2"/>
+                                <w:sz w:val="16"/>
+                                <w:szCs w:val="16"/>
+                              </w:rPr>
+                              <w:t>endmodule</w:t>
+                            </w:r>
+                            <w:proofErr w:type="spellEnd"/>
+                          </w:p>
+                        </w:txbxContent>
+                      </wps:txbx>
+                      <wps:bodyPr rot="0" spcFirstLastPara="0" vertOverflow="overflow" horzOverflow="overflow" vert="horz" wrap="square" lIns="228600" tIns="91440" rIns="0" bIns="91440" numCol="1" spcCol="0" rtlCol="0" fromWordArt="0" anchor="t" anchorCtr="0" forceAA="0" compatLnSpc="1">
+                        <a:prstTxWarp prst="textNoShape">
+                          <a:avLst/>
+                        </a:prstTxWarp>
+                        <a:noAutofit/>
+                      </wps:bodyPr>
+                    </wps:wsp>
+                  </a:graphicData>
+                </a:graphic>
+                <wp14:sizeRelH relativeFrom="margin">
+                  <wp14:pctWidth>0</wp14:pctWidth>
+                </wp14:sizeRelH>
+                <wp14:sizeRelV relativeFrom="margin">
+                  <wp14:pctHeight>0</wp14:pctHeight>
+                </wp14:sizeRelV>
+              </wp:anchor>
+            </w:drawing>
+          </mc:Choice>
+          <mc:Fallback>
+            <w:pict>
+              <v:shape w14:anchorId="22AD75AC" id="Snip Single Corner Rectangle 118" o:spid="_x0000_s1033" style="position:absolute;left:0;text-align:left;margin-left:5in;margin-top:0;width:244.05pt;height:399.25pt;z-index:251658240;visibility:visible;mso-wrap-style:square;mso-width-percent:0;mso-height-percent:0;mso-wrap-distance-left:14.4pt;mso-wrap-distance-top:14.4pt;mso-wrap-distance-right:14.4pt;mso-wrap-distance-bottom:14.4pt;mso-position-horizontal:absolute;mso-position-horizontal-relative:page;mso-position-vertical:absolute;mso-position-vertical-relative:margin;mso-width-percent:0;mso-height-percent:0;mso-width-relative:margin;mso-height-relative:margin;v-text-anchor:top" coordsize="3099435,5070475" o:spt="100" o:gfxdata="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" adj="-11796480,,5400" path="m,l2582852,r516583,516583l3099435,5070475,,5070475,,xe" fillcolor="#548dd4 [1951]" stroked="f" strokeweight="2pt">
+                <v:fill opacity="13107f" color2="#c6d9f1 [671]" o:opacity2="13107f" rotate="t" focus="100%" type="gradient">
+                  <o:fill v:ext="view" type="gradientUnscaled"/>
+                </v:fill>
+                <v:stroke joinstyle="miter"/>
+                <v:formulas/>
+                <v:path arrowok="t" o:connecttype="custom" o:connectlocs="0,0;2582852,0;3099435,516583;3099435,5070475;0,5070475;0,0" o:connectangles="0,0,0,0,0,0" textboxrect="0,0,3099435,5070475"/>
+                <v:textbox inset="18pt,7.2pt,0,7.2pt">
+                  <w:txbxContent>
+                    <w:p>
+                      <w:pPr>
+                        <w:spacing w:after="0" w:line="240" w:lineRule="auto"/>
+                        <w:rPr>
+                          <w:color w:val="1F497D" w:themeColor="text2"/>
+                          <w:sz w:val="16"/>
+                          <w:szCs w:val="16"/>
+                        </w:rPr>
+                      </w:pPr>
+                      <w:r>
+                        <w:rPr>
+                          <w:color w:val="1F497D" w:themeColor="text2"/>
+                          <w:sz w:val="16"/>
+                          <w:szCs w:val="16"/>
+                        </w:rPr>
+                        <w:t>class Key;</w:t>
+                      </w:r>
+                    </w:p>
+                    <w:p>
+                      <w:pPr>
+                        <w:spacing w:after="0" w:line="240" w:lineRule="auto"/>
+                        <w:rPr>
+                          <w:color w:val="1F497D" w:themeColor="text2"/>
+                          <w:sz w:val="16"/>
+                          <w:szCs w:val="16"/>
+                        </w:rPr>
+                      </w:pPr>
+                      <w:r>
+                        <w:rPr>
+                          <w:color w:val="1F497D" w:themeColor="text2"/>
+                          <w:sz w:val="16"/>
+                          <w:szCs w:val="16"/>
+                        </w:rPr>
+                        <w:t xml:space="preserve">  int code = 123;</w:t>
+                      </w:r>
+                    </w:p>
+                    <w:p>
+                      <w:pPr>
+                        <w:spacing w:after="0" w:line="240" w:lineRule="auto"/>
+                        <w:rPr>
+                          <w:color w:val="1F497D" w:themeColor="text2"/>
+                          <w:sz w:val="16"/>
+                          <w:szCs w:val="16"/>
+                        </w:rPr>
+                      </w:pPr>
+                      <w:proofErr w:type="spellStart"/>
+                      <w:r>
+                        <w:rPr>
+                          <w:color w:val="1F497D" w:themeColor="text2"/>
+                          <w:sz w:val="16"/>
+                          <w:szCs w:val="16"/>
+                        </w:rPr>
+                        <w:t>endclass</w:t>
+                      </w:r>
+                      <w:proofErr w:type="spellEnd"/>
+                    </w:p>
+                    <w:p>
+                      <w:pPr>
+                        <w:spacing w:after="0" w:line="240" w:lineRule="auto"/>
+                        <w:rPr>
+                          <w:color w:val="1F497D" w:themeColor="text2"/>
+                          <w:sz w:val="16"/>
+                          <w:szCs w:val="16"/>
+                        </w:rPr>
+                      </w:pPr>
+                    </w:p>
+                    <w:p>
+                      <w:pPr>
+                        <w:spacing w:after="0" w:line="240" w:lineRule="auto"/>
+                        <w:rPr>
+                          <w:color w:val="1F497D" w:themeColor="text2"/>
+                          <w:sz w:val="16"/>
+                          <w:szCs w:val="16"/>
+                        </w:rPr>
+                      </w:pPr>
+                      <w:r>
+                        <w:rPr>
+                          <w:color w:val="1F497D" w:themeColor="text2"/>
+                          <w:sz w:val="16"/>
+                          <w:szCs w:val="16"/>
+                        </w:rPr>
+                        <w:t>class House;</w:t>
+                      </w:r>
+                    </w:p>
+                    <w:p>
+                      <w:pPr>
+                        <w:spacing w:after="0" w:line="240" w:lineRule="auto"/>
+                        <w:rPr>
+                          <w:color w:val="1F497D" w:themeColor="text2"/>
+                          <w:sz w:val="16"/>
+                          <w:szCs w:val="16"/>
+                        </w:rPr>
+                      </w:pPr>
+                      <w:r>
+                        <w:rPr>
+                          <w:color w:val="1F497D" w:themeColor="text2"/>
+                          <w:sz w:val="16"/>
+                          <w:szCs w:val="16"/>
+                        </w:rPr>
+                        <w:t xml:space="preserve">  Key </w:t>
+                      </w:r>
+                      <w:proofErr w:type="spellStart"/>
+                      <w:r>
+                        <w:rPr>
+                          <w:color w:val="1F497D" w:themeColor="text2"/>
+                          <w:sz w:val="16"/>
+                          <w:szCs w:val="16"/>
+                        </w:rPr>
+                        <w:t>my_key</w:t>
+                      </w:r>
+                      <w:proofErr w:type="spellEnd"/>
+                      <w:r>
+                        <w:rPr>
+                          <w:color w:val="1F497D" w:themeColor="text2"/>
+                          <w:sz w:val="16"/>
+                          <w:szCs w:val="16"/>
+                        </w:rPr>
+                        <w:t>;</w:t>
+                      </w:r>
+                    </w:p>
+                    <w:p>
+                      <w:pPr>
+                        <w:spacing w:after="0" w:line="240" w:lineRule="auto"/>
+                        <w:rPr>
+                          <w:color w:val="1F497D" w:themeColor="text2"/>
+                          <w:sz w:val="16"/>
+                          <w:szCs w:val="16"/>
+                        </w:rPr>
+                      </w:pPr>
+                    </w:p>
+                    <w:p>
+                      <w:pPr>
+                        <w:spacing w:after="0" w:line="240" w:lineRule="auto"/>
+                        <w:rPr>
+                          <w:color w:val="1F497D" w:themeColor="text2"/>
+                          <w:sz w:val="16"/>
+                          <w:szCs w:val="16"/>
+                        </w:rPr>
+                      </w:pPr>
+                      <w:r>
+                        <w:rPr>
+                          <w:color w:val="1F497D" w:themeColor="text2"/>
+                          <w:sz w:val="16"/>
+                          <w:szCs w:val="16"/>
+                        </w:rPr>
+                        <w:t xml:space="preserve">  function new();</w:t>
+                      </w:r>
+                    </w:p>
+                    <w:p>
+                      <w:pPr>
+                        <w:spacing w:after="0" w:line="240" w:lineRule="auto"/>
+                        <w:rPr>
+                          <w:color w:val="1F497D" w:themeColor="text2"/>
+                          <w:sz w:val="16"/>
+                          <w:szCs w:val="16"/>
+                        </w:rPr>
+                      </w:pPr>
+                      <w:r>
+                        <w:rPr>
+                          <w:color w:val="1F497D" w:themeColor="text2"/>
+                          <w:sz w:val="16"/>
+                          <w:szCs w:val="16"/>
+                        </w:rPr>
+                        <w:t xml:space="preserve">    </w:t>
+                      </w:r>
+                      <w:proofErr w:type="spellStart"/>
+                      <w:r>
+                        <w:rPr>
+                          <w:color w:val="1F497D" w:themeColor="text2"/>
+                          <w:sz w:val="16"/>
+                          <w:szCs w:val="16"/>
+                        </w:rPr>
+                        <w:t>my_key</w:t>
+                      </w:r>
+                      <w:proofErr w:type="spellEnd"/>
+                      <w:r>
+                        <w:rPr>
+                          <w:color w:val="1F497D" w:themeColor="text2"/>
+                          <w:sz w:val="16"/>
+                          <w:szCs w:val="16"/>
+                        </w:rPr>
+                        <w:t xml:space="preserve"> = new();</w:t>
+                      </w:r>
+                    </w:p>
+                    <w:p>
+                      <w:pPr>
+                        <w:spacing w:after="0" w:line="240" w:lineRule="auto"/>
+                        <w:rPr>
+                          <w:color w:val="1F497D" w:themeColor="text2"/>
+                          <w:sz w:val="16"/>
+                          <w:szCs w:val="16"/>
+                        </w:rPr>
+                      </w:pPr>
+                      <w:r>
+                        <w:rPr>
+                          <w:color w:val="1F497D" w:themeColor="text2"/>
+                          <w:sz w:val="16"/>
+                          <w:szCs w:val="16"/>
+                        </w:rPr>
+                        <w:t xml:space="preserve">  </w:t>
+                      </w:r>
+                      <w:proofErr w:type="spellStart"/>
+                      <w:r>
+                        <w:rPr>
+                          <w:color w:val="1F497D" w:themeColor="text2"/>
+                          <w:sz w:val="16"/>
+                          <w:szCs w:val="16"/>
+                        </w:rPr>
+                        <w:t>endfunction</w:t>
+                      </w:r>
+                      <w:proofErr w:type="spellEnd"/>
+                    </w:p>
+                    <w:p>
+                      <w:pPr>
+                        <w:spacing w:after="0" w:line="240" w:lineRule="auto"/>
+                        <w:rPr>
+                          <w:color w:val="1F497D" w:themeColor="text2"/>
+                          <w:sz w:val="16"/>
+                          <w:szCs w:val="16"/>
+                        </w:rPr>
+                      </w:pPr>
+                    </w:p>
+                    <w:p>
+                      <w:pPr>
+                        <w:spacing w:after="0" w:line="240" w:lineRule="auto"/>
+                        <w:rPr>
+                          <w:color w:val="1F497D" w:themeColor="text2"/>
+                          <w:sz w:val="16"/>
+                          <w:szCs w:val="16"/>
+                        </w:rPr>
+                      </w:pPr>
+                      <w:r>
+                        <w:rPr>
+                          <w:color w:val="1F497D" w:themeColor="text2"/>
+                          <w:sz w:val="16"/>
+                          <w:szCs w:val="16"/>
+                        </w:rPr>
+                        <w:t xml:space="preserve">  // The Deep Copy Method</w:t>
+                      </w:r>
+                    </w:p>
+                    <w:p>
+                      <w:pPr>
+                        <w:spacing w:after="0" w:line="240" w:lineRule="auto"/>
+                        <w:rPr>
+                          <w:color w:val="1F497D" w:themeColor="text2"/>
+                          <w:sz w:val="16"/>
+                          <w:szCs w:val="16"/>
+                        </w:rPr>
+                      </w:pPr>
+                      <w:r>
+                        <w:rPr>
+                          <w:color w:val="1F497D" w:themeColor="text2"/>
+                          <w:sz w:val="16"/>
+                          <w:szCs w:val="16"/>
+                        </w:rPr>
+                        <w:t xml:space="preserve">  function House clone();</w:t>
+                      </w:r>
+                    </w:p>
+                    <w:p>
+                      <w:pPr>
+                        <w:spacing w:after="0" w:line="240" w:lineRule="auto"/>
+                        <w:rPr>
+                          <w:color w:val="1F497D" w:themeColor="text2"/>
+                          <w:sz w:val="16"/>
+                          <w:szCs w:val="16"/>
+                        </w:rPr>
+                      </w:pPr>
+                      <w:r>
+                        <w:rPr>
+                          <w:color w:val="1F497D" w:themeColor="text2"/>
+                          <w:sz w:val="16"/>
+                          <w:szCs w:val="16"/>
+                        </w:rPr>
+                        <w:t xml:space="preserve">    House temp = new();          // Create a new house</w:t>
+                      </w:r>
+                    </w:p>
+                    <w:p>
+                      <w:pPr>
+                        <w:spacing w:after="0" w:line="240" w:lineRule="auto"/>
+                        <w:rPr>
+                          <w:color w:val="1F497D" w:themeColor="text2"/>
+                          <w:sz w:val="16"/>
+                          <w:szCs w:val="16"/>
+                        </w:rPr>
+                      </w:pPr>
+                      <w:r>
+                        <w:rPr>
+                          <w:color w:val="1F497D" w:themeColor="text2"/>
+                          <w:sz w:val="16"/>
+                          <w:szCs w:val="16"/>
+                        </w:rPr>
+                        <w:t xml:space="preserve">    </w:t>
+                      </w:r>
+                      <w:proofErr w:type="spellStart"/>
+                      <w:r>
+                        <w:rPr>
+                          <w:color w:val="1F497D" w:themeColor="text2"/>
+                          <w:sz w:val="16"/>
+                          <w:szCs w:val="16"/>
+                        </w:rPr>
+                        <w:t>temp.my_key.code</w:t>
+                      </w:r>
+                      <w:proofErr w:type="spellEnd"/>
+                      <w:r>
+                        <w:rPr>
+                          <w:color w:val="1F497D" w:themeColor="text2"/>
+                          <w:sz w:val="16"/>
+                          <w:szCs w:val="16"/>
+                        </w:rPr>
+                        <w:t xml:space="preserve"> = </w:t>
+                      </w:r>
+                      <w:proofErr w:type="spellStart"/>
+                      <w:r>
+                        <w:rPr>
+                          <w:color w:val="1F497D" w:themeColor="text2"/>
+                          <w:sz w:val="16"/>
+                          <w:szCs w:val="16"/>
+                        </w:rPr>
+                        <w:t>this.my_key.code</w:t>
+                      </w:r>
+                      <w:proofErr w:type="spellEnd"/>
+                      <w:r>
+                        <w:rPr>
+                          <w:color w:val="1F497D" w:themeColor="text2"/>
+                          <w:sz w:val="16"/>
+                          <w:szCs w:val="16"/>
+                        </w:rPr>
+                        <w:t>; // Create/copy a new key value</w:t>
+                      </w:r>
+                    </w:p>
+                    <w:p>
+                      <w:pPr>
+                        <w:spacing w:after="0" w:line="240" w:lineRule="auto"/>
+                        <w:rPr>
+                          <w:color w:val="1F497D" w:themeColor="text2"/>
+                          <w:sz w:val="16"/>
+                          <w:szCs w:val="16"/>
+                        </w:rPr>
+                      </w:pPr>
+                      <w:r>
+                        <w:rPr>
+                          <w:color w:val="1F497D" w:themeColor="text2"/>
+                          <w:sz w:val="16"/>
+                          <w:szCs w:val="16"/>
+                        </w:rPr>
+                        <w:t xml:space="preserve">    return temp;</w:t>
+                      </w:r>
+                    </w:p>
+                    <w:p>
+                      <w:pPr>
+                        <w:spacing w:after="0" w:line="240" w:lineRule="auto"/>
+                        <w:rPr>
+                          <w:color w:val="1F497D" w:themeColor="text2"/>
+                          <w:sz w:val="16"/>
+                          <w:szCs w:val="16"/>
+                        </w:rPr>
+                      </w:pPr>
+                      <w:r>
+                        <w:rPr>
+                          <w:color w:val="1F497D" w:themeColor="text2"/>
+                          <w:sz w:val="16"/>
+                          <w:szCs w:val="16"/>
+                        </w:rPr>
+                        <w:t xml:space="preserve">  </w:t>
+                      </w:r>
+                      <w:proofErr w:type="spellStart"/>
+                      <w:r>
+                        <w:rPr>
+                          <w:color w:val="1F497D" w:themeColor="text2"/>
+                          <w:sz w:val="16"/>
+                          <w:szCs w:val="16"/>
+                        </w:rPr>
+                        <w:t>endfunction</w:t>
+                      </w:r>
+                      <w:proofErr w:type="spellEnd"/>
+                    </w:p>
+                    <w:p>
+                      <w:pPr>
+                        <w:spacing w:after="0" w:line="240" w:lineRule="auto"/>
+                        <w:rPr>
+                          <w:color w:val="1F497D" w:themeColor="text2"/>
+                          <w:sz w:val="16"/>
+                          <w:szCs w:val="16"/>
+                        </w:rPr>
+                      </w:pPr>
+                      <w:proofErr w:type="spellStart"/>
+                      <w:r>
+                        <w:rPr>
+                          <w:color w:val="1F497D" w:themeColor="text2"/>
+                          <w:sz w:val="16"/>
+                          <w:szCs w:val="16"/>
+                        </w:rPr>
+                        <w:t>endclass</w:t>
+                      </w:r>
+                      <w:proofErr w:type="spellEnd"/>
+                    </w:p>
+                    <w:p>
+                      <w:pPr>
+                        <w:spacing w:after="0" w:line="240" w:lineRule="auto"/>
+                        <w:rPr>
+                          <w:color w:val="1F497D" w:themeColor="text2"/>
+                          <w:sz w:val="16"/>
+                          <w:szCs w:val="16"/>
+                        </w:rPr>
+                      </w:pPr>
+                    </w:p>
+                    <w:p>
+                      <w:pPr>
+                        <w:spacing w:after="0" w:line="240" w:lineRule="auto"/>
+                        <w:rPr>
+                          <w:color w:val="1F497D" w:themeColor="text2"/>
+                          <w:sz w:val="16"/>
+                          <w:szCs w:val="16"/>
+                        </w:rPr>
+                      </w:pPr>
+                      <w:r>
+                        <w:rPr>
+                          <w:color w:val="1F497D" w:themeColor="text2"/>
+                          <w:sz w:val="16"/>
+                          <w:szCs w:val="16"/>
+                        </w:rPr>
+                        <w:t>module top;</w:t>
+                      </w:r>
+                    </w:p>
+                    <w:p>
+                      <w:pPr>
+                        <w:spacing w:after="0" w:line="240" w:lineRule="auto"/>
+                        <w:rPr>
+                          <w:color w:val="1F497D" w:themeColor="text2"/>
+                          <w:sz w:val="16"/>
+                          <w:szCs w:val="16"/>
+                        </w:rPr>
+                      </w:pPr>
+                      <w:r>
+                        <w:rPr>
+                          <w:color w:val="1F497D" w:themeColor="text2"/>
+                          <w:sz w:val="16"/>
+                          <w:szCs w:val="16"/>
+                        </w:rPr>
+                        <w:t xml:space="preserve">  House h1, h2;</w:t>
+                      </w:r>
+                    </w:p>
+                    <w:p>
+                      <w:pPr>
+                        <w:spacing w:after="0" w:line="240" w:lineRule="auto"/>
+                        <w:rPr>
+                          <w:color w:val="1F497D" w:themeColor="text2"/>
+                          <w:sz w:val="16"/>
+                          <w:szCs w:val="16"/>
+                        </w:rPr>
+                      </w:pPr>
+                    </w:p>
+                    <w:p>
+                      <w:pPr>
+                        <w:spacing w:after="0" w:line="240" w:lineRule="auto"/>
+                        <w:rPr>
+                          <w:color w:val="1F497D" w:themeColor="text2"/>
+                          <w:sz w:val="16"/>
+                          <w:szCs w:val="16"/>
+                        </w:rPr>
+                      </w:pPr>
+                      <w:r>
+                        <w:rPr>
+                          <w:color w:val="1F497D" w:themeColor="text2"/>
+                          <w:sz w:val="16"/>
+                          <w:szCs w:val="16"/>
+                        </w:rPr>
+                        <w:t xml:space="preserve">  initial begin</w:t>
+                      </w:r>
+                    </w:p>
+                    <w:p>
+                      <w:pPr>
+                        <w:spacing w:after="0" w:line="240" w:lineRule="auto"/>
+                        <w:rPr>
+                          <w:color w:val="1F497D" w:themeColor="text2"/>
+                          <w:sz w:val="16"/>
+                          <w:szCs w:val="16"/>
+                        </w:rPr>
+                      </w:pPr>
+                      <w:r>
+                        <w:rPr>
+                          <w:color w:val="1F497D" w:themeColor="text2"/>
+                          <w:sz w:val="16"/>
+                          <w:szCs w:val="16"/>
+                        </w:rPr>
+                        <w:t xml:space="preserve">    h1 = new();</w:t>
+                      </w:r>
+                    </w:p>
+                    <w:p>
+                      <w:pPr>
+                        <w:spacing w:after="0" w:line="240" w:lineRule="auto"/>
+                        <w:rPr>
+                          <w:color w:val="1F497D" w:themeColor="text2"/>
+                          <w:sz w:val="16"/>
+                          <w:szCs w:val="16"/>
+                        </w:rPr>
+                      </w:pPr>
+                      <w:r>
+                        <w:rPr>
+                          <w:color w:val="1F497D" w:themeColor="text2"/>
+                          <w:sz w:val="16"/>
+                          <w:szCs w:val="16"/>
+                        </w:rPr>
+                        <w:t xml:space="preserve">    h2 = h1.clone(); // h2 now has its own '</w:t>
+                      </w:r>
+                      <w:proofErr w:type="spellStart"/>
+                      <w:r>
+                        <w:rPr>
+                          <w:color w:val="1F497D" w:themeColor="text2"/>
+                          <w:sz w:val="16"/>
+                          <w:szCs w:val="16"/>
+                        </w:rPr>
+                        <w:t>my_key</w:t>
+                      </w:r>
+                      <w:proofErr w:type="spellEnd"/>
+                      <w:r>
+                        <w:rPr>
+                          <w:color w:val="1F497D" w:themeColor="text2"/>
+                          <w:sz w:val="16"/>
+                          <w:szCs w:val="16"/>
+                        </w:rPr>
+                        <w:t>' object</w:t>
+                      </w:r>
+                    </w:p>
+                    <w:p>
+                      <w:pPr>
+                        <w:spacing w:after="0" w:line="240" w:lineRule="auto"/>
+                        <w:rPr>
+                          <w:color w:val="1F497D" w:themeColor="text2"/>
+                          <w:sz w:val="16"/>
+                          <w:szCs w:val="16"/>
+                        </w:rPr>
+                      </w:pPr>
+                      <w:r>
+                        <w:rPr>
+                          <w:color w:val="1F497D" w:themeColor="text2"/>
+                          <w:sz w:val="16"/>
+                          <w:szCs w:val="16"/>
+                        </w:rPr>
+                        <w:t xml:space="preserve">    </w:t>
+                      </w:r>
+                    </w:p>
+                    <w:p>
+                      <w:pPr>
+                        <w:spacing w:after="0" w:line="240" w:lineRule="auto"/>
+                        <w:rPr>
+                          <w:color w:val="1F497D" w:themeColor="text2"/>
+                          <w:sz w:val="16"/>
+                          <w:szCs w:val="16"/>
+                        </w:rPr>
+                      </w:pPr>
+                      <w:r>
+                        <w:rPr>
+                          <w:color w:val="1F497D" w:themeColor="text2"/>
+                          <w:sz w:val="16"/>
+                          <w:szCs w:val="16"/>
+                        </w:rPr>
+                        <w:t xml:space="preserve">    h2.my_key.code = 999; // Changing h2 does NOT change h1</w:t>
+                      </w:r>
+                    </w:p>
+                    <w:p>
+                      <w:pPr>
+                        <w:spacing w:after="0" w:line="240" w:lineRule="auto"/>
+                        <w:rPr>
+                          <w:color w:val="1F497D" w:themeColor="text2"/>
+                          <w:sz w:val="16"/>
+                          <w:szCs w:val="16"/>
+                        </w:rPr>
+                      </w:pPr>
+                      <w:r>
+                        <w:rPr>
+                          <w:color w:val="1F497D" w:themeColor="text2"/>
+                          <w:sz w:val="16"/>
+                          <w:szCs w:val="16"/>
+                        </w:rPr>
+                        <w:t xml:space="preserve">    </w:t>
+                      </w:r>
+                    </w:p>
+                    <w:p>
+                      <w:pPr>
+                        <w:spacing w:after="0" w:line="240" w:lineRule="auto"/>
+                        <w:rPr>
+                          <w:color w:val="1F497D" w:themeColor="text2"/>
+                          <w:sz w:val="16"/>
+                          <w:szCs w:val="16"/>
+                        </w:rPr>
+                      </w:pPr>
+                      <w:r>
+                        <w:rPr>
+                          <w:color w:val="1F497D" w:themeColor="text2"/>
+                          <w:sz w:val="16"/>
+                          <w:szCs w:val="16"/>
+                        </w:rPr>
+                        <w:t xml:space="preserve">    $display("House 1 key: %0d", h1.my_key.code); // Prints 123</w:t>
+                      </w:r>
+                    </w:p>
+                    <w:p>
+                      <w:pPr>
+                        <w:spacing w:after="0" w:line="240" w:lineRule="auto"/>
+                        <w:rPr>
+                          <w:color w:val="1F497D" w:themeColor="text2"/>
+                          <w:sz w:val="16"/>
+                          <w:szCs w:val="16"/>
+                        </w:rPr>
+                      </w:pPr>
+                      <w:r>
+                        <w:rPr>
+                          <w:color w:val="1F497D" w:themeColor="text2"/>
+                          <w:sz w:val="16"/>
+                          <w:szCs w:val="16"/>
+                        </w:rPr>
+                        <w:t xml:space="preserve">    $display("House 2 key: %0d", h2.my_key.code); // Prints 999</w:t>
+                      </w:r>
+                    </w:p>
+                    <w:p>
+                      <w:pPr>
+                        <w:spacing w:after="0" w:line="240" w:lineRule="auto"/>
+                        <w:rPr>
+                          <w:color w:val="1F497D" w:themeColor="text2"/>
+                          <w:sz w:val="16"/>
+                          <w:szCs w:val="16"/>
+                        </w:rPr>
+                      </w:pPr>
+                      <w:r>
+                        <w:rPr>
+                          <w:color w:val="1F497D" w:themeColor="text2"/>
+                          <w:sz w:val="16"/>
+                          <w:szCs w:val="16"/>
+                        </w:rPr>
+                        <w:t xml:space="preserve">  end</w:t>
+                      </w:r>
+                    </w:p>
+                    <w:p>
+                      <w:pPr>
+                        <w:spacing w:after="0" w:line="240" w:lineRule="auto"/>
+                        <w:rPr>
+                          <w:color w:val="0F243E" w:themeColor="text2" w:themeShade="80"/>
+                          <w:sz w:val="14"/>
+                          <w:szCs w:val="14"/>
+                        </w:rPr>
+                      </w:pPr>
+                      <w:proofErr w:type="spellStart"/>
+                      <w:r>
+                        <w:rPr>
+                          <w:color w:val="1F497D" w:themeColor="text2"/>
+                          <w:sz w:val="16"/>
+                          <w:szCs w:val="16"/>
+                        </w:rPr>
+                        <w:t>endmodule</w:t>
+                      </w:r>
+                      <w:proofErr w:type="spellEnd"/>
+                    </w:p>
+                  </w:txbxContent>
+                </v:textbox>
+                <w10:wrap type="square" anchorx="page" anchory="margin"/>
+              </v:shape>
+            </w:pict>
+          </mc:Fallback>
+        </mc:AlternateContent>
+      </w:r>
+      <w:r>
+        <w:rPr>
           <w:b/>
           <w:bCs/>
           <w:color w:val="000000" w:themeColor="text1"/>
@@ -21083,7 +21110,6 @@
           <w:szCs w:val="28"/>
           <w:u w:val="single"/>
         </w:rPr>
-        <w:lastRenderedPageBreak/>
         <w:t xml:space="preserve">Deep </w:t>
       </w:r>
       <w:r>
@@ -21100,11 +21126,216 @@
     </w:p>
     <w:p>
       <w:pPr>
-        <w:spacing w:after="0"/>
-        <w:ind w:left="360"/>
-      </w:pPr>
-      <w:r>
-        <w:t>t</w:t>
+        <w:rPr>
+          <w:color w:val="C00000"/>
+        </w:rPr>
+      </w:pPr>
+      <w:r>
+        <w:rPr>
+          <w:color w:val="C00000"/>
+        </w:rPr>
+        <w:t xml:space="preserve">In </w:t>
+      </w:r>
+      <w:proofErr w:type="spellStart"/>
+      <w:r>
+        <w:rPr>
+          <w:color w:val="C00000"/>
+        </w:rPr>
+        <w:t>SystemVerilog</w:t>
+      </w:r>
+      <w:proofErr w:type="spellEnd"/>
+      <w:r>
+        <w:rPr>
+          <w:color w:val="C00000"/>
+        </w:rPr>
+        <w:t xml:space="preserve">, a </w:t>
+      </w:r>
+      <w:r>
+        <w:rPr>
+          <w:b/>
+          <w:bCs/>
+          <w:color w:val="C00000"/>
+        </w:rPr>
+        <w:t>Deep Copy</w:t>
+      </w:r>
+      <w:r>
+        <w:rPr>
+          <w:color w:val="C00000"/>
+        </w:rPr>
+        <w:t xml:space="preserve"> ensures that an object and all the objects it references are duplicated. Unlike a shallow copy, which only copies the top-level class properties, a deep copy creates a completely independent "clone" in memory.</w:t>
+      </w:r>
+    </w:p>
+    <w:p>
+      <w:pPr>
+        <w:rPr>
+          <w:b/>
+          <w:bCs/>
+        </w:rPr>
+      </w:pPr>
+      <w:r>
+        <w:rPr>
+          <w:b/>
+          <w:bCs/>
+        </w:rPr>
+        <w:t>1. Deep Copy vs. Shallow Copy</w:t>
+      </w:r>
+    </w:p>
+    <w:p>
+      <w:r>
+        <w:t>To understand a deep copy, you must first understand what a shallow copy misses:</w:t>
+      </w:r>
+    </w:p>
+    <w:p>
+      <w:pPr>
+        <w:numPr>
+          <w:ilvl w:val="0"/>
+          <w:numId w:val="40"/>
+        </w:numPr>
+      </w:pPr>
+      <w:r>
+        <w:rPr>
+          <w:b/>
+          <w:bCs/>
+        </w:rPr>
+        <w:t>Shallow Copy (new keyword):</w:t>
+      </w:r>
+      <w:r>
+        <w:t xml:space="preserve"> Copies all variables. However, if the class contains a </w:t>
+      </w:r>
+      <w:r>
+        <w:rPr>
+          <w:b/>
+          <w:bCs/>
+        </w:rPr>
+        <w:t>handle</w:t>
+      </w:r>
+      <w:r>
+        <w:t xml:space="preserve"> (pointer) to another object, only the handle is copied—not the object itself. Both the original and the copy will point to the same nested object.</w:t>
+      </w:r>
+    </w:p>
+    <w:p>
+      <w:pPr>
+        <w:numPr>
+          <w:ilvl w:val="0"/>
+          <w:numId w:val="40"/>
+        </w:numPr>
+      </w:pPr>
+      <w:r>
+        <w:rPr>
+          <w:b/>
+          <w:bCs/>
+        </w:rPr>
+        <w:t>Deep Copy (Custom Method):</w:t>
+      </w:r>
+      <w:r>
+        <w:t xml:space="preserve"> Manually allocates new memory for all nested objects and copies their values. Changes to the copy </w:t>
+      </w:r>
+      <w:r>
+        <w:rPr>
+          <w:b/>
+          <w:bCs/>
+        </w:rPr>
+        <w:t>will not</w:t>
+      </w:r>
+      <w:r>
+        <w:t xml:space="preserve"> affect the original.</w:t>
+      </w:r>
+    </w:p>
+    <w:p>
+      <w:pPr>
+        <w:rPr>
+          <w:b/>
+          <w:bCs/>
+        </w:rPr>
+      </w:pPr>
+      <w:r>
+        <w:rPr>
+          <w:b/>
+          <w:bCs/>
+        </w:rPr>
+        <w:t>2. How to Implement It</w:t>
+      </w:r>
+    </w:p>
+    <w:p>
+      <w:r>
+        <w:t>System Verilog</w:t>
+      </w:r>
+      <w:r>
+        <w:t xml:space="preserve"> does not have a built-in </w:t>
+      </w:r>
+      <w:proofErr w:type="spellStart"/>
+      <w:r>
+        <w:t>deep_copy</w:t>
+      </w:r>
+      <w:proofErr w:type="spellEnd"/>
+      <w:r>
+        <w:t xml:space="preserve"> keyword. You must write a custom method (usually named copy() or clone()) to handle the recursion.</w:t>
+      </w:r>
+    </w:p>
+    <w:p>
+      <w:pPr>
+        <w:rPr>
+          <w:b/>
+          <w:bCs/>
+        </w:rPr>
+      </w:pPr>
+      <w:r>
+        <w:rPr>
+          <w:b/>
+          <w:bCs/>
+        </w:rPr>
+        <w:t>The Standard Pattern</w:t>
+      </w:r>
+    </w:p>
+    <w:p>
+      <w:pPr>
+        <w:numPr>
+          <w:ilvl w:val="0"/>
+          <w:numId w:val="41"/>
+        </w:numPr>
+      </w:pPr>
+      <w:r>
+        <w:t>Create a new instance of the current class.</w:t>
+      </w:r>
+    </w:p>
+    <w:p>
+      <w:pPr>
+        <w:numPr>
+          <w:ilvl w:val="0"/>
+          <w:numId w:val="41"/>
+        </w:numPr>
+      </w:pPr>
+      <w:r>
+        <w:t>Copy simple variables (int, bit, etc.) using = assignment.</w:t>
+      </w:r>
+    </w:p>
+    <w:p>
+      <w:pPr>
+        <w:numPr>
+          <w:ilvl w:val="0"/>
+          <w:numId w:val="41"/>
+        </w:numPr>
+      </w:pPr>
+      <w:r>
+        <w:rPr>
+          <w:b/>
+          <w:bCs/>
+        </w:rPr>
+        <w:t>Recursively call</w:t>
+      </w:r>
+      <w:r>
+        <w:t xml:space="preserve"> the copy methods of any nested objects.</w:t>
+      </w:r>
+    </w:p>
+    <w:p>
+      <w:pPr>
+        <w:numPr>
+          <w:ilvl w:val="0"/>
+          <w:numId w:val="41"/>
+        </w:numPr>
+      </w:pPr>
+      <w:r>
+        <w:t>Return the new handle.</w:t>
       </w:r>
     </w:p>
     <w:p>
@@ -21580,15 +21811,7 @@
                               <w:spacing w:after="0"/>
                             </w:pPr>
                             <w:r>
-                              <w:t xml:space="preserve">    virtual function void </w:t>
-                            </w:r>
-                            <w:proofErr w:type="gramStart"/>
-                            <w:r>
-                              <w:t>show(</w:t>
-                            </w:r>
-                            <w:proofErr w:type="gramEnd"/>
-                            <w:r>
-                              <w:t>);</w:t>
+                              <w:t xml:space="preserve">    virtual function void show();</w:t>
                             </w:r>
                           </w:p>
                           <w:p>
@@ -21640,15 +21863,7 @@
                               <w:spacing w:after="0"/>
                             </w:pPr>
                             <w:r>
-                              <w:t xml:space="preserve">    function void </w:t>
-                            </w:r>
-                            <w:proofErr w:type="gramStart"/>
-                            <w:r>
-                              <w:t>show(</w:t>
-                            </w:r>
-                            <w:proofErr w:type="gramEnd"/>
-                            <w:r>
-                              <w:t>);</w:t>
+                              <w:t xml:space="preserve">    function void show();</w:t>
                             </w:r>
                           </w:p>
                           <w:p>
@@ -21695,14 +21910,7 @@
                             </w:r>
                             <w:r>
                               <w:br/>
-                            </w:r>
-                            <w:proofErr w:type="gramStart"/>
-                            <w:r>
-                              <w:t>b.show</w:t>
-                            </w:r>
-                            <w:proofErr w:type="gramEnd"/>
-                            <w:r>
-                              <w:t>();</w:t>
+                              <w:t>b.show();</w:t>
                             </w:r>
                           </w:p>
                           <w:p>
@@ -21739,7 +21947,7 @@
           </mc:Choice>
           <mc:Fallback>
             <w:pict>
-              <v:shape w14:anchorId="7AF8870B" id="_x0000_s1033" type="#_x0000_t202" style="position:absolute;left:0;text-align:left;margin-left:311pt;margin-top:.65pt;width:185.9pt;height:248.6pt;z-index:251654656;visibility:visible;mso-wrap-style:square;mso-width-percent:400;mso-height-percent:0;mso-wrap-distance-left:9pt;mso-wrap-distance-top:3.6pt;mso-wrap-distance-right:9pt;mso-wrap-distance-bottom:3.6pt;mso-position-horizontal:absolute;mso-position-horizontal-relative:text;mso-position-vertical:absolute;mso-position-vertical-relative:text;mso-width-percent:400;mso-height-percent:0;mso-width-relative:margin;mso-height-relative:margin;v-text-anchor:top" o:gfxdata="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">
+              <v:shape w14:anchorId="7AF8870B" id="_x0000_s1034" type="#_x0000_t202" style="position:absolute;left:0;text-align:left;margin-left:311pt;margin-top:.65pt;width:185.9pt;height:248.6pt;z-index:251654656;visibility:visible;mso-wrap-style:square;mso-width-percent:400;mso-height-percent:0;mso-wrap-distance-left:9pt;mso-wrap-distance-top:3.6pt;mso-wrap-distance-right:9pt;mso-wrap-distance-bottom:3.6pt;mso-position-horizontal:absolute;mso-position-horizontal-relative:text;mso-position-vertical:absolute;mso-position-vertical-relative:text;mso-width-percent:400;mso-height-percent:0;mso-width-relative:margin;mso-height-relative:margin;v-text-anchor:top" o:gfxdata="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">
                 <v:textbox>
                   <w:txbxContent>
                     <w:p>
@@ -21755,15 +21963,7 @@
                         <w:spacing w:after="0"/>
                       </w:pPr>
                       <w:r>
-                        <w:t xml:space="preserve">    virtual function void </w:t>
-                      </w:r>
-                      <w:proofErr w:type="gramStart"/>
-                      <w:r>
-                        <w:t>show(</w:t>
-                      </w:r>
-                      <w:proofErr w:type="gramEnd"/>
-                      <w:r>
-                        <w:t>);</w:t>
+                        <w:t xml:space="preserve">    virtual function void show();</w:t>
                       </w:r>
                     </w:p>
                     <w:p>
@@ -21815,15 +22015,7 @@
                         <w:spacing w:after="0"/>
                       </w:pPr>
                       <w:r>
-                        <w:t xml:space="preserve">    function void </w:t>
-                      </w:r>
-                      <w:proofErr w:type="gramStart"/>
-                      <w:r>
-                        <w:t>show(</w:t>
-                      </w:r>
-                      <w:proofErr w:type="gramEnd"/>
-                      <w:r>
-                        <w:t>);</w:t>
+                        <w:t xml:space="preserve">    function void show();</w:t>
                       </w:r>
                     </w:p>
                     <w:p>
@@ -21870,14 +22062,7 @@
                       </w:r>
                       <w:r>
                         <w:br/>
-                      </w:r>
-                      <w:proofErr w:type="gramStart"/>
-                      <w:r>
-                        <w:t>b.show</w:t>
-                      </w:r>
-                      <w:proofErr w:type="gramEnd"/>
-                      <w:r>
-                        <w:t>();</w:t>
+                        <w:t>b.show();</w:t>
                       </w:r>
                     </w:p>
                     <w:p>
@@ -21989,23 +22174,7 @@
                                 <w:szCs w:val="18"/>
                               </w:rPr>
                               <w:br/>
-                              <w:t xml:space="preserve">    function void </w:t>
-                            </w:r>
-                            <w:proofErr w:type="gramStart"/>
-                            <w:r>
-                              <w:rPr>
-                                <w:sz w:val="18"/>
-                                <w:szCs w:val="18"/>
-                              </w:rPr>
-                              <w:t>display(</w:t>
-                            </w:r>
-                            <w:proofErr w:type="gramEnd"/>
-                            <w:r>
-                              <w:rPr>
-                                <w:sz w:val="18"/>
-                                <w:szCs w:val="18"/>
-                              </w:rPr>
-                              <w:t>);</w:t>
+                              <w:t xml:space="preserve">    function void display();</w:t>
                             </w:r>
                             <w:r>
                               <w:rPr>
@@ -22013,23 +22182,7 @@
                                 <w:szCs w:val="18"/>
                               </w:rPr>
                               <w:br/>
-                              <w:t xml:space="preserve">        $</w:t>
-                            </w:r>
-                            <w:proofErr w:type="gramStart"/>
-                            <w:r>
-                              <w:rPr>
-                                <w:sz w:val="18"/>
-                                <w:szCs w:val="18"/>
-                              </w:rPr>
-                              <w:t>display(</w:t>
-                            </w:r>
-                            <w:proofErr w:type="gramEnd"/>
-                            <w:r>
-                              <w:rPr>
-                                <w:sz w:val="18"/>
-                                <w:szCs w:val="18"/>
-                              </w:rPr>
-                              <w:t>"Data = %0d", data);</w:t>
+                              <w:t xml:space="preserve">        $display("Data = %0d", data);</w:t>
                             </w:r>
                             <w:r>
                               <w:rPr>
@@ -22096,23 +22249,7 @@
                                 <w:sz w:val="18"/>
                                 <w:szCs w:val="18"/>
                               </w:rPr>
-                              <w:t xml:space="preserve">Packet p = </w:t>
-                            </w:r>
-                            <w:proofErr w:type="gramStart"/>
-                            <w:r>
-                              <w:rPr>
-                                <w:sz w:val="18"/>
-                                <w:szCs w:val="18"/>
-                              </w:rPr>
-                              <w:t>new(</w:t>
-                            </w:r>
-                            <w:proofErr w:type="gramEnd"/>
-                            <w:r>
-                              <w:rPr>
-                                <w:sz w:val="18"/>
-                                <w:szCs w:val="18"/>
-                              </w:rPr>
-                              <w:t>);</w:t>
+                              <w:t>Packet p = new();</w:t>
                             </w:r>
                             <w:r>
                               <w:rPr>
@@ -22145,7 +22282,6 @@
                               <w:br/>
                             </w:r>
                             <w:proofErr w:type="spellStart"/>
-                            <w:proofErr w:type="gramStart"/>
                             <w:r>
                               <w:rPr>
                                 <w:sz w:val="18"/>
@@ -22154,29 +22290,12 @@
                               <w:t>p.display</w:t>
                             </w:r>
                             <w:proofErr w:type="spellEnd"/>
-                            <w:proofErr w:type="gramEnd"/>
                             <w:r>
                               <w:rPr>
                                 <w:sz w:val="18"/>
                                 <w:szCs w:val="18"/>
                               </w:rPr>
-                              <w:t>(</w:t>
-                            </w:r>
-                            <w:proofErr w:type="gramStart"/>
-                            <w:r>
-                              <w:rPr>
-                                <w:sz w:val="18"/>
-                                <w:szCs w:val="18"/>
-                              </w:rPr>
-                              <w:t xml:space="preserve">);   </w:t>
-                            </w:r>
-                            <w:proofErr w:type="gramEnd"/>
-                            <w:r>
-                              <w:rPr>
-                                <w:sz w:val="18"/>
-                                <w:szCs w:val="18"/>
-                              </w:rPr>
-                              <w:t>// packet handles its own printing</w:t>
+                              <w:t>();   // packet handles its own printing</w:t>
                             </w:r>
                           </w:p>
                           <w:p>
@@ -22277,7 +22396,7 @@
           </mc:Choice>
           <mc:Fallback>
             <w:pict>
-              <v:shape w14:anchorId="4E2E2956" id="_x0000_s1034" type="#_x0000_t202" style="position:absolute;left:0;text-align:left;margin-left:303.6pt;margin-top:.7pt;width:226.15pt;height:206.45pt;z-index:251652608;visibility:visible;mso-wrap-style:square;mso-width-percent:0;mso-height-percent:0;mso-wrap-distance-left:9pt;mso-wrap-distance-top:3.6pt;mso-wrap-distance-right:9pt;mso-wrap-distance-bottom:3.6pt;mso-position-horizontal:absolute;mso-position-horizontal-relative:text;mso-position-vertical:absolute;mso-position-vertical-relative:text;mso-width-percent:0;mso-height-percent:0;mso-width-relative:margin;mso-height-relative:margin;v-text-anchor:top" o:gfxdata="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">
+              <v:shape w14:anchorId="4E2E2956" id="_x0000_s1035" type="#_x0000_t202" style="position:absolute;left:0;text-align:left;margin-left:303.6pt;margin-top:.7pt;width:226.15pt;height:206.45pt;z-index:251652608;visibility:visible;mso-wrap-style:square;mso-width-percent:0;mso-height-percent:0;mso-wrap-distance-left:9pt;mso-wrap-distance-top:3.6pt;mso-wrap-distance-right:9pt;mso-wrap-distance-bottom:3.6pt;mso-position-horizontal:absolute;mso-position-horizontal-relative:text;mso-position-vertical:absolute;mso-position-vertical-relative:text;mso-width-percent:0;mso-height-percent:0;mso-width-relative:margin;mso-height-relative:margin;v-text-anchor:top" o:gfxdata="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">
                 <v:textbox>
                   <w:txbxContent>
                     <w:p>
@@ -22316,23 +22435,7 @@
                           <w:szCs w:val="18"/>
                         </w:rPr>
                         <w:br/>
-                        <w:t xml:space="preserve">    function void </w:t>
-                      </w:r>
-                      <w:proofErr w:type="gramStart"/>
-                      <w:r>
-                        <w:rPr>
-                          <w:sz w:val="18"/>
-                          <w:szCs w:val="18"/>
-                        </w:rPr>
-                        <w:t>display(</w:t>
-                      </w:r>
-                      <w:proofErr w:type="gramEnd"/>
-                      <w:r>
-                        <w:rPr>
-                          <w:sz w:val="18"/>
-                          <w:szCs w:val="18"/>
-                        </w:rPr>
-                        <w:t>);</w:t>
+                        <w:t xml:space="preserve">    function void display();</w:t>
                       </w:r>
                       <w:r>
                         <w:rPr>
@@ -22340,23 +22443,7 @@
                           <w:szCs w:val="18"/>
                         </w:rPr>
                         <w:br/>
-                        <w:t xml:space="preserve">        $</w:t>
-                      </w:r>
-                      <w:proofErr w:type="gramStart"/>
-                      <w:r>
-                        <w:rPr>
-                          <w:sz w:val="18"/>
-                          <w:szCs w:val="18"/>
-                        </w:rPr>
-                        <w:t>display(</w:t>
-                      </w:r>
-                      <w:proofErr w:type="gramEnd"/>
-                      <w:r>
-                        <w:rPr>
-                          <w:sz w:val="18"/>
-                          <w:szCs w:val="18"/>
-                        </w:rPr>
-                        <w:t>"Data = %0d", data);</w:t>
+                        <w:t xml:space="preserve">        $display("Data = %0d", data);</w:t>
                       </w:r>
                       <w:r>
                         <w:rPr>
@@ -22423,23 +22510,7 @@
                           <w:sz w:val="18"/>
                           <w:szCs w:val="18"/>
                         </w:rPr>
-                        <w:t xml:space="preserve">Packet p = </w:t>
-                      </w:r>
-                      <w:proofErr w:type="gramStart"/>
-                      <w:r>
-                        <w:rPr>
-                          <w:sz w:val="18"/>
-                          <w:szCs w:val="18"/>
-                        </w:rPr>
-                        <w:t>new(</w:t>
-                      </w:r>
-                      <w:proofErr w:type="gramEnd"/>
-                      <w:r>
-                        <w:rPr>
-                          <w:sz w:val="18"/>
-                          <w:szCs w:val="18"/>
-                        </w:rPr>
-                        <w:t>);</w:t>
+                        <w:t>Packet p = new();</w:t>
                       </w:r>
                       <w:r>
                         <w:rPr>
@@ -22472,7 +22543,6 @@
                         <w:br/>
                       </w:r>
                       <w:proofErr w:type="spellStart"/>
-                      <w:proofErr w:type="gramStart"/>
                       <w:r>
                         <w:rPr>
                           <w:sz w:val="18"/>
@@ -22481,29 +22551,12 @@
                         <w:t>p.display</w:t>
                       </w:r>
                       <w:proofErr w:type="spellEnd"/>
-                      <w:proofErr w:type="gramEnd"/>
                       <w:r>
                         <w:rPr>
                           <w:sz w:val="18"/>
                           <w:szCs w:val="18"/>
                         </w:rPr>
-                        <w:t>(</w:t>
-                      </w:r>
-                      <w:proofErr w:type="gramStart"/>
-                      <w:r>
-                        <w:rPr>
-                          <w:sz w:val="18"/>
-                          <w:szCs w:val="18"/>
-                        </w:rPr>
-                        <w:t xml:space="preserve">);   </w:t>
-                      </w:r>
-                      <w:proofErr w:type="gramEnd"/>
-                      <w:r>
-                        <w:rPr>
-                          <w:sz w:val="18"/>
-                          <w:szCs w:val="18"/>
-                        </w:rPr>
-                        <w:t>// packet handles its own printing</w:t>
+                        <w:t>();   // packet handles its own printing</w:t>
                       </w:r>
                     </w:p>
                     <w:p>
@@ -22875,30 +22928,20 @@
                             <w:pPr>
                               <w:spacing w:after="0"/>
                             </w:pPr>
-                            <w:proofErr w:type="gramStart"/>
                             <w:r>
-                              <w:t>if(</w:t>
-                            </w:r>
-                            <w:proofErr w:type="gramEnd"/>
-                            <w:r>
-                              <w:t>test == 1)</w:t>
+                              <w:t>if(test == 1)</w:t>
                             </w:r>
                             <w:r>
                               <w:br/>
                               <w:t xml:space="preserve">    pkt = new </w:t>
                             </w:r>
                             <w:proofErr w:type="spellStart"/>
-                            <w:proofErr w:type="gramStart"/>
                             <w:r>
                               <w:t>NormalPacket</w:t>
                             </w:r>
                             <w:proofErr w:type="spellEnd"/>
                             <w:r>
-                              <w:t>(</w:t>
-                            </w:r>
-                            <w:proofErr w:type="gramEnd"/>
-                            <w:r>
-                              <w:t>);</w:t>
+                              <w:t>();</w:t>
                             </w:r>
                             <w:r>
                               <w:br/>
@@ -22920,22 +22963,12 @@
                               <w:br/>
                             </w:r>
                             <w:proofErr w:type="spellStart"/>
-                            <w:proofErr w:type="gramStart"/>
                             <w:r>
                               <w:t>pkt.send</w:t>
                             </w:r>
                             <w:proofErr w:type="spellEnd"/>
-                            <w:proofErr w:type="gramEnd"/>
                             <w:r>
-                              <w:t>(</w:t>
-                            </w:r>
-                            <w:proofErr w:type="gramStart"/>
-                            <w:r>
-                              <w:t>);  /</w:t>
-                            </w:r>
-                            <w:proofErr w:type="gramEnd"/>
-                            <w:r>
-                              <w:t>/ different behavior</w:t>
+                              <w:t>();  // different behavior</w:t>
                             </w:r>
                           </w:p>
                           <w:p>
@@ -22976,7 +23009,7 @@
           </mc:Choice>
           <mc:Fallback>
             <w:pict>
-              <v:shape w14:anchorId="5243750A" id="Text Box 5" o:spid="_x0000_s1035" type="#_x0000_t202" style="position:absolute;left:0;text-align:left;margin-left:36.7pt;margin-top:4.85pt;width:241.15pt;height:138.55pt;z-index:251667968;visibility:visible;mso-wrap-style:square;mso-height-percent:0;mso-wrap-distance-left:9pt;mso-wrap-distance-top:0;mso-wrap-distance-right:9pt;mso-wrap-distance-bottom:0;mso-position-horizontal:absolute;mso-position-horizontal-relative:text;mso-position-vertical:absolute;mso-position-vertical-relative:text;mso-height-percent:0;mso-height-relative:margin;v-text-anchor:top" o:gfxdata="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" fillcolor="white [3201]" strokeweight=".5pt">
+              <v:shape w14:anchorId="5243750A" id="Text Box 5" o:spid="_x0000_s1036" type="#_x0000_t202" style="position:absolute;left:0;text-align:left;margin-left:36.7pt;margin-top:4.85pt;width:241.15pt;height:138.55pt;z-index:251667968;visibility:visible;mso-wrap-style:square;mso-height-percent:0;mso-wrap-distance-left:9pt;mso-wrap-distance-top:0;mso-wrap-distance-right:9pt;mso-wrap-distance-bottom:0;mso-position-horizontal:absolute;mso-position-horizontal-relative:text;mso-position-vertical:absolute;mso-position-vertical-relative:text;mso-height-percent:0;mso-height-relative:margin;v-text-anchor:top" o:gfxdata="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" fillcolor="white [3201]" strokeweight=".5pt">
                 <v:textbox>
                   <w:txbxContent>
                     <w:p>
@@ -22999,30 +23032,20 @@
                       <w:pPr>
                         <w:spacing w:after="0"/>
                       </w:pPr>
-                      <w:proofErr w:type="gramStart"/>
                       <w:r>
-                        <w:t>if(</w:t>
-                      </w:r>
-                      <w:proofErr w:type="gramEnd"/>
-                      <w:r>
-                        <w:t>test == 1)</w:t>
+                        <w:t>if(test == 1)</w:t>
                       </w:r>
                       <w:r>
                         <w:br/>
                         <w:t xml:space="preserve">    pkt = new </w:t>
                       </w:r>
                       <w:proofErr w:type="spellStart"/>
-                      <w:proofErr w:type="gramStart"/>
                       <w:r>
                         <w:t>NormalPacket</w:t>
                       </w:r>
                       <w:proofErr w:type="spellEnd"/>
                       <w:r>
-                        <w:t>(</w:t>
-                      </w:r>
-                      <w:proofErr w:type="gramEnd"/>
-                      <w:r>
-                        <w:t>);</w:t>
+                        <w:t>();</w:t>
                       </w:r>
                       <w:r>
                         <w:br/>
@@ -23044,22 +23067,12 @@
                         <w:br/>
                       </w:r>
                       <w:proofErr w:type="spellStart"/>
-                      <w:proofErr w:type="gramStart"/>
                       <w:r>
                         <w:t>pkt.send</w:t>
                       </w:r>
                       <w:proofErr w:type="spellEnd"/>
-                      <w:proofErr w:type="gramEnd"/>
                       <w:r>
-                        <w:t>(</w:t>
-                      </w:r>
-                      <w:proofErr w:type="gramStart"/>
-                      <w:r>
-                        <w:t>);  /</w:t>
-                      </w:r>
-                      <w:proofErr w:type="gramEnd"/>
-                      <w:r>
-                        <w:t>/ different behavior</w:t>
+                        <w:t>();  // different behavior</w:t>
                       </w:r>
                     </w:p>
                     <w:p>
@@ -23168,6 +23181,7 @@
         <w:rPr>
           <w:color w:val="C00000"/>
         </w:rPr>
+        <w:lastRenderedPageBreak/>
         <w:t>virtual class Driver;</w:t>
       </w:r>
       <w:r>
@@ -23187,21 +23201,7 @@
           <w:color w:val="C00000"/>
         </w:rPr>
         <w:tab/>
-        <w:t xml:space="preserve">pure virtual function void </w:t>
-      </w:r>
-      <w:proofErr w:type="gramStart"/>
-      <w:r>
-        <w:rPr>
-          <w:color w:val="C00000"/>
-        </w:rPr>
-        <w:t>send(</w:t>
-      </w:r>
-      <w:proofErr w:type="gramEnd"/>
-      <w:r>
-        <w:rPr>
-          <w:color w:val="C00000"/>
-        </w:rPr>
-        <w:t>);</w:t>
+        <w:t>pure virtual function void send();</w:t>
       </w:r>
       <w:r>
         <w:rPr>
@@ -23507,6 +23507,119 @@
     </w:lvl>
   </w:abstractNum>
   <w:abstractNum w:abstractNumId="2" w15:restartNumberingAfterBreak="0">
+    <w:nsid w:val="01777032"/>
+    <w:multiLevelType w:val="multilevel"/>
+    <w:tmpl w:val="FEC45FFE"/>
+    <w:lvl w:ilvl="0">
+      <w:start w:val="1"/>
+      <w:numFmt w:val="decimal"/>
+      <w:lvlText w:val="%1."/>
+      <w:lvlJc w:val="left"/>
+      <w:pPr>
+        <w:tabs>
+          <w:tab w:val="num" w:pos="720"/>
+        </w:tabs>
+        <w:ind w:left="720" w:hanging="360"/>
+      </w:pPr>
+    </w:lvl>
+    <w:lvl w:ilvl="1" w:tentative="1">
+      <w:start w:val="1"/>
+      <w:numFmt w:val="decimal"/>
+      <w:lvlText w:val="%2."/>
+      <w:lvlJc w:val="left"/>
+      <w:pPr>
+        <w:tabs>
+          <w:tab w:val="num" w:pos="1440"/>
+        </w:tabs>
+        <w:ind w:left="1440" w:hanging="360"/>
+      </w:pPr>
+    </w:lvl>
+    <w:lvl w:ilvl="2" w:tentative="1">
+      <w:start w:val="1"/>
+      <w:numFmt w:val="decimal"/>
+      <w:lvlText w:val="%3."/>
+      <w:lvlJc w:val="left"/>
+      <w:pPr>
+        <w:tabs>
+          <w:tab w:val="num" w:pos="2160"/>
+        </w:tabs>
+        <w:ind w:left="2160" w:hanging="360"/>
+      </w:pPr>
+    </w:lvl>
+    <w:lvl w:ilvl="3" w:tentative="1">
+      <w:start w:val="1"/>
+      <w:numFmt w:val="decimal"/>
+      <w:lvlText w:val="%4."/>
+      <w:lvlJc w:val="left"/>
+      <w:pPr>
+        <w:tabs>
+          <w:tab w:val="num" w:pos="2880"/>
+        </w:tabs>
+        <w:ind w:left="2880" w:hanging="360"/>
+      </w:pPr>
+    </w:lvl>
+    <w:lvl w:ilvl="4" w:tentative="1">
+      <w:start w:val="1"/>
+      <w:numFmt w:val="decimal"/>
+      <w:lvlText w:val="%5."/>
+      <w:lvlJc w:val="left"/>
+      <w:pPr>
+        <w:tabs>
+          <w:tab w:val="num" w:pos="3600"/>
+        </w:tabs>
+        <w:ind w:left="3600" w:hanging="360"/>
+      </w:pPr>
+    </w:lvl>
+    <w:lvl w:ilvl="5" w:tentative="1">
+      <w:start w:val="1"/>
+      <w:numFmt w:val="decimal"/>
+      <w:lvlText w:val="%6."/>
+      <w:lvlJc w:val="left"/>
+      <w:pPr>
+        <w:tabs>
+          <w:tab w:val="num" w:pos="4320"/>
+        </w:tabs>
+        <w:ind w:left="4320" w:hanging="360"/>
+      </w:pPr>
+    </w:lvl>
+    <w:lvl w:ilvl="6" w:tentative="1">
+      <w:start w:val="1"/>
+      <w:numFmt w:val="decimal"/>
+      <w:lvlText w:val="%7."/>
+      <w:lvlJc w:val="left"/>
+      <w:pPr>
+        <w:tabs>
+          <w:tab w:val="num" w:pos="5040"/>
+        </w:tabs>
+        <w:ind w:left="5040" w:hanging="360"/>
+      </w:pPr>
+    </w:lvl>
+    <w:lvl w:ilvl="7" w:tentative="1">
+      <w:start w:val="1"/>
+      <w:numFmt w:val="decimal"/>
+      <w:lvlText w:val="%8."/>
+      <w:lvlJc w:val="left"/>
+      <w:pPr>
+        <w:tabs>
+          <w:tab w:val="num" w:pos="5760"/>
+        </w:tabs>
+        <w:ind w:left="5760" w:hanging="360"/>
+      </w:pPr>
+    </w:lvl>
+    <w:lvl w:ilvl="8" w:tentative="1">
+      <w:start w:val="1"/>
+      <w:numFmt w:val="decimal"/>
+      <w:lvlText w:val="%9."/>
+      <w:lvlJc w:val="left"/>
+      <w:pPr>
+        <w:tabs>
+          <w:tab w:val="num" w:pos="6480"/>
+        </w:tabs>
+        <w:ind w:left="6480" w:hanging="360"/>
+      </w:pPr>
+    </w:lvl>
+  </w:abstractNum>
+  <w:abstractNum w:abstractNumId="3" w15:restartNumberingAfterBreak="0">
     <w:nsid w:val="023D1A33"/>
     <w:multiLevelType w:val="multilevel"/>
     <w:tmpl w:val="9A46F956"/>
@@ -23655,7 +23768,7 @@
       </w:rPr>
     </w:lvl>
   </w:abstractNum>
-  <w:abstractNum w:abstractNumId="3" w15:restartNumberingAfterBreak="0">
+  <w:abstractNum w:abstractNumId="4" w15:restartNumberingAfterBreak="0">
     <w:nsid w:val="038E7F53"/>
     <w:multiLevelType w:val="multilevel"/>
     <w:tmpl w:val="AAFC28A8"/>
@@ -23804,7 +23917,7 @@
       </w:rPr>
     </w:lvl>
   </w:abstractNum>
-  <w:abstractNum w:abstractNumId="4" w15:restartNumberingAfterBreak="0">
+  <w:abstractNum w:abstractNumId="5" w15:restartNumberingAfterBreak="0">
     <w:nsid w:val="0ACC63B1"/>
     <w:multiLevelType w:val="multilevel"/>
     <w:tmpl w:val="6D4A360A"/>
@@ -23953,7 +24066,7 @@
       </w:rPr>
     </w:lvl>
   </w:abstractNum>
-  <w:abstractNum w:abstractNumId="5" w15:restartNumberingAfterBreak="0">
+  <w:abstractNum w:abstractNumId="6" w15:restartNumberingAfterBreak="0">
     <w:nsid w:val="0C8914D0"/>
     <w:multiLevelType w:val="multilevel"/>
     <w:tmpl w:val="39142046"/>
@@ -24102,7 +24215,7 @@
       </w:rPr>
     </w:lvl>
   </w:abstractNum>
-  <w:abstractNum w:abstractNumId="6" w15:restartNumberingAfterBreak="0">
+  <w:abstractNum w:abstractNumId="7" w15:restartNumberingAfterBreak="0">
     <w:nsid w:val="14215F5D"/>
     <w:multiLevelType w:val="multilevel"/>
     <w:tmpl w:val="7D328C0C"/>
@@ -24251,7 +24364,7 @@
       </w:rPr>
     </w:lvl>
   </w:abstractNum>
-  <w:abstractNum w:abstractNumId="7" w15:restartNumberingAfterBreak="0">
+  <w:abstractNum w:abstractNumId="8" w15:restartNumberingAfterBreak="0">
     <w:nsid w:val="173757D3"/>
     <w:multiLevelType w:val="multilevel"/>
     <w:tmpl w:val="FAE83E40"/>
@@ -24400,7 +24513,7 @@
       </w:rPr>
     </w:lvl>
   </w:abstractNum>
-  <w:abstractNum w:abstractNumId="8" w15:restartNumberingAfterBreak="0">
+  <w:abstractNum w:abstractNumId="9" w15:restartNumberingAfterBreak="0">
     <w:nsid w:val="17A00DFF"/>
     <w:multiLevelType w:val="multilevel"/>
     <w:tmpl w:val="35D0C9C6"/>
@@ -24549,7 +24662,7 @@
       </w:rPr>
     </w:lvl>
   </w:abstractNum>
-  <w:abstractNum w:abstractNumId="9" w15:restartNumberingAfterBreak="0">
+  <w:abstractNum w:abstractNumId="10" w15:restartNumberingAfterBreak="0">
     <w:nsid w:val="1D2D00B8"/>
     <w:multiLevelType w:val="multilevel"/>
     <w:tmpl w:val="7E96B262"/>
@@ -24698,7 +24811,7 @@
       </w:rPr>
     </w:lvl>
   </w:abstractNum>
-  <w:abstractNum w:abstractNumId="10" w15:restartNumberingAfterBreak="0">
+  <w:abstractNum w:abstractNumId="11" w15:restartNumberingAfterBreak="0">
     <w:nsid w:val="20730A69"/>
     <w:multiLevelType w:val="multilevel"/>
     <w:tmpl w:val="192C0F44"/>
@@ -24847,7 +24960,7 @@
       </w:rPr>
     </w:lvl>
   </w:abstractNum>
-  <w:abstractNum w:abstractNumId="11" w15:restartNumberingAfterBreak="0">
+  <w:abstractNum w:abstractNumId="12" w15:restartNumberingAfterBreak="0">
     <w:nsid w:val="22D87F06"/>
     <w:multiLevelType w:val="multilevel"/>
     <w:tmpl w:val="9648BDBA"/>
@@ -24996,7 +25109,7 @@
       </w:rPr>
     </w:lvl>
   </w:abstractNum>
-  <w:abstractNum w:abstractNumId="12" w15:restartNumberingAfterBreak="0">
+  <w:abstractNum w:abstractNumId="13" w15:restartNumberingAfterBreak="0">
     <w:nsid w:val="240C13DD"/>
     <w:multiLevelType w:val="multilevel"/>
     <w:tmpl w:val="4EAA6154"/>
@@ -25145,7 +25258,7 @@
       </w:rPr>
     </w:lvl>
   </w:abstractNum>
-  <w:abstractNum w:abstractNumId="13" w15:restartNumberingAfterBreak="0">
+  <w:abstractNum w:abstractNumId="14" w15:restartNumberingAfterBreak="0">
     <w:nsid w:val="2D8E5629"/>
     <w:multiLevelType w:val="multilevel"/>
     <w:tmpl w:val="34C0325C"/>
@@ -25294,7 +25407,7 @@
       </w:rPr>
     </w:lvl>
   </w:abstractNum>
-  <w:abstractNum w:abstractNumId="14" w15:restartNumberingAfterBreak="0">
+  <w:abstractNum w:abstractNumId="15" w15:restartNumberingAfterBreak="0">
     <w:nsid w:val="32E40B96"/>
     <w:multiLevelType w:val="multilevel"/>
     <w:tmpl w:val="637AB3E8"/>
@@ -25443,7 +25556,7 @@
       </w:rPr>
     </w:lvl>
   </w:abstractNum>
-  <w:abstractNum w:abstractNumId="15" w15:restartNumberingAfterBreak="0">
+  <w:abstractNum w:abstractNumId="16" w15:restartNumberingAfterBreak="0">
     <w:nsid w:val="3A64449D"/>
     <w:multiLevelType w:val="multilevel"/>
     <w:tmpl w:val="FD5E96D2"/>
@@ -25592,7 +25705,7 @@
       </w:rPr>
     </w:lvl>
   </w:abstractNum>
-  <w:abstractNum w:abstractNumId="16" w15:restartNumberingAfterBreak="0">
+  <w:abstractNum w:abstractNumId="17" w15:restartNumberingAfterBreak="0">
     <w:nsid w:val="3D0F19D4"/>
     <w:multiLevelType w:val="multilevel"/>
     <w:tmpl w:val="08225EA2"/>
@@ -25741,7 +25854,7 @@
       </w:rPr>
     </w:lvl>
   </w:abstractNum>
-  <w:abstractNum w:abstractNumId="17" w15:restartNumberingAfterBreak="0">
+  <w:abstractNum w:abstractNumId="18" w15:restartNumberingAfterBreak="0">
     <w:nsid w:val="41A465BB"/>
     <w:multiLevelType w:val="multilevel"/>
     <w:tmpl w:val="2CD2D53C"/>
@@ -25890,7 +26003,7 @@
       </w:rPr>
     </w:lvl>
   </w:abstractNum>
-  <w:abstractNum w:abstractNumId="18" w15:restartNumberingAfterBreak="0">
+  <w:abstractNum w:abstractNumId="19" w15:restartNumberingAfterBreak="0">
     <w:nsid w:val="459C3F50"/>
     <w:multiLevelType w:val="multilevel"/>
     <w:tmpl w:val="4FFE446A"/>
@@ -26039,7 +26152,7 @@
       </w:rPr>
     </w:lvl>
   </w:abstractNum>
-  <w:abstractNum w:abstractNumId="19" w15:restartNumberingAfterBreak="0">
+  <w:abstractNum w:abstractNumId="20" w15:restartNumberingAfterBreak="0">
     <w:nsid w:val="4D5F00ED"/>
     <w:multiLevelType w:val="hybridMultilevel"/>
     <w:tmpl w:val="9616755E"/>
@@ -26152,7 +26265,7 @@
       </w:rPr>
     </w:lvl>
   </w:abstractNum>
-  <w:abstractNum w:abstractNumId="20" w15:restartNumberingAfterBreak="0">
+  <w:abstractNum w:abstractNumId="21" w15:restartNumberingAfterBreak="0">
     <w:nsid w:val="4DA336B3"/>
     <w:multiLevelType w:val="multilevel"/>
     <w:tmpl w:val="80D0111E"/>
@@ -26301,7 +26414,156 @@
       </w:rPr>
     </w:lvl>
   </w:abstractNum>
-  <w:abstractNum w:abstractNumId="21" w15:restartNumberingAfterBreak="0">
+  <w:abstractNum w:abstractNumId="22" w15:restartNumberingAfterBreak="0">
+    <w:nsid w:val="4EA5604F"/>
+    <w:multiLevelType w:val="multilevel"/>
+    <w:tmpl w:val="1F72CEEA"/>
+    <w:lvl w:ilvl="0">
+      <w:start w:val="1"/>
+      <w:numFmt w:val="bullet"/>
+      <w:lvlText w:val=""/>
+      <w:lvlJc w:val="left"/>
+      <w:pPr>
+        <w:tabs>
+          <w:tab w:val="num" w:pos="720"/>
+        </w:tabs>
+        <w:ind w:left="720" w:hanging="360"/>
+      </w:pPr>
+      <w:rPr>
+        <w:rFonts w:ascii="Symbol" w:hAnsi="Symbol" w:hint="default"/>
+        <w:sz w:val="20"/>
+      </w:rPr>
+    </w:lvl>
+    <w:lvl w:ilvl="1" w:tentative="1">
+      <w:start w:val="1"/>
+      <w:numFmt w:val="bullet"/>
+      <w:lvlText w:val="o"/>
+      <w:lvlJc w:val="left"/>
+      <w:pPr>
+        <w:tabs>
+          <w:tab w:val="num" w:pos="1440"/>
+        </w:tabs>
+        <w:ind w:left="1440" w:hanging="360"/>
+      </w:pPr>
+      <w:rPr>
+        <w:rFonts w:ascii="Courier New" w:hAnsi="Courier New" w:hint="default"/>
+        <w:sz w:val="20"/>
+      </w:rPr>
+    </w:lvl>
+    <w:lvl w:ilvl="2" w:tentative="1">
+      <w:start w:val="1"/>
+      <w:numFmt w:val="bullet"/>
+      <w:lvlText w:val=""/>
+      <w:lvlJc w:val="left"/>
+      <w:pPr>
+        <w:tabs>
+          <w:tab w:val="num" w:pos="2160"/>
+        </w:tabs>
+        <w:ind w:left="2160" w:hanging="360"/>
+      </w:pPr>
+      <w:rPr>
+        <w:rFonts w:ascii="Wingdings" w:hAnsi="Wingdings" w:hint="default"/>
+        <w:sz w:val="20"/>
+      </w:rPr>
+    </w:lvl>
+    <w:lvl w:ilvl="3" w:tentative="1">
+      <w:start w:val="1"/>
+      <w:numFmt w:val="bullet"/>
+      <w:lvlText w:val=""/>
+      <w:lvlJc w:val="left"/>
+      <w:pPr>
+        <w:tabs>
+          <w:tab w:val="num" w:pos="2880"/>
+        </w:tabs>
+        <w:ind w:left="2880" w:hanging="360"/>
+      </w:pPr>
+      <w:rPr>
+        <w:rFonts w:ascii="Wingdings" w:hAnsi="Wingdings" w:hint="default"/>
+        <w:sz w:val="20"/>
+      </w:rPr>
+    </w:lvl>
+    <w:lvl w:ilvl="4" w:tentative="1">
+      <w:start w:val="1"/>
+      <w:numFmt w:val="bullet"/>
+      <w:lvlText w:val=""/>
+      <w:lvlJc w:val="left"/>
+      <w:pPr>
+        <w:tabs>
+          <w:tab w:val="num" w:pos="3600"/>
+        </w:tabs>
+        <w:ind w:left="3600" w:hanging="360"/>
+      </w:pPr>
+      <w:rPr>
+        <w:rFonts w:ascii="Wingdings" w:hAnsi="Wingdings" w:hint="default"/>
+        <w:sz w:val="20"/>
+      </w:rPr>
+    </w:lvl>
+    <w:lvl w:ilvl="5" w:tentative="1">
+      <w:start w:val="1"/>
+      <w:numFmt w:val="bullet"/>
+      <w:lvlText w:val=""/>
+      <w:lvlJc w:val="left"/>
+      <w:pPr>
+        <w:tabs>
+          <w:tab w:val="num" w:pos="4320"/>
+        </w:tabs>
+        <w:ind w:left="4320" w:hanging="360"/>
+      </w:pPr>
+      <w:rPr>
+        <w:rFonts w:ascii="Wingdings" w:hAnsi="Wingdings" w:hint="default"/>
+        <w:sz w:val="20"/>
+      </w:rPr>
+    </w:lvl>
+    <w:lvl w:ilvl="6" w:tentative="1">
+      <w:start w:val="1"/>
+      <w:numFmt w:val="bullet"/>
+      <w:lvlText w:val=""/>
+      <w:lvlJc w:val="left"/>
+      <w:pPr>
+        <w:tabs>
+          <w:tab w:val="num" w:pos="5040"/>
+        </w:tabs>
+        <w:ind w:left="5040" w:hanging="360"/>
+      </w:pPr>
+      <w:rPr>
+        <w:rFonts w:ascii="Wingdings" w:hAnsi="Wingdings" w:hint="default"/>
+        <w:sz w:val="20"/>
+      </w:rPr>
+    </w:lvl>
+    <w:lvl w:ilvl="7" w:tentative="1">
+      <w:start w:val="1"/>
+      <w:numFmt w:val="bullet"/>
+      <w:lvlText w:val=""/>
+      <w:lvlJc w:val="left"/>
+      <w:pPr>
+        <w:tabs>
+          <w:tab w:val="num" w:pos="5760"/>
+        </w:tabs>
+        <w:ind w:left="5760" w:hanging="360"/>
+      </w:pPr>
+      <w:rPr>
+        <w:rFonts w:ascii="Wingdings" w:hAnsi="Wingdings" w:hint="default"/>
+        <w:sz w:val="20"/>
+      </w:rPr>
+    </w:lvl>
+    <w:lvl w:ilvl="8" w:tentative="1">
+      <w:start w:val="1"/>
+      <w:numFmt w:val="bullet"/>
+      <w:lvlText w:val=""/>
+      <w:lvlJc w:val="left"/>
+      <w:pPr>
+        <w:tabs>
+          <w:tab w:val="num" w:pos="6480"/>
+        </w:tabs>
+        <w:ind w:left="6480" w:hanging="360"/>
+      </w:pPr>
+      <w:rPr>
+        <w:rFonts w:ascii="Wingdings" w:hAnsi="Wingdings" w:hint="default"/>
+        <w:sz w:val="20"/>
+      </w:rPr>
+    </w:lvl>
+  </w:abstractNum>
+  <w:abstractNum w:abstractNumId="23" w15:restartNumberingAfterBreak="0">
     <w:nsid w:val="4F176EA9"/>
     <w:multiLevelType w:val="multilevel"/>
     <w:tmpl w:val="33440774"/>
@@ -26450,7 +26712,7 @@
       </w:rPr>
     </w:lvl>
   </w:abstractNum>
-  <w:abstractNum w:abstractNumId="22" w15:restartNumberingAfterBreak="0">
+  <w:abstractNum w:abstractNumId="24" w15:restartNumberingAfterBreak="0">
     <w:nsid w:val="54034C37"/>
     <w:multiLevelType w:val="multilevel"/>
     <w:tmpl w:val="31362F0C"/>
@@ -26599,7 +26861,7 @@
       </w:rPr>
     </w:lvl>
   </w:abstractNum>
-  <w:abstractNum w:abstractNumId="23" w15:restartNumberingAfterBreak="0">
+  <w:abstractNum w:abstractNumId="25" w15:restartNumberingAfterBreak="0">
     <w:nsid w:val="5732536C"/>
     <w:multiLevelType w:val="multilevel"/>
     <w:tmpl w:val="45124040"/>
@@ -26748,7 +27010,7 @@
       </w:rPr>
     </w:lvl>
   </w:abstractNum>
-  <w:abstractNum w:abstractNumId="24" w15:restartNumberingAfterBreak="0">
+  <w:abstractNum w:abstractNumId="26" w15:restartNumberingAfterBreak="0">
     <w:nsid w:val="576F7F9D"/>
     <w:multiLevelType w:val="multilevel"/>
     <w:tmpl w:val="082E1850"/>
@@ -26897,7 +27159,7 @@
       </w:rPr>
     </w:lvl>
   </w:abstractNum>
-  <w:abstractNum w:abstractNumId="25" w15:restartNumberingAfterBreak="0">
+  <w:abstractNum w:abstractNumId="27" w15:restartNumberingAfterBreak="0">
     <w:nsid w:val="58517687"/>
     <w:multiLevelType w:val="multilevel"/>
     <w:tmpl w:val="BE5C846A"/>
@@ -27046,7 +27308,7 @@
       </w:rPr>
     </w:lvl>
   </w:abstractNum>
-  <w:abstractNum w:abstractNumId="26" w15:restartNumberingAfterBreak="0">
+  <w:abstractNum w:abstractNumId="28" w15:restartNumberingAfterBreak="0">
     <w:nsid w:val="59FE25BB"/>
     <w:multiLevelType w:val="multilevel"/>
     <w:tmpl w:val="8018B156"/>
@@ -27195,7 +27457,7 @@
       </w:rPr>
     </w:lvl>
   </w:abstractNum>
-  <w:abstractNum w:abstractNumId="27" w15:restartNumberingAfterBreak="0">
+  <w:abstractNum w:abstractNumId="29" w15:restartNumberingAfterBreak="0">
     <w:nsid w:val="5ECA3990"/>
     <w:multiLevelType w:val="multilevel"/>
     <w:tmpl w:val="FDD2002A"/>
@@ -27344,7 +27606,7 @@
       </w:rPr>
     </w:lvl>
   </w:abstractNum>
-  <w:abstractNum w:abstractNumId="28" w15:restartNumberingAfterBreak="0">
+  <w:abstractNum w:abstractNumId="30" w15:restartNumberingAfterBreak="0">
     <w:nsid w:val="5EE82890"/>
     <w:multiLevelType w:val="multilevel"/>
     <w:tmpl w:val="C7664FBE"/>
@@ -27493,7 +27755,7 @@
       </w:rPr>
     </w:lvl>
   </w:abstractNum>
-  <w:abstractNum w:abstractNumId="29" w15:restartNumberingAfterBreak="0">
+  <w:abstractNum w:abstractNumId="31" w15:restartNumberingAfterBreak="0">
     <w:nsid w:val="5FB74AAD"/>
     <w:multiLevelType w:val="multilevel"/>
     <w:tmpl w:val="279617BA"/>
@@ -27642,7 +27904,7 @@
       </w:rPr>
     </w:lvl>
   </w:abstractNum>
-  <w:abstractNum w:abstractNumId="30" w15:restartNumberingAfterBreak="0">
+  <w:abstractNum w:abstractNumId="32" w15:restartNumberingAfterBreak="0">
     <w:nsid w:val="612F13EA"/>
     <w:multiLevelType w:val="multilevel"/>
     <w:tmpl w:val="6486F730"/>
@@ -27791,7 +28053,7 @@
       </w:rPr>
     </w:lvl>
   </w:abstractNum>
-  <w:abstractNum w:abstractNumId="31" w15:restartNumberingAfterBreak="0">
+  <w:abstractNum w:abstractNumId="33" w15:restartNumberingAfterBreak="0">
     <w:nsid w:val="67FF7DD0"/>
     <w:multiLevelType w:val="multilevel"/>
     <w:tmpl w:val="B2A4B264"/>
@@ -27940,7 +28202,7 @@
       </w:rPr>
     </w:lvl>
   </w:abstractNum>
-  <w:abstractNum w:abstractNumId="32" w15:restartNumberingAfterBreak="0">
+  <w:abstractNum w:abstractNumId="34" w15:restartNumberingAfterBreak="0">
     <w:nsid w:val="687C3304"/>
     <w:multiLevelType w:val="multilevel"/>
     <w:tmpl w:val="D560677E"/>
@@ -28089,7 +28351,7 @@
       </w:rPr>
     </w:lvl>
   </w:abstractNum>
-  <w:abstractNum w:abstractNumId="33" w15:restartNumberingAfterBreak="0">
+  <w:abstractNum w:abstractNumId="35" w15:restartNumberingAfterBreak="0">
     <w:nsid w:val="68C94242"/>
     <w:multiLevelType w:val="multilevel"/>
     <w:tmpl w:val="215C3F28"/>
@@ -28238,7 +28500,7 @@
       </w:rPr>
     </w:lvl>
   </w:abstractNum>
-  <w:abstractNum w:abstractNumId="34" w15:restartNumberingAfterBreak="0">
+  <w:abstractNum w:abstractNumId="36" w15:restartNumberingAfterBreak="0">
     <w:nsid w:val="6ECB42AE"/>
     <w:multiLevelType w:val="multilevel"/>
     <w:tmpl w:val="B430306A"/>
@@ -28387,7 +28649,7 @@
       </w:rPr>
     </w:lvl>
   </w:abstractNum>
-  <w:abstractNum w:abstractNumId="35" w15:restartNumberingAfterBreak="0">
+  <w:abstractNum w:abstractNumId="37" w15:restartNumberingAfterBreak="0">
     <w:nsid w:val="6EDE0668"/>
     <w:multiLevelType w:val="multilevel"/>
     <w:tmpl w:val="FA32F4D0"/>
@@ -28536,7 +28798,7 @@
       </w:rPr>
     </w:lvl>
   </w:abstractNum>
-  <w:abstractNum w:abstractNumId="36" w15:restartNumberingAfterBreak="0">
+  <w:abstractNum w:abstractNumId="38" w15:restartNumberingAfterBreak="0">
     <w:nsid w:val="76957425"/>
     <w:multiLevelType w:val="multilevel"/>
     <w:tmpl w:val="0944E10A"/>
@@ -28681,7 +28943,7 @@
       </w:rPr>
     </w:lvl>
   </w:abstractNum>
-  <w:abstractNum w:abstractNumId="37" w15:restartNumberingAfterBreak="0">
+  <w:abstractNum w:abstractNumId="39" w15:restartNumberingAfterBreak="0">
     <w:nsid w:val="7A944F86"/>
     <w:multiLevelType w:val="multilevel"/>
     <w:tmpl w:val="070466B4"/>
@@ -28830,7 +29092,7 @@
       </w:rPr>
     </w:lvl>
   </w:abstractNum>
-  <w:abstractNum w:abstractNumId="38" w15:restartNumberingAfterBreak="0">
+  <w:abstractNum w:abstractNumId="40" w15:restartNumberingAfterBreak="0">
     <w:nsid w:val="7C081E21"/>
     <w:multiLevelType w:val="multilevel"/>
     <w:tmpl w:val="22DA6586"/>
@@ -28980,121 +29242,127 @@
     </w:lvl>
   </w:abstractNum>
   <w:num w:numId="1" w16cid:durableId="1086344120">
-    <w:abstractNumId w:val="35"/>
+    <w:abstractNumId w:val="37"/>
   </w:num>
   <w:num w:numId="2" w16cid:durableId="1151554133">
-    <w:abstractNumId w:val="19"/>
+    <w:abstractNumId w:val="20"/>
   </w:num>
   <w:num w:numId="3" w16cid:durableId="703529920">
-    <w:abstractNumId w:val="21"/>
+    <w:abstractNumId w:val="23"/>
   </w:num>
   <w:num w:numId="4" w16cid:durableId="1827892136">
     <w:abstractNumId w:val="0"/>
   </w:num>
   <w:num w:numId="5" w16cid:durableId="929697068">
-    <w:abstractNumId w:val="25"/>
+    <w:abstractNumId w:val="27"/>
   </w:num>
   <w:num w:numId="6" w16cid:durableId="1140000067">
-    <w:abstractNumId w:val="5"/>
+    <w:abstractNumId w:val="6"/>
   </w:num>
   <w:num w:numId="7" w16cid:durableId="372000616">
-    <w:abstractNumId w:val="3"/>
+    <w:abstractNumId w:val="4"/>
   </w:num>
   <w:num w:numId="8" w16cid:durableId="617178289">
-    <w:abstractNumId w:val="6"/>
+    <w:abstractNumId w:val="7"/>
   </w:num>
   <w:num w:numId="9" w16cid:durableId="1272397074">
-    <w:abstractNumId w:val="15"/>
+    <w:abstractNumId w:val="16"/>
   </w:num>
   <w:num w:numId="10" w16cid:durableId="379939520">
-    <w:abstractNumId w:val="38"/>
+    <w:abstractNumId w:val="40"/>
   </w:num>
   <w:num w:numId="11" w16cid:durableId="754790406">
-    <w:abstractNumId w:val="12"/>
+    <w:abstractNumId w:val="13"/>
   </w:num>
   <w:num w:numId="12" w16cid:durableId="275715120">
     <w:abstractNumId w:val="1"/>
   </w:num>
   <w:num w:numId="13" w16cid:durableId="887495243">
-    <w:abstractNumId w:val="13"/>
+    <w:abstractNumId w:val="14"/>
   </w:num>
   <w:num w:numId="14" w16cid:durableId="351342424">
+    <w:abstractNumId w:val="24"/>
+  </w:num>
+  <w:num w:numId="15" w16cid:durableId="2027712030">
+    <w:abstractNumId w:val="3"/>
+  </w:num>
+  <w:num w:numId="16" w16cid:durableId="845897322">
+    <w:abstractNumId w:val="39"/>
+  </w:num>
+  <w:num w:numId="17" w16cid:durableId="1806963993">
+    <w:abstractNumId w:val="10"/>
+  </w:num>
+  <w:num w:numId="18" w16cid:durableId="1402287090">
+    <w:abstractNumId w:val="31"/>
+  </w:num>
+  <w:num w:numId="19" w16cid:durableId="489905773">
+    <w:abstractNumId w:val="15"/>
+  </w:num>
+  <w:num w:numId="20" w16cid:durableId="1806852987">
+    <w:abstractNumId w:val="34"/>
+  </w:num>
+  <w:num w:numId="21" w16cid:durableId="978343303">
+    <w:abstractNumId w:val="35"/>
+  </w:num>
+  <w:num w:numId="22" w16cid:durableId="184558533">
+    <w:abstractNumId w:val="33"/>
+  </w:num>
+  <w:num w:numId="23" w16cid:durableId="1003778510">
+    <w:abstractNumId w:val="5"/>
+  </w:num>
+  <w:num w:numId="24" w16cid:durableId="691802261">
+    <w:abstractNumId w:val="9"/>
+  </w:num>
+  <w:num w:numId="25" w16cid:durableId="340670293">
+    <w:abstractNumId w:val="26"/>
+  </w:num>
+  <w:num w:numId="26" w16cid:durableId="125128211">
+    <w:abstractNumId w:val="12"/>
+  </w:num>
+  <w:num w:numId="27" w16cid:durableId="1797983966">
+    <w:abstractNumId w:val="28"/>
+  </w:num>
+  <w:num w:numId="28" w16cid:durableId="1615941485">
+    <w:abstractNumId w:val="17"/>
+  </w:num>
+  <w:num w:numId="29" w16cid:durableId="1012756773">
+    <w:abstractNumId w:val="32"/>
+  </w:num>
+  <w:num w:numId="30" w16cid:durableId="2057269391">
+    <w:abstractNumId w:val="38"/>
+  </w:num>
+  <w:num w:numId="31" w16cid:durableId="627128623">
+    <w:abstractNumId w:val="25"/>
+  </w:num>
+  <w:num w:numId="32" w16cid:durableId="1417635433">
+    <w:abstractNumId w:val="29"/>
+  </w:num>
+  <w:num w:numId="33" w16cid:durableId="2111200636">
+    <w:abstractNumId w:val="19"/>
+  </w:num>
+  <w:num w:numId="34" w16cid:durableId="1184057618">
+    <w:abstractNumId w:val="30"/>
+  </w:num>
+  <w:num w:numId="35" w16cid:durableId="156382561">
+    <w:abstractNumId w:val="18"/>
+  </w:num>
+  <w:num w:numId="36" w16cid:durableId="99961017">
+    <w:abstractNumId w:val="11"/>
+  </w:num>
+  <w:num w:numId="37" w16cid:durableId="1352759027">
+    <w:abstractNumId w:val="36"/>
+  </w:num>
+  <w:num w:numId="38" w16cid:durableId="1402676827">
+    <w:abstractNumId w:val="8"/>
+  </w:num>
+  <w:num w:numId="39" w16cid:durableId="383598473">
+    <w:abstractNumId w:val="21"/>
+  </w:num>
+  <w:num w:numId="40" w16cid:durableId="1208420864">
     <w:abstractNumId w:val="22"/>
   </w:num>
-  <w:num w:numId="15" w16cid:durableId="2027712030">
+  <w:num w:numId="41" w16cid:durableId="1960142623">
     <w:abstractNumId w:val="2"/>
-  </w:num>
-  <w:num w:numId="16" w16cid:durableId="845897322">
-    <w:abstractNumId w:val="37"/>
-  </w:num>
-  <w:num w:numId="17" w16cid:durableId="1806963993">
-    <w:abstractNumId w:val="9"/>
-  </w:num>
-  <w:num w:numId="18" w16cid:durableId="1402287090">
-    <w:abstractNumId w:val="29"/>
-  </w:num>
-  <w:num w:numId="19" w16cid:durableId="489905773">
-    <w:abstractNumId w:val="14"/>
-  </w:num>
-  <w:num w:numId="20" w16cid:durableId="1806852987">
-    <w:abstractNumId w:val="32"/>
-  </w:num>
-  <w:num w:numId="21" w16cid:durableId="978343303">
-    <w:abstractNumId w:val="33"/>
-  </w:num>
-  <w:num w:numId="22" w16cid:durableId="184558533">
-    <w:abstractNumId w:val="31"/>
-  </w:num>
-  <w:num w:numId="23" w16cid:durableId="1003778510">
-    <w:abstractNumId w:val="4"/>
-  </w:num>
-  <w:num w:numId="24" w16cid:durableId="691802261">
-    <w:abstractNumId w:val="8"/>
-  </w:num>
-  <w:num w:numId="25" w16cid:durableId="340670293">
-    <w:abstractNumId w:val="24"/>
-  </w:num>
-  <w:num w:numId="26" w16cid:durableId="125128211">
-    <w:abstractNumId w:val="11"/>
-  </w:num>
-  <w:num w:numId="27" w16cid:durableId="1797983966">
-    <w:abstractNumId w:val="26"/>
-  </w:num>
-  <w:num w:numId="28" w16cid:durableId="1615941485">
-    <w:abstractNumId w:val="16"/>
-  </w:num>
-  <w:num w:numId="29" w16cid:durableId="1012756773">
-    <w:abstractNumId w:val="30"/>
-  </w:num>
-  <w:num w:numId="30" w16cid:durableId="2057269391">
-    <w:abstractNumId w:val="36"/>
-  </w:num>
-  <w:num w:numId="31" w16cid:durableId="627128623">
-    <w:abstractNumId w:val="23"/>
-  </w:num>
-  <w:num w:numId="32" w16cid:durableId="1417635433">
-    <w:abstractNumId w:val="27"/>
-  </w:num>
-  <w:num w:numId="33" w16cid:durableId="2111200636">
-    <w:abstractNumId w:val="18"/>
-  </w:num>
-  <w:num w:numId="34" w16cid:durableId="1184057618">
-    <w:abstractNumId w:val="28"/>
-  </w:num>
-  <w:num w:numId="35" w16cid:durableId="156382561">
-    <w:abstractNumId w:val="17"/>
-  </w:num>
-  <w:num w:numId="36" w16cid:durableId="99961017">
-    <w:abstractNumId w:val="10"/>
-  </w:num>
-  <w:num w:numId="37" w16cid:durableId="1352759027">
-    <w:abstractNumId w:val="34"/>
-  </w:num>
-  <w:num w:numId="38" w16cid:durableId="1402676827">
-    <w:abstractNumId w:val="7"/>
-  </w:num>
-  <w:num w:numId="39" w16cid:durableId="383598473">
-    <w:abstractNumId w:val="20"/>
   </w:num>
 </w:numbering>
 </file>
@@ -29701,7 +29969,6 @@
   <w:style w:type="character" w:default="1" w:styleId="DefaultParagraphFont">
     <w:name w:val="Default Paragraph Font"/>
     <w:uiPriority w:val="1"/>
-    <w:semiHidden/>
     <w:unhideWhenUsed/>
   </w:style>
   <w:style w:type="table" w:default="1" w:styleId="TableNormal">

--- a/Notes.docx
+++ b/Notes.docx
@@ -801,16 +801,27 @@
           <w:i/>
           <w:iCs/>
         </w:rPr>
-        <w:t>pattern”</w:t>
-      </w:r>
-      <w:r>
-        <w:rPr>
+        <w:t>pattern</w:t>
+      </w:r>
+      <w:proofErr w:type="gramStart"/>
+      <w:r>
+        <w:rPr>
+          <w:b/>
+          <w:bCs/>
           <w:i/>
           <w:iCs/>
         </w:rPr>
+        <w:t>”</w:t>
+      </w:r>
+      <w:r>
+        <w:rPr>
+          <w:i/>
+          <w:iCs/>
+        </w:rPr>
         <w:t>.It</w:t>
       </w:r>
       <w:proofErr w:type="spellEnd"/>
+      <w:proofErr w:type="gramEnd"/>
       <w:r>
         <w:rPr>
           <w:i/>
@@ -1177,6 +1188,7 @@
         </w:rPr>
       </w:pPr>
       <w:proofErr w:type="spellStart"/>
+      <w:proofErr w:type="gramStart"/>
       <w:r>
         <w:rPr>
           <w:rFonts w:asciiTheme="majorHAnsi" w:hAnsiTheme="majorHAnsi"/>
@@ -1188,6 +1200,7 @@
         <w:t>packet.parity</w:t>
       </w:r>
       <w:proofErr w:type="spellEnd"/>
+      <w:proofErr w:type="gramEnd"/>
       <w:r>
         <w:rPr>
           <w:rFonts w:asciiTheme="majorHAnsi" w:hAnsiTheme="majorHAnsi"/>
@@ -1351,10 +1364,20 @@
                               <w:spacing w:line="240" w:lineRule="auto"/>
                             </w:pPr>
                             <w:proofErr w:type="spellStart"/>
+                            <w:proofErr w:type="gramStart"/>
                             <w:r>
-                              <w:t>emp.joining_date.month</w:t>
+                              <w:t>emp.joining</w:t>
+                            </w:r>
+                            <w:proofErr w:type="gramEnd"/>
+                            <w:r>
+                              <w:t>_</w:t>
+                            </w:r>
+                            <w:proofErr w:type="gramStart"/>
+                            <w:r>
+                              <w:t>date.month</w:t>
                             </w:r>
                             <w:proofErr w:type="spellEnd"/>
+                            <w:proofErr w:type="gramEnd"/>
                             <w:r>
                               <w:t xml:space="preserve"> = 3;</w:t>
                             </w:r>
@@ -1364,10 +1387,20 @@
                               <w:spacing w:line="240" w:lineRule="auto"/>
                             </w:pPr>
                             <w:proofErr w:type="spellStart"/>
+                            <w:proofErr w:type="gramStart"/>
                             <w:r>
-                              <w:t>emp.joining_date.year</w:t>
+                              <w:t>emp.joining</w:t>
+                            </w:r>
+                            <w:proofErr w:type="gramEnd"/>
+                            <w:r>
+                              <w:t>_</w:t>
+                            </w:r>
+                            <w:proofErr w:type="gramStart"/>
+                            <w:r>
+                              <w:t>date.year</w:t>
                             </w:r>
                             <w:proofErr w:type="spellEnd"/>
+                            <w:proofErr w:type="gramEnd"/>
                             <w:r>
                               <w:t xml:space="preserve"> = 2026;</w:t>
                             </w:r>
@@ -1424,10 +1457,20 @@
                         <w:spacing w:line="240" w:lineRule="auto"/>
                       </w:pPr>
                       <w:proofErr w:type="spellStart"/>
+                      <w:proofErr w:type="gramStart"/>
                       <w:r>
-                        <w:t>emp.joining_date.month</w:t>
+                        <w:t>emp.joining</w:t>
+                      </w:r>
+                      <w:proofErr w:type="gramEnd"/>
+                      <w:r>
+                        <w:t>_</w:t>
+                      </w:r>
+                      <w:proofErr w:type="gramStart"/>
+                      <w:r>
+                        <w:t>date.month</w:t>
                       </w:r>
                       <w:proofErr w:type="spellEnd"/>
+                      <w:proofErr w:type="gramEnd"/>
                       <w:r>
                         <w:t xml:space="preserve"> = 3;</w:t>
                       </w:r>
@@ -1437,10 +1480,20 @@
                         <w:spacing w:line="240" w:lineRule="auto"/>
                       </w:pPr>
                       <w:proofErr w:type="spellStart"/>
+                      <w:proofErr w:type="gramStart"/>
                       <w:r>
-                        <w:t>emp.joining_date.year</w:t>
+                        <w:t>emp.joining</w:t>
+                      </w:r>
+                      <w:proofErr w:type="gramEnd"/>
+                      <w:r>
+                        <w:t>_</w:t>
+                      </w:r>
+                      <w:proofErr w:type="gramStart"/>
+                      <w:r>
+                        <w:t>date.year</w:t>
                       </w:r>
                       <w:proofErr w:type="spellEnd"/>
+                      <w:proofErr w:type="gramEnd"/>
                       <w:r>
                         <w:t xml:space="preserve"> = 2026;</w:t>
                       </w:r>
@@ -3448,11 +3501,19 @@
                 <w:rFonts w:asciiTheme="majorHAnsi" w:hAnsiTheme="majorHAnsi"/>
               </w:rPr>
             </w:pPr>
+            <w:proofErr w:type="gramStart"/>
             <w:r>
               <w:rPr>
                 <w:rFonts w:asciiTheme="majorHAnsi" w:hAnsiTheme="majorHAnsi"/>
               </w:rPr>
-              <w:t>.first()</w:t>
+              <w:t>.first</w:t>
+            </w:r>
+            <w:proofErr w:type="gramEnd"/>
+            <w:r>
+              <w:rPr>
+                <w:rFonts w:asciiTheme="majorHAnsi" w:hAnsiTheme="majorHAnsi"/>
+              </w:rPr>
+              <w:t>()</w:t>
             </w:r>
           </w:p>
         </w:tc>
@@ -3511,11 +3572,19 @@
                 <w:rFonts w:asciiTheme="majorHAnsi" w:hAnsiTheme="majorHAnsi"/>
               </w:rPr>
             </w:pPr>
+            <w:proofErr w:type="gramStart"/>
             <w:r>
               <w:rPr>
                 <w:rFonts w:asciiTheme="majorHAnsi" w:hAnsiTheme="majorHAnsi"/>
               </w:rPr>
-              <w:t>.last()</w:t>
+              <w:t>.last</w:t>
+            </w:r>
+            <w:proofErr w:type="gramEnd"/>
+            <w:r>
+              <w:rPr>
+                <w:rFonts w:asciiTheme="majorHAnsi" w:hAnsiTheme="majorHAnsi"/>
+              </w:rPr>
+              <w:t>()</w:t>
             </w:r>
           </w:p>
         </w:tc>
@@ -3574,11 +3643,19 @@
                 <w:rFonts w:asciiTheme="majorHAnsi" w:hAnsiTheme="majorHAnsi"/>
               </w:rPr>
             </w:pPr>
+            <w:proofErr w:type="gramStart"/>
             <w:r>
               <w:rPr>
                 <w:rFonts w:asciiTheme="majorHAnsi" w:hAnsiTheme="majorHAnsi"/>
               </w:rPr>
-              <w:t>.next()</w:t>
+              <w:t>.next</w:t>
+            </w:r>
+            <w:proofErr w:type="gramEnd"/>
+            <w:r>
+              <w:rPr>
+                <w:rFonts w:asciiTheme="majorHAnsi" w:hAnsiTheme="majorHAnsi"/>
+              </w:rPr>
+              <w:t>()</w:t>
             </w:r>
           </w:p>
         </w:tc>
@@ -3637,6 +3714,7 @@
                 <w:rFonts w:asciiTheme="majorHAnsi" w:hAnsiTheme="majorHAnsi"/>
               </w:rPr>
             </w:pPr>
+            <w:proofErr w:type="gramStart"/>
             <w:r>
               <w:rPr>
                 <w:rFonts w:asciiTheme="majorHAnsi" w:hAnsiTheme="majorHAnsi"/>
@@ -3651,6 +3729,7 @@
               <w:t>prev</w:t>
             </w:r>
             <w:proofErr w:type="spellEnd"/>
+            <w:proofErr w:type="gramEnd"/>
             <w:r>
               <w:rPr>
                 <w:rFonts w:asciiTheme="majorHAnsi" w:hAnsiTheme="majorHAnsi"/>
@@ -3718,7 +3797,21 @@
               <w:rPr>
                 <w:rFonts w:asciiTheme="majorHAnsi" w:hAnsiTheme="majorHAnsi"/>
               </w:rPr>
-              <w:t>.num()</w:t>
+              <w:t>.</w:t>
+            </w:r>
+            <w:proofErr w:type="gramStart"/>
+            <w:r>
+              <w:rPr>
+                <w:rFonts w:asciiTheme="majorHAnsi" w:hAnsiTheme="majorHAnsi"/>
+              </w:rPr>
+              <w:t>num(</w:t>
+            </w:r>
+            <w:proofErr w:type="gramEnd"/>
+            <w:r>
+              <w:rPr>
+                <w:rFonts w:asciiTheme="majorHAnsi" w:hAnsiTheme="majorHAnsi"/>
+              </w:rPr>
+              <w:t>)</w:t>
             </w:r>
           </w:p>
         </w:tc>
@@ -3781,7 +3874,21 @@
               <w:rPr>
                 <w:rFonts w:asciiTheme="majorHAnsi" w:hAnsiTheme="majorHAnsi"/>
               </w:rPr>
-              <w:t>.name()</w:t>
+              <w:t>.</w:t>
+            </w:r>
+            <w:proofErr w:type="gramStart"/>
+            <w:r>
+              <w:rPr>
+                <w:rFonts w:asciiTheme="majorHAnsi" w:hAnsiTheme="majorHAnsi"/>
+              </w:rPr>
+              <w:t>name(</w:t>
+            </w:r>
+            <w:proofErr w:type="gramEnd"/>
+            <w:r>
+              <w:rPr>
+                <w:rFonts w:asciiTheme="majorHAnsi" w:hAnsiTheme="majorHAnsi"/>
+              </w:rPr>
+              <w:t>)</w:t>
             </w:r>
           </w:p>
         </w:tc>
@@ -4204,12 +4311,14 @@
                 <w:rFonts w:asciiTheme="majorHAnsi" w:hAnsiTheme="majorHAnsi"/>
               </w:rPr>
             </w:pPr>
+            <w:proofErr w:type="gramStart"/>
             <w:r>
               <w:rPr>
                 <w:rFonts w:asciiTheme="majorHAnsi" w:hAnsiTheme="majorHAnsi"/>
               </w:rPr>
               <w:t>Missing ;</w:t>
             </w:r>
+            <w:proofErr w:type="gramEnd"/>
           </w:p>
         </w:tc>
         <w:tc>
@@ -4726,7 +4835,21 @@
           <w:rFonts w:asciiTheme="majorHAnsi" w:hAnsiTheme="majorHAnsi"/>
         </w:rPr>
         <w:lastRenderedPageBreak/>
-        <w:t xml:space="preserve">bit [3:0][7:0] </w:t>
+        <w:t>bit [</w:t>
+      </w:r>
+      <w:proofErr w:type="gramStart"/>
+      <w:r>
+        <w:rPr>
+          <w:rFonts w:asciiTheme="majorHAnsi" w:hAnsiTheme="majorHAnsi"/>
+        </w:rPr>
+        <w:t>3:0][</w:t>
+      </w:r>
+      <w:proofErr w:type="gramEnd"/>
+      <w:r>
+        <w:rPr>
+          <w:rFonts w:asciiTheme="majorHAnsi" w:hAnsiTheme="majorHAnsi"/>
+        </w:rPr>
+        <w:t xml:space="preserve">7:0] </w:t>
       </w:r>
       <w:proofErr w:type="spellStart"/>
       <w:r>
@@ -4820,6 +4943,7 @@
         <w:t xml:space="preserve">int </w:t>
       </w:r>
       <w:proofErr w:type="spellStart"/>
+      <w:proofErr w:type="gramStart"/>
       <w:r>
         <w:rPr>
           <w:rFonts w:asciiTheme="majorHAnsi" w:hAnsiTheme="majorHAnsi"/>
@@ -4831,7 +4955,14 @@
         <w:rPr>
           <w:rFonts w:asciiTheme="majorHAnsi" w:hAnsiTheme="majorHAnsi"/>
         </w:rPr>
-        <w:t>[];</w:t>
+        <w:t>[</w:t>
+      </w:r>
+      <w:proofErr w:type="gramEnd"/>
+      <w:r>
+        <w:rPr>
+          <w:rFonts w:asciiTheme="majorHAnsi" w:hAnsiTheme="majorHAnsi"/>
+        </w:rPr>
+        <w:t>];</w:t>
       </w:r>
     </w:p>
     <w:p>
@@ -4868,7 +4999,21 @@
         <w:rPr>
           <w:rFonts w:asciiTheme="majorHAnsi" w:hAnsiTheme="majorHAnsi"/>
         </w:rPr>
-        <w:t xml:space="preserve"> = new[5];</w:t>
+        <w:t xml:space="preserve"> = </w:t>
+      </w:r>
+      <w:proofErr w:type="gramStart"/>
+      <w:r>
+        <w:rPr>
+          <w:rFonts w:asciiTheme="majorHAnsi" w:hAnsiTheme="majorHAnsi"/>
+        </w:rPr>
+        <w:t>new[</w:t>
+      </w:r>
+      <w:proofErr w:type="gramEnd"/>
+      <w:r>
+        <w:rPr>
+          <w:rFonts w:asciiTheme="majorHAnsi" w:hAnsiTheme="majorHAnsi"/>
+        </w:rPr>
+        <w:t>5];</w:t>
       </w:r>
     </w:p>
     <w:p>
@@ -5153,7 +5298,21 @@
         <w:rPr>
           <w:rFonts w:asciiTheme="majorHAnsi" w:hAnsiTheme="majorHAnsi"/>
         </w:rPr>
-        <w:t xml:space="preserve">bit [3:0][7:0] </w:t>
+        <w:t>bit [</w:t>
+      </w:r>
+      <w:proofErr w:type="gramStart"/>
+      <w:r>
+        <w:rPr>
+          <w:rFonts w:asciiTheme="majorHAnsi" w:hAnsiTheme="majorHAnsi"/>
+        </w:rPr>
+        <w:t>3:0][</w:t>
+      </w:r>
+      <w:proofErr w:type="gramEnd"/>
+      <w:r>
+        <w:rPr>
+          <w:rFonts w:asciiTheme="majorHAnsi" w:hAnsiTheme="majorHAnsi"/>
+        </w:rPr>
+        <w:t xml:space="preserve">7:0] </w:t>
       </w:r>
       <w:proofErr w:type="spellStart"/>
       <w:r>
@@ -5255,6 +5414,7 @@
         </w:rPr>
       </w:pPr>
       <w:proofErr w:type="spellStart"/>
+      <w:proofErr w:type="gramStart"/>
       <w:r>
         <w:rPr>
           <w:rFonts w:asciiTheme="majorHAnsi" w:hAnsiTheme="majorHAnsi"/>
@@ -5266,7 +5426,14 @@
         <w:rPr>
           <w:rFonts w:asciiTheme="majorHAnsi" w:hAnsiTheme="majorHAnsi"/>
         </w:rPr>
-        <w:t>[0]        // 8-bit element</w:t>
+        <w:t>[</w:t>
+      </w:r>
+      <w:proofErr w:type="gramEnd"/>
+      <w:r>
+        <w:rPr>
+          <w:rFonts w:asciiTheme="majorHAnsi" w:hAnsiTheme="majorHAnsi"/>
+        </w:rPr>
+        <w:t>0]        // 8-bit element</w:t>
       </w:r>
       <w:r>
         <w:rPr>
@@ -5275,6 +5442,7 @@
         <w:br/>
       </w:r>
       <w:proofErr w:type="spellStart"/>
+      <w:proofErr w:type="gramStart"/>
       <w:r>
         <w:rPr>
           <w:rFonts w:asciiTheme="majorHAnsi" w:hAnsiTheme="majorHAnsi"/>
@@ -5286,7 +5454,14 @@
         <w:rPr>
           <w:rFonts w:asciiTheme="majorHAnsi" w:hAnsiTheme="majorHAnsi"/>
         </w:rPr>
-        <w:t>[0][3]     // single bit</w:t>
+        <w:t>[</w:t>
+      </w:r>
+      <w:proofErr w:type="gramEnd"/>
+      <w:r>
+        <w:rPr>
+          <w:rFonts w:asciiTheme="majorHAnsi" w:hAnsiTheme="majorHAnsi"/>
+        </w:rPr>
+        <w:t>0][3]     // single bit</w:t>
       </w:r>
     </w:p>
     <w:p>
@@ -5383,7 +5558,21 @@
         <w:rPr>
           <w:rFonts w:asciiTheme="majorHAnsi" w:hAnsiTheme="majorHAnsi"/>
         </w:rPr>
-        <w:t xml:space="preserve">bit [1:0][3:0][7:0] </w:t>
+        <w:t>bit [</w:t>
+      </w:r>
+      <w:proofErr w:type="gramStart"/>
+      <w:r>
+        <w:rPr>
+          <w:rFonts w:asciiTheme="majorHAnsi" w:hAnsiTheme="majorHAnsi"/>
+        </w:rPr>
+        <w:t>1:0][3:0][</w:t>
+      </w:r>
+      <w:proofErr w:type="gramEnd"/>
+      <w:r>
+        <w:rPr>
+          <w:rFonts w:asciiTheme="majorHAnsi" w:hAnsiTheme="majorHAnsi"/>
+        </w:rPr>
+        <w:t xml:space="preserve">7:0] </w:t>
       </w:r>
       <w:proofErr w:type="spellStart"/>
       <w:r>
@@ -5518,6 +5707,7 @@
         </w:rPr>
       </w:pPr>
       <w:proofErr w:type="spellStart"/>
+      <w:proofErr w:type="gramStart"/>
       <w:r>
         <w:rPr>
           <w:rFonts w:asciiTheme="majorHAnsi" w:hAnsiTheme="majorHAnsi"/>
@@ -5529,7 +5719,14 @@
         <w:rPr>
           <w:rFonts w:asciiTheme="majorHAnsi" w:hAnsiTheme="majorHAnsi"/>
         </w:rPr>
-        <w:t>[0][1][3]</w:t>
+        <w:t>[</w:t>
+      </w:r>
+      <w:proofErr w:type="gramEnd"/>
+      <w:r>
+        <w:rPr>
+          <w:rFonts w:asciiTheme="majorHAnsi" w:hAnsiTheme="majorHAnsi"/>
+        </w:rPr>
+        <w:t>0][1][3]</w:t>
       </w:r>
     </w:p>
     <w:p>
@@ -5719,6 +5916,7 @@
         <w:t xml:space="preserve">int </w:t>
       </w:r>
       <w:proofErr w:type="spellStart"/>
+      <w:proofErr w:type="gramStart"/>
       <w:r>
         <w:rPr>
           <w:rFonts w:asciiTheme="majorHAnsi" w:hAnsiTheme="majorHAnsi"/>
@@ -5734,7 +5932,16 @@
           <w:b/>
           <w:bCs/>
         </w:rPr>
-        <w:t>[5];</w:t>
+        <w:t>[</w:t>
+      </w:r>
+      <w:proofErr w:type="gramEnd"/>
+      <w:r>
+        <w:rPr>
+          <w:rFonts w:asciiTheme="majorHAnsi" w:hAnsiTheme="majorHAnsi"/>
+          <w:b/>
+          <w:bCs/>
+        </w:rPr>
+        <w:t>5];</w:t>
       </w:r>
     </w:p>
     <w:p>
@@ -5869,11 +6076,19 @@
           <w:rFonts w:asciiTheme="majorHAnsi" w:hAnsiTheme="majorHAnsi"/>
         </w:rPr>
       </w:pPr>
-      <w:r>
-        <w:rPr>
-          <w:rFonts w:asciiTheme="majorHAnsi" w:hAnsiTheme="majorHAnsi"/>
-        </w:rPr>
-        <w:t>Application :matrix simulation</w:t>
+      <w:proofErr w:type="gramStart"/>
+      <w:r>
+        <w:rPr>
+          <w:rFonts w:asciiTheme="majorHAnsi" w:hAnsiTheme="majorHAnsi"/>
+        </w:rPr>
+        <w:t>Application :matrix</w:t>
+      </w:r>
+      <w:proofErr w:type="gramEnd"/>
+      <w:r>
+        <w:rPr>
+          <w:rFonts w:asciiTheme="majorHAnsi" w:hAnsiTheme="majorHAnsi"/>
+        </w:rPr>
+        <w:t xml:space="preserve"> simulation</w:t>
       </w:r>
     </w:p>
     <w:p>
@@ -5905,6 +6120,7 @@
         <w:t xml:space="preserve">int </w:t>
       </w:r>
       <w:proofErr w:type="spellStart"/>
+      <w:proofErr w:type="gramStart"/>
       <w:r>
         <w:rPr>
           <w:rFonts w:asciiTheme="majorHAnsi" w:hAnsiTheme="majorHAnsi"/>
@@ -5916,7 +6132,14 @@
         <w:rPr>
           <w:rFonts w:asciiTheme="majorHAnsi" w:hAnsiTheme="majorHAnsi"/>
         </w:rPr>
-        <w:t>[3][4];</w:t>
+        <w:t>[</w:t>
+      </w:r>
+      <w:proofErr w:type="gramEnd"/>
+      <w:r>
+        <w:rPr>
+          <w:rFonts w:asciiTheme="majorHAnsi" w:hAnsiTheme="majorHAnsi"/>
+        </w:rPr>
+        <w:t>3][4];</w:t>
       </w:r>
     </w:p>
     <w:p>
@@ -5958,7 +6181,14 @@
         <w:rPr>
           <w:rFonts w:asciiTheme="majorHAnsi" w:hAnsiTheme="majorHAnsi"/>
         </w:rPr>
-        <w:t xml:space="preserve">Row 0  </w:t>
+        <w:t xml:space="preserve">Row </w:t>
+      </w:r>
+      <w:proofErr w:type="gramStart"/>
+      <w:r>
+        <w:rPr>
+          <w:rFonts w:asciiTheme="majorHAnsi" w:hAnsiTheme="majorHAnsi"/>
+        </w:rPr>
+        <w:t xml:space="preserve">0  </w:t>
       </w:r>
       <w:proofErr w:type="spellStart"/>
       <w:r>
@@ -5968,6 +6198,7 @@
         <w:t>arr</w:t>
       </w:r>
       <w:proofErr w:type="spellEnd"/>
+      <w:proofErr w:type="gramEnd"/>
       <w:r>
         <w:rPr>
           <w:rFonts w:asciiTheme="majorHAnsi" w:hAnsiTheme="majorHAnsi"/>
@@ -5975,6 +6206,7 @@
         <w:t xml:space="preserve">[0][0] </w:t>
       </w:r>
       <w:proofErr w:type="spellStart"/>
+      <w:proofErr w:type="gramStart"/>
       <w:r>
         <w:rPr>
           <w:rFonts w:asciiTheme="majorHAnsi" w:hAnsiTheme="majorHAnsi"/>
@@ -5986,9 +6218,17 @@
         <w:rPr>
           <w:rFonts w:asciiTheme="majorHAnsi" w:hAnsiTheme="majorHAnsi"/>
         </w:rPr>
-        <w:t xml:space="preserve">[0][1] </w:t>
+        <w:t>[</w:t>
+      </w:r>
+      <w:proofErr w:type="gramEnd"/>
+      <w:r>
+        <w:rPr>
+          <w:rFonts w:asciiTheme="majorHAnsi" w:hAnsiTheme="majorHAnsi"/>
+        </w:rPr>
+        <w:t xml:space="preserve">0][1] </w:t>
       </w:r>
       <w:proofErr w:type="spellStart"/>
+      <w:proofErr w:type="gramStart"/>
       <w:r>
         <w:rPr>
           <w:rFonts w:asciiTheme="majorHAnsi" w:hAnsiTheme="majorHAnsi"/>
@@ -6000,9 +6240,17 @@
         <w:rPr>
           <w:rFonts w:asciiTheme="majorHAnsi" w:hAnsiTheme="majorHAnsi"/>
         </w:rPr>
-        <w:t xml:space="preserve">[0][2] </w:t>
+        <w:t>[</w:t>
+      </w:r>
+      <w:proofErr w:type="gramEnd"/>
+      <w:r>
+        <w:rPr>
+          <w:rFonts w:asciiTheme="majorHAnsi" w:hAnsiTheme="majorHAnsi"/>
+        </w:rPr>
+        <w:t xml:space="preserve">0][2] </w:t>
       </w:r>
       <w:proofErr w:type="spellStart"/>
+      <w:proofErr w:type="gramStart"/>
       <w:r>
         <w:rPr>
           <w:rFonts w:asciiTheme="majorHAnsi" w:hAnsiTheme="majorHAnsi"/>
@@ -6014,7 +6262,14 @@
         <w:rPr>
           <w:rFonts w:asciiTheme="majorHAnsi" w:hAnsiTheme="majorHAnsi"/>
         </w:rPr>
-        <w:t>[0][3]</w:t>
+        <w:t>[</w:t>
+      </w:r>
+      <w:proofErr w:type="gramEnd"/>
+      <w:r>
+        <w:rPr>
+          <w:rFonts w:asciiTheme="majorHAnsi" w:hAnsiTheme="majorHAnsi"/>
+        </w:rPr>
+        <w:t>0][3]</w:t>
       </w:r>
     </w:p>
     <w:p>
@@ -6028,7 +6283,14 @@
         <w:rPr>
           <w:rFonts w:asciiTheme="majorHAnsi" w:hAnsiTheme="majorHAnsi"/>
         </w:rPr>
-        <w:t xml:space="preserve">Row 1  </w:t>
+        <w:t xml:space="preserve">Row </w:t>
+      </w:r>
+      <w:proofErr w:type="gramStart"/>
+      <w:r>
+        <w:rPr>
+          <w:rFonts w:asciiTheme="majorHAnsi" w:hAnsiTheme="majorHAnsi"/>
+        </w:rPr>
+        <w:t xml:space="preserve">1  </w:t>
       </w:r>
       <w:proofErr w:type="spellStart"/>
       <w:r>
@@ -6038,6 +6300,7 @@
         <w:t>arr</w:t>
       </w:r>
       <w:proofErr w:type="spellEnd"/>
+      <w:proofErr w:type="gramEnd"/>
       <w:r>
         <w:rPr>
           <w:rFonts w:asciiTheme="majorHAnsi" w:hAnsiTheme="majorHAnsi"/>
@@ -6045,6 +6308,7 @@
         <w:t xml:space="preserve">[1][0] </w:t>
       </w:r>
       <w:proofErr w:type="spellStart"/>
+      <w:proofErr w:type="gramStart"/>
       <w:r>
         <w:rPr>
           <w:rFonts w:asciiTheme="majorHAnsi" w:hAnsiTheme="majorHAnsi"/>
@@ -6056,9 +6320,17 @@
         <w:rPr>
           <w:rFonts w:asciiTheme="majorHAnsi" w:hAnsiTheme="majorHAnsi"/>
         </w:rPr>
-        <w:t xml:space="preserve">[1][1] </w:t>
+        <w:t>[</w:t>
+      </w:r>
+      <w:proofErr w:type="gramEnd"/>
+      <w:r>
+        <w:rPr>
+          <w:rFonts w:asciiTheme="majorHAnsi" w:hAnsiTheme="majorHAnsi"/>
+        </w:rPr>
+        <w:t xml:space="preserve">1][1] </w:t>
       </w:r>
       <w:proofErr w:type="spellStart"/>
+      <w:proofErr w:type="gramStart"/>
       <w:r>
         <w:rPr>
           <w:rFonts w:asciiTheme="majorHAnsi" w:hAnsiTheme="majorHAnsi"/>
@@ -6070,9 +6342,17 @@
         <w:rPr>
           <w:rFonts w:asciiTheme="majorHAnsi" w:hAnsiTheme="majorHAnsi"/>
         </w:rPr>
-        <w:t xml:space="preserve">[1][2] </w:t>
+        <w:t>[</w:t>
+      </w:r>
+      <w:proofErr w:type="gramEnd"/>
+      <w:r>
+        <w:rPr>
+          <w:rFonts w:asciiTheme="majorHAnsi" w:hAnsiTheme="majorHAnsi"/>
+        </w:rPr>
+        <w:t xml:space="preserve">1][2] </w:t>
       </w:r>
       <w:proofErr w:type="spellStart"/>
+      <w:proofErr w:type="gramStart"/>
       <w:r>
         <w:rPr>
           <w:rFonts w:asciiTheme="majorHAnsi" w:hAnsiTheme="majorHAnsi"/>
@@ -6084,7 +6364,14 @@
         <w:rPr>
           <w:rFonts w:asciiTheme="majorHAnsi" w:hAnsiTheme="majorHAnsi"/>
         </w:rPr>
-        <w:t>[1][3]</w:t>
+        <w:t>[</w:t>
+      </w:r>
+      <w:proofErr w:type="gramEnd"/>
+      <w:r>
+        <w:rPr>
+          <w:rFonts w:asciiTheme="majorHAnsi" w:hAnsiTheme="majorHAnsi"/>
+        </w:rPr>
+        <w:t>1][3]</w:t>
       </w:r>
     </w:p>
     <w:p>
@@ -6098,7 +6385,14 @@
         <w:rPr>
           <w:rFonts w:asciiTheme="majorHAnsi" w:hAnsiTheme="majorHAnsi"/>
         </w:rPr>
-        <w:t xml:space="preserve">Row 2  </w:t>
+        <w:t xml:space="preserve">Row </w:t>
+      </w:r>
+      <w:proofErr w:type="gramStart"/>
+      <w:r>
+        <w:rPr>
+          <w:rFonts w:asciiTheme="majorHAnsi" w:hAnsiTheme="majorHAnsi"/>
+        </w:rPr>
+        <w:t xml:space="preserve">2  </w:t>
       </w:r>
       <w:proofErr w:type="spellStart"/>
       <w:r>
@@ -6108,6 +6402,7 @@
         <w:t>arr</w:t>
       </w:r>
       <w:proofErr w:type="spellEnd"/>
+      <w:proofErr w:type="gramEnd"/>
       <w:r>
         <w:rPr>
           <w:rFonts w:asciiTheme="majorHAnsi" w:hAnsiTheme="majorHAnsi"/>
@@ -6115,6 +6410,7 @@
         <w:t xml:space="preserve">[2][0] </w:t>
       </w:r>
       <w:proofErr w:type="spellStart"/>
+      <w:proofErr w:type="gramStart"/>
       <w:r>
         <w:rPr>
           <w:rFonts w:asciiTheme="majorHAnsi" w:hAnsiTheme="majorHAnsi"/>
@@ -6126,9 +6422,17 @@
         <w:rPr>
           <w:rFonts w:asciiTheme="majorHAnsi" w:hAnsiTheme="majorHAnsi"/>
         </w:rPr>
-        <w:t xml:space="preserve">[2][1] </w:t>
+        <w:t>[</w:t>
+      </w:r>
+      <w:proofErr w:type="gramEnd"/>
+      <w:r>
+        <w:rPr>
+          <w:rFonts w:asciiTheme="majorHAnsi" w:hAnsiTheme="majorHAnsi"/>
+        </w:rPr>
+        <w:t xml:space="preserve">2][1] </w:t>
       </w:r>
       <w:proofErr w:type="spellStart"/>
+      <w:proofErr w:type="gramStart"/>
       <w:r>
         <w:rPr>
           <w:rFonts w:asciiTheme="majorHAnsi" w:hAnsiTheme="majorHAnsi"/>
@@ -6140,9 +6444,17 @@
         <w:rPr>
           <w:rFonts w:asciiTheme="majorHAnsi" w:hAnsiTheme="majorHAnsi"/>
         </w:rPr>
-        <w:t xml:space="preserve">[2][2] </w:t>
+        <w:t>[</w:t>
+      </w:r>
+      <w:proofErr w:type="gramEnd"/>
+      <w:r>
+        <w:rPr>
+          <w:rFonts w:asciiTheme="majorHAnsi" w:hAnsiTheme="majorHAnsi"/>
+        </w:rPr>
+        <w:t xml:space="preserve">2][2] </w:t>
       </w:r>
       <w:proofErr w:type="spellStart"/>
+      <w:proofErr w:type="gramStart"/>
       <w:r>
         <w:rPr>
           <w:rFonts w:asciiTheme="majorHAnsi" w:hAnsiTheme="majorHAnsi"/>
@@ -6154,7 +6466,14 @@
         <w:rPr>
           <w:rFonts w:asciiTheme="majorHAnsi" w:hAnsiTheme="majorHAnsi"/>
         </w:rPr>
-        <w:t>[2][3]</w:t>
+        <w:t>[</w:t>
+      </w:r>
+      <w:proofErr w:type="gramEnd"/>
+      <w:r>
+        <w:rPr>
+          <w:rFonts w:asciiTheme="majorHAnsi" w:hAnsiTheme="majorHAnsi"/>
+        </w:rPr>
+        <w:t>2][3]</w:t>
       </w:r>
     </w:p>
     <w:p>
@@ -6337,7 +6656,35 @@
         <w:rPr>
           <w:rFonts w:asciiTheme="majorHAnsi" w:hAnsiTheme="majorHAnsi"/>
         </w:rPr>
-        <w:t>array[index1][index2][index3]</w:t>
+        <w:t>array[index</w:t>
+      </w:r>
+      <w:proofErr w:type="gramStart"/>
+      <w:r>
+        <w:rPr>
+          <w:rFonts w:asciiTheme="majorHAnsi" w:hAnsiTheme="majorHAnsi"/>
+        </w:rPr>
+        <w:t>1][</w:t>
+      </w:r>
+      <w:proofErr w:type="gramEnd"/>
+      <w:r>
+        <w:rPr>
+          <w:rFonts w:asciiTheme="majorHAnsi" w:hAnsiTheme="majorHAnsi"/>
+        </w:rPr>
+        <w:t>index</w:t>
+      </w:r>
+      <w:proofErr w:type="gramStart"/>
+      <w:r>
+        <w:rPr>
+          <w:rFonts w:asciiTheme="majorHAnsi" w:hAnsiTheme="majorHAnsi"/>
+        </w:rPr>
+        <w:t>2][</w:t>
+      </w:r>
+      <w:proofErr w:type="gramEnd"/>
+      <w:r>
+        <w:rPr>
+          <w:rFonts w:asciiTheme="majorHAnsi" w:hAnsiTheme="majorHAnsi"/>
+        </w:rPr>
+        <w:t>index3]</w:t>
       </w:r>
     </w:p>
     <w:p>
@@ -6423,7 +6770,35 @@
         <w:rPr>
           <w:rFonts w:asciiTheme="majorHAnsi" w:hAnsiTheme="majorHAnsi"/>
         </w:rPr>
-        <w:t xml:space="preserve"> [size1][size2][size3];</w:t>
+        <w:t xml:space="preserve"> [size</w:t>
+      </w:r>
+      <w:proofErr w:type="gramStart"/>
+      <w:r>
+        <w:rPr>
+          <w:rFonts w:asciiTheme="majorHAnsi" w:hAnsiTheme="majorHAnsi"/>
+        </w:rPr>
+        <w:t>1][</w:t>
+      </w:r>
+      <w:proofErr w:type="gramEnd"/>
+      <w:r>
+        <w:rPr>
+          <w:rFonts w:asciiTheme="majorHAnsi" w:hAnsiTheme="majorHAnsi"/>
+        </w:rPr>
+        <w:t>size</w:t>
+      </w:r>
+      <w:proofErr w:type="gramStart"/>
+      <w:r>
+        <w:rPr>
+          <w:rFonts w:asciiTheme="majorHAnsi" w:hAnsiTheme="majorHAnsi"/>
+        </w:rPr>
+        <w:t>2][</w:t>
+      </w:r>
+      <w:proofErr w:type="gramEnd"/>
+      <w:r>
+        <w:rPr>
+          <w:rFonts w:asciiTheme="majorHAnsi" w:hAnsiTheme="majorHAnsi"/>
+        </w:rPr>
+        <w:t>size3];</w:t>
       </w:r>
     </w:p>
     <w:p>
@@ -6454,6 +6829,7 @@
         <w:t xml:space="preserve">int </w:t>
       </w:r>
       <w:proofErr w:type="spellStart"/>
+      <w:proofErr w:type="gramStart"/>
       <w:r>
         <w:rPr>
           <w:rFonts w:asciiTheme="majorHAnsi" w:hAnsiTheme="majorHAnsi"/>
@@ -6465,7 +6841,14 @@
         <w:rPr>
           <w:rFonts w:asciiTheme="majorHAnsi" w:hAnsiTheme="majorHAnsi"/>
         </w:rPr>
-        <w:t>[2][3][4];</w:t>
+        <w:t>[</w:t>
+      </w:r>
+      <w:proofErr w:type="gramEnd"/>
+      <w:r>
+        <w:rPr>
+          <w:rFonts w:asciiTheme="majorHAnsi" w:hAnsiTheme="majorHAnsi"/>
+        </w:rPr>
+        <w:t>2][3][4];</w:t>
       </w:r>
     </w:p>
     <w:p>
@@ -7207,6 +7590,7 @@
               </w:rPr>
             </w:pPr>
             <w:proofErr w:type="spellStart"/>
+            <w:proofErr w:type="gramStart"/>
             <w:r>
               <w:rPr>
                 <w:rFonts w:asciiTheme="majorHAnsi" w:hAnsiTheme="majorHAnsi"/>
@@ -7222,7 +7606,16 @@
                 <w:b/>
                 <w:bCs/>
               </w:rPr>
-              <w:t>[10]</w:t>
+              <w:t>[</w:t>
+            </w:r>
+            <w:proofErr w:type="gramEnd"/>
+            <w:r>
+              <w:rPr>
+                <w:rFonts w:asciiTheme="majorHAnsi" w:hAnsiTheme="majorHAnsi"/>
+                <w:b/>
+                <w:bCs/>
+              </w:rPr>
+              <w:t>10]</w:t>
             </w:r>
           </w:p>
         </w:tc>
@@ -7300,6 +7693,7 @@
               </w:rPr>
             </w:pPr>
             <w:proofErr w:type="spellStart"/>
+            <w:proofErr w:type="gramStart"/>
             <w:r>
               <w:rPr>
                 <w:rFonts w:asciiTheme="majorHAnsi" w:hAnsiTheme="majorHAnsi"/>
@@ -7315,7 +7709,16 @@
                 <w:b/>
                 <w:bCs/>
               </w:rPr>
-              <w:t>[4][4]</w:t>
+              <w:t>[</w:t>
+            </w:r>
+            <w:proofErr w:type="gramEnd"/>
+            <w:r>
+              <w:rPr>
+                <w:rFonts w:asciiTheme="majorHAnsi" w:hAnsiTheme="majorHAnsi"/>
+                <w:b/>
+                <w:bCs/>
+              </w:rPr>
+              <w:t>4][4]</w:t>
             </w:r>
           </w:p>
         </w:tc>
@@ -7393,6 +7796,7 @@
               </w:rPr>
             </w:pPr>
             <w:proofErr w:type="spellStart"/>
+            <w:proofErr w:type="gramStart"/>
             <w:r>
               <w:rPr>
                 <w:rFonts w:asciiTheme="majorHAnsi" w:hAnsiTheme="majorHAnsi"/>
@@ -7408,7 +7812,16 @@
                 <w:b/>
                 <w:bCs/>
               </w:rPr>
-              <w:t>[2][4][8]</w:t>
+              <w:t>[</w:t>
+            </w:r>
+            <w:proofErr w:type="gramEnd"/>
+            <w:r>
+              <w:rPr>
+                <w:rFonts w:asciiTheme="majorHAnsi" w:hAnsiTheme="majorHAnsi"/>
+                <w:b/>
+                <w:bCs/>
+              </w:rPr>
+              <w:t>2][4][8]</w:t>
             </w:r>
           </w:p>
         </w:tc>
@@ -7574,7 +7987,25 @@
                 <w:b/>
                 <w:bCs/>
               </w:rPr>
-              <w:t>[3:0][7:0]</w:t>
+              <w:t>[</w:t>
+            </w:r>
+            <w:proofErr w:type="gramStart"/>
+            <w:r>
+              <w:rPr>
+                <w:rFonts w:asciiTheme="majorHAnsi" w:hAnsiTheme="majorHAnsi"/>
+                <w:b/>
+                <w:bCs/>
+              </w:rPr>
+              <w:t>3:0][</w:t>
+            </w:r>
+            <w:proofErr w:type="gramEnd"/>
+            <w:r>
+              <w:rPr>
+                <w:rFonts w:asciiTheme="majorHAnsi" w:hAnsiTheme="majorHAnsi"/>
+                <w:b/>
+                <w:bCs/>
+              </w:rPr>
+              <w:t>7:0]</w:t>
             </w:r>
           </w:p>
         </w:tc>
@@ -7657,7 +8088,25 @@
                 <w:b/>
                 <w:bCs/>
               </w:rPr>
-              <w:t>[1:0][3:0][7:0]</w:t>
+              <w:t>[</w:t>
+            </w:r>
+            <w:proofErr w:type="gramStart"/>
+            <w:r>
+              <w:rPr>
+                <w:rFonts w:asciiTheme="majorHAnsi" w:hAnsiTheme="majorHAnsi"/>
+                <w:b/>
+                <w:bCs/>
+              </w:rPr>
+              <w:t>1:0][3:0][</w:t>
+            </w:r>
+            <w:proofErr w:type="gramEnd"/>
+            <w:r>
+              <w:rPr>
+                <w:rFonts w:asciiTheme="majorHAnsi" w:hAnsiTheme="majorHAnsi"/>
+                <w:b/>
+                <w:bCs/>
+              </w:rPr>
+              <w:t>7:0]</w:t>
             </w:r>
           </w:p>
         </w:tc>
@@ -8107,12 +8556,28 @@
                           </w:p>
                           <w:p>
                             <w:r>
-                              <w:t xml:space="preserve">    marks["Bob"]   = 85;</w:t>
+                              <w:t xml:space="preserve">    marks["Bob</w:t>
+                            </w:r>
+                            <w:proofErr w:type="gramStart"/>
+                            <w:r>
+                              <w:t xml:space="preserve">"]   </w:t>
+                            </w:r>
+                            <w:proofErr w:type="gramEnd"/>
+                            <w:r>
+                              <w:t>= 85;</w:t>
                             </w:r>
                           </w:p>
                           <w:p>
                             <w:r>
-                              <w:t xml:space="preserve">    $display("%0d", marks["Alice"]);</w:t>
+                              <w:t xml:space="preserve">    $</w:t>
+                            </w:r>
+                            <w:proofErr w:type="gramStart"/>
+                            <w:r>
+                              <w:t>display(</w:t>
+                            </w:r>
+                            <w:proofErr w:type="gramEnd"/>
+                            <w:r>
+                              <w:t>"%0d", marks["Alice"]);</w:t>
                             </w:r>
                           </w:p>
                           <w:p>
@@ -8191,12 +8656,28 @@
                     </w:p>
                     <w:p>
                       <w:r>
-                        <w:t xml:space="preserve">    marks["Bob"]   = 85;</w:t>
+                        <w:t xml:space="preserve">    marks["Bob</w:t>
+                      </w:r>
+                      <w:proofErr w:type="gramStart"/>
+                      <w:r>
+                        <w:t xml:space="preserve">"]   </w:t>
+                      </w:r>
+                      <w:proofErr w:type="gramEnd"/>
+                      <w:r>
+                        <w:t>= 85;</w:t>
                       </w:r>
                     </w:p>
                     <w:p>
                       <w:r>
-                        <w:t xml:space="preserve">    $display("%0d", marks["Alice"]);</w:t>
+                        <w:t xml:space="preserve">    $</w:t>
+                      </w:r>
+                      <w:proofErr w:type="gramStart"/>
+                      <w:r>
+                        <w:t>display(</w:t>
+                      </w:r>
+                      <w:proofErr w:type="gramEnd"/>
+                      <w:r>
+                        <w:t>"%0d", marks["Alice"]);</w:t>
                       </w:r>
                     </w:p>
                     <w:p>
@@ -9333,7 +9814,21 @@
           <w:rFonts w:asciiTheme="majorHAnsi" w:hAnsiTheme="majorHAnsi"/>
         </w:rPr>
         <w:br/>
-        <w:t xml:space="preserve">      add = a + b;   // return value</w:t>
+        <w:t xml:space="preserve">      add = a + </w:t>
+      </w:r>
+      <w:proofErr w:type="gramStart"/>
+      <w:r>
+        <w:rPr>
+          <w:rFonts w:asciiTheme="majorHAnsi" w:hAnsiTheme="majorHAnsi"/>
+        </w:rPr>
+        <w:t xml:space="preserve">b;   </w:t>
+      </w:r>
+      <w:proofErr w:type="gramEnd"/>
+      <w:r>
+        <w:rPr>
+          <w:rFonts w:asciiTheme="majorHAnsi" w:hAnsiTheme="majorHAnsi"/>
+        </w:rPr>
+        <w:t>// return value</w:t>
       </w:r>
       <w:r>
         <w:rPr>
@@ -9586,14 +10081,42 @@
         <w:rPr>
           <w:rFonts w:asciiTheme="majorHAnsi" w:hAnsiTheme="majorHAnsi"/>
         </w:rPr>
-        <w:t>function int calc(int a, int b, output int sum, output int diff);</w:t>
+        <w:t xml:space="preserve">function int </w:t>
+      </w:r>
+      <w:proofErr w:type="gramStart"/>
+      <w:r>
+        <w:rPr>
+          <w:rFonts w:asciiTheme="majorHAnsi" w:hAnsiTheme="majorHAnsi"/>
+        </w:rPr>
+        <w:t>calc(</w:t>
+      </w:r>
+      <w:proofErr w:type="gramEnd"/>
+      <w:r>
+        <w:rPr>
+          <w:rFonts w:asciiTheme="majorHAnsi" w:hAnsiTheme="majorHAnsi"/>
+        </w:rPr>
+        <w:t>int a, int b, output int sum, output int diff);</w:t>
       </w:r>
       <w:r>
         <w:rPr>
           <w:rFonts w:asciiTheme="majorHAnsi" w:hAnsiTheme="majorHAnsi"/>
         </w:rPr>
         <w:br/>
-        <w:t xml:space="preserve">   sum  = a + b;</w:t>
+        <w:t xml:space="preserve">   </w:t>
+      </w:r>
+      <w:proofErr w:type="gramStart"/>
+      <w:r>
+        <w:rPr>
+          <w:rFonts w:asciiTheme="majorHAnsi" w:hAnsiTheme="majorHAnsi"/>
+        </w:rPr>
+        <w:t>sum  =</w:t>
+      </w:r>
+      <w:proofErr w:type="gramEnd"/>
+      <w:r>
+        <w:rPr>
+          <w:rFonts w:asciiTheme="majorHAnsi" w:hAnsiTheme="majorHAnsi"/>
+        </w:rPr>
+        <w:t xml:space="preserve"> a + b;</w:t>
       </w:r>
       <w:r>
         <w:rPr>
@@ -9607,7 +10130,21 @@
           <w:rFonts w:asciiTheme="majorHAnsi" w:hAnsiTheme="majorHAnsi"/>
         </w:rPr>
         <w:br/>
-        <w:t xml:space="preserve">   return 1;   // optional return</w:t>
+        <w:t xml:space="preserve">   return </w:t>
+      </w:r>
+      <w:proofErr w:type="gramStart"/>
+      <w:r>
+        <w:rPr>
+          <w:rFonts w:asciiTheme="majorHAnsi" w:hAnsiTheme="majorHAnsi"/>
+        </w:rPr>
+        <w:t xml:space="preserve">1;   </w:t>
+      </w:r>
+      <w:proofErr w:type="gramEnd"/>
+      <w:r>
+        <w:rPr>
+          <w:rFonts w:asciiTheme="majorHAnsi" w:hAnsiTheme="majorHAnsi"/>
+        </w:rPr>
+        <w:t>// optional return</w:t>
       </w:r>
       <w:r>
         <w:rPr>
@@ -9795,12 +10332,21 @@
           <w:szCs w:val="22"/>
         </w:rPr>
       </w:pPr>
+      <w:proofErr w:type="gramStart"/>
       <w:r>
         <w:rPr>
           <w:sz w:val="22"/>
           <w:szCs w:val="22"/>
         </w:rPr>
-        <w:t>So variables are not shared between calls.</w:t>
+        <w:t>So</w:t>
+      </w:r>
+      <w:proofErr w:type="gramEnd"/>
+      <w:r>
+        <w:rPr>
+          <w:sz w:val="22"/>
+          <w:szCs w:val="22"/>
+        </w:rPr>
+        <w:t xml:space="preserve"> variables are not shared between calls.</w:t>
       </w:r>
     </w:p>
     <w:p>
@@ -9848,7 +10394,23 @@
           <w:sz w:val="22"/>
           <w:szCs w:val="22"/>
         </w:rPr>
-        <w:t>function int count();</w:t>
+        <w:t xml:space="preserve">function int </w:t>
+      </w:r>
+      <w:proofErr w:type="gramStart"/>
+      <w:r>
+        <w:rPr>
+          <w:sz w:val="22"/>
+          <w:szCs w:val="22"/>
+        </w:rPr>
+        <w:t>count(</w:t>
+      </w:r>
+      <w:proofErr w:type="gramEnd"/>
+      <w:r>
+        <w:rPr>
+          <w:sz w:val="22"/>
+          <w:szCs w:val="22"/>
+        </w:rPr>
+        <w:t>);</w:t>
       </w:r>
       <w:r>
         <w:rPr>
@@ -10060,7 +10622,23 @@
           <w:sz w:val="22"/>
           <w:szCs w:val="22"/>
         </w:rPr>
-        <w:t>function automatic int count();</w:t>
+        <w:t xml:space="preserve">function automatic int </w:t>
+      </w:r>
+      <w:proofErr w:type="gramStart"/>
+      <w:r>
+        <w:rPr>
+          <w:sz w:val="22"/>
+          <w:szCs w:val="22"/>
+        </w:rPr>
+        <w:t>count(</w:t>
+      </w:r>
+      <w:proofErr w:type="gramEnd"/>
+      <w:r>
+        <w:rPr>
+          <w:sz w:val="22"/>
+          <w:szCs w:val="22"/>
+        </w:rPr>
+        <w:t>);</w:t>
       </w:r>
       <w:r>
         <w:rPr>
@@ -10252,7 +10830,23 @@
           <w:sz w:val="22"/>
           <w:szCs w:val="22"/>
         </w:rPr>
-        <w:t>function automatic int factorial(int n);</w:t>
+        <w:t xml:space="preserve">function automatic int </w:t>
+      </w:r>
+      <w:proofErr w:type="gramStart"/>
+      <w:r>
+        <w:rPr>
+          <w:sz w:val="22"/>
+          <w:szCs w:val="22"/>
+        </w:rPr>
+        <w:t>factorial(</w:t>
+      </w:r>
+      <w:proofErr w:type="gramEnd"/>
+      <w:r>
+        <w:rPr>
+          <w:sz w:val="22"/>
+          <w:szCs w:val="22"/>
+        </w:rPr>
+        <w:t>int n);</w:t>
       </w:r>
       <w:r>
         <w:rPr>
@@ -11522,13 +12116,23 @@
                 <w:szCs w:val="20"/>
               </w:rPr>
             </w:pPr>
+            <w:proofErr w:type="gramStart"/>
             <w:r>
               <w:rPr>
                 <w:rFonts w:ascii="Times New Roman" w:hAnsi="Times New Roman" w:cs="Times New Roman"/>
                 <w:sz w:val="20"/>
                 <w:szCs w:val="20"/>
               </w:rPr>
-              <w:t>new[]</w:t>
+              <w:t>new[</w:t>
+            </w:r>
+            <w:proofErr w:type="gramEnd"/>
+            <w:r>
+              <w:rPr>
+                <w:rFonts w:ascii="Times New Roman" w:hAnsi="Times New Roman" w:cs="Times New Roman"/>
+                <w:sz w:val="20"/>
+                <w:szCs w:val="20"/>
+              </w:rPr>
+              <w:t>]</w:t>
             </w:r>
           </w:p>
         </w:tc>
@@ -11588,7 +12192,25 @@
                 <w:sz w:val="20"/>
                 <w:szCs w:val="20"/>
               </w:rPr>
-              <w:t xml:space="preserve"> = new[5];</w:t>
+              <w:t xml:space="preserve"> = </w:t>
+            </w:r>
+            <w:proofErr w:type="gramStart"/>
+            <w:r>
+              <w:rPr>
+                <w:rFonts w:ascii="Times New Roman" w:hAnsi="Times New Roman" w:cs="Times New Roman"/>
+                <w:sz w:val="20"/>
+                <w:szCs w:val="20"/>
+              </w:rPr>
+              <w:t>new[</w:t>
+            </w:r>
+            <w:proofErr w:type="gramEnd"/>
+            <w:r>
+              <w:rPr>
+                <w:rFonts w:ascii="Times New Roman" w:hAnsi="Times New Roman" w:cs="Times New Roman"/>
+                <w:sz w:val="20"/>
+                <w:szCs w:val="20"/>
+              </w:rPr>
+              <w:t>5];</w:t>
             </w:r>
           </w:p>
         </w:tc>
@@ -11630,13 +12252,23 @@
                 <w:szCs w:val="20"/>
               </w:rPr>
             </w:pPr>
+            <w:proofErr w:type="gramStart"/>
             <w:r>
               <w:rPr>
                 <w:rFonts w:ascii="Times New Roman" w:hAnsi="Times New Roman" w:cs="Times New Roman"/>
                 <w:sz w:val="20"/>
                 <w:szCs w:val="20"/>
               </w:rPr>
-              <w:t>size()</w:t>
+              <w:t>size(</w:t>
+            </w:r>
+            <w:proofErr w:type="gramEnd"/>
+            <w:r>
+              <w:rPr>
+                <w:rFonts w:ascii="Times New Roman" w:hAnsi="Times New Roman" w:cs="Times New Roman"/>
+                <w:sz w:val="20"/>
+                <w:szCs w:val="20"/>
+              </w:rPr>
+              <w:t>)</w:t>
             </w:r>
           </w:p>
         </w:tc>
@@ -11681,6 +12313,7 @@
               </w:rPr>
             </w:pPr>
             <w:proofErr w:type="spellStart"/>
+            <w:proofErr w:type="gramStart"/>
             <w:r>
               <w:rPr>
                 <w:rFonts w:ascii="Times New Roman" w:hAnsi="Times New Roman" w:cs="Times New Roman"/>
@@ -11690,6 +12323,7 @@
               <w:t>arr.size</w:t>
             </w:r>
             <w:proofErr w:type="spellEnd"/>
+            <w:proofErr w:type="gramEnd"/>
             <w:r>
               <w:rPr>
                 <w:rFonts w:ascii="Times New Roman" w:hAnsi="Times New Roman" w:cs="Times New Roman"/>
@@ -11738,13 +12372,23 @@
                 <w:szCs w:val="20"/>
               </w:rPr>
             </w:pPr>
+            <w:proofErr w:type="gramStart"/>
             <w:r>
               <w:rPr>
                 <w:rFonts w:ascii="Times New Roman" w:hAnsi="Times New Roman" w:cs="Times New Roman"/>
                 <w:sz w:val="20"/>
                 <w:szCs w:val="20"/>
               </w:rPr>
-              <w:t>delete()</w:t>
+              <w:t>delete(</w:t>
+            </w:r>
+            <w:proofErr w:type="gramEnd"/>
+            <w:r>
+              <w:rPr>
+                <w:rFonts w:ascii="Times New Roman" w:hAnsi="Times New Roman" w:cs="Times New Roman"/>
+                <w:sz w:val="20"/>
+                <w:szCs w:val="20"/>
+              </w:rPr>
+              <w:t>)</w:t>
             </w:r>
           </w:p>
         </w:tc>
@@ -11789,6 +12433,7 @@
               </w:rPr>
             </w:pPr>
             <w:proofErr w:type="spellStart"/>
+            <w:proofErr w:type="gramStart"/>
             <w:r>
               <w:rPr>
                 <w:rFonts w:ascii="Times New Roman" w:hAnsi="Times New Roman" w:cs="Times New Roman"/>
@@ -11798,6 +12443,7 @@
               <w:t>arr.delete</w:t>
             </w:r>
             <w:proofErr w:type="spellEnd"/>
+            <w:proofErr w:type="gramEnd"/>
             <w:r>
               <w:rPr>
                 <w:rFonts w:ascii="Times New Roman" w:hAnsi="Times New Roman" w:cs="Times New Roman"/>
@@ -11863,16 +12509,34 @@
                 <w:sz w:val="20"/>
                 <w:szCs w:val="20"/>
               </w:rPr>
-              <w:t>push_back</w:t>
-            </w:r>
-            <w:proofErr w:type="spellEnd"/>
+              <w:t>push_</w:t>
+            </w:r>
+            <w:proofErr w:type="gramStart"/>
             <w:r>
               <w:rPr>
                 <w:rFonts w:ascii="Times New Roman" w:hAnsi="Times New Roman" w:cs="Times New Roman"/>
                 <w:sz w:val="20"/>
                 <w:szCs w:val="20"/>
               </w:rPr>
-              <w:t>()</w:t>
+              <w:t>back</w:t>
+            </w:r>
+            <w:proofErr w:type="spellEnd"/>
+            <w:r>
+              <w:rPr>
+                <w:rFonts w:ascii="Times New Roman" w:hAnsi="Times New Roman" w:cs="Times New Roman"/>
+                <w:sz w:val="20"/>
+                <w:szCs w:val="20"/>
+              </w:rPr>
+              <w:t>(</w:t>
+            </w:r>
+            <w:proofErr w:type="gramEnd"/>
+            <w:r>
+              <w:rPr>
+                <w:rFonts w:ascii="Times New Roman" w:hAnsi="Times New Roman" w:cs="Times New Roman"/>
+                <w:sz w:val="20"/>
+                <w:szCs w:val="20"/>
+              </w:rPr>
+              <w:t>)</w:t>
             </w:r>
           </w:p>
         </w:tc>
@@ -11917,22 +12581,50 @@
               </w:rPr>
             </w:pPr>
             <w:proofErr w:type="spellStart"/>
+            <w:proofErr w:type="gramStart"/>
             <w:r>
               <w:rPr>
                 <w:rFonts w:ascii="Times New Roman" w:hAnsi="Times New Roman" w:cs="Times New Roman"/>
                 <w:sz w:val="20"/>
                 <w:szCs w:val="20"/>
               </w:rPr>
-              <w:t>q.push_back</w:t>
-            </w:r>
-            <w:proofErr w:type="spellEnd"/>
+              <w:t>q.push</w:t>
+            </w:r>
+            <w:proofErr w:type="gramEnd"/>
             <w:r>
               <w:rPr>
                 <w:rFonts w:ascii="Times New Roman" w:hAnsi="Times New Roman" w:cs="Times New Roman"/>
                 <w:sz w:val="20"/>
                 <w:szCs w:val="20"/>
               </w:rPr>
-              <w:t>(10);</w:t>
+              <w:t>_</w:t>
+            </w:r>
+            <w:proofErr w:type="gramStart"/>
+            <w:r>
+              <w:rPr>
+                <w:rFonts w:ascii="Times New Roman" w:hAnsi="Times New Roman" w:cs="Times New Roman"/>
+                <w:sz w:val="20"/>
+                <w:szCs w:val="20"/>
+              </w:rPr>
+              <w:t>back</w:t>
+            </w:r>
+            <w:proofErr w:type="spellEnd"/>
+            <w:r>
+              <w:rPr>
+                <w:rFonts w:ascii="Times New Roman" w:hAnsi="Times New Roman" w:cs="Times New Roman"/>
+                <w:sz w:val="20"/>
+                <w:szCs w:val="20"/>
+              </w:rPr>
+              <w:t>(</w:t>
+            </w:r>
+            <w:proofErr w:type="gramEnd"/>
+            <w:r>
+              <w:rPr>
+                <w:rFonts w:ascii="Times New Roman" w:hAnsi="Times New Roman" w:cs="Times New Roman"/>
+                <w:sz w:val="20"/>
+                <w:szCs w:val="20"/>
+              </w:rPr>
+              <w:t>10);</w:t>
             </w:r>
           </w:p>
         </w:tc>
@@ -11981,16 +12673,34 @@
                 <w:sz w:val="20"/>
                 <w:szCs w:val="20"/>
               </w:rPr>
-              <w:t>push_front</w:t>
-            </w:r>
-            <w:proofErr w:type="spellEnd"/>
+              <w:t>push_</w:t>
+            </w:r>
+            <w:proofErr w:type="gramStart"/>
             <w:r>
               <w:rPr>
                 <w:rFonts w:ascii="Times New Roman" w:hAnsi="Times New Roman" w:cs="Times New Roman"/>
                 <w:sz w:val="20"/>
                 <w:szCs w:val="20"/>
               </w:rPr>
-              <w:t>()</w:t>
+              <w:t>front</w:t>
+            </w:r>
+            <w:proofErr w:type="spellEnd"/>
+            <w:r>
+              <w:rPr>
+                <w:rFonts w:ascii="Times New Roman" w:hAnsi="Times New Roman" w:cs="Times New Roman"/>
+                <w:sz w:val="20"/>
+                <w:szCs w:val="20"/>
+              </w:rPr>
+              <w:t>(</w:t>
+            </w:r>
+            <w:proofErr w:type="gramEnd"/>
+            <w:r>
+              <w:rPr>
+                <w:rFonts w:ascii="Times New Roman" w:hAnsi="Times New Roman" w:cs="Times New Roman"/>
+                <w:sz w:val="20"/>
+                <w:szCs w:val="20"/>
+              </w:rPr>
+              <w:t>)</w:t>
             </w:r>
           </w:p>
         </w:tc>
@@ -12035,22 +12745,50 @@
               </w:rPr>
             </w:pPr>
             <w:proofErr w:type="spellStart"/>
+            <w:proofErr w:type="gramStart"/>
             <w:r>
               <w:rPr>
                 <w:rFonts w:ascii="Times New Roman" w:hAnsi="Times New Roman" w:cs="Times New Roman"/>
                 <w:sz w:val="20"/>
                 <w:szCs w:val="20"/>
               </w:rPr>
-              <w:t>q.push_front</w:t>
-            </w:r>
-            <w:proofErr w:type="spellEnd"/>
+              <w:t>q.push</w:t>
+            </w:r>
+            <w:proofErr w:type="gramEnd"/>
             <w:r>
               <w:rPr>
                 <w:rFonts w:ascii="Times New Roman" w:hAnsi="Times New Roman" w:cs="Times New Roman"/>
                 <w:sz w:val="20"/>
                 <w:szCs w:val="20"/>
               </w:rPr>
-              <w:t>(5);</w:t>
+              <w:t>_</w:t>
+            </w:r>
+            <w:proofErr w:type="gramStart"/>
+            <w:r>
+              <w:rPr>
+                <w:rFonts w:ascii="Times New Roman" w:hAnsi="Times New Roman" w:cs="Times New Roman"/>
+                <w:sz w:val="20"/>
+                <w:szCs w:val="20"/>
+              </w:rPr>
+              <w:t>front</w:t>
+            </w:r>
+            <w:proofErr w:type="spellEnd"/>
+            <w:r>
+              <w:rPr>
+                <w:rFonts w:ascii="Times New Roman" w:hAnsi="Times New Roman" w:cs="Times New Roman"/>
+                <w:sz w:val="20"/>
+                <w:szCs w:val="20"/>
+              </w:rPr>
+              <w:t>(</w:t>
+            </w:r>
+            <w:proofErr w:type="gramEnd"/>
+            <w:r>
+              <w:rPr>
+                <w:rFonts w:ascii="Times New Roman" w:hAnsi="Times New Roman" w:cs="Times New Roman"/>
+                <w:sz w:val="20"/>
+                <w:szCs w:val="20"/>
+              </w:rPr>
+              <w:t>5);</w:t>
             </w:r>
           </w:p>
         </w:tc>
@@ -12099,16 +12837,34 @@
                 <w:sz w:val="20"/>
                 <w:szCs w:val="20"/>
               </w:rPr>
-              <w:t>pop_back</w:t>
-            </w:r>
-            <w:proofErr w:type="spellEnd"/>
+              <w:t>pop_</w:t>
+            </w:r>
+            <w:proofErr w:type="gramStart"/>
             <w:r>
               <w:rPr>
                 <w:rFonts w:ascii="Times New Roman" w:hAnsi="Times New Roman" w:cs="Times New Roman"/>
                 <w:sz w:val="20"/>
                 <w:szCs w:val="20"/>
               </w:rPr>
-              <w:t>()</w:t>
+              <w:t>back</w:t>
+            </w:r>
+            <w:proofErr w:type="spellEnd"/>
+            <w:r>
+              <w:rPr>
+                <w:rFonts w:ascii="Times New Roman" w:hAnsi="Times New Roman" w:cs="Times New Roman"/>
+                <w:sz w:val="20"/>
+                <w:szCs w:val="20"/>
+              </w:rPr>
+              <w:t>(</w:t>
+            </w:r>
+            <w:proofErr w:type="gramEnd"/>
+            <w:r>
+              <w:rPr>
+                <w:rFonts w:ascii="Times New Roman" w:hAnsi="Times New Roman" w:cs="Times New Roman"/>
+                <w:sz w:val="20"/>
+                <w:szCs w:val="20"/>
+              </w:rPr>
+              <w:t>)</w:t>
             </w:r>
           </w:p>
         </w:tc>
@@ -12159,16 +12915,34 @@
                 <w:sz w:val="20"/>
                 <w:szCs w:val="20"/>
               </w:rPr>
-              <w:t>q.pop_back</w:t>
-            </w:r>
-            <w:proofErr w:type="spellEnd"/>
+              <w:t>q.pop_</w:t>
+            </w:r>
+            <w:proofErr w:type="gramStart"/>
             <w:r>
               <w:rPr>
                 <w:rFonts w:ascii="Times New Roman" w:hAnsi="Times New Roman" w:cs="Times New Roman"/>
                 <w:sz w:val="20"/>
                 <w:szCs w:val="20"/>
               </w:rPr>
-              <w:t>();</w:t>
+              <w:t>back</w:t>
+            </w:r>
+            <w:proofErr w:type="spellEnd"/>
+            <w:r>
+              <w:rPr>
+                <w:rFonts w:ascii="Times New Roman" w:hAnsi="Times New Roman" w:cs="Times New Roman"/>
+                <w:sz w:val="20"/>
+                <w:szCs w:val="20"/>
+              </w:rPr>
+              <w:t>(</w:t>
+            </w:r>
+            <w:proofErr w:type="gramEnd"/>
+            <w:r>
+              <w:rPr>
+                <w:rFonts w:ascii="Times New Roman" w:hAnsi="Times New Roman" w:cs="Times New Roman"/>
+                <w:sz w:val="20"/>
+                <w:szCs w:val="20"/>
+              </w:rPr>
+              <w:t>);</w:t>
             </w:r>
           </w:p>
         </w:tc>
@@ -12217,16 +12991,34 @@
                 <w:sz w:val="20"/>
                 <w:szCs w:val="20"/>
               </w:rPr>
-              <w:t>pop_front</w:t>
-            </w:r>
-            <w:proofErr w:type="spellEnd"/>
+              <w:t>pop_</w:t>
+            </w:r>
+            <w:proofErr w:type="gramStart"/>
             <w:r>
               <w:rPr>
                 <w:rFonts w:ascii="Times New Roman" w:hAnsi="Times New Roman" w:cs="Times New Roman"/>
                 <w:sz w:val="20"/>
                 <w:szCs w:val="20"/>
               </w:rPr>
-              <w:t>()</w:t>
+              <w:t>front</w:t>
+            </w:r>
+            <w:proofErr w:type="spellEnd"/>
+            <w:r>
+              <w:rPr>
+                <w:rFonts w:ascii="Times New Roman" w:hAnsi="Times New Roman" w:cs="Times New Roman"/>
+                <w:sz w:val="20"/>
+                <w:szCs w:val="20"/>
+              </w:rPr>
+              <w:t>(</w:t>
+            </w:r>
+            <w:proofErr w:type="gramEnd"/>
+            <w:r>
+              <w:rPr>
+                <w:rFonts w:ascii="Times New Roman" w:hAnsi="Times New Roman" w:cs="Times New Roman"/>
+                <w:sz w:val="20"/>
+                <w:szCs w:val="20"/>
+              </w:rPr>
+              <w:t>)</w:t>
             </w:r>
           </w:p>
         </w:tc>
@@ -12277,16 +13069,34 @@
                 <w:sz w:val="20"/>
                 <w:szCs w:val="20"/>
               </w:rPr>
-              <w:t>q.pop_front</w:t>
-            </w:r>
-            <w:proofErr w:type="spellEnd"/>
+              <w:t>q.pop_</w:t>
+            </w:r>
+            <w:proofErr w:type="gramStart"/>
             <w:r>
               <w:rPr>
                 <w:rFonts w:ascii="Times New Roman" w:hAnsi="Times New Roman" w:cs="Times New Roman"/>
                 <w:sz w:val="20"/>
                 <w:szCs w:val="20"/>
               </w:rPr>
-              <w:t>();</w:t>
+              <w:t>front</w:t>
+            </w:r>
+            <w:proofErr w:type="spellEnd"/>
+            <w:r>
+              <w:rPr>
+                <w:rFonts w:ascii="Times New Roman" w:hAnsi="Times New Roman" w:cs="Times New Roman"/>
+                <w:sz w:val="20"/>
+                <w:szCs w:val="20"/>
+              </w:rPr>
+              <w:t>(</w:t>
+            </w:r>
+            <w:proofErr w:type="gramEnd"/>
+            <w:r>
+              <w:rPr>
+                <w:rFonts w:ascii="Times New Roman" w:hAnsi="Times New Roman" w:cs="Times New Roman"/>
+                <w:sz w:val="20"/>
+                <w:szCs w:val="20"/>
+              </w:rPr>
+              <w:t>);</w:t>
             </w:r>
           </w:p>
         </w:tc>
@@ -12328,13 +13138,23 @@
                 <w:szCs w:val="20"/>
               </w:rPr>
             </w:pPr>
+            <w:proofErr w:type="gramStart"/>
             <w:r>
               <w:rPr>
                 <w:rFonts w:ascii="Times New Roman" w:hAnsi="Times New Roman" w:cs="Times New Roman"/>
                 <w:sz w:val="20"/>
                 <w:szCs w:val="20"/>
               </w:rPr>
-              <w:t>size()</w:t>
+              <w:t>size(</w:t>
+            </w:r>
+            <w:proofErr w:type="gramEnd"/>
+            <w:r>
+              <w:rPr>
+                <w:rFonts w:ascii="Times New Roman" w:hAnsi="Times New Roman" w:cs="Times New Roman"/>
+                <w:sz w:val="20"/>
+                <w:szCs w:val="20"/>
+              </w:rPr>
+              <w:t>)</w:t>
             </w:r>
           </w:p>
         </w:tc>
@@ -12379,6 +13199,7 @@
               </w:rPr>
             </w:pPr>
             <w:proofErr w:type="spellStart"/>
+            <w:proofErr w:type="gramStart"/>
             <w:r>
               <w:rPr>
                 <w:rFonts w:ascii="Times New Roman" w:hAnsi="Times New Roman" w:cs="Times New Roman"/>
@@ -12388,6 +13209,7 @@
               <w:t>q.size</w:t>
             </w:r>
             <w:proofErr w:type="spellEnd"/>
+            <w:proofErr w:type="gramEnd"/>
             <w:r>
               <w:rPr>
                 <w:rFonts w:ascii="Times New Roman" w:hAnsi="Times New Roman" w:cs="Times New Roman"/>
@@ -12446,13 +13268,23 @@
                 <w:szCs w:val="20"/>
               </w:rPr>
             </w:pPr>
+            <w:proofErr w:type="gramStart"/>
             <w:r>
               <w:rPr>
                 <w:rFonts w:ascii="Times New Roman" w:hAnsi="Times New Roman" w:cs="Times New Roman"/>
                 <w:sz w:val="20"/>
                 <w:szCs w:val="20"/>
               </w:rPr>
-              <w:t>exists()</w:t>
+              <w:t>exists(</w:t>
+            </w:r>
+            <w:proofErr w:type="gramEnd"/>
+            <w:r>
+              <w:rPr>
+                <w:rFonts w:ascii="Times New Roman" w:hAnsi="Times New Roman" w:cs="Times New Roman"/>
+                <w:sz w:val="20"/>
+                <w:szCs w:val="20"/>
+              </w:rPr>
+              <w:t>)</w:t>
             </w:r>
           </w:p>
         </w:tc>
@@ -12497,6 +13329,7 @@
               </w:rPr>
             </w:pPr>
             <w:proofErr w:type="spellStart"/>
+            <w:proofErr w:type="gramStart"/>
             <w:r>
               <w:rPr>
                 <w:rFonts w:ascii="Times New Roman" w:hAnsi="Times New Roman" w:cs="Times New Roman"/>
@@ -12506,6 +13339,7 @@
               <w:t>aa.exists</w:t>
             </w:r>
             <w:proofErr w:type="spellEnd"/>
+            <w:proofErr w:type="gramEnd"/>
             <w:r>
               <w:rPr>
                 <w:rFonts w:ascii="Times New Roman" w:hAnsi="Times New Roman" w:cs="Times New Roman"/>
@@ -12554,13 +13388,23 @@
                 <w:szCs w:val="20"/>
               </w:rPr>
             </w:pPr>
+            <w:proofErr w:type="gramStart"/>
             <w:r>
               <w:rPr>
                 <w:rFonts w:ascii="Times New Roman" w:hAnsi="Times New Roman" w:cs="Times New Roman"/>
                 <w:sz w:val="20"/>
                 <w:szCs w:val="20"/>
               </w:rPr>
-              <w:t>delete()</w:t>
+              <w:t>delete(</w:t>
+            </w:r>
+            <w:proofErr w:type="gramEnd"/>
+            <w:r>
+              <w:rPr>
+                <w:rFonts w:ascii="Times New Roman" w:hAnsi="Times New Roman" w:cs="Times New Roman"/>
+                <w:sz w:val="20"/>
+                <w:szCs w:val="20"/>
+              </w:rPr>
+              <w:t>)</w:t>
             </w:r>
           </w:p>
         </w:tc>
@@ -12605,6 +13449,7 @@
               </w:rPr>
             </w:pPr>
             <w:proofErr w:type="spellStart"/>
+            <w:proofErr w:type="gramStart"/>
             <w:r>
               <w:rPr>
                 <w:rFonts w:ascii="Times New Roman" w:hAnsi="Times New Roman" w:cs="Times New Roman"/>
@@ -12614,6 +13459,7 @@
               <w:t>aa.delete</w:t>
             </w:r>
             <w:proofErr w:type="spellEnd"/>
+            <w:proofErr w:type="gramEnd"/>
             <w:r>
               <w:rPr>
                 <w:rFonts w:ascii="Times New Roman" w:hAnsi="Times New Roman" w:cs="Times New Roman"/>
@@ -12662,13 +13508,23 @@
                 <w:szCs w:val="20"/>
               </w:rPr>
             </w:pPr>
+            <w:proofErr w:type="gramStart"/>
             <w:r>
               <w:rPr>
                 <w:rFonts w:ascii="Times New Roman" w:hAnsi="Times New Roman" w:cs="Times New Roman"/>
                 <w:sz w:val="20"/>
                 <w:szCs w:val="20"/>
               </w:rPr>
-              <w:t>num()</w:t>
+              <w:t>num(</w:t>
+            </w:r>
+            <w:proofErr w:type="gramEnd"/>
+            <w:r>
+              <w:rPr>
+                <w:rFonts w:ascii="Times New Roman" w:hAnsi="Times New Roman" w:cs="Times New Roman"/>
+                <w:sz w:val="20"/>
+                <w:szCs w:val="20"/>
+              </w:rPr>
+              <w:t>)</w:t>
             </w:r>
           </w:p>
         </w:tc>
@@ -12713,6 +13569,7 @@
               </w:rPr>
             </w:pPr>
             <w:proofErr w:type="spellStart"/>
+            <w:proofErr w:type="gramStart"/>
             <w:r>
               <w:rPr>
                 <w:rFonts w:ascii="Times New Roman" w:hAnsi="Times New Roman" w:cs="Times New Roman"/>
@@ -12728,7 +13585,16 @@
                 <w:sz w:val="20"/>
                 <w:szCs w:val="20"/>
               </w:rPr>
-              <w:t>();</w:t>
+              <w:t>(</w:t>
+            </w:r>
+            <w:proofErr w:type="gramEnd"/>
+            <w:r>
+              <w:rPr>
+                <w:rFonts w:ascii="Times New Roman" w:hAnsi="Times New Roman" w:cs="Times New Roman"/>
+                <w:sz w:val="20"/>
+                <w:szCs w:val="20"/>
+              </w:rPr>
+              <w:t>);</w:t>
             </w:r>
           </w:p>
         </w:tc>
@@ -12781,6 +13647,7 @@
               </w:rPr>
             </w:pPr>
             <w:proofErr w:type="spellStart"/>
+            <w:proofErr w:type="gramStart"/>
             <w:r>
               <w:rPr>
                 <w:rFonts w:ascii="Times New Roman" w:hAnsi="Times New Roman" w:cs="Times New Roman"/>
@@ -12796,7 +13663,16 @@
                 <w:sz w:val="20"/>
                 <w:szCs w:val="20"/>
               </w:rPr>
-              <w:t>()</w:t>
+              <w:t>(</w:t>
+            </w:r>
+            <w:proofErr w:type="gramEnd"/>
+            <w:r>
+              <w:rPr>
+                <w:rFonts w:ascii="Times New Roman" w:hAnsi="Times New Roman" w:cs="Times New Roman"/>
+                <w:sz w:val="20"/>
+                <w:szCs w:val="20"/>
+              </w:rPr>
+              <w:t>)</w:t>
             </w:r>
           </w:p>
         </w:tc>
@@ -12841,6 +13717,7 @@
               </w:rPr>
             </w:pPr>
             <w:proofErr w:type="spellStart"/>
+            <w:proofErr w:type="gramStart"/>
             <w:r>
               <w:rPr>
                 <w:rFonts w:ascii="Times New Roman" w:hAnsi="Times New Roman" w:cs="Times New Roman"/>
@@ -12856,7 +13733,16 @@
                 <w:sz w:val="20"/>
                 <w:szCs w:val="20"/>
               </w:rPr>
-              <w:t>();</w:t>
+              <w:t>(</w:t>
+            </w:r>
+            <w:proofErr w:type="gramEnd"/>
+            <w:r>
+              <w:rPr>
+                <w:rFonts w:ascii="Times New Roman" w:hAnsi="Times New Roman" w:cs="Times New Roman"/>
+                <w:sz w:val="20"/>
+                <w:szCs w:val="20"/>
+              </w:rPr>
+              <w:t>);</w:t>
             </w:r>
           </w:p>
         </w:tc>
@@ -12899,6 +13785,7 @@
               </w:rPr>
             </w:pPr>
             <w:proofErr w:type="spellStart"/>
+            <w:proofErr w:type="gramStart"/>
             <w:r>
               <w:rPr>
                 <w:rFonts w:ascii="Times New Roman" w:hAnsi="Times New Roman" w:cs="Times New Roman"/>
@@ -12914,7 +13801,16 @@
                 <w:sz w:val="20"/>
                 <w:szCs w:val="20"/>
               </w:rPr>
-              <w:t>()</w:t>
+              <w:t>(</w:t>
+            </w:r>
+            <w:proofErr w:type="gramEnd"/>
+            <w:r>
+              <w:rPr>
+                <w:rFonts w:ascii="Times New Roman" w:hAnsi="Times New Roman" w:cs="Times New Roman"/>
+                <w:sz w:val="20"/>
+                <w:szCs w:val="20"/>
+              </w:rPr>
+              <w:t>)</w:t>
             </w:r>
           </w:p>
         </w:tc>
@@ -12959,6 +13855,7 @@
               </w:rPr>
             </w:pPr>
             <w:proofErr w:type="spellStart"/>
+            <w:proofErr w:type="gramStart"/>
             <w:r>
               <w:rPr>
                 <w:rFonts w:ascii="Times New Roman" w:hAnsi="Times New Roman" w:cs="Times New Roman"/>
@@ -12968,6 +13865,7 @@
               <w:t>s.toupper</w:t>
             </w:r>
             <w:proofErr w:type="spellEnd"/>
+            <w:proofErr w:type="gramEnd"/>
             <w:r>
               <w:rPr>
                 <w:rFonts w:ascii="Times New Roman" w:hAnsi="Times New Roman" w:cs="Times New Roman"/>
@@ -13017,6 +13915,7 @@
               </w:rPr>
             </w:pPr>
             <w:proofErr w:type="spellStart"/>
+            <w:proofErr w:type="gramStart"/>
             <w:r>
               <w:rPr>
                 <w:rFonts w:ascii="Times New Roman" w:hAnsi="Times New Roman" w:cs="Times New Roman"/>
@@ -13032,7 +13931,16 @@
                 <w:sz w:val="20"/>
                 <w:szCs w:val="20"/>
               </w:rPr>
-              <w:t>()</w:t>
+              <w:t>(</w:t>
+            </w:r>
+            <w:proofErr w:type="gramEnd"/>
+            <w:r>
+              <w:rPr>
+                <w:rFonts w:ascii="Times New Roman" w:hAnsi="Times New Roman" w:cs="Times New Roman"/>
+                <w:sz w:val="20"/>
+                <w:szCs w:val="20"/>
+              </w:rPr>
+              <w:t>)</w:t>
             </w:r>
           </w:p>
         </w:tc>
@@ -13077,6 +13985,7 @@
               </w:rPr>
             </w:pPr>
             <w:proofErr w:type="spellStart"/>
+            <w:proofErr w:type="gramStart"/>
             <w:r>
               <w:rPr>
                 <w:rFonts w:ascii="Times New Roman" w:hAnsi="Times New Roman" w:cs="Times New Roman"/>
@@ -13086,6 +13995,7 @@
               <w:t>s.tolower</w:t>
             </w:r>
             <w:proofErr w:type="spellEnd"/>
+            <w:proofErr w:type="gramEnd"/>
             <w:r>
               <w:rPr>
                 <w:rFonts w:ascii="Times New Roman" w:hAnsi="Times New Roman" w:cs="Times New Roman"/>
@@ -13135,6 +14045,7 @@
               </w:rPr>
             </w:pPr>
             <w:proofErr w:type="spellStart"/>
+            <w:proofErr w:type="gramStart"/>
             <w:r>
               <w:rPr>
                 <w:rFonts w:ascii="Times New Roman" w:hAnsi="Times New Roman" w:cs="Times New Roman"/>
@@ -13150,7 +14061,16 @@
                 <w:sz w:val="20"/>
                 <w:szCs w:val="20"/>
               </w:rPr>
-              <w:t>()</w:t>
+              <w:t>(</w:t>
+            </w:r>
+            <w:proofErr w:type="gramEnd"/>
+            <w:r>
+              <w:rPr>
+                <w:rFonts w:ascii="Times New Roman" w:hAnsi="Times New Roman" w:cs="Times New Roman"/>
+                <w:sz w:val="20"/>
+                <w:szCs w:val="20"/>
+              </w:rPr>
+              <w:t>)</w:t>
             </w:r>
           </w:p>
         </w:tc>
@@ -13195,6 +14115,7 @@
               </w:rPr>
             </w:pPr>
             <w:proofErr w:type="spellStart"/>
+            <w:proofErr w:type="gramStart"/>
             <w:r>
               <w:rPr>
                 <w:rFonts w:ascii="Times New Roman" w:hAnsi="Times New Roman" w:cs="Times New Roman"/>
@@ -13204,6 +14125,7 @@
               <w:t>s.substr</w:t>
             </w:r>
             <w:proofErr w:type="spellEnd"/>
+            <w:proofErr w:type="gramEnd"/>
             <w:r>
               <w:rPr>
                 <w:rFonts w:ascii="Times New Roman" w:hAnsi="Times New Roman" w:cs="Times New Roman"/>
@@ -13366,7 +14288,25 @@
                 <w:sz w:val="20"/>
                 <w:szCs w:val="20"/>
               </w:rPr>
-              <w:t>$sqrt()</w:t>
+              <w:t>$</w:t>
+            </w:r>
+            <w:proofErr w:type="gramStart"/>
+            <w:r>
+              <w:rPr>
+                <w:rFonts w:ascii="Times New Roman" w:hAnsi="Times New Roman" w:cs="Times New Roman"/>
+                <w:sz w:val="20"/>
+                <w:szCs w:val="20"/>
+              </w:rPr>
+              <w:t>sqrt(</w:t>
+            </w:r>
+            <w:proofErr w:type="gramEnd"/>
+            <w:r>
+              <w:rPr>
+                <w:rFonts w:ascii="Times New Roman" w:hAnsi="Times New Roman" w:cs="Times New Roman"/>
+                <w:sz w:val="20"/>
+                <w:szCs w:val="20"/>
+              </w:rPr>
+              <w:t>)</w:t>
             </w:r>
           </w:p>
         </w:tc>
@@ -13416,7 +14356,25 @@
                 <w:sz w:val="20"/>
                 <w:szCs w:val="20"/>
               </w:rPr>
-              <w:t>$sqrt(16);</w:t>
+              <w:t>$</w:t>
+            </w:r>
+            <w:proofErr w:type="gramStart"/>
+            <w:r>
+              <w:rPr>
+                <w:rFonts w:ascii="Times New Roman" w:hAnsi="Times New Roman" w:cs="Times New Roman"/>
+                <w:sz w:val="20"/>
+                <w:szCs w:val="20"/>
+              </w:rPr>
+              <w:t>sqrt(</w:t>
+            </w:r>
+            <w:proofErr w:type="gramEnd"/>
+            <w:r>
+              <w:rPr>
+                <w:rFonts w:ascii="Times New Roman" w:hAnsi="Times New Roman" w:cs="Times New Roman"/>
+                <w:sz w:val="20"/>
+                <w:szCs w:val="20"/>
+              </w:rPr>
+              <w:t>16);</w:t>
             </w:r>
           </w:p>
         </w:tc>
@@ -13464,7 +14422,25 @@
                 <w:sz w:val="20"/>
                 <w:szCs w:val="20"/>
               </w:rPr>
-              <w:t>$pow()</w:t>
+              <w:t>$</w:t>
+            </w:r>
+            <w:proofErr w:type="gramStart"/>
+            <w:r>
+              <w:rPr>
+                <w:rFonts w:ascii="Times New Roman" w:hAnsi="Times New Roman" w:cs="Times New Roman"/>
+                <w:sz w:val="20"/>
+                <w:szCs w:val="20"/>
+              </w:rPr>
+              <w:t>pow(</w:t>
+            </w:r>
+            <w:proofErr w:type="gramEnd"/>
+            <w:r>
+              <w:rPr>
+                <w:rFonts w:ascii="Times New Roman" w:hAnsi="Times New Roman" w:cs="Times New Roman"/>
+                <w:sz w:val="20"/>
+                <w:szCs w:val="20"/>
+              </w:rPr>
+              <w:t>)</w:t>
             </w:r>
           </w:p>
         </w:tc>
@@ -13514,7 +14490,25 @@
                 <w:sz w:val="20"/>
                 <w:szCs w:val="20"/>
               </w:rPr>
-              <w:t>$pow(2,3);</w:t>
+              <w:t>$</w:t>
+            </w:r>
+            <w:proofErr w:type="gramStart"/>
+            <w:r>
+              <w:rPr>
+                <w:rFonts w:ascii="Times New Roman" w:hAnsi="Times New Roman" w:cs="Times New Roman"/>
+                <w:sz w:val="20"/>
+                <w:szCs w:val="20"/>
+              </w:rPr>
+              <w:t>pow(</w:t>
+            </w:r>
+            <w:proofErr w:type="gramEnd"/>
+            <w:r>
+              <w:rPr>
+                <w:rFonts w:ascii="Times New Roman" w:hAnsi="Times New Roman" w:cs="Times New Roman"/>
+                <w:sz w:val="20"/>
+                <w:szCs w:val="20"/>
+              </w:rPr>
+              <w:t>2,3);</w:t>
             </w:r>
           </w:p>
         </w:tc>
@@ -13562,7 +14556,25 @@
                 <w:sz w:val="20"/>
                 <w:szCs w:val="20"/>
               </w:rPr>
-              <w:t>$floor()</w:t>
+              <w:t>$</w:t>
+            </w:r>
+            <w:proofErr w:type="gramStart"/>
+            <w:r>
+              <w:rPr>
+                <w:rFonts w:ascii="Times New Roman" w:hAnsi="Times New Roman" w:cs="Times New Roman"/>
+                <w:sz w:val="20"/>
+                <w:szCs w:val="20"/>
+              </w:rPr>
+              <w:t>floor(</w:t>
+            </w:r>
+            <w:proofErr w:type="gramEnd"/>
+            <w:r>
+              <w:rPr>
+                <w:rFonts w:ascii="Times New Roman" w:hAnsi="Times New Roman" w:cs="Times New Roman"/>
+                <w:sz w:val="20"/>
+                <w:szCs w:val="20"/>
+              </w:rPr>
+              <w:t>)</w:t>
             </w:r>
           </w:p>
         </w:tc>
@@ -13612,7 +14624,25 @@
                 <w:sz w:val="20"/>
                 <w:szCs w:val="20"/>
               </w:rPr>
-              <w:t>$floor(2.7);</w:t>
+              <w:t>$</w:t>
+            </w:r>
+            <w:proofErr w:type="gramStart"/>
+            <w:r>
+              <w:rPr>
+                <w:rFonts w:ascii="Times New Roman" w:hAnsi="Times New Roman" w:cs="Times New Roman"/>
+                <w:sz w:val="20"/>
+                <w:szCs w:val="20"/>
+              </w:rPr>
+              <w:t>floor(</w:t>
+            </w:r>
+            <w:proofErr w:type="gramEnd"/>
+            <w:r>
+              <w:rPr>
+                <w:rFonts w:ascii="Times New Roman" w:hAnsi="Times New Roman" w:cs="Times New Roman"/>
+                <w:sz w:val="20"/>
+                <w:szCs w:val="20"/>
+              </w:rPr>
+              <w:t>2.7);</w:t>
             </w:r>
           </w:p>
         </w:tc>
@@ -13660,7 +14690,25 @@
                 <w:sz w:val="20"/>
                 <w:szCs w:val="20"/>
               </w:rPr>
-              <w:t>$ceil()</w:t>
+              <w:t>$</w:t>
+            </w:r>
+            <w:proofErr w:type="gramStart"/>
+            <w:r>
+              <w:rPr>
+                <w:rFonts w:ascii="Times New Roman" w:hAnsi="Times New Roman" w:cs="Times New Roman"/>
+                <w:sz w:val="20"/>
+                <w:szCs w:val="20"/>
+              </w:rPr>
+              <w:t>ceil(</w:t>
+            </w:r>
+            <w:proofErr w:type="gramEnd"/>
+            <w:r>
+              <w:rPr>
+                <w:rFonts w:ascii="Times New Roman" w:hAnsi="Times New Roman" w:cs="Times New Roman"/>
+                <w:sz w:val="20"/>
+                <w:szCs w:val="20"/>
+              </w:rPr>
+              <w:t>)</w:t>
             </w:r>
           </w:p>
         </w:tc>
@@ -13710,7 +14758,25 @@
                 <w:sz w:val="20"/>
                 <w:szCs w:val="20"/>
               </w:rPr>
-              <w:t>$ceil(2.2);</w:t>
+              <w:t>$</w:t>
+            </w:r>
+            <w:proofErr w:type="gramStart"/>
+            <w:r>
+              <w:rPr>
+                <w:rFonts w:ascii="Times New Roman" w:hAnsi="Times New Roman" w:cs="Times New Roman"/>
+                <w:sz w:val="20"/>
+                <w:szCs w:val="20"/>
+              </w:rPr>
+              <w:t>ceil(</w:t>
+            </w:r>
+            <w:proofErr w:type="gramEnd"/>
+            <w:r>
+              <w:rPr>
+                <w:rFonts w:ascii="Times New Roman" w:hAnsi="Times New Roman" w:cs="Times New Roman"/>
+                <w:sz w:val="20"/>
+                <w:szCs w:val="20"/>
+              </w:rPr>
+              <w:t>2.2);</w:t>
             </w:r>
           </w:p>
         </w:tc>
@@ -13763,6 +14829,7 @@
               </w:rPr>
             </w:pPr>
             <w:proofErr w:type="spellStart"/>
+            <w:proofErr w:type="gramStart"/>
             <w:r>
               <w:rPr>
                 <w:rFonts w:ascii="Times New Roman" w:hAnsi="Times New Roman" w:cs="Times New Roman"/>
@@ -13778,7 +14845,16 @@
                 <w:sz w:val="20"/>
                 <w:szCs w:val="20"/>
               </w:rPr>
-              <w:t>()</w:t>
+              <w:t>(</w:t>
+            </w:r>
+            <w:proofErr w:type="gramEnd"/>
+            <w:r>
+              <w:rPr>
+                <w:rFonts w:ascii="Times New Roman" w:hAnsi="Times New Roman" w:cs="Times New Roman"/>
+                <w:sz w:val="20"/>
+                <w:szCs w:val="20"/>
+              </w:rPr>
+              <w:t>)</w:t>
             </w:r>
           </w:p>
         </w:tc>
@@ -13823,6 +14899,7 @@
               </w:rPr>
             </w:pPr>
             <w:proofErr w:type="spellStart"/>
+            <w:proofErr w:type="gramStart"/>
             <w:r>
               <w:rPr>
                 <w:rFonts w:ascii="Times New Roman" w:hAnsi="Times New Roman" w:cs="Times New Roman"/>
@@ -13832,6 +14909,7 @@
               <w:t>s.itoa</w:t>
             </w:r>
             <w:proofErr w:type="spellEnd"/>
+            <w:proofErr w:type="gramEnd"/>
             <w:r>
               <w:rPr>
                 <w:rFonts w:ascii="Times New Roman" w:hAnsi="Times New Roman" w:cs="Times New Roman"/>
@@ -13881,6 +14959,7 @@
               </w:rPr>
             </w:pPr>
             <w:proofErr w:type="spellStart"/>
+            <w:proofErr w:type="gramStart"/>
             <w:r>
               <w:rPr>
                 <w:rFonts w:ascii="Times New Roman" w:hAnsi="Times New Roman" w:cs="Times New Roman"/>
@@ -13896,7 +14975,16 @@
                 <w:sz w:val="20"/>
                 <w:szCs w:val="20"/>
               </w:rPr>
-              <w:t>()</w:t>
+              <w:t>(</w:t>
+            </w:r>
+            <w:proofErr w:type="gramEnd"/>
+            <w:r>
+              <w:rPr>
+                <w:rFonts w:ascii="Times New Roman" w:hAnsi="Times New Roman" w:cs="Times New Roman"/>
+                <w:sz w:val="20"/>
+                <w:szCs w:val="20"/>
+              </w:rPr>
+              <w:t>)</w:t>
             </w:r>
           </w:p>
         </w:tc>
@@ -13949,6 +15037,7 @@
               <w:t xml:space="preserve">a = </w:t>
             </w:r>
             <w:proofErr w:type="spellStart"/>
+            <w:proofErr w:type="gramStart"/>
             <w:r>
               <w:rPr>
                 <w:rFonts w:ascii="Times New Roman" w:hAnsi="Times New Roman" w:cs="Times New Roman"/>
@@ -13958,6 +15047,7 @@
               <w:t>s.atoi</w:t>
             </w:r>
             <w:proofErr w:type="spellEnd"/>
+            <w:proofErr w:type="gramEnd"/>
             <w:r>
               <w:rPr>
                 <w:rFonts w:ascii="Times New Roman" w:hAnsi="Times New Roman" w:cs="Times New Roman"/>
@@ -14218,7 +15308,25 @@
                 <w:sz w:val="20"/>
                 <w:szCs w:val="20"/>
               </w:rPr>
-              <w:t>$display()</w:t>
+              <w:t>$</w:t>
+            </w:r>
+            <w:proofErr w:type="gramStart"/>
+            <w:r>
+              <w:rPr>
+                <w:rFonts w:ascii="Times New Roman" w:hAnsi="Times New Roman" w:cs="Times New Roman"/>
+                <w:sz w:val="20"/>
+                <w:szCs w:val="20"/>
+              </w:rPr>
+              <w:t>display(</w:t>
+            </w:r>
+            <w:proofErr w:type="gramEnd"/>
+            <w:r>
+              <w:rPr>
+                <w:rFonts w:ascii="Times New Roman" w:hAnsi="Times New Roman" w:cs="Times New Roman"/>
+                <w:sz w:val="20"/>
+                <w:szCs w:val="20"/>
+              </w:rPr>
+              <w:t>)</w:t>
             </w:r>
           </w:p>
         </w:tc>
@@ -14796,7 +15904,23 @@
                                 <w:b/>
                                 <w:bCs/>
                               </w:rPr>
-                              <w:t xml:space="preserve"> inf();</w:t>
+                              <w:t xml:space="preserve"> </w:t>
+                            </w:r>
+                            <w:proofErr w:type="gramStart"/>
+                            <w:r>
+                              <w:rPr>
+                                <w:b/>
+                                <w:bCs/>
+                              </w:rPr>
+                              <w:t>inf(</w:t>
+                            </w:r>
+                            <w:proofErr w:type="gramEnd"/>
+                            <w:r>
+                              <w:rPr>
+                                <w:b/>
+                                <w:bCs/>
+                              </w:rPr>
+                              <w:t>);</w:t>
                             </w:r>
                           </w:p>
                           <w:p>
@@ -14896,6 +16020,7 @@
                               <w:tab/>
                             </w:r>
                             <w:proofErr w:type="spellStart"/>
+                            <w:proofErr w:type="gramStart"/>
                             <w:r>
                               <w:rPr>
                                 <w:b/>
@@ -14909,7 +16034,15 @@
                                 <w:b/>
                                 <w:bCs/>
                               </w:rPr>
-                              <w:t xml:space="preserve">  = 1’b1;</w:t>
+                              <w:t xml:space="preserve">  =</w:t>
+                            </w:r>
+                            <w:proofErr w:type="gramEnd"/>
+                            <w:r>
+                              <w:rPr>
+                                <w:b/>
+                                <w:bCs/>
+                              </w:rPr>
+                              <w:t xml:space="preserve"> 1’b1;</w:t>
                             </w:r>
                           </w:p>
                           <w:p>
@@ -15049,7 +16182,23 @@
                           <w:b/>
                           <w:bCs/>
                         </w:rPr>
-                        <w:t xml:space="preserve"> inf();</w:t>
+                        <w:t xml:space="preserve"> </w:t>
+                      </w:r>
+                      <w:proofErr w:type="gramStart"/>
+                      <w:r>
+                        <w:rPr>
+                          <w:b/>
+                          <w:bCs/>
+                        </w:rPr>
+                        <w:t>inf(</w:t>
+                      </w:r>
+                      <w:proofErr w:type="gramEnd"/>
+                      <w:r>
+                        <w:rPr>
+                          <w:b/>
+                          <w:bCs/>
+                        </w:rPr>
+                        <w:t>);</w:t>
                       </w:r>
                     </w:p>
                     <w:p>
@@ -15149,6 +16298,7 @@
                         <w:tab/>
                       </w:r>
                       <w:proofErr w:type="spellStart"/>
+                      <w:proofErr w:type="gramStart"/>
                       <w:r>
                         <w:rPr>
                           <w:b/>
@@ -15162,7 +16312,15 @@
                           <w:b/>
                           <w:bCs/>
                         </w:rPr>
-                        <w:t xml:space="preserve">  = 1’b1;</w:t>
+                        <w:t xml:space="preserve">  =</w:t>
+                      </w:r>
+                      <w:proofErr w:type="gramEnd"/>
+                      <w:r>
+                        <w:rPr>
+                          <w:b/>
+                          <w:bCs/>
+                        </w:rPr>
+                        <w:t xml:space="preserve"> 1’b1;</w:t>
                       </w:r>
                     </w:p>
                     <w:p>
@@ -15292,6 +16450,7 @@
                                 <w:bCs/>
                               </w:rPr>
                             </w:pPr>
+                            <w:proofErr w:type="gramStart"/>
                             <w:r>
                               <w:rPr>
                                 <w:b/>
@@ -15305,7 +16464,15 @@
                                 <w:b/>
                                 <w:bCs/>
                               </w:rPr>
-                              <w:t>ha_if</w:t>
+                              <w:t>ha</w:t>
+                            </w:r>
+                            <w:proofErr w:type="gramEnd"/>
+                            <w:r>
+                              <w:rPr>
+                                <w:b/>
+                                <w:bCs/>
+                              </w:rPr>
+                              <w:t>_if</w:t>
                             </w:r>
                             <w:proofErr w:type="spellEnd"/>
                             <w:r>
@@ -15350,6 +16517,7 @@
                               <w:t xml:space="preserve">Logic </w:t>
                             </w:r>
                             <w:proofErr w:type="spellStart"/>
+                            <w:proofErr w:type="gramStart"/>
                             <w:r>
                               <w:rPr>
                                 <w:b/>
@@ -15358,6 +16526,7 @@
                               <w:t>sum,cout</w:t>
                             </w:r>
                             <w:proofErr w:type="spellEnd"/>
+                            <w:proofErr w:type="gramEnd"/>
                             <w:r>
                               <w:rPr>
                                 <w:b/>
@@ -15414,7 +16583,15 @@
                                 <w:b/>
                                 <w:bCs/>
                               </w:rPr>
-                              <w:t>ha_adder</w:t>
+                              <w:t>ha_</w:t>
+                            </w:r>
+                            <w:proofErr w:type="gramStart"/>
+                            <w:r>
+                              <w:rPr>
+                                <w:b/>
+                                <w:bCs/>
+                              </w:rPr>
+                              <w:t>adder</w:t>
                             </w:r>
                             <w:proofErr w:type="spellEnd"/>
                             <w:r>
@@ -15425,6 +16602,7 @@
                               <w:t>(</w:t>
                             </w:r>
                             <w:proofErr w:type="spellStart"/>
+                            <w:proofErr w:type="gramEnd"/>
                             <w:r>
                               <w:rPr>
                                 <w:b/>
@@ -15474,14 +16652,32 @@
                               <w:t xml:space="preserve"> = </w:t>
                             </w:r>
                             <w:proofErr w:type="spellStart"/>
+                            <w:proofErr w:type="gramStart"/>
                             <w:r>
                               <w:rPr>
                                 <w:b/>
                                 <w:bCs/>
                               </w:rPr>
-                              <w:t>inf.a+inf.b</w:t>
+                              <w:t>inf.a</w:t>
+                            </w:r>
+                            <w:proofErr w:type="gramEnd"/>
+                            <w:r>
+                              <w:rPr>
+                                <w:b/>
+                                <w:bCs/>
+                              </w:rPr>
+                              <w:t>+</w:t>
+                            </w:r>
+                            <w:proofErr w:type="gramStart"/>
+                            <w:r>
+                              <w:rPr>
+                                <w:b/>
+                                <w:bCs/>
+                              </w:rPr>
+                              <w:t>inf.b</w:t>
                             </w:r>
                             <w:proofErr w:type="spellEnd"/>
+                            <w:proofErr w:type="gramEnd"/>
                             <w:r>
                               <w:rPr>
                                 <w:b/>
@@ -15507,6 +16703,7 @@
                               <w:t xml:space="preserve">assign </w:t>
                             </w:r>
                             <w:proofErr w:type="spellStart"/>
+                            <w:proofErr w:type="gramStart"/>
                             <w:r>
                               <w:rPr>
                                 <w:b/>
@@ -15515,6 +16712,7 @@
                               <w:t>inf.cout</w:t>
                             </w:r>
                             <w:proofErr w:type="spellEnd"/>
+                            <w:proofErr w:type="gramEnd"/>
                             <w:r>
                               <w:rPr>
                                 <w:b/>
@@ -15523,14 +16721,32 @@
                               <w:t xml:space="preserve"> = </w:t>
                             </w:r>
                             <w:proofErr w:type="spellStart"/>
+                            <w:proofErr w:type="gramStart"/>
                             <w:r>
                               <w:rPr>
                                 <w:b/>
                                 <w:bCs/>
                               </w:rPr>
-                              <w:t>inf.a&amp;inf.b</w:t>
+                              <w:t>inf.a</w:t>
+                            </w:r>
+                            <w:proofErr w:type="gramEnd"/>
+                            <w:r>
+                              <w:rPr>
+                                <w:b/>
+                                <w:bCs/>
+                              </w:rPr>
+                              <w:t>&amp;</w:t>
+                            </w:r>
+                            <w:proofErr w:type="gramStart"/>
+                            <w:r>
+                              <w:rPr>
+                                <w:b/>
+                                <w:bCs/>
+                              </w:rPr>
+                              <w:t>inf.b</w:t>
                             </w:r>
                             <w:proofErr w:type="spellEnd"/>
+                            <w:proofErr w:type="gramEnd"/>
                             <w:r>
                               <w:rPr>
                                 <w:b/>
@@ -15592,6 +16808,7 @@
                           <w:bCs/>
                         </w:rPr>
                       </w:pPr>
+                      <w:proofErr w:type="gramStart"/>
                       <w:r>
                         <w:rPr>
                           <w:b/>
@@ -15605,7 +16822,15 @@
                           <w:b/>
                           <w:bCs/>
                         </w:rPr>
-                        <w:t>ha_if</w:t>
+                        <w:t>ha</w:t>
+                      </w:r>
+                      <w:proofErr w:type="gramEnd"/>
+                      <w:r>
+                        <w:rPr>
+                          <w:b/>
+                          <w:bCs/>
+                        </w:rPr>
+                        <w:t>_if</w:t>
                       </w:r>
                       <w:proofErr w:type="spellEnd"/>
                       <w:r>
@@ -15650,6 +16875,7 @@
                         <w:t xml:space="preserve">Logic </w:t>
                       </w:r>
                       <w:proofErr w:type="spellStart"/>
+                      <w:proofErr w:type="gramStart"/>
                       <w:r>
                         <w:rPr>
                           <w:b/>
@@ -15658,6 +16884,7 @@
                         <w:t>sum,cout</w:t>
                       </w:r>
                       <w:proofErr w:type="spellEnd"/>
+                      <w:proofErr w:type="gramEnd"/>
                       <w:r>
                         <w:rPr>
                           <w:b/>
@@ -15714,7 +16941,15 @@
                           <w:b/>
                           <w:bCs/>
                         </w:rPr>
-                        <w:t>ha_adder</w:t>
+                        <w:t>ha_</w:t>
+                      </w:r>
+                      <w:proofErr w:type="gramStart"/>
+                      <w:r>
+                        <w:rPr>
+                          <w:b/>
+                          <w:bCs/>
+                        </w:rPr>
+                        <w:t>adder</w:t>
                       </w:r>
                       <w:proofErr w:type="spellEnd"/>
                       <w:r>
@@ -15725,6 +16960,7 @@
                         <w:t>(</w:t>
                       </w:r>
                       <w:proofErr w:type="spellStart"/>
+                      <w:proofErr w:type="gramEnd"/>
                       <w:r>
                         <w:rPr>
                           <w:b/>
@@ -15774,14 +17010,32 @@
                         <w:t xml:space="preserve"> = </w:t>
                       </w:r>
                       <w:proofErr w:type="spellStart"/>
+                      <w:proofErr w:type="gramStart"/>
                       <w:r>
                         <w:rPr>
                           <w:b/>
                           <w:bCs/>
                         </w:rPr>
-                        <w:t>inf.a+inf.b</w:t>
+                        <w:t>inf.a</w:t>
+                      </w:r>
+                      <w:proofErr w:type="gramEnd"/>
+                      <w:r>
+                        <w:rPr>
+                          <w:b/>
+                          <w:bCs/>
+                        </w:rPr>
+                        <w:t>+</w:t>
+                      </w:r>
+                      <w:proofErr w:type="gramStart"/>
+                      <w:r>
+                        <w:rPr>
+                          <w:b/>
+                          <w:bCs/>
+                        </w:rPr>
+                        <w:t>inf.b</w:t>
                       </w:r>
                       <w:proofErr w:type="spellEnd"/>
+                      <w:proofErr w:type="gramEnd"/>
                       <w:r>
                         <w:rPr>
                           <w:b/>
@@ -15807,6 +17061,7 @@
                         <w:t xml:space="preserve">assign </w:t>
                       </w:r>
                       <w:proofErr w:type="spellStart"/>
+                      <w:proofErr w:type="gramStart"/>
                       <w:r>
                         <w:rPr>
                           <w:b/>
@@ -15815,6 +17070,7 @@
                         <w:t>inf.cout</w:t>
                       </w:r>
                       <w:proofErr w:type="spellEnd"/>
+                      <w:proofErr w:type="gramEnd"/>
                       <w:r>
                         <w:rPr>
                           <w:b/>
@@ -15823,14 +17079,32 @@
                         <w:t xml:space="preserve"> = </w:t>
                       </w:r>
                       <w:proofErr w:type="spellStart"/>
+                      <w:proofErr w:type="gramStart"/>
                       <w:r>
                         <w:rPr>
                           <w:b/>
                           <w:bCs/>
                         </w:rPr>
-                        <w:t>inf.a&amp;inf.b</w:t>
+                        <w:t>inf.a</w:t>
+                      </w:r>
+                      <w:proofErr w:type="gramEnd"/>
+                      <w:r>
+                        <w:rPr>
+                          <w:b/>
+                          <w:bCs/>
+                        </w:rPr>
+                        <w:t>&amp;</w:t>
+                      </w:r>
+                      <w:proofErr w:type="gramStart"/>
+                      <w:r>
+                        <w:rPr>
+                          <w:b/>
+                          <w:bCs/>
+                        </w:rPr>
+                        <w:t>inf.b</w:t>
                       </w:r>
                       <w:proofErr w:type="spellEnd"/>
+                      <w:proofErr w:type="gramEnd"/>
                       <w:r>
                         <w:rPr>
                           <w:b/>
@@ -17100,7 +18374,15 @@
                             </w:r>
                             <w:proofErr w:type="spellEnd"/>
                             <w:r>
-                              <w:t xml:space="preserve"> @(posedge </w:t>
+                              <w:t xml:space="preserve"> </w:t>
+                            </w:r>
+                            <w:proofErr w:type="gramStart"/>
+                            <w:r>
+                              <w:t>@(</w:t>
+                            </w:r>
+                            <w:proofErr w:type="gramEnd"/>
+                            <w:r>
+                              <w:t xml:space="preserve">posedge </w:t>
                             </w:r>
                             <w:proofErr w:type="spellStart"/>
                             <w:r>
@@ -17234,7 +18516,15 @@
                       </w:r>
                       <w:proofErr w:type="spellEnd"/>
                       <w:r>
-                        <w:t xml:space="preserve"> @(posedge </w:t>
+                        <w:t xml:space="preserve"> </w:t>
+                      </w:r>
+                      <w:proofErr w:type="gramStart"/>
+                      <w:r>
+                        <w:t>@(</w:t>
+                      </w:r>
+                      <w:proofErr w:type="gramEnd"/>
+                      <w:r>
+                        <w:t xml:space="preserve">posedge </w:t>
                       </w:r>
                       <w:proofErr w:type="spellStart"/>
                       <w:r>
@@ -18192,11 +19482,19 @@
         </w:rPr>
         <w:t xml:space="preserve">Instance of class </w:t>
       </w:r>
+      <w:proofErr w:type="gramStart"/>
       <w:r>
         <w:rPr>
           <w:color w:val="000000" w:themeColor="text1"/>
         </w:rPr>
-        <w:t>An object is the actual instance of a class that holds data and can execute methods.</w:t>
+        <w:t>An</w:t>
+      </w:r>
+      <w:proofErr w:type="gramEnd"/>
+      <w:r>
+        <w:rPr>
+          <w:color w:val="000000" w:themeColor="text1"/>
+        </w:rPr>
+        <w:t xml:space="preserve"> object is the actual instance of a class that holds data and can execute methods.</w:t>
       </w:r>
     </w:p>
     <w:p>
@@ -18213,6 +19511,7 @@
           <w:szCs w:val="24"/>
         </w:rPr>
       </w:pPr>
+      <w:proofErr w:type="gramStart"/>
       <w:r>
         <w:rPr>
           <w:rFonts w:ascii="Times New Roman" w:eastAsia="Times New Roman" w:hAnsi="Symbol" w:cs="Times New Roman"/>
@@ -18227,7 +19526,16 @@
           <w:sz w:val="24"/>
           <w:szCs w:val="24"/>
         </w:rPr>
-        <w:t xml:space="preserve">  Class = blueprint </w:t>
+        <w:t xml:space="preserve">  Class</w:t>
+      </w:r>
+      <w:proofErr w:type="gramEnd"/>
+      <w:r>
+        <w:rPr>
+          <w:rFonts w:ascii="Times New Roman" w:eastAsia="Times New Roman" w:hAnsi="Times New Roman" w:cs="Times New Roman"/>
+          <w:sz w:val="24"/>
+          <w:szCs w:val="24"/>
+        </w:rPr>
+        <w:t xml:space="preserve"> = blueprint </w:t>
       </w:r>
     </w:p>
     <w:p>
@@ -18241,6 +19549,7 @@
           <w:color w:val="EE0000"/>
         </w:rPr>
       </w:pPr>
+      <w:proofErr w:type="gramStart"/>
       <w:r>
         <w:rPr>
           <w:rFonts w:ascii="Times New Roman" w:eastAsia="Times New Roman" w:hAnsi="Symbol" w:cs="Times New Roman"/>
@@ -18255,7 +19564,16 @@
           <w:sz w:val="24"/>
           <w:szCs w:val="24"/>
         </w:rPr>
-        <w:t xml:space="preserve">  Object = real thing created from that blueprint</w:t>
+        <w:t xml:space="preserve">  Object</w:t>
+      </w:r>
+      <w:proofErr w:type="gramEnd"/>
+      <w:r>
+        <w:rPr>
+          <w:rFonts w:ascii="Times New Roman" w:eastAsia="Times New Roman" w:hAnsi="Times New Roman" w:cs="Times New Roman"/>
+          <w:sz w:val="24"/>
+          <w:szCs w:val="24"/>
+        </w:rPr>
+        <w:t xml:space="preserve"> = real thing created from that blueprint</w:t>
       </w:r>
     </w:p>
     <w:p>
@@ -18273,7 +19591,21 @@
         <w:rPr>
           <w:color w:val="000000" w:themeColor="text1"/>
         </w:rPr>
-        <w:t>Object is created only using new()</w:t>
+        <w:t xml:space="preserve">Object is created only using </w:t>
+      </w:r>
+      <w:proofErr w:type="gramStart"/>
+      <w:r>
+        <w:rPr>
+          <w:color w:val="000000" w:themeColor="text1"/>
+        </w:rPr>
+        <w:t>new(</w:t>
+      </w:r>
+      <w:proofErr w:type="gramEnd"/>
+      <w:r>
+        <w:rPr>
+          <w:color w:val="000000" w:themeColor="text1"/>
+        </w:rPr>
+        <w:t>)</w:t>
       </w:r>
     </w:p>
     <w:p>
@@ -18287,11 +19619,19 @@
           <w:color w:val="000000" w:themeColor="text1"/>
         </w:rPr>
       </w:pPr>
+      <w:proofErr w:type="gramStart"/>
       <w:r>
         <w:rPr>
           <w:color w:val="000000" w:themeColor="text1"/>
         </w:rPr>
-        <w:t xml:space="preserve">  Handle = address of object </w:t>
+        <w:t>  Handle</w:t>
+      </w:r>
+      <w:proofErr w:type="gramEnd"/>
+      <w:r>
+        <w:rPr>
+          <w:color w:val="000000" w:themeColor="text1"/>
+        </w:rPr>
+        <w:t xml:space="preserve"> = address of object </w:t>
       </w:r>
     </w:p>
     <w:p>
@@ -18305,11 +19645,19 @@
           <w:color w:val="000000" w:themeColor="text1"/>
         </w:rPr>
       </w:pPr>
+      <w:proofErr w:type="gramStart"/>
       <w:r>
         <w:rPr>
           <w:color w:val="000000" w:themeColor="text1"/>
         </w:rPr>
-        <w:t>  Object = actual data in memory</w:t>
+        <w:t>  Object</w:t>
+      </w:r>
+      <w:proofErr w:type="gramEnd"/>
+      <w:r>
+        <w:rPr>
+          <w:color w:val="000000" w:themeColor="text1"/>
+        </w:rPr>
+        <w:t xml:space="preserve"> = actual data in memory</w:t>
       </w:r>
     </w:p>
     <w:p>
@@ -18361,7 +19709,21 @@
           <w:color w:val="EE0000"/>
         </w:rPr>
         <w:tab/>
-        <w:t>p1 = new();</w:t>
+        <w:t xml:space="preserve">p1 = </w:t>
+      </w:r>
+      <w:proofErr w:type="gramStart"/>
+      <w:r>
+        <w:rPr>
+          <w:color w:val="EE0000"/>
+        </w:rPr>
+        <w:t>new(</w:t>
+      </w:r>
+      <w:proofErr w:type="gramEnd"/>
+      <w:r>
+        <w:rPr>
+          <w:color w:val="EE0000"/>
+        </w:rPr>
+        <w:t>);</w:t>
       </w:r>
     </w:p>
     <w:p>
@@ -18377,7 +19739,21 @@
           <w:color w:val="EE0000"/>
         </w:rPr>
         <w:tab/>
-        <w:t>P2 = new();</w:t>
+        <w:t xml:space="preserve">P2 = </w:t>
+      </w:r>
+      <w:proofErr w:type="gramStart"/>
+      <w:r>
+        <w:rPr>
+          <w:color w:val="EE0000"/>
+        </w:rPr>
+        <w:t>new(</w:t>
+      </w:r>
+      <w:proofErr w:type="gramEnd"/>
+      <w:r>
+        <w:rPr>
+          <w:color w:val="EE0000"/>
+        </w:rPr>
+        <w:t>);</w:t>
       </w:r>
     </w:p>
     <w:p>
@@ -18473,7 +19849,15 @@
                             </w:r>
                             <w:r>
                               <w:br/>
-                              <w:t>function new(int x);</w:t>
+                              <w:t xml:space="preserve">function </w:t>
+                            </w:r>
+                            <w:proofErr w:type="gramStart"/>
+                            <w:r>
+                              <w:t>new(</w:t>
+                            </w:r>
+                            <w:proofErr w:type="gramEnd"/>
+                            <w:r>
+                              <w:t>int x);</w:t>
                             </w:r>
                             <w:r>
                               <w:br/>
@@ -18571,7 +19955,15 @@
                       </w:r>
                       <w:r>
                         <w:br/>
-                        <w:t>function new(int x);</w:t>
+                        <w:t xml:space="preserve">function </w:t>
+                      </w:r>
+                      <w:proofErr w:type="gramStart"/>
+                      <w:r>
+                        <w:t>new(</w:t>
+                      </w:r>
+                      <w:proofErr w:type="gramEnd"/>
+                      <w:r>
+                        <w:t>int x);</w:t>
                       </w:r>
                       <w:r>
                         <w:br/>
@@ -18760,15 +20152,15 @@
         <mc:AlternateContent>
           <mc:Choice Requires="wps">
             <w:drawing>
-              <wp:anchor distT="45720" distB="45720" distL="114300" distR="114300" simplePos="0" relativeHeight="251660800" behindDoc="0" locked="0" layoutInCell="1" allowOverlap="1" wp14:anchorId="57EFDFBF" wp14:editId="2A5BD7C1">
+              <wp:anchor distT="45720" distB="45720" distL="114300" distR="114300" simplePos="0" relativeHeight="251656192" behindDoc="0" locked="0" layoutInCell="1" allowOverlap="1" wp14:anchorId="57EFDFBF" wp14:editId="7ADAC946">
                 <wp:simplePos x="0" y="0"/>
                 <wp:positionH relativeFrom="column">
-                  <wp:posOffset>5067769</wp:posOffset>
+                  <wp:posOffset>3962400</wp:posOffset>
                 </wp:positionH>
                 <wp:positionV relativeFrom="paragraph">
-                  <wp:posOffset>285529</wp:posOffset>
+                  <wp:posOffset>56515</wp:posOffset>
                 </wp:positionV>
-                <wp:extent cx="3070860" cy="3475990"/>
+                <wp:extent cx="2880360" cy="3475990"/>
                 <wp:effectExtent l="0" t="0" r="15240" b="10160"/>
                 <wp:wrapSquare wrapText="bothSides"/>
                 <wp:docPr id="1866937751" name="Text Box 2"/>
@@ -18784,7 +20176,7 @@
                       <wps:spPr bwMode="auto">
                         <a:xfrm>
                           <a:off x="0" y="0"/>
-                          <a:ext cx="3070860" cy="3475990"/>
+                          <a:ext cx="2880360" cy="3475990"/>
                         </a:xfrm>
                         <a:prstGeom prst="rect">
                           <a:avLst/>
@@ -19002,7 +20394,7 @@
           </mc:Choice>
           <mc:Fallback>
             <w:pict>
-              <v:shape w14:anchorId="57EFDFBF" id="_x0000_s1032" type="#_x0000_t202" style="position:absolute;left:0;text-align:left;margin-left:399.05pt;margin-top:22.5pt;width:241.8pt;height:273.7pt;z-index:251660800;visibility:visible;mso-wrap-style:square;mso-width-percent:0;mso-height-percent:0;mso-wrap-distance-left:9pt;mso-wrap-distance-top:3.6pt;mso-wrap-distance-right:9pt;mso-wrap-distance-bottom:3.6pt;mso-position-horizontal:absolute;mso-position-horizontal-relative:text;mso-position-vertical:absolute;mso-position-vertical-relative:text;mso-width-percent:0;mso-height-percent:0;mso-width-relative:margin;mso-height-relative:margin;v-text-anchor:top" o:gfxdata="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">
+              <v:shape w14:anchorId="57EFDFBF" id="_x0000_s1032" type="#_x0000_t202" style="position:absolute;left:0;text-align:left;margin-left:312pt;margin-top:4.45pt;width:226.8pt;height:273.7pt;z-index:251656192;visibility:visible;mso-wrap-style:square;mso-width-percent:0;mso-height-percent:0;mso-wrap-distance-left:9pt;mso-wrap-distance-top:3.6pt;mso-wrap-distance-right:9pt;mso-wrap-distance-bottom:3.6pt;mso-position-horizontal:absolute;mso-position-horizontal-relative:text;mso-position-vertical:absolute;mso-position-vertical-relative:text;mso-width-percent:0;mso-height-percent:0;mso-width-relative:margin;mso-height-relative:margin;v-text-anchor:top" o:gfxdata="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">
                 <v:textbox>
                   <w:txbxContent>
                     <w:p>
@@ -19903,7 +21295,25 @@
                                 <w:sz w:val="16"/>
                                 <w:szCs w:val="16"/>
                               </w:rPr>
-                              <w:t xml:space="preserve">  function new();</w:t>
+                              <w:t xml:space="preserve">  function </w:t>
+                            </w:r>
+                            <w:proofErr w:type="gramStart"/>
+                            <w:r>
+                              <w:rPr>
+                                <w:color w:val="1F497D" w:themeColor="text2"/>
+                                <w:sz w:val="16"/>
+                                <w:szCs w:val="16"/>
+                              </w:rPr>
+                              <w:t>new(</w:t>
+                            </w:r>
+                            <w:proofErr w:type="gramEnd"/>
+                            <w:r>
+                              <w:rPr>
+                                <w:color w:val="1F497D" w:themeColor="text2"/>
+                                <w:sz w:val="16"/>
+                                <w:szCs w:val="16"/>
+                              </w:rPr>
+                              <w:t>);</w:t>
                             </w:r>
                           </w:p>
                           <w:p>
@@ -19939,7 +21349,25 @@
                                 <w:sz w:val="16"/>
                                 <w:szCs w:val="16"/>
                               </w:rPr>
-                              <w:t xml:space="preserve"> = new();</w:t>
+                              <w:t xml:space="preserve"> = </w:t>
+                            </w:r>
+                            <w:proofErr w:type="gramStart"/>
+                            <w:r>
+                              <w:rPr>
+                                <w:color w:val="1F497D" w:themeColor="text2"/>
+                                <w:sz w:val="16"/>
+                                <w:szCs w:val="16"/>
+                              </w:rPr>
+                              <w:t>new(</w:t>
+                            </w:r>
+                            <w:proofErr w:type="gramEnd"/>
+                            <w:r>
+                              <w:rPr>
+                                <w:color w:val="1F497D" w:themeColor="text2"/>
+                                <w:sz w:val="16"/>
+                                <w:szCs w:val="16"/>
+                              </w:rPr>
+                              <w:t>);</w:t>
                             </w:r>
                           </w:p>
                           <w:p>
@@ -20013,7 +21441,25 @@
                                 <w:sz w:val="16"/>
                                 <w:szCs w:val="16"/>
                               </w:rPr>
-                              <w:t xml:space="preserve">  function House clone();</w:t>
+                              <w:t xml:space="preserve">  function House </w:t>
+                            </w:r>
+                            <w:proofErr w:type="gramStart"/>
+                            <w:r>
+                              <w:rPr>
+                                <w:color w:val="1F497D" w:themeColor="text2"/>
+                                <w:sz w:val="16"/>
+                                <w:szCs w:val="16"/>
+                              </w:rPr>
+                              <w:t>clone(</w:t>
+                            </w:r>
+                            <w:proofErr w:type="gramEnd"/>
+                            <w:r>
+                              <w:rPr>
+                                <w:color w:val="1F497D" w:themeColor="text2"/>
+                                <w:sz w:val="16"/>
+                                <w:szCs w:val="16"/>
+                              </w:rPr>
+                              <w:t>);</w:t>
                             </w:r>
                           </w:p>
                           <w:p>
@@ -20031,7 +21477,25 @@
                                 <w:sz w:val="16"/>
                                 <w:szCs w:val="16"/>
                               </w:rPr>
-                              <w:t xml:space="preserve">    House temp = new();          // Create a new house</w:t>
+                              <w:t xml:space="preserve">    House temp = </w:t>
+                            </w:r>
+                            <w:proofErr w:type="gramStart"/>
+                            <w:r>
+                              <w:rPr>
+                                <w:color w:val="1F497D" w:themeColor="text2"/>
+                                <w:sz w:val="16"/>
+                                <w:szCs w:val="16"/>
+                              </w:rPr>
+                              <w:t xml:space="preserve">new();   </w:t>
+                            </w:r>
+                            <w:proofErr w:type="gramEnd"/>
+                            <w:r>
+                              <w:rPr>
+                                <w:color w:val="1F497D" w:themeColor="text2"/>
+                                <w:sz w:val="16"/>
+                                <w:szCs w:val="16"/>
+                              </w:rPr>
+                              <w:t xml:space="preserve">       // Create a new house</w:t>
                             </w:r>
                           </w:p>
                           <w:p>
@@ -20058,9 +21522,19 @@
                                 <w:sz w:val="16"/>
                                 <w:szCs w:val="16"/>
                               </w:rPr>
-                              <w:t>temp.my_key.code</w:t>
+                              <w:t>temp.my_</w:t>
+                            </w:r>
+                            <w:proofErr w:type="gramStart"/>
+                            <w:r>
+                              <w:rPr>
+                                <w:color w:val="1F497D" w:themeColor="text2"/>
+                                <w:sz w:val="16"/>
+                                <w:szCs w:val="16"/>
+                              </w:rPr>
+                              <w:t>key.code</w:t>
                             </w:r>
                             <w:proofErr w:type="spellEnd"/>
+                            <w:proofErr w:type="gramEnd"/>
                             <w:r>
                               <w:rPr>
                                 <w:color w:val="1F497D" w:themeColor="text2"/>
@@ -20076,9 +21550,19 @@
                                 <w:sz w:val="16"/>
                                 <w:szCs w:val="16"/>
                               </w:rPr>
-                              <w:t>this.my_key.code</w:t>
+                              <w:t>this.my_</w:t>
+                            </w:r>
+                            <w:proofErr w:type="gramStart"/>
+                            <w:r>
+                              <w:rPr>
+                                <w:color w:val="1F497D" w:themeColor="text2"/>
+                                <w:sz w:val="16"/>
+                                <w:szCs w:val="16"/>
+                              </w:rPr>
+                              <w:t>key.code</w:t>
                             </w:r>
                             <w:proofErr w:type="spellEnd"/>
+                            <w:proofErr w:type="gramEnd"/>
                             <w:r>
                               <w:rPr>
                                 <w:color w:val="1F497D" w:themeColor="text2"/>
@@ -20243,7 +21727,25 @@
                                 <w:sz w:val="16"/>
                                 <w:szCs w:val="16"/>
                               </w:rPr>
-                              <w:t xml:space="preserve">    h1 = new();</w:t>
+                              <w:t xml:space="preserve">    h1 = </w:t>
+                            </w:r>
+                            <w:proofErr w:type="gramStart"/>
+                            <w:r>
+                              <w:rPr>
+                                <w:color w:val="1F497D" w:themeColor="text2"/>
+                                <w:sz w:val="16"/>
+                                <w:szCs w:val="16"/>
+                              </w:rPr>
+                              <w:t>new(</w:t>
+                            </w:r>
+                            <w:proofErr w:type="gramEnd"/>
+                            <w:r>
+                              <w:rPr>
+                                <w:color w:val="1F497D" w:themeColor="text2"/>
+                                <w:sz w:val="16"/>
+                                <w:szCs w:val="16"/>
+                              </w:rPr>
+                              <w:t>);</w:t>
                             </w:r>
                           </w:p>
                           <w:p>
@@ -20261,7 +21763,25 @@
                                 <w:sz w:val="16"/>
                                 <w:szCs w:val="16"/>
                               </w:rPr>
-                              <w:t xml:space="preserve">    h2 = h1.clone(); // h2 now has its own '</w:t>
+                              <w:t xml:space="preserve">    h2 = h</w:t>
+                            </w:r>
+                            <w:proofErr w:type="gramStart"/>
+                            <w:r>
+                              <w:rPr>
+                                <w:color w:val="1F497D" w:themeColor="text2"/>
+                                <w:sz w:val="16"/>
+                                <w:szCs w:val="16"/>
+                              </w:rPr>
+                              <w:t>1.clone</w:t>
+                            </w:r>
+                            <w:proofErr w:type="gramEnd"/>
+                            <w:r>
+                              <w:rPr>
+                                <w:color w:val="1F497D" w:themeColor="text2"/>
+                                <w:sz w:val="16"/>
+                                <w:szCs w:val="16"/>
+                              </w:rPr>
+                              <w:t>(); // h2 now has its own '</w:t>
                             </w:r>
                             <w:proofErr w:type="spellStart"/>
                             <w:r>
@@ -20315,7 +21835,25 @@
                                 <w:sz w:val="16"/>
                                 <w:szCs w:val="16"/>
                               </w:rPr>
-                              <w:t xml:space="preserve">    h2.my_key.code = 999; // Changing h2 does NOT change h1</w:t>
+                              <w:t xml:space="preserve">    h2.my_</w:t>
+                            </w:r>
+                            <w:proofErr w:type="gramStart"/>
+                            <w:r>
+                              <w:rPr>
+                                <w:color w:val="1F497D" w:themeColor="text2"/>
+                                <w:sz w:val="16"/>
+                                <w:szCs w:val="16"/>
+                              </w:rPr>
+                              <w:t>key.code</w:t>
+                            </w:r>
+                            <w:proofErr w:type="gramEnd"/>
+                            <w:r>
+                              <w:rPr>
+                                <w:color w:val="1F497D" w:themeColor="text2"/>
+                                <w:sz w:val="16"/>
+                                <w:szCs w:val="16"/>
+                              </w:rPr>
+                              <w:t xml:space="preserve"> = 999; // Changing h2 does NOT change h1</w:t>
                             </w:r>
                           </w:p>
                           <w:p>
@@ -20351,7 +21889,43 @@
                                 <w:sz w:val="16"/>
                                 <w:szCs w:val="16"/>
                               </w:rPr>
-                              <w:t xml:space="preserve">    $display("House 1 key: %0d", h1.my_key.code); // Prints 123</w:t>
+                              <w:t xml:space="preserve">    $</w:t>
+                            </w:r>
+                            <w:proofErr w:type="gramStart"/>
+                            <w:r>
+                              <w:rPr>
+                                <w:color w:val="1F497D" w:themeColor="text2"/>
+                                <w:sz w:val="16"/>
+                                <w:szCs w:val="16"/>
+                              </w:rPr>
+                              <w:t>display(</w:t>
+                            </w:r>
+                            <w:proofErr w:type="gramEnd"/>
+                            <w:r>
+                              <w:rPr>
+                                <w:color w:val="1F497D" w:themeColor="text2"/>
+                                <w:sz w:val="16"/>
+                                <w:szCs w:val="16"/>
+                              </w:rPr>
+                              <w:t>"House 1 key: %0d", h1.my_</w:t>
+                            </w:r>
+                            <w:proofErr w:type="gramStart"/>
+                            <w:r>
+                              <w:rPr>
+                                <w:color w:val="1F497D" w:themeColor="text2"/>
+                                <w:sz w:val="16"/>
+                                <w:szCs w:val="16"/>
+                              </w:rPr>
+                              <w:t>key.code</w:t>
+                            </w:r>
+                            <w:proofErr w:type="gramEnd"/>
+                            <w:r>
+                              <w:rPr>
+                                <w:color w:val="1F497D" w:themeColor="text2"/>
+                                <w:sz w:val="16"/>
+                                <w:szCs w:val="16"/>
+                              </w:rPr>
+                              <w:t>); // Prints 123</w:t>
                             </w:r>
                           </w:p>
                           <w:p>
@@ -20369,7 +21943,43 @@
                                 <w:sz w:val="16"/>
                                 <w:szCs w:val="16"/>
                               </w:rPr>
-                              <w:t xml:space="preserve">    $display("House 2 key: %0d", h2.my_key.code); // Prints 999</w:t>
+                              <w:t xml:space="preserve">    $</w:t>
+                            </w:r>
+                            <w:proofErr w:type="gramStart"/>
+                            <w:r>
+                              <w:rPr>
+                                <w:color w:val="1F497D" w:themeColor="text2"/>
+                                <w:sz w:val="16"/>
+                                <w:szCs w:val="16"/>
+                              </w:rPr>
+                              <w:t>display(</w:t>
+                            </w:r>
+                            <w:proofErr w:type="gramEnd"/>
+                            <w:r>
+                              <w:rPr>
+                                <w:color w:val="1F497D" w:themeColor="text2"/>
+                                <w:sz w:val="16"/>
+                                <w:szCs w:val="16"/>
+                              </w:rPr>
+                              <w:t>"House 2 key: %0d", h2.my_</w:t>
+                            </w:r>
+                            <w:proofErr w:type="gramStart"/>
+                            <w:r>
+                              <w:rPr>
+                                <w:color w:val="1F497D" w:themeColor="text2"/>
+                                <w:sz w:val="16"/>
+                                <w:szCs w:val="16"/>
+                              </w:rPr>
+                              <w:t>key.code</w:t>
+                            </w:r>
+                            <w:proofErr w:type="gramEnd"/>
+                            <w:r>
+                              <w:rPr>
+                                <w:color w:val="1F497D" w:themeColor="text2"/>
+                                <w:sz w:val="16"/>
+                                <w:szCs w:val="16"/>
+                              </w:rPr>
+                              <w:t>); // Prints 999</w:t>
                             </w:r>
                           </w:p>
                           <w:p>
@@ -20586,7 +22196,25 @@
                           <w:sz w:val="16"/>
                           <w:szCs w:val="16"/>
                         </w:rPr>
-                        <w:t xml:space="preserve">  function new();</w:t>
+                        <w:t xml:space="preserve">  function </w:t>
+                      </w:r>
+                      <w:proofErr w:type="gramStart"/>
+                      <w:r>
+                        <w:rPr>
+                          <w:color w:val="1F497D" w:themeColor="text2"/>
+                          <w:sz w:val="16"/>
+                          <w:szCs w:val="16"/>
+                        </w:rPr>
+                        <w:t>new(</w:t>
+                      </w:r>
+                      <w:proofErr w:type="gramEnd"/>
+                      <w:r>
+                        <w:rPr>
+                          <w:color w:val="1F497D" w:themeColor="text2"/>
+                          <w:sz w:val="16"/>
+                          <w:szCs w:val="16"/>
+                        </w:rPr>
+                        <w:t>);</w:t>
                       </w:r>
                     </w:p>
                     <w:p>
@@ -20622,7 +22250,25 @@
                           <w:sz w:val="16"/>
                           <w:szCs w:val="16"/>
                         </w:rPr>
-                        <w:t xml:space="preserve"> = new();</w:t>
+                        <w:t xml:space="preserve"> = </w:t>
+                      </w:r>
+                      <w:proofErr w:type="gramStart"/>
+                      <w:r>
+                        <w:rPr>
+                          <w:color w:val="1F497D" w:themeColor="text2"/>
+                          <w:sz w:val="16"/>
+                          <w:szCs w:val="16"/>
+                        </w:rPr>
+                        <w:t>new(</w:t>
+                      </w:r>
+                      <w:proofErr w:type="gramEnd"/>
+                      <w:r>
+                        <w:rPr>
+                          <w:color w:val="1F497D" w:themeColor="text2"/>
+                          <w:sz w:val="16"/>
+                          <w:szCs w:val="16"/>
+                        </w:rPr>
+                        <w:t>);</w:t>
                       </w:r>
                     </w:p>
                     <w:p>
@@ -20696,7 +22342,25 @@
                           <w:sz w:val="16"/>
                           <w:szCs w:val="16"/>
                         </w:rPr>
-                        <w:t xml:space="preserve">  function House clone();</w:t>
+                        <w:t xml:space="preserve">  function House </w:t>
+                      </w:r>
+                      <w:proofErr w:type="gramStart"/>
+                      <w:r>
+                        <w:rPr>
+                          <w:color w:val="1F497D" w:themeColor="text2"/>
+                          <w:sz w:val="16"/>
+                          <w:szCs w:val="16"/>
+                        </w:rPr>
+                        <w:t>clone(</w:t>
+                      </w:r>
+                      <w:proofErr w:type="gramEnd"/>
+                      <w:r>
+                        <w:rPr>
+                          <w:color w:val="1F497D" w:themeColor="text2"/>
+                          <w:sz w:val="16"/>
+                          <w:szCs w:val="16"/>
+                        </w:rPr>
+                        <w:t>);</w:t>
                       </w:r>
                     </w:p>
                     <w:p>
@@ -20714,7 +22378,25 @@
                           <w:sz w:val="16"/>
                           <w:szCs w:val="16"/>
                         </w:rPr>
-                        <w:t xml:space="preserve">    House temp = new();          // Create a new house</w:t>
+                        <w:t xml:space="preserve">    House temp = </w:t>
+                      </w:r>
+                      <w:proofErr w:type="gramStart"/>
+                      <w:r>
+                        <w:rPr>
+                          <w:color w:val="1F497D" w:themeColor="text2"/>
+                          <w:sz w:val="16"/>
+                          <w:szCs w:val="16"/>
+                        </w:rPr>
+                        <w:t xml:space="preserve">new();   </w:t>
+                      </w:r>
+                      <w:proofErr w:type="gramEnd"/>
+                      <w:r>
+                        <w:rPr>
+                          <w:color w:val="1F497D" w:themeColor="text2"/>
+                          <w:sz w:val="16"/>
+                          <w:szCs w:val="16"/>
+                        </w:rPr>
+                        <w:t xml:space="preserve">       // Create a new house</w:t>
                       </w:r>
                     </w:p>
                     <w:p>
@@ -20741,9 +22423,19 @@
                           <w:sz w:val="16"/>
                           <w:szCs w:val="16"/>
                         </w:rPr>
-                        <w:t>temp.my_key.code</w:t>
+                        <w:t>temp.my_</w:t>
+                      </w:r>
+                      <w:proofErr w:type="gramStart"/>
+                      <w:r>
+                        <w:rPr>
+                          <w:color w:val="1F497D" w:themeColor="text2"/>
+                          <w:sz w:val="16"/>
+                          <w:szCs w:val="16"/>
+                        </w:rPr>
+                        <w:t>key.code</w:t>
                       </w:r>
                       <w:proofErr w:type="spellEnd"/>
+                      <w:proofErr w:type="gramEnd"/>
                       <w:r>
                         <w:rPr>
                           <w:color w:val="1F497D" w:themeColor="text2"/>
@@ -20759,9 +22451,19 @@
                           <w:sz w:val="16"/>
                           <w:szCs w:val="16"/>
                         </w:rPr>
-                        <w:t>this.my_key.code</w:t>
+                        <w:t>this.my_</w:t>
+                      </w:r>
+                      <w:proofErr w:type="gramStart"/>
+                      <w:r>
+                        <w:rPr>
+                          <w:color w:val="1F497D" w:themeColor="text2"/>
+                          <w:sz w:val="16"/>
+                          <w:szCs w:val="16"/>
+                        </w:rPr>
+                        <w:t>key.code</w:t>
                       </w:r>
                       <w:proofErr w:type="spellEnd"/>
+                      <w:proofErr w:type="gramEnd"/>
                       <w:r>
                         <w:rPr>
                           <w:color w:val="1F497D" w:themeColor="text2"/>
@@ -20926,7 +22628,25 @@
                           <w:sz w:val="16"/>
                           <w:szCs w:val="16"/>
                         </w:rPr>
-                        <w:t xml:space="preserve">    h1 = new();</w:t>
+                        <w:t xml:space="preserve">    h1 = </w:t>
+                      </w:r>
+                      <w:proofErr w:type="gramStart"/>
+                      <w:r>
+                        <w:rPr>
+                          <w:color w:val="1F497D" w:themeColor="text2"/>
+                          <w:sz w:val="16"/>
+                          <w:szCs w:val="16"/>
+                        </w:rPr>
+                        <w:t>new(</w:t>
+                      </w:r>
+                      <w:proofErr w:type="gramEnd"/>
+                      <w:r>
+                        <w:rPr>
+                          <w:color w:val="1F497D" w:themeColor="text2"/>
+                          <w:sz w:val="16"/>
+                          <w:szCs w:val="16"/>
+                        </w:rPr>
+                        <w:t>);</w:t>
                       </w:r>
                     </w:p>
                     <w:p>
@@ -20944,7 +22664,25 @@
                           <w:sz w:val="16"/>
                           <w:szCs w:val="16"/>
                         </w:rPr>
-                        <w:t xml:space="preserve">    h2 = h1.clone(); // h2 now has its own '</w:t>
+                        <w:t xml:space="preserve">    h2 = h</w:t>
+                      </w:r>
+                      <w:proofErr w:type="gramStart"/>
+                      <w:r>
+                        <w:rPr>
+                          <w:color w:val="1F497D" w:themeColor="text2"/>
+                          <w:sz w:val="16"/>
+                          <w:szCs w:val="16"/>
+                        </w:rPr>
+                        <w:t>1.clone</w:t>
+                      </w:r>
+                      <w:proofErr w:type="gramEnd"/>
+                      <w:r>
+                        <w:rPr>
+                          <w:color w:val="1F497D" w:themeColor="text2"/>
+                          <w:sz w:val="16"/>
+                          <w:szCs w:val="16"/>
+                        </w:rPr>
+                        <w:t>(); // h2 now has its own '</w:t>
                       </w:r>
                       <w:proofErr w:type="spellStart"/>
                       <w:r>
@@ -20998,7 +22736,25 @@
                           <w:sz w:val="16"/>
                           <w:szCs w:val="16"/>
                         </w:rPr>
-                        <w:t xml:space="preserve">    h2.my_key.code = 999; // Changing h2 does NOT change h1</w:t>
+                        <w:t xml:space="preserve">    h2.my_</w:t>
+                      </w:r>
+                      <w:proofErr w:type="gramStart"/>
+                      <w:r>
+                        <w:rPr>
+                          <w:color w:val="1F497D" w:themeColor="text2"/>
+                          <w:sz w:val="16"/>
+                          <w:szCs w:val="16"/>
+                        </w:rPr>
+                        <w:t>key.code</w:t>
+                      </w:r>
+                      <w:proofErr w:type="gramEnd"/>
+                      <w:r>
+                        <w:rPr>
+                          <w:color w:val="1F497D" w:themeColor="text2"/>
+                          <w:sz w:val="16"/>
+                          <w:szCs w:val="16"/>
+                        </w:rPr>
+                        <w:t xml:space="preserve"> = 999; // Changing h2 does NOT change h1</w:t>
                       </w:r>
                     </w:p>
                     <w:p>
@@ -21034,7 +22790,43 @@
                           <w:sz w:val="16"/>
                           <w:szCs w:val="16"/>
                         </w:rPr>
-                        <w:t xml:space="preserve">    $display("House 1 key: %0d", h1.my_key.code); // Prints 123</w:t>
+                        <w:t xml:space="preserve">    $</w:t>
+                      </w:r>
+                      <w:proofErr w:type="gramStart"/>
+                      <w:r>
+                        <w:rPr>
+                          <w:color w:val="1F497D" w:themeColor="text2"/>
+                          <w:sz w:val="16"/>
+                          <w:szCs w:val="16"/>
+                        </w:rPr>
+                        <w:t>display(</w:t>
+                      </w:r>
+                      <w:proofErr w:type="gramEnd"/>
+                      <w:r>
+                        <w:rPr>
+                          <w:color w:val="1F497D" w:themeColor="text2"/>
+                          <w:sz w:val="16"/>
+                          <w:szCs w:val="16"/>
+                        </w:rPr>
+                        <w:t>"House 1 key: %0d", h1.my_</w:t>
+                      </w:r>
+                      <w:proofErr w:type="gramStart"/>
+                      <w:r>
+                        <w:rPr>
+                          <w:color w:val="1F497D" w:themeColor="text2"/>
+                          <w:sz w:val="16"/>
+                          <w:szCs w:val="16"/>
+                        </w:rPr>
+                        <w:t>key.code</w:t>
+                      </w:r>
+                      <w:proofErr w:type="gramEnd"/>
+                      <w:r>
+                        <w:rPr>
+                          <w:color w:val="1F497D" w:themeColor="text2"/>
+                          <w:sz w:val="16"/>
+                          <w:szCs w:val="16"/>
+                        </w:rPr>
+                        <w:t>); // Prints 123</w:t>
                       </w:r>
                     </w:p>
                     <w:p>
@@ -21052,7 +22844,43 @@
                           <w:sz w:val="16"/>
                           <w:szCs w:val="16"/>
                         </w:rPr>
-                        <w:t xml:space="preserve">    $display("House 2 key: %0d", h2.my_key.code); // Prints 999</w:t>
+                        <w:t xml:space="preserve">    $</w:t>
+                      </w:r>
+                      <w:proofErr w:type="gramStart"/>
+                      <w:r>
+                        <w:rPr>
+                          <w:color w:val="1F497D" w:themeColor="text2"/>
+                          <w:sz w:val="16"/>
+                          <w:szCs w:val="16"/>
+                        </w:rPr>
+                        <w:t>display(</w:t>
+                      </w:r>
+                      <w:proofErr w:type="gramEnd"/>
+                      <w:r>
+                        <w:rPr>
+                          <w:color w:val="1F497D" w:themeColor="text2"/>
+                          <w:sz w:val="16"/>
+                          <w:szCs w:val="16"/>
+                        </w:rPr>
+                        <w:t>"House 2 key: %0d", h2.my_</w:t>
+                      </w:r>
+                      <w:proofErr w:type="gramStart"/>
+                      <w:r>
+                        <w:rPr>
+                          <w:color w:val="1F497D" w:themeColor="text2"/>
+                          <w:sz w:val="16"/>
+                          <w:szCs w:val="16"/>
+                        </w:rPr>
+                        <w:t>key.code</w:t>
+                      </w:r>
+                      <w:proofErr w:type="gramEnd"/>
+                      <w:r>
+                        <w:rPr>
+                          <w:color w:val="1F497D" w:themeColor="text2"/>
+                          <w:sz w:val="16"/>
+                          <w:szCs w:val="16"/>
+                        </w:rPr>
+                        <w:t>); // Prints 999</w:t>
                       </w:r>
                     </w:p>
                     <w:p>
@@ -21136,14 +22964,12 @@
         </w:rPr>
         <w:t xml:space="preserve">In </w:t>
       </w:r>
-      <w:proofErr w:type="spellStart"/>
       <w:r>
         <w:rPr>
           <w:color w:val="C00000"/>
         </w:rPr>
-        <w:t>SystemVerilog</w:t>
-      </w:r>
-      <w:proofErr w:type="spellEnd"/>
+        <w:t>System Verilog</w:t>
+      </w:r>
       <w:r>
         <w:rPr>
           <w:color w:val="C00000"/>
@@ -21258,10 +23084,7 @@
     </w:p>
     <w:p>
       <w:r>
-        <w:t>System Verilog</w:t>
-      </w:r>
-      <w:r>
-        <w:t xml:space="preserve"> does not have a built-in </w:t>
+        <w:t xml:space="preserve">System Verilog does not have a built-in </w:t>
       </w:r>
       <w:proofErr w:type="spellStart"/>
       <w:r>
@@ -21269,7 +23092,23 @@
       </w:r>
       <w:proofErr w:type="spellEnd"/>
       <w:r>
-        <w:t xml:space="preserve"> keyword. You must write a custom method (usually named copy() or clone()) to handle the recursion.</w:t>
+        <w:t xml:space="preserve"> keyword. You must write a custom method (usually named </w:t>
+      </w:r>
+      <w:proofErr w:type="gramStart"/>
+      <w:r>
+        <w:t>copy(</w:t>
+      </w:r>
+      <w:proofErr w:type="gramEnd"/>
+      <w:r>
+        <w:t xml:space="preserve">) or </w:t>
+      </w:r>
+      <w:proofErr w:type="gramStart"/>
+      <w:r>
+        <w:t>clone(</w:t>
+      </w:r>
+      <w:proofErr w:type="gramEnd"/>
+      <w:r>
+        <w:t>)) to handle the recursion.</w:t>
       </w:r>
     </w:p>
     <w:p>
@@ -21369,6 +23208,1320 @@
     <w:p>
       <w:pPr>
         <w:ind w:left="360"/>
+        <w:rPr>
+          <w:b/>
+          <w:bCs/>
+          <w:color w:val="000000" w:themeColor="text1"/>
+          <w:sz w:val="28"/>
+          <w:szCs w:val="28"/>
+          <w:u w:val="single"/>
+        </w:rPr>
+      </w:pPr>
+    </w:p>
+    <w:p>
+      <w:pPr>
+        <w:ind w:firstLine="720"/>
+        <w:rPr>
+          <w:b/>
+          <w:bCs/>
+          <w:color w:val="000000" w:themeColor="text1"/>
+          <w:sz w:val="40"/>
+          <w:szCs w:val="40"/>
+          <w:u w:val="single"/>
+        </w:rPr>
+      </w:pPr>
+      <w:r>
+        <w:rPr>
+          <w:b/>
+          <w:bCs/>
+          <w:color w:val="000000" w:themeColor="text1"/>
+          <w:sz w:val="40"/>
+          <w:szCs w:val="40"/>
+          <w:u w:val="single"/>
+        </w:rPr>
+        <w:lastRenderedPageBreak/>
+        <w:t xml:space="preserve">Inheritance </w:t>
+      </w:r>
+    </w:p>
+    <w:p>
+      <w:pPr>
+        <w:pStyle w:val="ListParagraph"/>
+        <w:numPr>
+          <w:ilvl w:val="0"/>
+          <w:numId w:val="42"/>
+        </w:numPr>
+        <w:rPr>
+          <w:b/>
+          <w:bCs/>
+          <w:color w:val="000000" w:themeColor="text1"/>
+        </w:rPr>
+      </w:pPr>
+      <w:r>
+        <w:rPr>
+          <w:b/>
+          <w:bCs/>
+          <w:color w:val="000000" w:themeColor="text1"/>
+        </w:rPr>
+        <w:t>What is Inheritance?</w:t>
+      </w:r>
+    </w:p>
+    <w:p>
+      <w:pPr>
+        <w:ind w:firstLine="720"/>
+        <w:jc w:val="both"/>
+        <w:rPr>
+          <w:rFonts w:ascii="Times New Roman" w:hAnsi="Times New Roman" w:cs="Times New Roman"/>
+          <w:color w:val="000000" w:themeColor="text1"/>
+        </w:rPr>
+      </w:pPr>
+      <w:r>
+        <w:rPr>
+          <w:color w:val="000000" w:themeColor="text1"/>
+        </w:rPr>
+        <w:t xml:space="preserve">Inheritance is a core Object-Oriented Programming (OOP) concept that allows a new class (Derived/Child class) to adopt the properties (properties/variables) and methods (functions/tasks) of an </w:t>
+      </w:r>
+      <w:r>
+        <w:rPr>
+          <w:rFonts w:ascii="Times New Roman" w:hAnsi="Times New Roman" w:cs="Times New Roman"/>
+          <w:color w:val="000000" w:themeColor="text1"/>
+        </w:rPr>
+        <w:t>existing class (Base/Parent class).</w:t>
+      </w:r>
+    </w:p>
+    <w:p>
+      <w:pPr>
+        <w:spacing w:before="100" w:beforeAutospacing="1" w:after="0" w:line="360" w:lineRule="auto"/>
+        <w:outlineLvl w:val="2"/>
+        <w:rPr>
+          <w:rFonts w:ascii="Times New Roman" w:eastAsia="Times New Roman" w:hAnsi="Times New Roman" w:cs="Times New Roman"/>
+          <w:b/>
+          <w:bCs/>
+        </w:rPr>
+      </w:pPr>
+      <w:r>
+        <w:rPr>
+          <w:rFonts w:ascii="Times New Roman" w:eastAsia="Times New Roman" w:hAnsi="Times New Roman" w:cs="Times New Roman"/>
+          <w:b/>
+          <w:bCs/>
+        </w:rPr>
+        <w:tab/>
+      </w:r>
+      <w:r>
+        <w:rPr>
+          <w:rFonts w:ascii="Times New Roman" w:eastAsia="Times New Roman" w:hAnsi="Times New Roman" w:cs="Times New Roman"/>
+          <w:b/>
+          <w:bCs/>
+          <w:sz w:val="24"/>
+          <w:szCs w:val="24"/>
+        </w:rPr>
+        <w:t>Why use it?</w:t>
+      </w:r>
+    </w:p>
+    <w:p>
+      <w:pPr>
+        <w:spacing w:after="0" w:line="240" w:lineRule="auto"/>
+        <w:ind w:left="360"/>
+        <w:rPr>
+          <w:rFonts w:ascii="Times New Roman" w:eastAsia="Times New Roman" w:hAnsi="Times New Roman" w:cs="Times New Roman"/>
+        </w:rPr>
+      </w:pPr>
+      <w:r>
+        <w:rPr>
+          <w:rFonts w:ascii="Times New Roman" w:eastAsia="Times New Roman" w:hAnsi="Times New Roman" w:cs="Times New Roman"/>
+          <w:b/>
+          <w:bCs/>
+        </w:rPr>
+        <w:t>Code Reusability:</w:t>
+      </w:r>
+      <w:r>
+        <w:rPr>
+          <w:rFonts w:ascii="Times New Roman" w:eastAsia="Times New Roman" w:hAnsi="Times New Roman" w:cs="Times New Roman"/>
+        </w:rPr>
+        <w:t xml:space="preserve"> You don't have to rewrite code for common features.</w:t>
+      </w:r>
+    </w:p>
+    <w:p>
+      <w:pPr>
+        <w:spacing w:after="0" w:line="240" w:lineRule="auto"/>
+        <w:ind w:left="360"/>
+        <w:rPr>
+          <w:rFonts w:ascii="Times New Roman" w:eastAsia="Times New Roman" w:hAnsi="Times New Roman" w:cs="Times New Roman"/>
+        </w:rPr>
+      </w:pPr>
+      <w:r>
+        <w:rPr>
+          <w:rFonts w:ascii="Times New Roman" w:eastAsia="Times New Roman" w:hAnsi="Times New Roman" w:cs="Times New Roman"/>
+          <w:b/>
+          <w:bCs/>
+        </w:rPr>
+        <w:t>Extensibility:</w:t>
+      </w:r>
+      <w:r>
+        <w:rPr>
+          <w:rFonts w:ascii="Times New Roman" w:eastAsia="Times New Roman" w:hAnsi="Times New Roman" w:cs="Times New Roman"/>
+        </w:rPr>
+        <w:t xml:space="preserve"> You can add new features to an existing class without modifying it.</w:t>
+      </w:r>
+    </w:p>
+    <w:p>
+      <w:pPr>
+        <w:spacing w:after="0" w:line="240" w:lineRule="auto"/>
+        <w:ind w:left="360"/>
+        <w:rPr>
+          <w:rFonts w:ascii="Times New Roman" w:eastAsia="Times New Roman" w:hAnsi="Times New Roman" w:cs="Times New Roman"/>
+        </w:rPr>
+      </w:pPr>
+      <w:r>
+        <w:rPr>
+          <w:rFonts w:ascii="Times New Roman" w:eastAsia="Times New Roman" w:hAnsi="Times New Roman" w:cs="Times New Roman"/>
+          <w:b/>
+          <w:bCs/>
+        </w:rPr>
+        <w:t>Polymorphism:</w:t>
+      </w:r>
+      <w:r>
+        <w:rPr>
+          <w:rFonts w:ascii="Times New Roman" w:eastAsia="Times New Roman" w:hAnsi="Times New Roman" w:cs="Times New Roman"/>
+        </w:rPr>
+        <w:t xml:space="preserve"> It lays the groundwork for dynamic method overriding.</w:t>
+      </w:r>
+    </w:p>
+    <w:p>
+      <w:pPr>
+        <w:spacing w:after="0" w:line="240" w:lineRule="auto"/>
+        <w:ind w:left="360"/>
+        <w:rPr>
+          <w:rFonts w:ascii="Times New Roman" w:eastAsia="Times New Roman" w:hAnsi="Times New Roman" w:cs="Times New Roman"/>
+        </w:rPr>
+      </w:pPr>
+    </w:p>
+    <w:p>
+      <w:pPr>
+        <w:spacing w:after="0" w:line="360" w:lineRule="auto"/>
+        <w:ind w:left="360"/>
+        <w:rPr>
+          <w:rFonts w:ascii="Times New Roman" w:eastAsia="Times New Roman" w:hAnsi="Times New Roman" w:cs="Times New Roman"/>
+          <w:b/>
+          <w:bCs/>
+        </w:rPr>
+      </w:pPr>
+      <w:r>
+        <w:rPr>
+          <w:rFonts w:ascii="Times New Roman" w:eastAsia="Times New Roman" w:hAnsi="Times New Roman" w:cs="Times New Roman"/>
+          <w:b/>
+          <w:bCs/>
+        </w:rPr>
+        <w:tab/>
+      </w:r>
+      <w:r>
+        <w:rPr>
+          <w:rFonts w:ascii="Times New Roman" w:eastAsia="Times New Roman" w:hAnsi="Times New Roman" w:cs="Times New Roman"/>
+          <w:b/>
+          <w:bCs/>
+          <w:sz w:val="24"/>
+          <w:szCs w:val="24"/>
+        </w:rPr>
+        <w:t>Key Terminology &amp; Syntax</w:t>
+      </w:r>
+    </w:p>
+    <w:p>
+      <w:pPr>
+        <w:numPr>
+          <w:ilvl w:val="0"/>
+          <w:numId w:val="44"/>
+        </w:numPr>
+        <w:spacing w:after="0" w:line="240" w:lineRule="auto"/>
+        <w:rPr>
+          <w:rFonts w:ascii="Times New Roman" w:eastAsia="Times New Roman" w:hAnsi="Times New Roman" w:cs="Times New Roman"/>
+        </w:rPr>
+      </w:pPr>
+      <w:r>
+        <w:rPr>
+          <w:rFonts w:ascii="Times New Roman" w:eastAsia="Times New Roman" w:hAnsi="Times New Roman" w:cs="Times New Roman"/>
+          <w:b/>
+          <w:bCs/>
+        </w:rPr>
+        <w:t>Base Class (Parent/Super class):</w:t>
+      </w:r>
+      <w:r>
+        <w:rPr>
+          <w:rFonts w:ascii="Times New Roman" w:eastAsia="Times New Roman" w:hAnsi="Times New Roman" w:cs="Times New Roman"/>
+        </w:rPr>
+        <w:t xml:space="preserve"> The original class being inherited from.</w:t>
+      </w:r>
+    </w:p>
+    <w:p>
+      <w:pPr>
+        <w:numPr>
+          <w:ilvl w:val="0"/>
+          <w:numId w:val="44"/>
+        </w:numPr>
+        <w:spacing w:after="0" w:line="240" w:lineRule="auto"/>
+        <w:rPr>
+          <w:rFonts w:ascii="Times New Roman" w:eastAsia="Times New Roman" w:hAnsi="Times New Roman" w:cs="Times New Roman"/>
+        </w:rPr>
+      </w:pPr>
+      <w:r>
+        <w:rPr>
+          <w:rFonts w:ascii="Times New Roman" w:eastAsia="Times New Roman" w:hAnsi="Times New Roman" w:cs="Times New Roman"/>
+          <w:b/>
+          <w:bCs/>
+        </w:rPr>
+        <w:t>Derived Class (Child/Sub class):</w:t>
+      </w:r>
+      <w:r>
+        <w:rPr>
+          <w:rFonts w:ascii="Times New Roman" w:eastAsia="Times New Roman" w:hAnsi="Times New Roman" w:cs="Times New Roman"/>
+        </w:rPr>
+        <w:t xml:space="preserve"> The new class that inherits from the base class.</w:t>
+      </w:r>
+    </w:p>
+    <w:p>
+      <w:pPr>
+        <w:numPr>
+          <w:ilvl w:val="0"/>
+          <w:numId w:val="44"/>
+        </w:numPr>
+        <w:spacing w:after="0" w:line="240" w:lineRule="auto"/>
+        <w:rPr>
+          <w:rFonts w:ascii="Times New Roman" w:eastAsia="Times New Roman" w:hAnsi="Times New Roman" w:cs="Times New Roman"/>
+        </w:rPr>
+      </w:pPr>
+      <w:r>
+        <w:rPr>
+          <w:rFonts w:ascii="Times New Roman" w:eastAsia="Times New Roman" w:hAnsi="Times New Roman" w:cs="Times New Roman"/>
+          <w:b/>
+          <w:bCs/>
+        </w:rPr>
+        <w:t>extends keyword:</w:t>
+      </w:r>
+      <w:r>
+        <w:rPr>
+          <w:rFonts w:ascii="Times New Roman" w:eastAsia="Times New Roman" w:hAnsi="Times New Roman" w:cs="Times New Roman"/>
+        </w:rPr>
+        <w:t xml:space="preserve"> Used to establish the inheritance relationship.</w:t>
+      </w:r>
+    </w:p>
+    <w:p>
+      <w:pPr>
+        <w:numPr>
+          <w:ilvl w:val="0"/>
+          <w:numId w:val="44"/>
+        </w:numPr>
+        <w:spacing w:after="0" w:line="240" w:lineRule="auto"/>
+        <w:rPr>
+          <w:rFonts w:ascii="Times New Roman" w:eastAsia="Times New Roman" w:hAnsi="Times New Roman" w:cs="Times New Roman"/>
+        </w:rPr>
+      </w:pPr>
+      <w:r>
+        <w:rPr>
+          <w:rFonts w:ascii="Times New Roman" w:eastAsia="Times New Roman" w:hAnsi="Times New Roman" w:cs="Times New Roman"/>
+          <w:b/>
+          <w:bCs/>
+        </w:rPr>
+        <w:t>super keyword:</w:t>
+      </w:r>
+      <w:r>
+        <w:rPr>
+          <w:rFonts w:ascii="Times New Roman" w:eastAsia="Times New Roman" w:hAnsi="Times New Roman" w:cs="Times New Roman"/>
+        </w:rPr>
+        <w:t xml:space="preserve"> Used by the child class to refer to properties or methods of the parent class (especially useful when a method is overridden)</w:t>
+      </w:r>
+    </w:p>
+    <w:p>
+      <w:pPr>
+        <w:spacing w:after="0" w:line="240" w:lineRule="auto"/>
+        <w:rPr>
+          <w:rFonts w:ascii="Times New Roman" w:eastAsia="Times New Roman" w:hAnsi="Times New Roman" w:cs="Times New Roman"/>
+        </w:rPr>
+      </w:pPr>
+      <w:r>
+        <w:rPr>
+          <w:rFonts w:ascii="Times New Roman" w:eastAsia="Times New Roman" w:hAnsi="Times New Roman" w:cs="Times New Roman"/>
+          <w:noProof/>
+          <w:highlight w:val="yellow"/>
+        </w:rPr>
+        <mc:AlternateContent>
+          <mc:Choice Requires="wps">
+            <w:drawing>
+              <wp:anchor distT="45720" distB="45720" distL="114300" distR="114300" simplePos="0" relativeHeight="251660288" behindDoc="0" locked="0" layoutInCell="1" allowOverlap="1" wp14:anchorId="221D8A50" wp14:editId="2AE1EEE5">
+                <wp:simplePos x="0" y="0"/>
+                <wp:positionH relativeFrom="column">
+                  <wp:posOffset>3752850</wp:posOffset>
+                </wp:positionH>
+                <wp:positionV relativeFrom="paragraph">
+                  <wp:posOffset>114935</wp:posOffset>
+                </wp:positionV>
+                <wp:extent cx="2724150" cy="1404620"/>
+                <wp:effectExtent l="0" t="0" r="19050" b="10795"/>
+                <wp:wrapNone/>
+                <wp:docPr id="1081989211" name="Text Box 2"/>
+                <wp:cNvGraphicFramePr>
+                  <a:graphicFrameLocks xmlns:a="http://schemas.openxmlformats.org/drawingml/2006/main"/>
+                </wp:cNvGraphicFramePr>
+                <a:graphic xmlns:a="http://schemas.openxmlformats.org/drawingml/2006/main">
+                  <a:graphicData uri="http://schemas.microsoft.com/office/word/2010/wordprocessingShape">
+                    <wps:wsp>
+                      <wps:cNvSpPr txBox="1">
+                        <a:spLocks noChangeArrowheads="1"/>
+                      </wps:cNvSpPr>
+                      <wps:spPr bwMode="auto">
+                        <a:xfrm>
+                          <a:off x="0" y="0"/>
+                          <a:ext cx="2724150" cy="1404620"/>
+                        </a:xfrm>
+                        <a:prstGeom prst="rect">
+                          <a:avLst/>
+                        </a:prstGeom>
+                        <a:solidFill>
+                          <a:srgbClr val="FFFFFF"/>
+                        </a:solidFill>
+                        <a:ln w="9525">
+                          <a:solidFill>
+                            <a:srgbClr val="000000"/>
+                          </a:solidFill>
+                          <a:miter lim="800000"/>
+                          <a:headEnd/>
+                          <a:tailEnd/>
+                        </a:ln>
+                      </wps:spPr>
+                      <wps:txbx>
+                        <w:txbxContent>
+                          <w:p>
+                            <w:pPr>
+                              <w:spacing w:after="0" w:line="240" w:lineRule="auto"/>
+                              <w:rPr>
+                                <w:rFonts w:ascii="Times New Roman" w:eastAsia="Times New Roman" w:hAnsi="Times New Roman" w:cs="Times New Roman"/>
+                                <w:highlight w:val="yellow"/>
+                              </w:rPr>
+                            </w:pPr>
+                            <w:r>
+                              <w:rPr>
+                                <w:rFonts w:ascii="Times New Roman" w:eastAsia="Times New Roman" w:hAnsi="Times New Roman" w:cs="Times New Roman"/>
+                                <w:highlight w:val="yellow"/>
+                              </w:rPr>
+                              <w:t>// Base Class</w:t>
+                            </w:r>
+                          </w:p>
+                          <w:p>
+                            <w:pPr>
+                              <w:spacing w:after="0" w:line="240" w:lineRule="auto"/>
+                              <w:rPr>
+                                <w:rFonts w:ascii="Times New Roman" w:eastAsia="Times New Roman" w:hAnsi="Times New Roman" w:cs="Times New Roman"/>
+                                <w:highlight w:val="yellow"/>
+                              </w:rPr>
+                            </w:pPr>
+                            <w:r>
+                              <w:rPr>
+                                <w:rFonts w:ascii="Times New Roman" w:eastAsia="Times New Roman" w:hAnsi="Times New Roman" w:cs="Times New Roman"/>
+                                <w:highlight w:val="yellow"/>
+                              </w:rPr>
+                              <w:t>class Parent;</w:t>
+                            </w:r>
+                          </w:p>
+                          <w:p>
+                            <w:pPr>
+                              <w:spacing w:after="0" w:line="240" w:lineRule="auto"/>
+                              <w:rPr>
+                                <w:rFonts w:ascii="Times New Roman" w:eastAsia="Times New Roman" w:hAnsi="Times New Roman" w:cs="Times New Roman"/>
+                                <w:highlight w:val="yellow"/>
+                              </w:rPr>
+                            </w:pPr>
+                            <w:r>
+                              <w:rPr>
+                                <w:rFonts w:ascii="Times New Roman" w:eastAsia="Times New Roman" w:hAnsi="Times New Roman" w:cs="Times New Roman"/>
+                                <w:highlight w:val="yellow"/>
+                              </w:rPr>
+                              <w:t xml:space="preserve">  int data;</w:t>
+                            </w:r>
+                          </w:p>
+                          <w:p>
+                            <w:pPr>
+                              <w:spacing w:after="0" w:line="240" w:lineRule="auto"/>
+                              <w:rPr>
+                                <w:rFonts w:ascii="Times New Roman" w:eastAsia="Times New Roman" w:hAnsi="Times New Roman" w:cs="Times New Roman"/>
+                                <w:highlight w:val="yellow"/>
+                              </w:rPr>
+                            </w:pPr>
+                            <w:r>
+                              <w:rPr>
+                                <w:rFonts w:ascii="Times New Roman" w:eastAsia="Times New Roman" w:hAnsi="Times New Roman" w:cs="Times New Roman"/>
+                                <w:highlight w:val="yellow"/>
+                              </w:rPr>
+                              <w:t xml:space="preserve">  function void </w:t>
+                            </w:r>
+                            <w:proofErr w:type="gramStart"/>
+                            <w:r>
+                              <w:rPr>
+                                <w:rFonts w:ascii="Times New Roman" w:eastAsia="Times New Roman" w:hAnsi="Times New Roman" w:cs="Times New Roman"/>
+                                <w:highlight w:val="yellow"/>
+                              </w:rPr>
+                              <w:t>display(</w:t>
+                            </w:r>
+                            <w:proofErr w:type="gramEnd"/>
+                            <w:r>
+                              <w:rPr>
+                                <w:rFonts w:ascii="Times New Roman" w:eastAsia="Times New Roman" w:hAnsi="Times New Roman" w:cs="Times New Roman"/>
+                                <w:highlight w:val="yellow"/>
+                              </w:rPr>
+                              <w:t>);</w:t>
+                            </w:r>
+                          </w:p>
+                          <w:p>
+                            <w:pPr>
+                              <w:spacing w:after="0" w:line="240" w:lineRule="auto"/>
+                              <w:rPr>
+                                <w:rFonts w:ascii="Times New Roman" w:eastAsia="Times New Roman" w:hAnsi="Times New Roman" w:cs="Times New Roman"/>
+                                <w:highlight w:val="yellow"/>
+                              </w:rPr>
+                            </w:pPr>
+                            <w:r>
+                              <w:rPr>
+                                <w:rFonts w:ascii="Times New Roman" w:eastAsia="Times New Roman" w:hAnsi="Times New Roman" w:cs="Times New Roman"/>
+                                <w:highlight w:val="yellow"/>
+                              </w:rPr>
+                              <w:t xml:space="preserve">    $</w:t>
+                            </w:r>
+                            <w:proofErr w:type="gramStart"/>
+                            <w:r>
+                              <w:rPr>
+                                <w:rFonts w:ascii="Times New Roman" w:eastAsia="Times New Roman" w:hAnsi="Times New Roman" w:cs="Times New Roman"/>
+                                <w:highlight w:val="yellow"/>
+                              </w:rPr>
+                              <w:t>display(</w:t>
+                            </w:r>
+                            <w:proofErr w:type="gramEnd"/>
+                            <w:r>
+                              <w:rPr>
+                                <w:rFonts w:ascii="Times New Roman" w:eastAsia="Times New Roman" w:hAnsi="Times New Roman" w:cs="Times New Roman"/>
+                                <w:highlight w:val="yellow"/>
+                              </w:rPr>
+                              <w:t>"Parent data = %0d", data);</w:t>
+                            </w:r>
+                          </w:p>
+                          <w:p>
+                            <w:pPr>
+                              <w:spacing w:after="0" w:line="240" w:lineRule="auto"/>
+                              <w:rPr>
+                                <w:rFonts w:ascii="Times New Roman" w:eastAsia="Times New Roman" w:hAnsi="Times New Roman" w:cs="Times New Roman"/>
+                                <w:highlight w:val="yellow"/>
+                              </w:rPr>
+                            </w:pPr>
+                            <w:r>
+                              <w:rPr>
+                                <w:rFonts w:ascii="Times New Roman" w:eastAsia="Times New Roman" w:hAnsi="Times New Roman" w:cs="Times New Roman"/>
+                                <w:highlight w:val="yellow"/>
+                              </w:rPr>
+                              <w:t xml:space="preserve">  </w:t>
+                            </w:r>
+                            <w:proofErr w:type="spellStart"/>
+                            <w:r>
+                              <w:rPr>
+                                <w:rFonts w:ascii="Times New Roman" w:eastAsia="Times New Roman" w:hAnsi="Times New Roman" w:cs="Times New Roman"/>
+                                <w:highlight w:val="yellow"/>
+                              </w:rPr>
+                              <w:t>endfunction</w:t>
+                            </w:r>
+                            <w:proofErr w:type="spellEnd"/>
+                          </w:p>
+                          <w:p>
+                            <w:pPr>
+                              <w:spacing w:after="0" w:line="240" w:lineRule="auto"/>
+                              <w:rPr>
+                                <w:rFonts w:ascii="Times New Roman" w:eastAsia="Times New Roman" w:hAnsi="Times New Roman" w:cs="Times New Roman"/>
+                                <w:highlight w:val="yellow"/>
+                              </w:rPr>
+                            </w:pPr>
+                            <w:proofErr w:type="spellStart"/>
+                            <w:r>
+                              <w:rPr>
+                                <w:rFonts w:ascii="Times New Roman" w:eastAsia="Times New Roman" w:hAnsi="Times New Roman" w:cs="Times New Roman"/>
+                                <w:highlight w:val="yellow"/>
+                              </w:rPr>
+                              <w:t>endclass</w:t>
+                            </w:r>
+                            <w:proofErr w:type="spellEnd"/>
+                          </w:p>
+                          <w:p>
+                            <w:pPr>
+                              <w:spacing w:after="0" w:line="240" w:lineRule="auto"/>
+                              <w:rPr>
+                                <w:rFonts w:ascii="Times New Roman" w:eastAsia="Times New Roman" w:hAnsi="Times New Roman" w:cs="Times New Roman"/>
+                                <w:highlight w:val="yellow"/>
+                              </w:rPr>
+                            </w:pPr>
+                          </w:p>
+                          <w:p>
+                            <w:pPr>
+                              <w:spacing w:after="0" w:line="240" w:lineRule="auto"/>
+                              <w:rPr>
+                                <w:rFonts w:ascii="Times New Roman" w:eastAsia="Times New Roman" w:hAnsi="Times New Roman" w:cs="Times New Roman"/>
+                                <w:highlight w:val="yellow"/>
+                              </w:rPr>
+                            </w:pPr>
+                            <w:r>
+                              <w:rPr>
+                                <w:rFonts w:ascii="Times New Roman" w:eastAsia="Times New Roman" w:hAnsi="Times New Roman" w:cs="Times New Roman"/>
+                                <w:highlight w:val="yellow"/>
+                              </w:rPr>
+                              <w:t>// Derived Class</w:t>
+                            </w:r>
+                          </w:p>
+                          <w:p>
+                            <w:pPr>
+                              <w:spacing w:after="0" w:line="240" w:lineRule="auto"/>
+                              <w:rPr>
+                                <w:rFonts w:ascii="Times New Roman" w:eastAsia="Times New Roman" w:hAnsi="Times New Roman" w:cs="Times New Roman"/>
+                                <w:highlight w:val="yellow"/>
+                              </w:rPr>
+                            </w:pPr>
+                            <w:r>
+                              <w:rPr>
+                                <w:rFonts w:ascii="Times New Roman" w:eastAsia="Times New Roman" w:hAnsi="Times New Roman" w:cs="Times New Roman"/>
+                                <w:highlight w:val="yellow"/>
+                              </w:rPr>
+                              <w:t>class Child extends Parent;</w:t>
+                            </w:r>
+                          </w:p>
+                          <w:p>
+                            <w:pPr>
+                              <w:spacing w:after="0" w:line="240" w:lineRule="auto"/>
+                              <w:rPr>
+                                <w:rFonts w:ascii="Times New Roman" w:eastAsia="Times New Roman" w:hAnsi="Times New Roman" w:cs="Times New Roman"/>
+                                <w:highlight w:val="yellow"/>
+                              </w:rPr>
+                            </w:pPr>
+                            <w:r>
+                              <w:rPr>
+                                <w:rFonts w:ascii="Times New Roman" w:eastAsia="Times New Roman" w:hAnsi="Times New Roman" w:cs="Times New Roman"/>
+                                <w:highlight w:val="yellow"/>
+                              </w:rPr>
+                              <w:t xml:space="preserve">  int id; // New property unique to Child</w:t>
+                            </w:r>
+                          </w:p>
+                          <w:p>
+                            <w:pPr>
+                              <w:spacing w:after="0" w:line="240" w:lineRule="auto"/>
+                              <w:rPr>
+                                <w:rFonts w:ascii="Times New Roman" w:eastAsia="Times New Roman" w:hAnsi="Times New Roman" w:cs="Times New Roman"/>
+                                <w:highlight w:val="yellow"/>
+                              </w:rPr>
+                            </w:pPr>
+                            <w:r>
+                              <w:rPr>
+                                <w:rFonts w:ascii="Times New Roman" w:eastAsia="Times New Roman" w:hAnsi="Times New Roman" w:cs="Times New Roman"/>
+                                <w:highlight w:val="yellow"/>
+                              </w:rPr>
+                              <w:t xml:space="preserve">  </w:t>
+                            </w:r>
+                          </w:p>
+                          <w:p>
+                            <w:pPr>
+                              <w:spacing w:after="0" w:line="240" w:lineRule="auto"/>
+                              <w:rPr>
+                                <w:rFonts w:ascii="Times New Roman" w:eastAsia="Times New Roman" w:hAnsi="Times New Roman" w:cs="Times New Roman"/>
+                                <w:highlight w:val="yellow"/>
+                              </w:rPr>
+                            </w:pPr>
+                            <w:r>
+                              <w:rPr>
+                                <w:rFonts w:ascii="Times New Roman" w:eastAsia="Times New Roman" w:hAnsi="Times New Roman" w:cs="Times New Roman"/>
+                                <w:highlight w:val="yellow"/>
+                              </w:rPr>
+                              <w:t xml:space="preserve">  // Overriding the parent's display method</w:t>
+                            </w:r>
+                          </w:p>
+                          <w:p>
+                            <w:pPr>
+                              <w:spacing w:after="0" w:line="240" w:lineRule="auto"/>
+                              <w:rPr>
+                                <w:rFonts w:ascii="Times New Roman" w:eastAsia="Times New Roman" w:hAnsi="Times New Roman" w:cs="Times New Roman"/>
+                                <w:highlight w:val="yellow"/>
+                              </w:rPr>
+                            </w:pPr>
+                            <w:r>
+                              <w:rPr>
+                                <w:rFonts w:ascii="Times New Roman" w:eastAsia="Times New Roman" w:hAnsi="Times New Roman" w:cs="Times New Roman"/>
+                                <w:highlight w:val="yellow"/>
+                              </w:rPr>
+                              <w:t xml:space="preserve">  function void </w:t>
+                            </w:r>
+                            <w:proofErr w:type="gramStart"/>
+                            <w:r>
+                              <w:rPr>
+                                <w:rFonts w:ascii="Times New Roman" w:eastAsia="Times New Roman" w:hAnsi="Times New Roman" w:cs="Times New Roman"/>
+                                <w:highlight w:val="yellow"/>
+                              </w:rPr>
+                              <w:t>display(</w:t>
+                            </w:r>
+                            <w:proofErr w:type="gramEnd"/>
+                            <w:r>
+                              <w:rPr>
+                                <w:rFonts w:ascii="Times New Roman" w:eastAsia="Times New Roman" w:hAnsi="Times New Roman" w:cs="Times New Roman"/>
+                                <w:highlight w:val="yellow"/>
+                              </w:rPr>
+                              <w:t>);</w:t>
+                            </w:r>
+                          </w:p>
+                          <w:p>
+                            <w:pPr>
+                              <w:spacing w:after="0" w:line="240" w:lineRule="auto"/>
+                              <w:rPr>
+                                <w:rFonts w:ascii="Times New Roman" w:eastAsia="Times New Roman" w:hAnsi="Times New Roman" w:cs="Times New Roman"/>
+                                <w:highlight w:val="yellow"/>
+                              </w:rPr>
+                            </w:pPr>
+                            <w:r>
+                              <w:rPr>
+                                <w:rFonts w:ascii="Times New Roman" w:eastAsia="Times New Roman" w:hAnsi="Times New Roman" w:cs="Times New Roman"/>
+                                <w:highlight w:val="yellow"/>
+                              </w:rPr>
+                              <w:t xml:space="preserve">    </w:t>
+                            </w:r>
+                            <w:proofErr w:type="spellStart"/>
+                            <w:proofErr w:type="gramStart"/>
+                            <w:r>
+                              <w:rPr>
+                                <w:rFonts w:ascii="Times New Roman" w:eastAsia="Times New Roman" w:hAnsi="Times New Roman" w:cs="Times New Roman"/>
+                                <w:highlight w:val="yellow"/>
+                              </w:rPr>
+                              <w:t>super.display</w:t>
+                            </w:r>
+                            <w:proofErr w:type="spellEnd"/>
+                            <w:proofErr w:type="gramEnd"/>
+                            <w:r>
+                              <w:rPr>
+                                <w:rFonts w:ascii="Times New Roman" w:eastAsia="Times New Roman" w:hAnsi="Times New Roman" w:cs="Times New Roman"/>
+                                <w:highlight w:val="yellow"/>
+                              </w:rPr>
+                              <w:t>(); // Calls the Parent's display method</w:t>
+                            </w:r>
+                          </w:p>
+                          <w:p>
+                            <w:pPr>
+                              <w:spacing w:after="0" w:line="240" w:lineRule="auto"/>
+                              <w:rPr>
+                                <w:rFonts w:ascii="Times New Roman" w:eastAsia="Times New Roman" w:hAnsi="Times New Roman" w:cs="Times New Roman"/>
+                                <w:highlight w:val="yellow"/>
+                              </w:rPr>
+                            </w:pPr>
+                            <w:r>
+                              <w:rPr>
+                                <w:rFonts w:ascii="Times New Roman" w:eastAsia="Times New Roman" w:hAnsi="Times New Roman" w:cs="Times New Roman"/>
+                                <w:highlight w:val="yellow"/>
+                              </w:rPr>
+                              <w:t xml:space="preserve">    $</w:t>
+                            </w:r>
+                            <w:proofErr w:type="gramStart"/>
+                            <w:r>
+                              <w:rPr>
+                                <w:rFonts w:ascii="Times New Roman" w:eastAsia="Times New Roman" w:hAnsi="Times New Roman" w:cs="Times New Roman"/>
+                                <w:highlight w:val="yellow"/>
+                              </w:rPr>
+                              <w:t>display(</w:t>
+                            </w:r>
+                            <w:proofErr w:type="gramEnd"/>
+                            <w:r>
+                              <w:rPr>
+                                <w:rFonts w:ascii="Times New Roman" w:eastAsia="Times New Roman" w:hAnsi="Times New Roman" w:cs="Times New Roman"/>
+                                <w:highlight w:val="yellow"/>
+                              </w:rPr>
+                              <w:t>"Child id = %0d", id);</w:t>
+                            </w:r>
+                          </w:p>
+                          <w:p>
+                            <w:pPr>
+                              <w:spacing w:after="0" w:line="240" w:lineRule="auto"/>
+                              <w:rPr>
+                                <w:rFonts w:ascii="Times New Roman" w:eastAsia="Times New Roman" w:hAnsi="Times New Roman" w:cs="Times New Roman"/>
+                                <w:highlight w:val="yellow"/>
+                              </w:rPr>
+                            </w:pPr>
+                            <w:r>
+                              <w:rPr>
+                                <w:rFonts w:ascii="Times New Roman" w:eastAsia="Times New Roman" w:hAnsi="Times New Roman" w:cs="Times New Roman"/>
+                                <w:highlight w:val="yellow"/>
+                              </w:rPr>
+                              <w:t xml:space="preserve">  </w:t>
+                            </w:r>
+                            <w:proofErr w:type="spellStart"/>
+                            <w:r>
+                              <w:rPr>
+                                <w:rFonts w:ascii="Times New Roman" w:eastAsia="Times New Roman" w:hAnsi="Times New Roman" w:cs="Times New Roman"/>
+                                <w:highlight w:val="yellow"/>
+                              </w:rPr>
+                              <w:t>endfunction</w:t>
+                            </w:r>
+                            <w:proofErr w:type="spellEnd"/>
+                          </w:p>
+                          <w:p>
+                            <w:pPr>
+                              <w:spacing w:after="0" w:line="240" w:lineRule="auto"/>
+                              <w:rPr>
+                                <w:rFonts w:ascii="Times New Roman" w:eastAsia="Times New Roman" w:hAnsi="Times New Roman" w:cs="Times New Roman"/>
+                              </w:rPr>
+                            </w:pPr>
+                            <w:proofErr w:type="spellStart"/>
+                            <w:r>
+                              <w:rPr>
+                                <w:rFonts w:ascii="Times New Roman" w:eastAsia="Times New Roman" w:hAnsi="Times New Roman" w:cs="Times New Roman"/>
+                                <w:highlight w:val="yellow"/>
+                              </w:rPr>
+                              <w:t>endclass</w:t>
+                            </w:r>
+                            <w:proofErr w:type="spellEnd"/>
+                          </w:p>
+                          <w:p/>
+                        </w:txbxContent>
+                      </wps:txbx>
+                      <wps:bodyPr rot="0" vert="horz" wrap="square" lIns="91440" tIns="45720" rIns="91440" bIns="45720" anchor="t" anchorCtr="0">
+                        <a:spAutoFit/>
+                      </wps:bodyPr>
+                    </wps:wsp>
+                  </a:graphicData>
+                </a:graphic>
+                <wp14:sizeRelH relativeFrom="margin">
+                  <wp14:pctWidth>0</wp14:pctWidth>
+                </wp14:sizeRelH>
+                <wp14:sizeRelV relativeFrom="margin">
+                  <wp14:pctHeight>20000</wp14:pctHeight>
+                </wp14:sizeRelV>
+              </wp:anchor>
+            </w:drawing>
+          </mc:Choice>
+          <mc:Fallback>
+            <w:pict>
+              <v:shape w14:anchorId="221D8A50" id="_x0000_s1034" type="#_x0000_t202" style="position:absolute;margin-left:295.5pt;margin-top:9.05pt;width:214.5pt;height:110.6pt;z-index:251660288;visibility:visible;mso-wrap-style:square;mso-width-percent:0;mso-height-percent:200;mso-wrap-distance-left:9pt;mso-wrap-distance-top:3.6pt;mso-wrap-distance-right:9pt;mso-wrap-distance-bottom:3.6pt;mso-position-horizontal:absolute;mso-position-horizontal-relative:text;mso-position-vertical:absolute;mso-position-vertical-relative:text;mso-width-percent:0;mso-height-percent:200;mso-width-relative:margin;mso-height-relative:margin;v-text-anchor:top" o:gfxdata="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">
+                <v:textbox style="mso-fit-shape-to-text:t">
+                  <w:txbxContent>
+                    <w:p>
+                      <w:pPr>
+                        <w:spacing w:after="0" w:line="240" w:lineRule="auto"/>
+                        <w:rPr>
+                          <w:rFonts w:ascii="Times New Roman" w:eastAsia="Times New Roman" w:hAnsi="Times New Roman" w:cs="Times New Roman"/>
+                          <w:highlight w:val="yellow"/>
+                        </w:rPr>
+                      </w:pPr>
+                      <w:r>
+                        <w:rPr>
+                          <w:rFonts w:ascii="Times New Roman" w:eastAsia="Times New Roman" w:hAnsi="Times New Roman" w:cs="Times New Roman"/>
+                          <w:highlight w:val="yellow"/>
+                        </w:rPr>
+                        <w:t>// Base Class</w:t>
+                      </w:r>
+                    </w:p>
+                    <w:p>
+                      <w:pPr>
+                        <w:spacing w:after="0" w:line="240" w:lineRule="auto"/>
+                        <w:rPr>
+                          <w:rFonts w:ascii="Times New Roman" w:eastAsia="Times New Roman" w:hAnsi="Times New Roman" w:cs="Times New Roman"/>
+                          <w:highlight w:val="yellow"/>
+                        </w:rPr>
+                      </w:pPr>
+                      <w:r>
+                        <w:rPr>
+                          <w:rFonts w:ascii="Times New Roman" w:eastAsia="Times New Roman" w:hAnsi="Times New Roman" w:cs="Times New Roman"/>
+                          <w:highlight w:val="yellow"/>
+                        </w:rPr>
+                        <w:t>class Parent;</w:t>
+                      </w:r>
+                    </w:p>
+                    <w:p>
+                      <w:pPr>
+                        <w:spacing w:after="0" w:line="240" w:lineRule="auto"/>
+                        <w:rPr>
+                          <w:rFonts w:ascii="Times New Roman" w:eastAsia="Times New Roman" w:hAnsi="Times New Roman" w:cs="Times New Roman"/>
+                          <w:highlight w:val="yellow"/>
+                        </w:rPr>
+                      </w:pPr>
+                      <w:r>
+                        <w:rPr>
+                          <w:rFonts w:ascii="Times New Roman" w:eastAsia="Times New Roman" w:hAnsi="Times New Roman" w:cs="Times New Roman"/>
+                          <w:highlight w:val="yellow"/>
+                        </w:rPr>
+                        <w:t xml:space="preserve">  int data;</w:t>
+                      </w:r>
+                    </w:p>
+                    <w:p>
+                      <w:pPr>
+                        <w:spacing w:after="0" w:line="240" w:lineRule="auto"/>
+                        <w:rPr>
+                          <w:rFonts w:ascii="Times New Roman" w:eastAsia="Times New Roman" w:hAnsi="Times New Roman" w:cs="Times New Roman"/>
+                          <w:highlight w:val="yellow"/>
+                        </w:rPr>
+                      </w:pPr>
+                      <w:r>
+                        <w:rPr>
+                          <w:rFonts w:ascii="Times New Roman" w:eastAsia="Times New Roman" w:hAnsi="Times New Roman" w:cs="Times New Roman"/>
+                          <w:highlight w:val="yellow"/>
+                        </w:rPr>
+                        <w:t xml:space="preserve">  function void </w:t>
+                      </w:r>
+                      <w:proofErr w:type="gramStart"/>
+                      <w:r>
+                        <w:rPr>
+                          <w:rFonts w:ascii="Times New Roman" w:eastAsia="Times New Roman" w:hAnsi="Times New Roman" w:cs="Times New Roman"/>
+                          <w:highlight w:val="yellow"/>
+                        </w:rPr>
+                        <w:t>display(</w:t>
+                      </w:r>
+                      <w:proofErr w:type="gramEnd"/>
+                      <w:r>
+                        <w:rPr>
+                          <w:rFonts w:ascii="Times New Roman" w:eastAsia="Times New Roman" w:hAnsi="Times New Roman" w:cs="Times New Roman"/>
+                          <w:highlight w:val="yellow"/>
+                        </w:rPr>
+                        <w:t>);</w:t>
+                      </w:r>
+                    </w:p>
+                    <w:p>
+                      <w:pPr>
+                        <w:spacing w:after="0" w:line="240" w:lineRule="auto"/>
+                        <w:rPr>
+                          <w:rFonts w:ascii="Times New Roman" w:eastAsia="Times New Roman" w:hAnsi="Times New Roman" w:cs="Times New Roman"/>
+                          <w:highlight w:val="yellow"/>
+                        </w:rPr>
+                      </w:pPr>
+                      <w:r>
+                        <w:rPr>
+                          <w:rFonts w:ascii="Times New Roman" w:eastAsia="Times New Roman" w:hAnsi="Times New Roman" w:cs="Times New Roman"/>
+                          <w:highlight w:val="yellow"/>
+                        </w:rPr>
+                        <w:t xml:space="preserve">    $</w:t>
+                      </w:r>
+                      <w:proofErr w:type="gramStart"/>
+                      <w:r>
+                        <w:rPr>
+                          <w:rFonts w:ascii="Times New Roman" w:eastAsia="Times New Roman" w:hAnsi="Times New Roman" w:cs="Times New Roman"/>
+                          <w:highlight w:val="yellow"/>
+                        </w:rPr>
+                        <w:t>display(</w:t>
+                      </w:r>
+                      <w:proofErr w:type="gramEnd"/>
+                      <w:r>
+                        <w:rPr>
+                          <w:rFonts w:ascii="Times New Roman" w:eastAsia="Times New Roman" w:hAnsi="Times New Roman" w:cs="Times New Roman"/>
+                          <w:highlight w:val="yellow"/>
+                        </w:rPr>
+                        <w:t>"Parent data = %0d", data);</w:t>
+                      </w:r>
+                    </w:p>
+                    <w:p>
+                      <w:pPr>
+                        <w:spacing w:after="0" w:line="240" w:lineRule="auto"/>
+                        <w:rPr>
+                          <w:rFonts w:ascii="Times New Roman" w:eastAsia="Times New Roman" w:hAnsi="Times New Roman" w:cs="Times New Roman"/>
+                          <w:highlight w:val="yellow"/>
+                        </w:rPr>
+                      </w:pPr>
+                      <w:r>
+                        <w:rPr>
+                          <w:rFonts w:ascii="Times New Roman" w:eastAsia="Times New Roman" w:hAnsi="Times New Roman" w:cs="Times New Roman"/>
+                          <w:highlight w:val="yellow"/>
+                        </w:rPr>
+                        <w:t xml:space="preserve">  </w:t>
+                      </w:r>
+                      <w:proofErr w:type="spellStart"/>
+                      <w:r>
+                        <w:rPr>
+                          <w:rFonts w:ascii="Times New Roman" w:eastAsia="Times New Roman" w:hAnsi="Times New Roman" w:cs="Times New Roman"/>
+                          <w:highlight w:val="yellow"/>
+                        </w:rPr>
+                        <w:t>endfunction</w:t>
+                      </w:r>
+                      <w:proofErr w:type="spellEnd"/>
+                    </w:p>
+                    <w:p>
+                      <w:pPr>
+                        <w:spacing w:after="0" w:line="240" w:lineRule="auto"/>
+                        <w:rPr>
+                          <w:rFonts w:ascii="Times New Roman" w:eastAsia="Times New Roman" w:hAnsi="Times New Roman" w:cs="Times New Roman"/>
+                          <w:highlight w:val="yellow"/>
+                        </w:rPr>
+                      </w:pPr>
+                      <w:proofErr w:type="spellStart"/>
+                      <w:r>
+                        <w:rPr>
+                          <w:rFonts w:ascii="Times New Roman" w:eastAsia="Times New Roman" w:hAnsi="Times New Roman" w:cs="Times New Roman"/>
+                          <w:highlight w:val="yellow"/>
+                        </w:rPr>
+                        <w:t>endclass</w:t>
+                      </w:r>
+                      <w:proofErr w:type="spellEnd"/>
+                    </w:p>
+                    <w:p>
+                      <w:pPr>
+                        <w:spacing w:after="0" w:line="240" w:lineRule="auto"/>
+                        <w:rPr>
+                          <w:rFonts w:ascii="Times New Roman" w:eastAsia="Times New Roman" w:hAnsi="Times New Roman" w:cs="Times New Roman"/>
+                          <w:highlight w:val="yellow"/>
+                        </w:rPr>
+                      </w:pPr>
+                    </w:p>
+                    <w:p>
+                      <w:pPr>
+                        <w:spacing w:after="0" w:line="240" w:lineRule="auto"/>
+                        <w:rPr>
+                          <w:rFonts w:ascii="Times New Roman" w:eastAsia="Times New Roman" w:hAnsi="Times New Roman" w:cs="Times New Roman"/>
+                          <w:highlight w:val="yellow"/>
+                        </w:rPr>
+                      </w:pPr>
+                      <w:r>
+                        <w:rPr>
+                          <w:rFonts w:ascii="Times New Roman" w:eastAsia="Times New Roman" w:hAnsi="Times New Roman" w:cs="Times New Roman"/>
+                          <w:highlight w:val="yellow"/>
+                        </w:rPr>
+                        <w:t>// Derived Class</w:t>
+                      </w:r>
+                    </w:p>
+                    <w:p>
+                      <w:pPr>
+                        <w:spacing w:after="0" w:line="240" w:lineRule="auto"/>
+                        <w:rPr>
+                          <w:rFonts w:ascii="Times New Roman" w:eastAsia="Times New Roman" w:hAnsi="Times New Roman" w:cs="Times New Roman"/>
+                          <w:highlight w:val="yellow"/>
+                        </w:rPr>
+                      </w:pPr>
+                      <w:r>
+                        <w:rPr>
+                          <w:rFonts w:ascii="Times New Roman" w:eastAsia="Times New Roman" w:hAnsi="Times New Roman" w:cs="Times New Roman"/>
+                          <w:highlight w:val="yellow"/>
+                        </w:rPr>
+                        <w:t>class Child extends Parent;</w:t>
+                      </w:r>
+                    </w:p>
+                    <w:p>
+                      <w:pPr>
+                        <w:spacing w:after="0" w:line="240" w:lineRule="auto"/>
+                        <w:rPr>
+                          <w:rFonts w:ascii="Times New Roman" w:eastAsia="Times New Roman" w:hAnsi="Times New Roman" w:cs="Times New Roman"/>
+                          <w:highlight w:val="yellow"/>
+                        </w:rPr>
+                      </w:pPr>
+                      <w:r>
+                        <w:rPr>
+                          <w:rFonts w:ascii="Times New Roman" w:eastAsia="Times New Roman" w:hAnsi="Times New Roman" w:cs="Times New Roman"/>
+                          <w:highlight w:val="yellow"/>
+                        </w:rPr>
+                        <w:t xml:space="preserve">  int id; // New property unique to Child</w:t>
+                      </w:r>
+                    </w:p>
+                    <w:p>
+                      <w:pPr>
+                        <w:spacing w:after="0" w:line="240" w:lineRule="auto"/>
+                        <w:rPr>
+                          <w:rFonts w:ascii="Times New Roman" w:eastAsia="Times New Roman" w:hAnsi="Times New Roman" w:cs="Times New Roman"/>
+                          <w:highlight w:val="yellow"/>
+                        </w:rPr>
+                      </w:pPr>
+                      <w:r>
+                        <w:rPr>
+                          <w:rFonts w:ascii="Times New Roman" w:eastAsia="Times New Roman" w:hAnsi="Times New Roman" w:cs="Times New Roman"/>
+                          <w:highlight w:val="yellow"/>
+                        </w:rPr>
+                        <w:t xml:space="preserve">  </w:t>
+                      </w:r>
+                    </w:p>
+                    <w:p>
+                      <w:pPr>
+                        <w:spacing w:after="0" w:line="240" w:lineRule="auto"/>
+                        <w:rPr>
+                          <w:rFonts w:ascii="Times New Roman" w:eastAsia="Times New Roman" w:hAnsi="Times New Roman" w:cs="Times New Roman"/>
+                          <w:highlight w:val="yellow"/>
+                        </w:rPr>
+                      </w:pPr>
+                      <w:r>
+                        <w:rPr>
+                          <w:rFonts w:ascii="Times New Roman" w:eastAsia="Times New Roman" w:hAnsi="Times New Roman" w:cs="Times New Roman"/>
+                          <w:highlight w:val="yellow"/>
+                        </w:rPr>
+                        <w:t xml:space="preserve">  // Overriding the parent's display method</w:t>
+                      </w:r>
+                    </w:p>
+                    <w:p>
+                      <w:pPr>
+                        <w:spacing w:after="0" w:line="240" w:lineRule="auto"/>
+                        <w:rPr>
+                          <w:rFonts w:ascii="Times New Roman" w:eastAsia="Times New Roman" w:hAnsi="Times New Roman" w:cs="Times New Roman"/>
+                          <w:highlight w:val="yellow"/>
+                        </w:rPr>
+                      </w:pPr>
+                      <w:r>
+                        <w:rPr>
+                          <w:rFonts w:ascii="Times New Roman" w:eastAsia="Times New Roman" w:hAnsi="Times New Roman" w:cs="Times New Roman"/>
+                          <w:highlight w:val="yellow"/>
+                        </w:rPr>
+                        <w:t xml:space="preserve">  function void </w:t>
+                      </w:r>
+                      <w:proofErr w:type="gramStart"/>
+                      <w:r>
+                        <w:rPr>
+                          <w:rFonts w:ascii="Times New Roman" w:eastAsia="Times New Roman" w:hAnsi="Times New Roman" w:cs="Times New Roman"/>
+                          <w:highlight w:val="yellow"/>
+                        </w:rPr>
+                        <w:t>display(</w:t>
+                      </w:r>
+                      <w:proofErr w:type="gramEnd"/>
+                      <w:r>
+                        <w:rPr>
+                          <w:rFonts w:ascii="Times New Roman" w:eastAsia="Times New Roman" w:hAnsi="Times New Roman" w:cs="Times New Roman"/>
+                          <w:highlight w:val="yellow"/>
+                        </w:rPr>
+                        <w:t>);</w:t>
+                      </w:r>
+                    </w:p>
+                    <w:p>
+                      <w:pPr>
+                        <w:spacing w:after="0" w:line="240" w:lineRule="auto"/>
+                        <w:rPr>
+                          <w:rFonts w:ascii="Times New Roman" w:eastAsia="Times New Roman" w:hAnsi="Times New Roman" w:cs="Times New Roman"/>
+                          <w:highlight w:val="yellow"/>
+                        </w:rPr>
+                      </w:pPr>
+                      <w:r>
+                        <w:rPr>
+                          <w:rFonts w:ascii="Times New Roman" w:eastAsia="Times New Roman" w:hAnsi="Times New Roman" w:cs="Times New Roman"/>
+                          <w:highlight w:val="yellow"/>
+                        </w:rPr>
+                        <w:t xml:space="preserve">    </w:t>
+                      </w:r>
+                      <w:proofErr w:type="spellStart"/>
+                      <w:proofErr w:type="gramStart"/>
+                      <w:r>
+                        <w:rPr>
+                          <w:rFonts w:ascii="Times New Roman" w:eastAsia="Times New Roman" w:hAnsi="Times New Roman" w:cs="Times New Roman"/>
+                          <w:highlight w:val="yellow"/>
+                        </w:rPr>
+                        <w:t>super.display</w:t>
+                      </w:r>
+                      <w:proofErr w:type="spellEnd"/>
+                      <w:proofErr w:type="gramEnd"/>
+                      <w:r>
+                        <w:rPr>
+                          <w:rFonts w:ascii="Times New Roman" w:eastAsia="Times New Roman" w:hAnsi="Times New Roman" w:cs="Times New Roman"/>
+                          <w:highlight w:val="yellow"/>
+                        </w:rPr>
+                        <w:t>(); // Calls the Parent's display method</w:t>
+                      </w:r>
+                    </w:p>
+                    <w:p>
+                      <w:pPr>
+                        <w:spacing w:after="0" w:line="240" w:lineRule="auto"/>
+                        <w:rPr>
+                          <w:rFonts w:ascii="Times New Roman" w:eastAsia="Times New Roman" w:hAnsi="Times New Roman" w:cs="Times New Roman"/>
+                          <w:highlight w:val="yellow"/>
+                        </w:rPr>
+                      </w:pPr>
+                      <w:r>
+                        <w:rPr>
+                          <w:rFonts w:ascii="Times New Roman" w:eastAsia="Times New Roman" w:hAnsi="Times New Roman" w:cs="Times New Roman"/>
+                          <w:highlight w:val="yellow"/>
+                        </w:rPr>
+                        <w:t xml:space="preserve">    $</w:t>
+                      </w:r>
+                      <w:proofErr w:type="gramStart"/>
+                      <w:r>
+                        <w:rPr>
+                          <w:rFonts w:ascii="Times New Roman" w:eastAsia="Times New Roman" w:hAnsi="Times New Roman" w:cs="Times New Roman"/>
+                          <w:highlight w:val="yellow"/>
+                        </w:rPr>
+                        <w:t>display(</w:t>
+                      </w:r>
+                      <w:proofErr w:type="gramEnd"/>
+                      <w:r>
+                        <w:rPr>
+                          <w:rFonts w:ascii="Times New Roman" w:eastAsia="Times New Roman" w:hAnsi="Times New Roman" w:cs="Times New Roman"/>
+                          <w:highlight w:val="yellow"/>
+                        </w:rPr>
+                        <w:t>"Child id = %0d", id);</w:t>
+                      </w:r>
+                    </w:p>
+                    <w:p>
+                      <w:pPr>
+                        <w:spacing w:after="0" w:line="240" w:lineRule="auto"/>
+                        <w:rPr>
+                          <w:rFonts w:ascii="Times New Roman" w:eastAsia="Times New Roman" w:hAnsi="Times New Roman" w:cs="Times New Roman"/>
+                          <w:highlight w:val="yellow"/>
+                        </w:rPr>
+                      </w:pPr>
+                      <w:r>
+                        <w:rPr>
+                          <w:rFonts w:ascii="Times New Roman" w:eastAsia="Times New Roman" w:hAnsi="Times New Roman" w:cs="Times New Roman"/>
+                          <w:highlight w:val="yellow"/>
+                        </w:rPr>
+                        <w:t xml:space="preserve">  </w:t>
+                      </w:r>
+                      <w:proofErr w:type="spellStart"/>
+                      <w:r>
+                        <w:rPr>
+                          <w:rFonts w:ascii="Times New Roman" w:eastAsia="Times New Roman" w:hAnsi="Times New Roman" w:cs="Times New Roman"/>
+                          <w:highlight w:val="yellow"/>
+                        </w:rPr>
+                        <w:t>endfunction</w:t>
+                      </w:r>
+                      <w:proofErr w:type="spellEnd"/>
+                    </w:p>
+                    <w:p>
+                      <w:pPr>
+                        <w:spacing w:after="0" w:line="240" w:lineRule="auto"/>
+                        <w:rPr>
+                          <w:rFonts w:ascii="Times New Roman" w:eastAsia="Times New Roman" w:hAnsi="Times New Roman" w:cs="Times New Roman"/>
+                        </w:rPr>
+                      </w:pPr>
+                      <w:proofErr w:type="spellStart"/>
+                      <w:r>
+                        <w:rPr>
+                          <w:rFonts w:ascii="Times New Roman" w:eastAsia="Times New Roman" w:hAnsi="Times New Roman" w:cs="Times New Roman"/>
+                          <w:highlight w:val="yellow"/>
+                        </w:rPr>
+                        <w:t>endclass</w:t>
+                      </w:r>
+                      <w:proofErr w:type="spellEnd"/>
+                    </w:p>
+                    <w:p/>
+                  </w:txbxContent>
+                </v:textbox>
+              </v:shape>
+            </w:pict>
+          </mc:Fallback>
+        </mc:AlternateContent>
+      </w:r>
+    </w:p>
+    <w:p>
+      <w:pPr>
+        <w:ind w:firstLine="720"/>
+        <w:rPr>
+          <w:b/>
+          <w:bCs/>
+          <w:color w:val="000000" w:themeColor="text1"/>
+          <w:u w:val="single"/>
+        </w:rPr>
+      </w:pPr>
+      <w:r>
+        <w:rPr>
+          <w:b/>
+          <w:bCs/>
+          <w:color w:val="000000" w:themeColor="text1"/>
+          <w:u w:val="single"/>
+        </w:rPr>
+        <w:t>The super Keyword</w:t>
+      </w:r>
+    </w:p>
+    <w:p>
+      <w:pPr>
+        <w:spacing w:after="0"/>
+        <w:ind w:firstLine="720"/>
+        <w:rPr>
+          <w:color w:val="000000" w:themeColor="text1"/>
+        </w:rPr>
+      </w:pPr>
+      <w:r>
+        <w:rPr>
+          <w:color w:val="000000" w:themeColor="text1"/>
+        </w:rPr>
+        <w:t xml:space="preserve">The super keyword is used in a derived (child) class to </w:t>
+      </w:r>
+    </w:p>
+    <w:p>
+      <w:pPr>
+        <w:spacing w:after="0"/>
+        <w:ind w:firstLine="720"/>
+        <w:rPr>
+          <w:color w:val="000000" w:themeColor="text1"/>
+        </w:rPr>
+      </w:pPr>
+      <w:r>
+        <w:rPr>
+          <w:color w:val="000000" w:themeColor="text1"/>
+        </w:rPr>
+        <w:t>refer to properties or methods of the base (parent) class.</w:t>
+      </w:r>
+    </w:p>
+    <w:p>
+      <w:pPr>
+        <w:ind w:firstLine="720"/>
+        <w:rPr>
+          <w:color w:val="000000" w:themeColor="text1"/>
+        </w:rPr>
+      </w:pPr>
+    </w:p>
+    <w:p>
+      <w:pPr>
+        <w:ind w:firstLine="720"/>
+        <w:rPr>
+          <w:color w:val="000000" w:themeColor="text1"/>
+        </w:rPr>
+      </w:pPr>
+      <w:r>
+        <w:rPr>
+          <w:color w:val="000000" w:themeColor="text1"/>
+        </w:rPr>
+        <w:t>Why do we need it?</w:t>
+      </w:r>
+    </w:p>
+    <w:p>
+      <w:pPr>
+        <w:spacing w:after="0"/>
+        <w:ind w:firstLine="720"/>
+        <w:rPr>
+          <w:color w:val="000000" w:themeColor="text1"/>
+        </w:rPr>
+      </w:pPr>
+      <w:r>
+        <w:rPr>
+          <w:color w:val="000000" w:themeColor="text1"/>
+        </w:rPr>
+        <w:t xml:space="preserve">When a child class overrides a method or redefines a </w:t>
+      </w:r>
+    </w:p>
+    <w:p>
+      <w:pPr>
+        <w:spacing w:after="0"/>
+        <w:ind w:firstLine="720"/>
+        <w:rPr>
+          <w:color w:val="000000" w:themeColor="text1"/>
+        </w:rPr>
+      </w:pPr>
+      <w:r>
+        <w:rPr>
+          <w:color w:val="000000" w:themeColor="text1"/>
+        </w:rPr>
+        <w:t>variable from the parent class, the parent's version gets</w:t>
+      </w:r>
+    </w:p>
+    <w:p>
+      <w:pPr>
+        <w:spacing w:after="0"/>
+        <w:ind w:firstLine="720"/>
+        <w:rPr>
+          <w:color w:val="000000" w:themeColor="text1"/>
+        </w:rPr>
+      </w:pPr>
+      <w:r>
+        <w:rPr>
+          <w:color w:val="000000" w:themeColor="text1"/>
+        </w:rPr>
+        <w:t xml:space="preserve"> hidden. super allows you to peer through the child class </w:t>
+      </w:r>
+    </w:p>
+    <w:p>
+      <w:pPr>
+        <w:spacing w:after="0"/>
+        <w:ind w:firstLine="720"/>
+        <w:rPr>
+          <w:color w:val="000000" w:themeColor="text1"/>
+        </w:rPr>
+      </w:pPr>
+      <w:r>
+        <w:rPr>
+          <w:color w:val="000000" w:themeColor="text1"/>
+        </w:rPr>
+        <w:t>and access that hidden parent implementation.</w:t>
+      </w:r>
+    </w:p>
+    <w:p>
+      <w:pPr>
+        <w:ind w:firstLine="720"/>
         <w:rPr>
           <w:b/>
           <w:bCs/>
@@ -21752,6 +24905,7 @@
           <w:szCs w:val="28"/>
           <w:u w:val="single"/>
         </w:rPr>
+        <w:lastRenderedPageBreak/>
         <mc:AlternateContent>
           <mc:Choice Requires="wps">
             <w:drawing>
@@ -21811,7 +24965,15 @@
                               <w:spacing w:after="0"/>
                             </w:pPr>
                             <w:r>
-                              <w:t xml:space="preserve">    virtual function void show();</w:t>
+                              <w:t xml:space="preserve">    virtual function void </w:t>
+                            </w:r>
+                            <w:proofErr w:type="gramStart"/>
+                            <w:r>
+                              <w:t>show(</w:t>
+                            </w:r>
+                            <w:proofErr w:type="gramEnd"/>
+                            <w:r>
+                              <w:t>);</w:t>
                             </w:r>
                           </w:p>
                           <w:p>
@@ -21863,7 +25025,15 @@
                               <w:spacing w:after="0"/>
                             </w:pPr>
                             <w:r>
-                              <w:t xml:space="preserve">    function void show();</w:t>
+                              <w:t xml:space="preserve">    function void </w:t>
+                            </w:r>
+                            <w:proofErr w:type="gramStart"/>
+                            <w:r>
+                              <w:t>show(</w:t>
+                            </w:r>
+                            <w:proofErr w:type="gramEnd"/>
+                            <w:r>
+                              <w:t>);</w:t>
                             </w:r>
                           </w:p>
                           <w:p>
@@ -21910,7 +25080,14 @@
                             </w:r>
                             <w:r>
                               <w:br/>
-                              <w:t>b.show();</w:t>
+                            </w:r>
+                            <w:proofErr w:type="gramStart"/>
+                            <w:r>
+                              <w:t>b.show</w:t>
+                            </w:r>
+                            <w:proofErr w:type="gramEnd"/>
+                            <w:r>
+                              <w:t>();</w:t>
                             </w:r>
                           </w:p>
                           <w:p>
@@ -21947,7 +25124,7 @@
           </mc:Choice>
           <mc:Fallback>
             <w:pict>
-              <v:shape w14:anchorId="7AF8870B" id="_x0000_s1034" type="#_x0000_t202" style="position:absolute;left:0;text-align:left;margin-left:311pt;margin-top:.65pt;width:185.9pt;height:248.6pt;z-index:251654656;visibility:visible;mso-wrap-style:square;mso-width-percent:400;mso-height-percent:0;mso-wrap-distance-left:9pt;mso-wrap-distance-top:3.6pt;mso-wrap-distance-right:9pt;mso-wrap-distance-bottom:3.6pt;mso-position-horizontal:absolute;mso-position-horizontal-relative:text;mso-position-vertical:absolute;mso-position-vertical-relative:text;mso-width-percent:400;mso-height-percent:0;mso-width-relative:margin;mso-height-relative:margin;v-text-anchor:top" o:gfxdata="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">
+              <v:shape w14:anchorId="7AF8870B" id="_x0000_s1035" type="#_x0000_t202" style="position:absolute;left:0;text-align:left;margin-left:311pt;margin-top:.65pt;width:185.9pt;height:248.6pt;z-index:251654656;visibility:visible;mso-wrap-style:square;mso-width-percent:400;mso-height-percent:0;mso-wrap-distance-left:9pt;mso-wrap-distance-top:3.6pt;mso-wrap-distance-right:9pt;mso-wrap-distance-bottom:3.6pt;mso-position-horizontal:absolute;mso-position-horizontal-relative:text;mso-position-vertical:absolute;mso-position-vertical-relative:text;mso-width-percent:400;mso-height-percent:0;mso-width-relative:margin;mso-height-relative:margin;v-text-anchor:top" o:gfxdata="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">
                 <v:textbox>
                   <w:txbxContent>
                     <w:p>
@@ -21963,7 +25140,15 @@
                         <w:spacing w:after="0"/>
                       </w:pPr>
                       <w:r>
-                        <w:t xml:space="preserve">    virtual function void show();</w:t>
+                        <w:t xml:space="preserve">    virtual function void </w:t>
+                      </w:r>
+                      <w:proofErr w:type="gramStart"/>
+                      <w:r>
+                        <w:t>show(</w:t>
+                      </w:r>
+                      <w:proofErr w:type="gramEnd"/>
+                      <w:r>
+                        <w:t>);</w:t>
                       </w:r>
                     </w:p>
                     <w:p>
@@ -22015,7 +25200,15 @@
                         <w:spacing w:after="0"/>
                       </w:pPr>
                       <w:r>
-                        <w:t xml:space="preserve">    function void show();</w:t>
+                        <w:t xml:space="preserve">    function void </w:t>
+                      </w:r>
+                      <w:proofErr w:type="gramStart"/>
+                      <w:r>
+                        <w:t>show(</w:t>
+                      </w:r>
+                      <w:proofErr w:type="gramEnd"/>
+                      <w:r>
+                        <w:t>);</w:t>
                       </w:r>
                     </w:p>
                     <w:p>
@@ -22062,7 +25255,14 @@
                       </w:r>
                       <w:r>
                         <w:br/>
-                        <w:t>b.show();</w:t>
+                      </w:r>
+                      <w:proofErr w:type="gramStart"/>
+                      <w:r>
+                        <w:t>b.show</w:t>
+                      </w:r>
+                      <w:proofErr w:type="gramEnd"/>
+                      <w:r>
+                        <w:t>();</w:t>
                       </w:r>
                     </w:p>
                     <w:p>
@@ -22174,7 +25374,23 @@
                                 <w:szCs w:val="18"/>
                               </w:rPr>
                               <w:br/>
-                              <w:t xml:space="preserve">    function void display();</w:t>
+                              <w:t xml:space="preserve">    function void </w:t>
+                            </w:r>
+                            <w:proofErr w:type="gramStart"/>
+                            <w:r>
+                              <w:rPr>
+                                <w:sz w:val="18"/>
+                                <w:szCs w:val="18"/>
+                              </w:rPr>
+                              <w:t>display(</w:t>
+                            </w:r>
+                            <w:proofErr w:type="gramEnd"/>
+                            <w:r>
+                              <w:rPr>
+                                <w:sz w:val="18"/>
+                                <w:szCs w:val="18"/>
+                              </w:rPr>
+                              <w:t>);</w:t>
                             </w:r>
                             <w:r>
                               <w:rPr>
@@ -22182,7 +25398,23 @@
                                 <w:szCs w:val="18"/>
                               </w:rPr>
                               <w:br/>
-                              <w:t xml:space="preserve">        $display("Data = %0d", data);</w:t>
+                              <w:t xml:space="preserve">        $</w:t>
+                            </w:r>
+                            <w:proofErr w:type="gramStart"/>
+                            <w:r>
+                              <w:rPr>
+                                <w:sz w:val="18"/>
+                                <w:szCs w:val="18"/>
+                              </w:rPr>
+                              <w:t>display(</w:t>
+                            </w:r>
+                            <w:proofErr w:type="gramEnd"/>
+                            <w:r>
+                              <w:rPr>
+                                <w:sz w:val="18"/>
+                                <w:szCs w:val="18"/>
+                              </w:rPr>
+                              <w:t>"Data = %0d", data);</w:t>
                             </w:r>
                             <w:r>
                               <w:rPr>
@@ -22249,7 +25481,23 @@
                                 <w:sz w:val="18"/>
                                 <w:szCs w:val="18"/>
                               </w:rPr>
-                              <w:t>Packet p = new();</w:t>
+                              <w:t xml:space="preserve">Packet p = </w:t>
+                            </w:r>
+                            <w:proofErr w:type="gramStart"/>
+                            <w:r>
+                              <w:rPr>
+                                <w:sz w:val="18"/>
+                                <w:szCs w:val="18"/>
+                              </w:rPr>
+                              <w:t>new(</w:t>
+                            </w:r>
+                            <w:proofErr w:type="gramEnd"/>
+                            <w:r>
+                              <w:rPr>
+                                <w:sz w:val="18"/>
+                                <w:szCs w:val="18"/>
+                              </w:rPr>
+                              <w:t>);</w:t>
                             </w:r>
                             <w:r>
                               <w:rPr>
@@ -22282,6 +25530,7 @@
                               <w:br/>
                             </w:r>
                             <w:proofErr w:type="spellStart"/>
+                            <w:proofErr w:type="gramStart"/>
                             <w:r>
                               <w:rPr>
                                 <w:sz w:val="18"/>
@@ -22290,12 +25539,29 @@
                               <w:t>p.display</w:t>
                             </w:r>
                             <w:proofErr w:type="spellEnd"/>
+                            <w:proofErr w:type="gramEnd"/>
                             <w:r>
                               <w:rPr>
                                 <w:sz w:val="18"/>
                                 <w:szCs w:val="18"/>
                               </w:rPr>
-                              <w:t>();   // packet handles its own printing</w:t>
+                              <w:t>(</w:t>
+                            </w:r>
+                            <w:proofErr w:type="gramStart"/>
+                            <w:r>
+                              <w:rPr>
+                                <w:sz w:val="18"/>
+                                <w:szCs w:val="18"/>
+                              </w:rPr>
+                              <w:t xml:space="preserve">);   </w:t>
+                            </w:r>
+                            <w:proofErr w:type="gramEnd"/>
+                            <w:r>
+                              <w:rPr>
+                                <w:sz w:val="18"/>
+                                <w:szCs w:val="18"/>
+                              </w:rPr>
+                              <w:t>// packet handles its own printing</w:t>
                             </w:r>
                           </w:p>
                           <w:p>
@@ -22396,7 +25662,7 @@
           </mc:Choice>
           <mc:Fallback>
             <w:pict>
-              <v:shape w14:anchorId="4E2E2956" id="_x0000_s1035" type="#_x0000_t202" style="position:absolute;left:0;text-align:left;margin-left:303.6pt;margin-top:.7pt;width:226.15pt;height:206.45pt;z-index:251652608;visibility:visible;mso-wrap-style:square;mso-width-percent:0;mso-height-percent:0;mso-wrap-distance-left:9pt;mso-wrap-distance-top:3.6pt;mso-wrap-distance-right:9pt;mso-wrap-distance-bottom:3.6pt;mso-position-horizontal:absolute;mso-position-horizontal-relative:text;mso-position-vertical:absolute;mso-position-vertical-relative:text;mso-width-percent:0;mso-height-percent:0;mso-width-relative:margin;mso-height-relative:margin;v-text-anchor:top" o:gfxdata="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">
+              <v:shape w14:anchorId="4E2E2956" id="_x0000_s1036" type="#_x0000_t202" style="position:absolute;left:0;text-align:left;margin-left:303.6pt;margin-top:.7pt;width:226.15pt;height:206.45pt;z-index:251652608;visibility:visible;mso-wrap-style:square;mso-width-percent:0;mso-height-percent:0;mso-wrap-distance-left:9pt;mso-wrap-distance-top:3.6pt;mso-wrap-distance-right:9pt;mso-wrap-distance-bottom:3.6pt;mso-position-horizontal:absolute;mso-position-horizontal-relative:text;mso-position-vertical:absolute;mso-position-vertical-relative:text;mso-width-percent:0;mso-height-percent:0;mso-width-relative:margin;mso-height-relative:margin;v-text-anchor:top" o:gfxdata="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">
                 <v:textbox>
                   <w:txbxContent>
                     <w:p>
@@ -22435,7 +25701,23 @@
                           <w:szCs w:val="18"/>
                         </w:rPr>
                         <w:br/>
-                        <w:t xml:space="preserve">    function void display();</w:t>
+                        <w:t xml:space="preserve">    function void </w:t>
+                      </w:r>
+                      <w:proofErr w:type="gramStart"/>
+                      <w:r>
+                        <w:rPr>
+                          <w:sz w:val="18"/>
+                          <w:szCs w:val="18"/>
+                        </w:rPr>
+                        <w:t>display(</w:t>
+                      </w:r>
+                      <w:proofErr w:type="gramEnd"/>
+                      <w:r>
+                        <w:rPr>
+                          <w:sz w:val="18"/>
+                          <w:szCs w:val="18"/>
+                        </w:rPr>
+                        <w:t>);</w:t>
                       </w:r>
                       <w:r>
                         <w:rPr>
@@ -22443,7 +25725,23 @@
                           <w:szCs w:val="18"/>
                         </w:rPr>
                         <w:br/>
-                        <w:t xml:space="preserve">        $display("Data = %0d", data);</w:t>
+                        <w:t xml:space="preserve">        $</w:t>
+                      </w:r>
+                      <w:proofErr w:type="gramStart"/>
+                      <w:r>
+                        <w:rPr>
+                          <w:sz w:val="18"/>
+                          <w:szCs w:val="18"/>
+                        </w:rPr>
+                        <w:t>display(</w:t>
+                      </w:r>
+                      <w:proofErr w:type="gramEnd"/>
+                      <w:r>
+                        <w:rPr>
+                          <w:sz w:val="18"/>
+                          <w:szCs w:val="18"/>
+                        </w:rPr>
+                        <w:t>"Data = %0d", data);</w:t>
                       </w:r>
                       <w:r>
                         <w:rPr>
@@ -22510,7 +25808,23 @@
                           <w:sz w:val="18"/>
                           <w:szCs w:val="18"/>
                         </w:rPr>
-                        <w:t>Packet p = new();</w:t>
+                        <w:t xml:space="preserve">Packet p = </w:t>
+                      </w:r>
+                      <w:proofErr w:type="gramStart"/>
+                      <w:r>
+                        <w:rPr>
+                          <w:sz w:val="18"/>
+                          <w:szCs w:val="18"/>
+                        </w:rPr>
+                        <w:t>new(</w:t>
+                      </w:r>
+                      <w:proofErr w:type="gramEnd"/>
+                      <w:r>
+                        <w:rPr>
+                          <w:sz w:val="18"/>
+                          <w:szCs w:val="18"/>
+                        </w:rPr>
+                        <w:t>);</w:t>
                       </w:r>
                       <w:r>
                         <w:rPr>
@@ -22543,6 +25857,7 @@
                         <w:br/>
                       </w:r>
                       <w:proofErr w:type="spellStart"/>
+                      <w:proofErr w:type="gramStart"/>
                       <w:r>
                         <w:rPr>
                           <w:sz w:val="18"/>
@@ -22551,12 +25866,29 @@
                         <w:t>p.display</w:t>
                       </w:r>
                       <w:proofErr w:type="spellEnd"/>
+                      <w:proofErr w:type="gramEnd"/>
                       <w:r>
                         <w:rPr>
                           <w:sz w:val="18"/>
                           <w:szCs w:val="18"/>
                         </w:rPr>
-                        <w:t>();   // packet handles its own printing</w:t>
+                        <w:t>(</w:t>
+                      </w:r>
+                      <w:proofErr w:type="gramStart"/>
+                      <w:r>
+                        <w:rPr>
+                          <w:sz w:val="18"/>
+                          <w:szCs w:val="18"/>
+                        </w:rPr>
+                        <w:t xml:space="preserve">);   </w:t>
+                      </w:r>
+                      <w:proofErr w:type="gramEnd"/>
+                      <w:r>
+                        <w:rPr>
+                          <w:sz w:val="18"/>
+                          <w:szCs w:val="18"/>
+                        </w:rPr>
+                        <w:t>// packet handles its own printing</w:t>
                       </w:r>
                     </w:p>
                     <w:p>
@@ -22928,20 +26260,30 @@
                             <w:pPr>
                               <w:spacing w:after="0"/>
                             </w:pPr>
+                            <w:proofErr w:type="gramStart"/>
                             <w:r>
-                              <w:t>if(test == 1)</w:t>
+                              <w:t>if(</w:t>
+                            </w:r>
+                            <w:proofErr w:type="gramEnd"/>
+                            <w:r>
+                              <w:t>test == 1)</w:t>
                             </w:r>
                             <w:r>
                               <w:br/>
                               <w:t xml:space="preserve">    pkt = new </w:t>
                             </w:r>
                             <w:proofErr w:type="spellStart"/>
+                            <w:proofErr w:type="gramStart"/>
                             <w:r>
                               <w:t>NormalPacket</w:t>
                             </w:r>
                             <w:proofErr w:type="spellEnd"/>
                             <w:r>
-                              <w:t>();</w:t>
+                              <w:t>(</w:t>
+                            </w:r>
+                            <w:proofErr w:type="gramEnd"/>
+                            <w:r>
+                              <w:t>);</w:t>
                             </w:r>
                             <w:r>
                               <w:br/>
@@ -22963,12 +26305,22 @@
                               <w:br/>
                             </w:r>
                             <w:proofErr w:type="spellStart"/>
+                            <w:proofErr w:type="gramStart"/>
                             <w:r>
                               <w:t>pkt.send</w:t>
                             </w:r>
                             <w:proofErr w:type="spellEnd"/>
+                            <w:proofErr w:type="gramEnd"/>
                             <w:r>
-                              <w:t>();  // different behavior</w:t>
+                              <w:t>(</w:t>
+                            </w:r>
+                            <w:proofErr w:type="gramStart"/>
+                            <w:r>
+                              <w:t>);  /</w:t>
+                            </w:r>
+                            <w:proofErr w:type="gramEnd"/>
+                            <w:r>
+                              <w:t>/ different behavior</w:t>
                             </w:r>
                           </w:p>
                           <w:p>
@@ -23009,7 +26361,7 @@
           </mc:Choice>
           <mc:Fallback>
             <w:pict>
-              <v:shape w14:anchorId="5243750A" id="Text Box 5" o:spid="_x0000_s1036" type="#_x0000_t202" style="position:absolute;left:0;text-align:left;margin-left:36.7pt;margin-top:4.85pt;width:241.15pt;height:138.55pt;z-index:251667968;visibility:visible;mso-wrap-style:square;mso-height-percent:0;mso-wrap-distance-left:9pt;mso-wrap-distance-top:0;mso-wrap-distance-right:9pt;mso-wrap-distance-bottom:0;mso-position-horizontal:absolute;mso-position-horizontal-relative:text;mso-position-vertical:absolute;mso-position-vertical-relative:text;mso-height-percent:0;mso-height-relative:margin;v-text-anchor:top" o:gfxdata="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" fillcolor="white [3201]" strokeweight=".5pt">
+              <v:shape w14:anchorId="5243750A" id="Text Box 5" o:spid="_x0000_s1037" type="#_x0000_t202" style="position:absolute;left:0;text-align:left;margin-left:36.7pt;margin-top:4.85pt;width:241.15pt;height:138.55pt;z-index:251667968;visibility:visible;mso-wrap-style:square;mso-height-percent:0;mso-wrap-distance-left:9pt;mso-wrap-distance-top:0;mso-wrap-distance-right:9pt;mso-wrap-distance-bottom:0;mso-position-horizontal:absolute;mso-position-horizontal-relative:text;mso-position-vertical:absolute;mso-position-vertical-relative:text;mso-height-percent:0;mso-height-relative:margin;v-text-anchor:top" o:gfxdata="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" fillcolor="white [3201]" strokeweight=".5pt">
                 <v:textbox>
                   <w:txbxContent>
                     <w:p>
@@ -23032,20 +26384,30 @@
                       <w:pPr>
                         <w:spacing w:after="0"/>
                       </w:pPr>
+                      <w:proofErr w:type="gramStart"/>
                       <w:r>
-                        <w:t>if(test == 1)</w:t>
+                        <w:t>if(</w:t>
+                      </w:r>
+                      <w:proofErr w:type="gramEnd"/>
+                      <w:r>
+                        <w:t>test == 1)</w:t>
                       </w:r>
                       <w:r>
                         <w:br/>
                         <w:t xml:space="preserve">    pkt = new </w:t>
                       </w:r>
                       <w:proofErr w:type="spellStart"/>
+                      <w:proofErr w:type="gramStart"/>
                       <w:r>
                         <w:t>NormalPacket</w:t>
                       </w:r>
                       <w:proofErr w:type="spellEnd"/>
                       <w:r>
-                        <w:t>();</w:t>
+                        <w:t>(</w:t>
+                      </w:r>
+                      <w:proofErr w:type="gramEnd"/>
+                      <w:r>
+                        <w:t>);</w:t>
                       </w:r>
                       <w:r>
                         <w:br/>
@@ -23067,12 +26429,22 @@
                         <w:br/>
                       </w:r>
                       <w:proofErr w:type="spellStart"/>
+                      <w:proofErr w:type="gramStart"/>
                       <w:r>
                         <w:t>pkt.send</w:t>
                       </w:r>
                       <w:proofErr w:type="spellEnd"/>
+                      <w:proofErr w:type="gramEnd"/>
                       <w:r>
-                        <w:t>();  // different behavior</w:t>
+                        <w:t>(</w:t>
+                      </w:r>
+                      <w:proofErr w:type="gramStart"/>
+                      <w:r>
+                        <w:t>);  /</w:t>
+                      </w:r>
+                      <w:proofErr w:type="gramEnd"/>
+                      <w:r>
+                        <w:t>/ different behavior</w:t>
                       </w:r>
                     </w:p>
                     <w:p>
@@ -23181,7 +26553,6 @@
         <w:rPr>
           <w:color w:val="C00000"/>
         </w:rPr>
-        <w:lastRenderedPageBreak/>
         <w:t>virtual class Driver;</w:t>
       </w:r>
       <w:r>
@@ -23201,7 +26572,21 @@
           <w:color w:val="C00000"/>
         </w:rPr>
         <w:tab/>
-        <w:t>pure virtual function void send();</w:t>
+        <w:t xml:space="preserve">pure virtual function void </w:t>
+      </w:r>
+      <w:proofErr w:type="gramStart"/>
+      <w:r>
+        <w:rPr>
+          <w:color w:val="C00000"/>
+        </w:rPr>
+        <w:t>send(</w:t>
+      </w:r>
+      <w:proofErr w:type="gramEnd"/>
+      <w:r>
+        <w:rPr>
+          <w:color w:val="C00000"/>
+        </w:rPr>
+        <w:t>);</w:t>
       </w:r>
       <w:r>
         <w:rPr>
@@ -23509,7 +26894,7 @@
   <w:abstractNum w:abstractNumId="2" w15:restartNumberingAfterBreak="0">
     <w:nsid w:val="01777032"/>
     <w:multiLevelType w:val="multilevel"/>
-    <w:tmpl w:val="FEC45FFE"/>
+    <w:tmpl w:val="D5909BF6"/>
     <w:lvl w:ilvl="0">
       <w:start w:val="1"/>
       <w:numFmt w:val="decimal"/>
@@ -23522,17 +26907,17 @@
         <w:ind w:left="720" w:hanging="360"/>
       </w:pPr>
     </w:lvl>
-    <w:lvl w:ilvl="1" w:tentative="1">
+    <w:lvl w:ilvl="1">
       <w:start w:val="1"/>
       <w:numFmt w:val="decimal"/>
       <w:lvlText w:val="%2."/>
       <w:lvlJc w:val="left"/>
       <w:pPr>
-        <w:tabs>
-          <w:tab w:val="num" w:pos="1440"/>
-        </w:tabs>
         <w:ind w:left="1440" w:hanging="360"/>
       </w:pPr>
+      <w:rPr>
+        <w:rFonts w:hint="default"/>
+      </w:rPr>
     </w:lvl>
     <w:lvl w:ilvl="2" w:tentative="1">
       <w:start w:val="1"/>
@@ -23918,6 +27303,155 @@
     </w:lvl>
   </w:abstractNum>
   <w:abstractNum w:abstractNumId="5" w15:restartNumberingAfterBreak="0">
+    <w:nsid w:val="03EA677A"/>
+    <w:multiLevelType w:val="multilevel"/>
+    <w:tmpl w:val="23E68A7C"/>
+    <w:lvl w:ilvl="0">
+      <w:start w:val="1"/>
+      <w:numFmt w:val="bullet"/>
+      <w:lvlText w:val=""/>
+      <w:lvlJc w:val="left"/>
+      <w:pPr>
+        <w:tabs>
+          <w:tab w:val="num" w:pos="720"/>
+        </w:tabs>
+        <w:ind w:left="720" w:hanging="360"/>
+      </w:pPr>
+      <w:rPr>
+        <w:rFonts w:ascii="Symbol" w:hAnsi="Symbol" w:hint="default"/>
+        <w:sz w:val="20"/>
+      </w:rPr>
+    </w:lvl>
+    <w:lvl w:ilvl="1" w:tentative="1">
+      <w:start w:val="1"/>
+      <w:numFmt w:val="bullet"/>
+      <w:lvlText w:val="o"/>
+      <w:lvlJc w:val="left"/>
+      <w:pPr>
+        <w:tabs>
+          <w:tab w:val="num" w:pos="1440"/>
+        </w:tabs>
+        <w:ind w:left="1440" w:hanging="360"/>
+      </w:pPr>
+      <w:rPr>
+        <w:rFonts w:ascii="Courier New" w:hAnsi="Courier New" w:hint="default"/>
+        <w:sz w:val="20"/>
+      </w:rPr>
+    </w:lvl>
+    <w:lvl w:ilvl="2" w:tentative="1">
+      <w:start w:val="1"/>
+      <w:numFmt w:val="bullet"/>
+      <w:lvlText w:val=""/>
+      <w:lvlJc w:val="left"/>
+      <w:pPr>
+        <w:tabs>
+          <w:tab w:val="num" w:pos="2160"/>
+        </w:tabs>
+        <w:ind w:left="2160" w:hanging="360"/>
+      </w:pPr>
+      <w:rPr>
+        <w:rFonts w:ascii="Wingdings" w:hAnsi="Wingdings" w:hint="default"/>
+        <w:sz w:val="20"/>
+      </w:rPr>
+    </w:lvl>
+    <w:lvl w:ilvl="3" w:tentative="1">
+      <w:start w:val="1"/>
+      <w:numFmt w:val="bullet"/>
+      <w:lvlText w:val=""/>
+      <w:lvlJc w:val="left"/>
+      <w:pPr>
+        <w:tabs>
+          <w:tab w:val="num" w:pos="2880"/>
+        </w:tabs>
+        <w:ind w:left="2880" w:hanging="360"/>
+      </w:pPr>
+      <w:rPr>
+        <w:rFonts w:ascii="Wingdings" w:hAnsi="Wingdings" w:hint="default"/>
+        <w:sz w:val="20"/>
+      </w:rPr>
+    </w:lvl>
+    <w:lvl w:ilvl="4" w:tentative="1">
+      <w:start w:val="1"/>
+      <w:numFmt w:val="bullet"/>
+      <w:lvlText w:val=""/>
+      <w:lvlJc w:val="left"/>
+      <w:pPr>
+        <w:tabs>
+          <w:tab w:val="num" w:pos="3600"/>
+        </w:tabs>
+        <w:ind w:left="3600" w:hanging="360"/>
+      </w:pPr>
+      <w:rPr>
+        <w:rFonts w:ascii="Wingdings" w:hAnsi="Wingdings" w:hint="default"/>
+        <w:sz w:val="20"/>
+      </w:rPr>
+    </w:lvl>
+    <w:lvl w:ilvl="5" w:tentative="1">
+      <w:start w:val="1"/>
+      <w:numFmt w:val="bullet"/>
+      <w:lvlText w:val=""/>
+      <w:lvlJc w:val="left"/>
+      <w:pPr>
+        <w:tabs>
+          <w:tab w:val="num" w:pos="4320"/>
+        </w:tabs>
+        <w:ind w:left="4320" w:hanging="360"/>
+      </w:pPr>
+      <w:rPr>
+        <w:rFonts w:ascii="Wingdings" w:hAnsi="Wingdings" w:hint="default"/>
+        <w:sz w:val="20"/>
+      </w:rPr>
+    </w:lvl>
+    <w:lvl w:ilvl="6" w:tentative="1">
+      <w:start w:val="1"/>
+      <w:numFmt w:val="bullet"/>
+      <w:lvlText w:val=""/>
+      <w:lvlJc w:val="left"/>
+      <w:pPr>
+        <w:tabs>
+          <w:tab w:val="num" w:pos="5040"/>
+        </w:tabs>
+        <w:ind w:left="5040" w:hanging="360"/>
+      </w:pPr>
+      <w:rPr>
+        <w:rFonts w:ascii="Wingdings" w:hAnsi="Wingdings" w:hint="default"/>
+        <w:sz w:val="20"/>
+      </w:rPr>
+    </w:lvl>
+    <w:lvl w:ilvl="7" w:tentative="1">
+      <w:start w:val="1"/>
+      <w:numFmt w:val="bullet"/>
+      <w:lvlText w:val=""/>
+      <w:lvlJc w:val="left"/>
+      <w:pPr>
+        <w:tabs>
+          <w:tab w:val="num" w:pos="5760"/>
+        </w:tabs>
+        <w:ind w:left="5760" w:hanging="360"/>
+      </w:pPr>
+      <w:rPr>
+        <w:rFonts w:ascii="Wingdings" w:hAnsi="Wingdings" w:hint="default"/>
+        <w:sz w:val="20"/>
+      </w:rPr>
+    </w:lvl>
+    <w:lvl w:ilvl="8" w:tentative="1">
+      <w:start w:val="1"/>
+      <w:numFmt w:val="bullet"/>
+      <w:lvlText w:val=""/>
+      <w:lvlJc w:val="left"/>
+      <w:pPr>
+        <w:tabs>
+          <w:tab w:val="num" w:pos="6480"/>
+        </w:tabs>
+        <w:ind w:left="6480" w:hanging="360"/>
+      </w:pPr>
+      <w:rPr>
+        <w:rFonts w:ascii="Wingdings" w:hAnsi="Wingdings" w:hint="default"/>
+        <w:sz w:val="20"/>
+      </w:rPr>
+    </w:lvl>
+  </w:abstractNum>
+  <w:abstractNum w:abstractNumId="6" w15:restartNumberingAfterBreak="0">
     <w:nsid w:val="0ACC63B1"/>
     <w:multiLevelType w:val="multilevel"/>
     <w:tmpl w:val="6D4A360A"/>
@@ -24066,7 +27600,7 @@
       </w:rPr>
     </w:lvl>
   </w:abstractNum>
-  <w:abstractNum w:abstractNumId="6" w15:restartNumberingAfterBreak="0">
+  <w:abstractNum w:abstractNumId="7" w15:restartNumberingAfterBreak="0">
     <w:nsid w:val="0C8914D0"/>
     <w:multiLevelType w:val="multilevel"/>
     <w:tmpl w:val="39142046"/>
@@ -24215,7 +27749,7 @@
       </w:rPr>
     </w:lvl>
   </w:abstractNum>
-  <w:abstractNum w:abstractNumId="7" w15:restartNumberingAfterBreak="0">
+  <w:abstractNum w:abstractNumId="8" w15:restartNumberingAfterBreak="0">
     <w:nsid w:val="14215F5D"/>
     <w:multiLevelType w:val="multilevel"/>
     <w:tmpl w:val="7D328C0C"/>
@@ -24364,7 +27898,156 @@
       </w:rPr>
     </w:lvl>
   </w:abstractNum>
-  <w:abstractNum w:abstractNumId="8" w15:restartNumberingAfterBreak="0">
+  <w:abstractNum w:abstractNumId="9" w15:restartNumberingAfterBreak="0">
+    <w:nsid w:val="151C08B9"/>
+    <w:multiLevelType w:val="multilevel"/>
+    <w:tmpl w:val="C14AB2BE"/>
+    <w:lvl w:ilvl="0">
+      <w:start w:val="1"/>
+      <w:numFmt w:val="bullet"/>
+      <w:lvlText w:val=""/>
+      <w:lvlJc w:val="left"/>
+      <w:pPr>
+        <w:tabs>
+          <w:tab w:val="num" w:pos="720"/>
+        </w:tabs>
+        <w:ind w:left="720" w:hanging="360"/>
+      </w:pPr>
+      <w:rPr>
+        <w:rFonts w:ascii="Symbol" w:hAnsi="Symbol" w:hint="default"/>
+        <w:sz w:val="20"/>
+      </w:rPr>
+    </w:lvl>
+    <w:lvl w:ilvl="1" w:tentative="1">
+      <w:start w:val="1"/>
+      <w:numFmt w:val="bullet"/>
+      <w:lvlText w:val="o"/>
+      <w:lvlJc w:val="left"/>
+      <w:pPr>
+        <w:tabs>
+          <w:tab w:val="num" w:pos="1440"/>
+        </w:tabs>
+        <w:ind w:left="1440" w:hanging="360"/>
+      </w:pPr>
+      <w:rPr>
+        <w:rFonts w:ascii="Courier New" w:hAnsi="Courier New" w:hint="default"/>
+        <w:sz w:val="20"/>
+      </w:rPr>
+    </w:lvl>
+    <w:lvl w:ilvl="2" w:tentative="1">
+      <w:start w:val="1"/>
+      <w:numFmt w:val="bullet"/>
+      <w:lvlText w:val=""/>
+      <w:lvlJc w:val="left"/>
+      <w:pPr>
+        <w:tabs>
+          <w:tab w:val="num" w:pos="2160"/>
+        </w:tabs>
+        <w:ind w:left="2160" w:hanging="360"/>
+      </w:pPr>
+      <w:rPr>
+        <w:rFonts w:ascii="Wingdings" w:hAnsi="Wingdings" w:hint="default"/>
+        <w:sz w:val="20"/>
+      </w:rPr>
+    </w:lvl>
+    <w:lvl w:ilvl="3" w:tentative="1">
+      <w:start w:val="1"/>
+      <w:numFmt w:val="bullet"/>
+      <w:lvlText w:val=""/>
+      <w:lvlJc w:val="left"/>
+      <w:pPr>
+        <w:tabs>
+          <w:tab w:val="num" w:pos="2880"/>
+        </w:tabs>
+        <w:ind w:left="2880" w:hanging="360"/>
+      </w:pPr>
+      <w:rPr>
+        <w:rFonts w:ascii="Wingdings" w:hAnsi="Wingdings" w:hint="default"/>
+        <w:sz w:val="20"/>
+      </w:rPr>
+    </w:lvl>
+    <w:lvl w:ilvl="4" w:tentative="1">
+      <w:start w:val="1"/>
+      <w:numFmt w:val="bullet"/>
+      <w:lvlText w:val=""/>
+      <w:lvlJc w:val="left"/>
+      <w:pPr>
+        <w:tabs>
+          <w:tab w:val="num" w:pos="3600"/>
+        </w:tabs>
+        <w:ind w:left="3600" w:hanging="360"/>
+      </w:pPr>
+      <w:rPr>
+        <w:rFonts w:ascii="Wingdings" w:hAnsi="Wingdings" w:hint="default"/>
+        <w:sz w:val="20"/>
+      </w:rPr>
+    </w:lvl>
+    <w:lvl w:ilvl="5" w:tentative="1">
+      <w:start w:val="1"/>
+      <w:numFmt w:val="bullet"/>
+      <w:lvlText w:val=""/>
+      <w:lvlJc w:val="left"/>
+      <w:pPr>
+        <w:tabs>
+          <w:tab w:val="num" w:pos="4320"/>
+        </w:tabs>
+        <w:ind w:left="4320" w:hanging="360"/>
+      </w:pPr>
+      <w:rPr>
+        <w:rFonts w:ascii="Wingdings" w:hAnsi="Wingdings" w:hint="default"/>
+        <w:sz w:val="20"/>
+      </w:rPr>
+    </w:lvl>
+    <w:lvl w:ilvl="6" w:tentative="1">
+      <w:start w:val="1"/>
+      <w:numFmt w:val="bullet"/>
+      <w:lvlText w:val=""/>
+      <w:lvlJc w:val="left"/>
+      <w:pPr>
+        <w:tabs>
+          <w:tab w:val="num" w:pos="5040"/>
+        </w:tabs>
+        <w:ind w:left="5040" w:hanging="360"/>
+      </w:pPr>
+      <w:rPr>
+        <w:rFonts w:ascii="Wingdings" w:hAnsi="Wingdings" w:hint="default"/>
+        <w:sz w:val="20"/>
+      </w:rPr>
+    </w:lvl>
+    <w:lvl w:ilvl="7" w:tentative="1">
+      <w:start w:val="1"/>
+      <w:numFmt w:val="bullet"/>
+      <w:lvlText w:val=""/>
+      <w:lvlJc w:val="left"/>
+      <w:pPr>
+        <w:tabs>
+          <w:tab w:val="num" w:pos="5760"/>
+        </w:tabs>
+        <w:ind w:left="5760" w:hanging="360"/>
+      </w:pPr>
+      <w:rPr>
+        <w:rFonts w:ascii="Wingdings" w:hAnsi="Wingdings" w:hint="default"/>
+        <w:sz w:val="20"/>
+      </w:rPr>
+    </w:lvl>
+    <w:lvl w:ilvl="8" w:tentative="1">
+      <w:start w:val="1"/>
+      <w:numFmt w:val="bullet"/>
+      <w:lvlText w:val=""/>
+      <w:lvlJc w:val="left"/>
+      <w:pPr>
+        <w:tabs>
+          <w:tab w:val="num" w:pos="6480"/>
+        </w:tabs>
+        <w:ind w:left="6480" w:hanging="360"/>
+      </w:pPr>
+      <w:rPr>
+        <w:rFonts w:ascii="Wingdings" w:hAnsi="Wingdings" w:hint="default"/>
+        <w:sz w:val="20"/>
+      </w:rPr>
+    </w:lvl>
+  </w:abstractNum>
+  <w:abstractNum w:abstractNumId="10" w15:restartNumberingAfterBreak="0">
     <w:nsid w:val="173757D3"/>
     <w:multiLevelType w:val="multilevel"/>
     <w:tmpl w:val="FAE83E40"/>
@@ -24513,7 +28196,7 @@
       </w:rPr>
     </w:lvl>
   </w:abstractNum>
-  <w:abstractNum w:abstractNumId="9" w15:restartNumberingAfterBreak="0">
+  <w:abstractNum w:abstractNumId="11" w15:restartNumberingAfterBreak="0">
     <w:nsid w:val="17A00DFF"/>
     <w:multiLevelType w:val="multilevel"/>
     <w:tmpl w:val="35D0C9C6"/>
@@ -24662,7 +28345,7 @@
       </w:rPr>
     </w:lvl>
   </w:abstractNum>
-  <w:abstractNum w:abstractNumId="10" w15:restartNumberingAfterBreak="0">
+  <w:abstractNum w:abstractNumId="12" w15:restartNumberingAfterBreak="0">
     <w:nsid w:val="1D2D00B8"/>
     <w:multiLevelType w:val="multilevel"/>
     <w:tmpl w:val="7E96B262"/>
@@ -24811,7 +28494,7 @@
       </w:rPr>
     </w:lvl>
   </w:abstractNum>
-  <w:abstractNum w:abstractNumId="11" w15:restartNumberingAfterBreak="0">
+  <w:abstractNum w:abstractNumId="13" w15:restartNumberingAfterBreak="0">
     <w:nsid w:val="20730A69"/>
     <w:multiLevelType w:val="multilevel"/>
     <w:tmpl w:val="192C0F44"/>
@@ -24960,7 +28643,144 @@
       </w:rPr>
     </w:lvl>
   </w:abstractNum>
-  <w:abstractNum w:abstractNumId="12" w15:restartNumberingAfterBreak="0">
+  <w:abstractNum w:abstractNumId="14" w15:restartNumberingAfterBreak="0">
+    <w:nsid w:val="226F2495"/>
+    <w:multiLevelType w:val="multilevel"/>
+    <w:tmpl w:val="89563300"/>
+    <w:lvl w:ilvl="0">
+      <w:start w:val="1"/>
+      <w:numFmt w:val="decimal"/>
+      <w:lvlText w:val="%1."/>
+      <w:lvlJc w:val="left"/>
+      <w:pPr>
+        <w:tabs>
+          <w:tab w:val="num" w:pos="720"/>
+        </w:tabs>
+        <w:ind w:left="720" w:hanging="360"/>
+      </w:pPr>
+      <w:rPr>
+        <w:rFonts w:hint="default"/>
+      </w:rPr>
+    </w:lvl>
+    <w:lvl w:ilvl="1">
+      <w:start w:val="1"/>
+      <w:numFmt w:val="decimal"/>
+      <w:lvlText w:val="%2."/>
+      <w:lvlJc w:val="left"/>
+      <w:pPr>
+        <w:ind w:left="1440" w:hanging="360"/>
+      </w:pPr>
+      <w:rPr>
+        <w:rFonts w:hint="default"/>
+      </w:rPr>
+    </w:lvl>
+    <w:lvl w:ilvl="2">
+      <w:start w:val="1"/>
+      <w:numFmt w:val="decimal"/>
+      <w:lvlText w:val="%3."/>
+      <w:lvlJc w:val="left"/>
+      <w:pPr>
+        <w:tabs>
+          <w:tab w:val="num" w:pos="2160"/>
+        </w:tabs>
+        <w:ind w:left="2160" w:hanging="360"/>
+      </w:pPr>
+      <w:rPr>
+        <w:rFonts w:hint="default"/>
+      </w:rPr>
+    </w:lvl>
+    <w:lvl w:ilvl="3">
+      <w:start w:val="1"/>
+      <w:numFmt w:val="decimal"/>
+      <w:lvlText w:val="%4."/>
+      <w:lvlJc w:val="left"/>
+      <w:pPr>
+        <w:tabs>
+          <w:tab w:val="num" w:pos="2880"/>
+        </w:tabs>
+        <w:ind w:left="2880" w:hanging="360"/>
+      </w:pPr>
+      <w:rPr>
+        <w:rFonts w:hint="default"/>
+      </w:rPr>
+    </w:lvl>
+    <w:lvl w:ilvl="4">
+      <w:start w:val="1"/>
+      <w:numFmt w:val="decimal"/>
+      <w:lvlText w:val="%5."/>
+      <w:lvlJc w:val="left"/>
+      <w:pPr>
+        <w:tabs>
+          <w:tab w:val="num" w:pos="3600"/>
+        </w:tabs>
+        <w:ind w:left="3600" w:hanging="360"/>
+      </w:pPr>
+      <w:rPr>
+        <w:rFonts w:hint="default"/>
+      </w:rPr>
+    </w:lvl>
+    <w:lvl w:ilvl="5">
+      <w:start w:val="1"/>
+      <w:numFmt w:val="decimal"/>
+      <w:lvlText w:val="%6."/>
+      <w:lvlJc w:val="left"/>
+      <w:pPr>
+        <w:tabs>
+          <w:tab w:val="num" w:pos="4320"/>
+        </w:tabs>
+        <w:ind w:left="4320" w:hanging="360"/>
+      </w:pPr>
+      <w:rPr>
+        <w:rFonts w:hint="default"/>
+      </w:rPr>
+    </w:lvl>
+    <w:lvl w:ilvl="6">
+      <w:start w:val="1"/>
+      <w:numFmt w:val="decimal"/>
+      <w:lvlText w:val="%7."/>
+      <w:lvlJc w:val="left"/>
+      <w:pPr>
+        <w:tabs>
+          <w:tab w:val="num" w:pos="5040"/>
+        </w:tabs>
+        <w:ind w:left="5040" w:hanging="360"/>
+      </w:pPr>
+      <w:rPr>
+        <w:rFonts w:hint="default"/>
+      </w:rPr>
+    </w:lvl>
+    <w:lvl w:ilvl="7">
+      <w:start w:val="1"/>
+      <w:numFmt w:val="decimal"/>
+      <w:lvlText w:val="%8."/>
+      <w:lvlJc w:val="left"/>
+      <w:pPr>
+        <w:tabs>
+          <w:tab w:val="num" w:pos="5760"/>
+        </w:tabs>
+        <w:ind w:left="5760" w:hanging="360"/>
+      </w:pPr>
+      <w:rPr>
+        <w:rFonts w:hint="default"/>
+      </w:rPr>
+    </w:lvl>
+    <w:lvl w:ilvl="8">
+      <w:start w:val="1"/>
+      <w:numFmt w:val="decimal"/>
+      <w:lvlText w:val="%9."/>
+      <w:lvlJc w:val="left"/>
+      <w:pPr>
+        <w:tabs>
+          <w:tab w:val="num" w:pos="6480"/>
+        </w:tabs>
+        <w:ind w:left="6480" w:hanging="360"/>
+      </w:pPr>
+      <w:rPr>
+        <w:rFonts w:hint="default"/>
+      </w:rPr>
+    </w:lvl>
+  </w:abstractNum>
+  <w:abstractNum w:abstractNumId="15" w15:restartNumberingAfterBreak="0">
     <w:nsid w:val="22D87F06"/>
     <w:multiLevelType w:val="multilevel"/>
     <w:tmpl w:val="9648BDBA"/>
@@ -25109,7 +28929,7 @@
       </w:rPr>
     </w:lvl>
   </w:abstractNum>
-  <w:abstractNum w:abstractNumId="13" w15:restartNumberingAfterBreak="0">
+  <w:abstractNum w:abstractNumId="16" w15:restartNumberingAfterBreak="0">
     <w:nsid w:val="240C13DD"/>
     <w:multiLevelType w:val="multilevel"/>
     <w:tmpl w:val="4EAA6154"/>
@@ -25258,7 +29078,7 @@
       </w:rPr>
     </w:lvl>
   </w:abstractNum>
-  <w:abstractNum w:abstractNumId="14" w15:restartNumberingAfterBreak="0">
+  <w:abstractNum w:abstractNumId="17" w15:restartNumberingAfterBreak="0">
     <w:nsid w:val="2D8E5629"/>
     <w:multiLevelType w:val="multilevel"/>
     <w:tmpl w:val="34C0325C"/>
@@ -25407,7 +29227,7 @@
       </w:rPr>
     </w:lvl>
   </w:abstractNum>
-  <w:abstractNum w:abstractNumId="15" w15:restartNumberingAfterBreak="0">
+  <w:abstractNum w:abstractNumId="18" w15:restartNumberingAfterBreak="0">
     <w:nsid w:val="32E40B96"/>
     <w:multiLevelType w:val="multilevel"/>
     <w:tmpl w:val="637AB3E8"/>
@@ -25556,7 +29376,7 @@
       </w:rPr>
     </w:lvl>
   </w:abstractNum>
-  <w:abstractNum w:abstractNumId="16" w15:restartNumberingAfterBreak="0">
+  <w:abstractNum w:abstractNumId="19" w15:restartNumberingAfterBreak="0">
     <w:nsid w:val="3A64449D"/>
     <w:multiLevelType w:val="multilevel"/>
     <w:tmpl w:val="FD5E96D2"/>
@@ -25705,7 +29525,7 @@
       </w:rPr>
     </w:lvl>
   </w:abstractNum>
-  <w:abstractNum w:abstractNumId="17" w15:restartNumberingAfterBreak="0">
+  <w:abstractNum w:abstractNumId="20" w15:restartNumberingAfterBreak="0">
     <w:nsid w:val="3D0F19D4"/>
     <w:multiLevelType w:val="multilevel"/>
     <w:tmpl w:val="08225EA2"/>
@@ -25854,7 +29674,7 @@
       </w:rPr>
     </w:lvl>
   </w:abstractNum>
-  <w:abstractNum w:abstractNumId="18" w15:restartNumberingAfterBreak="0">
+  <w:abstractNum w:abstractNumId="21" w15:restartNumberingAfterBreak="0">
     <w:nsid w:val="41A465BB"/>
     <w:multiLevelType w:val="multilevel"/>
     <w:tmpl w:val="2CD2D53C"/>
@@ -26003,7 +29823,7 @@
       </w:rPr>
     </w:lvl>
   </w:abstractNum>
-  <w:abstractNum w:abstractNumId="19" w15:restartNumberingAfterBreak="0">
+  <w:abstractNum w:abstractNumId="22" w15:restartNumberingAfterBreak="0">
     <w:nsid w:val="459C3F50"/>
     <w:multiLevelType w:val="multilevel"/>
     <w:tmpl w:val="4FFE446A"/>
@@ -26152,7 +29972,7 @@
       </w:rPr>
     </w:lvl>
   </w:abstractNum>
-  <w:abstractNum w:abstractNumId="20" w15:restartNumberingAfterBreak="0">
+  <w:abstractNum w:abstractNumId="23" w15:restartNumberingAfterBreak="0">
     <w:nsid w:val="4D5F00ED"/>
     <w:multiLevelType w:val="hybridMultilevel"/>
     <w:tmpl w:val="9616755E"/>
@@ -26265,7 +30085,7 @@
       </w:rPr>
     </w:lvl>
   </w:abstractNum>
-  <w:abstractNum w:abstractNumId="21" w15:restartNumberingAfterBreak="0">
+  <w:abstractNum w:abstractNumId="24" w15:restartNumberingAfterBreak="0">
     <w:nsid w:val="4DA336B3"/>
     <w:multiLevelType w:val="multilevel"/>
     <w:tmpl w:val="80D0111E"/>
@@ -26414,7 +30234,7 @@
       </w:rPr>
     </w:lvl>
   </w:abstractNum>
-  <w:abstractNum w:abstractNumId="22" w15:restartNumberingAfterBreak="0">
+  <w:abstractNum w:abstractNumId="25" w15:restartNumberingAfterBreak="0">
     <w:nsid w:val="4EA5604F"/>
     <w:multiLevelType w:val="multilevel"/>
     <w:tmpl w:val="1F72CEEA"/>
@@ -26563,7 +30383,7 @@
       </w:rPr>
     </w:lvl>
   </w:abstractNum>
-  <w:abstractNum w:abstractNumId="23" w15:restartNumberingAfterBreak="0">
+  <w:abstractNum w:abstractNumId="26" w15:restartNumberingAfterBreak="0">
     <w:nsid w:val="4F176EA9"/>
     <w:multiLevelType w:val="multilevel"/>
     <w:tmpl w:val="33440774"/>
@@ -26712,7 +30532,7 @@
       </w:rPr>
     </w:lvl>
   </w:abstractNum>
-  <w:abstractNum w:abstractNumId="24" w15:restartNumberingAfterBreak="0">
+  <w:abstractNum w:abstractNumId="27" w15:restartNumberingAfterBreak="0">
     <w:nsid w:val="54034C37"/>
     <w:multiLevelType w:val="multilevel"/>
     <w:tmpl w:val="31362F0C"/>
@@ -26861,7 +30681,7 @@
       </w:rPr>
     </w:lvl>
   </w:abstractNum>
-  <w:abstractNum w:abstractNumId="25" w15:restartNumberingAfterBreak="0">
+  <w:abstractNum w:abstractNumId="28" w15:restartNumberingAfterBreak="0">
     <w:nsid w:val="5732536C"/>
     <w:multiLevelType w:val="multilevel"/>
     <w:tmpl w:val="45124040"/>
@@ -27010,7 +30830,7 @@
       </w:rPr>
     </w:lvl>
   </w:abstractNum>
-  <w:abstractNum w:abstractNumId="26" w15:restartNumberingAfterBreak="0">
+  <w:abstractNum w:abstractNumId="29" w15:restartNumberingAfterBreak="0">
     <w:nsid w:val="576F7F9D"/>
     <w:multiLevelType w:val="multilevel"/>
     <w:tmpl w:val="082E1850"/>
@@ -27159,7 +30979,7 @@
       </w:rPr>
     </w:lvl>
   </w:abstractNum>
-  <w:abstractNum w:abstractNumId="27" w15:restartNumberingAfterBreak="0">
+  <w:abstractNum w:abstractNumId="30" w15:restartNumberingAfterBreak="0">
     <w:nsid w:val="58517687"/>
     <w:multiLevelType w:val="multilevel"/>
     <w:tmpl w:val="BE5C846A"/>
@@ -27308,7 +31128,7 @@
       </w:rPr>
     </w:lvl>
   </w:abstractNum>
-  <w:abstractNum w:abstractNumId="28" w15:restartNumberingAfterBreak="0">
+  <w:abstractNum w:abstractNumId="31" w15:restartNumberingAfterBreak="0">
     <w:nsid w:val="59FE25BB"/>
     <w:multiLevelType w:val="multilevel"/>
     <w:tmpl w:val="8018B156"/>
@@ -27457,7 +31277,7 @@
       </w:rPr>
     </w:lvl>
   </w:abstractNum>
-  <w:abstractNum w:abstractNumId="29" w15:restartNumberingAfterBreak="0">
+  <w:abstractNum w:abstractNumId="32" w15:restartNumberingAfterBreak="0">
     <w:nsid w:val="5ECA3990"/>
     <w:multiLevelType w:val="multilevel"/>
     <w:tmpl w:val="FDD2002A"/>
@@ -27606,7 +31426,7 @@
       </w:rPr>
     </w:lvl>
   </w:abstractNum>
-  <w:abstractNum w:abstractNumId="30" w15:restartNumberingAfterBreak="0">
+  <w:abstractNum w:abstractNumId="33" w15:restartNumberingAfterBreak="0">
     <w:nsid w:val="5EE82890"/>
     <w:multiLevelType w:val="multilevel"/>
     <w:tmpl w:val="C7664FBE"/>
@@ -27755,7 +31575,7 @@
       </w:rPr>
     </w:lvl>
   </w:abstractNum>
-  <w:abstractNum w:abstractNumId="31" w15:restartNumberingAfterBreak="0">
+  <w:abstractNum w:abstractNumId="34" w15:restartNumberingAfterBreak="0">
     <w:nsid w:val="5FB74AAD"/>
     <w:multiLevelType w:val="multilevel"/>
     <w:tmpl w:val="279617BA"/>
@@ -27904,7 +31724,7 @@
       </w:rPr>
     </w:lvl>
   </w:abstractNum>
-  <w:abstractNum w:abstractNumId="32" w15:restartNumberingAfterBreak="0">
+  <w:abstractNum w:abstractNumId="35" w15:restartNumberingAfterBreak="0">
     <w:nsid w:val="612F13EA"/>
     <w:multiLevelType w:val="multilevel"/>
     <w:tmpl w:val="6486F730"/>
@@ -28053,7 +31873,7 @@
       </w:rPr>
     </w:lvl>
   </w:abstractNum>
-  <w:abstractNum w:abstractNumId="33" w15:restartNumberingAfterBreak="0">
+  <w:abstractNum w:abstractNumId="36" w15:restartNumberingAfterBreak="0">
     <w:nsid w:val="67FF7DD0"/>
     <w:multiLevelType w:val="multilevel"/>
     <w:tmpl w:val="B2A4B264"/>
@@ -28202,7 +32022,7 @@
       </w:rPr>
     </w:lvl>
   </w:abstractNum>
-  <w:abstractNum w:abstractNumId="34" w15:restartNumberingAfterBreak="0">
+  <w:abstractNum w:abstractNumId="37" w15:restartNumberingAfterBreak="0">
     <w:nsid w:val="687C3304"/>
     <w:multiLevelType w:val="multilevel"/>
     <w:tmpl w:val="D560677E"/>
@@ -28351,7 +32171,7 @@
       </w:rPr>
     </w:lvl>
   </w:abstractNum>
-  <w:abstractNum w:abstractNumId="35" w15:restartNumberingAfterBreak="0">
+  <w:abstractNum w:abstractNumId="38" w15:restartNumberingAfterBreak="0">
     <w:nsid w:val="68C94242"/>
     <w:multiLevelType w:val="multilevel"/>
     <w:tmpl w:val="215C3F28"/>
@@ -28500,7 +32320,7 @@
       </w:rPr>
     </w:lvl>
   </w:abstractNum>
-  <w:abstractNum w:abstractNumId="36" w15:restartNumberingAfterBreak="0">
+  <w:abstractNum w:abstractNumId="39" w15:restartNumberingAfterBreak="0">
     <w:nsid w:val="6ECB42AE"/>
     <w:multiLevelType w:val="multilevel"/>
     <w:tmpl w:val="B430306A"/>
@@ -28649,7 +32469,7 @@
       </w:rPr>
     </w:lvl>
   </w:abstractNum>
-  <w:abstractNum w:abstractNumId="37" w15:restartNumberingAfterBreak="0">
+  <w:abstractNum w:abstractNumId="40" w15:restartNumberingAfterBreak="0">
     <w:nsid w:val="6EDE0668"/>
     <w:multiLevelType w:val="multilevel"/>
     <w:tmpl w:val="FA32F4D0"/>
@@ -28798,7 +32618,7 @@
       </w:rPr>
     </w:lvl>
   </w:abstractNum>
-  <w:abstractNum w:abstractNumId="38" w15:restartNumberingAfterBreak="0">
+  <w:abstractNum w:abstractNumId="41" w15:restartNumberingAfterBreak="0">
     <w:nsid w:val="76957425"/>
     <w:multiLevelType w:val="multilevel"/>
     <w:tmpl w:val="0944E10A"/>
@@ -28943,7 +32763,7 @@
       </w:rPr>
     </w:lvl>
   </w:abstractNum>
-  <w:abstractNum w:abstractNumId="39" w15:restartNumberingAfterBreak="0">
+  <w:abstractNum w:abstractNumId="42" w15:restartNumberingAfterBreak="0">
     <w:nsid w:val="7A944F86"/>
     <w:multiLevelType w:val="multilevel"/>
     <w:tmpl w:val="070466B4"/>
@@ -29092,7 +32912,7 @@
       </w:rPr>
     </w:lvl>
   </w:abstractNum>
-  <w:abstractNum w:abstractNumId="40" w15:restartNumberingAfterBreak="0">
+  <w:abstractNum w:abstractNumId="43" w15:restartNumberingAfterBreak="0">
     <w:nsid w:val="7C081E21"/>
     <w:multiLevelType w:val="multilevel"/>
     <w:tmpl w:val="22DA6586"/>
@@ -29242,127 +33062,136 @@
     </w:lvl>
   </w:abstractNum>
   <w:num w:numId="1" w16cid:durableId="1086344120">
-    <w:abstractNumId w:val="37"/>
+    <w:abstractNumId w:val="40"/>
   </w:num>
   <w:num w:numId="2" w16cid:durableId="1151554133">
-    <w:abstractNumId w:val="20"/>
+    <w:abstractNumId w:val="23"/>
   </w:num>
   <w:num w:numId="3" w16cid:durableId="703529920">
-    <w:abstractNumId w:val="23"/>
+    <w:abstractNumId w:val="26"/>
   </w:num>
   <w:num w:numId="4" w16cid:durableId="1827892136">
     <w:abstractNumId w:val="0"/>
   </w:num>
   <w:num w:numId="5" w16cid:durableId="929697068">
-    <w:abstractNumId w:val="27"/>
+    <w:abstractNumId w:val="30"/>
   </w:num>
   <w:num w:numId="6" w16cid:durableId="1140000067">
-    <w:abstractNumId w:val="6"/>
+    <w:abstractNumId w:val="7"/>
   </w:num>
   <w:num w:numId="7" w16cid:durableId="372000616">
     <w:abstractNumId w:val="4"/>
   </w:num>
   <w:num w:numId="8" w16cid:durableId="617178289">
-    <w:abstractNumId w:val="7"/>
+    <w:abstractNumId w:val="8"/>
   </w:num>
   <w:num w:numId="9" w16cid:durableId="1272397074">
-    <w:abstractNumId w:val="16"/>
+    <w:abstractNumId w:val="19"/>
   </w:num>
   <w:num w:numId="10" w16cid:durableId="379939520">
-    <w:abstractNumId w:val="40"/>
+    <w:abstractNumId w:val="43"/>
   </w:num>
   <w:num w:numId="11" w16cid:durableId="754790406">
-    <w:abstractNumId w:val="13"/>
+    <w:abstractNumId w:val="16"/>
   </w:num>
   <w:num w:numId="12" w16cid:durableId="275715120">
     <w:abstractNumId w:val="1"/>
   </w:num>
   <w:num w:numId="13" w16cid:durableId="887495243">
-    <w:abstractNumId w:val="14"/>
+    <w:abstractNumId w:val="17"/>
   </w:num>
   <w:num w:numId="14" w16cid:durableId="351342424">
-    <w:abstractNumId w:val="24"/>
+    <w:abstractNumId w:val="27"/>
   </w:num>
   <w:num w:numId="15" w16cid:durableId="2027712030">
     <w:abstractNumId w:val="3"/>
   </w:num>
   <w:num w:numId="16" w16cid:durableId="845897322">
+    <w:abstractNumId w:val="42"/>
+  </w:num>
+  <w:num w:numId="17" w16cid:durableId="1806963993">
+    <w:abstractNumId w:val="12"/>
+  </w:num>
+  <w:num w:numId="18" w16cid:durableId="1402287090">
+    <w:abstractNumId w:val="34"/>
+  </w:num>
+  <w:num w:numId="19" w16cid:durableId="489905773">
+    <w:abstractNumId w:val="18"/>
+  </w:num>
+  <w:num w:numId="20" w16cid:durableId="1806852987">
+    <w:abstractNumId w:val="37"/>
+  </w:num>
+  <w:num w:numId="21" w16cid:durableId="978343303">
+    <w:abstractNumId w:val="38"/>
+  </w:num>
+  <w:num w:numId="22" w16cid:durableId="184558533">
+    <w:abstractNumId w:val="36"/>
+  </w:num>
+  <w:num w:numId="23" w16cid:durableId="1003778510">
+    <w:abstractNumId w:val="6"/>
+  </w:num>
+  <w:num w:numId="24" w16cid:durableId="691802261">
+    <w:abstractNumId w:val="11"/>
+  </w:num>
+  <w:num w:numId="25" w16cid:durableId="340670293">
+    <w:abstractNumId w:val="29"/>
+  </w:num>
+  <w:num w:numId="26" w16cid:durableId="125128211">
+    <w:abstractNumId w:val="15"/>
+  </w:num>
+  <w:num w:numId="27" w16cid:durableId="1797983966">
+    <w:abstractNumId w:val="31"/>
+  </w:num>
+  <w:num w:numId="28" w16cid:durableId="1615941485">
+    <w:abstractNumId w:val="20"/>
+  </w:num>
+  <w:num w:numId="29" w16cid:durableId="1012756773">
+    <w:abstractNumId w:val="35"/>
+  </w:num>
+  <w:num w:numId="30" w16cid:durableId="2057269391">
+    <w:abstractNumId w:val="41"/>
+  </w:num>
+  <w:num w:numId="31" w16cid:durableId="627128623">
+    <w:abstractNumId w:val="28"/>
+  </w:num>
+  <w:num w:numId="32" w16cid:durableId="1417635433">
+    <w:abstractNumId w:val="32"/>
+  </w:num>
+  <w:num w:numId="33" w16cid:durableId="2111200636">
+    <w:abstractNumId w:val="22"/>
+  </w:num>
+  <w:num w:numId="34" w16cid:durableId="1184057618">
+    <w:abstractNumId w:val="33"/>
+  </w:num>
+  <w:num w:numId="35" w16cid:durableId="156382561">
+    <w:abstractNumId w:val="21"/>
+  </w:num>
+  <w:num w:numId="36" w16cid:durableId="99961017">
+    <w:abstractNumId w:val="13"/>
+  </w:num>
+  <w:num w:numId="37" w16cid:durableId="1352759027">
     <w:abstractNumId w:val="39"/>
   </w:num>
-  <w:num w:numId="17" w16cid:durableId="1806963993">
+  <w:num w:numId="38" w16cid:durableId="1402676827">
     <w:abstractNumId w:val="10"/>
   </w:num>
-  <w:num w:numId="18" w16cid:durableId="1402287090">
-    <w:abstractNumId w:val="31"/>
-  </w:num>
-  <w:num w:numId="19" w16cid:durableId="489905773">
-    <w:abstractNumId w:val="15"/>
-  </w:num>
-  <w:num w:numId="20" w16cid:durableId="1806852987">
-    <w:abstractNumId w:val="34"/>
-  </w:num>
-  <w:num w:numId="21" w16cid:durableId="978343303">
-    <w:abstractNumId w:val="35"/>
-  </w:num>
-  <w:num w:numId="22" w16cid:durableId="184558533">
-    <w:abstractNumId w:val="33"/>
-  </w:num>
-  <w:num w:numId="23" w16cid:durableId="1003778510">
-    <w:abstractNumId w:val="5"/>
-  </w:num>
-  <w:num w:numId="24" w16cid:durableId="691802261">
-    <w:abstractNumId w:val="9"/>
-  </w:num>
-  <w:num w:numId="25" w16cid:durableId="340670293">
-    <w:abstractNumId w:val="26"/>
-  </w:num>
-  <w:num w:numId="26" w16cid:durableId="125128211">
-    <w:abstractNumId w:val="12"/>
-  </w:num>
-  <w:num w:numId="27" w16cid:durableId="1797983966">
-    <w:abstractNumId w:val="28"/>
-  </w:num>
-  <w:num w:numId="28" w16cid:durableId="1615941485">
-    <w:abstractNumId w:val="17"/>
-  </w:num>
-  <w:num w:numId="29" w16cid:durableId="1012756773">
-    <w:abstractNumId w:val="32"/>
-  </w:num>
-  <w:num w:numId="30" w16cid:durableId="2057269391">
-    <w:abstractNumId w:val="38"/>
-  </w:num>
-  <w:num w:numId="31" w16cid:durableId="627128623">
-    <w:abstractNumId w:val="25"/>
-  </w:num>
-  <w:num w:numId="32" w16cid:durableId="1417635433">
-    <w:abstractNumId w:val="29"/>
-  </w:num>
-  <w:num w:numId="33" w16cid:durableId="2111200636">
-    <w:abstractNumId w:val="19"/>
-  </w:num>
-  <w:num w:numId="34" w16cid:durableId="1184057618">
-    <w:abstractNumId w:val="30"/>
-  </w:num>
-  <w:num w:numId="35" w16cid:durableId="156382561">
-    <w:abstractNumId w:val="18"/>
-  </w:num>
-  <w:num w:numId="36" w16cid:durableId="99961017">
-    <w:abstractNumId w:val="11"/>
-  </w:num>
-  <w:num w:numId="37" w16cid:durableId="1352759027">
-    <w:abstractNumId w:val="36"/>
-  </w:num>
-  <w:num w:numId="38" w16cid:durableId="1402676827">
-    <w:abstractNumId w:val="8"/>
-  </w:num>
   <w:num w:numId="39" w16cid:durableId="383598473">
-    <w:abstractNumId w:val="21"/>
+    <w:abstractNumId w:val="24"/>
   </w:num>
   <w:num w:numId="40" w16cid:durableId="1208420864">
-    <w:abstractNumId w:val="22"/>
+    <w:abstractNumId w:val="25"/>
   </w:num>
   <w:num w:numId="41" w16cid:durableId="1960142623">
     <w:abstractNumId w:val="2"/>
+  </w:num>
+  <w:num w:numId="42" w16cid:durableId="1809737008">
+    <w:abstractNumId w:val="14"/>
+  </w:num>
+  <w:num w:numId="43" w16cid:durableId="1764185175">
+    <w:abstractNumId w:val="9"/>
+  </w:num>
+  <w:num w:numId="44" w16cid:durableId="191264638">
+    <w:abstractNumId w:val="5"/>
   </w:num>
 </w:numbering>
 </file>
@@ -29765,7 +33594,7 @@
   <w:style w:type="paragraph" w:default="1" w:styleId="Normal">
     <w:name w:val="Normal"/>
     <w:qFormat/>
-    <w:rsid w:val="00260A7C"/>
+    <w:rsid w:val="00BE6741"/>
   </w:style>
   <w:style w:type="paragraph" w:styleId="Heading1">
     <w:name w:val="heading 1"/>
@@ -29794,7 +33623,6 @@
     <w:next w:val="Normal"/>
     <w:link w:val="Heading2Char"/>
     <w:uiPriority w:val="9"/>
-    <w:semiHidden/>
     <w:unhideWhenUsed/>
     <w:qFormat/>
     <w:rsid w:val="00923EFD"/>
@@ -29817,7 +33645,6 @@
     <w:next w:val="Normal"/>
     <w:link w:val="Heading3Char"/>
     <w:uiPriority w:val="9"/>
-    <w:semiHidden/>
     <w:unhideWhenUsed/>
     <w:qFormat/>
     <w:rsid w:val="00923EFD"/>
@@ -30010,7 +33837,6 @@
     <w:basedOn w:val="DefaultParagraphFont"/>
     <w:link w:val="Heading2"/>
     <w:uiPriority w:val="9"/>
-    <w:semiHidden/>
     <w:rsid w:val="00923EFD"/>
     <w:rPr>
       <w:rFonts w:asciiTheme="majorHAnsi" w:eastAsiaTheme="majorEastAsia" w:hAnsiTheme="majorHAnsi" w:cstheme="majorBidi"/>
@@ -30024,7 +33850,6 @@
     <w:basedOn w:val="DefaultParagraphFont"/>
     <w:link w:val="Heading3"/>
     <w:uiPriority w:val="9"/>
-    <w:semiHidden/>
     <w:rsid w:val="00923EFD"/>
     <w:rPr>
       <w:rFonts w:eastAsiaTheme="majorEastAsia" w:cstheme="majorBidi"/>
